--- a/content/W02/SAT/paper/C2_W02_SAT_recap_paper_STUDENT.docx
+++ b/content/W02/SAT/paper/C2_W02_SAT_recap_paper_STUDENT.docx
@@ -7142,6 +7142,68 @@
               <w:t xml:space="preserve">The warehouse holds 1,000 Q2 orders. 920 orders have one payment row. 50 orders have two payment rows, because the gateway retried and recorded the same payment a second time. 30 delivered orders have no payment row.</w:t>
             </w:r>
           </w:p>
+          <w:p>
+            <w:pPr>
+              <w:spacing w:after="60" w:before="60"/>
+              <w:jc w:val="center"/>
+            </w:pPr>
+            <w:r>
+              <w:drawing>
+                <wp:inline distT="0" distB="0" distL="0" distR="0">
+                  <wp:extent cx="5372100" cy="1476375"/>
+                  <wp:effectExtent t="0" r="0" b="0" l="0"/>
+                  <wp:docPr id="1" name="" descr="" title=""/>
+                  <wp:cNvGraphicFramePr>
+                    <a:graphicFrameLocks xmlns:a="http://schemas.openxmlformats.org/drawingml/2006/main" noChangeAspect="1"/>
+                  </wp:cNvGraphicFramePr>
+                  <a:graphic xmlns:a="http://schemas.openxmlformats.org/drawingml/2006/main">
+                    <a:graphicData uri="http://schemas.openxmlformats.org/drawingml/2006/picture">
+                      <pic:pic xmlns:pic="http://schemas.openxmlformats.org/drawingml/2006/picture">
+                        <pic:nvPicPr>
+                          <pic:cNvPr id="0" name="" descr=""/>
+                          <pic:cNvPicPr>
+                            <a:picLocks noChangeAspect="1" noChangeArrowheads="1"/>
+                          </pic:cNvPicPr>
+                        </pic:nvPicPr>
+                        <pic:blipFill>
+                          <a:blip r:embed="rId9" cstate="none"/>
+                          <a:srcRect/>
+                          <a:stretch>
+                            <a:fillRect/>
+                          </a:stretch>
+                        </pic:blipFill>
+                        <pic:spPr bwMode="auto">
+                          <a:xfrm>
+                            <a:off x="0" y="0"/>
+                            <a:ext cx="5372100" cy="1476375"/>
+                          </a:xfrm>
+                          <a:prstGeom prst="rect">
+                            <a:avLst/>
+                          </a:prstGeom>
+                        </pic:spPr>
+                      </pic:pic>
+                    </a:graphicData>
+                  </a:graphic>
+                </wp:inline>
+              </w:drawing>
+            </w:r>
+          </w:p>
+          <w:p>
+            <w:pPr>
+              <w:spacing w:after="80"/>
+              <w:jc w:val="center"/>
+            </w:pPr>
+            <w:r>
+              <w:rPr>
+                <w:i/>
+                <w:iCs/>
+                <w:color w:val="6B6690"/>
+                <w:sz w:val="18"/>
+                <w:szCs w:val="18"/>
+              </w:rPr>
+              <w:t xml:space="preserve">The orders and their payment rows, as the situation describes them.</w:t>
+            </w:r>
+          </w:p>
         </w:tc>
       </w:tr>
     </w:tbl>
@@ -7665,6 +7727,500 @@
               <w:t xml:space="preserve">Q2 revenue in Rs thousand for six Retail-Plus members: A 900, B 850, C 850, D 700, E 700, F 650. Ranks run from the highest revenue down.</w:t>
             </w:r>
           </w:p>
+          <w:tbl>
+            <w:tblPr>
+              <w:tblW w:type="dxa" w:w="9526"/>
+              <w:tblBorders>
+                <w:top w:val="single" w:color="auto" w:sz="4"/>
+                <w:left w:val="single" w:color="auto" w:sz="4"/>
+                <w:bottom w:val="single" w:color="auto" w:sz="4"/>
+                <w:right w:val="single" w:color="auto" w:sz="4"/>
+                <w:insideH w:val="single" w:color="auto" w:sz="4"/>
+                <w:insideV w:val="single" w:color="auto" w:sz="4"/>
+              </w:tblBorders>
+            </w:tblPr>
+            <w:tblGrid>
+              <w:gridCol w:w="4763"/>
+              <w:gridCol w:w="4763"/>
+            </w:tblGrid>
+            <w:tr>
+              <w:trPr>
+                <w:tblHeader/>
+              </w:trPr>
+              <w:tc>
+                <w:tcPr>
+                  <w:tcW w:type="dxa" w:w="4763"/>
+                  <w:tcBorders>
+                    <w:top w:val="single" w:color="1A0F5C" w:sz="6"/>
+                    <w:left w:val="single" w:color="1A0F5C" w:sz="6"/>
+                    <w:bottom w:val="single" w:color="1A0F5C" w:sz="6"/>
+                    <w:right w:val="single" w:color="1A0F5C" w:sz="6"/>
+                  </w:tcBorders>
+                  <w:shd w:fill="1A0F5C" w:color="auto" w:val="clear"/>
+                  <w:tcMar>
+                    <w:top w:type="dxa" w:w="90"/>
+                    <w:left w:type="dxa" w:w="140"/>
+                    <w:bottom w:type="dxa" w:w="90"/>
+                    <w:right w:type="dxa" w:w="140"/>
+                  </w:tcMar>
+                </w:tcPr>
+                <w:p>
+                  <w:pPr>
+                    <w:spacing w:after="80"/>
+                  </w:pPr>
+                  <w:r>
+                    <w:rPr>
+                      <w:b/>
+                      <w:bCs/>
+                      <w:color w:val="FFFFFF"/>
+                      <w:sz w:val="18"/>
+                      <w:szCs w:val="18"/>
+                    </w:rPr>
+                    <w:t xml:space="preserve">Member</w:t>
+                  </w:r>
+                </w:p>
+              </w:tc>
+              <w:tc>
+                <w:tcPr>
+                  <w:tcW w:type="dxa" w:w="4763"/>
+                  <w:tcBorders>
+                    <w:top w:val="single" w:color="1A0F5C" w:sz="6"/>
+                    <w:left w:val="single" w:color="1A0F5C" w:sz="6"/>
+                    <w:bottom w:val="single" w:color="1A0F5C" w:sz="6"/>
+                    <w:right w:val="single" w:color="1A0F5C" w:sz="6"/>
+                  </w:tcBorders>
+                  <w:shd w:fill="1A0F5C" w:color="auto" w:val="clear"/>
+                  <w:tcMar>
+                    <w:top w:type="dxa" w:w="90"/>
+                    <w:left w:type="dxa" w:w="140"/>
+                    <w:bottom w:type="dxa" w:w="90"/>
+                    <w:right w:type="dxa" w:w="140"/>
+                  </w:tcMar>
+                </w:tcPr>
+                <w:p>
+                  <w:pPr>
+                    <w:spacing w:after="80"/>
+                  </w:pPr>
+                  <w:r>
+                    <w:rPr>
+                      <w:b/>
+                      <w:bCs/>
+                      <w:color w:val="FFFFFF"/>
+                      <w:sz w:val="18"/>
+                      <w:szCs w:val="18"/>
+                    </w:rPr>
+                    <w:t xml:space="preserve">Q2 revenue, Rs thousand</w:t>
+                  </w:r>
+                </w:p>
+              </w:tc>
+            </w:tr>
+            <w:tr>
+              <w:tc>
+                <w:tcPr>
+                  <w:tcW w:type="dxa" w:w="4763"/>
+                  <w:tcBorders>
+                    <w:top w:val="single" w:color="CFC9EE" w:sz="6"/>
+                    <w:left w:val="single" w:color="CFC9EE" w:sz="6"/>
+                    <w:bottom w:val="single" w:color="CFC9EE" w:sz="6"/>
+                    <w:right w:val="single" w:color="CFC9EE" w:sz="6"/>
+                  </w:tcBorders>
+                  <w:tcMar>
+                    <w:top w:type="dxa" w:w="90"/>
+                    <w:left w:type="dxa" w:w="140"/>
+                    <w:bottom w:type="dxa" w:w="90"/>
+                    <w:right w:type="dxa" w:w="140"/>
+                  </w:tcMar>
+                </w:tcPr>
+                <w:p>
+                  <w:pPr>
+                    <w:spacing w:after="80"/>
+                  </w:pPr>
+                  <w:r>
+                    <w:rPr>
+                      <w:color w:val="1A0F5C"/>
+                      <w:sz w:val="18"/>
+                      <w:szCs w:val="18"/>
+                    </w:rPr>
+                    <w:t xml:space="preserve">A</w:t>
+                  </w:r>
+                </w:p>
+              </w:tc>
+              <w:tc>
+                <w:tcPr>
+                  <w:tcW w:type="dxa" w:w="4763"/>
+                  <w:tcBorders>
+                    <w:top w:val="single" w:color="CFC9EE" w:sz="6"/>
+                    <w:left w:val="single" w:color="CFC9EE" w:sz="6"/>
+                    <w:bottom w:val="single" w:color="CFC9EE" w:sz="6"/>
+                    <w:right w:val="single" w:color="CFC9EE" w:sz="6"/>
+                  </w:tcBorders>
+                  <w:tcMar>
+                    <w:top w:type="dxa" w:w="90"/>
+                    <w:left w:type="dxa" w:w="140"/>
+                    <w:bottom w:type="dxa" w:w="90"/>
+                    <w:right w:type="dxa" w:w="140"/>
+                  </w:tcMar>
+                </w:tcPr>
+                <w:p>
+                  <w:pPr>
+                    <w:spacing w:after="80"/>
+                  </w:pPr>
+                  <w:r>
+                    <w:rPr>
+                      <w:b w:val="false"/>
+                      <w:bCs w:val="false"/>
+                      <w:color w:val="1A0F5C"/>
+                      <w:sz w:val="18"/>
+                      <w:szCs w:val="18"/>
+                    </w:rPr>
+                    <w:t xml:space="preserve">900</w:t>
+                  </w:r>
+                </w:p>
+              </w:tc>
+            </w:tr>
+            <w:tr>
+              <w:tc>
+                <w:tcPr>
+                  <w:tcW w:type="dxa" w:w="4763"/>
+                  <w:tcBorders>
+                    <w:top w:val="single" w:color="CFC9EE" w:sz="6"/>
+                    <w:left w:val="single" w:color="CFC9EE" w:sz="6"/>
+                    <w:bottom w:val="single" w:color="CFC9EE" w:sz="6"/>
+                    <w:right w:val="single" w:color="CFC9EE" w:sz="6"/>
+                  </w:tcBorders>
+                  <w:shd w:fill="F4F2FA" w:color="auto" w:val="clear"/>
+                  <w:tcMar>
+                    <w:top w:type="dxa" w:w="90"/>
+                    <w:left w:type="dxa" w:w="140"/>
+                    <w:bottom w:type="dxa" w:w="90"/>
+                    <w:right w:type="dxa" w:w="140"/>
+                  </w:tcMar>
+                </w:tcPr>
+                <w:p>
+                  <w:pPr>
+                    <w:spacing w:after="80"/>
+                  </w:pPr>
+                  <w:r>
+                    <w:rPr>
+                      <w:color w:val="1A0F5C"/>
+                      <w:sz w:val="18"/>
+                      <w:szCs w:val="18"/>
+                    </w:rPr>
+                    <w:t xml:space="preserve">B</w:t>
+                  </w:r>
+                </w:p>
+              </w:tc>
+              <w:tc>
+                <w:tcPr>
+                  <w:tcW w:type="dxa" w:w="4763"/>
+                  <w:tcBorders>
+                    <w:top w:val="single" w:color="CFC9EE" w:sz="6"/>
+                    <w:left w:val="single" w:color="CFC9EE" w:sz="6"/>
+                    <w:bottom w:val="single" w:color="CFC9EE" w:sz="6"/>
+                    <w:right w:val="single" w:color="CFC9EE" w:sz="6"/>
+                  </w:tcBorders>
+                  <w:shd w:fill="F4F2FA" w:color="auto" w:val="clear"/>
+                  <w:tcMar>
+                    <w:top w:type="dxa" w:w="90"/>
+                    <w:left w:type="dxa" w:w="140"/>
+                    <w:bottom w:type="dxa" w:w="90"/>
+                    <w:right w:type="dxa" w:w="140"/>
+                  </w:tcMar>
+                </w:tcPr>
+                <w:p>
+                  <w:pPr>
+                    <w:spacing w:after="80"/>
+                  </w:pPr>
+                  <w:r>
+                    <w:rPr>
+                      <w:b w:val="false"/>
+                      <w:bCs w:val="false"/>
+                      <w:color w:val="1A0F5C"/>
+                      <w:sz w:val="18"/>
+                      <w:szCs w:val="18"/>
+                    </w:rPr>
+                    <w:t xml:space="preserve">850</w:t>
+                  </w:r>
+                </w:p>
+              </w:tc>
+            </w:tr>
+            <w:tr>
+              <w:tc>
+                <w:tcPr>
+                  <w:tcW w:type="dxa" w:w="4763"/>
+                  <w:tcBorders>
+                    <w:top w:val="single" w:color="CFC9EE" w:sz="6"/>
+                    <w:left w:val="single" w:color="CFC9EE" w:sz="6"/>
+                    <w:bottom w:val="single" w:color="CFC9EE" w:sz="6"/>
+                    <w:right w:val="single" w:color="CFC9EE" w:sz="6"/>
+                  </w:tcBorders>
+                  <w:tcMar>
+                    <w:top w:type="dxa" w:w="90"/>
+                    <w:left w:type="dxa" w:w="140"/>
+                    <w:bottom w:type="dxa" w:w="90"/>
+                    <w:right w:type="dxa" w:w="140"/>
+                  </w:tcMar>
+                </w:tcPr>
+                <w:p>
+                  <w:pPr>
+                    <w:spacing w:after="80"/>
+                  </w:pPr>
+                  <w:r>
+                    <w:rPr>
+                      <w:color w:val="1A0F5C"/>
+                      <w:sz w:val="18"/>
+                      <w:szCs w:val="18"/>
+                    </w:rPr>
+                    <w:t xml:space="preserve">C</w:t>
+                  </w:r>
+                </w:p>
+              </w:tc>
+              <w:tc>
+                <w:tcPr>
+                  <w:tcW w:type="dxa" w:w="4763"/>
+                  <w:tcBorders>
+                    <w:top w:val="single" w:color="CFC9EE" w:sz="6"/>
+                    <w:left w:val="single" w:color="CFC9EE" w:sz="6"/>
+                    <w:bottom w:val="single" w:color="CFC9EE" w:sz="6"/>
+                    <w:right w:val="single" w:color="CFC9EE" w:sz="6"/>
+                  </w:tcBorders>
+                  <w:tcMar>
+                    <w:top w:type="dxa" w:w="90"/>
+                    <w:left w:type="dxa" w:w="140"/>
+                    <w:bottom w:type="dxa" w:w="90"/>
+                    <w:right w:type="dxa" w:w="140"/>
+                  </w:tcMar>
+                </w:tcPr>
+                <w:p>
+                  <w:pPr>
+                    <w:spacing w:after="80"/>
+                  </w:pPr>
+                  <w:r>
+                    <w:rPr>
+                      <w:b w:val="false"/>
+                      <w:bCs w:val="false"/>
+                      <w:color w:val="1A0F5C"/>
+                      <w:sz w:val="18"/>
+                      <w:szCs w:val="18"/>
+                    </w:rPr>
+                    <w:t xml:space="preserve">850</w:t>
+                  </w:r>
+                </w:p>
+              </w:tc>
+            </w:tr>
+            <w:tr>
+              <w:tc>
+                <w:tcPr>
+                  <w:tcW w:type="dxa" w:w="4763"/>
+                  <w:tcBorders>
+                    <w:top w:val="single" w:color="CFC9EE" w:sz="6"/>
+                    <w:left w:val="single" w:color="CFC9EE" w:sz="6"/>
+                    <w:bottom w:val="single" w:color="CFC9EE" w:sz="6"/>
+                    <w:right w:val="single" w:color="CFC9EE" w:sz="6"/>
+                  </w:tcBorders>
+                  <w:shd w:fill="F4F2FA" w:color="auto" w:val="clear"/>
+                  <w:tcMar>
+                    <w:top w:type="dxa" w:w="90"/>
+                    <w:left w:type="dxa" w:w="140"/>
+                    <w:bottom w:type="dxa" w:w="90"/>
+                    <w:right w:type="dxa" w:w="140"/>
+                  </w:tcMar>
+                </w:tcPr>
+                <w:p>
+                  <w:pPr>
+                    <w:spacing w:after="80"/>
+                  </w:pPr>
+                  <w:r>
+                    <w:rPr>
+                      <w:color w:val="1A0F5C"/>
+                      <w:sz w:val="18"/>
+                      <w:szCs w:val="18"/>
+                    </w:rPr>
+                    <w:t xml:space="preserve">D</w:t>
+                  </w:r>
+                </w:p>
+              </w:tc>
+              <w:tc>
+                <w:tcPr>
+                  <w:tcW w:type="dxa" w:w="4763"/>
+                  <w:tcBorders>
+                    <w:top w:val="single" w:color="CFC9EE" w:sz="6"/>
+                    <w:left w:val="single" w:color="CFC9EE" w:sz="6"/>
+                    <w:bottom w:val="single" w:color="CFC9EE" w:sz="6"/>
+                    <w:right w:val="single" w:color="CFC9EE" w:sz="6"/>
+                  </w:tcBorders>
+                  <w:shd w:fill="F4F2FA" w:color="auto" w:val="clear"/>
+                  <w:tcMar>
+                    <w:top w:type="dxa" w:w="90"/>
+                    <w:left w:type="dxa" w:w="140"/>
+                    <w:bottom w:type="dxa" w:w="90"/>
+                    <w:right w:type="dxa" w:w="140"/>
+                  </w:tcMar>
+                </w:tcPr>
+                <w:p>
+                  <w:pPr>
+                    <w:spacing w:after="80"/>
+                  </w:pPr>
+                  <w:r>
+                    <w:rPr>
+                      <w:b w:val="false"/>
+                      <w:bCs w:val="false"/>
+                      <w:color w:val="1A0F5C"/>
+                      <w:sz w:val="18"/>
+                      <w:szCs w:val="18"/>
+                    </w:rPr>
+                    <w:t xml:space="preserve">700</w:t>
+                  </w:r>
+                </w:p>
+              </w:tc>
+            </w:tr>
+            <w:tr>
+              <w:tc>
+                <w:tcPr>
+                  <w:tcW w:type="dxa" w:w="4763"/>
+                  <w:tcBorders>
+                    <w:top w:val="single" w:color="CFC9EE" w:sz="6"/>
+                    <w:left w:val="single" w:color="CFC9EE" w:sz="6"/>
+                    <w:bottom w:val="single" w:color="CFC9EE" w:sz="6"/>
+                    <w:right w:val="single" w:color="CFC9EE" w:sz="6"/>
+                  </w:tcBorders>
+                  <w:tcMar>
+                    <w:top w:type="dxa" w:w="90"/>
+                    <w:left w:type="dxa" w:w="140"/>
+                    <w:bottom w:type="dxa" w:w="90"/>
+                    <w:right w:type="dxa" w:w="140"/>
+                  </w:tcMar>
+                </w:tcPr>
+                <w:p>
+                  <w:pPr>
+                    <w:spacing w:after="80"/>
+                  </w:pPr>
+                  <w:r>
+                    <w:rPr>
+                      <w:color w:val="1A0F5C"/>
+                      <w:sz w:val="18"/>
+                      <w:szCs w:val="18"/>
+                    </w:rPr>
+                    <w:t xml:space="preserve">E</w:t>
+                  </w:r>
+                </w:p>
+              </w:tc>
+              <w:tc>
+                <w:tcPr>
+                  <w:tcW w:type="dxa" w:w="4763"/>
+                  <w:tcBorders>
+                    <w:top w:val="single" w:color="CFC9EE" w:sz="6"/>
+                    <w:left w:val="single" w:color="CFC9EE" w:sz="6"/>
+                    <w:bottom w:val="single" w:color="CFC9EE" w:sz="6"/>
+                    <w:right w:val="single" w:color="CFC9EE" w:sz="6"/>
+                  </w:tcBorders>
+                  <w:tcMar>
+                    <w:top w:type="dxa" w:w="90"/>
+                    <w:left w:type="dxa" w:w="140"/>
+                    <w:bottom w:type="dxa" w:w="90"/>
+                    <w:right w:type="dxa" w:w="140"/>
+                  </w:tcMar>
+                </w:tcPr>
+                <w:p>
+                  <w:pPr>
+                    <w:spacing w:after="80"/>
+                  </w:pPr>
+                  <w:r>
+                    <w:rPr>
+                      <w:b w:val="false"/>
+                      <w:bCs w:val="false"/>
+                      <w:color w:val="1A0F5C"/>
+                      <w:sz w:val="18"/>
+                      <w:szCs w:val="18"/>
+                    </w:rPr>
+                    <w:t xml:space="preserve">700</w:t>
+                  </w:r>
+                </w:p>
+              </w:tc>
+            </w:tr>
+            <w:tr>
+              <w:tc>
+                <w:tcPr>
+                  <w:tcW w:type="dxa" w:w="4763"/>
+                  <w:tcBorders>
+                    <w:top w:val="single" w:color="CFC9EE" w:sz="6"/>
+                    <w:left w:val="single" w:color="CFC9EE" w:sz="6"/>
+                    <w:bottom w:val="single" w:color="CFC9EE" w:sz="6"/>
+                    <w:right w:val="single" w:color="CFC9EE" w:sz="6"/>
+                  </w:tcBorders>
+                  <w:shd w:fill="F4F2FA" w:color="auto" w:val="clear"/>
+                  <w:tcMar>
+                    <w:top w:type="dxa" w:w="90"/>
+                    <w:left w:type="dxa" w:w="140"/>
+                    <w:bottom w:type="dxa" w:w="90"/>
+                    <w:right w:type="dxa" w:w="140"/>
+                  </w:tcMar>
+                </w:tcPr>
+                <w:p>
+                  <w:pPr>
+                    <w:spacing w:after="80"/>
+                  </w:pPr>
+                  <w:r>
+                    <w:rPr>
+                      <w:color w:val="1A0F5C"/>
+                      <w:sz w:val="18"/>
+                      <w:szCs w:val="18"/>
+                    </w:rPr>
+                    <w:t xml:space="preserve">F</w:t>
+                  </w:r>
+                </w:p>
+              </w:tc>
+              <w:tc>
+                <w:tcPr>
+                  <w:tcW w:type="dxa" w:w="4763"/>
+                  <w:tcBorders>
+                    <w:top w:val="single" w:color="CFC9EE" w:sz="6"/>
+                    <w:left w:val="single" w:color="CFC9EE" w:sz="6"/>
+                    <w:bottom w:val="single" w:color="CFC9EE" w:sz="6"/>
+                    <w:right w:val="single" w:color="CFC9EE" w:sz="6"/>
+                  </w:tcBorders>
+                  <w:shd w:fill="F4F2FA" w:color="auto" w:val="clear"/>
+                  <w:tcMar>
+                    <w:top w:type="dxa" w:w="90"/>
+                    <w:left w:type="dxa" w:w="140"/>
+                    <w:bottom w:type="dxa" w:w="90"/>
+                    <w:right w:type="dxa" w:w="140"/>
+                  </w:tcMar>
+                </w:tcPr>
+                <w:p>
+                  <w:pPr>
+                    <w:spacing w:after="80"/>
+                  </w:pPr>
+                  <w:r>
+                    <w:rPr>
+                      <w:b w:val="false"/>
+                      <w:bCs w:val="false"/>
+                      <w:color w:val="1A0F5C"/>
+                      <w:sz w:val="18"/>
+                      <w:szCs w:val="18"/>
+                    </w:rPr>
+                    <w:t xml:space="preserve">650</w:t>
+                  </w:r>
+                </w:p>
+              </w:tc>
+            </w:tr>
+          </w:tbl>
+          <w:p>
+            <w:pPr>
+              <w:spacing w:after="80"/>
+              <w:jc w:val="center"/>
+            </w:pPr>
+            <w:r>
+              <w:rPr>
+                <w:i/>
+                <w:iCs/>
+                <w:color w:val="6B6690"/>
+                <w:sz w:val="18"/>
+                <w:szCs w:val="18"/>
+              </w:rPr>
+              <w:t xml:space="preserve">The six members, highest revenue first.</w:t>
+            </w:r>
+          </w:p>
         </w:tc>
       </w:tr>
     </w:tbl>
@@ -8269,6 +8825,68 @@
                 <w:szCs w:val="21"/>
               </w:rPr>
               <w:t xml:space="preserve">Marketing's customer table has 1,000 rows. The campaign exposure table lists the same 1,000 customers, and 60 of them appear twice. An analyst merges the two on customer_id with how='left' and sends the result to Excel, where a pivot sums revenue.</w:t>
+            </w:r>
+          </w:p>
+          <w:p>
+            <w:pPr>
+              <w:spacing w:after="60" w:before="60"/>
+              <w:jc w:val="center"/>
+            </w:pPr>
+            <w:r>
+              <w:drawing>
+                <wp:inline distT="0" distB="0" distL="0" distR="0">
+                  <wp:extent cx="5286375" cy="1362075"/>
+                  <wp:effectExtent t="0" r="0" b="0" l="0"/>
+                  <wp:docPr id="1" name="" descr="" title=""/>
+                  <wp:cNvGraphicFramePr>
+                    <a:graphicFrameLocks xmlns:a="http://schemas.openxmlformats.org/drawingml/2006/main" noChangeAspect="1"/>
+                  </wp:cNvGraphicFramePr>
+                  <a:graphic xmlns:a="http://schemas.openxmlformats.org/drawingml/2006/main">
+                    <a:graphicData uri="http://schemas.openxmlformats.org/drawingml/2006/picture">
+                      <pic:pic xmlns:pic="http://schemas.openxmlformats.org/drawingml/2006/picture">
+                        <pic:nvPicPr>
+                          <pic:cNvPr id="0" name="" descr=""/>
+                          <pic:cNvPicPr>
+                            <a:picLocks noChangeAspect="1" noChangeArrowheads="1"/>
+                          </pic:cNvPicPr>
+                        </pic:nvPicPr>
+                        <pic:blipFill>
+                          <a:blip r:embed="rId10" cstate="none"/>
+                          <a:srcRect/>
+                          <a:stretch>
+                            <a:fillRect/>
+                          </a:stretch>
+                        </pic:blipFill>
+                        <pic:spPr bwMode="auto">
+                          <a:xfrm>
+                            <a:off x="0" y="0"/>
+                            <a:ext cx="5286375" cy="1362075"/>
+                          </a:xfrm>
+                          <a:prstGeom prst="rect">
+                            <a:avLst/>
+                          </a:prstGeom>
+                        </pic:spPr>
+                      </pic:pic>
+                    </a:graphicData>
+                  </a:graphic>
+                </wp:inline>
+              </w:drawing>
+            </w:r>
+          </w:p>
+          <w:p>
+            <w:pPr>
+              <w:spacing w:after="80"/>
+              <w:jc w:val="center"/>
+            </w:pPr>
+            <w:r>
+              <w:rPr>
+                <w:i/>
+                <w:iCs/>
+                <w:color w:val="6B6690"/>
+                <w:sz w:val="18"/>
+                <w:szCs w:val="18"/>
+              </w:rPr>
+              <w:t xml:space="preserve">The analyst's path from two tables to the pivot.</w:t>
             </w:r>
           </w:p>
         </w:tc>
@@ -9792,6 +10410,374 @@
                 <w:szCs w:val="21"/>
               </w:rPr>
               <w:t xml:space="preserve">Order:  ______________________________</w:t>
+            </w:r>
+          </w:p>
+        </w:tc>
+      </w:tr>
+    </w:tbl>
+    <w:p>
+      <w:pPr>
+        <w:spacing w:after="100"/>
+      </w:pPr>
+    </w:p>
+    <w:p>
+      <w:r>
+        <w:br w:type="page"/>
+      </w:r>
+    </w:p>
+    <w:p>
+      <w:pPr>
+        <w:spacing w:after="100" w:before="0"/>
+      </w:pPr>
+      <w:r>
+        <w:rPr>
+          <w:rFonts w:ascii="Georgia" w:cs="Georgia" w:eastAsia="Georgia" w:hAnsi="Georgia"/>
+          <w:color w:val="1A0F5C"/>
+          <w:sz w:val="30"/>
+          <w:szCs w:val="30"/>
+        </w:rPr>
+        <w:t xml:space="preserve">Stretch: untimed, and not marked</w:t>
+      </w:r>
+    </w:p>
+    <w:p>
+      <w:pPr>
+        <w:spacing w:after="160"/>
+      </w:pPr>
+      <w:r>
+        <w:rPr>
+          <w:color w:val="6B6690"/>
+          <w:sz w:val="21"/>
+          <w:szCs w:val="21"/>
+        </w:rPr>
+        <w:t xml:space="preserve">For anyone who finishes early. Nothing here is counted; each item is the kind an interviewer asks after your first answer, so write the answer you would say.</w:t>
+      </w:r>
+    </w:p>
+    <w:tbl>
+      <w:tblPr>
+        <w:tblW w:type="dxa" w:w="9806"/>
+        <w:tblBorders>
+          <w:top w:val="single" w:color="auto" w:sz="4"/>
+          <w:left w:val="single" w:color="auto" w:sz="4"/>
+          <w:bottom w:val="single" w:color="auto" w:sz="4"/>
+          <w:right w:val="single" w:color="auto" w:sz="4"/>
+          <w:insideH w:val="single" w:color="auto" w:sz="4"/>
+          <w:insideV w:val="single" w:color="auto" w:sz="4"/>
+        </w:tblBorders>
+      </w:tblPr>
+      <w:tblGrid>
+        <w:gridCol w:w="9806"/>
+      </w:tblGrid>
+      <w:tr>
+        <w:trPr>
+          <w:cantSplit/>
+        </w:trPr>
+        <w:tc>
+          <w:tcPr>
+            <w:tcW w:type="dxa" w:w="9806"/>
+            <w:tcBorders>
+              <w:top w:val="single" w:color="CFC9EE" w:sz="6"/>
+              <w:left w:val="single" w:color="CFC9EE" w:sz="6"/>
+              <w:bottom w:val="single" w:color="CFC9EE" w:sz="6"/>
+              <w:right w:val="single" w:color="CFC9EE" w:sz="6"/>
+            </w:tcBorders>
+            <w:tcMar>
+              <w:top w:type="dxa" w:w="90"/>
+              <w:left w:type="dxa" w:w="140"/>
+              <w:bottom w:type="dxa" w:w="90"/>
+              <w:right w:type="dxa" w:w="140"/>
+            </w:tcMar>
+          </w:tcPr>
+          <w:p>
+            <w:pPr>
+              <w:spacing w:after="80"/>
+            </w:pPr>
+            <w:r>
+              <w:rPr>
+                <w:b/>
+                <w:bCs/>
+                <w:color w:val="5B3FD6"/>
+                <w:sz w:val="22"/>
+                <w:szCs w:val="22"/>
+              </w:rPr>
+              <w:t xml:space="preserve">Stretch 1</w:t>
+            </w:r>
+          </w:p>
+          <w:p>
+            <w:pPr>
+              <w:spacing w:after="80"/>
+            </w:pPr>
+            <w:r>
+              <w:rPr>
+                <w:color w:val="1A0F5C"/>
+                <w:sz w:val="21"/>
+                <w:szCs w:val="21"/>
+              </w:rPr>
+              <w:t xml:space="preserve">COUNT(*) / COUNT(DISTINCT customer_id) over 1,000 orders and 400 customers puts 2 orders per customer in the Monday report. What went wrong, what is the right number, and how do you write it?</w:t>
+            </w:r>
+          </w:p>
+          <w:p>
+            <w:pPr>
+              <w:spacing w:after="1400"/>
+            </w:pPr>
+            <w:r>
+              <w:rPr>
+                <w:color w:val="1A0F5C"/>
+                <w:sz w:val="21"/>
+                <w:szCs w:val="21"/>
+              </w:rPr>
+              <w:t xml:space="preserve"/>
+            </w:r>
+          </w:p>
+        </w:tc>
+      </w:tr>
+    </w:tbl>
+    <w:p>
+      <w:pPr>
+        <w:spacing w:after="100"/>
+      </w:pPr>
+    </w:p>
+    <w:tbl>
+      <w:tblPr>
+        <w:tblW w:type="dxa" w:w="9806"/>
+        <w:tblBorders>
+          <w:top w:val="single" w:color="auto" w:sz="4"/>
+          <w:left w:val="single" w:color="auto" w:sz="4"/>
+          <w:bottom w:val="single" w:color="auto" w:sz="4"/>
+          <w:right w:val="single" w:color="auto" w:sz="4"/>
+          <w:insideH w:val="single" w:color="auto" w:sz="4"/>
+          <w:insideV w:val="single" w:color="auto" w:sz="4"/>
+        </w:tblBorders>
+      </w:tblPr>
+      <w:tblGrid>
+        <w:gridCol w:w="9806"/>
+      </w:tblGrid>
+      <w:tr>
+        <w:trPr>
+          <w:cantSplit/>
+        </w:trPr>
+        <w:tc>
+          <w:tcPr>
+            <w:tcW w:type="dxa" w:w="9806"/>
+            <w:tcBorders>
+              <w:top w:val="single" w:color="CFC9EE" w:sz="6"/>
+              <w:left w:val="single" w:color="CFC9EE" w:sz="6"/>
+              <w:bottom w:val="single" w:color="CFC9EE" w:sz="6"/>
+              <w:right w:val="single" w:color="CFC9EE" w:sz="6"/>
+            </w:tcBorders>
+            <w:tcMar>
+              <w:top w:type="dxa" w:w="90"/>
+              <w:left w:type="dxa" w:w="140"/>
+              <w:bottom w:type="dxa" w:w="90"/>
+              <w:right w:type="dxa" w:w="140"/>
+            </w:tcMar>
+          </w:tcPr>
+          <w:p>
+            <w:pPr>
+              <w:spacing w:after="80"/>
+            </w:pPr>
+            <w:r>
+              <w:rPr>
+                <w:b/>
+                <w:bCs/>
+                <w:color w:val="5B3FD6"/>
+                <w:sz w:val="22"/>
+                <w:szCs w:val="22"/>
+              </w:rPr>
+              <w:t xml:space="preserve">Stretch 2</w:t>
+            </w:r>
+          </w:p>
+          <w:p>
+            <w:pPr>
+              <w:spacing w:after="80"/>
+            </w:pPr>
+            <w:r>
+              <w:rPr>
+                <w:color w:val="1A0F5C"/>
+                <w:sz w:val="21"/>
+                <w:szCs w:val="21"/>
+              </w:rPr>
+              <w:t xml:space="preserve">Orders LEFT JOIN payments with WHERE payments.amount_paid &gt; 0 loses the 30 unpaid orders out of 1,000. Why, where does the condition belong, and what else do you check before Finance sees the total?</w:t>
+            </w:r>
+          </w:p>
+          <w:p>
+            <w:pPr>
+              <w:spacing w:after="1400"/>
+            </w:pPr>
+            <w:r>
+              <w:rPr>
+                <w:color w:val="1A0F5C"/>
+                <w:sz w:val="21"/>
+                <w:szCs w:val="21"/>
+              </w:rPr>
+              <w:t xml:space="preserve"/>
+            </w:r>
+          </w:p>
+        </w:tc>
+      </w:tr>
+    </w:tbl>
+    <w:p>
+      <w:pPr>
+        <w:spacing w:after="100"/>
+      </w:pPr>
+    </w:p>
+    <w:tbl>
+      <w:tblPr>
+        <w:tblW w:type="dxa" w:w="9806"/>
+        <w:tblBorders>
+          <w:top w:val="single" w:color="auto" w:sz="4"/>
+          <w:left w:val="single" w:color="auto" w:sz="4"/>
+          <w:bottom w:val="single" w:color="auto" w:sz="4"/>
+          <w:right w:val="single" w:color="auto" w:sz="4"/>
+          <w:insideH w:val="single" w:color="auto" w:sz="4"/>
+          <w:insideV w:val="single" w:color="auto" w:sz="4"/>
+        </w:tblBorders>
+      </w:tblPr>
+      <w:tblGrid>
+        <w:gridCol w:w="9806"/>
+      </w:tblGrid>
+      <w:tr>
+        <w:trPr>
+          <w:cantSplit/>
+        </w:trPr>
+        <w:tc>
+          <w:tcPr>
+            <w:tcW w:type="dxa" w:w="9806"/>
+            <w:tcBorders>
+              <w:top w:val="single" w:color="CFC9EE" w:sz="6"/>
+              <w:left w:val="single" w:color="CFC9EE" w:sz="6"/>
+              <w:bottom w:val="single" w:color="CFC9EE" w:sz="6"/>
+              <w:right w:val="single" w:color="CFC9EE" w:sz="6"/>
+            </w:tcBorders>
+            <w:tcMar>
+              <w:top w:type="dxa" w:w="90"/>
+              <w:left w:type="dxa" w:w="140"/>
+              <w:bottom w:type="dxa" w:w="90"/>
+              <w:right w:type="dxa" w:w="140"/>
+            </w:tcMar>
+          </w:tcPr>
+          <w:p>
+            <w:pPr>
+              <w:spacing w:after="80"/>
+            </w:pPr>
+            <w:r>
+              <w:rPr>
+                <w:b/>
+                <w:bCs/>
+                <w:color w:val="5B3FD6"/>
+                <w:sz w:val="22"/>
+                <w:szCs w:val="22"/>
+              </w:rPr>
+              <w:t xml:space="preserve">Stretch 3</w:t>
+            </w:r>
+          </w:p>
+          <w:p>
+            <w:pPr>
+              <w:spacing w:after="80"/>
+            </w:pPr>
+            <w:r>
+              <w:rPr>
+                <w:color w:val="1A0F5C"/>
+                <w:sz w:val="21"/>
+                <w:szCs w:val="21"/>
+              </w:rPr>
+              <w:t xml:space="preserve">A top-fifty list built with RANK returns 51 names on a tie at fifty. The segment head says ties rank the same; Finance says the list is fifty. What do you ship, and what do you say?</w:t>
+            </w:r>
+          </w:p>
+          <w:p>
+            <w:pPr>
+              <w:spacing w:after="1400"/>
+            </w:pPr>
+            <w:r>
+              <w:rPr>
+                <w:color w:val="1A0F5C"/>
+                <w:sz w:val="21"/>
+                <w:szCs w:val="21"/>
+              </w:rPr>
+              <w:t xml:space="preserve"/>
+            </w:r>
+          </w:p>
+        </w:tc>
+      </w:tr>
+    </w:tbl>
+    <w:p>
+      <w:pPr>
+        <w:spacing w:after="100"/>
+      </w:pPr>
+    </w:p>
+    <w:tbl>
+      <w:tblPr>
+        <w:tblW w:type="dxa" w:w="9806"/>
+        <w:tblBorders>
+          <w:top w:val="single" w:color="auto" w:sz="4"/>
+          <w:left w:val="single" w:color="auto" w:sz="4"/>
+          <w:bottom w:val="single" w:color="auto" w:sz="4"/>
+          <w:right w:val="single" w:color="auto" w:sz="4"/>
+          <w:insideH w:val="single" w:color="auto" w:sz="4"/>
+          <w:insideV w:val="single" w:color="auto" w:sz="4"/>
+        </w:tblBorders>
+      </w:tblPr>
+      <w:tblGrid>
+        <w:gridCol w:w="9806"/>
+      </w:tblGrid>
+      <w:tr>
+        <w:trPr>
+          <w:cantSplit/>
+        </w:trPr>
+        <w:tc>
+          <w:tcPr>
+            <w:tcW w:type="dxa" w:w="9806"/>
+            <w:tcBorders>
+              <w:top w:val="single" w:color="CFC9EE" w:sz="6"/>
+              <w:left w:val="single" w:color="CFC9EE" w:sz="6"/>
+              <w:bottom w:val="single" w:color="CFC9EE" w:sz="6"/>
+              <w:right w:val="single" w:color="CFC9EE" w:sz="6"/>
+            </w:tcBorders>
+            <w:tcMar>
+              <w:top w:type="dxa" w:w="90"/>
+              <w:left w:type="dxa" w:w="140"/>
+              <w:bottom w:type="dxa" w:w="90"/>
+              <w:right w:type="dxa" w:w="140"/>
+            </w:tcMar>
+          </w:tcPr>
+          <w:p>
+            <w:pPr>
+              <w:spacing w:after="80"/>
+            </w:pPr>
+            <w:r>
+              <w:rPr>
+                <w:b/>
+                <w:bCs/>
+                <w:color w:val="5B3FD6"/>
+                <w:sz w:val="22"/>
+                <w:szCs w:val="22"/>
+              </w:rPr>
+              <w:t xml:space="preserve">Stretch 4</w:t>
+            </w:r>
+          </w:p>
+          <w:p>
+            <w:pPr>
+              <w:spacing w:after="80"/>
+            </w:pPr>
+            <w:r>
+              <w:rPr>
+                <w:color w:val="1A0F5C"/>
+                <w:sz w:val="21"/>
+                <w:szCs w:val="21"/>
+              </w:rPr>
+              <w:t xml:space="preserve">A pandas pivot_table of revenue by segment sits far below the warehouse, and an Excel lookup shows details for an id that is in no table. Name the setting behind each, and the fix.</w:t>
+            </w:r>
+          </w:p>
+          <w:p>
+            <w:pPr>
+              <w:spacing w:after="1400"/>
+            </w:pPr>
+            <w:r>
+              <w:rPr>
+                <w:color w:val="1A0F5C"/>
+                <w:sz w:val="21"/>
+                <w:szCs w:val="21"/>
+              </w:rPr>
+              <w:t xml:space="preserve"/>
             </w:r>
           </w:p>
         </w:tc>

--- a/content/W02/SAT/paper/C2_W02_SAT_recap_paper_STUDENT.docx
+++ b/content/W02/SAT/paper/C2_W02_SAT_recap_paper_STUDENT.docx
@@ -26,7 +26,7 @@
           <w:sz w:val="21"/>
           <w:szCs w:val="21"/>
         </w:rPr>
-        <w:t xml:space="preserve">Cohort 2  ·  Saturday 17 October 2026  ·  120 minutes  ·  52 items  ·  pen and paper  ·  ungraded</w:t>
+        <w:t xml:space="preserve">Cohort 2  ·  Saturday 17 October 2026  ·  120 minutes  ·  55 items  ·  pen and paper  ·  ungraded</w:t>
       </w:r>
     </w:p>
     <w:p>
@@ -2026,7 +2026,7 @@
                 <w:sz w:val="18"/>
                 <w:szCs w:val="18"/>
               </w:rPr>
-              <w:t xml:space="preserve">whether you catch a wrong number in a query, a line of pandas or a small result before it reaches a decision</w:t>
+              <w:t xml:space="preserve">whether you catch a wrong number in a query or a few lines of pandas before it reaches a decision</w:t>
             </w:r>
           </w:p>
         </w:tc>
@@ -2059,7 +2059,7 @@
                 <w:sz w:val="18"/>
                 <w:szCs w:val="18"/>
               </w:rPr>
-              <w:t xml:space="preserve">Q52 (1)</w:t>
+              <w:t xml:space="preserve">Q52 to Q55 (4)</w:t>
             </w:r>
           </w:p>
         </w:tc>
@@ -2092,7 +2092,7 @@
                 <w:sz w:val="18"/>
                 <w:szCs w:val="18"/>
               </w:rPr>
-              <w:t xml:space="preserve">2</w:t>
+              <w:t xml:space="preserve">8.5</w:t>
             </w:r>
           </w:p>
         </w:tc>
@@ -2191,7 +2191,7 @@
                 <w:sz w:val="18"/>
                 <w:szCs w:val="18"/>
               </w:rPr>
-              <w:t xml:space="preserve">0</w:t>
+              <w:t xml:space="preserve">3</w:t>
             </w:r>
           </w:p>
         </w:tc>
@@ -2289,7 +2289,7 @@
                 <w:sz w:val="18"/>
                 <w:szCs w:val="18"/>
               </w:rPr>
-              <w:t xml:space="preserve">52</w:t>
+              <w:t xml:space="preserve">55</w:t>
             </w:r>
           </w:p>
         </w:tc>
@@ -2321,7 +2321,7 @@
                 <w:sz w:val="18"/>
                 <w:szCs w:val="18"/>
               </w:rPr>
-              <w:t xml:space="preserve">113.5</w:t>
+              <w:t xml:space="preserve">120</w:t>
             </w:r>
           </w:p>
         </w:tc>
@@ -2417,7 +2417,7 @@
                 <w:sz w:val="18"/>
                 <w:szCs w:val="18"/>
               </w:rPr>
-              <w:t xml:space="preserve">10</w:t>
+              <w:t xml:space="preserve">13</w:t>
             </w:r>
           </w:p>
         </w:tc>
@@ -2461,7 +2461,7 @@
           <w:sz w:val="21"/>
           <w:szCs w:val="21"/>
         </w:rPr>
-        <w:t xml:space="preserve">Each line is one rule from the week. Fill the gap, or mark the statement true or false.</w:t>
+        <w:t xml:space="preserve">Anand ends the week asking what he always asks: "Do your numbers match my books, and can my analyst audit how you got them?" Each item below is one of the rules your answer rests on.</w:t>
       </w:r>
     </w:p>
     <w:tbl>
@@ -3509,7 +3509,7 @@
           <w:sz w:val="21"/>
           <w:szCs w:val="21"/>
         </w:rPr>
-        <w:t xml:space="preserve">Finance wants the Monday numbers computed in the warehouse. These items ask how a query filters, groups and orders what it reads.</w:t>
+        <w:t xml:space="preserve">The data platform lead grants read access to the warehouse with one warning: "Query it; do not export it." These items ask how a query filters, groups and orders what it reads.</w:t>
       </w:r>
     </w:p>
     <w:tbl>
@@ -4411,7 +4411,7 @@
           <w:sz w:val="21"/>
           <w:szCs w:val="21"/>
         </w:rPr>
-        <w:t xml:space="preserve">Finance asks for Q2 revenue booked against revenue collected, and the orders and the payments sit in two tables.</w:t>
+        <w:t xml:space="preserve">Anand asks: "Show me, order by order, what we actually collected against what we booked in Q2. If there is a gap, I want to know which orders and which channel."</w:t>
       </w:r>
     </w:p>
     <w:tbl>
@@ -5278,7 +5278,7 @@
                 <w:sz w:val="21"/>
                 <w:szCs w:val="21"/>
               </w:rPr>
-              <w:t xml:space="preserve">the font of the report</w:t>
+              <w:t xml:space="preserve">the number of channels before and after the join</w:t>
             </w:r>
           </w:p>
         </w:tc>
@@ -6196,7 +6196,7 @@
           <w:sz w:val="21"/>
           <w:szCs w:val="21"/>
         </w:rPr>
-        <w:t xml:space="preserve">Marketing wants to protect the best Retail-Plus members before they drift: the top of each segment, the members whose spend is falling, and the running total against plan.</w:t>
+        <w:t xml:space="preserve">Marketing wants to protect the best members before they drift: "Give us the top fifty customers by Q2 revenue in each segment, and flag anyone whose monthly spend has fallen for two months running." Meera wants to see revenue accumulate week by week against the plan line.</w:t>
       </w:r>
     </w:p>
     <w:tbl>
@@ -8590,7 +8590,7 @@
           <w:sz w:val="21"/>
           <w:szCs w:val="21"/>
         </w:rPr>
-        <w:t xml:space="preserve">Marketing refreshes the customer table every Monday, and the number it feeds travels to the leadership deck through a pivot in Excel.</w:t>
+        <w:t xml:space="preserve">Marketing's analysts live in Python and Meera's office runs on Excel. Kavya Nair puts it to the team: "Tell me honestly which tool you would pick for which job."</w:t>
       </w:r>
     </w:p>
     <w:tbl>
@@ -9632,7 +9632,7 @@
                 <w:sz w:val="21"/>
                 <w:szCs w:val="21"/>
               </w:rPr>
-              <w:t xml:space="preserve">its cell colour</w:t>
+              <w:t xml:space="preserve">its exact figure</w:t>
             </w:r>
           </w:p>
         </w:tc>
@@ -10609,7 +10609,7 @@
           <w:sz w:val="21"/>
           <w:szCs w:val="21"/>
         </w:rPr>
-        <w:t xml:space="preserve">What it shows: whether you catch a wrong number in a query, a line of pandas or a small result before it reaches a decision. 1 items, Q52, about 2 minutes.</w:t>
+        <w:t xml:space="preserve">What it shows: whether you catch a wrong number in a query or a few lines of pandas before it reaches a decision. 4 items, Q52 to Q55, about 8.5 minutes.</w:t>
       </w:r>
     </w:p>
     <w:p>
@@ -10622,7 +10622,7 @@
           <w:sz w:val="21"/>
           <w:szCs w:val="21"/>
         </w:rPr>
-        <w:t xml:space="preserve">Each item puts a query, a line of pandas or a small result in front of you. Read it the way the database or an auditor would, and say what it really gives.</w:t>
+        <w:t xml:space="preserve">Kavya Nair reads the code behind a number before it leaves the team: "Show me the evidence." Read each item the way the database or pandas would before you answer.</w:t>
       </w:r>
     </w:p>
     <w:tbl>
@@ -10648,11 +10648,12 @@
           <w:tcPr>
             <w:tcW w:type="dxa" w:w="9806"/>
             <w:tcBorders>
-              <w:top w:val="single" w:color="CFC9EE" w:sz="6"/>
-              <w:left w:val="single" w:color="CFC9EE" w:sz="6"/>
-              <w:bottom w:val="single" w:color="CFC9EE" w:sz="6"/>
-              <w:right w:val="single" w:color="CFC9EE" w:sz="6"/>
-            </w:tcBorders>
+              <w:top w:val="single" w:color="5B3FD6" w:sz="6"/>
+              <w:left w:val="single" w:color="5B3FD6" w:sz="6"/>
+              <w:bottom w:val="single" w:color="5B3FD6" w:sz="6"/>
+              <w:right w:val="single" w:color="5B3FD6" w:sz="6"/>
+            </w:tcBorders>
+            <w:shd w:fill="F4F2FA" w:color="auto" w:val="clear"/>
             <w:tcMar>
               <w:top w:type="dxa" w:w="90"/>
               <w:left w:type="dxa" w:w="140"/>
@@ -10662,6 +10663,254 @@
           </w:tcPr>
           <w:p>
             <w:pPr>
+              <w:spacing w:after="80"/>
+            </w:pPr>
+            <w:r>
+              <w:rPr>
+                <w:b/>
+                <w:bCs/>
+                <w:color w:val="5B3FD6"/>
+                <w:sz w:val="22"/>
+                <w:szCs w:val="22"/>
+              </w:rPr>
+              <w:t xml:space="preserve">Exhibit 6A.  </w:t>
+            </w:r>
+            <w:r>
+              <w:rPr>
+                <w:i/>
+                <w:iCs/>
+                <w:color w:val="6B6690"/>
+                <w:sz w:val="18"/>
+                <w:szCs w:val="18"/>
+              </w:rPr>
+              <w:t xml:space="preserve">The analyst's query, with four members' orders written into it.</w:t>
+            </w:r>
+          </w:p>
+          <w:tbl>
+            <w:tblPr>
+              <w:tblW w:type="dxa" w:w="9806"/>
+              <w:tblBorders>
+                <w:top w:val="single" w:color="auto" w:sz="4"/>
+                <w:left w:val="single" w:color="auto" w:sz="4"/>
+                <w:bottom w:val="single" w:color="auto" w:sz="4"/>
+                <w:right w:val="single" w:color="auto" w:sz="4"/>
+                <w:insideH w:val="single" w:color="auto" w:sz="4"/>
+                <w:insideV w:val="single" w:color="auto" w:sz="4"/>
+              </w:tblBorders>
+            </w:tblPr>
+            <w:tblGrid>
+              <w:gridCol w:w="9806"/>
+            </w:tblGrid>
+            <w:tr>
+              <w:trPr>
+                <w:cantSplit/>
+              </w:trPr>
+              <w:tc>
+                <w:tcPr>
+                  <w:tcW w:type="dxa" w:w="9806"/>
+                  <w:tcBorders>
+                    <w:top w:val="single" w:color="CFC9EE" w:sz="6"/>
+                    <w:left w:val="single" w:color="CFC9EE" w:sz="6"/>
+                    <w:bottom w:val="single" w:color="CFC9EE" w:sz="6"/>
+                    <w:right w:val="single" w:color="CFC9EE" w:sz="6"/>
+                  </w:tcBorders>
+                  <w:shd w:fill="FFFFFF" w:color="auto" w:val="clear"/>
+                  <w:tcMar>
+                    <w:top w:type="dxa" w:w="90"/>
+                    <w:left w:type="dxa" w:w="140"/>
+                    <w:bottom w:type="dxa" w:w="90"/>
+                    <w:right w:type="dxa" w:w="140"/>
+                  </w:tcMar>
+                </w:tcPr>
+                <w:p>
+                  <w:pPr>
+                    <w:spacing w:after="0"/>
+                  </w:pPr>
+                  <w:r>
+                    <w:rPr>
+                      <w:rFonts w:ascii="Consolas" w:cs="Consolas" w:eastAsia="Consolas" w:hAnsi="Consolas"/>
+                      <w:color w:val="1A0F5C"/>
+                      <w:sz w:val="18"/>
+                      <w:szCs w:val="18"/>
+                    </w:rPr>
+                    <w:t xml:space="preserve">WITH orders (customer_id, quarter, amount) AS (VALUES</w:t>
+                  </w:r>
+                </w:p>
+                <w:p>
+                  <w:pPr>
+                    <w:spacing w:after="0"/>
+                  </w:pPr>
+                  <w:r>
+                    <w:rPr>
+                      <w:rFonts w:ascii="Consolas" w:cs="Consolas" w:eastAsia="Consolas" w:hAnsi="Consolas"/>
+                      <w:color w:val="1A0F5C"/>
+                      <w:sz w:val="18"/>
+                      <w:szCs w:val="18"/>
+                    </w:rPr>
+                    <w:t xml:space="preserve">    ('C1', 'Q1', 2000), ('C1', 'Q2', 1200), ('C1', 'Q2', 600),</w:t>
+                  </w:r>
+                </w:p>
+                <w:p>
+                  <w:pPr>
+                    <w:spacing w:after="0"/>
+                  </w:pPr>
+                  <w:r>
+                    <w:rPr>
+                      <w:rFonts w:ascii="Consolas" w:cs="Consolas" w:eastAsia="Consolas" w:hAnsi="Consolas"/>
+                      <w:color w:val="1A0F5C"/>
+                      <w:sz w:val="18"/>
+                      <w:szCs w:val="18"/>
+                    </w:rPr>
+                    <w:t xml:space="preserve">    ('C2', 'Q1', 1600), ('C2', 'Q2', 1200),</w:t>
+                  </w:r>
+                </w:p>
+                <w:p>
+                  <w:pPr>
+                    <w:spacing w:after="0"/>
+                  </w:pPr>
+                  <w:r>
+                    <w:rPr>
+                      <w:rFonts w:ascii="Consolas" w:cs="Consolas" w:eastAsia="Consolas" w:hAnsi="Consolas"/>
+                      <w:color w:val="1A0F5C"/>
+                      <w:sz w:val="18"/>
+                      <w:szCs w:val="18"/>
+                    </w:rPr>
+                    <w:t xml:space="preserve">    ('C3', 'Q1', 1400), ('C4', 'Q1', 1000)),</w:t>
+                  </w:r>
+                </w:p>
+                <w:p>
+                  <w:pPr>
+                    <w:spacing w:after="0"/>
+                  </w:pPr>
+                  <w:r>
+                    <w:rPr>
+                      <w:rFonts w:ascii="Consolas" w:cs="Consolas" w:eastAsia="Consolas" w:hAnsi="Consolas"/>
+                      <w:color w:val="1A0F5C"/>
+                      <w:sz w:val="18"/>
+                      <w:szCs w:val="18"/>
+                    </w:rPr>
+                    <w:t xml:space="preserve">member AS (</w:t>
+                  </w:r>
+                </w:p>
+                <w:p>
+                  <w:pPr>
+                    <w:spacing w:after="0"/>
+                  </w:pPr>
+                  <w:r>
+                    <w:rPr>
+                      <w:rFonts w:ascii="Consolas" w:cs="Consolas" w:eastAsia="Consolas" w:hAnsi="Consolas"/>
+                      <w:color w:val="1A0F5C"/>
+                      <w:sz w:val="18"/>
+                      <w:szCs w:val="18"/>
+                    </w:rPr>
+                    <w:t xml:space="preserve">    SELECT customer_id,</w:t>
+                  </w:r>
+                </w:p>
+                <w:p>
+                  <w:pPr>
+                    <w:spacing w:after="0"/>
+                  </w:pPr>
+                  <w:r>
+                    <w:rPr>
+                      <w:rFonts w:ascii="Consolas" w:cs="Consolas" w:eastAsia="Consolas" w:hAnsi="Consolas"/>
+                      <w:color w:val="1A0F5C"/>
+                      <w:sz w:val="18"/>
+                      <w:szCs w:val="18"/>
+                    </w:rPr>
+                    <w:t xml:space="preserve">           sum(CASE WHEN quarter = 'Q1' THEN amount END) AS q1_spend,</w:t>
+                  </w:r>
+                </w:p>
+                <w:p>
+                  <w:pPr>
+                    <w:spacing w:after="0"/>
+                  </w:pPr>
+                  <w:r>
+                    <w:rPr>
+                      <w:rFonts w:ascii="Consolas" w:cs="Consolas" w:eastAsia="Consolas" w:hAnsi="Consolas"/>
+                      <w:color w:val="1A0F5C"/>
+                      <w:sz w:val="18"/>
+                      <w:szCs w:val="18"/>
+                    </w:rPr>
+                    <w:t xml:space="preserve">           sum(CASE WHEN quarter = 'Q2' THEN amount END) AS q2_spend</w:t>
+                  </w:r>
+                </w:p>
+                <w:p>
+                  <w:pPr>
+                    <w:spacing w:after="0"/>
+                  </w:pPr>
+                  <w:r>
+                    <w:rPr>
+                      <w:rFonts w:ascii="Consolas" w:cs="Consolas" w:eastAsia="Consolas" w:hAnsi="Consolas"/>
+                      <w:color w:val="1A0F5C"/>
+                      <w:sz w:val="18"/>
+                      <w:szCs w:val="18"/>
+                    </w:rPr>
+                    <w:t xml:space="preserve">    FROM orders GROUP BY customer_id)</w:t>
+                  </w:r>
+                </w:p>
+                <w:p>
+                  <w:pPr>
+                    <w:spacing w:after="0"/>
+                  </w:pPr>
+                  <w:r>
+                    <w:rPr>
+                      <w:rFonts w:ascii="Consolas" w:cs="Consolas" w:eastAsia="Consolas" w:hAnsi="Consolas"/>
+                      <w:color w:val="1A0F5C"/>
+                      <w:sz w:val="18"/>
+                      <w:szCs w:val="18"/>
+                    </w:rPr>
+                    <w:t xml:space="preserve">SELECT round(avg(q1_spend)) AS avg_q1, round(avg(q2_spend)) AS avg_q2 FROM member;</w:t>
+                  </w:r>
+                </w:p>
+              </w:tc>
+            </w:tr>
+          </w:tbl>
+          <w:p/>
+        </w:tc>
+      </w:tr>
+    </w:tbl>
+    <w:p>
+      <w:pPr>
+        <w:spacing w:after="100"/>
+      </w:pPr>
+    </w:p>
+    <w:tbl>
+      <w:tblPr>
+        <w:tblW w:type="dxa" w:w="9806"/>
+        <w:tblBorders>
+          <w:top w:val="single" w:color="auto" w:sz="4"/>
+          <w:left w:val="single" w:color="auto" w:sz="4"/>
+          <w:bottom w:val="single" w:color="auto" w:sz="4"/>
+          <w:right w:val="single" w:color="auto" w:sz="4"/>
+          <w:insideH w:val="single" w:color="auto" w:sz="4"/>
+          <w:insideV w:val="single" w:color="auto" w:sz="4"/>
+        </w:tblBorders>
+      </w:tblPr>
+      <w:tblGrid>
+        <w:gridCol w:w="9806"/>
+      </w:tblGrid>
+      <w:tr>
+        <w:trPr>
+          <w:cantSplit/>
+        </w:trPr>
+        <w:tc>
+          <w:tcPr>
+            <w:tcW w:type="dxa" w:w="9806"/>
+            <w:tcBorders>
+              <w:top w:val="single" w:color="CFC9EE" w:sz="6"/>
+              <w:left w:val="single" w:color="CFC9EE" w:sz="6"/>
+              <w:bottom w:val="single" w:color="CFC9EE" w:sz="6"/>
+              <w:right w:val="single" w:color="CFC9EE" w:sz="6"/>
+            </w:tcBorders>
+            <w:tcMar>
+              <w:top w:type="dxa" w:w="90"/>
+              <w:left w:type="dxa" w:w="140"/>
+              <w:bottom w:type="dxa" w:w="90"/>
+              <w:right w:type="dxa" w:w="140"/>
+            </w:tcMar>
+          </w:tcPr>
+          <w:p>
+            <w:pPr>
               <w:spacing w:after="60"/>
             </w:pPr>
             <w:r>
@@ -10673,6 +10922,1015 @@
                 <w:szCs w:val="24"/>
               </w:rPr>
               <w:t xml:space="preserve">Q52</w:t>
+            </w:r>
+            <w:r>
+              <w:rPr>
+                <w:color w:val="6B6690"/>
+                <w:sz w:val="18"/>
+                <w:szCs w:val="18"/>
+              </w:rPr>
+              <w:t xml:space="preserve">   Hard  ·  circle one letter</w:t>
+            </w:r>
+          </w:p>
+          <w:p>
+            <w:pPr>
+              <w:spacing w:after="80"/>
+            </w:pPr>
+            <w:r>
+              <w:rPr>
+                <w:color w:val="1A0F5C"/>
+                <w:sz w:val="21"/>
+                <w:szCs w:val="21"/>
+              </w:rPr>
+              <w:t xml:space="preserve">The head of Retail-Plus asks whether spend per member fell from Q1 to Q2, and the analyst answers with the query above. What does it return, and what does it tell her?</w:t>
+            </w:r>
+          </w:p>
+          <w:p>
+            <w:pPr>
+              <w:spacing w:after="40"/>
+              <w:ind w:left="240"/>
+            </w:pPr>
+            <w:r>
+              <w:rPr>
+                <w:b/>
+                <w:bCs/>
+                <w:color w:val="5B3FD6"/>
+                <w:sz w:val="21"/>
+                <w:szCs w:val="21"/>
+              </w:rPr>
+              <w:t xml:space="preserve">(a)  </w:t>
+            </w:r>
+            <w:r>
+              <w:rPr>
+                <w:color w:val="1A0F5C"/>
+                <w:sz w:val="21"/>
+                <w:szCs w:val="21"/>
+              </w:rPr>
+              <w:t xml:space="preserve">1,500 and 750, so spend per member halved</w:t>
+            </w:r>
+          </w:p>
+          <w:p>
+            <w:pPr>
+              <w:spacing w:after="40"/>
+              <w:ind w:left="240"/>
+            </w:pPr>
+            <w:r>
+              <w:rPr>
+                <w:b/>
+                <w:bCs/>
+                <w:color w:val="5B3FD6"/>
+                <w:sz w:val="21"/>
+                <w:szCs w:val="21"/>
+              </w:rPr>
+              <w:t xml:space="preserve">(b)  </w:t>
+            </w:r>
+            <w:r>
+              <w:rPr>
+                <w:color w:val="1A0F5C"/>
+                <w:sz w:val="21"/>
+                <w:szCs w:val="21"/>
+              </w:rPr>
+              <w:t xml:space="preserve">1,500 and 1,000, so spend per member fell by a third</w:t>
+            </w:r>
+          </w:p>
+          <w:p>
+            <w:pPr>
+              <w:spacing w:after="40"/>
+              <w:ind w:left="240"/>
+            </w:pPr>
+            <w:r>
+              <w:rPr>
+                <w:b/>
+                <w:bCs/>
+                <w:color w:val="5B3FD6"/>
+                <w:sz w:val="21"/>
+                <w:szCs w:val="21"/>
+              </w:rPr>
+              <w:t xml:space="preserve">(c)  </w:t>
+            </w:r>
+            <w:r>
+              <w:rPr>
+                <w:color w:val="1A0F5C"/>
+                <w:sz w:val="21"/>
+                <w:szCs w:val="21"/>
+              </w:rPr>
+              <w:t xml:space="preserve">1,500 and 1,500, so spend per member held flat</w:t>
+            </w:r>
+          </w:p>
+          <w:p>
+            <w:pPr>
+              <w:spacing w:after="40"/>
+              <w:ind w:left="240"/>
+            </w:pPr>
+            <w:r>
+              <w:rPr>
+                <w:b/>
+                <w:bCs/>
+                <w:color w:val="5B3FD6"/>
+                <w:sz w:val="21"/>
+                <w:szCs w:val="21"/>
+              </w:rPr>
+              <w:t xml:space="preserve">(d)  </w:t>
+            </w:r>
+            <w:r>
+              <w:rPr>
+                <w:color w:val="1A0F5C"/>
+                <w:sz w:val="21"/>
+                <w:szCs w:val="21"/>
+              </w:rPr>
+              <w:t xml:space="preserve">1,500 and NULL, so Q2 has no average to report</w:t>
+            </w:r>
+          </w:p>
+        </w:tc>
+      </w:tr>
+    </w:tbl>
+    <w:p>
+      <w:pPr>
+        <w:spacing w:after="100"/>
+      </w:pPr>
+    </w:p>
+    <w:tbl>
+      <w:tblPr>
+        <w:tblW w:type="dxa" w:w="9806"/>
+        <w:tblBorders>
+          <w:top w:val="single" w:color="auto" w:sz="4"/>
+          <w:left w:val="single" w:color="auto" w:sz="4"/>
+          <w:bottom w:val="single" w:color="auto" w:sz="4"/>
+          <w:right w:val="single" w:color="auto" w:sz="4"/>
+          <w:insideH w:val="single" w:color="auto" w:sz="4"/>
+          <w:insideV w:val="single" w:color="auto" w:sz="4"/>
+        </w:tblBorders>
+      </w:tblPr>
+      <w:tblGrid>
+        <w:gridCol w:w="9806"/>
+      </w:tblGrid>
+      <w:tr>
+        <w:trPr>
+          <w:cantSplit/>
+        </w:trPr>
+        <w:tc>
+          <w:tcPr>
+            <w:tcW w:type="dxa" w:w="9806"/>
+            <w:tcBorders>
+              <w:top w:val="single" w:color="5B3FD6" w:sz="6"/>
+              <w:left w:val="single" w:color="5B3FD6" w:sz="6"/>
+              <w:bottom w:val="single" w:color="5B3FD6" w:sz="6"/>
+              <w:right w:val="single" w:color="5B3FD6" w:sz="6"/>
+            </w:tcBorders>
+            <w:shd w:fill="F4F2FA" w:color="auto" w:val="clear"/>
+            <w:tcMar>
+              <w:top w:type="dxa" w:w="90"/>
+              <w:left w:type="dxa" w:w="140"/>
+              <w:bottom w:type="dxa" w:w="90"/>
+              <w:right w:type="dxa" w:w="140"/>
+            </w:tcMar>
+          </w:tcPr>
+          <w:p>
+            <w:pPr>
+              <w:spacing w:after="80"/>
+            </w:pPr>
+            <w:r>
+              <w:rPr>
+                <w:b/>
+                <w:bCs/>
+                <w:color w:val="5B3FD6"/>
+                <w:sz w:val="22"/>
+                <w:szCs w:val="22"/>
+              </w:rPr>
+              <w:t xml:space="preserve">Exhibit 6B.  </w:t>
+            </w:r>
+            <w:r>
+              <w:rPr>
+                <w:i/>
+                <w:iCs/>
+                <w:color w:val="6B6690"/>
+                <w:sz w:val="18"/>
+                <w:szCs w:val="18"/>
+              </w:rPr>
+              <w:t xml:space="preserve">The analyst's query, with three Q2 orders and their payment rows written into it.</w:t>
+            </w:r>
+          </w:p>
+          <w:tbl>
+            <w:tblPr>
+              <w:tblW w:type="dxa" w:w="9806"/>
+              <w:tblBorders>
+                <w:top w:val="single" w:color="auto" w:sz="4"/>
+                <w:left w:val="single" w:color="auto" w:sz="4"/>
+                <w:bottom w:val="single" w:color="auto" w:sz="4"/>
+                <w:right w:val="single" w:color="auto" w:sz="4"/>
+                <w:insideH w:val="single" w:color="auto" w:sz="4"/>
+                <w:insideV w:val="single" w:color="auto" w:sz="4"/>
+              </w:tblBorders>
+            </w:tblPr>
+            <w:tblGrid>
+              <w:gridCol w:w="9806"/>
+            </w:tblGrid>
+            <w:tr>
+              <w:trPr>
+                <w:cantSplit/>
+              </w:trPr>
+              <w:tc>
+                <w:tcPr>
+                  <w:tcW w:type="dxa" w:w="9806"/>
+                  <w:tcBorders>
+                    <w:top w:val="single" w:color="CFC9EE" w:sz="6"/>
+                    <w:left w:val="single" w:color="CFC9EE" w:sz="6"/>
+                    <w:bottom w:val="single" w:color="CFC9EE" w:sz="6"/>
+                    <w:right w:val="single" w:color="CFC9EE" w:sz="6"/>
+                  </w:tcBorders>
+                  <w:shd w:fill="FFFFFF" w:color="auto" w:val="clear"/>
+                  <w:tcMar>
+                    <w:top w:type="dxa" w:w="90"/>
+                    <w:left w:type="dxa" w:w="140"/>
+                    <w:bottom w:type="dxa" w:w="90"/>
+                    <w:right w:type="dxa" w:w="140"/>
+                  </w:tcMar>
+                </w:tcPr>
+                <w:p>
+                  <w:pPr>
+                    <w:spacing w:after="0"/>
+                  </w:pPr>
+                  <w:r>
+                    <w:rPr>
+                      <w:rFonts w:ascii="Consolas" w:cs="Consolas" w:eastAsia="Consolas" w:hAnsi="Consolas"/>
+                      <w:color w:val="1A0F5C"/>
+                      <w:sz w:val="18"/>
+                      <w:szCs w:val="18"/>
+                    </w:rPr>
+                    <w:t xml:space="preserve">WITH orders (order_id, amount) AS (VALUES</w:t>
+                  </w:r>
+                </w:p>
+                <w:p>
+                  <w:pPr>
+                    <w:spacing w:after="0"/>
+                  </w:pPr>
+                  <w:r>
+                    <w:rPr>
+                      <w:rFonts w:ascii="Consolas" w:cs="Consolas" w:eastAsia="Consolas" w:hAnsi="Consolas"/>
+                      <w:color w:val="1A0F5C"/>
+                      <w:sz w:val="18"/>
+                      <w:szCs w:val="18"/>
+                    </w:rPr>
+                    <w:t xml:space="preserve">    ('O-1', 1200), ('O-2', 800), ('O-3', 500)),</w:t>
+                  </w:r>
+                </w:p>
+                <w:p>
+                  <w:pPr>
+                    <w:spacing w:after="0"/>
+                  </w:pPr>
+                  <w:r>
+                    <w:rPr>
+                      <w:rFonts w:ascii="Consolas" w:cs="Consolas" w:eastAsia="Consolas" w:hAnsi="Consolas"/>
+                      <w:color w:val="1A0F5C"/>
+                      <w:sz w:val="18"/>
+                      <w:szCs w:val="18"/>
+                    </w:rPr>
+                    <w:t xml:space="preserve">payments (order_id, paid_date, paid) AS (VALUES</w:t>
+                  </w:r>
+                </w:p>
+                <w:p>
+                  <w:pPr>
+                    <w:spacing w:after="0"/>
+                  </w:pPr>
+                  <w:r>
+                    <w:rPr>
+                      <w:rFonts w:ascii="Consolas" w:cs="Consolas" w:eastAsia="Consolas" w:hAnsi="Consolas"/>
+                      <w:color w:val="1A0F5C"/>
+                      <w:sz w:val="18"/>
+                      <w:szCs w:val="18"/>
+                    </w:rPr>
+                    <w:t xml:space="preserve">    ('O-1', DATE '2026-07-04', 600), ('O-1', DATE '2026-08-04', 600),</w:t>
+                  </w:r>
+                </w:p>
+                <w:p>
+                  <w:pPr>
+                    <w:spacing w:after="0"/>
+                  </w:pPr>
+                  <w:r>
+                    <w:rPr>
+                      <w:rFonts w:ascii="Consolas" w:cs="Consolas" w:eastAsia="Consolas" w:hAnsi="Consolas"/>
+                      <w:color w:val="1A0F5C"/>
+                      <w:sz w:val="18"/>
+                      <w:szCs w:val="18"/>
+                    </w:rPr>
+                    <w:t xml:space="preserve">    ('O-2', DATE '2026-10-01', 800))</w:t>
+                  </w:r>
+                </w:p>
+                <w:p>
+                  <w:pPr>
+                    <w:spacing w:after="0"/>
+                  </w:pPr>
+                  <w:r>
+                    <w:rPr>
+                      <w:rFonts w:ascii="Consolas" w:cs="Consolas" w:eastAsia="Consolas" w:hAnsi="Consolas"/>
+                      <w:color w:val="1A0F5C"/>
+                      <w:sz w:val="18"/>
+                      <w:szCs w:val="18"/>
+                    </w:rPr>
+                    <w:t xml:space="preserve">SELECT count(*) AS rows_out, sum(o.amount) AS booked</w:t>
+                  </w:r>
+                </w:p>
+                <w:p>
+                  <w:pPr>
+                    <w:spacing w:after="0"/>
+                  </w:pPr>
+                  <w:r>
+                    <w:rPr>
+                      <w:rFonts w:ascii="Consolas" w:cs="Consolas" w:eastAsia="Consolas" w:hAnsi="Consolas"/>
+                      <w:color w:val="1A0F5C"/>
+                      <w:sz w:val="18"/>
+                      <w:szCs w:val="18"/>
+                    </w:rPr>
+                    <w:t xml:space="preserve">FROM orders o</w:t>
+                  </w:r>
+                </w:p>
+                <w:p>
+                  <w:pPr>
+                    <w:spacing w:after="0"/>
+                  </w:pPr>
+                  <w:r>
+                    <w:rPr>
+                      <w:rFonts w:ascii="Consolas" w:cs="Consolas" w:eastAsia="Consolas" w:hAnsi="Consolas"/>
+                      <w:color w:val="1A0F5C"/>
+                      <w:sz w:val="18"/>
+                      <w:szCs w:val="18"/>
+                    </w:rPr>
+                    <w:t xml:space="preserve">LEFT JOIN payments p ON p.order_id = o.order_id</w:t>
+                  </w:r>
+                </w:p>
+                <w:p>
+                  <w:pPr>
+                    <w:spacing w:after="0"/>
+                  </w:pPr>
+                  <w:r>
+                    <w:rPr>
+                      <w:rFonts w:ascii="Consolas" w:cs="Consolas" w:eastAsia="Consolas" w:hAnsi="Consolas"/>
+                      <w:color w:val="1A0F5C"/>
+                      <w:sz w:val="18"/>
+                      <w:szCs w:val="18"/>
+                    </w:rPr>
+                    <w:t xml:space="preserve">WHERE p.paid_date BETWEEN DATE '2026-07-01' AND DATE '2026-09-30';</w:t>
+                  </w:r>
+                </w:p>
+              </w:tc>
+            </w:tr>
+          </w:tbl>
+          <w:p/>
+        </w:tc>
+      </w:tr>
+    </w:tbl>
+    <w:p>
+      <w:pPr>
+        <w:spacing w:after="100"/>
+      </w:pPr>
+    </w:p>
+    <w:tbl>
+      <w:tblPr>
+        <w:tblW w:type="dxa" w:w="9806"/>
+        <w:tblBorders>
+          <w:top w:val="single" w:color="auto" w:sz="4"/>
+          <w:left w:val="single" w:color="auto" w:sz="4"/>
+          <w:bottom w:val="single" w:color="auto" w:sz="4"/>
+          <w:right w:val="single" w:color="auto" w:sz="4"/>
+          <w:insideH w:val="single" w:color="auto" w:sz="4"/>
+          <w:insideV w:val="single" w:color="auto" w:sz="4"/>
+        </w:tblBorders>
+      </w:tblPr>
+      <w:tblGrid>
+        <w:gridCol w:w="9806"/>
+      </w:tblGrid>
+      <w:tr>
+        <w:trPr>
+          <w:cantSplit/>
+        </w:trPr>
+        <w:tc>
+          <w:tcPr>
+            <w:tcW w:type="dxa" w:w="9806"/>
+            <w:tcBorders>
+              <w:top w:val="single" w:color="CFC9EE" w:sz="6"/>
+              <w:left w:val="single" w:color="CFC9EE" w:sz="6"/>
+              <w:bottom w:val="single" w:color="CFC9EE" w:sz="6"/>
+              <w:right w:val="single" w:color="CFC9EE" w:sz="6"/>
+            </w:tcBorders>
+            <w:tcMar>
+              <w:top w:type="dxa" w:w="90"/>
+              <w:left w:type="dxa" w:w="140"/>
+              <w:bottom w:type="dxa" w:w="90"/>
+              <w:right w:type="dxa" w:w="140"/>
+            </w:tcMar>
+          </w:tcPr>
+          <w:p>
+            <w:pPr>
+              <w:spacing w:after="60"/>
+            </w:pPr>
+            <w:r>
+              <w:rPr>
+                <w:b/>
+                <w:bCs/>
+                <w:color w:val="5B3FD6"/>
+                <w:sz w:val="24"/>
+                <w:szCs w:val="24"/>
+              </w:rPr>
+              <w:t xml:space="preserve">Q53</w:t>
+            </w:r>
+            <w:r>
+              <w:rPr>
+                <w:color w:val="6B6690"/>
+                <w:sz w:val="18"/>
+                <w:szCs w:val="18"/>
+              </w:rPr>
+              <w:t xml:space="preserve">   Hard  ·  circle one letter</w:t>
+            </w:r>
+          </w:p>
+          <w:p>
+            <w:pPr>
+              <w:spacing w:after="80"/>
+            </w:pPr>
+            <w:r>
+              <w:rPr>
+                <w:color w:val="1A0F5C"/>
+                <w:sz w:val="21"/>
+                <w:szCs w:val="21"/>
+              </w:rPr>
+              <w:t xml:space="preserve">Anand wants every Q2 order beside what was collected on it within the quarter. Before the report goes to him, the analyst runs the query above to count its rows and their booked value. What does it return?</w:t>
+            </w:r>
+          </w:p>
+          <w:p>
+            <w:pPr>
+              <w:spacing w:after="40"/>
+              <w:ind w:left="240"/>
+            </w:pPr>
+            <w:r>
+              <w:rPr>
+                <w:b/>
+                <w:bCs/>
+                <w:color w:val="5B3FD6"/>
+                <w:sz w:val="21"/>
+                <w:szCs w:val="21"/>
+              </w:rPr>
+              <w:t xml:space="preserve">(a)  </w:t>
+            </w:r>
+            <w:r>
+              <w:rPr>
+                <w:color w:val="1A0F5C"/>
+                <w:sz w:val="21"/>
+                <w:szCs w:val="21"/>
+              </w:rPr>
+              <w:t xml:space="preserve">1 row, booked Rs 1,200</w:t>
+            </w:r>
+          </w:p>
+          <w:p>
+            <w:pPr>
+              <w:spacing w:after="40"/>
+              <w:ind w:left="240"/>
+            </w:pPr>
+            <w:r>
+              <w:rPr>
+                <w:b/>
+                <w:bCs/>
+                <w:color w:val="5B3FD6"/>
+                <w:sz w:val="21"/>
+                <w:szCs w:val="21"/>
+              </w:rPr>
+              <w:t xml:space="preserve">(b)  </w:t>
+            </w:r>
+            <w:r>
+              <w:rPr>
+                <w:color w:val="1A0F5C"/>
+                <w:sz w:val="21"/>
+                <w:szCs w:val="21"/>
+              </w:rPr>
+              <w:t xml:space="preserve">2 rows, booked Rs 2,400</w:t>
+            </w:r>
+          </w:p>
+          <w:p>
+            <w:pPr>
+              <w:spacing w:after="40"/>
+              <w:ind w:left="240"/>
+            </w:pPr>
+            <w:r>
+              <w:rPr>
+                <w:b/>
+                <w:bCs/>
+                <w:color w:val="5B3FD6"/>
+                <w:sz w:val="21"/>
+                <w:szCs w:val="21"/>
+              </w:rPr>
+              <w:t xml:space="preserve">(c)  </w:t>
+            </w:r>
+            <w:r>
+              <w:rPr>
+                <w:color w:val="1A0F5C"/>
+                <w:sz w:val="21"/>
+                <w:szCs w:val="21"/>
+              </w:rPr>
+              <w:t xml:space="preserve">3 rows, booked Rs 2,900</w:t>
+            </w:r>
+          </w:p>
+          <w:p>
+            <w:pPr>
+              <w:spacing w:after="40"/>
+              <w:ind w:left="240"/>
+            </w:pPr>
+            <w:r>
+              <w:rPr>
+                <w:b/>
+                <w:bCs/>
+                <w:color w:val="5B3FD6"/>
+                <w:sz w:val="21"/>
+                <w:szCs w:val="21"/>
+              </w:rPr>
+              <w:t xml:space="preserve">(d)  </w:t>
+            </w:r>
+            <w:r>
+              <w:rPr>
+                <w:color w:val="1A0F5C"/>
+                <w:sz w:val="21"/>
+                <w:szCs w:val="21"/>
+              </w:rPr>
+              <w:t xml:space="preserve">4 rows, booked Rs 3,700</w:t>
+            </w:r>
+          </w:p>
+        </w:tc>
+      </w:tr>
+    </w:tbl>
+    <w:p>
+      <w:pPr>
+        <w:spacing w:after="100"/>
+      </w:pPr>
+    </w:p>
+    <w:tbl>
+      <w:tblPr>
+        <w:tblW w:type="dxa" w:w="9806"/>
+        <w:tblBorders>
+          <w:top w:val="single" w:color="auto" w:sz="4"/>
+          <w:left w:val="single" w:color="auto" w:sz="4"/>
+          <w:bottom w:val="single" w:color="auto" w:sz="4"/>
+          <w:right w:val="single" w:color="auto" w:sz="4"/>
+          <w:insideH w:val="single" w:color="auto" w:sz="4"/>
+          <w:insideV w:val="single" w:color="auto" w:sz="4"/>
+        </w:tblBorders>
+      </w:tblPr>
+      <w:tblGrid>
+        <w:gridCol w:w="9806"/>
+      </w:tblGrid>
+      <w:tr>
+        <w:trPr>
+          <w:cantSplit/>
+        </w:trPr>
+        <w:tc>
+          <w:tcPr>
+            <w:tcW w:type="dxa" w:w="9806"/>
+            <w:tcBorders>
+              <w:top w:val="single" w:color="5B3FD6" w:sz="6"/>
+              <w:left w:val="single" w:color="5B3FD6" w:sz="6"/>
+              <w:bottom w:val="single" w:color="5B3FD6" w:sz="6"/>
+              <w:right w:val="single" w:color="5B3FD6" w:sz="6"/>
+            </w:tcBorders>
+            <w:shd w:fill="F4F2FA" w:color="auto" w:val="clear"/>
+            <w:tcMar>
+              <w:top w:type="dxa" w:w="90"/>
+              <w:left w:type="dxa" w:w="140"/>
+              <w:bottom w:type="dxa" w:w="90"/>
+              <w:right w:type="dxa" w:w="140"/>
+            </w:tcMar>
+          </w:tcPr>
+          <w:p>
+            <w:pPr>
+              <w:spacing w:after="80"/>
+            </w:pPr>
+            <w:r>
+              <w:rPr>
+                <w:b/>
+                <w:bCs/>
+                <w:color w:val="5B3FD6"/>
+                <w:sz w:val="22"/>
+                <w:szCs w:val="22"/>
+              </w:rPr>
+              <w:t xml:space="preserve">Exhibit 6C.  </w:t>
+            </w:r>
+            <w:r>
+              <w:rPr>
+                <w:i/>
+                <w:iCs/>
+                <w:color w:val="6B6690"/>
+                <w:sz w:val="18"/>
+                <w:szCs w:val="18"/>
+              </w:rPr>
+              <w:t xml:space="preserve">The analyst's code, with four buyers and the five customers the sale reached written into it.</w:t>
+            </w:r>
+          </w:p>
+          <w:tbl>
+            <w:tblPr>
+              <w:tblW w:type="dxa" w:w="9806"/>
+              <w:tblBorders>
+                <w:top w:val="single" w:color="auto" w:sz="4"/>
+                <w:left w:val="single" w:color="auto" w:sz="4"/>
+                <w:bottom w:val="single" w:color="auto" w:sz="4"/>
+                <w:right w:val="single" w:color="auto" w:sz="4"/>
+                <w:insideH w:val="single" w:color="auto" w:sz="4"/>
+                <w:insideV w:val="single" w:color="auto" w:sz="4"/>
+              </w:tblBorders>
+            </w:tblPr>
+            <w:tblGrid>
+              <w:gridCol w:w="9806"/>
+            </w:tblGrid>
+            <w:tr>
+              <w:trPr>
+                <w:cantSplit/>
+              </w:trPr>
+              <w:tc>
+                <w:tcPr>
+                  <w:tcW w:type="dxa" w:w="9806"/>
+                  <w:tcBorders>
+                    <w:top w:val="single" w:color="CFC9EE" w:sz="6"/>
+                    <w:left w:val="single" w:color="CFC9EE" w:sz="6"/>
+                    <w:bottom w:val="single" w:color="CFC9EE" w:sz="6"/>
+                    <w:right w:val="single" w:color="CFC9EE" w:sz="6"/>
+                  </w:tcBorders>
+                  <w:shd w:fill="FFFFFF" w:color="auto" w:val="clear"/>
+                  <w:tcMar>
+                    <w:top w:type="dxa" w:w="90"/>
+                    <w:left w:type="dxa" w:w="140"/>
+                    <w:bottom w:type="dxa" w:w="90"/>
+                    <w:right w:type="dxa" w:w="140"/>
+                  </w:tcMar>
+                </w:tcPr>
+                <w:p>
+                  <w:pPr>
+                    <w:spacing w:after="0"/>
+                  </w:pPr>
+                  <w:r>
+                    <w:rPr>
+                      <w:rFonts w:ascii="Consolas" w:cs="Consolas" w:eastAsia="Consolas" w:hAnsi="Consolas"/>
+                      <w:color w:val="1A0F5C"/>
+                      <w:sz w:val="18"/>
+                      <w:szCs w:val="18"/>
+                    </w:rPr>
+                    <w:t xml:space="preserve">import pandas as pd</w:t>
+                  </w:r>
+                </w:p>
+                <w:p>
+                  <w:pPr>
+                    <w:spacing w:after="0"/>
+                  </w:pPr>
+                  <w:r>
+                    <w:rPr>
+                      <w:rFonts w:ascii="Consolas" w:cs="Consolas" w:eastAsia="Consolas" w:hAnsi="Consolas"/>
+                      <w:color w:val="1A0F5C"/>
+                      <w:sz w:val="18"/>
+                      <w:szCs w:val="18"/>
+                    </w:rPr>
+                    <w:t xml:space="preserve">buyers = pd.DataFrame({</w:t>
+                  </w:r>
+                </w:p>
+                <w:p>
+                  <w:pPr>
+                    <w:spacing w:after="0"/>
+                  </w:pPr>
+                  <w:r>
+                    <w:rPr>
+                      <w:rFonts w:ascii="Consolas" w:cs="Consolas" w:eastAsia="Consolas" w:hAnsi="Consolas"/>
+                      <w:color w:val="1A0F5C"/>
+                      <w:sz w:val="18"/>
+                      <w:szCs w:val="18"/>
+                    </w:rPr>
+                    <w:t xml:space="preserve">    "customer_id": ["C1", "C2", "C3", "C4"],</w:t>
+                  </w:r>
+                </w:p>
+                <w:p>
+                  <w:pPr>
+                    <w:spacing w:after="0"/>
+                  </w:pPr>
+                  <w:r>
+                    <w:rPr>
+                      <w:rFonts w:ascii="Consolas" w:cs="Consolas" w:eastAsia="Consolas" w:hAnsi="Consolas"/>
+                      <w:color w:val="1A0F5C"/>
+                      <w:sz w:val="18"/>
+                      <w:szCs w:val="18"/>
+                    </w:rPr>
+                    <w:t xml:space="preserve">    "segment": ["Retail-Plus", "Retail-Core", "Retail-Plus", "Retail-Core"],</w:t>
+                  </w:r>
+                </w:p>
+                <w:p>
+                  <w:pPr>
+                    <w:spacing w:after="0"/>
+                  </w:pPr>
+                  <w:r>
+                    <w:rPr>
+                      <w:rFonts w:ascii="Consolas" w:cs="Consolas" w:eastAsia="Consolas" w:hAnsi="Consolas"/>
+                      <w:color w:val="1A0F5C"/>
+                      <w:sz w:val="18"/>
+                      <w:szCs w:val="18"/>
+                    </w:rPr>
+                    <w:t xml:space="preserve">    "orders": [3, 1, 2, 5]})</w:t>
+                  </w:r>
+                </w:p>
+                <w:p>
+                  <w:pPr>
+                    <w:spacing w:after="0"/>
+                  </w:pPr>
+                  <w:r>
+                    <w:rPr>
+                      <w:rFonts w:ascii="Consolas" w:cs="Consolas" w:eastAsia="Consolas" w:hAnsi="Consolas"/>
+                      <w:color w:val="1A0F5C"/>
+                      <w:sz w:val="18"/>
+                      <w:szCs w:val="18"/>
+                    </w:rPr>
+                    <w:t xml:space="preserve">reached = pd.DataFrame({"customer_id": ["C1", "C2", "C5", "C6", "C7"]})</w:t>
+                  </w:r>
+                </w:p>
+                <w:p>
+                  <w:pPr>
+                    <w:spacing w:after="0"/>
+                  </w:pPr>
+                  <w:r>
+                    <w:rPr>
+                      <w:rFonts w:ascii="Consolas" w:cs="Consolas" w:eastAsia="Consolas" w:hAnsi="Consolas"/>
+                      <w:color w:val="1A0F5C"/>
+                      <w:sz w:val="18"/>
+                      <w:szCs w:val="18"/>
+                    </w:rPr>
+                    <w:t xml:space="preserve">t = buyers.merge(reached, on="customer_id", how="right", validate="one_to_one")</w:t>
+                  </w:r>
+                </w:p>
+                <w:p>
+                  <w:pPr>
+                    <w:spacing w:after="0"/>
+                  </w:pPr>
+                  <w:r>
+                    <w:rPr>
+                      <w:rFonts w:ascii="Consolas" w:cs="Consolas" w:eastAsia="Consolas" w:hAnsi="Consolas"/>
+                      <w:color w:val="1A0F5C"/>
+                      <w:sz w:val="18"/>
+                      <w:szCs w:val="18"/>
+                    </w:rPr>
+                    <w:t xml:space="preserve">by_seg = t.groupby("segment").agg(reached=("customer_id", "count"),</w:t>
+                  </w:r>
+                </w:p>
+                <w:p>
+                  <w:pPr>
+                    <w:spacing w:after="0"/>
+                  </w:pPr>
+                  <w:r>
+                    <w:rPr>
+                      <w:rFonts w:ascii="Consolas" w:cs="Consolas" w:eastAsia="Consolas" w:hAnsi="Consolas"/>
+                      <w:color w:val="1A0F5C"/>
+                      <w:sz w:val="18"/>
+                      <w:szCs w:val="18"/>
+                    </w:rPr>
+                    <w:t xml:space="preserve">                                  bought=("orders", "count"))</w:t>
+                  </w:r>
+                </w:p>
+                <w:p>
+                  <w:pPr>
+                    <w:spacing w:after="0"/>
+                  </w:pPr>
+                  <w:r>
+                    <w:rPr>
+                      <w:rFonts w:ascii="Consolas" w:cs="Consolas" w:eastAsia="Consolas" w:hAnsi="Consolas"/>
+                      <w:color w:val="1A0F5C"/>
+                      <w:sz w:val="18"/>
+                      <w:szCs w:val="18"/>
+                    </w:rPr>
+                    <w:t xml:space="preserve">print(len(t), by_seg["reached"].sum(), by_seg["bought"].sum())</w:t>
+                  </w:r>
+                </w:p>
+              </w:tc>
+            </w:tr>
+          </w:tbl>
+          <w:p/>
+        </w:tc>
+      </w:tr>
+    </w:tbl>
+    <w:p>
+      <w:pPr>
+        <w:spacing w:after="100"/>
+      </w:pPr>
+    </w:p>
+    <w:tbl>
+      <w:tblPr>
+        <w:tblW w:type="dxa" w:w="9806"/>
+        <w:tblBorders>
+          <w:top w:val="single" w:color="auto" w:sz="4"/>
+          <w:left w:val="single" w:color="auto" w:sz="4"/>
+          <w:bottom w:val="single" w:color="auto" w:sz="4"/>
+          <w:right w:val="single" w:color="auto" w:sz="4"/>
+          <w:insideH w:val="single" w:color="auto" w:sz="4"/>
+          <w:insideV w:val="single" w:color="auto" w:sz="4"/>
+        </w:tblBorders>
+      </w:tblPr>
+      <w:tblGrid>
+        <w:gridCol w:w="9806"/>
+      </w:tblGrid>
+      <w:tr>
+        <w:trPr>
+          <w:cantSplit/>
+        </w:trPr>
+        <w:tc>
+          <w:tcPr>
+            <w:tcW w:type="dxa" w:w="9806"/>
+            <w:tcBorders>
+              <w:top w:val="single" w:color="CFC9EE" w:sz="6"/>
+              <w:left w:val="single" w:color="CFC9EE" w:sz="6"/>
+              <w:bottom w:val="single" w:color="CFC9EE" w:sz="6"/>
+              <w:right w:val="single" w:color="CFC9EE" w:sz="6"/>
+            </w:tcBorders>
+            <w:tcMar>
+              <w:top w:type="dxa" w:w="90"/>
+              <w:left w:type="dxa" w:w="140"/>
+              <w:bottom w:type="dxa" w:w="90"/>
+              <w:right w:type="dxa" w:w="140"/>
+            </w:tcMar>
+          </w:tcPr>
+          <w:p>
+            <w:pPr>
+              <w:spacing w:after="60"/>
+            </w:pPr>
+            <w:r>
+              <w:rPr>
+                <w:b/>
+                <w:bCs/>
+                <w:color w:val="5B3FD6"/>
+                <w:sz w:val="24"/>
+                <w:szCs w:val="24"/>
+              </w:rPr>
+              <w:t xml:space="preserve">Q54</w:t>
+            </w:r>
+            <w:r>
+              <w:rPr>
+                <w:color w:val="6B6690"/>
+                <w:sz w:val="18"/>
+                <w:szCs w:val="18"/>
+              </w:rPr>
+              <w:t xml:space="preserve">   Hard  ·  circle one letter</w:t>
+            </w:r>
+          </w:p>
+          <w:p>
+            <w:pPr>
+              <w:spacing w:after="80"/>
+            </w:pPr>
+            <w:r>
+              <w:rPr>
+                <w:color w:val="1A0F5C"/>
+                <w:sz w:val="21"/>
+                <w:szCs w:val="21"/>
+              </w:rPr>
+              <w:t xml:space="preserve">The marketing lead asks how many customers the monsoon sale reached and how many of them bought, and the analyst runs the code above. What does it print?</w:t>
+            </w:r>
+          </w:p>
+          <w:p>
+            <w:pPr>
+              <w:spacing w:after="40"/>
+              <w:ind w:left="240"/>
+            </w:pPr>
+            <w:r>
+              <w:rPr>
+                <w:b/>
+                <w:bCs/>
+                <w:color w:val="5B3FD6"/>
+                <w:sz w:val="21"/>
+                <w:szCs w:val="21"/>
+              </w:rPr>
+              <w:t xml:space="preserve">(a)  </w:t>
+            </w:r>
+            <w:r>
+              <w:rPr>
+                <w:color w:val="1A0F5C"/>
+                <w:sz w:val="21"/>
+                <w:szCs w:val="21"/>
+              </w:rPr>
+              <w:t xml:space="preserve">2 2 2</w:t>
+            </w:r>
+          </w:p>
+          <w:p>
+            <w:pPr>
+              <w:spacing w:after="40"/>
+              <w:ind w:left="240"/>
+            </w:pPr>
+            <w:r>
+              <w:rPr>
+                <w:b/>
+                <w:bCs/>
+                <w:color w:val="5B3FD6"/>
+                <w:sz w:val="21"/>
+                <w:szCs w:val="21"/>
+              </w:rPr>
+              <w:t xml:space="preserve">(b)  </w:t>
+            </w:r>
+            <w:r>
+              <w:rPr>
+                <w:color w:val="1A0F5C"/>
+                <w:sz w:val="21"/>
+                <w:szCs w:val="21"/>
+              </w:rPr>
+              <w:t xml:space="preserve">4 4 4</w:t>
+            </w:r>
+          </w:p>
+          <w:p>
+            <w:pPr>
+              <w:spacing w:after="40"/>
+              <w:ind w:left="240"/>
+            </w:pPr>
+            <w:r>
+              <w:rPr>
+                <w:b/>
+                <w:bCs/>
+                <w:color w:val="5B3FD6"/>
+                <w:sz w:val="21"/>
+                <w:szCs w:val="21"/>
+              </w:rPr>
+              <w:t xml:space="preserve">(c)  </w:t>
+            </w:r>
+            <w:r>
+              <w:rPr>
+                <w:color w:val="1A0F5C"/>
+                <w:sz w:val="21"/>
+                <w:szCs w:val="21"/>
+              </w:rPr>
+              <w:t xml:space="preserve">5 5 2</w:t>
+            </w:r>
+          </w:p>
+          <w:p>
+            <w:pPr>
+              <w:spacing w:after="40"/>
+              <w:ind w:left="240"/>
+            </w:pPr>
+            <w:r>
+              <w:rPr>
+                <w:b/>
+                <w:bCs/>
+                <w:color w:val="5B3FD6"/>
+                <w:sz w:val="21"/>
+                <w:szCs w:val="21"/>
+              </w:rPr>
+              <w:t xml:space="preserve">(d)  </w:t>
+            </w:r>
+            <w:r>
+              <w:rPr>
+                <w:color w:val="1A0F5C"/>
+                <w:sz w:val="21"/>
+                <w:szCs w:val="21"/>
+              </w:rPr>
+              <w:t xml:space="preserve">5 2 2</w:t>
+            </w:r>
+          </w:p>
+        </w:tc>
+      </w:tr>
+    </w:tbl>
+    <w:p>
+      <w:pPr>
+        <w:spacing w:after="100"/>
+      </w:pPr>
+    </w:p>
+    <w:tbl>
+      <w:tblPr>
+        <w:tblW w:type="dxa" w:w="9806"/>
+        <w:tblBorders>
+          <w:top w:val="single" w:color="auto" w:sz="4"/>
+          <w:left w:val="single" w:color="auto" w:sz="4"/>
+          <w:bottom w:val="single" w:color="auto" w:sz="4"/>
+          <w:right w:val="single" w:color="auto" w:sz="4"/>
+          <w:insideH w:val="single" w:color="auto" w:sz="4"/>
+          <w:insideV w:val="single" w:color="auto" w:sz="4"/>
+        </w:tblBorders>
+      </w:tblPr>
+      <w:tblGrid>
+        <w:gridCol w:w="9806"/>
+      </w:tblGrid>
+      <w:tr>
+        <w:trPr>
+          <w:cantSplit/>
+        </w:trPr>
+        <w:tc>
+          <w:tcPr>
+            <w:tcW w:type="dxa" w:w="9806"/>
+            <w:tcBorders>
+              <w:top w:val="single" w:color="CFC9EE" w:sz="6"/>
+              <w:left w:val="single" w:color="CFC9EE" w:sz="6"/>
+              <w:bottom w:val="single" w:color="CFC9EE" w:sz="6"/>
+              <w:right w:val="single" w:color="CFC9EE" w:sz="6"/>
+            </w:tcBorders>
+            <w:tcMar>
+              <w:top w:type="dxa" w:w="90"/>
+              <w:left w:type="dxa" w:w="140"/>
+              <w:bottom w:type="dxa" w:w="90"/>
+              <w:right w:type="dxa" w:w="140"/>
+            </w:tcMar>
+          </w:tcPr>
+          <w:p>
+            <w:pPr>
+              <w:spacing w:after="60"/>
+            </w:pPr>
+            <w:r>
+              <w:rPr>
+                <w:b/>
+                <w:bCs/>
+                <w:color w:val="5B3FD6"/>
+                <w:sz w:val="24"/>
+                <w:szCs w:val="24"/>
+              </w:rPr>
+              <w:t xml:space="preserve">Q55</w:t>
             </w:r>
             <w:r>
               <w:rPr>
@@ -11942,7 +13200,7 @@
                 <w:sz w:val="18"/>
                 <w:szCs w:val="18"/>
               </w:rPr>
-              <w:t xml:space="preserve">____ of 52</w:t>
+              <w:t xml:space="preserve">____ of 55</w:t>
             </w:r>
           </w:p>
         </w:tc>
@@ -12067,7 +13325,7 @@
                 <w:sz w:val="17"/>
                 <w:szCs w:val="17"/>
               </w:rPr>
-              <w:t xml:space="preserve">Q27</w:t>
+              <w:t xml:space="preserve">Q29</w:t>
             </w:r>
           </w:p>
         </w:tc>
@@ -12099,7 +13357,7 @@
                 <w:sz w:val="17"/>
                 <w:szCs w:val="17"/>
               </w:rPr>
-              <w:t xml:space="preserve">______________________________</w:t>
+              <w:t xml:space="preserve">○ a     ○ b     ○ c     ○ d</w:t>
             </w:r>
           </w:p>
         </w:tc>
@@ -12200,7 +13458,7 @@
                 <w:sz w:val="17"/>
                 <w:szCs w:val="17"/>
               </w:rPr>
-              <w:t xml:space="preserve">Q28</w:t>
+              <w:t xml:space="preserve">Q30</w:t>
             </w:r>
           </w:p>
         </w:tc>
@@ -12333,7 +13591,7 @@
                 <w:sz w:val="17"/>
                 <w:szCs w:val="17"/>
               </w:rPr>
-              <w:t xml:space="preserve">Q29</w:t>
+              <w:t xml:space="preserve">Q31</w:t>
             </w:r>
           </w:p>
         </w:tc>
@@ -12466,7 +13724,7 @@
                 <w:sz w:val="17"/>
                 <w:szCs w:val="17"/>
               </w:rPr>
-              <w:t xml:space="preserve">Q30</w:t>
+              <w:t xml:space="preserve">Q32</w:t>
             </w:r>
           </w:p>
         </w:tc>
@@ -12599,7 +13857,7 @@
                 <w:sz w:val="17"/>
                 <w:szCs w:val="17"/>
               </w:rPr>
-              <w:t xml:space="preserve">Q31</w:t>
+              <w:t xml:space="preserve">Q33</w:t>
             </w:r>
           </w:p>
         </w:tc>
@@ -12732,7 +13990,7 @@
                 <w:sz w:val="17"/>
                 <w:szCs w:val="17"/>
               </w:rPr>
-              <w:t xml:space="preserve">Q32</w:t>
+              <w:t xml:space="preserve">Q34</w:t>
             </w:r>
           </w:p>
         </w:tc>
@@ -12764,7 +14022,7 @@
                 <w:sz w:val="17"/>
                 <w:szCs w:val="17"/>
               </w:rPr>
-              <w:t xml:space="preserve">○ a     ○ b     ○ c     ○ d</w:t>
+              <w:t xml:space="preserve">______________________________</w:t>
             </w:r>
           </w:p>
         </w:tc>
@@ -12865,7 +14123,7 @@
                 <w:sz w:val="17"/>
                 <w:szCs w:val="17"/>
               </w:rPr>
-              <w:t xml:space="preserve">Q33</w:t>
+              <w:t xml:space="preserve">Q35</w:t>
             </w:r>
           </w:p>
         </w:tc>
@@ -12897,7 +14155,7 @@
                 <w:sz w:val="17"/>
                 <w:szCs w:val="17"/>
               </w:rPr>
-              <w:t xml:space="preserve">○ a     ○ b     ○ c     ○ d</w:t>
+              <w:t xml:space="preserve">______________________________</w:t>
             </w:r>
           </w:p>
         </w:tc>
@@ -12998,7 +14256,7 @@
                 <w:sz w:val="17"/>
                 <w:szCs w:val="17"/>
               </w:rPr>
-              <w:t xml:space="preserve">Q34</w:t>
+              <w:t xml:space="preserve">Q36</w:t>
             </w:r>
           </w:p>
         </w:tc>
@@ -13030,7 +14288,7 @@
                 <w:sz w:val="17"/>
                 <w:szCs w:val="17"/>
               </w:rPr>
-              <w:t xml:space="preserve">______________________________</w:t>
+              <w:t xml:space="preserve">○ a     ○ b     ○ c     ○ d</w:t>
             </w:r>
           </w:p>
         </w:tc>
@@ -13131,7 +14389,7 @@
                 <w:sz w:val="17"/>
                 <w:szCs w:val="17"/>
               </w:rPr>
-              <w:t xml:space="preserve">Q35</w:t>
+              <w:t xml:space="preserve">Q37</w:t>
             </w:r>
           </w:p>
         </w:tc>
@@ -13163,7 +14421,7 @@
                 <w:sz w:val="17"/>
                 <w:szCs w:val="17"/>
               </w:rPr>
-              <w:t xml:space="preserve">______________________________</w:t>
+              <w:t xml:space="preserve">○ a     ○ b     ○ c     ○ d</w:t>
             </w:r>
           </w:p>
         </w:tc>
@@ -13264,7 +14522,7 @@
                 <w:sz w:val="17"/>
                 <w:szCs w:val="17"/>
               </w:rPr>
-              <w:t xml:space="preserve">Q36</w:t>
+              <w:t xml:space="preserve">Q38</w:t>
             </w:r>
           </w:p>
         </w:tc>
@@ -13296,7 +14554,7 @@
                 <w:sz w:val="17"/>
                 <w:szCs w:val="17"/>
               </w:rPr>
-              <w:t xml:space="preserve">○ a     ○ b     ○ c     ○ d</w:t>
+              <w:t xml:space="preserve">______________________________</w:t>
             </w:r>
           </w:p>
         </w:tc>
@@ -13397,7 +14655,7 @@
                 <w:sz w:val="17"/>
                 <w:szCs w:val="17"/>
               </w:rPr>
-              <w:t xml:space="preserve">Q37</w:t>
+              <w:t xml:space="preserve">Q39</w:t>
             </w:r>
           </w:p>
         </w:tc>
@@ -13429,7 +14687,7 @@
                 <w:sz w:val="17"/>
                 <w:szCs w:val="17"/>
               </w:rPr>
-              <w:t xml:space="preserve">○ a     ○ b     ○ c     ○ d</w:t>
+              <w:t xml:space="preserve">______________________________</w:t>
             </w:r>
           </w:p>
         </w:tc>
@@ -13530,7 +14788,7 @@
                 <w:sz w:val="17"/>
                 <w:szCs w:val="17"/>
               </w:rPr>
-              <w:t xml:space="preserve">Q38</w:t>
+              <w:t xml:space="preserve">Q40</w:t>
             </w:r>
           </w:p>
         </w:tc>
@@ -13562,7 +14820,7 @@
                 <w:sz w:val="17"/>
                 <w:szCs w:val="17"/>
               </w:rPr>
-              <w:t xml:space="preserve">______________________________</w:t>
+              <w:t xml:space="preserve">○ a     ○ b     ○ c     ○ d</w:t>
             </w:r>
           </w:p>
         </w:tc>
@@ -13663,7 +14921,7 @@
                 <w:sz w:val="17"/>
                 <w:szCs w:val="17"/>
               </w:rPr>
-              <w:t xml:space="preserve">Q39</w:t>
+              <w:t xml:space="preserve">Q41</w:t>
             </w:r>
           </w:p>
         </w:tc>
@@ -13695,7 +14953,7 @@
                 <w:sz w:val="17"/>
                 <w:szCs w:val="17"/>
               </w:rPr>
-              <w:t xml:space="preserve">______________________________</w:t>
+              <w:t xml:space="preserve">○ a     ○ b     ○ c     ○ d</w:t>
             </w:r>
           </w:p>
         </w:tc>
@@ -13796,7 +15054,7 @@
                 <w:sz w:val="17"/>
                 <w:szCs w:val="17"/>
               </w:rPr>
-              <w:t xml:space="preserve">Q40</w:t>
+              <w:t xml:space="preserve">Q42</w:t>
             </w:r>
           </w:p>
         </w:tc>
@@ -13929,7 +15187,7 @@
                 <w:sz w:val="17"/>
                 <w:szCs w:val="17"/>
               </w:rPr>
-              <w:t xml:space="preserve">Q41</w:t>
+              <w:t xml:space="preserve">Q43</w:t>
             </w:r>
           </w:p>
         </w:tc>
@@ -14062,7 +15320,7 @@
                 <w:sz w:val="17"/>
                 <w:szCs w:val="17"/>
               </w:rPr>
-              <w:t xml:space="preserve">Q42</w:t>
+              <w:t xml:space="preserve">Q44</w:t>
             </w:r>
           </w:p>
         </w:tc>
@@ -14195,7 +15453,7 @@
                 <w:sz w:val="17"/>
                 <w:szCs w:val="17"/>
               </w:rPr>
-              <w:t xml:space="preserve">Q43</w:t>
+              <w:t xml:space="preserve">Q45</w:t>
             </w:r>
           </w:p>
         </w:tc>
@@ -14328,7 +15586,7 @@
                 <w:sz w:val="17"/>
                 <w:szCs w:val="17"/>
               </w:rPr>
-              <w:t xml:space="preserve">Q44</w:t>
+              <w:t xml:space="preserve">Q46</w:t>
             </w:r>
           </w:p>
         </w:tc>
@@ -14360,7 +15618,7 @@
                 <w:sz w:val="17"/>
                 <w:szCs w:val="17"/>
               </w:rPr>
-              <w:t xml:space="preserve">○ a     ○ b     ○ c     ○ d</w:t>
+              <w:t xml:space="preserve">______________________________</w:t>
             </w:r>
           </w:p>
         </w:tc>
@@ -14461,7 +15719,7 @@
                 <w:sz w:val="17"/>
                 <w:szCs w:val="17"/>
               </w:rPr>
-              <w:t xml:space="preserve">Q45</w:t>
+              <w:t xml:space="preserve">Q47</w:t>
             </w:r>
           </w:p>
         </w:tc>
@@ -14594,7 +15852,7 @@
                 <w:sz w:val="17"/>
                 <w:szCs w:val="17"/>
               </w:rPr>
-              <w:t xml:space="preserve">Q46</w:t>
+              <w:t xml:space="preserve">Q48</w:t>
             </w:r>
           </w:p>
         </w:tc>
@@ -14727,7 +15985,7 @@
                 <w:sz w:val="17"/>
                 <w:szCs w:val="17"/>
               </w:rPr>
-              <w:t xml:space="preserve">Q47</w:t>
+              <w:t xml:space="preserve">Q49</w:t>
             </w:r>
           </w:p>
         </w:tc>
@@ -14860,7 +16118,7 @@
                 <w:sz w:val="17"/>
                 <w:szCs w:val="17"/>
               </w:rPr>
-              <w:t xml:space="preserve">Q48</w:t>
+              <w:t xml:space="preserve">Q50</w:t>
             </w:r>
           </w:p>
         </w:tc>
@@ -14993,7 +16251,7 @@
                 <w:sz w:val="17"/>
                 <w:szCs w:val="17"/>
               </w:rPr>
-              <w:t xml:space="preserve">Q49</w:t>
+              <w:t xml:space="preserve">Q51</w:t>
             </w:r>
           </w:p>
         </w:tc>
@@ -15025,7 +16283,7 @@
                 <w:sz w:val="17"/>
                 <w:szCs w:val="17"/>
               </w:rPr>
-              <w:t xml:space="preserve">○ a     ○ b     ○ c     ○ d</w:t>
+              <w:t xml:space="preserve">______________________________</w:t>
             </w:r>
           </w:p>
         </w:tc>
@@ -15126,7 +16384,7 @@
                 <w:sz w:val="17"/>
                 <w:szCs w:val="17"/>
               </w:rPr>
-              <w:t xml:space="preserve">Q50</w:t>
+              <w:t xml:space="preserve">Q52</w:t>
             </w:r>
           </w:p>
         </w:tc>
@@ -15158,7 +16416,7 @@
                 <w:sz w:val="17"/>
                 <w:szCs w:val="17"/>
               </w:rPr>
-              <w:t xml:space="preserve">______________________________</w:t>
+              <w:t xml:space="preserve">○ a     ○ b     ○ c     ○ d</w:t>
             </w:r>
           </w:p>
         </w:tc>
@@ -15259,7 +16517,7 @@
                 <w:sz w:val="17"/>
                 <w:szCs w:val="17"/>
               </w:rPr>
-              <w:t xml:space="preserve">Q51</w:t>
+              <w:t xml:space="preserve">Q53</w:t>
             </w:r>
           </w:p>
         </w:tc>
@@ -15291,7 +16549,7 @@
                 <w:sz w:val="17"/>
                 <w:szCs w:val="17"/>
               </w:rPr>
-              <w:t xml:space="preserve">______________________________</w:t>
+              <w:t xml:space="preserve">○ a     ○ b     ○ c     ○ d</w:t>
             </w:r>
           </w:p>
         </w:tc>
@@ -15392,7 +16650,7 @@
                 <w:sz w:val="17"/>
                 <w:szCs w:val="17"/>
               </w:rPr>
-              <w:t xml:space="preserve">Q52</w:t>
+              <w:t xml:space="preserve">Q54</w:t>
             </w:r>
           </w:p>
         </w:tc>
@@ -15425,6 +16683,272 @@
                 <w:szCs w:val="17"/>
               </w:rPr>
               <w:t xml:space="preserve">○ a     ○ b     ○ c     ○ d</w:t>
+            </w:r>
+          </w:p>
+        </w:tc>
+      </w:tr>
+      <w:tr>
+        <w:trPr>
+          <w:cantSplit/>
+        </w:trPr>
+        <w:tc>
+          <w:tcPr>
+            <w:tcW w:type="dxa" w:w="700"/>
+            <w:tcBorders>
+              <w:top w:val="single" w:color="CFC9EE" w:sz="6"/>
+              <w:left w:val="single" w:color="CFC9EE" w:sz="6"/>
+              <w:bottom w:val="single" w:color="CFC9EE" w:sz="6"/>
+              <w:right w:val="single" w:color="CFC9EE" w:sz="6"/>
+            </w:tcBorders>
+            <w:tcMar>
+              <w:top w:type="dxa" w:w="30"/>
+              <w:left w:type="dxa" w:w="110"/>
+              <w:bottom w:type="dxa" w:w="30"/>
+              <w:right w:type="dxa" w:w="110"/>
+            </w:tcMar>
+          </w:tcPr>
+          <w:p>
+            <w:pPr>
+              <w:spacing w:after="0"/>
+            </w:pPr>
+            <w:r>
+              <w:rPr>
+                <w:b/>
+                <w:bCs/>
+                <w:color w:val="5B3FD6"/>
+                <w:sz w:val="17"/>
+                <w:szCs w:val="17"/>
+              </w:rPr>
+              <w:t xml:space="preserve">Q27</w:t>
+            </w:r>
+          </w:p>
+        </w:tc>
+        <w:tc>
+          <w:tcPr>
+            <w:tcW w:type="dxa" w:w="4143"/>
+            <w:tcBorders>
+              <w:top w:val="single" w:color="CFC9EE" w:sz="6"/>
+              <w:left w:val="single" w:color="CFC9EE" w:sz="6"/>
+              <w:bottom w:val="single" w:color="CFC9EE" w:sz="6"/>
+              <w:right w:val="single" w:color="CFC9EE" w:sz="6"/>
+            </w:tcBorders>
+            <w:tcMar>
+              <w:top w:type="dxa" w:w="30"/>
+              <w:left w:type="dxa" w:w="110"/>
+              <w:bottom w:type="dxa" w:w="30"/>
+              <w:right w:type="dxa" w:w="110"/>
+            </w:tcMar>
+          </w:tcPr>
+          <w:p>
+            <w:pPr>
+              <w:spacing w:after="0"/>
+            </w:pPr>
+            <w:r>
+              <w:rPr>
+                <w:b w:val="false"/>
+                <w:bCs w:val="false"/>
+                <w:color w:val="1A0F5C"/>
+                <w:sz w:val="17"/>
+                <w:szCs w:val="17"/>
+              </w:rPr>
+              <w:t xml:space="preserve">______________________________</w:t>
+            </w:r>
+          </w:p>
+        </w:tc>
+        <w:tc>
+          <w:tcPr>
+            <w:tcW w:type="dxa" w:w="700"/>
+            <w:tcBorders>
+              <w:top w:val="single" w:color="CFC9EE" w:sz="6"/>
+              <w:left w:val="single" w:color="CFC9EE" w:sz="6"/>
+              <w:bottom w:val="single" w:color="CFC9EE" w:sz="6"/>
+              <w:right w:val="single" w:color="CFC9EE" w:sz="6"/>
+            </w:tcBorders>
+            <w:tcMar>
+              <w:top w:type="dxa" w:w="30"/>
+              <w:left w:type="dxa" w:w="110"/>
+              <w:bottom w:type="dxa" w:w="30"/>
+              <w:right w:type="dxa" w:w="110"/>
+            </w:tcMar>
+          </w:tcPr>
+          <w:p>
+            <w:pPr>
+              <w:spacing w:after="0"/>
+            </w:pPr>
+            <w:r>
+              <w:rPr>
+                <w:b/>
+                <w:bCs/>
+                <w:color w:val="5B3FD6"/>
+                <w:sz w:val="17"/>
+                <w:szCs w:val="17"/>
+              </w:rPr>
+              <w:t xml:space="preserve">Q55</w:t>
+            </w:r>
+          </w:p>
+        </w:tc>
+        <w:tc>
+          <w:tcPr>
+            <w:tcW w:type="dxa" w:w="4143"/>
+            <w:tcBorders>
+              <w:top w:val="single" w:color="CFC9EE" w:sz="6"/>
+              <w:left w:val="single" w:color="CFC9EE" w:sz="6"/>
+              <w:bottom w:val="single" w:color="CFC9EE" w:sz="6"/>
+              <w:right w:val="single" w:color="CFC9EE" w:sz="6"/>
+            </w:tcBorders>
+            <w:tcMar>
+              <w:top w:type="dxa" w:w="30"/>
+              <w:left w:type="dxa" w:w="110"/>
+              <w:bottom w:type="dxa" w:w="30"/>
+              <w:right w:type="dxa" w:w="110"/>
+            </w:tcMar>
+          </w:tcPr>
+          <w:p>
+            <w:pPr>
+              <w:spacing w:after="0"/>
+            </w:pPr>
+            <w:r>
+              <w:rPr>
+                <w:b w:val="false"/>
+                <w:bCs w:val="false"/>
+                <w:color w:val="1A0F5C"/>
+                <w:sz w:val="17"/>
+                <w:szCs w:val="17"/>
+              </w:rPr>
+              <w:t xml:space="preserve">○ a     ○ b     ○ c     ○ d</w:t>
+            </w:r>
+          </w:p>
+        </w:tc>
+      </w:tr>
+      <w:tr>
+        <w:trPr>
+          <w:cantSplit/>
+        </w:trPr>
+        <w:tc>
+          <w:tcPr>
+            <w:tcW w:type="dxa" w:w="700"/>
+            <w:tcBorders>
+              <w:top w:val="single" w:color="CFC9EE" w:sz="6"/>
+              <w:left w:val="single" w:color="CFC9EE" w:sz="6"/>
+              <w:bottom w:val="single" w:color="CFC9EE" w:sz="6"/>
+              <w:right w:val="single" w:color="CFC9EE" w:sz="6"/>
+            </w:tcBorders>
+            <w:tcMar>
+              <w:top w:type="dxa" w:w="30"/>
+              <w:left w:type="dxa" w:w="110"/>
+              <w:bottom w:type="dxa" w:w="30"/>
+              <w:right w:type="dxa" w:w="110"/>
+            </w:tcMar>
+          </w:tcPr>
+          <w:p>
+            <w:pPr>
+              <w:spacing w:after="0"/>
+            </w:pPr>
+            <w:r>
+              <w:rPr>
+                <w:b/>
+                <w:bCs/>
+                <w:color w:val="5B3FD6"/>
+                <w:sz w:val="17"/>
+                <w:szCs w:val="17"/>
+              </w:rPr>
+              <w:t xml:space="preserve">Q28</w:t>
+            </w:r>
+          </w:p>
+        </w:tc>
+        <w:tc>
+          <w:tcPr>
+            <w:tcW w:type="dxa" w:w="4143"/>
+            <w:tcBorders>
+              <w:top w:val="single" w:color="CFC9EE" w:sz="6"/>
+              <w:left w:val="single" w:color="CFC9EE" w:sz="6"/>
+              <w:bottom w:val="single" w:color="CFC9EE" w:sz="6"/>
+              <w:right w:val="single" w:color="CFC9EE" w:sz="6"/>
+            </w:tcBorders>
+            <w:tcMar>
+              <w:top w:type="dxa" w:w="30"/>
+              <w:left w:type="dxa" w:w="110"/>
+              <w:bottom w:type="dxa" w:w="30"/>
+              <w:right w:type="dxa" w:w="110"/>
+            </w:tcMar>
+          </w:tcPr>
+          <w:p>
+            <w:pPr>
+              <w:spacing w:after="0"/>
+            </w:pPr>
+            <w:r>
+              <w:rPr>
+                <w:b w:val="false"/>
+                <w:bCs w:val="false"/>
+                <w:color w:val="1A0F5C"/>
+                <w:sz w:val="17"/>
+                <w:szCs w:val="17"/>
+              </w:rPr>
+              <w:t xml:space="preserve">○ a     ○ b     ○ c     ○ d</w:t>
+            </w:r>
+          </w:p>
+        </w:tc>
+        <w:tc>
+          <w:tcPr>
+            <w:tcW w:type="dxa" w:w="700"/>
+            <w:tcBorders>
+              <w:top w:val="single" w:color="CFC9EE" w:sz="6"/>
+              <w:left w:val="single" w:color="CFC9EE" w:sz="6"/>
+              <w:bottom w:val="single" w:color="CFC9EE" w:sz="6"/>
+              <w:right w:val="single" w:color="CFC9EE" w:sz="6"/>
+            </w:tcBorders>
+            <w:tcMar>
+              <w:top w:type="dxa" w:w="30"/>
+              <w:left w:type="dxa" w:w="110"/>
+              <w:bottom w:type="dxa" w:w="30"/>
+              <w:right w:type="dxa" w:w="110"/>
+            </w:tcMar>
+          </w:tcPr>
+          <w:p>
+            <w:pPr>
+              <w:spacing w:after="0"/>
+            </w:pPr>
+            <w:r>
+              <w:rPr>
+                <w:b/>
+                <w:bCs/>
+                <w:color w:val="5B3FD6"/>
+                <w:sz w:val="17"/>
+                <w:szCs w:val="17"/>
+              </w:rPr>
+              <w:t xml:space="preserve"/>
+            </w:r>
+          </w:p>
+        </w:tc>
+        <w:tc>
+          <w:tcPr>
+            <w:tcW w:type="dxa" w:w="4143"/>
+            <w:tcBorders>
+              <w:top w:val="single" w:color="CFC9EE" w:sz="6"/>
+              <w:left w:val="single" w:color="CFC9EE" w:sz="6"/>
+              <w:bottom w:val="single" w:color="CFC9EE" w:sz="6"/>
+              <w:right w:val="single" w:color="CFC9EE" w:sz="6"/>
+            </w:tcBorders>
+            <w:tcMar>
+              <w:top w:type="dxa" w:w="30"/>
+              <w:left w:type="dxa" w:w="110"/>
+              <w:bottom w:type="dxa" w:w="30"/>
+              <w:right w:type="dxa" w:w="110"/>
+            </w:tcMar>
+          </w:tcPr>
+          <w:p>
+            <w:pPr>
+              <w:spacing w:after="0"/>
+            </w:pPr>
+            <w:r>
+              <w:rPr>
+                <w:b w:val="false"/>
+                <w:bCs w:val="false"/>
+                <w:color w:val="1A0F5C"/>
+                <w:sz w:val="17"/>
+                <w:szCs w:val="17"/>
+              </w:rPr>
+              <w:t xml:space="preserve"/>
             </w:r>
           </w:p>
         </w:tc>

--- a/content/W02/SAT/paper/C2_W02_SAT_recap_paper_STUDENT.docx
+++ b/content/W02/SAT/paper/C2_W02_SAT_recap_paper_STUDENT.docx
@@ -18,6 +18,7 @@
     </w:p>
     <w:p>
       <w:pPr>
+        <w:keepNext w:val="false"/>
         <w:spacing w:after="200"/>
       </w:pPr>
       <w:r>
@@ -45,6 +46,7 @@
     </w:p>
     <w:p>
       <w:pPr>
+        <w:keepNext w:val="false"/>
         <w:spacing w:after="80"/>
       </w:pPr>
       <w:r>
@@ -109,6 +111,7 @@
           </w:tcPr>
           <w:p>
             <w:pPr>
+              <w:keepNext w:val="false"/>
               <w:spacing w:after="80"/>
             </w:pPr>
             <w:r>
@@ -142,6 +145,7 @@
           </w:tcPr>
           <w:p>
             <w:pPr>
+              <w:keepNext w:val="false"/>
               <w:spacing w:after="80"/>
             </w:pPr>
             <w:r>
@@ -176,6 +180,7 @@
           </w:tcPr>
           <w:p>
             <w:pPr>
+              <w:keepNext w:val="false"/>
               <w:spacing w:after="80"/>
             </w:pPr>
             <w:r>
@@ -208,6 +213,7 @@
           </w:tcPr>
           <w:p>
             <w:pPr>
+              <w:keepNext w:val="false"/>
               <w:spacing w:after="80"/>
             </w:pPr>
             <w:r>
@@ -241,6 +247,7 @@
           </w:tcPr>
           <w:p>
             <w:pPr>
+              <w:keepNext w:val="false"/>
               <w:spacing w:after="80"/>
             </w:pPr>
             <w:r>
@@ -274,6 +281,7 @@
           </w:tcPr>
           <w:p>
             <w:pPr>
+              <w:keepNext w:val="false"/>
               <w:spacing w:after="80"/>
             </w:pPr>
             <w:r>
@@ -306,6 +314,7 @@
           </w:tcPr>
           <w:p>
             <w:pPr>
+              <w:keepNext w:val="false"/>
               <w:spacing w:after="80"/>
             </w:pPr>
             <w:r>
@@ -338,6 +347,7 @@
           </w:tcPr>
           <w:p>
             <w:pPr>
+              <w:keepNext w:val="false"/>
               <w:spacing w:after="80"/>
             </w:pPr>
             <w:r>
@@ -371,6 +381,7 @@
           </w:tcPr>
           <w:p>
             <w:pPr>
+              <w:keepNext w:val="false"/>
               <w:spacing w:after="80"/>
             </w:pPr>
             <w:r>
@@ -404,6 +415,7 @@
           </w:tcPr>
           <w:p>
             <w:pPr>
+              <w:keepNext w:val="false"/>
               <w:spacing w:after="80"/>
             </w:pPr>
             <w:r>
@@ -436,6 +448,7 @@
           </w:tcPr>
           <w:p>
             <w:pPr>
+              <w:keepNext w:val="false"/>
               <w:spacing w:after="80"/>
             </w:pPr>
             <w:r>
@@ -468,6 +481,7 @@
           </w:tcPr>
           <w:p>
             <w:pPr>
+              <w:keepNext w:val="false"/>
               <w:spacing w:after="80"/>
             </w:pPr>
             <w:r>
@@ -501,6 +515,7 @@
           </w:tcPr>
           <w:p>
             <w:pPr>
+              <w:keepNext w:val="false"/>
               <w:spacing w:after="80"/>
             </w:pPr>
             <w:r>
@@ -534,6 +549,7 @@
           </w:tcPr>
           <w:p>
             <w:pPr>
+              <w:keepNext w:val="false"/>
               <w:spacing w:after="80"/>
             </w:pPr>
             <w:r>
@@ -606,6 +622,7 @@
           </w:tcPr>
           <w:p>
             <w:pPr>
+              <w:keepNext w:val="false"/>
               <w:spacing w:after="80"/>
             </w:pPr>
             <w:r>
@@ -639,6 +656,7 @@
           </w:tcPr>
           <w:p>
             <w:pPr>
+              <w:keepNext w:val="false"/>
               <w:spacing w:after="80"/>
             </w:pPr>
             <w:r>
@@ -672,6 +690,7 @@
           </w:tcPr>
           <w:p>
             <w:pPr>
+              <w:keepNext w:val="false"/>
               <w:spacing w:after="80"/>
             </w:pPr>
             <w:r>
@@ -705,6 +724,7 @@
           </w:tcPr>
           <w:p>
             <w:pPr>
+              <w:keepNext w:val="false"/>
               <w:spacing w:after="80"/>
             </w:pPr>
             <w:r>
@@ -738,6 +758,7 @@
           </w:tcPr>
           <w:p>
             <w:pPr>
+              <w:keepNext w:val="false"/>
               <w:spacing w:after="80"/>
             </w:pPr>
             <w:r>
@@ -771,6 +792,7 @@
           </w:tcPr>
           <w:p>
             <w:pPr>
+              <w:keepNext w:val="false"/>
               <w:spacing w:after="80"/>
             </w:pPr>
             <w:r>
@@ -804,6 +826,7 @@
           </w:tcPr>
           <w:p>
             <w:pPr>
+              <w:keepNext w:val="false"/>
               <w:spacing w:after="80"/>
             </w:pPr>
             <w:r>
@@ -838,6 +861,7 @@
           </w:tcPr>
           <w:p>
             <w:pPr>
+              <w:keepNext w:val="false"/>
               <w:spacing w:after="80"/>
             </w:pPr>
             <w:r>
@@ -870,6 +894,7 @@
           </w:tcPr>
           <w:p>
             <w:pPr>
+              <w:keepNext w:val="false"/>
               <w:spacing w:after="80"/>
             </w:pPr>
             <w:r>
@@ -902,6 +927,7 @@
           </w:tcPr>
           <w:p>
             <w:pPr>
+              <w:keepNext w:val="false"/>
               <w:spacing w:after="80"/>
             </w:pPr>
             <w:r>
@@ -934,6 +960,7 @@
           </w:tcPr>
           <w:p>
             <w:pPr>
+              <w:keepNext w:val="false"/>
               <w:spacing w:after="80"/>
             </w:pPr>
             <w:r>
@@ -966,6 +993,7 @@
           </w:tcPr>
           <w:p>
             <w:pPr>
+              <w:keepNext w:val="false"/>
               <w:spacing w:after="80"/>
             </w:pPr>
             <w:r>
@@ -998,6 +1026,7 @@
           </w:tcPr>
           <w:p>
             <w:pPr>
+              <w:keepNext w:val="false"/>
               <w:spacing w:after="80"/>
             </w:pPr>
             <w:r>
@@ -1030,6 +1059,7 @@
           </w:tcPr>
           <w:p>
             <w:pPr>
+              <w:keepNext w:val="false"/>
               <w:spacing w:after="80"/>
             </w:pPr>
             <w:r>
@@ -1065,6 +1095,7 @@
           </w:tcPr>
           <w:p>
             <w:pPr>
+              <w:keepNext w:val="false"/>
               <w:spacing w:after="80"/>
             </w:pPr>
             <w:r>
@@ -1098,6 +1129,7 @@
           </w:tcPr>
           <w:p>
             <w:pPr>
+              <w:keepNext w:val="false"/>
               <w:spacing w:after="80"/>
             </w:pPr>
             <w:r>
@@ -1131,6 +1163,7 @@
           </w:tcPr>
           <w:p>
             <w:pPr>
+              <w:keepNext w:val="false"/>
               <w:spacing w:after="80"/>
             </w:pPr>
             <w:r>
@@ -1164,6 +1197,7 @@
           </w:tcPr>
           <w:p>
             <w:pPr>
+              <w:keepNext w:val="false"/>
               <w:spacing w:after="80"/>
             </w:pPr>
             <w:r>
@@ -1197,6 +1231,7 @@
           </w:tcPr>
           <w:p>
             <w:pPr>
+              <w:keepNext w:val="false"/>
               <w:spacing w:after="80"/>
             </w:pPr>
             <w:r>
@@ -1230,6 +1265,7 @@
           </w:tcPr>
           <w:p>
             <w:pPr>
+              <w:keepNext w:val="false"/>
               <w:spacing w:after="80"/>
             </w:pPr>
             <w:r>
@@ -1263,6 +1299,7 @@
           </w:tcPr>
           <w:p>
             <w:pPr>
+              <w:keepNext w:val="false"/>
               <w:spacing w:after="80"/>
             </w:pPr>
             <w:r>
@@ -1297,6 +1334,7 @@
           </w:tcPr>
           <w:p>
             <w:pPr>
+              <w:keepNext w:val="false"/>
               <w:spacing w:after="80"/>
             </w:pPr>
             <w:r>
@@ -1329,6 +1367,7 @@
           </w:tcPr>
           <w:p>
             <w:pPr>
+              <w:keepNext w:val="false"/>
               <w:spacing w:after="80"/>
             </w:pPr>
             <w:r>
@@ -1361,6 +1400,7 @@
           </w:tcPr>
           <w:p>
             <w:pPr>
+              <w:keepNext w:val="false"/>
               <w:spacing w:after="80"/>
             </w:pPr>
             <w:r>
@@ -1393,6 +1433,7 @@
           </w:tcPr>
           <w:p>
             <w:pPr>
+              <w:keepNext w:val="false"/>
               <w:spacing w:after="80"/>
             </w:pPr>
             <w:r>
@@ -1425,6 +1466,7 @@
           </w:tcPr>
           <w:p>
             <w:pPr>
+              <w:keepNext w:val="false"/>
               <w:spacing w:after="80"/>
             </w:pPr>
             <w:r>
@@ -1457,6 +1499,7 @@
           </w:tcPr>
           <w:p>
             <w:pPr>
+              <w:keepNext w:val="false"/>
               <w:spacing w:after="80"/>
             </w:pPr>
             <w:r>
@@ -1489,6 +1532,7 @@
           </w:tcPr>
           <w:p>
             <w:pPr>
+              <w:keepNext w:val="false"/>
               <w:spacing w:after="80"/>
             </w:pPr>
             <w:r>
@@ -1524,6 +1568,7 @@
           </w:tcPr>
           <w:p>
             <w:pPr>
+              <w:keepNext w:val="false"/>
               <w:spacing w:after="80"/>
             </w:pPr>
             <w:r>
@@ -1557,6 +1602,7 @@
           </w:tcPr>
           <w:p>
             <w:pPr>
+              <w:keepNext w:val="false"/>
               <w:spacing w:after="80"/>
             </w:pPr>
             <w:r>
@@ -1590,6 +1636,7 @@
           </w:tcPr>
           <w:p>
             <w:pPr>
+              <w:keepNext w:val="false"/>
               <w:spacing w:after="80"/>
             </w:pPr>
             <w:r>
@@ -1623,6 +1670,7 @@
           </w:tcPr>
           <w:p>
             <w:pPr>
+              <w:keepNext w:val="false"/>
               <w:spacing w:after="80"/>
             </w:pPr>
             <w:r>
@@ -1656,6 +1704,7 @@
           </w:tcPr>
           <w:p>
             <w:pPr>
+              <w:keepNext w:val="false"/>
               <w:spacing w:after="80"/>
             </w:pPr>
             <w:r>
@@ -1689,6 +1738,7 @@
           </w:tcPr>
           <w:p>
             <w:pPr>
+              <w:keepNext w:val="false"/>
               <w:spacing w:after="80"/>
             </w:pPr>
             <w:r>
@@ -1722,6 +1772,7 @@
           </w:tcPr>
           <w:p>
             <w:pPr>
+              <w:keepNext w:val="false"/>
               <w:spacing w:after="80"/>
             </w:pPr>
             <w:r>
@@ -1756,6 +1807,7 @@
           </w:tcPr>
           <w:p>
             <w:pPr>
+              <w:keepNext w:val="false"/>
               <w:spacing w:after="80"/>
             </w:pPr>
             <w:r>
@@ -1788,6 +1840,7 @@
           </w:tcPr>
           <w:p>
             <w:pPr>
+              <w:keepNext w:val="false"/>
               <w:spacing w:after="80"/>
             </w:pPr>
             <w:r>
@@ -1820,6 +1873,7 @@
           </w:tcPr>
           <w:p>
             <w:pPr>
+              <w:keepNext w:val="false"/>
               <w:spacing w:after="80"/>
             </w:pPr>
             <w:r>
@@ -1852,6 +1906,7 @@
           </w:tcPr>
           <w:p>
             <w:pPr>
+              <w:keepNext w:val="false"/>
               <w:spacing w:after="80"/>
             </w:pPr>
             <w:r>
@@ -1884,6 +1939,7 @@
           </w:tcPr>
           <w:p>
             <w:pPr>
+              <w:keepNext w:val="false"/>
               <w:spacing w:after="80"/>
             </w:pPr>
             <w:r>
@@ -1916,6 +1972,7 @@
           </w:tcPr>
           <w:p>
             <w:pPr>
+              <w:keepNext w:val="false"/>
               <w:spacing w:after="80"/>
             </w:pPr>
             <w:r>
@@ -1948,6 +2005,7 @@
           </w:tcPr>
           <w:p>
             <w:pPr>
+              <w:keepNext w:val="false"/>
               <w:spacing w:after="80"/>
             </w:pPr>
             <w:r>
@@ -1983,6 +2041,7 @@
           </w:tcPr>
           <w:p>
             <w:pPr>
+              <w:keepNext w:val="false"/>
               <w:spacing w:after="80"/>
             </w:pPr>
             <w:r>
@@ -2016,6 +2075,7 @@
           </w:tcPr>
           <w:p>
             <w:pPr>
+              <w:keepNext w:val="false"/>
               <w:spacing w:after="80"/>
             </w:pPr>
             <w:r>
@@ -2049,6 +2109,7 @@
           </w:tcPr>
           <w:p>
             <w:pPr>
+              <w:keepNext w:val="false"/>
               <w:spacing w:after="80"/>
             </w:pPr>
             <w:r>
@@ -2082,6 +2143,7 @@
           </w:tcPr>
           <w:p>
             <w:pPr>
+              <w:keepNext w:val="false"/>
               <w:spacing w:after="80"/>
             </w:pPr>
             <w:r>
@@ -2115,6 +2177,7 @@
           </w:tcPr>
           <w:p>
             <w:pPr>
+              <w:keepNext w:val="false"/>
               <w:spacing w:after="80"/>
             </w:pPr>
             <w:r>
@@ -2148,6 +2211,7 @@
           </w:tcPr>
           <w:p>
             <w:pPr>
+              <w:keepNext w:val="false"/>
               <w:spacing w:after="80"/>
             </w:pPr>
             <w:r>
@@ -2181,6 +2245,7 @@
           </w:tcPr>
           <w:p>
             <w:pPr>
+              <w:keepNext w:val="false"/>
               <w:spacing w:after="80"/>
             </w:pPr>
             <w:r>
@@ -2215,6 +2280,7 @@
           </w:tcPr>
           <w:p>
             <w:pPr>
+              <w:keepNext w:val="false"/>
               <w:spacing w:after="80"/>
             </w:pPr>
             <w:r>
@@ -2247,6 +2313,7 @@
           </w:tcPr>
           <w:p>
             <w:pPr>
+              <w:keepNext w:val="false"/>
               <w:spacing w:after="80"/>
             </w:pPr>
             <w:r>
@@ -2279,6 +2346,7 @@
           </w:tcPr>
           <w:p>
             <w:pPr>
+              <w:keepNext w:val="false"/>
               <w:spacing w:after="80"/>
             </w:pPr>
             <w:r>
@@ -2311,6 +2379,7 @@
           </w:tcPr>
           <w:p>
             <w:pPr>
+              <w:keepNext w:val="false"/>
               <w:spacing w:after="80"/>
             </w:pPr>
             <w:r>
@@ -2343,6 +2412,7 @@
           </w:tcPr>
           <w:p>
             <w:pPr>
+              <w:keepNext w:val="false"/>
               <w:spacing w:after="80"/>
             </w:pPr>
             <w:r>
@@ -2375,6 +2445,7 @@
           </w:tcPr>
           <w:p>
             <w:pPr>
+              <w:keepNext w:val="false"/>
               <w:spacing w:after="80"/>
             </w:pPr>
             <w:r>
@@ -2407,6 +2478,7 @@
           </w:tcPr>
           <w:p>
             <w:pPr>
+              <w:keepNext w:val="false"/>
               <w:spacing w:after="80"/>
             </w:pPr>
             <w:r>
@@ -2440,6 +2512,7 @@
     </w:p>
     <w:p>
       <w:pPr>
+        <w:keepNext w:val="false"/>
         <w:spacing w:after="100"/>
       </w:pPr>
       <w:r>
@@ -2453,6 +2526,7 @@
     </w:p>
     <w:p>
       <w:pPr>
+        <w:keepNext w:val="false"/>
         <w:spacing w:after="160"/>
       </w:pPr>
       <w:r>
@@ -2501,6 +2575,7 @@
           </w:tcPr>
           <w:p>
             <w:pPr>
+              <w:keepNext w:val="false"/>
               <w:spacing w:after="60"/>
             </w:pPr>
             <w:r>
@@ -2524,6 +2599,7 @@
           </w:p>
           <w:p>
             <w:pPr>
+              <w:keepNext w:val="false"/>
               <w:spacing w:after="80"/>
             </w:pPr>
             <w:r>
@@ -2537,6 +2613,7 @@
           </w:p>
           <w:p>
             <w:pPr>
+              <w:keepNext w:val="false"/>
               <w:spacing w:before="80"/>
             </w:pPr>
             <w:r>
@@ -2553,6 +2630,7 @@
     </w:tbl>
     <w:p>
       <w:pPr>
+        <w:keepNext w:val="false"/>
         <w:spacing w:after="100"/>
       </w:pPr>
     </w:p>
@@ -2593,6 +2671,7 @@
           </w:tcPr>
           <w:p>
             <w:pPr>
+              <w:keepNext w:val="false"/>
               <w:spacing w:after="60"/>
             </w:pPr>
             <w:r>
@@ -2616,6 +2695,7 @@
           </w:p>
           <w:p>
             <w:pPr>
+              <w:keepNext w:val="false"/>
               <w:spacing w:after="80"/>
             </w:pPr>
             <w:r>
@@ -2629,6 +2709,7 @@
           </w:p>
           <w:p>
             <w:pPr>
+              <w:keepNext w:val="false"/>
               <w:spacing w:before="80"/>
             </w:pPr>
             <w:r>
@@ -2645,6 +2726,7 @@
     </w:tbl>
     <w:p>
       <w:pPr>
+        <w:keepNext w:val="false"/>
         <w:spacing w:after="100"/>
       </w:pPr>
     </w:p>
@@ -2685,6 +2767,7 @@
           </w:tcPr>
           <w:p>
             <w:pPr>
+              <w:keepNext w:val="false"/>
               <w:spacing w:after="60"/>
             </w:pPr>
             <w:r>
@@ -2708,6 +2791,7 @@
           </w:p>
           <w:p>
             <w:pPr>
+              <w:keepNext w:val="false"/>
               <w:spacing w:after="80"/>
             </w:pPr>
             <w:r>
@@ -2721,6 +2805,7 @@
           </w:p>
           <w:p>
             <w:pPr>
+              <w:keepNext w:val="false"/>
               <w:spacing w:before="80"/>
             </w:pPr>
             <w:r>
@@ -2737,6 +2822,7 @@
     </w:tbl>
     <w:p>
       <w:pPr>
+        <w:keepNext w:val="false"/>
         <w:spacing w:after="100"/>
       </w:pPr>
     </w:p>
@@ -2777,6 +2863,7 @@
           </w:tcPr>
           <w:p>
             <w:pPr>
+              <w:keepNext w:val="false"/>
               <w:spacing w:after="60"/>
             </w:pPr>
             <w:r>
@@ -2800,6 +2887,7 @@
           </w:p>
           <w:p>
             <w:pPr>
+              <w:keepNext w:val="false"/>
               <w:spacing w:after="80"/>
             </w:pPr>
             <w:r>
@@ -2813,6 +2901,7 @@
           </w:p>
           <w:p>
             <w:pPr>
+              <w:keepNext w:val="false"/>
               <w:spacing w:before="80"/>
             </w:pPr>
             <w:r>
@@ -2829,6 +2918,7 @@
     </w:tbl>
     <w:p>
       <w:pPr>
+        <w:keepNext w:val="false"/>
         <w:spacing w:after="100"/>
       </w:pPr>
     </w:p>
@@ -2869,6 +2959,7 @@
           </w:tcPr>
           <w:p>
             <w:pPr>
+              <w:keepNext w:val="false"/>
               <w:spacing w:after="60"/>
             </w:pPr>
             <w:r>
@@ -2892,6 +2983,7 @@
           </w:p>
           <w:p>
             <w:pPr>
+              <w:keepNext w:val="false"/>
               <w:spacing w:after="80"/>
             </w:pPr>
             <w:r>
@@ -2905,6 +2997,7 @@
           </w:p>
           <w:p>
             <w:pPr>
+              <w:keepNext w:val="false"/>
               <w:spacing w:before="80"/>
             </w:pPr>
             <w:r>
@@ -2921,6 +3014,7 @@
     </w:tbl>
     <w:p>
       <w:pPr>
+        <w:keepNext w:val="false"/>
         <w:spacing w:after="100"/>
       </w:pPr>
     </w:p>
@@ -2961,6 +3055,7 @@
           </w:tcPr>
           <w:p>
             <w:pPr>
+              <w:keepNext w:val="false"/>
               <w:spacing w:after="60"/>
             </w:pPr>
             <w:r>
@@ -2984,6 +3079,7 @@
           </w:p>
           <w:p>
             <w:pPr>
+              <w:keepNext w:val="false"/>
               <w:spacing w:after="80"/>
             </w:pPr>
             <w:r>
@@ -2997,6 +3093,7 @@
           </w:p>
           <w:p>
             <w:pPr>
+              <w:keepNext w:val="false"/>
               <w:spacing w:before="80"/>
             </w:pPr>
             <w:r>
@@ -3013,6 +3110,7 @@
     </w:tbl>
     <w:p>
       <w:pPr>
+        <w:keepNext w:val="false"/>
         <w:spacing w:after="100"/>
       </w:pPr>
     </w:p>
@@ -3053,6 +3151,7 @@
           </w:tcPr>
           <w:p>
             <w:pPr>
+              <w:keepNext w:val="false"/>
               <w:spacing w:after="60"/>
             </w:pPr>
             <w:r>
@@ -3076,6 +3175,7 @@
           </w:p>
           <w:p>
             <w:pPr>
+              <w:keepNext w:val="false"/>
               <w:spacing w:after="80"/>
             </w:pPr>
             <w:r>
@@ -3089,6 +3189,7 @@
           </w:p>
           <w:p>
             <w:pPr>
+              <w:keepNext w:val="false"/>
               <w:spacing w:before="80"/>
             </w:pPr>
             <w:r>
@@ -3105,6 +3206,7 @@
     </w:tbl>
     <w:p>
       <w:pPr>
+        <w:keepNext w:val="false"/>
         <w:spacing w:after="100"/>
       </w:pPr>
     </w:p>
@@ -3145,6 +3247,7 @@
           </w:tcPr>
           <w:p>
             <w:pPr>
+              <w:keepNext w:val="false"/>
               <w:spacing w:after="60"/>
             </w:pPr>
             <w:r>
@@ -3168,6 +3271,7 @@
           </w:p>
           <w:p>
             <w:pPr>
+              <w:keepNext w:val="false"/>
               <w:spacing w:after="80"/>
             </w:pPr>
             <w:r>
@@ -3181,6 +3285,7 @@
           </w:p>
           <w:p>
             <w:pPr>
+              <w:keepNext w:val="false"/>
               <w:spacing w:before="80"/>
             </w:pPr>
             <w:r>
@@ -3197,6 +3302,7 @@
     </w:tbl>
     <w:p>
       <w:pPr>
+        <w:keepNext w:val="false"/>
         <w:spacing w:after="100"/>
       </w:pPr>
     </w:p>
@@ -3237,6 +3343,7 @@
           </w:tcPr>
           <w:p>
             <w:pPr>
+              <w:keepNext w:val="false"/>
               <w:spacing w:after="60"/>
             </w:pPr>
             <w:r>
@@ -3260,6 +3367,7 @@
           </w:p>
           <w:p>
             <w:pPr>
+              <w:keepNext w:val="false"/>
               <w:spacing w:after="80"/>
             </w:pPr>
             <w:r>
@@ -3273,6 +3381,7 @@
           </w:p>
           <w:p>
             <w:pPr>
+              <w:keepNext w:val="false"/>
               <w:spacing w:before="80"/>
             </w:pPr>
             <w:r>
@@ -3289,6 +3398,7 @@
     </w:tbl>
     <w:p>
       <w:pPr>
+        <w:keepNext w:val="false"/>
         <w:spacing w:after="100"/>
       </w:pPr>
     </w:p>
@@ -3329,6 +3439,7 @@
           </w:tcPr>
           <w:p>
             <w:pPr>
+              <w:keepNext w:val="false"/>
               <w:spacing w:after="60"/>
             </w:pPr>
             <w:r>
@@ -3352,6 +3463,7 @@
           </w:p>
           <w:p>
             <w:pPr>
+              <w:keepNext w:val="false"/>
               <w:spacing w:after="80"/>
             </w:pPr>
             <w:r>
@@ -3365,6 +3477,7 @@
           </w:p>
           <w:p>
             <w:pPr>
+              <w:keepNext w:val="false"/>
               <w:spacing w:before="80"/>
             </w:pPr>
             <w:r>
@@ -3381,6 +3494,7 @@
     </w:tbl>
     <w:p>
       <w:pPr>
+        <w:keepNext w:val="false"/>
         <w:spacing w:after="100"/>
       </w:pPr>
     </w:p>
@@ -3421,6 +3535,7 @@
           </w:tcPr>
           <w:p>
             <w:pPr>
+              <w:keepNext w:val="false"/>
               <w:spacing w:after="60"/>
             </w:pPr>
             <w:r>
@@ -3444,6 +3559,7 @@
           </w:p>
           <w:p>
             <w:pPr>
+              <w:keepNext w:val="false"/>
               <w:spacing w:after="80"/>
             </w:pPr>
             <w:r>
@@ -3457,6 +3573,7 @@
           </w:p>
           <w:p>
             <w:pPr>
+              <w:keepNext w:val="false"/>
               <w:spacing w:before="80"/>
             </w:pPr>
             <w:r>
@@ -3488,6 +3605,7 @@
     </w:p>
     <w:p>
       <w:pPr>
+        <w:keepNext w:val="false"/>
         <w:spacing w:after="100"/>
       </w:pPr>
       <w:r>
@@ -3501,6 +3619,7 @@
     </w:p>
     <w:p>
       <w:pPr>
+        <w:keepNext w:val="false"/>
         <w:spacing w:after="160"/>
       </w:pPr>
       <w:r>
@@ -3549,6 +3668,7 @@
           </w:tcPr>
           <w:p>
             <w:pPr>
+              <w:keepNext w:val="false"/>
               <w:spacing w:after="60"/>
             </w:pPr>
             <w:r>
@@ -3572,6 +3692,7 @@
           </w:p>
           <w:p>
             <w:pPr>
+              <w:keepNext w:val="false"/>
               <w:spacing w:after="80"/>
             </w:pPr>
             <w:r>
@@ -3585,6 +3706,7 @@
           </w:p>
           <w:p>
             <w:pPr>
+              <w:keepNext w:val="false"/>
               <w:spacing w:after="40"/>
               <w:ind w:left="240"/>
             </w:pPr>
@@ -3609,6 +3731,7 @@
           </w:p>
           <w:p>
             <w:pPr>
+              <w:keepNext w:val="false"/>
               <w:spacing w:after="40"/>
               <w:ind w:left="240"/>
             </w:pPr>
@@ -3633,6 +3756,7 @@
           </w:p>
           <w:p>
             <w:pPr>
+              <w:keepNext w:val="false"/>
               <w:spacing w:after="40"/>
               <w:ind w:left="240"/>
             </w:pPr>
@@ -3657,6 +3781,7 @@
           </w:p>
           <w:p>
             <w:pPr>
+              <w:keepNext w:val="false"/>
               <w:spacing w:after="40"/>
               <w:ind w:left="240"/>
             </w:pPr>
@@ -3684,6 +3809,7 @@
     </w:tbl>
     <w:p>
       <w:pPr>
+        <w:keepNext w:val="false"/>
         <w:spacing w:after="100"/>
       </w:pPr>
     </w:p>
@@ -3724,6 +3850,7 @@
           </w:tcPr>
           <w:p>
             <w:pPr>
+              <w:keepNext w:val="false"/>
               <w:spacing w:after="60"/>
             </w:pPr>
             <w:r>
@@ -3747,6 +3874,7 @@
           </w:p>
           <w:p>
             <w:pPr>
+              <w:keepNext w:val="false"/>
               <w:spacing w:after="80"/>
             </w:pPr>
             <w:r>
@@ -3760,6 +3888,7 @@
           </w:p>
           <w:p>
             <w:pPr>
+              <w:keepNext w:val="false"/>
               <w:spacing w:after="40"/>
               <w:ind w:left="240"/>
             </w:pPr>
@@ -3784,6 +3913,7 @@
           </w:p>
           <w:p>
             <w:pPr>
+              <w:keepNext w:val="false"/>
               <w:spacing w:after="40"/>
               <w:ind w:left="240"/>
             </w:pPr>
@@ -3808,6 +3938,7 @@
           </w:p>
           <w:p>
             <w:pPr>
+              <w:keepNext w:val="false"/>
               <w:spacing w:after="40"/>
               <w:ind w:left="240"/>
             </w:pPr>
@@ -3832,6 +3963,7 @@
           </w:p>
           <w:p>
             <w:pPr>
+              <w:keepNext w:val="false"/>
               <w:spacing w:after="40"/>
               <w:ind w:left="240"/>
             </w:pPr>
@@ -3859,6 +3991,7 @@
     </w:tbl>
     <w:p>
       <w:pPr>
+        <w:keepNext w:val="false"/>
         <w:spacing w:after="100"/>
       </w:pPr>
     </w:p>
@@ -3899,6 +4032,7 @@
           </w:tcPr>
           <w:p>
             <w:pPr>
+              <w:keepNext w:val="false"/>
               <w:spacing w:after="60"/>
             </w:pPr>
             <w:r>
@@ -3922,6 +4056,7 @@
           </w:p>
           <w:p>
             <w:pPr>
+              <w:keepNext w:val="false"/>
               <w:spacing w:after="80"/>
             </w:pPr>
             <w:r>
@@ -3935,6 +4070,7 @@
           </w:p>
           <w:p>
             <w:pPr>
+              <w:keepNext w:val="false"/>
               <w:spacing w:after="40"/>
               <w:ind w:left="240"/>
             </w:pPr>
@@ -3959,6 +4095,7 @@
           </w:p>
           <w:p>
             <w:pPr>
+              <w:keepNext w:val="false"/>
               <w:spacing w:after="40"/>
               <w:ind w:left="240"/>
             </w:pPr>
@@ -3983,6 +4120,7 @@
           </w:p>
           <w:p>
             <w:pPr>
+              <w:keepNext w:val="false"/>
               <w:spacing w:after="40"/>
               <w:ind w:left="240"/>
             </w:pPr>
@@ -4007,6 +4145,7 @@
           </w:p>
           <w:p>
             <w:pPr>
+              <w:keepNext w:val="false"/>
               <w:spacing w:after="40"/>
               <w:ind w:left="240"/>
             </w:pPr>
@@ -4034,6 +4173,7 @@
     </w:tbl>
     <w:p>
       <w:pPr>
+        <w:keepNext w:val="false"/>
         <w:spacing w:after="100"/>
       </w:pPr>
     </w:p>
@@ -4074,6 +4214,7 @@
           </w:tcPr>
           <w:p>
             <w:pPr>
+              <w:keepNext w:val="false"/>
               <w:spacing w:after="60"/>
             </w:pPr>
             <w:r>
@@ -4097,6 +4238,7 @@
           </w:p>
           <w:p>
             <w:pPr>
+              <w:keepNext w:val="false"/>
               <w:spacing w:after="80"/>
             </w:pPr>
             <w:r>
@@ -4110,6 +4252,7 @@
           </w:p>
           <w:p>
             <w:pPr>
+              <w:keepNext w:val="false"/>
               <w:spacing w:after="900" w:before="80"/>
             </w:pPr>
             <w:r>
@@ -4123,6 +4266,7 @@
           </w:p>
           <w:p>
             <w:pPr>
+              <w:keepNext w:val="false"/>
               <w:spacing w:after="80"/>
             </w:pPr>
             <w:r>
@@ -4139,6 +4283,7 @@
     </w:tbl>
     <w:p>
       <w:pPr>
+        <w:keepNext w:val="false"/>
         <w:spacing w:after="100"/>
       </w:pPr>
     </w:p>
@@ -4179,6 +4324,7 @@
           </w:tcPr>
           <w:p>
             <w:pPr>
+              <w:keepNext w:val="false"/>
               <w:spacing w:after="60"/>
             </w:pPr>
             <w:r>
@@ -4202,6 +4348,7 @@
           </w:p>
           <w:p>
             <w:pPr>
+              <w:keepNext w:val="false"/>
               <w:spacing w:after="80"/>
             </w:pPr>
             <w:r>
@@ -4215,6 +4362,7 @@
           </w:p>
           <w:p>
             <w:pPr>
+              <w:keepNext w:val="false"/>
               <w:spacing w:after="40"/>
               <w:ind w:left="240"/>
             </w:pPr>
@@ -4239,6 +4387,7 @@
           </w:p>
           <w:p>
             <w:pPr>
+              <w:keepNext w:val="false"/>
               <w:spacing w:after="40"/>
               <w:ind w:left="240"/>
             </w:pPr>
@@ -4263,6 +4412,7 @@
           </w:p>
           <w:p>
             <w:pPr>
+              <w:keepNext w:val="false"/>
               <w:spacing w:after="40"/>
               <w:ind w:left="240"/>
             </w:pPr>
@@ -4287,6 +4437,7 @@
           </w:p>
           <w:p>
             <w:pPr>
+              <w:keepNext w:val="false"/>
               <w:spacing w:after="40"/>
               <w:ind w:left="240"/>
             </w:pPr>
@@ -4311,6 +4462,7 @@
           </w:p>
           <w:p>
             <w:pPr>
+              <w:keepNext w:val="false"/>
               <w:spacing w:after="40"/>
               <w:ind w:left="240"/>
             </w:pPr>
@@ -4335,6 +4487,7 @@
           </w:p>
           <w:p>
             <w:pPr>
+              <w:keepNext w:val="false"/>
               <w:spacing w:after="40"/>
               <w:ind w:left="240"/>
             </w:pPr>
@@ -4359,6 +4512,7 @@
           </w:p>
           <w:p>
             <w:pPr>
+              <w:keepNext w:val="false"/>
               <w:spacing w:before="80"/>
             </w:pPr>
             <w:r>
@@ -4390,6 +4544,7 @@
     </w:p>
     <w:p>
       <w:pPr>
+        <w:keepNext w:val="false"/>
         <w:spacing w:after="100"/>
       </w:pPr>
       <w:r>
@@ -4403,6 +4558,7 @@
     </w:p>
     <w:p>
       <w:pPr>
+        <w:keepNext w:val="false"/>
         <w:spacing w:after="160"/>
       </w:pPr>
       <w:r>
@@ -4451,6 +4607,7 @@
           </w:tcPr>
           <w:p>
             <w:pPr>
+              <w:keepNext w:val="false"/>
               <w:spacing w:after="60"/>
             </w:pPr>
             <w:r>
@@ -4474,6 +4631,7 @@
           </w:p>
           <w:p>
             <w:pPr>
+              <w:keepNext w:val="false"/>
               <w:spacing w:after="80"/>
             </w:pPr>
             <w:r>
@@ -4487,6 +4645,7 @@
           </w:p>
           <w:p>
             <w:pPr>
+              <w:keepNext w:val="false"/>
               <w:spacing w:after="40"/>
               <w:ind w:left="240"/>
             </w:pPr>
@@ -4511,6 +4670,7 @@
           </w:p>
           <w:p>
             <w:pPr>
+              <w:keepNext w:val="false"/>
               <w:spacing w:after="40"/>
               <w:ind w:left="240"/>
             </w:pPr>
@@ -4535,6 +4695,7 @@
           </w:p>
           <w:p>
             <w:pPr>
+              <w:keepNext w:val="false"/>
               <w:spacing w:after="40"/>
               <w:ind w:left="240"/>
             </w:pPr>
@@ -4559,6 +4720,7 @@
           </w:p>
           <w:p>
             <w:pPr>
+              <w:keepNext w:val="false"/>
               <w:spacing w:after="40"/>
               <w:ind w:left="240"/>
             </w:pPr>
@@ -4586,6 +4748,7 @@
     </w:tbl>
     <w:p>
       <w:pPr>
+        <w:keepNext w:val="false"/>
         <w:spacing w:after="100"/>
       </w:pPr>
     </w:p>
@@ -4626,6 +4789,7 @@
           </w:tcPr>
           <w:p>
             <w:pPr>
+              <w:keepNext w:val="false"/>
               <w:spacing w:after="60"/>
             </w:pPr>
             <w:r>
@@ -4649,6 +4813,7 @@
           </w:p>
           <w:p>
             <w:pPr>
+              <w:keepNext w:val="false"/>
               <w:spacing w:after="80"/>
             </w:pPr>
             <w:r>
@@ -4662,6 +4827,7 @@
           </w:p>
           <w:p>
             <w:pPr>
+              <w:keepNext w:val="false"/>
               <w:spacing w:after="40"/>
               <w:ind w:left="240"/>
             </w:pPr>
@@ -4686,6 +4852,7 @@
           </w:p>
           <w:p>
             <w:pPr>
+              <w:keepNext w:val="false"/>
               <w:spacing w:after="40"/>
               <w:ind w:left="240"/>
             </w:pPr>
@@ -4710,6 +4877,7 @@
           </w:p>
           <w:p>
             <w:pPr>
+              <w:keepNext w:val="false"/>
               <w:spacing w:after="40"/>
               <w:ind w:left="240"/>
             </w:pPr>
@@ -4734,6 +4902,7 @@
           </w:p>
           <w:p>
             <w:pPr>
+              <w:keepNext w:val="false"/>
               <w:spacing w:after="40"/>
               <w:ind w:left="240"/>
             </w:pPr>
@@ -4761,6 +4930,7 @@
     </w:tbl>
     <w:p>
       <w:pPr>
+        <w:keepNext w:val="false"/>
         <w:spacing w:after="100"/>
       </w:pPr>
     </w:p>
@@ -4801,6 +4971,7 @@
           </w:tcPr>
           <w:p>
             <w:pPr>
+              <w:keepNext w:val="false"/>
               <w:spacing w:after="60"/>
             </w:pPr>
             <w:r>
@@ -4824,6 +4995,7 @@
           </w:p>
           <w:p>
             <w:pPr>
+              <w:keepNext w:val="false"/>
               <w:spacing w:after="80"/>
             </w:pPr>
             <w:r>
@@ -4837,6 +5009,7 @@
           </w:p>
           <w:p>
             <w:pPr>
+              <w:keepNext w:val="false"/>
               <w:spacing w:after="40"/>
               <w:ind w:left="240"/>
             </w:pPr>
@@ -4861,6 +5034,7 @@
           </w:p>
           <w:p>
             <w:pPr>
+              <w:keepNext w:val="false"/>
               <w:spacing w:after="40"/>
               <w:ind w:left="240"/>
             </w:pPr>
@@ -4885,6 +5059,7 @@
           </w:p>
           <w:p>
             <w:pPr>
+              <w:keepNext w:val="false"/>
               <w:spacing w:after="40"/>
               <w:ind w:left="240"/>
             </w:pPr>
@@ -4909,6 +5084,7 @@
           </w:p>
           <w:p>
             <w:pPr>
+              <w:keepNext w:val="false"/>
               <w:spacing w:after="40"/>
               <w:ind w:left="240"/>
             </w:pPr>
@@ -4936,6 +5112,7 @@
     </w:tbl>
     <w:p>
       <w:pPr>
+        <w:keepNext w:val="false"/>
         <w:spacing w:after="100"/>
       </w:pPr>
     </w:p>
@@ -4976,6 +5153,7 @@
           </w:tcPr>
           <w:p>
             <w:pPr>
+              <w:keepNext w:val="false"/>
               <w:spacing w:after="60"/>
             </w:pPr>
             <w:r>
@@ -4999,6 +5177,7 @@
           </w:p>
           <w:p>
             <w:pPr>
+              <w:keepNext w:val="false"/>
               <w:spacing w:after="80"/>
             </w:pPr>
             <w:r>
@@ -5012,6 +5191,7 @@
           </w:p>
           <w:p>
             <w:pPr>
+              <w:keepNext w:val="false"/>
               <w:spacing w:after="40"/>
               <w:ind w:left="240"/>
             </w:pPr>
@@ -5036,6 +5216,7 @@
           </w:p>
           <w:p>
             <w:pPr>
+              <w:keepNext w:val="false"/>
               <w:spacing w:after="40"/>
               <w:ind w:left="240"/>
             </w:pPr>
@@ -5060,6 +5241,7 @@
           </w:p>
           <w:p>
             <w:pPr>
+              <w:keepNext w:val="false"/>
               <w:spacing w:after="40"/>
               <w:ind w:left="240"/>
             </w:pPr>
@@ -5084,6 +5266,7 @@
           </w:p>
           <w:p>
             <w:pPr>
+              <w:keepNext w:val="false"/>
               <w:spacing w:after="40"/>
               <w:ind w:left="240"/>
             </w:pPr>
@@ -5111,6 +5294,7 @@
     </w:tbl>
     <w:p>
       <w:pPr>
+        <w:keepNext w:val="false"/>
         <w:spacing w:after="100"/>
       </w:pPr>
     </w:p>
@@ -5151,6 +5335,7 @@
           </w:tcPr>
           <w:p>
             <w:pPr>
+              <w:keepNext w:val="false"/>
               <w:spacing w:after="60"/>
             </w:pPr>
             <w:r>
@@ -5174,6 +5359,7 @@
           </w:p>
           <w:p>
             <w:pPr>
+              <w:keepNext w:val="false"/>
               <w:spacing w:after="80"/>
             </w:pPr>
             <w:r>
@@ -5187,6 +5373,7 @@
           </w:p>
           <w:p>
             <w:pPr>
+              <w:keepNext w:val="false"/>
               <w:spacing w:after="40"/>
               <w:ind w:left="240"/>
             </w:pPr>
@@ -5211,6 +5398,7 @@
           </w:p>
           <w:p>
             <w:pPr>
+              <w:keepNext w:val="false"/>
               <w:spacing w:after="40"/>
               <w:ind w:left="240"/>
             </w:pPr>
@@ -5235,6 +5423,7 @@
           </w:p>
           <w:p>
             <w:pPr>
+              <w:keepNext w:val="false"/>
               <w:spacing w:after="40"/>
               <w:ind w:left="240"/>
             </w:pPr>
@@ -5259,6 +5448,7 @@
           </w:p>
           <w:p>
             <w:pPr>
+              <w:keepNext w:val="false"/>
               <w:spacing w:after="40"/>
               <w:ind w:left="240"/>
             </w:pPr>
@@ -5286,6 +5476,7 @@
     </w:tbl>
     <w:p>
       <w:pPr>
+        <w:keepNext w:val="false"/>
         <w:spacing w:after="100"/>
       </w:pPr>
     </w:p>
@@ -5326,6 +5517,7 @@
           </w:tcPr>
           <w:p>
             <w:pPr>
+              <w:keepNext w:val="false"/>
               <w:spacing w:after="60"/>
             </w:pPr>
             <w:r>
@@ -5349,6 +5541,7 @@
           </w:p>
           <w:p>
             <w:pPr>
+              <w:keepNext w:val="false"/>
               <w:spacing w:after="80"/>
             </w:pPr>
             <w:r>
@@ -5362,6 +5555,7 @@
           </w:p>
           <w:p>
             <w:pPr>
+              <w:keepNext w:val="false"/>
               <w:spacing w:after="40"/>
               <w:ind w:left="240"/>
             </w:pPr>
@@ -5386,6 +5580,7 @@
           </w:p>
           <w:p>
             <w:pPr>
+              <w:keepNext w:val="false"/>
               <w:spacing w:after="40"/>
               <w:ind w:left="240"/>
             </w:pPr>
@@ -5410,6 +5605,7 @@
           </w:p>
           <w:p>
             <w:pPr>
+              <w:keepNext w:val="false"/>
               <w:spacing w:after="40"/>
               <w:ind w:left="240"/>
             </w:pPr>
@@ -5434,6 +5630,7 @@
           </w:p>
           <w:p>
             <w:pPr>
+              <w:keepNext w:val="false"/>
               <w:spacing w:after="40"/>
               <w:ind w:left="240"/>
             </w:pPr>
@@ -5461,6 +5658,7 @@
     </w:tbl>
     <w:p>
       <w:pPr>
+        <w:keepNext w:val="false"/>
         <w:spacing w:after="100"/>
       </w:pPr>
     </w:p>
@@ -5502,6 +5700,7 @@
           </w:tcPr>
           <w:p>
             <w:pPr>
+              <w:keepNext/>
               <w:spacing w:after="80"/>
             </w:pPr>
             <w:r>
@@ -5517,6 +5716,7 @@
           </w:p>
           <w:p>
             <w:pPr>
+              <w:keepNext/>
               <w:spacing w:after="80"/>
             </w:pPr>
             <w:r>
@@ -5530,6 +5730,7 @@
           </w:p>
           <w:p>
             <w:pPr>
+              <w:keepNext/>
               <w:spacing w:after="80"/>
             </w:pPr>
             <w:r>
@@ -5555,6 +5756,7 @@
           </w:p>
           <w:p>
             <w:pPr>
+              <w:keepNext/>
               <w:spacing w:after="60" w:before="60"/>
               <w:jc w:val="center"/>
             </w:pPr>
@@ -5604,6 +5806,7 @@
     </w:tbl>
     <w:p>
       <w:pPr>
+        <w:keepNext/>
         <w:spacing w:after="100"/>
       </w:pPr>
     </w:p>
@@ -5644,6 +5847,7 @@
           </w:tcPr>
           <w:p>
             <w:pPr>
+              <w:keepNext w:val="false"/>
               <w:spacing w:after="60"/>
             </w:pPr>
             <w:r>
@@ -5667,6 +5871,7 @@
           </w:p>
           <w:p>
             <w:pPr>
+              <w:keepNext w:val="false"/>
               <w:spacing w:after="80"/>
             </w:pPr>
             <w:r>
@@ -5680,6 +5885,7 @@
           </w:p>
           <w:p>
             <w:pPr>
+              <w:keepNext w:val="false"/>
               <w:spacing w:before="80"/>
             </w:pPr>
             <w:r>
@@ -5696,6 +5902,7 @@
     </w:tbl>
     <w:p>
       <w:pPr>
+        <w:keepNext w:val="false"/>
         <w:spacing w:after="100"/>
       </w:pPr>
     </w:p>
@@ -5736,6 +5943,7 @@
           </w:tcPr>
           <w:p>
             <w:pPr>
+              <w:keepNext w:val="false"/>
               <w:spacing w:after="60"/>
             </w:pPr>
             <w:r>
@@ -5759,6 +5967,7 @@
           </w:p>
           <w:p>
             <w:pPr>
+              <w:keepNext w:val="false"/>
               <w:spacing w:after="80"/>
             </w:pPr>
             <w:r>
@@ -5772,6 +5981,7 @@
           </w:p>
           <w:p>
             <w:pPr>
+              <w:keepNext w:val="false"/>
               <w:spacing w:before="80"/>
             </w:pPr>
             <w:r>
@@ -5788,6 +5998,7 @@
     </w:tbl>
     <w:p>
       <w:pPr>
+        <w:keepNext w:val="false"/>
         <w:spacing w:after="100"/>
       </w:pPr>
     </w:p>
@@ -5828,6 +6039,7 @@
           </w:tcPr>
           <w:p>
             <w:pPr>
+              <w:keepNext w:val="false"/>
               <w:spacing w:after="60"/>
             </w:pPr>
             <w:r>
@@ -5851,6 +6063,7 @@
           </w:p>
           <w:p>
             <w:pPr>
+              <w:keepNext w:val="false"/>
               <w:spacing w:after="80"/>
             </w:pPr>
             <w:r>
@@ -5864,6 +6077,7 @@
           </w:p>
           <w:p>
             <w:pPr>
+              <w:keepNext w:val="false"/>
               <w:spacing w:after="40"/>
               <w:ind w:left="240"/>
             </w:pPr>
@@ -5888,6 +6102,7 @@
           </w:p>
           <w:p>
             <w:pPr>
+              <w:keepNext w:val="false"/>
               <w:spacing w:after="40"/>
               <w:ind w:left="240"/>
             </w:pPr>
@@ -5912,6 +6127,7 @@
           </w:p>
           <w:p>
             <w:pPr>
+              <w:keepNext w:val="false"/>
               <w:spacing w:after="40"/>
               <w:ind w:left="240"/>
             </w:pPr>
@@ -5936,6 +6152,7 @@
           </w:p>
           <w:p>
             <w:pPr>
+              <w:keepNext w:val="false"/>
               <w:spacing w:after="40"/>
               <w:ind w:left="240"/>
             </w:pPr>
@@ -5963,6 +6180,7 @@
     </w:tbl>
     <w:p>
       <w:pPr>
+        <w:keepNext w:val="false"/>
         <w:spacing w:after="100"/>
       </w:pPr>
     </w:p>
@@ -6003,6 +6221,7 @@
           </w:tcPr>
           <w:p>
             <w:pPr>
+              <w:keepNext w:val="false"/>
               <w:spacing w:after="60"/>
             </w:pPr>
             <w:r>
@@ -6026,6 +6245,7 @@
           </w:p>
           <w:p>
             <w:pPr>
+              <w:keepNext w:val="false"/>
               <w:spacing w:after="80"/>
             </w:pPr>
             <w:r>
@@ -6039,6 +6259,7 @@
           </w:p>
           <w:p>
             <w:pPr>
+              <w:keepNext w:val="false"/>
               <w:spacing w:before="80"/>
             </w:pPr>
             <w:r>
@@ -6055,6 +6276,7 @@
     </w:tbl>
     <w:p>
       <w:pPr>
+        <w:keepNext w:val="false"/>
         <w:spacing w:after="100"/>
       </w:pPr>
     </w:p>
@@ -6095,6 +6317,7 @@
           </w:tcPr>
           <w:p>
             <w:pPr>
+              <w:keepNext w:val="false"/>
               <w:spacing w:after="60"/>
             </w:pPr>
             <w:r>
@@ -6118,6 +6341,7 @@
           </w:p>
           <w:p>
             <w:pPr>
+              <w:keepNext w:val="false"/>
               <w:spacing w:after="80"/>
             </w:pPr>
             <w:r>
@@ -6131,6 +6355,7 @@
           </w:p>
           <w:p>
             <w:pPr>
+              <w:keepNext w:val="false"/>
               <w:spacing w:after="900" w:before="80"/>
             </w:pPr>
             <w:r>
@@ -6144,6 +6369,7 @@
           </w:p>
           <w:p>
             <w:pPr>
+              <w:keepNext w:val="false"/>
               <w:spacing w:after="80"/>
             </w:pPr>
             <w:r>
@@ -6175,6 +6401,7 @@
     </w:p>
     <w:p>
       <w:pPr>
+        <w:keepNext w:val="false"/>
         <w:spacing w:after="100"/>
       </w:pPr>
       <w:r>
@@ -6188,6 +6415,7 @@
     </w:p>
     <w:p>
       <w:pPr>
+        <w:keepNext w:val="false"/>
         <w:spacing w:after="160"/>
       </w:pPr>
       <w:r>
@@ -6236,6 +6464,7 @@
           </w:tcPr>
           <w:p>
             <w:pPr>
+              <w:keepNext w:val="false"/>
               <w:spacing w:after="60"/>
             </w:pPr>
             <w:r>
@@ -6259,6 +6488,7 @@
           </w:p>
           <w:p>
             <w:pPr>
+              <w:keepNext w:val="false"/>
               <w:spacing w:after="80"/>
             </w:pPr>
             <w:r>
@@ -6272,6 +6502,7 @@
           </w:p>
           <w:p>
             <w:pPr>
+              <w:keepNext w:val="false"/>
               <w:spacing w:after="40"/>
               <w:ind w:left="240"/>
             </w:pPr>
@@ -6296,6 +6527,7 @@
           </w:p>
           <w:p>
             <w:pPr>
+              <w:keepNext w:val="false"/>
               <w:spacing w:after="40"/>
               <w:ind w:left="240"/>
             </w:pPr>
@@ -6320,6 +6552,7 @@
           </w:p>
           <w:p>
             <w:pPr>
+              <w:keepNext w:val="false"/>
               <w:spacing w:after="40"/>
               <w:ind w:left="240"/>
             </w:pPr>
@@ -6344,6 +6577,7 @@
           </w:p>
           <w:p>
             <w:pPr>
+              <w:keepNext w:val="false"/>
               <w:spacing w:after="40"/>
               <w:ind w:left="240"/>
             </w:pPr>
@@ -6371,6 +6605,7 @@
     </w:tbl>
     <w:p>
       <w:pPr>
+        <w:keepNext w:val="false"/>
         <w:spacing w:after="100"/>
       </w:pPr>
     </w:p>
@@ -6411,6 +6646,7 @@
           </w:tcPr>
           <w:p>
             <w:pPr>
+              <w:keepNext w:val="false"/>
               <w:spacing w:after="60"/>
             </w:pPr>
             <w:r>
@@ -6434,6 +6670,7 @@
           </w:p>
           <w:p>
             <w:pPr>
+              <w:keepNext w:val="false"/>
               <w:spacing w:after="80"/>
             </w:pPr>
             <w:r>
@@ -6447,6 +6684,7 @@
           </w:p>
           <w:p>
             <w:pPr>
+              <w:keepNext w:val="false"/>
               <w:spacing w:after="40"/>
               <w:ind w:left="240"/>
             </w:pPr>
@@ -6471,6 +6709,7 @@
           </w:p>
           <w:p>
             <w:pPr>
+              <w:keepNext w:val="false"/>
               <w:spacing w:after="40"/>
               <w:ind w:left="240"/>
             </w:pPr>
@@ -6495,6 +6734,7 @@
           </w:p>
           <w:p>
             <w:pPr>
+              <w:keepNext w:val="false"/>
               <w:spacing w:after="40"/>
               <w:ind w:left="240"/>
             </w:pPr>
@@ -6519,6 +6759,7 @@
           </w:p>
           <w:p>
             <w:pPr>
+              <w:keepNext w:val="false"/>
               <w:spacing w:after="40"/>
               <w:ind w:left="240"/>
             </w:pPr>
@@ -6546,6 +6787,7 @@
     </w:tbl>
     <w:p>
       <w:pPr>
+        <w:keepNext w:val="false"/>
         <w:spacing w:after="100"/>
       </w:pPr>
     </w:p>
@@ -6586,6 +6828,7 @@
           </w:tcPr>
           <w:p>
             <w:pPr>
+              <w:keepNext w:val="false"/>
               <w:spacing w:after="60"/>
             </w:pPr>
             <w:r>
@@ -6609,6 +6852,7 @@
           </w:p>
           <w:p>
             <w:pPr>
+              <w:keepNext w:val="false"/>
               <w:spacing w:after="80"/>
             </w:pPr>
             <w:r>
@@ -6622,6 +6866,7 @@
           </w:p>
           <w:p>
             <w:pPr>
+              <w:keepNext w:val="false"/>
               <w:spacing w:after="40"/>
               <w:ind w:left="240"/>
             </w:pPr>
@@ -6646,6 +6891,7 @@
           </w:p>
           <w:p>
             <w:pPr>
+              <w:keepNext w:val="false"/>
               <w:spacing w:after="40"/>
               <w:ind w:left="240"/>
             </w:pPr>
@@ -6670,6 +6916,7 @@
           </w:p>
           <w:p>
             <w:pPr>
+              <w:keepNext w:val="false"/>
               <w:spacing w:after="40"/>
               <w:ind w:left="240"/>
             </w:pPr>
@@ -6694,6 +6941,7 @@
           </w:p>
           <w:p>
             <w:pPr>
+              <w:keepNext w:val="false"/>
               <w:spacing w:after="40"/>
               <w:ind w:left="240"/>
             </w:pPr>
@@ -6721,6 +6969,7 @@
     </w:tbl>
     <w:p>
       <w:pPr>
+        <w:keepNext w:val="false"/>
         <w:spacing w:after="100"/>
       </w:pPr>
     </w:p>
@@ -6761,6 +7010,7 @@
           </w:tcPr>
           <w:p>
             <w:pPr>
+              <w:keepNext w:val="false"/>
               <w:spacing w:after="60"/>
             </w:pPr>
             <w:r>
@@ -6784,6 +7034,7 @@
           </w:p>
           <w:p>
             <w:pPr>
+              <w:keepNext w:val="false"/>
               <w:spacing w:after="80"/>
             </w:pPr>
             <w:r>
@@ -6797,6 +7048,7 @@
           </w:p>
           <w:p>
             <w:pPr>
+              <w:keepNext w:val="false"/>
               <w:spacing w:after="40"/>
               <w:ind w:left="240"/>
             </w:pPr>
@@ -6821,6 +7073,7 @@
           </w:p>
           <w:p>
             <w:pPr>
+              <w:keepNext w:val="false"/>
               <w:spacing w:after="40"/>
               <w:ind w:left="240"/>
             </w:pPr>
@@ -6845,6 +7098,7 @@
           </w:p>
           <w:p>
             <w:pPr>
+              <w:keepNext w:val="false"/>
               <w:spacing w:after="40"/>
               <w:ind w:left="240"/>
             </w:pPr>
@@ -6869,6 +7123,7 @@
           </w:p>
           <w:p>
             <w:pPr>
+              <w:keepNext w:val="false"/>
               <w:spacing w:after="40"/>
               <w:ind w:left="240"/>
             </w:pPr>
@@ -6896,6 +7151,7 @@
     </w:tbl>
     <w:p>
       <w:pPr>
+        <w:keepNext w:val="false"/>
         <w:spacing w:after="100"/>
       </w:pPr>
     </w:p>
@@ -6936,6 +7192,7 @@
           </w:tcPr>
           <w:p>
             <w:pPr>
+              <w:keepNext w:val="false"/>
               <w:spacing w:after="60"/>
             </w:pPr>
             <w:r>
@@ -6959,6 +7216,7 @@
           </w:p>
           <w:p>
             <w:pPr>
+              <w:keepNext w:val="false"/>
               <w:spacing w:after="80"/>
             </w:pPr>
             <w:r>
@@ -6972,6 +7230,7 @@
           </w:p>
           <w:p>
             <w:pPr>
+              <w:keepNext w:val="false"/>
               <w:spacing w:after="40"/>
               <w:ind w:left="240"/>
             </w:pPr>
@@ -6996,6 +7255,7 @@
           </w:p>
           <w:p>
             <w:pPr>
+              <w:keepNext w:val="false"/>
               <w:spacing w:after="40"/>
               <w:ind w:left="240"/>
             </w:pPr>
@@ -7020,6 +7280,7 @@
           </w:p>
           <w:p>
             <w:pPr>
+              <w:keepNext w:val="false"/>
               <w:spacing w:after="40"/>
               <w:ind w:left="240"/>
             </w:pPr>
@@ -7044,6 +7305,7 @@
           </w:p>
           <w:p>
             <w:pPr>
+              <w:keepNext w:val="false"/>
               <w:spacing w:after="40"/>
               <w:ind w:left="240"/>
             </w:pPr>
@@ -7071,6 +7333,7 @@
     </w:tbl>
     <w:p>
       <w:pPr>
+        <w:keepNext w:val="false"/>
         <w:spacing w:after="100"/>
       </w:pPr>
     </w:p>
@@ -7111,6 +7374,7 @@
           </w:tcPr>
           <w:p>
             <w:pPr>
+              <w:keepNext w:val="false"/>
               <w:spacing w:after="60"/>
             </w:pPr>
             <w:r>
@@ -7134,6 +7398,7 @@
           </w:p>
           <w:p>
             <w:pPr>
+              <w:keepNext w:val="false"/>
               <w:spacing w:after="80"/>
             </w:pPr>
             <w:r>
@@ -7147,6 +7412,7 @@
           </w:p>
           <w:p>
             <w:pPr>
+              <w:keepNext w:val="false"/>
               <w:spacing w:after="40"/>
               <w:ind w:left="240"/>
             </w:pPr>
@@ -7171,6 +7437,7 @@
           </w:p>
           <w:p>
             <w:pPr>
+              <w:keepNext w:val="false"/>
               <w:spacing w:after="40"/>
               <w:ind w:left="240"/>
             </w:pPr>
@@ -7195,6 +7462,7 @@
           </w:p>
           <w:p>
             <w:pPr>
+              <w:keepNext w:val="false"/>
               <w:spacing w:after="40"/>
               <w:ind w:left="240"/>
             </w:pPr>
@@ -7219,6 +7487,7 @@
           </w:p>
           <w:p>
             <w:pPr>
+              <w:keepNext w:val="false"/>
               <w:spacing w:after="40"/>
               <w:ind w:left="240"/>
             </w:pPr>
@@ -7246,6 +7515,7 @@
     </w:tbl>
     <w:p>
       <w:pPr>
+        <w:keepNext w:val="false"/>
         <w:spacing w:after="100"/>
       </w:pPr>
     </w:p>
@@ -7287,6 +7557,7 @@
           </w:tcPr>
           <w:p>
             <w:pPr>
+              <w:keepNext/>
               <w:spacing w:after="80"/>
             </w:pPr>
             <w:r>
@@ -7302,6 +7573,7 @@
           </w:p>
           <w:p>
             <w:pPr>
+              <w:keepNext/>
               <w:spacing w:after="80"/>
             </w:pPr>
             <w:r>
@@ -7315,6 +7587,7 @@
           </w:p>
           <w:p>
             <w:pPr>
+              <w:keepNext/>
               <w:spacing w:after="80"/>
             </w:pPr>
             <w:r>
@@ -7377,6 +7650,7 @@
                 </w:tcPr>
                 <w:p>
                   <w:pPr>
+                    <w:keepNext/>
                     <w:spacing w:after="80"/>
                   </w:pPr>
                   <w:r>
@@ -7410,6 +7684,7 @@
                 </w:tcPr>
                 <w:p>
                   <w:pPr>
+                    <w:keepNext/>
                     <w:spacing w:after="80"/>
                   </w:pPr>
                   <w:r>
@@ -7444,6 +7719,7 @@
                 </w:tcPr>
                 <w:p>
                   <w:pPr>
+                    <w:keepNext/>
                     <w:spacing w:after="80"/>
                   </w:pPr>
                   <w:r>
@@ -7474,6 +7750,7 @@
                 </w:tcPr>
                 <w:p>
                   <w:pPr>
+                    <w:keepNext/>
                     <w:spacing w:after="80"/>
                   </w:pPr>
                   <w:r>
@@ -7507,6 +7784,7 @@
                 </w:tcPr>
                 <w:p>
                   <w:pPr>
+                    <w:keepNext/>
                     <w:spacing w:after="80"/>
                   </w:pPr>
                   <w:r>
@@ -7538,6 +7816,7 @@
                 </w:tcPr>
                 <w:p>
                   <w:pPr>
+                    <w:keepNext/>
                     <w:spacing w:after="80"/>
                   </w:pPr>
                   <w:r>
@@ -7570,6 +7849,7 @@
                 </w:tcPr>
                 <w:p>
                   <w:pPr>
+                    <w:keepNext/>
                     <w:spacing w:after="80"/>
                   </w:pPr>
                   <w:r>
@@ -7600,6 +7880,7 @@
                 </w:tcPr>
                 <w:p>
                   <w:pPr>
+                    <w:keepNext/>
                     <w:spacing w:after="80"/>
                   </w:pPr>
                   <w:r>
@@ -7633,6 +7914,7 @@
                 </w:tcPr>
                 <w:p>
                   <w:pPr>
+                    <w:keepNext/>
                     <w:spacing w:after="80"/>
                   </w:pPr>
                   <w:r>
@@ -7664,6 +7946,7 @@
                 </w:tcPr>
                 <w:p>
                   <w:pPr>
+                    <w:keepNext/>
                     <w:spacing w:after="80"/>
                   </w:pPr>
                   <w:r>
@@ -7696,6 +7979,7 @@
                 </w:tcPr>
                 <w:p>
                   <w:pPr>
+                    <w:keepNext/>
                     <w:spacing w:after="80"/>
                   </w:pPr>
                   <w:r>
@@ -7726,6 +8010,7 @@
                 </w:tcPr>
                 <w:p>
                   <w:pPr>
+                    <w:keepNext/>
                     <w:spacing w:after="80"/>
                   </w:pPr>
                   <w:r>
@@ -7759,6 +8044,7 @@
                 </w:tcPr>
                 <w:p>
                   <w:pPr>
+                    <w:keepNext/>
                     <w:spacing w:after="80"/>
                   </w:pPr>
                   <w:r>
@@ -7790,6 +8076,7 @@
                 </w:tcPr>
                 <w:p>
                   <w:pPr>
+                    <w:keepNext/>
                     <w:spacing w:after="80"/>
                   </w:pPr>
                   <w:r>
@@ -7810,6 +8097,7 @@
     </w:tbl>
     <w:p>
       <w:pPr>
+        <w:keepNext/>
         <w:spacing w:after="100"/>
       </w:pPr>
     </w:p>
@@ -7850,6 +8138,7 @@
           </w:tcPr>
           <w:p>
             <w:pPr>
+              <w:keepNext w:val="false"/>
               <w:spacing w:after="60"/>
             </w:pPr>
             <w:r>
@@ -7873,6 +8162,7 @@
           </w:p>
           <w:p>
             <w:pPr>
+              <w:keepNext w:val="false"/>
               <w:spacing w:after="80"/>
             </w:pPr>
             <w:r>
@@ -7886,6 +8176,7 @@
           </w:p>
           <w:p>
             <w:pPr>
+              <w:keepNext w:val="false"/>
               <w:spacing w:before="80"/>
             </w:pPr>
             <w:r>
@@ -7902,6 +8193,7 @@
     </w:tbl>
     <w:p>
       <w:pPr>
+        <w:keepNext w:val="false"/>
         <w:spacing w:after="100"/>
       </w:pPr>
     </w:p>
@@ -7942,6 +8234,7 @@
           </w:tcPr>
           <w:p>
             <w:pPr>
+              <w:keepNext w:val="false"/>
               <w:spacing w:after="60"/>
             </w:pPr>
             <w:r>
@@ -7965,6 +8258,7 @@
           </w:p>
           <w:p>
             <w:pPr>
+              <w:keepNext w:val="false"/>
               <w:spacing w:after="80"/>
             </w:pPr>
             <w:r>
@@ -7978,6 +8272,7 @@
           </w:p>
           <w:p>
             <w:pPr>
+              <w:keepNext w:val="false"/>
               <w:spacing w:before="80"/>
             </w:pPr>
             <w:r>
@@ -7994,6 +8289,7 @@
     </w:tbl>
     <w:p>
       <w:pPr>
+        <w:keepNext w:val="false"/>
         <w:spacing w:after="100"/>
       </w:pPr>
     </w:p>
@@ -8034,6 +8330,7 @@
           </w:tcPr>
           <w:p>
             <w:pPr>
+              <w:keepNext w:val="false"/>
               <w:spacing w:after="60"/>
             </w:pPr>
             <w:r>
@@ -8057,6 +8354,7 @@
           </w:p>
           <w:p>
             <w:pPr>
+              <w:keepNext w:val="false"/>
               <w:spacing w:after="80"/>
             </w:pPr>
             <w:r>
@@ -8070,6 +8368,7 @@
           </w:p>
           <w:p>
             <w:pPr>
+              <w:keepNext w:val="false"/>
               <w:spacing w:after="40"/>
               <w:ind w:left="240"/>
             </w:pPr>
@@ -8094,6 +8393,7 @@
           </w:p>
           <w:p>
             <w:pPr>
+              <w:keepNext w:val="false"/>
               <w:spacing w:after="40"/>
               <w:ind w:left="240"/>
             </w:pPr>
@@ -8118,6 +8418,7 @@
           </w:p>
           <w:p>
             <w:pPr>
+              <w:keepNext w:val="false"/>
               <w:spacing w:after="40"/>
               <w:ind w:left="240"/>
             </w:pPr>
@@ -8142,6 +8443,7 @@
           </w:p>
           <w:p>
             <w:pPr>
+              <w:keepNext w:val="false"/>
               <w:spacing w:after="40"/>
               <w:ind w:left="240"/>
             </w:pPr>
@@ -8169,6 +8471,7 @@
     </w:tbl>
     <w:p>
       <w:pPr>
+        <w:keepNext w:val="false"/>
         <w:spacing w:after="100"/>
       </w:pPr>
     </w:p>
@@ -8209,6 +8512,7 @@
           </w:tcPr>
           <w:p>
             <w:pPr>
+              <w:keepNext w:val="false"/>
               <w:spacing w:after="60"/>
             </w:pPr>
             <w:r>
@@ -8232,6 +8536,7 @@
           </w:p>
           <w:p>
             <w:pPr>
+              <w:keepNext w:val="false"/>
               <w:spacing w:after="80"/>
             </w:pPr>
             <w:r>
@@ -8245,6 +8550,7 @@
           </w:p>
           <w:p>
             <w:pPr>
+              <w:keepNext w:val="false"/>
               <w:spacing w:after="40"/>
               <w:ind w:left="240"/>
             </w:pPr>
@@ -8269,6 +8575,7 @@
           </w:p>
           <w:p>
             <w:pPr>
+              <w:keepNext w:val="false"/>
               <w:spacing w:after="40"/>
               <w:ind w:left="240"/>
             </w:pPr>
@@ -8293,6 +8600,7 @@
           </w:p>
           <w:p>
             <w:pPr>
+              <w:keepNext w:val="false"/>
               <w:spacing w:after="40"/>
               <w:ind w:left="240"/>
             </w:pPr>
@@ -8317,6 +8625,7 @@
           </w:p>
           <w:p>
             <w:pPr>
+              <w:keepNext w:val="false"/>
               <w:spacing w:after="40"/>
               <w:ind w:left="240"/>
             </w:pPr>
@@ -8344,6 +8653,7 @@
     </w:tbl>
     <w:p>
       <w:pPr>
+        <w:keepNext w:val="false"/>
         <w:spacing w:after="100"/>
       </w:pPr>
     </w:p>
@@ -8384,6 +8694,7 @@
           </w:tcPr>
           <w:p>
             <w:pPr>
+              <w:keepNext w:val="false"/>
               <w:spacing w:after="60"/>
             </w:pPr>
             <w:r>
@@ -8407,6 +8718,7 @@
           </w:p>
           <w:p>
             <w:pPr>
+              <w:keepNext w:val="false"/>
               <w:spacing w:after="80"/>
             </w:pPr>
             <w:r>
@@ -8420,6 +8732,7 @@
           </w:p>
           <w:p>
             <w:pPr>
+              <w:keepNext w:val="false"/>
               <w:spacing w:after="900" w:before="80"/>
             </w:pPr>
             <w:r>
@@ -8433,6 +8746,7 @@
           </w:p>
           <w:p>
             <w:pPr>
+              <w:keepNext w:val="false"/>
               <w:spacing w:after="80"/>
             </w:pPr>
             <w:r>
@@ -8449,6 +8763,7 @@
     </w:tbl>
     <w:p>
       <w:pPr>
+        <w:keepNext w:val="false"/>
         <w:spacing w:after="100"/>
       </w:pPr>
     </w:p>
@@ -8489,6 +8804,7 @@
           </w:tcPr>
           <w:p>
             <w:pPr>
+              <w:keepNext w:val="false"/>
               <w:spacing w:after="60"/>
             </w:pPr>
             <w:r>
@@ -8512,6 +8828,7 @@
           </w:p>
           <w:p>
             <w:pPr>
+              <w:keepNext w:val="false"/>
               <w:spacing w:after="80"/>
             </w:pPr>
             <w:r>
@@ -8525,6 +8842,7 @@
           </w:p>
           <w:p>
             <w:pPr>
+              <w:keepNext w:val="false"/>
               <w:spacing w:after="900" w:before="80"/>
             </w:pPr>
             <w:r>
@@ -8538,6 +8856,7 @@
           </w:p>
           <w:p>
             <w:pPr>
+              <w:keepNext w:val="false"/>
               <w:spacing w:after="80"/>
             </w:pPr>
             <w:r>
@@ -8569,6 +8888,7 @@
     </w:p>
     <w:p>
       <w:pPr>
+        <w:keepNext w:val="false"/>
         <w:spacing w:after="100"/>
       </w:pPr>
       <w:r>
@@ -8582,6 +8902,7 @@
     </w:p>
     <w:p>
       <w:pPr>
+        <w:keepNext w:val="false"/>
         <w:spacing w:after="160"/>
       </w:pPr>
       <w:r>
@@ -8630,6 +8951,7 @@
           </w:tcPr>
           <w:p>
             <w:pPr>
+              <w:keepNext w:val="false"/>
               <w:spacing w:after="60"/>
             </w:pPr>
             <w:r>
@@ -8653,6 +8975,7 @@
           </w:p>
           <w:p>
             <w:pPr>
+              <w:keepNext w:val="false"/>
               <w:spacing w:after="80"/>
             </w:pPr>
             <w:r>
@@ -8666,6 +8989,7 @@
           </w:p>
           <w:p>
             <w:pPr>
+              <w:keepNext w:val="false"/>
               <w:spacing w:after="40"/>
               <w:ind w:left="240"/>
             </w:pPr>
@@ -8690,6 +9014,7 @@
           </w:p>
           <w:p>
             <w:pPr>
+              <w:keepNext w:val="false"/>
               <w:spacing w:after="40"/>
               <w:ind w:left="240"/>
             </w:pPr>
@@ -8714,6 +9039,7 @@
           </w:p>
           <w:p>
             <w:pPr>
+              <w:keepNext w:val="false"/>
               <w:spacing w:after="40"/>
               <w:ind w:left="240"/>
             </w:pPr>
@@ -8738,6 +9064,7 @@
           </w:p>
           <w:p>
             <w:pPr>
+              <w:keepNext w:val="false"/>
               <w:spacing w:after="40"/>
               <w:ind w:left="240"/>
             </w:pPr>
@@ -8765,6 +9092,7 @@
     </w:tbl>
     <w:p>
       <w:pPr>
+        <w:keepNext w:val="false"/>
         <w:spacing w:after="100"/>
       </w:pPr>
     </w:p>
@@ -8805,6 +9133,7 @@
           </w:tcPr>
           <w:p>
             <w:pPr>
+              <w:keepNext w:val="false"/>
               <w:spacing w:after="60"/>
             </w:pPr>
             <w:r>
@@ -8828,6 +9157,7 @@
           </w:p>
           <w:p>
             <w:pPr>
+              <w:keepNext w:val="false"/>
               <w:spacing w:after="80"/>
             </w:pPr>
             <w:r>
@@ -8841,6 +9171,7 @@
           </w:p>
           <w:p>
             <w:pPr>
+              <w:keepNext w:val="false"/>
               <w:spacing w:after="40"/>
               <w:ind w:left="240"/>
             </w:pPr>
@@ -8865,6 +9196,7 @@
           </w:p>
           <w:p>
             <w:pPr>
+              <w:keepNext w:val="false"/>
               <w:spacing w:after="40"/>
               <w:ind w:left="240"/>
             </w:pPr>
@@ -8889,6 +9221,7 @@
           </w:p>
           <w:p>
             <w:pPr>
+              <w:keepNext w:val="false"/>
               <w:spacing w:after="40"/>
               <w:ind w:left="240"/>
             </w:pPr>
@@ -8913,6 +9246,7 @@
           </w:p>
           <w:p>
             <w:pPr>
+              <w:keepNext w:val="false"/>
               <w:spacing w:after="40"/>
               <w:ind w:left="240"/>
             </w:pPr>
@@ -8940,6 +9274,7 @@
     </w:tbl>
     <w:p>
       <w:pPr>
+        <w:keepNext w:val="false"/>
         <w:spacing w:after="100"/>
       </w:pPr>
     </w:p>
@@ -8980,6 +9315,7 @@
           </w:tcPr>
           <w:p>
             <w:pPr>
+              <w:keepNext w:val="false"/>
               <w:spacing w:after="60"/>
             </w:pPr>
             <w:r>
@@ -9003,6 +9339,7 @@
           </w:p>
           <w:p>
             <w:pPr>
+              <w:keepNext w:val="false"/>
               <w:spacing w:after="80"/>
             </w:pPr>
             <w:r>
@@ -9016,6 +9353,7 @@
           </w:p>
           <w:p>
             <w:pPr>
+              <w:keepNext w:val="false"/>
               <w:spacing w:after="40"/>
               <w:ind w:left="240"/>
             </w:pPr>
@@ -9040,6 +9378,7 @@
           </w:p>
           <w:p>
             <w:pPr>
+              <w:keepNext w:val="false"/>
               <w:spacing w:after="40"/>
               <w:ind w:left="240"/>
             </w:pPr>
@@ -9064,6 +9403,7 @@
           </w:p>
           <w:p>
             <w:pPr>
+              <w:keepNext w:val="false"/>
               <w:spacing w:after="40"/>
               <w:ind w:left="240"/>
             </w:pPr>
@@ -9088,6 +9428,7 @@
           </w:p>
           <w:p>
             <w:pPr>
+              <w:keepNext w:val="false"/>
               <w:spacing w:after="40"/>
               <w:ind w:left="240"/>
             </w:pPr>
@@ -9115,6 +9456,7 @@
     </w:tbl>
     <w:p>
       <w:pPr>
+        <w:keepNext w:val="false"/>
         <w:spacing w:after="100"/>
       </w:pPr>
     </w:p>
@@ -9155,6 +9497,7 @@
           </w:tcPr>
           <w:p>
             <w:pPr>
+              <w:keepNext w:val="false"/>
               <w:spacing w:after="60"/>
             </w:pPr>
             <w:r>
@@ -9178,6 +9521,7 @@
           </w:p>
           <w:p>
             <w:pPr>
+              <w:keepNext w:val="false"/>
               <w:spacing w:after="80"/>
             </w:pPr>
             <w:r>
@@ -9191,6 +9535,7 @@
           </w:p>
           <w:p>
             <w:pPr>
+              <w:keepNext w:val="false"/>
               <w:spacing w:after="40"/>
               <w:ind w:left="240"/>
             </w:pPr>
@@ -9215,6 +9560,7 @@
           </w:p>
           <w:p>
             <w:pPr>
+              <w:keepNext w:val="false"/>
               <w:spacing w:after="40"/>
               <w:ind w:left="240"/>
             </w:pPr>
@@ -9239,6 +9585,7 @@
           </w:p>
           <w:p>
             <w:pPr>
+              <w:keepNext w:val="false"/>
               <w:spacing w:after="40"/>
               <w:ind w:left="240"/>
             </w:pPr>
@@ -9263,6 +9610,7 @@
           </w:p>
           <w:p>
             <w:pPr>
+              <w:keepNext w:val="false"/>
               <w:spacing w:after="40"/>
               <w:ind w:left="240"/>
             </w:pPr>
@@ -9290,6 +9638,7 @@
     </w:tbl>
     <w:p>
       <w:pPr>
+        <w:keepNext w:val="false"/>
         <w:spacing w:after="100"/>
       </w:pPr>
     </w:p>
@@ -9330,6 +9679,7 @@
           </w:tcPr>
           <w:p>
             <w:pPr>
+              <w:keepNext w:val="false"/>
               <w:spacing w:after="60"/>
             </w:pPr>
             <w:r>
@@ -9353,6 +9703,7 @@
           </w:p>
           <w:p>
             <w:pPr>
+              <w:keepNext w:val="false"/>
               <w:spacing w:after="80"/>
             </w:pPr>
             <w:r>
@@ -9366,6 +9717,7 @@
           </w:p>
           <w:p>
             <w:pPr>
+              <w:keepNext w:val="false"/>
               <w:spacing w:after="40"/>
               <w:ind w:left="240"/>
             </w:pPr>
@@ -9390,6 +9742,7 @@
           </w:p>
           <w:p>
             <w:pPr>
+              <w:keepNext w:val="false"/>
               <w:spacing w:after="40"/>
               <w:ind w:left="240"/>
             </w:pPr>
@@ -9414,6 +9767,7 @@
           </w:p>
           <w:p>
             <w:pPr>
+              <w:keepNext w:val="false"/>
               <w:spacing w:after="40"/>
               <w:ind w:left="240"/>
             </w:pPr>
@@ -9438,6 +9792,7 @@
           </w:p>
           <w:p>
             <w:pPr>
+              <w:keepNext w:val="false"/>
               <w:spacing w:after="40"/>
               <w:ind w:left="240"/>
             </w:pPr>
@@ -9465,6 +9820,7 @@
     </w:tbl>
     <w:p>
       <w:pPr>
+        <w:keepNext w:val="false"/>
         <w:spacing w:after="100"/>
       </w:pPr>
     </w:p>
@@ -9505,6 +9861,7 @@
           </w:tcPr>
           <w:p>
             <w:pPr>
+              <w:keepNext w:val="false"/>
               <w:spacing w:after="60"/>
             </w:pPr>
             <w:r>
@@ -9528,6 +9885,7 @@
           </w:p>
           <w:p>
             <w:pPr>
+              <w:keepNext w:val="false"/>
               <w:spacing w:after="80"/>
             </w:pPr>
             <w:r>
@@ -9541,6 +9899,7 @@
           </w:p>
           <w:p>
             <w:pPr>
+              <w:keepNext w:val="false"/>
               <w:spacing w:after="40"/>
               <w:ind w:left="240"/>
             </w:pPr>
@@ -9565,6 +9924,7 @@
           </w:p>
           <w:p>
             <w:pPr>
+              <w:keepNext w:val="false"/>
               <w:spacing w:after="40"/>
               <w:ind w:left="240"/>
             </w:pPr>
@@ -9589,6 +9949,7 @@
           </w:p>
           <w:p>
             <w:pPr>
+              <w:keepNext w:val="false"/>
               <w:spacing w:after="40"/>
               <w:ind w:left="240"/>
             </w:pPr>
@@ -9613,6 +9974,7 @@
           </w:p>
           <w:p>
             <w:pPr>
+              <w:keepNext w:val="false"/>
               <w:spacing w:after="40"/>
               <w:ind w:left="240"/>
             </w:pPr>
@@ -9640,6 +10002,7 @@
     </w:tbl>
     <w:p>
       <w:pPr>
+        <w:keepNext w:val="false"/>
         <w:spacing w:after="100"/>
       </w:pPr>
     </w:p>
@@ -9681,6 +10044,7 @@
           </w:tcPr>
           <w:p>
             <w:pPr>
+              <w:keepNext/>
               <w:spacing w:after="80"/>
             </w:pPr>
             <w:r>
@@ -9696,6 +10060,7 @@
           </w:p>
           <w:p>
             <w:pPr>
+              <w:keepNext/>
               <w:spacing w:after="80"/>
             </w:pPr>
             <w:r>
@@ -9709,6 +10074,7 @@
           </w:p>
           <w:p>
             <w:pPr>
+              <w:keepNext/>
               <w:spacing w:after="80"/>
             </w:pPr>
             <w:r>
@@ -9734,6 +10100,7 @@
           </w:p>
           <w:p>
             <w:pPr>
+              <w:keepNext/>
               <w:spacing w:after="60" w:before="60"/>
               <w:jc w:val="center"/>
             </w:pPr>
@@ -9783,6 +10150,7 @@
     </w:tbl>
     <w:p>
       <w:pPr>
+        <w:keepNext/>
         <w:spacing w:after="100"/>
       </w:pPr>
     </w:p>
@@ -9823,6 +10191,7 @@
           </w:tcPr>
           <w:p>
             <w:pPr>
+              <w:keepNext w:val="false"/>
               <w:spacing w:after="60"/>
             </w:pPr>
             <w:r>
@@ -9846,6 +10215,7 @@
           </w:p>
           <w:p>
             <w:pPr>
+              <w:keepNext w:val="false"/>
               <w:spacing w:after="80"/>
             </w:pPr>
             <w:r>
@@ -9859,6 +10229,7 @@
           </w:p>
           <w:p>
             <w:pPr>
+              <w:keepNext w:val="false"/>
               <w:spacing w:before="80"/>
             </w:pPr>
             <w:r>
@@ -9875,6 +10246,7 @@
     </w:tbl>
     <w:p>
       <w:pPr>
+        <w:keepNext w:val="false"/>
         <w:spacing w:after="100"/>
       </w:pPr>
     </w:p>
@@ -9915,6 +10287,7 @@
           </w:tcPr>
           <w:p>
             <w:pPr>
+              <w:keepNext w:val="false"/>
               <w:spacing w:after="60"/>
             </w:pPr>
             <w:r>
@@ -9938,6 +10311,7 @@
           </w:p>
           <w:p>
             <w:pPr>
+              <w:keepNext w:val="false"/>
               <w:spacing w:after="80"/>
             </w:pPr>
             <w:r>
@@ -9951,6 +10325,7 @@
           </w:p>
           <w:p>
             <w:pPr>
+              <w:keepNext w:val="false"/>
               <w:spacing w:after="40"/>
               <w:ind w:left="240"/>
             </w:pPr>
@@ -9975,6 +10350,7 @@
           </w:p>
           <w:p>
             <w:pPr>
+              <w:keepNext w:val="false"/>
               <w:spacing w:after="40"/>
               <w:ind w:left="240"/>
             </w:pPr>
@@ -9999,6 +10375,7 @@
           </w:p>
           <w:p>
             <w:pPr>
+              <w:keepNext w:val="false"/>
               <w:spacing w:after="40"/>
               <w:ind w:left="240"/>
             </w:pPr>
@@ -10023,6 +10400,7 @@
           </w:p>
           <w:p>
             <w:pPr>
+              <w:keepNext w:val="false"/>
               <w:spacing w:after="40"/>
               <w:ind w:left="240"/>
             </w:pPr>
@@ -10050,6 +10428,7 @@
     </w:tbl>
     <w:p>
       <w:pPr>
+        <w:keepNext w:val="false"/>
         <w:spacing w:after="100"/>
       </w:pPr>
     </w:p>
@@ -10090,6 +10469,7 @@
           </w:tcPr>
           <w:p>
             <w:pPr>
+              <w:keepNext w:val="false"/>
               <w:spacing w:after="60"/>
             </w:pPr>
             <w:r>
@@ -10113,6 +10493,7 @@
           </w:p>
           <w:p>
             <w:pPr>
+              <w:keepNext w:val="false"/>
               <w:spacing w:after="80"/>
             </w:pPr>
             <w:r>
@@ -10126,6 +10507,7 @@
           </w:p>
           <w:p>
             <w:pPr>
+              <w:keepNext w:val="false"/>
               <w:spacing w:before="80"/>
             </w:pPr>
             <w:r>
@@ -10142,6 +10524,7 @@
     </w:tbl>
     <w:p>
       <w:pPr>
+        <w:keepNext w:val="false"/>
         <w:spacing w:after="100"/>
       </w:pPr>
     </w:p>
@@ -10182,6 +10565,7 @@
           </w:tcPr>
           <w:p>
             <w:pPr>
+              <w:keepNext w:val="false"/>
               <w:spacing w:after="60"/>
             </w:pPr>
             <w:r>
@@ -10205,6 +10589,7 @@
           </w:p>
           <w:p>
             <w:pPr>
+              <w:keepNext w:val="false"/>
               <w:spacing w:after="80"/>
             </w:pPr>
             <w:r>
@@ -10218,6 +10603,7 @@
           </w:p>
           <w:p>
             <w:pPr>
+              <w:keepNext w:val="false"/>
               <w:spacing w:after="40"/>
               <w:ind w:left="240"/>
             </w:pPr>
@@ -10242,6 +10628,7 @@
           </w:p>
           <w:p>
             <w:pPr>
+              <w:keepNext w:val="false"/>
               <w:spacing w:after="40"/>
               <w:ind w:left="240"/>
             </w:pPr>
@@ -10266,6 +10653,7 @@
           </w:p>
           <w:p>
             <w:pPr>
+              <w:keepNext w:val="false"/>
               <w:spacing w:after="40"/>
               <w:ind w:left="240"/>
             </w:pPr>
@@ -10290,6 +10678,7 @@
           </w:p>
           <w:p>
             <w:pPr>
+              <w:keepNext w:val="false"/>
               <w:spacing w:after="40"/>
               <w:ind w:left="240"/>
             </w:pPr>
@@ -10317,6 +10706,7 @@
     </w:tbl>
     <w:p>
       <w:pPr>
+        <w:keepNext w:val="false"/>
         <w:spacing w:after="100"/>
       </w:pPr>
     </w:p>
@@ -10357,6 +10747,7 @@
           </w:tcPr>
           <w:p>
             <w:pPr>
+              <w:keepNext w:val="false"/>
               <w:spacing w:after="60"/>
             </w:pPr>
             <w:r>
@@ -10380,6 +10771,7 @@
           </w:p>
           <w:p>
             <w:pPr>
+              <w:keepNext w:val="false"/>
               <w:spacing w:after="80"/>
             </w:pPr>
             <w:r>
@@ -10393,6 +10785,7 @@
           </w:p>
           <w:p>
             <w:pPr>
+              <w:keepNext w:val="false"/>
               <w:spacing w:after="900" w:before="80"/>
             </w:pPr>
             <w:r>
@@ -10406,6 +10799,7 @@
           </w:p>
           <w:p>
             <w:pPr>
+              <w:keepNext w:val="false"/>
               <w:spacing w:after="80"/>
             </w:pPr>
             <w:r>
@@ -10422,6 +10816,7 @@
     </w:tbl>
     <w:p>
       <w:pPr>
+        <w:keepNext w:val="false"/>
         <w:spacing w:after="100"/>
       </w:pPr>
     </w:p>
@@ -10462,6 +10857,7 @@
           </w:tcPr>
           <w:p>
             <w:pPr>
+              <w:keepNext w:val="false"/>
               <w:spacing w:after="60"/>
             </w:pPr>
             <w:r>
@@ -10485,6 +10881,7 @@
           </w:p>
           <w:p>
             <w:pPr>
+              <w:keepNext w:val="false"/>
               <w:spacing w:after="80"/>
             </w:pPr>
             <w:r>
@@ -10498,6 +10895,7 @@
           </w:p>
           <w:p>
             <w:pPr>
+              <w:keepNext w:val="false"/>
               <w:spacing w:after="40"/>
               <w:ind w:left="240"/>
             </w:pPr>
@@ -10522,6 +10920,7 @@
           </w:p>
           <w:p>
             <w:pPr>
+              <w:keepNext w:val="false"/>
               <w:spacing w:after="40"/>
               <w:ind w:left="240"/>
             </w:pPr>
@@ -10546,6 +10945,7 @@
           </w:p>
           <w:p>
             <w:pPr>
+              <w:keepNext w:val="false"/>
               <w:spacing w:after="40"/>
               <w:ind w:left="240"/>
             </w:pPr>
@@ -10570,6 +10970,7 @@
           </w:p>
           <w:p>
             <w:pPr>
+              <w:keepNext w:val="false"/>
               <w:spacing w:before="80"/>
             </w:pPr>
             <w:r>
@@ -10601,6 +11002,7 @@
     </w:p>
     <w:p>
       <w:pPr>
+        <w:keepNext w:val="false"/>
         <w:spacing w:after="100"/>
       </w:pPr>
       <w:r>
@@ -10614,6 +11016,7 @@
     </w:p>
     <w:p>
       <w:pPr>
+        <w:keepNext w:val="false"/>
         <w:spacing w:after="160"/>
       </w:pPr>
       <w:r>
@@ -10663,6 +11066,7 @@
           </w:tcPr>
           <w:p>
             <w:pPr>
+              <w:keepNext/>
               <w:spacing w:after="80"/>
             </w:pPr>
             <w:r>
@@ -10724,6 +11128,7 @@
                 </w:tcPr>
                 <w:p>
                   <w:pPr>
+                    <w:keepNext/>
                     <w:spacing w:after="0"/>
                   </w:pPr>
                   <w:r>
@@ -10738,6 +11143,7 @@
                 </w:p>
                 <w:p>
                   <w:pPr>
+                    <w:keepNext/>
                     <w:spacing w:after="0"/>
                   </w:pPr>
                   <w:r>
@@ -10752,6 +11158,7 @@
                 </w:p>
                 <w:p>
                   <w:pPr>
+                    <w:keepNext/>
                     <w:spacing w:after="0"/>
                   </w:pPr>
                   <w:r>
@@ -10766,6 +11173,7 @@
                 </w:p>
                 <w:p>
                   <w:pPr>
+                    <w:keepNext/>
                     <w:spacing w:after="0"/>
                   </w:pPr>
                   <w:r>
@@ -10780,6 +11188,7 @@
                 </w:p>
                 <w:p>
                   <w:pPr>
+                    <w:keepNext/>
                     <w:spacing w:after="0"/>
                   </w:pPr>
                   <w:r>
@@ -10794,6 +11203,7 @@
                 </w:p>
                 <w:p>
                   <w:pPr>
+                    <w:keepNext/>
                     <w:spacing w:after="0"/>
                   </w:pPr>
                   <w:r>
@@ -10808,6 +11218,7 @@
                 </w:p>
                 <w:p>
                   <w:pPr>
+                    <w:keepNext/>
                     <w:spacing w:after="0"/>
                   </w:pPr>
                   <w:r>
@@ -10822,6 +11233,7 @@
                 </w:p>
                 <w:p>
                   <w:pPr>
+                    <w:keepNext/>
                     <w:spacing w:after="0"/>
                   </w:pPr>
                   <w:r>
@@ -10836,6 +11248,7 @@
                 </w:p>
                 <w:p>
                   <w:pPr>
+                    <w:keepNext/>
                     <w:spacing w:after="0"/>
                   </w:pPr>
                   <w:r>
@@ -10850,6 +11263,7 @@
                 </w:p>
                 <w:p>
                   <w:pPr>
+                    <w:keepNext/>
                     <w:spacing w:after="0"/>
                   </w:pPr>
                   <w:r>
@@ -10871,6 +11285,7 @@
     </w:tbl>
     <w:p>
       <w:pPr>
+        <w:keepNext/>
         <w:spacing w:after="100"/>
       </w:pPr>
     </w:p>
@@ -10911,6 +11326,7 @@
           </w:tcPr>
           <w:p>
             <w:pPr>
+              <w:keepNext w:val="false"/>
               <w:spacing w:after="60"/>
             </w:pPr>
             <w:r>
@@ -10934,6 +11350,7 @@
           </w:p>
           <w:p>
             <w:pPr>
+              <w:keepNext w:val="false"/>
               <w:spacing w:after="80"/>
             </w:pPr>
             <w:r>
@@ -10942,11 +11359,12 @@
                 <w:sz w:val="21"/>
                 <w:szCs w:val="21"/>
               </w:rPr>
-              <w:t xml:space="preserve">The head of Retail-Plus asks whether spend per member fell from Q1 to Q2, and the analyst answers with the query above. What does it return, and what does it tell her?</w:t>
-            </w:r>
-          </w:p>
-          <w:p>
-            <w:pPr>
+              <w:t xml:space="preserve">The head of Retail-Plus asks whether spend per member fell from Q1 to Q2, and the analyst answers with the query above. What does the query return, and how will she read it?</w:t>
+            </w:r>
+          </w:p>
+          <w:p>
+            <w:pPr>
+              <w:keepNext w:val="false"/>
               <w:spacing w:after="40"/>
               <w:ind w:left="240"/>
             </w:pPr>
@@ -10966,11 +11384,12 @@
                 <w:sz w:val="21"/>
                 <w:szCs w:val="21"/>
               </w:rPr>
-              <w:t xml:space="preserve">1,500 and 750, so spend per member halved</w:t>
-            </w:r>
-          </w:p>
-          <w:p>
-            <w:pPr>
+              <w:t xml:space="preserve">1,500 and 750, which reads as spend per member halved</w:t>
+            </w:r>
+          </w:p>
+          <w:p>
+            <w:pPr>
+              <w:keepNext w:val="false"/>
               <w:spacing w:after="40"/>
               <w:ind w:left="240"/>
             </w:pPr>
@@ -10990,11 +11409,12 @@
                 <w:sz w:val="21"/>
                 <w:szCs w:val="21"/>
               </w:rPr>
-              <w:t xml:space="preserve">1,500 and 1,000, so spend per member fell by a third</w:t>
-            </w:r>
-          </w:p>
-          <w:p>
-            <w:pPr>
+              <w:t xml:space="preserve">1,500 and 1,000, which reads as spend per member down by a third</w:t>
+            </w:r>
+          </w:p>
+          <w:p>
+            <w:pPr>
+              <w:keepNext w:val="false"/>
               <w:spacing w:after="40"/>
               <w:ind w:left="240"/>
             </w:pPr>
@@ -11014,11 +11434,12 @@
                 <w:sz w:val="21"/>
                 <w:szCs w:val="21"/>
               </w:rPr>
-              <w:t xml:space="preserve">1,500 and 1,500, so spend per member held flat</w:t>
-            </w:r>
-          </w:p>
-          <w:p>
-            <w:pPr>
+              <w:t xml:space="preserve">1,500 and 1,500, which reads as flat spend per member</w:t>
+            </w:r>
+          </w:p>
+          <w:p>
+            <w:pPr>
+              <w:keepNext w:val="false"/>
               <w:spacing w:after="40"/>
               <w:ind w:left="240"/>
             </w:pPr>
@@ -11038,7 +11459,7 @@
                 <w:sz w:val="21"/>
                 <w:szCs w:val="21"/>
               </w:rPr>
-              <w:t xml:space="preserve">1,500 and NULL, so Q2 has no average to report</w:t>
+              <w:t xml:space="preserve">1,500 and NULL, which reads as no Q2 figure at all</w:t>
             </w:r>
           </w:p>
         </w:tc>
@@ -11046,6 +11467,7 @@
     </w:tbl>
     <w:p>
       <w:pPr>
+        <w:keepNext w:val="false"/>
         <w:spacing w:after="100"/>
       </w:pPr>
     </w:p>
@@ -11087,6 +11509,7 @@
           </w:tcPr>
           <w:p>
             <w:pPr>
+              <w:keepNext/>
               <w:spacing w:after="80"/>
             </w:pPr>
             <w:r>
@@ -11148,6 +11571,7 @@
                 </w:tcPr>
                 <w:p>
                   <w:pPr>
+                    <w:keepNext/>
                     <w:spacing w:after="0"/>
                   </w:pPr>
                   <w:r>
@@ -11162,6 +11586,7 @@
                 </w:p>
                 <w:p>
                   <w:pPr>
+                    <w:keepNext/>
                     <w:spacing w:after="0"/>
                   </w:pPr>
                   <w:r>
@@ -11176,6 +11601,7 @@
                 </w:p>
                 <w:p>
                   <w:pPr>
+                    <w:keepNext/>
                     <w:spacing w:after="0"/>
                   </w:pPr>
                   <w:r>
@@ -11190,6 +11616,7 @@
                 </w:p>
                 <w:p>
                   <w:pPr>
+                    <w:keepNext/>
                     <w:spacing w:after="0"/>
                   </w:pPr>
                   <w:r>
@@ -11204,6 +11631,7 @@
                 </w:p>
                 <w:p>
                   <w:pPr>
+                    <w:keepNext/>
                     <w:spacing w:after="0"/>
                   </w:pPr>
                   <w:r>
@@ -11218,6 +11646,7 @@
                 </w:p>
                 <w:p>
                   <w:pPr>
+                    <w:keepNext/>
                     <w:spacing w:after="0"/>
                   </w:pPr>
                   <w:r>
@@ -11232,6 +11661,7 @@
                 </w:p>
                 <w:p>
                   <w:pPr>
+                    <w:keepNext/>
                     <w:spacing w:after="0"/>
                   </w:pPr>
                   <w:r>
@@ -11246,6 +11676,7 @@
                 </w:p>
                 <w:p>
                   <w:pPr>
+                    <w:keepNext/>
                     <w:spacing w:after="0"/>
                   </w:pPr>
                   <w:r>
@@ -11260,6 +11691,7 @@
                 </w:p>
                 <w:p>
                   <w:pPr>
+                    <w:keepNext/>
                     <w:spacing w:after="0"/>
                   </w:pPr>
                   <w:r>
@@ -11281,6 +11713,7 @@
     </w:tbl>
     <w:p>
       <w:pPr>
+        <w:keepNext/>
         <w:spacing w:after="100"/>
       </w:pPr>
     </w:p>
@@ -11321,6 +11754,7 @@
           </w:tcPr>
           <w:p>
             <w:pPr>
+              <w:keepNext w:val="false"/>
               <w:spacing w:after="60"/>
             </w:pPr>
             <w:r>
@@ -11344,6 +11778,7 @@
           </w:p>
           <w:p>
             <w:pPr>
+              <w:keepNext w:val="false"/>
               <w:spacing w:after="80"/>
             </w:pPr>
             <w:r>
@@ -11357,6 +11792,7 @@
           </w:p>
           <w:p>
             <w:pPr>
+              <w:keepNext w:val="false"/>
               <w:spacing w:after="40"/>
               <w:ind w:left="240"/>
             </w:pPr>
@@ -11381,6 +11817,7 @@
           </w:p>
           <w:p>
             <w:pPr>
+              <w:keepNext w:val="false"/>
               <w:spacing w:after="40"/>
               <w:ind w:left="240"/>
             </w:pPr>
@@ -11405,6 +11842,7 @@
           </w:p>
           <w:p>
             <w:pPr>
+              <w:keepNext w:val="false"/>
               <w:spacing w:after="40"/>
               <w:ind w:left="240"/>
             </w:pPr>
@@ -11429,6 +11867,7 @@
           </w:p>
           <w:p>
             <w:pPr>
+              <w:keepNext w:val="false"/>
               <w:spacing w:after="40"/>
               <w:ind w:left="240"/>
             </w:pPr>
@@ -11456,6 +11895,7 @@
     </w:tbl>
     <w:p>
       <w:pPr>
+        <w:keepNext w:val="false"/>
         <w:spacing w:after="100"/>
       </w:pPr>
     </w:p>
@@ -11497,6 +11937,7 @@
           </w:tcPr>
           <w:p>
             <w:pPr>
+              <w:keepNext/>
               <w:spacing w:after="80"/>
             </w:pPr>
             <w:r>
@@ -11558,6 +11999,7 @@
                 </w:tcPr>
                 <w:p>
                   <w:pPr>
+                    <w:keepNext/>
                     <w:spacing w:after="0"/>
                   </w:pPr>
                   <w:r>
@@ -11572,6 +12014,7 @@
                 </w:p>
                 <w:p>
                   <w:pPr>
+                    <w:keepNext/>
                     <w:spacing w:after="0"/>
                   </w:pPr>
                   <w:r>
@@ -11586,6 +12029,7 @@
                 </w:p>
                 <w:p>
                   <w:pPr>
+                    <w:keepNext/>
                     <w:spacing w:after="0"/>
                   </w:pPr>
                   <w:r>
@@ -11600,6 +12044,7 @@
                 </w:p>
                 <w:p>
                   <w:pPr>
+                    <w:keepNext/>
                     <w:spacing w:after="0"/>
                   </w:pPr>
                   <w:r>
@@ -11614,6 +12059,7 @@
                 </w:p>
                 <w:p>
                   <w:pPr>
+                    <w:keepNext/>
                     <w:spacing w:after="0"/>
                   </w:pPr>
                   <w:r>
@@ -11628,6 +12074,7 @@
                 </w:p>
                 <w:p>
                   <w:pPr>
+                    <w:keepNext/>
                     <w:spacing w:after="0"/>
                   </w:pPr>
                   <w:r>
@@ -11642,6 +12089,7 @@
                 </w:p>
                 <w:p>
                   <w:pPr>
+                    <w:keepNext/>
                     <w:spacing w:after="0"/>
                   </w:pPr>
                   <w:r>
@@ -11656,6 +12104,7 @@
                 </w:p>
                 <w:p>
                   <w:pPr>
+                    <w:keepNext/>
                     <w:spacing w:after="0"/>
                   </w:pPr>
                   <w:r>
@@ -11670,6 +12119,7 @@
                 </w:p>
                 <w:p>
                   <w:pPr>
+                    <w:keepNext/>
                     <w:spacing w:after="0"/>
                   </w:pPr>
                   <w:r>
@@ -11684,6 +12134,7 @@
                 </w:p>
                 <w:p>
                   <w:pPr>
+                    <w:keepNext/>
                     <w:spacing w:after="0"/>
                   </w:pPr>
                   <w:r>
@@ -11705,6 +12156,7 @@
     </w:tbl>
     <w:p>
       <w:pPr>
+        <w:keepNext/>
         <w:spacing w:after="100"/>
       </w:pPr>
     </w:p>
@@ -11745,6 +12197,7 @@
           </w:tcPr>
           <w:p>
             <w:pPr>
+              <w:keepNext w:val="false"/>
               <w:spacing w:after="60"/>
             </w:pPr>
             <w:r>
@@ -11768,6 +12221,7 @@
           </w:p>
           <w:p>
             <w:pPr>
+              <w:keepNext w:val="false"/>
               <w:spacing w:after="80"/>
             </w:pPr>
             <w:r>
@@ -11781,6 +12235,7 @@
           </w:p>
           <w:p>
             <w:pPr>
+              <w:keepNext w:val="false"/>
               <w:spacing w:after="40"/>
               <w:ind w:left="240"/>
             </w:pPr>
@@ -11805,6 +12260,7 @@
           </w:p>
           <w:p>
             <w:pPr>
+              <w:keepNext w:val="false"/>
               <w:spacing w:after="40"/>
               <w:ind w:left="240"/>
             </w:pPr>
@@ -11829,6 +12285,7 @@
           </w:p>
           <w:p>
             <w:pPr>
+              <w:keepNext w:val="false"/>
               <w:spacing w:after="40"/>
               <w:ind w:left="240"/>
             </w:pPr>
@@ -11853,6 +12310,7 @@
           </w:p>
           <w:p>
             <w:pPr>
+              <w:keepNext w:val="false"/>
               <w:spacing w:after="40"/>
               <w:ind w:left="240"/>
             </w:pPr>
@@ -11880,6 +12338,7 @@
     </w:tbl>
     <w:p>
       <w:pPr>
+        <w:keepNext w:val="false"/>
         <w:spacing w:after="100"/>
       </w:pPr>
     </w:p>
@@ -11920,6 +12379,7 @@
           </w:tcPr>
           <w:p>
             <w:pPr>
+              <w:keepNext w:val="false"/>
               <w:spacing w:after="60"/>
             </w:pPr>
             <w:r>
@@ -11943,6 +12403,7 @@
           </w:p>
           <w:p>
             <w:pPr>
+              <w:keepNext w:val="false"/>
               <w:spacing w:after="80"/>
             </w:pPr>
             <w:r>
@@ -11956,6 +12417,7 @@
           </w:p>
           <w:p>
             <w:pPr>
+              <w:keepNext w:val="false"/>
               <w:spacing w:after="40"/>
               <w:ind w:left="240"/>
             </w:pPr>
@@ -11980,6 +12442,7 @@
           </w:p>
           <w:p>
             <w:pPr>
+              <w:keepNext w:val="false"/>
               <w:spacing w:after="40"/>
               <w:ind w:left="240"/>
             </w:pPr>
@@ -12004,6 +12467,7 @@
           </w:p>
           <w:p>
             <w:pPr>
+              <w:keepNext w:val="false"/>
               <w:spacing w:after="40"/>
               <w:ind w:left="240"/>
             </w:pPr>
@@ -12028,6 +12492,7 @@
           </w:p>
           <w:p>
             <w:pPr>
+              <w:keepNext w:val="false"/>
               <w:spacing w:after="40"/>
               <w:ind w:left="240"/>
             </w:pPr>
@@ -12070,6 +12535,7 @@
     </w:p>
     <w:p>
       <w:pPr>
+        <w:keepNext w:val="false"/>
         <w:spacing w:after="160"/>
       </w:pPr>
       <w:r>
@@ -12118,6 +12584,7 @@
           </w:tcPr>
           <w:p>
             <w:pPr>
+              <w:keepNext w:val="false"/>
               <w:spacing w:after="80"/>
             </w:pPr>
             <w:r>
@@ -12133,6 +12600,7 @@
           </w:p>
           <w:p>
             <w:pPr>
+              <w:keepNext w:val="false"/>
               <w:spacing w:after="80"/>
             </w:pPr>
             <w:r>
@@ -12146,6 +12614,7 @@
           </w:p>
           <w:p>
             <w:pPr>
+              <w:keepNext w:val="false"/>
               <w:spacing w:after="1400"/>
             </w:pPr>
             <w:r>
@@ -12162,6 +12631,7 @@
     </w:tbl>
     <w:p>
       <w:pPr>
+        <w:keepNext w:val="false"/>
         <w:spacing w:after="100"/>
       </w:pPr>
     </w:p>
@@ -12202,6 +12672,7 @@
           </w:tcPr>
           <w:p>
             <w:pPr>
+              <w:keepNext w:val="false"/>
               <w:spacing w:after="80"/>
             </w:pPr>
             <w:r>
@@ -12217,6 +12688,7 @@
           </w:p>
           <w:p>
             <w:pPr>
+              <w:keepNext w:val="false"/>
               <w:spacing w:after="80"/>
             </w:pPr>
             <w:r>
@@ -12230,6 +12702,7 @@
           </w:p>
           <w:p>
             <w:pPr>
+              <w:keepNext w:val="false"/>
               <w:spacing w:after="1400"/>
             </w:pPr>
             <w:r>
@@ -12246,6 +12719,7 @@
     </w:tbl>
     <w:p>
       <w:pPr>
+        <w:keepNext w:val="false"/>
         <w:spacing w:after="100"/>
       </w:pPr>
     </w:p>
@@ -12286,6 +12760,7 @@
           </w:tcPr>
           <w:p>
             <w:pPr>
+              <w:keepNext w:val="false"/>
               <w:spacing w:after="80"/>
             </w:pPr>
             <w:r>
@@ -12301,6 +12776,7 @@
           </w:p>
           <w:p>
             <w:pPr>
+              <w:keepNext w:val="false"/>
               <w:spacing w:after="80"/>
             </w:pPr>
             <w:r>
@@ -12314,6 +12790,7 @@
           </w:p>
           <w:p>
             <w:pPr>
+              <w:keepNext w:val="false"/>
               <w:spacing w:after="1400"/>
             </w:pPr>
             <w:r>
@@ -12330,6 +12807,7 @@
     </w:tbl>
     <w:p>
       <w:pPr>
+        <w:keepNext w:val="false"/>
         <w:spacing w:after="100"/>
       </w:pPr>
     </w:p>
@@ -12370,6 +12848,7 @@
           </w:tcPr>
           <w:p>
             <w:pPr>
+              <w:keepNext w:val="false"/>
               <w:spacing w:after="80"/>
             </w:pPr>
             <w:r>
@@ -12385,6 +12864,7 @@
           </w:p>
           <w:p>
             <w:pPr>
+              <w:keepNext w:val="false"/>
               <w:spacing w:after="80"/>
             </w:pPr>
             <w:r>
@@ -12398,6 +12878,7 @@
           </w:p>
           <w:p>
             <w:pPr>
+              <w:keepNext w:val="false"/>
               <w:spacing w:after="1400"/>
             </w:pPr>
             <w:r>
@@ -12414,6 +12895,7 @@
     </w:tbl>
     <w:p>
       <w:pPr>
+        <w:keepNext w:val="false"/>
         <w:spacing w:after="100"/>
       </w:pPr>
     </w:p>
@@ -12454,6 +12936,7 @@
           </w:tcPr>
           <w:p>
             <w:pPr>
+              <w:keepNext w:val="false"/>
               <w:spacing w:after="80"/>
             </w:pPr>
             <w:r>
@@ -12469,6 +12952,7 @@
           </w:p>
           <w:p>
             <w:pPr>
+              <w:keepNext w:val="false"/>
               <w:spacing w:after="80"/>
             </w:pPr>
             <w:r>
@@ -12482,6 +12966,7 @@
           </w:p>
           <w:p>
             <w:pPr>
+              <w:keepNext w:val="false"/>
               <w:spacing w:after="80"/>
             </w:pPr>
             <w:r>
@@ -12506,6 +12991,7 @@
     </w:tbl>
     <w:p>
       <w:pPr>
+        <w:keepNext w:val="false"/>
         <w:spacing w:after="100"/>
       </w:pPr>
     </w:p>
@@ -12546,6 +13032,7 @@
           </w:tcPr>
           <w:p>
             <w:pPr>
+              <w:keepNext w:val="false"/>
               <w:spacing w:after="80"/>
             </w:pPr>
             <w:r>
@@ -12561,6 +13048,7 @@
           </w:p>
           <w:p>
             <w:pPr>
+              <w:keepNext w:val="false"/>
               <w:spacing w:after="80"/>
             </w:pPr>
             <w:r>
@@ -12574,6 +13062,7 @@
           </w:p>
           <w:p>
             <w:pPr>
+              <w:keepNext w:val="false"/>
               <w:spacing w:after="80"/>
             </w:pPr>
             <w:r>
@@ -12598,6 +13087,7 @@
     </w:tbl>
     <w:p>
       <w:pPr>
+        <w:keepNext w:val="false"/>
         <w:spacing w:after="100"/>
       </w:pPr>
     </w:p>
@@ -12638,6 +13128,7 @@
           </w:tcPr>
           <w:p>
             <w:pPr>
+              <w:keepNext w:val="false"/>
               <w:spacing w:after="80"/>
             </w:pPr>
             <w:r>
@@ -12653,6 +13144,7 @@
           </w:p>
           <w:p>
             <w:pPr>
+              <w:keepNext w:val="false"/>
               <w:spacing w:after="80"/>
             </w:pPr>
             <w:r>
@@ -12666,6 +13158,7 @@
           </w:p>
           <w:p>
             <w:pPr>
+              <w:keepNext w:val="false"/>
               <w:spacing w:after="80"/>
             </w:pPr>
             <w:r>
@@ -12690,6 +13183,7 @@
     </w:tbl>
     <w:p>
       <w:pPr>
+        <w:keepNext w:val="false"/>
         <w:spacing w:after="100"/>
       </w:pPr>
     </w:p>
@@ -12730,6 +13224,7 @@
           </w:tcPr>
           <w:p>
             <w:pPr>
+              <w:keepNext w:val="false"/>
               <w:spacing w:after="80"/>
             </w:pPr>
             <w:r>
@@ -12745,6 +13240,7 @@
           </w:p>
           <w:p>
             <w:pPr>
+              <w:keepNext w:val="false"/>
               <w:spacing w:after="80"/>
             </w:pPr>
             <w:r>
@@ -12758,6 +13254,7 @@
           </w:p>
           <w:p>
             <w:pPr>
+              <w:keepNext w:val="false"/>
               <w:spacing w:after="80"/>
             </w:pPr>
             <w:r>
@@ -12782,6 +13279,7 @@
     </w:tbl>
     <w:p>
       <w:pPr>
+        <w:keepNext w:val="false"/>
         <w:spacing w:after="100"/>
       </w:pPr>
     </w:p>
@@ -12822,6 +13320,7 @@
           </w:tcPr>
           <w:p>
             <w:pPr>
+              <w:keepNext w:val="false"/>
               <w:spacing w:after="80"/>
             </w:pPr>
             <w:r>
@@ -12837,6 +13336,7 @@
           </w:p>
           <w:p>
             <w:pPr>
+              <w:keepNext w:val="false"/>
               <w:spacing w:after="80"/>
             </w:pPr>
             <w:r>
@@ -12850,6 +13350,7 @@
           </w:p>
           <w:p>
             <w:pPr>
+              <w:keepNext w:val="false"/>
               <w:spacing w:after="80"/>
             </w:pPr>
             <w:r>
@@ -12874,6 +13375,7 @@
     </w:tbl>
     <w:p>
       <w:pPr>
+        <w:keepNext w:val="false"/>
         <w:spacing w:after="100"/>
       </w:pPr>
     </w:p>
@@ -12914,6 +13416,7 @@
           </w:tcPr>
           <w:p>
             <w:pPr>
+              <w:keepNext w:val="false"/>
               <w:spacing w:after="80"/>
             </w:pPr>
             <w:r>
@@ -12929,6 +13432,7 @@
           </w:p>
           <w:p>
             <w:pPr>
+              <w:keepNext w:val="false"/>
               <w:spacing w:after="80"/>
             </w:pPr>
             <w:r>
@@ -12942,6 +13446,7 @@
           </w:p>
           <w:p>
             <w:pPr>
+              <w:keepNext w:val="false"/>
               <w:spacing w:after="80"/>
             </w:pPr>
             <w:r>
@@ -12981,6 +13486,7 @@
     </w:p>
     <w:p>
       <w:pPr>
+        <w:keepNext w:val="false"/>
         <w:spacing w:after="80"/>
       </w:pPr>
       <w:r>
@@ -13032,6 +13538,7 @@
           </w:tcPr>
           <w:p>
             <w:pPr>
+              <w:keepNext w:val="false"/>
               <w:spacing w:after="80"/>
             </w:pPr>
             <w:r>
@@ -13065,6 +13572,7 @@
           </w:tcPr>
           <w:p>
             <w:pPr>
+              <w:keepNext w:val="false"/>
               <w:spacing w:after="80"/>
             </w:pPr>
             <w:r>
@@ -13098,6 +13606,7 @@
           </w:tcPr>
           <w:p>
             <w:pPr>
+              <w:keepNext w:val="false"/>
               <w:spacing w:after="80"/>
             </w:pPr>
             <w:r>
@@ -13132,6 +13641,7 @@
           </w:tcPr>
           <w:p>
             <w:pPr>
+              <w:keepNext w:val="false"/>
               <w:spacing w:after="80"/>
             </w:pPr>
             <w:r>
@@ -13162,6 +13672,7 @@
           </w:tcPr>
           <w:p>
             <w:pPr>
+              <w:keepNext w:val="false"/>
               <w:spacing w:after="80"/>
             </w:pPr>
             <w:r>
@@ -13192,6 +13703,7 @@
           </w:tcPr>
           <w:p>
             <w:pPr>
+              <w:keepNext w:val="false"/>
               <w:spacing w:after="80"/>
             </w:pPr>
             <w:r>
@@ -13208,6 +13720,7 @@
     </w:tbl>
     <w:p>
       <w:pPr>
+        <w:keepNext w:val="false"/>
         <w:spacing w:after="160"/>
       </w:pPr>
     </w:p>

--- a/content/W02/SAT/paper/C2_W02_SAT_recap_paper_STUDENT.docx
+++ b/content/W02/SAT/paper/C2_W02_SAT_recap_paper_STUDENT.docx
@@ -28,7 +28,7 @@
           <w:sz w:val="21"/>
           <w:szCs w:val="21"/>
         </w:rPr>
-        <w:t xml:space="preserve">Cohort 2 | Week 2 | Saturday 17 October 2026 | 120 minutes | 55 items in 6 parts | pen and paper | ungraded</w:t>
+        <w:t xml:space="preserve">Cohort 2 | Week 2 | Saturday 17 October 2026 | 120 minutes | 55 items in 6 parts | ungraded</w:t>
       </w:r>
     </w:p>
     <w:p>
@@ -729,7 +729,7 @@
     </w:p>
     <w:p>
       <w:pPr>
-        <w:keepNext w:val="false"/>
+        <w:keepNext/>
         <w:spacing w:after="100" w:line="276"/>
       </w:pPr>
       <w:r>
@@ -746,174 +746,245 @@
       <w:tblPr>
         <w:tblW w:type="dxa" w:w="9800"/>
         <w:tblBorders>
-          <w:top w:val="single" w:color="D5D0C4" w:sz="4"/>
-          <w:left w:val="single" w:color="D5D0C4" w:sz="4"/>
-          <w:bottom w:val="single" w:color="D5D0C4" w:sz="4"/>
-          <w:right w:val="single" w:color="D5D0C4" w:sz="4"/>
-          <w:insideH w:val="single" w:color="D5D0C4" w:sz="4"/>
-          <w:insideV w:val="single" w:color="D5D0C4" w:sz="4"/>
+          <w:top w:val="none" w:color="FFFFFF" w:sz="0"/>
+          <w:left w:val="none" w:color="FFFFFF" w:sz="0"/>
+          <w:bottom w:val="none" w:color="FFFFFF" w:sz="0"/>
+          <w:right w:val="none" w:color="FFFFFF" w:sz="0"/>
+          <w:insideH w:val="none" w:color="FFFFFF" w:sz="0"/>
+          <w:insideV w:val="none" w:color="FFFFFF" w:sz="0"/>
         </w:tblBorders>
       </w:tblPr>
       <w:tblGrid>
-        <w:gridCol w:w="4200"/>
-        <w:gridCol w:w="5600"/>
+        <w:gridCol w:w="2450"/>
+        <w:gridCol w:w="2450"/>
+        <w:gridCol w:w="2450"/>
+        <w:gridCol w:w="2450"/>
       </w:tblGrid>
-      <w:tr>
-        <w:trPr>
-          <w:cantSplit/>
-          <w:tblHeader/>
-        </w:trPr>
-        <w:tc>
-          <w:tcPr>
-            <w:tcW w:type="dxa" w:w="4200"/>
-            <w:tcBorders>
-              <w:top w:val="single" w:color="D5D0C4" w:sz="4"/>
-              <w:left w:val="single" w:color="D5D0C4" w:sz="4"/>
-              <w:bottom w:val="single" w:color="D5D0C4" w:sz="4"/>
-              <w:right w:val="single" w:color="D5D0C4" w:sz="4"/>
-            </w:tcBorders>
-            <w:shd w:fill="F9F8F3" w:color="auto" w:val="clear"/>
-            <w:tcMar>
-              <w:top w:type="dxa" w:w="40"/>
-              <w:left w:type="dxa" w:w="100"/>
-              <w:bottom w:type="dxa" w:w="40"/>
-              <w:right w:type="dxa" w:w="100"/>
-            </w:tcMar>
-            <w:vAlign w:val="center"/>
-          </w:tcPr>
-          <w:p>
-            <w:pPr>
-              <w:keepNext w:val="false"/>
-              <w:spacing w:after="0" w:line="240"/>
-              <w:jc w:val="left"/>
-            </w:pPr>
-            <w:r>
-              <w:rPr>
-                <w:rFonts w:ascii="Arial" w:cs="Arial" w:eastAsia="Arial" w:hAnsi="Arial"/>
-                <w:b/>
-                <w:bCs/>
-                <w:color w:val="1C1B16"/>
-                <w:sz w:val="18"/>
-                <w:szCs w:val="18"/>
-              </w:rPr>
-              <w:t xml:space="preserve">Area</w:t>
-            </w:r>
-          </w:p>
-        </w:tc>
-        <w:tc>
-          <w:tcPr>
-            <w:tcW w:type="dxa" w:w="5600"/>
-            <w:tcBorders>
-              <w:top w:val="single" w:color="D5D0C4" w:sz="4"/>
-              <w:left w:val="single" w:color="D5D0C4" w:sz="4"/>
-              <w:bottom w:val="single" w:color="D5D0C4" w:sz="4"/>
-              <w:right w:val="single" w:color="D5D0C4" w:sz="4"/>
-            </w:tcBorders>
-            <w:shd w:fill="F9F8F3" w:color="auto" w:val="clear"/>
-            <w:tcMar>
-              <w:top w:type="dxa" w:w="40"/>
-              <w:left w:type="dxa" w:w="100"/>
-              <w:bottom w:type="dxa" w:w="40"/>
-              <w:right w:type="dxa" w:w="100"/>
-            </w:tcMar>
-            <w:vAlign w:val="center"/>
-          </w:tcPr>
-          <w:p>
-            <w:pPr>
-              <w:keepNext w:val="false"/>
-              <w:spacing w:after="0" w:line="240"/>
-              <w:jc w:val="left"/>
-            </w:pPr>
-            <w:r>
-              <w:rPr>
-                <w:rFonts w:ascii="Arial" w:cs="Arial" w:eastAsia="Arial" w:hAnsi="Arial"/>
-                <w:b/>
-                <w:bCs/>
-                <w:color w:val="1C1B16"/>
-                <w:sz w:val="18"/>
-                <w:szCs w:val="18"/>
-              </w:rPr>
-              <w:t xml:space="preserve">Scale</w:t>
-            </w:r>
-          </w:p>
-        </w:tc>
-      </w:tr>
       <w:tr>
         <w:trPr>
           <w:cantSplit/>
         </w:trPr>
         <w:tc>
           <w:tcPr>
-            <w:tcW w:type="dxa" w:w="4200"/>
+            <w:tcW w:type="dxa" w:w="2450"/>
             <w:tcBorders>
-              <w:top w:val="single" w:color="D5D0C4" w:sz="4"/>
-              <w:left w:val="single" w:color="D5D0C4" w:sz="4"/>
-              <w:bottom w:val="single" w:color="D5D0C4" w:sz="4"/>
-              <w:right w:val="single" w:color="D5D0C4" w:sz="4"/>
+              <w:top w:val="single" w:color="FFFFFF" w:sz="4"/>
+              <w:left w:val="single" w:color="FFFFFF" w:sz="4"/>
+              <w:bottom w:val="single" w:color="FFFFFF" w:sz="4"/>
+              <w:right w:val="single" w:color="FFFFFF" w:sz="4"/>
             </w:tcBorders>
+            <w:shd w:fill="F9F8F3" w:color="auto" w:val="clear"/>
             <w:tcMar>
-              <w:top w:type="dxa" w:w="40"/>
-              <w:left w:type="dxa" w:w="100"/>
-              <w:bottom w:type="dxa" w:w="40"/>
-              <w:right w:type="dxa" w:w="100"/>
+              <w:top w:type="dxa" w:w="80"/>
+              <w:left w:type="dxa" w:w="120"/>
+              <w:bottom w:type="dxa" w:w="100"/>
+              <w:right w:type="dxa" w:w="120"/>
             </w:tcMar>
-            <w:vAlign w:val="center"/>
+            <w:vAlign w:val="top"/>
           </w:tcPr>
+          <w:p>
+            <w:pPr>
+              <w:keepNext/>
+              <w:spacing w:after="40" w:before="0"/>
+              <w:jc w:val="center"/>
+            </w:pPr>
+            <w:r>
+              <w:rPr>
+                <w:rFonts w:ascii="Georgia" w:cs="Georgia" w:eastAsia="Georgia" w:hAnsi="Georgia"/>
+                <w:color w:val="B37A33"/>
+                <w:sz w:val="36"/>
+                <w:szCs w:val="36"/>
+              </w:rPr>
+              <w:t xml:space="preserve">1</w:t>
+            </w:r>
+          </w:p>
           <w:p>
             <w:pPr>
               <w:keepNext w:val="false"/>
               <w:spacing w:after="0" w:line="252"/>
-              <w:jc w:val="left"/>
-            </w:pPr>
-            <w:r>
-              <w:rPr>
-                <w:rFonts w:ascii="Arial" w:cs="Arial" w:eastAsia="Arial" w:hAnsi="Arial"/>
-                <w:color w:val="1C1B16"/>
-                <w:sz w:val="18"/>
-                <w:szCs w:val="18"/>
-              </w:rPr>
-              <w:t xml:space="preserve">Part 1, The week's rules, cold; Part 2, Asking the warehouse; Part 3, Joins that keep their rows; Part 4, Windows: rank, lag and running totals; Part 5, pandas and the last mile to Excel; Part 6, Read the code, read the data</w:t>
+              <w:jc w:val="center"/>
+            </w:pPr>
+            <w:r>
+              <w:rPr>
+                <w:rFonts w:ascii="Arial" w:cs="Arial" w:eastAsia="Arial" w:hAnsi="Arial"/>
+                <w:color w:val="1C1B16"/>
+                <w:sz w:val="18"/>
+                <w:szCs w:val="18"/>
+              </w:rPr>
+              <w:t xml:space="preserve">I have not used this</w:t>
             </w:r>
           </w:p>
         </w:tc>
         <w:tc>
           <w:tcPr>
-            <w:tcW w:type="dxa" w:w="5600"/>
+            <w:tcW w:type="dxa" w:w="2450"/>
             <w:tcBorders>
-              <w:top w:val="single" w:color="D5D0C4" w:sz="4"/>
-              <w:left w:val="single" w:color="D5D0C4" w:sz="4"/>
-              <w:bottom w:val="single" w:color="D5D0C4" w:sz="4"/>
-              <w:right w:val="single" w:color="D5D0C4" w:sz="4"/>
+              <w:top w:val="single" w:color="FFFFFF" w:sz="4"/>
+              <w:left w:val="single" w:color="FFFFFF" w:sz="4"/>
+              <w:bottom w:val="single" w:color="FFFFFF" w:sz="4"/>
+              <w:right w:val="single" w:color="FFFFFF" w:sz="4"/>
             </w:tcBorders>
+            <w:shd w:fill="EFE3D0" w:color="auto" w:val="clear"/>
             <w:tcMar>
-              <w:top w:type="dxa" w:w="40"/>
-              <w:left w:type="dxa" w:w="100"/>
-              <w:bottom w:type="dxa" w:w="40"/>
-              <w:right w:type="dxa" w:w="100"/>
+              <w:top w:type="dxa" w:w="80"/>
+              <w:left w:type="dxa" w:w="120"/>
+              <w:bottom w:type="dxa" w:w="100"/>
+              <w:right w:type="dxa" w:w="120"/>
             </w:tcMar>
-            <w:vAlign w:val="center"/>
+            <w:vAlign w:val="top"/>
           </w:tcPr>
+          <w:p>
+            <w:pPr>
+              <w:keepNext/>
+              <w:spacing w:after="40" w:before="0"/>
+              <w:jc w:val="center"/>
+            </w:pPr>
+            <w:r>
+              <w:rPr>
+                <w:rFonts w:ascii="Georgia" w:cs="Georgia" w:eastAsia="Georgia" w:hAnsi="Georgia"/>
+                <w:color w:val="B37A33"/>
+                <w:sz w:val="36"/>
+                <w:szCs w:val="36"/>
+              </w:rPr>
+              <w:t xml:space="preserve">2</w:t>
+            </w:r>
+          </w:p>
           <w:p>
             <w:pPr>
               <w:keepNext w:val="false"/>
               <w:spacing w:after="0" w:line="252"/>
-              <w:jc w:val="left"/>
-            </w:pPr>
-            <w:r>
-              <w:rPr>
-                <w:rFonts w:ascii="Arial" w:cs="Arial" w:eastAsia="Arial" w:hAnsi="Arial"/>
-                <w:b w:val="false"/>
-                <w:bCs w:val="false"/>
-                <w:color w:val="1C1B16"/>
-                <w:sz w:val="18"/>
-                <w:szCs w:val="18"/>
-              </w:rPr>
-              <w:t xml:space="preserve">1 = I have not used this; 2 = I can follow it when someone shows me; 3 = I can do it alone on a small problem; 4 = I can find and fix mistakes in someone else's version</w:t>
+              <w:jc w:val="center"/>
+            </w:pPr>
+            <w:r>
+              <w:rPr>
+                <w:rFonts w:ascii="Arial" w:cs="Arial" w:eastAsia="Arial" w:hAnsi="Arial"/>
+                <w:color w:val="1C1B16"/>
+                <w:sz w:val="18"/>
+                <w:szCs w:val="18"/>
+              </w:rPr>
+              <w:t xml:space="preserve">I can follow it when someone shows me</w:t>
+            </w:r>
+          </w:p>
+        </w:tc>
+        <w:tc>
+          <w:tcPr>
+            <w:tcW w:type="dxa" w:w="2450"/>
+            <w:tcBorders>
+              <w:top w:val="single" w:color="FFFFFF" w:sz="4"/>
+              <w:left w:val="single" w:color="FFFFFF" w:sz="4"/>
+              <w:bottom w:val="single" w:color="FFFFFF" w:sz="4"/>
+              <w:right w:val="single" w:color="FFFFFF" w:sz="4"/>
+            </w:tcBorders>
+            <w:shd w:fill="E2C9A3" w:color="auto" w:val="clear"/>
+            <w:tcMar>
+              <w:top w:type="dxa" w:w="80"/>
+              <w:left w:type="dxa" w:w="120"/>
+              <w:bottom w:type="dxa" w:w="100"/>
+              <w:right w:type="dxa" w:w="120"/>
+            </w:tcMar>
+            <w:vAlign w:val="top"/>
+          </w:tcPr>
+          <w:p>
+            <w:pPr>
+              <w:keepNext/>
+              <w:spacing w:after="40" w:before="0"/>
+              <w:jc w:val="center"/>
+            </w:pPr>
+            <w:r>
+              <w:rPr>
+                <w:rFonts w:ascii="Georgia" w:cs="Georgia" w:eastAsia="Georgia" w:hAnsi="Georgia"/>
+                <w:color w:val="B37A33"/>
+                <w:sz w:val="36"/>
+                <w:szCs w:val="36"/>
+              </w:rPr>
+              <w:t xml:space="preserve">3</w:t>
+            </w:r>
+          </w:p>
+          <w:p>
+            <w:pPr>
+              <w:keepNext w:val="false"/>
+              <w:spacing w:after="0" w:line="252"/>
+              <w:jc w:val="center"/>
+            </w:pPr>
+            <w:r>
+              <w:rPr>
+                <w:rFonts w:ascii="Arial" w:cs="Arial" w:eastAsia="Arial" w:hAnsi="Arial"/>
+                <w:color w:val="1C1B16"/>
+                <w:sz w:val="18"/>
+                <w:szCs w:val="18"/>
+              </w:rPr>
+              <w:t xml:space="preserve">I can do it alone on a small problem</w:t>
+            </w:r>
+          </w:p>
+        </w:tc>
+        <w:tc>
+          <w:tcPr>
+            <w:tcW w:type="dxa" w:w="2450"/>
+            <w:tcBorders>
+              <w:top w:val="single" w:color="FFFFFF" w:sz="4"/>
+              <w:left w:val="single" w:color="FFFFFF" w:sz="4"/>
+              <w:bottom w:val="single" w:color="FFFFFF" w:sz="4"/>
+              <w:right w:val="single" w:color="FFFFFF" w:sz="4"/>
+            </w:tcBorders>
+            <w:shd w:fill="B37A33" w:color="auto" w:val="clear"/>
+            <w:tcMar>
+              <w:top w:type="dxa" w:w="80"/>
+              <w:left w:type="dxa" w:w="120"/>
+              <w:bottom w:type="dxa" w:w="100"/>
+              <w:right w:type="dxa" w:w="120"/>
+            </w:tcMar>
+            <w:vAlign w:val="top"/>
+          </w:tcPr>
+          <w:p>
+            <w:pPr>
+              <w:keepNext/>
+              <w:spacing w:after="40" w:before="0"/>
+              <w:jc w:val="center"/>
+            </w:pPr>
+            <w:r>
+              <w:rPr>
+                <w:rFonts w:ascii="Georgia" w:cs="Georgia" w:eastAsia="Georgia" w:hAnsi="Georgia"/>
+                <w:color w:val="FFFFFF"/>
+                <w:sz w:val="36"/>
+                <w:szCs w:val="36"/>
+              </w:rPr>
+              <w:t xml:space="preserve">4</w:t>
+            </w:r>
+          </w:p>
+          <w:p>
+            <w:pPr>
+              <w:keepNext w:val="false"/>
+              <w:spacing w:after="0" w:line="252"/>
+              <w:jc w:val="center"/>
+            </w:pPr>
+            <w:r>
+              <w:rPr>
+                <w:rFonts w:ascii="Arial" w:cs="Arial" w:eastAsia="Arial" w:hAnsi="Arial"/>
+                <w:color w:val="FFFFFF"/>
+                <w:sz w:val="18"/>
+                <w:szCs w:val="18"/>
+              </w:rPr>
+              <w:t xml:space="preserve">I can find and fix mistakes in someone else's version</w:t>
             </w:r>
           </w:p>
         </w:tc>
       </w:tr>
     </w:tbl>
+    <w:p>
+      <w:pPr>
+        <w:keepNext w:val="false"/>
+        <w:spacing w:after="80" w:before="60"/>
+      </w:pPr>
+      <w:r>
+        <w:rPr>
+          <w:rFonts w:ascii="Arial" w:cs="Arial" w:eastAsia="Arial" w:hAnsi="Arial"/>
+          <w:color w:val="6B675E"/>
+          <w:sz w:val="19"/>
+          <w:szCs w:val="19"/>
+        </w:rPr>
+        <w:t xml:space="preserve">One rating for each of the 6 parts in the table below, in the boxes on the answer sheet.</w:t>
+      </w:r>
+    </w:p>
     <w:p>
       <w:pPr>
         <w:keepNext/>
@@ -945,9 +1016,9 @@
       </w:tblPr>
       <w:tblGrid>
         <w:gridCol w:w="560"/>
-        <w:gridCol w:w="2050"/>
-        <w:gridCol w:w="1300"/>
-        <w:gridCol w:w="2730"/>
+        <w:gridCol w:w="1800"/>
+        <w:gridCol w:w="1200"/>
+        <w:gridCol w:w="3080"/>
         <w:gridCol w:w="900"/>
         <w:gridCol w:w="680"/>
         <w:gridCol w:w="900"/>
@@ -997,7 +1068,7 @@
         </w:tc>
         <w:tc>
           <w:tcPr>
-            <w:tcW w:type="dxa" w:w="2050"/>
+            <w:tcW w:type="dxa" w:w="1800"/>
             <w:tcBorders>
               <w:top w:val="single" w:color="D5D0C4" w:sz="4"/>
               <w:left w:val="single" w:color="D5D0C4" w:sz="4"/>
@@ -1034,7 +1105,7 @@
         </w:tc>
         <w:tc>
           <w:tcPr>
-            <w:tcW w:type="dxa" w:w="1300"/>
+            <w:tcW w:type="dxa" w:w="1200"/>
             <w:tcBorders>
               <w:top w:val="single" w:color="D5D0C4" w:sz="4"/>
               <w:left w:val="single" w:color="D5D0C4" w:sz="4"/>
@@ -1071,7 +1142,7 @@
         </w:tc>
         <w:tc>
           <w:tcPr>
-            <w:tcW w:type="dxa" w:w="2730"/>
+            <w:tcW w:type="dxa" w:w="3080"/>
             <w:tcBorders>
               <w:top w:val="single" w:color="D5D0C4" w:sz="4"/>
               <w:left w:val="single" w:color="D5D0C4" w:sz="4"/>
@@ -1295,7 +1366,7 @@
         </w:tc>
         <w:tc>
           <w:tcPr>
-            <w:tcW w:type="dxa" w:w="2050"/>
+            <w:tcW w:type="dxa" w:w="1800"/>
             <w:tcBorders>
               <w:top w:val="single" w:color="D5D0C4" w:sz="4"/>
               <w:left w:val="single" w:color="D5D0C4" w:sz="4"/>
@@ -1331,7 +1402,7 @@
         </w:tc>
         <w:tc>
           <w:tcPr>
-            <w:tcW w:type="dxa" w:w="1300"/>
+            <w:tcW w:type="dxa" w:w="1200"/>
             <w:tcBorders>
               <w:top w:val="single" w:color="D5D0C4" w:sz="4"/>
               <w:left w:val="single" w:color="D5D0C4" w:sz="4"/>
@@ -1367,7 +1438,7 @@
         </w:tc>
         <w:tc>
           <w:tcPr>
-            <w:tcW w:type="dxa" w:w="2730"/>
+            <w:tcW w:type="dxa" w:w="3080"/>
             <w:tcBorders>
               <w:top w:val="single" w:color="D5D0C4" w:sz="4"/>
               <w:left w:val="single" w:color="D5D0C4" w:sz="4"/>
@@ -1586,7 +1657,7 @@
         </w:tc>
         <w:tc>
           <w:tcPr>
-            <w:tcW w:type="dxa" w:w="2050"/>
+            <w:tcW w:type="dxa" w:w="1800"/>
             <w:tcBorders>
               <w:top w:val="single" w:color="D5D0C4" w:sz="4"/>
               <w:left w:val="single" w:color="D5D0C4" w:sz="4"/>
@@ -1622,7 +1693,7 @@
         </w:tc>
         <w:tc>
           <w:tcPr>
-            <w:tcW w:type="dxa" w:w="1300"/>
+            <w:tcW w:type="dxa" w:w="1200"/>
             <w:tcBorders>
               <w:top w:val="single" w:color="D5D0C4" w:sz="4"/>
               <w:left w:val="single" w:color="D5D0C4" w:sz="4"/>
@@ -1658,7 +1729,7 @@
         </w:tc>
         <w:tc>
           <w:tcPr>
-            <w:tcW w:type="dxa" w:w="2730"/>
+            <w:tcW w:type="dxa" w:w="3080"/>
             <w:tcBorders>
               <w:top w:val="single" w:color="D5D0C4" w:sz="4"/>
               <w:left w:val="single" w:color="D5D0C4" w:sz="4"/>
@@ -1877,7 +1948,7 @@
         </w:tc>
         <w:tc>
           <w:tcPr>
-            <w:tcW w:type="dxa" w:w="2050"/>
+            <w:tcW w:type="dxa" w:w="1800"/>
             <w:tcBorders>
               <w:top w:val="single" w:color="D5D0C4" w:sz="4"/>
               <w:left w:val="single" w:color="D5D0C4" w:sz="4"/>
@@ -1913,7 +1984,7 @@
         </w:tc>
         <w:tc>
           <w:tcPr>
-            <w:tcW w:type="dxa" w:w="1300"/>
+            <w:tcW w:type="dxa" w:w="1200"/>
             <w:tcBorders>
               <w:top w:val="single" w:color="D5D0C4" w:sz="4"/>
               <w:left w:val="single" w:color="D5D0C4" w:sz="4"/>
@@ -1949,7 +2020,7 @@
         </w:tc>
         <w:tc>
           <w:tcPr>
-            <w:tcW w:type="dxa" w:w="2730"/>
+            <w:tcW w:type="dxa" w:w="3080"/>
             <w:tcBorders>
               <w:top w:val="single" w:color="D5D0C4" w:sz="4"/>
               <w:left w:val="single" w:color="D5D0C4" w:sz="4"/>
@@ -2168,7 +2239,7 @@
         </w:tc>
         <w:tc>
           <w:tcPr>
-            <w:tcW w:type="dxa" w:w="2050"/>
+            <w:tcW w:type="dxa" w:w="1800"/>
             <w:tcBorders>
               <w:top w:val="single" w:color="D5D0C4" w:sz="4"/>
               <w:left w:val="single" w:color="D5D0C4" w:sz="4"/>
@@ -2204,7 +2275,7 @@
         </w:tc>
         <w:tc>
           <w:tcPr>
-            <w:tcW w:type="dxa" w:w="1300"/>
+            <w:tcW w:type="dxa" w:w="1200"/>
             <w:tcBorders>
               <w:top w:val="single" w:color="D5D0C4" w:sz="4"/>
               <w:left w:val="single" w:color="D5D0C4" w:sz="4"/>
@@ -2240,7 +2311,7 @@
         </w:tc>
         <w:tc>
           <w:tcPr>
-            <w:tcW w:type="dxa" w:w="2730"/>
+            <w:tcW w:type="dxa" w:w="3080"/>
             <w:tcBorders>
               <w:top w:val="single" w:color="D5D0C4" w:sz="4"/>
               <w:left w:val="single" w:color="D5D0C4" w:sz="4"/>
@@ -2459,7 +2530,7 @@
         </w:tc>
         <w:tc>
           <w:tcPr>
-            <w:tcW w:type="dxa" w:w="2050"/>
+            <w:tcW w:type="dxa" w:w="1800"/>
             <w:tcBorders>
               <w:top w:val="single" w:color="D5D0C4" w:sz="4"/>
               <w:left w:val="single" w:color="D5D0C4" w:sz="4"/>
@@ -2495,7 +2566,7 @@
         </w:tc>
         <w:tc>
           <w:tcPr>
-            <w:tcW w:type="dxa" w:w="1300"/>
+            <w:tcW w:type="dxa" w:w="1200"/>
             <w:tcBorders>
               <w:top w:val="single" w:color="D5D0C4" w:sz="4"/>
               <w:left w:val="single" w:color="D5D0C4" w:sz="4"/>
@@ -2531,7 +2602,7 @@
         </w:tc>
         <w:tc>
           <w:tcPr>
-            <w:tcW w:type="dxa" w:w="2730"/>
+            <w:tcW w:type="dxa" w:w="3080"/>
             <w:tcBorders>
               <w:top w:val="single" w:color="D5D0C4" w:sz="4"/>
               <w:left w:val="single" w:color="D5D0C4" w:sz="4"/>
@@ -2750,7 +2821,7 @@
         </w:tc>
         <w:tc>
           <w:tcPr>
-            <w:tcW w:type="dxa" w:w="2050"/>
+            <w:tcW w:type="dxa" w:w="1800"/>
             <w:tcBorders>
               <w:top w:val="single" w:color="D5D0C4" w:sz="4"/>
               <w:left w:val="single" w:color="D5D0C4" w:sz="4"/>
@@ -2786,7 +2857,7 @@
         </w:tc>
         <w:tc>
           <w:tcPr>
-            <w:tcW w:type="dxa" w:w="1300"/>
+            <w:tcW w:type="dxa" w:w="1200"/>
             <w:tcBorders>
               <w:top w:val="single" w:color="D5D0C4" w:sz="4"/>
               <w:left w:val="single" w:color="D5D0C4" w:sz="4"/>
@@ -2822,7 +2893,7 @@
         </w:tc>
         <w:tc>
           <w:tcPr>
-            <w:tcW w:type="dxa" w:w="2730"/>
+            <w:tcW w:type="dxa" w:w="3080"/>
             <w:tcBorders>
               <w:top w:val="single" w:color="D5D0C4" w:sz="4"/>
               <w:left w:val="single" w:color="D5D0C4" w:sz="4"/>
@@ -3043,7 +3114,7 @@
         </w:tc>
         <w:tc>
           <w:tcPr>
-            <w:tcW w:type="dxa" w:w="2050"/>
+            <w:tcW w:type="dxa" w:w="1800"/>
             <w:tcBorders>
               <w:top w:val="single" w:color="D5D0C4" w:sz="4"/>
               <w:left w:val="single" w:color="D5D0C4" w:sz="4"/>
@@ -3079,7 +3150,7 @@
         </w:tc>
         <w:tc>
           <w:tcPr>
-            <w:tcW w:type="dxa" w:w="1300"/>
+            <w:tcW w:type="dxa" w:w="1200"/>
             <w:tcBorders>
               <w:top w:val="single" w:color="D5D0C4" w:sz="4"/>
               <w:left w:val="single" w:color="D5D0C4" w:sz="4"/>
@@ -3115,7 +3186,7 @@
         </w:tc>
         <w:tc>
           <w:tcPr>
-            <w:tcW w:type="dxa" w:w="2730"/>
+            <w:tcW w:type="dxa" w:w="3080"/>
             <w:tcBorders>
               <w:top w:val="single" w:color="D5D0C4" w:sz="4"/>
               <w:left w:val="single" w:color="D5D0C4" w:sz="4"/>
@@ -3994,6 +4065,17 @@
               </w:rPr>
               <w:t xml:space="preserve">  ·  Complete the filter</w:t>
             </w:r>
+            <w:r>
+              <w:rPr>
+                <w:rFonts w:ascii="Arial" w:cs="Arial" w:eastAsia="Arial" w:hAnsi="Arial"/>
+                <w:i/>
+                <w:iCs/>
+                <w:color w:val="6B675E"/>
+                <w:sz w:val="18"/>
+                <w:szCs w:val="18"/>
+              </w:rPr>
+              <w:t xml:space="preserve">  ·  a word or number</w:t>
+            </w:r>
           </w:p>
           <w:p>
             <w:pPr>
@@ -4090,6 +4172,17 @@
               </w:rPr>
               <w:t xml:space="preserve">  ·  Name what LAG returns</w:t>
             </w:r>
+            <w:r>
+              <w:rPr>
+                <w:rFonts w:ascii="Arial" w:cs="Arial" w:eastAsia="Arial" w:hAnsi="Arial"/>
+                <w:i/>
+                <w:iCs/>
+                <w:color w:val="6B675E"/>
+                <w:sz w:val="18"/>
+                <w:szCs w:val="18"/>
+              </w:rPr>
+              <w:t xml:space="preserve">  ·  a word or number</w:t>
+            </w:r>
           </w:p>
           <w:p>
             <w:pPr>
@@ -4186,6 +4279,17 @@
               </w:rPr>
               <w:t xml:space="preserve">  ·  Name the error</w:t>
             </w:r>
+            <w:r>
+              <w:rPr>
+                <w:rFonts w:ascii="Arial" w:cs="Arial" w:eastAsia="Arial" w:hAnsi="Arial"/>
+                <w:i/>
+                <w:iCs/>
+                <w:color w:val="6B675E"/>
+                <w:sz w:val="18"/>
+                <w:szCs w:val="18"/>
+              </w:rPr>
+              <w:t xml:space="preserve">  ·  a word or number</w:t>
+            </w:r>
           </w:p>
           <w:p>
             <w:pPr>
@@ -4282,6 +4386,17 @@
               </w:rPr>
               <w:t xml:space="preserve">  ·  Check the run order</w:t>
             </w:r>
+            <w:r>
+              <w:rPr>
+                <w:rFonts w:ascii="Arial" w:cs="Arial" w:eastAsia="Arial" w:hAnsi="Arial"/>
+                <w:i/>
+                <w:iCs/>
+                <w:color w:val="6B675E"/>
+                <w:sz w:val="18"/>
+                <w:szCs w:val="18"/>
+              </w:rPr>
+              <w:t xml:space="preserve">  ·  T or F</w:t>
+            </w:r>
           </w:p>
           <w:p>
             <w:pPr>
@@ -4378,6 +4493,17 @@
               </w:rPr>
               <w:t xml:space="preserve">  ·  Test a group filter</w:t>
             </w:r>
+            <w:r>
+              <w:rPr>
+                <w:rFonts w:ascii="Arial" w:cs="Arial" w:eastAsia="Arial" w:hAnsi="Arial"/>
+                <w:i/>
+                <w:iCs/>
+                <w:color w:val="6B675E"/>
+                <w:sz w:val="18"/>
+                <w:szCs w:val="18"/>
+              </w:rPr>
+              <w:t xml:space="preserve">  ·  T or F</w:t>
+            </w:r>
           </w:p>
           <w:p>
             <w:pPr>
@@ -4474,6 +4600,17 @@
               </w:rPr>
               <w:t xml:space="preserve">  ·  What INNER keeps</w:t>
             </w:r>
+            <w:r>
+              <w:rPr>
+                <w:rFonts w:ascii="Arial" w:cs="Arial" w:eastAsia="Arial" w:hAnsi="Arial"/>
+                <w:i/>
+                <w:iCs/>
+                <w:color w:val="6B675E"/>
+                <w:sz w:val="18"/>
+                <w:szCs w:val="18"/>
+              </w:rPr>
+              <w:t xml:space="preserve">  ·  T or F</w:t>
+            </w:r>
           </w:p>
           <w:p>
             <w:pPr>
@@ -4570,6 +4707,17 @@
               </w:rPr>
               <w:t xml:space="preserve">  ·  Read a joined SUM</w:t>
             </w:r>
+            <w:r>
+              <w:rPr>
+                <w:rFonts w:ascii="Arial" w:cs="Arial" w:eastAsia="Arial" w:hAnsi="Arial"/>
+                <w:i/>
+                <w:iCs/>
+                <w:color w:val="6B675E"/>
+                <w:sz w:val="18"/>
+                <w:szCs w:val="18"/>
+              </w:rPr>
+              <w:t xml:space="preserve">  ·  T or F</w:t>
+            </w:r>
           </w:p>
           <w:p>
             <w:pPr>
@@ -4666,6 +4814,17 @@
               </w:rPr>
               <w:t xml:space="preserve">  ·  Two rank functions</w:t>
             </w:r>
+            <w:r>
+              <w:rPr>
+                <w:rFonts w:ascii="Arial" w:cs="Arial" w:eastAsia="Arial" w:hAnsi="Arial"/>
+                <w:i/>
+                <w:iCs/>
+                <w:color w:val="6B675E"/>
+                <w:sz w:val="18"/>
+                <w:szCs w:val="18"/>
+              </w:rPr>
+              <w:t xml:space="preserve">  ·  T or F</w:t>
+            </w:r>
           </w:p>
           <w:p>
             <w:pPr>
@@ -4762,6 +4921,17 @@
               </w:rPr>
               <w:t xml:space="preserve">  ·  A window in WHERE</w:t>
             </w:r>
+            <w:r>
+              <w:rPr>
+                <w:rFonts w:ascii="Arial" w:cs="Arial" w:eastAsia="Arial" w:hAnsi="Arial"/>
+                <w:i/>
+                <w:iCs/>
+                <w:color w:val="6B675E"/>
+                <w:sz w:val="18"/>
+                <w:szCs w:val="18"/>
+              </w:rPr>
+              <w:t xml:space="preserve">  ·  T or F</w:t>
+            </w:r>
           </w:p>
           <w:p>
             <w:pPr>
@@ -4858,6 +5028,17 @@
               </w:rPr>
               <w:t xml:space="preserve">  ·  What groupby returns</w:t>
             </w:r>
+            <w:r>
+              <w:rPr>
+                <w:rFonts w:ascii="Arial" w:cs="Arial" w:eastAsia="Arial" w:hAnsi="Arial"/>
+                <w:i/>
+                <w:iCs/>
+                <w:color w:val="6B675E"/>
+                <w:sz w:val="18"/>
+                <w:szCs w:val="18"/>
+              </w:rPr>
+              <w:t xml:space="preserve">  ·  T or F</w:t>
+            </w:r>
           </w:p>
           <w:p>
             <w:pPr>
@@ -4954,6 +5135,17 @@
               </w:rPr>
               <w:t xml:space="preserve">  ·  A pivot on raw rows</w:t>
             </w:r>
+            <w:r>
+              <w:rPr>
+                <w:rFonts w:ascii="Arial" w:cs="Arial" w:eastAsia="Arial" w:hAnsi="Arial"/>
+                <w:i/>
+                <w:iCs/>
+                <w:color w:val="6B675E"/>
+                <w:sz w:val="18"/>
+                <w:szCs w:val="18"/>
+              </w:rPr>
+              <w:t xml:space="preserve">  ·  T or F</w:t>
+            </w:r>
           </w:p>
           <w:p>
             <w:pPr>
@@ -4973,12 +5165,6 @@
         </w:tc>
       </w:tr>
     </w:tbl>
-    <w:p>
-      <w:pPr>
-        <w:keepNext w:val="false"/>
-        <w:spacing w:after="120" w:before="0"/>
-      </w:pPr>
-    </w:p>
     <w:p>
       <w:pPr>
         <w:keepNext/>
@@ -5098,6 +5284,17 @@
               </w:rPr>
               <w:t xml:space="preserve">  ·  Which clause</w:t>
             </w:r>
+            <w:r>
+              <w:rPr>
+                <w:rFonts w:ascii="Arial" w:cs="Arial" w:eastAsia="Arial" w:hAnsi="Arial"/>
+                <w:i/>
+                <w:iCs/>
+                <w:color w:val="6B675E"/>
+                <w:sz w:val="18"/>
+                <w:szCs w:val="18"/>
+              </w:rPr>
+              <w:t xml:space="preserve">  ·  one letter</w:t>
+            </w:r>
           </w:p>
           <w:p>
             <w:pPr>
@@ -5306,6 +5503,17 @@
               </w:rPr>
               <w:t xml:space="preserve">  ·  Why the warehouse</w:t>
             </w:r>
+            <w:r>
+              <w:rPr>
+                <w:rFonts w:ascii="Arial" w:cs="Arial" w:eastAsia="Arial" w:hAnsi="Arial"/>
+                <w:i/>
+                <w:iCs/>
+                <w:color w:val="6B675E"/>
+                <w:sz w:val="18"/>
+                <w:szCs w:val="18"/>
+              </w:rPr>
+              <w:t xml:space="preserve">  ·  one letter</w:t>
+            </w:r>
           </w:p>
           <w:p>
             <w:pPr>
@@ -5514,6 +5722,17 @@
               </w:rPr>
               <w:t xml:space="preserve">  ·  Four statements</w:t>
             </w:r>
+            <w:r>
+              <w:rPr>
+                <w:rFonts w:ascii="Arial" w:cs="Arial" w:eastAsia="Arial" w:hAnsi="Arial"/>
+                <w:i/>
+                <w:iCs/>
+                <w:color w:val="6B675E"/>
+                <w:sz w:val="18"/>
+                <w:szCs w:val="18"/>
+              </w:rPr>
+              <w:t xml:space="preserve">  ·  every correct letter</w:t>
+            </w:r>
           </w:p>
           <w:p>
             <w:pPr>
@@ -5722,6 +5941,17 @@
               </w:rPr>
               <w:t xml:space="preserve">  ·  Predict the row count</w:t>
             </w:r>
+            <w:r>
+              <w:rPr>
+                <w:rFonts w:ascii="Arial" w:cs="Arial" w:eastAsia="Arial" w:hAnsi="Arial"/>
+                <w:i/>
+                <w:iCs/>
+                <w:color w:val="6B675E"/>
+                <w:sz w:val="18"/>
+                <w:szCs w:val="18"/>
+              </w:rPr>
+              <w:t xml:space="preserve">  ·  show the working</w:t>
+            </w:r>
           </w:p>
           <w:p>
             <w:pPr>
@@ -5762,7 +5992,7 @@
             <w:tr>
               <w:trPr>
                 <w:cantSplit/>
-                <w:trHeight w:val="1800" w:hRule="atLeast"/>
+                <w:trHeight w:val="1500" w:hRule="atLeast"/>
               </w:trPr>
               <w:tc>
                 <w:tcPr>
@@ -5793,27 +6023,13 @@
                       <w:sz w:val="15"/>
                       <w:szCs w:val="15"/>
                     </w:rPr>
-                    <w:t xml:space="preserve">Working</w:t>
+                    <w:t xml:space="preserve">Working. The final answer goes on the answer sheet.</w:t>
                   </w:r>
                 </w:p>
               </w:tc>
             </w:tr>
           </w:tbl>
-          <w:p>
-            <w:pPr>
-              <w:keepNext w:val="false"/>
-              <w:spacing w:after="0" w:before="40"/>
-            </w:pPr>
-            <w:r>
-              <w:rPr>
-                <w:rFonts w:ascii="Arial" w:cs="Arial" w:eastAsia="Arial" w:hAnsi="Arial"/>
-                <w:color w:val="6B675E"/>
-                <w:sz w:val="15"/>
-                <w:szCs w:val="15"/>
-              </w:rPr>
-              <w:t xml:space="preserve">Write the final answer on the answer sheet.</w:t>
-            </w:r>
-          </w:p>
+          <w:p/>
         </w:tc>
       </w:tr>
     </w:tbl>
@@ -5894,6 +6110,17 @@
               </w:rPr>
               <w:t xml:space="preserve">  ·  Order the clauses</w:t>
             </w:r>
+            <w:r>
+              <w:rPr>
+                <w:rFonts w:ascii="Arial" w:cs="Arial" w:eastAsia="Arial" w:hAnsi="Arial"/>
+                <w:i/>
+                <w:iCs/>
+                <w:color w:val="6B675E"/>
+                <w:sz w:val="18"/>
+                <w:szCs w:val="18"/>
+              </w:rPr>
+              <w:t xml:space="preserve">  ·  letters in order</w:t>
+            </w:r>
           </w:p>
           <w:p>
             <w:pPr>
@@ -6096,12 +6323,6 @@
         </w:tc>
       </w:tr>
     </w:tbl>
-    <w:p>
-      <w:pPr>
-        <w:keepNext w:val="false"/>
-        <w:spacing w:after="120" w:before="0"/>
-      </w:pPr>
-    </w:p>
     <w:p>
       <w:pPr>
         <w:keepNext/>
@@ -6221,6 +6442,17 @@
               </w:rPr>
               <w:t xml:space="preserve">  ·  Name the join</w:t>
             </w:r>
+            <w:r>
+              <w:rPr>
+                <w:rFonts w:ascii="Arial" w:cs="Arial" w:eastAsia="Arial" w:hAnsi="Arial"/>
+                <w:i/>
+                <w:iCs/>
+                <w:color w:val="6B675E"/>
+                <w:sz w:val="18"/>
+                <w:szCs w:val="18"/>
+              </w:rPr>
+              <w:t xml:space="preserve">  ·  one letter</w:t>
+            </w:r>
           </w:p>
           <w:p>
             <w:pPr>
@@ -6429,6 +6661,17 @@
               </w:rPr>
               <w:t xml:space="preserve">  ·  Explain the extra rows</w:t>
             </w:r>
+            <w:r>
+              <w:rPr>
+                <w:rFonts w:ascii="Arial" w:cs="Arial" w:eastAsia="Arial" w:hAnsi="Arial"/>
+                <w:i/>
+                <w:iCs/>
+                <w:color w:val="6B675E"/>
+                <w:sz w:val="18"/>
+                <w:szCs w:val="18"/>
+              </w:rPr>
+              <w:t xml:space="preserve">  ·  one letter</w:t>
+            </w:r>
           </w:p>
           <w:p>
             <w:pPr>
@@ -6637,6 +6880,17 @@
               </w:rPr>
               <w:t xml:space="preserve">  ·  Read four queries</w:t>
             </w:r>
+            <w:r>
+              <w:rPr>
+                <w:rFonts w:ascii="Arial" w:cs="Arial" w:eastAsia="Arial" w:hAnsi="Arial"/>
+                <w:i/>
+                <w:iCs/>
+                <w:color w:val="6B675E"/>
+                <w:sz w:val="18"/>
+                <w:szCs w:val="18"/>
+              </w:rPr>
+              <w:t xml:space="preserve">  ·  one letter</w:t>
+            </w:r>
           </w:p>
           <w:p>
             <w:pPr>
@@ -6845,6 +7099,17 @@
               </w:rPr>
               <w:t xml:space="preserve">  ·  The first check</w:t>
             </w:r>
+            <w:r>
+              <w:rPr>
+                <w:rFonts w:ascii="Arial" w:cs="Arial" w:eastAsia="Arial" w:hAnsi="Arial"/>
+                <w:i/>
+                <w:iCs/>
+                <w:color w:val="6B675E"/>
+                <w:sz w:val="18"/>
+                <w:szCs w:val="18"/>
+              </w:rPr>
+              <w:t xml:space="preserve">  ·  one letter</w:t>
+            </w:r>
           </w:p>
           <w:p>
             <w:pPr>
@@ -7053,6 +7318,17 @@
               </w:rPr>
               <w:t xml:space="preserve">  ·  Build the validation</w:t>
             </w:r>
+            <w:r>
+              <w:rPr>
+                <w:rFonts w:ascii="Arial" w:cs="Arial" w:eastAsia="Arial" w:hAnsi="Arial"/>
+                <w:i/>
+                <w:iCs/>
+                <w:color w:val="6B675E"/>
+                <w:sz w:val="18"/>
+                <w:szCs w:val="18"/>
+              </w:rPr>
+              <w:t xml:space="preserve">  ·  every correct letter</w:t>
+            </w:r>
           </w:p>
           <w:p>
             <w:pPr>
@@ -7261,6 +7537,17 @@
               </w:rPr>
               <w:t xml:space="preserve">  ·  Compare two joins</w:t>
             </w:r>
+            <w:r>
+              <w:rPr>
+                <w:rFonts w:ascii="Arial" w:cs="Arial" w:eastAsia="Arial" w:hAnsi="Arial"/>
+                <w:i/>
+                <w:iCs/>
+                <w:color w:val="6B675E"/>
+                <w:sz w:val="18"/>
+                <w:szCs w:val="18"/>
+              </w:rPr>
+              <w:t xml:space="preserve">  ·  every correct letter</w:t>
+            </w:r>
           </w:p>
           <w:p>
             <w:pPr>
@@ -7582,6 +7869,17 @@
               </w:rPr>
               <w:t xml:space="preserve">  ·  Trace the LEFT join</w:t>
             </w:r>
+            <w:r>
+              <w:rPr>
+                <w:rFonts w:ascii="Arial" w:cs="Arial" w:eastAsia="Arial" w:hAnsi="Arial"/>
+                <w:i/>
+                <w:iCs/>
+                <w:color w:val="6B675E"/>
+                <w:sz w:val="18"/>
+                <w:szCs w:val="18"/>
+              </w:rPr>
+              <w:t xml:space="preserve">  ·  a word or number</w:t>
+            </w:r>
           </w:p>
           <w:p>
             <w:pPr>
@@ -7678,6 +7976,17 @@
               </w:rPr>
               <w:t xml:space="preserve">  ·  Trace the INNER join</w:t>
             </w:r>
+            <w:r>
+              <w:rPr>
+                <w:rFonts w:ascii="Arial" w:cs="Arial" w:eastAsia="Arial" w:hAnsi="Arial"/>
+                <w:i/>
+                <w:iCs/>
+                <w:color w:val="6B675E"/>
+                <w:sz w:val="18"/>
+                <w:szCs w:val="18"/>
+              </w:rPr>
+              <w:t xml:space="preserve">  ·  a word or number</w:t>
+            </w:r>
           </w:p>
           <w:p>
             <w:pPr>
@@ -7774,6 +8083,17 @@
               </w:rPr>
               <w:t xml:space="preserve">  ·  Find the unpaid orders</w:t>
             </w:r>
+            <w:r>
+              <w:rPr>
+                <w:rFonts w:ascii="Arial" w:cs="Arial" w:eastAsia="Arial" w:hAnsi="Arial"/>
+                <w:i/>
+                <w:iCs/>
+                <w:color w:val="6B675E"/>
+                <w:sz w:val="18"/>
+                <w:szCs w:val="18"/>
+              </w:rPr>
+              <w:t xml:space="preserve">  ·  one letter</w:t>
+            </w:r>
           </w:p>
           <w:p>
             <w:pPr>
@@ -7982,6 +8302,17 @@
               </w:rPr>
               <w:t xml:space="preserve">  ·  Judge the payments SUM</w:t>
             </w:r>
+            <w:r>
+              <w:rPr>
+                <w:rFonts w:ascii="Arial" w:cs="Arial" w:eastAsia="Arial" w:hAnsi="Arial"/>
+                <w:i/>
+                <w:iCs/>
+                <w:color w:val="6B675E"/>
+                <w:sz w:val="18"/>
+                <w:szCs w:val="18"/>
+              </w:rPr>
+              <w:t xml:space="preserve">  ·  T or F</w:t>
+            </w:r>
           </w:p>
           <w:p>
             <w:pPr>
@@ -8078,6 +8409,17 @@
               </w:rPr>
               <w:t xml:space="preserve">  ·  Reason with numbers</w:t>
             </w:r>
+            <w:r>
+              <w:rPr>
+                <w:rFonts w:ascii="Arial" w:cs="Arial" w:eastAsia="Arial" w:hAnsi="Arial"/>
+                <w:i/>
+                <w:iCs/>
+                <w:color w:val="6B675E"/>
+                <w:sz w:val="18"/>
+                <w:szCs w:val="18"/>
+              </w:rPr>
+              <w:t xml:space="preserve">  ·  show the working</w:t>
+            </w:r>
           </w:p>
           <w:p>
             <w:pPr>
@@ -8118,7 +8460,7 @@
             <w:tr>
               <w:trPr>
                 <w:cantSplit/>
-                <w:trHeight w:val="1800" w:hRule="atLeast"/>
+                <w:trHeight w:val="1500" w:hRule="atLeast"/>
               </w:trPr>
               <w:tc>
                 <w:tcPr>
@@ -8149,36 +8491,16 @@
                       <w:sz w:val="15"/>
                       <w:szCs w:val="15"/>
                     </w:rPr>
-                    <w:t xml:space="preserve">Working</w:t>
+                    <w:t xml:space="preserve">Working. The final answer goes on the answer sheet.</w:t>
                   </w:r>
                 </w:p>
               </w:tc>
             </w:tr>
           </w:tbl>
-          <w:p>
-            <w:pPr>
-              <w:keepNext w:val="false"/>
-              <w:spacing w:after="0" w:before="40"/>
-            </w:pPr>
-            <w:r>
-              <w:rPr>
-                <w:rFonts w:ascii="Arial" w:cs="Arial" w:eastAsia="Arial" w:hAnsi="Arial"/>
-                <w:color w:val="6B675E"/>
-                <w:sz w:val="15"/>
-                <w:szCs w:val="15"/>
-              </w:rPr>
-              <w:t xml:space="preserve">Write the final answer on the answer sheet.</w:t>
-            </w:r>
-          </w:p>
+          <w:p/>
         </w:tc>
       </w:tr>
     </w:tbl>
-    <w:p>
-      <w:pPr>
-        <w:keepNext w:val="false"/>
-        <w:spacing w:after="120" w:before="0"/>
-      </w:pPr>
-    </w:p>
     <w:p>
       <w:pPr>
         <w:keepNext/>
@@ -8298,6 +8620,17 @@
               </w:rPr>
               <w:t xml:space="preserve">  ·  Predict the ranks</w:t>
             </w:r>
+            <w:r>
+              <w:rPr>
+                <w:rFonts w:ascii="Arial" w:cs="Arial" w:eastAsia="Arial" w:hAnsi="Arial"/>
+                <w:i/>
+                <w:iCs/>
+                <w:color w:val="6B675E"/>
+                <w:sz w:val="18"/>
+                <w:szCs w:val="18"/>
+              </w:rPr>
+              <w:t xml:space="preserve">  ·  one letter</w:t>
+            </w:r>
           </w:p>
           <w:p>
             <w:pPr>
@@ -8506,6 +8839,17 @@
               </w:rPr>
               <w:t xml:space="preserve">  ·  Same values, DENSE_RANK</w:t>
             </w:r>
+            <w:r>
+              <w:rPr>
+                <w:rFonts w:ascii="Arial" w:cs="Arial" w:eastAsia="Arial" w:hAnsi="Arial"/>
+                <w:i/>
+                <w:iCs/>
+                <w:color w:val="6B675E"/>
+                <w:sz w:val="18"/>
+                <w:szCs w:val="18"/>
+              </w:rPr>
+              <w:t xml:space="preserve">  ·  one letter</w:t>
+            </w:r>
           </w:p>
           <w:p>
             <w:pPr>
@@ -8714,6 +9058,17 @@
               </w:rPr>
               <w:t xml:space="preserve">  ·  Top three per segment</w:t>
             </w:r>
+            <w:r>
+              <w:rPr>
+                <w:rFonts w:ascii="Arial" w:cs="Arial" w:eastAsia="Arial" w:hAnsi="Arial"/>
+                <w:i/>
+                <w:iCs/>
+                <w:color w:val="6B675E"/>
+                <w:sz w:val="18"/>
+                <w:szCs w:val="18"/>
+              </w:rPr>
+              <w:t xml:space="preserve">  ·  one letter</w:t>
+            </w:r>
           </w:p>
           <w:p>
             <w:pPr>
@@ -8922,6 +9277,17 @@
               </w:rPr>
               <w:t xml:space="preserve">  ·  Find the cause</w:t>
             </w:r>
+            <w:r>
+              <w:rPr>
+                <w:rFonts w:ascii="Arial" w:cs="Arial" w:eastAsia="Arial" w:hAnsi="Arial"/>
+                <w:i/>
+                <w:iCs/>
+                <w:color w:val="6B675E"/>
+                <w:sz w:val="18"/>
+                <w:szCs w:val="18"/>
+              </w:rPr>
+              <w:t xml:space="preserve">  ·  one letter</w:t>
+            </w:r>
           </w:p>
           <w:p>
             <w:pPr>
@@ -9130,6 +9496,17 @@
               </w:rPr>
               <w:t xml:space="preserve">  ·  Window or GROUP BY</w:t>
             </w:r>
+            <w:r>
+              <w:rPr>
+                <w:rFonts w:ascii="Arial" w:cs="Arial" w:eastAsia="Arial" w:hAnsi="Arial"/>
+                <w:i/>
+                <w:iCs/>
+                <w:color w:val="6B675E"/>
+                <w:sz w:val="18"/>
+                <w:szCs w:val="18"/>
+              </w:rPr>
+              <w:t xml:space="preserve">  ·  every correct letter</w:t>
+            </w:r>
           </w:p>
           <w:p>
             <w:pPr>
@@ -9337,6 +9714,17 @@
                 <w:szCs w:val="18"/>
               </w:rPr>
               <w:t xml:space="preserve">  ·  Four claims on ties</w:t>
+            </w:r>
+            <w:r>
+              <w:rPr>
+                <w:rFonts w:ascii="Arial" w:cs="Arial" w:eastAsia="Arial" w:hAnsi="Arial"/>
+                <w:i/>
+                <w:iCs/>
+                <w:color w:val="6B675E"/>
+                <w:sz w:val="18"/>
+                <w:szCs w:val="18"/>
+              </w:rPr>
+              <w:t xml:space="preserve">  ·  every correct letter</w:t>
             </w:r>
           </w:p>
           <w:p>
@@ -10159,6 +10547,17 @@
               </w:rPr>
               <w:t xml:space="preserve">  ·  Rank member D</w:t>
             </w:r>
+            <w:r>
+              <w:rPr>
+                <w:rFonts w:ascii="Arial" w:cs="Arial" w:eastAsia="Arial" w:hAnsi="Arial"/>
+                <w:i/>
+                <w:iCs/>
+                <w:color w:val="6B675E"/>
+                <w:sz w:val="18"/>
+                <w:szCs w:val="18"/>
+              </w:rPr>
+              <w:t xml:space="preserve">  ·  a word or number</w:t>
+            </w:r>
           </w:p>
           <w:p>
             <w:pPr>
@@ -10255,6 +10654,17 @@
               </w:rPr>
               <w:t xml:space="preserve">  ·  Dense-rank member F</w:t>
             </w:r>
+            <w:r>
+              <w:rPr>
+                <w:rFonts w:ascii="Arial" w:cs="Arial" w:eastAsia="Arial" w:hAnsi="Arial"/>
+                <w:i/>
+                <w:iCs/>
+                <w:color w:val="6B675E"/>
+                <w:sz w:val="18"/>
+                <w:szCs w:val="18"/>
+              </w:rPr>
+              <w:t xml:space="preserve">  ·  a word or number</w:t>
+            </w:r>
           </w:p>
           <w:p>
             <w:pPr>
@@ -10351,6 +10761,17 @@
               </w:rPr>
               <w:t xml:space="preserve">  ·  Count what the filter keeps</w:t>
             </w:r>
+            <w:r>
+              <w:rPr>
+                <w:rFonts w:ascii="Arial" w:cs="Arial" w:eastAsia="Arial" w:hAnsi="Arial"/>
+                <w:i/>
+                <w:iCs/>
+                <w:color w:val="6B675E"/>
+                <w:sz w:val="18"/>
+                <w:szCs w:val="18"/>
+              </w:rPr>
+              <w:t xml:space="preserve">  ·  one letter</w:t>
+            </w:r>
           </w:p>
           <w:p>
             <w:pPr>
@@ -10559,6 +10980,17 @@
               </w:rPr>
               <w:t xml:space="preserve">  ·  Exactly four members</w:t>
             </w:r>
+            <w:r>
+              <w:rPr>
+                <w:rFonts w:ascii="Arial" w:cs="Arial" w:eastAsia="Arial" w:hAnsi="Arial"/>
+                <w:i/>
+                <w:iCs/>
+                <w:color w:val="6B675E"/>
+                <w:sz w:val="18"/>
+                <w:szCs w:val="18"/>
+              </w:rPr>
+              <w:t xml:space="preserve">  ·  one letter</w:t>
+            </w:r>
           </w:p>
           <w:p>
             <w:pPr>
@@ -10767,6 +11199,17 @@
               </w:rPr>
               <w:t xml:space="preserve">  ·  Count both lists</w:t>
             </w:r>
+            <w:r>
+              <w:rPr>
+                <w:rFonts w:ascii="Arial" w:cs="Arial" w:eastAsia="Arial" w:hAnsi="Arial"/>
+                <w:i/>
+                <w:iCs/>
+                <w:color w:val="6B675E"/>
+                <w:sz w:val="18"/>
+                <w:szCs w:val="18"/>
+              </w:rPr>
+              <w:t xml:space="preserve">  ·  show the working</w:t>
+            </w:r>
           </w:p>
           <w:p>
             <w:pPr>
@@ -10807,7 +11250,7 @@
             <w:tr>
               <w:trPr>
                 <w:cantSplit/>
-                <w:trHeight w:val="1800" w:hRule="atLeast"/>
+                <w:trHeight w:val="1500" w:hRule="atLeast"/>
               </w:trPr>
               <w:tc>
                 <w:tcPr>
@@ -10838,27 +11281,13 @@
                       <w:sz w:val="15"/>
                       <w:szCs w:val="15"/>
                     </w:rPr>
-                    <w:t xml:space="preserve">Working</w:t>
+                    <w:t xml:space="preserve">Working. The final answer goes on the answer sheet.</w:t>
                   </w:r>
                 </w:p>
               </w:tc>
             </w:tr>
           </w:tbl>
-          <w:p>
-            <w:pPr>
-              <w:keepNext w:val="false"/>
-              <w:spacing w:after="0" w:before="40"/>
-            </w:pPr>
-            <w:r>
-              <w:rPr>
-                <w:rFonts w:ascii="Arial" w:cs="Arial" w:eastAsia="Arial" w:hAnsi="Arial"/>
-                <w:color w:val="6B675E"/>
-                <w:sz w:val="15"/>
-                <w:szCs w:val="15"/>
-              </w:rPr>
-              <w:t xml:space="preserve">Write the final answer on the answer sheet.</w:t>
-            </w:r>
-          </w:p>
+          <w:p/>
         </w:tc>
       </w:tr>
     </w:tbl>
@@ -10939,6 +11368,17 @@
               </w:rPr>
               <w:t xml:space="preserve">  ·  Run the falling flag</w:t>
             </w:r>
+            <w:r>
+              <w:rPr>
+                <w:rFonts w:ascii="Arial" w:cs="Arial" w:eastAsia="Arial" w:hAnsi="Arial"/>
+                <w:i/>
+                <w:iCs/>
+                <w:color w:val="6B675E"/>
+                <w:sz w:val="18"/>
+                <w:szCs w:val="18"/>
+              </w:rPr>
+              <w:t xml:space="preserve">  ·  show the working</w:t>
+            </w:r>
           </w:p>
           <w:p>
             <w:pPr>
@@ -10979,7 +11419,7 @@
             <w:tr>
               <w:trPr>
                 <w:cantSplit/>
-                <w:trHeight w:val="1800" w:hRule="atLeast"/>
+                <w:trHeight w:val="1500" w:hRule="atLeast"/>
               </w:trPr>
               <w:tc>
                 <w:tcPr>
@@ -11010,36 +11450,16 @@
                       <w:sz w:val="15"/>
                       <w:szCs w:val="15"/>
                     </w:rPr>
-                    <w:t xml:space="preserve">Working</w:t>
+                    <w:t xml:space="preserve">Working. The final answer goes on the answer sheet.</w:t>
                   </w:r>
                 </w:p>
               </w:tc>
             </w:tr>
           </w:tbl>
-          <w:p>
-            <w:pPr>
-              <w:keepNext w:val="false"/>
-              <w:spacing w:after="0" w:before="40"/>
-            </w:pPr>
-            <w:r>
-              <w:rPr>
-                <w:rFonts w:ascii="Arial" w:cs="Arial" w:eastAsia="Arial" w:hAnsi="Arial"/>
-                <w:color w:val="6B675E"/>
-                <w:sz w:val="15"/>
-                <w:szCs w:val="15"/>
-              </w:rPr>
-              <w:t xml:space="preserve">Write the final answer on the answer sheet.</w:t>
-            </w:r>
-          </w:p>
+          <w:p/>
         </w:tc>
       </w:tr>
     </w:tbl>
-    <w:p>
-      <w:pPr>
-        <w:keepNext w:val="false"/>
-        <w:spacing w:after="120" w:before="0"/>
-      </w:pPr>
-    </w:p>
     <w:p>
       <w:pPr>
         <w:keepNext/>
@@ -11159,6 +11579,17 @@
               </w:rPr>
               <w:t xml:space="preserve">  ·  Define groupby</w:t>
             </w:r>
+            <w:r>
+              <w:rPr>
+                <w:rFonts w:ascii="Arial" w:cs="Arial" w:eastAsia="Arial" w:hAnsi="Arial"/>
+                <w:i/>
+                <w:iCs/>
+                <w:color w:val="6B675E"/>
+                <w:sz w:val="18"/>
+                <w:szCs w:val="18"/>
+              </w:rPr>
+              <w:t xml:space="preserve">  ·  one letter</w:t>
+            </w:r>
           </w:p>
           <w:p>
             <w:pPr>
@@ -11367,6 +11798,17 @@
               </w:rPr>
               <w:t xml:space="preserve">  ·  Explain the row count</w:t>
             </w:r>
+            <w:r>
+              <w:rPr>
+                <w:rFonts w:ascii="Arial" w:cs="Arial" w:eastAsia="Arial" w:hAnsi="Arial"/>
+                <w:i/>
+                <w:iCs/>
+                <w:color w:val="6B675E"/>
+                <w:sz w:val="18"/>
+                <w:szCs w:val="18"/>
+              </w:rPr>
+              <w:t xml:space="preserve">  ·  one letter</w:t>
+            </w:r>
           </w:p>
           <w:p>
             <w:pPr>
@@ -11575,6 +12017,17 @@
               </w:rPr>
               <w:t xml:space="preserve">  ·  Find the wrong setting</w:t>
             </w:r>
+            <w:r>
+              <w:rPr>
+                <w:rFonts w:ascii="Arial" w:cs="Arial" w:eastAsia="Arial" w:hAnsi="Arial"/>
+                <w:i/>
+                <w:iCs/>
+                <w:color w:val="6B675E"/>
+                <w:sz w:val="18"/>
+                <w:szCs w:val="18"/>
+              </w:rPr>
+              <w:t xml:space="preserve">  ·  one letter</w:t>
+            </w:r>
           </w:p>
           <w:p>
             <w:pPr>
@@ -11783,6 +12236,17 @@
               </w:rPr>
               <w:t xml:space="preserve">  ·  Excel's job</w:t>
             </w:r>
+            <w:r>
+              <w:rPr>
+                <w:rFonts w:ascii="Arial" w:cs="Arial" w:eastAsia="Arial" w:hAnsi="Arial"/>
+                <w:i/>
+                <w:iCs/>
+                <w:color w:val="6B675E"/>
+                <w:sz w:val="18"/>
+                <w:szCs w:val="18"/>
+              </w:rPr>
+              <w:t xml:space="preserve">  ·  one letter</w:t>
+            </w:r>
           </w:p>
           <w:p>
             <w:pPr>
@@ -11991,6 +12455,17 @@
               </w:rPr>
               <w:t xml:space="preserve">  ·  Four merge claims</w:t>
             </w:r>
+            <w:r>
+              <w:rPr>
+                <w:rFonts w:ascii="Arial" w:cs="Arial" w:eastAsia="Arial" w:hAnsi="Arial"/>
+                <w:i/>
+                <w:iCs/>
+                <w:color w:val="6B675E"/>
+                <w:sz w:val="18"/>
+                <w:szCs w:val="18"/>
+              </w:rPr>
+              <w:t xml:space="preserve">  ·  every correct letter</w:t>
+            </w:r>
           </w:p>
           <w:p>
             <w:pPr>
@@ -12199,6 +12674,17 @@
               </w:rPr>
               <w:t xml:space="preserve">  ·  What a number needs</w:t>
             </w:r>
+            <w:r>
+              <w:rPr>
+                <w:rFonts w:ascii="Arial" w:cs="Arial" w:eastAsia="Arial" w:hAnsi="Arial"/>
+                <w:i/>
+                <w:iCs/>
+                <w:color w:val="6B675E"/>
+                <w:sz w:val="18"/>
+                <w:szCs w:val="18"/>
+              </w:rPr>
+              <w:t xml:space="preserve">  ·  every correct letter</w:t>
+            </w:r>
           </w:p>
           <w:p>
             <w:pPr>
@@ -12520,6 +13006,17 @@
               </w:rPr>
               <w:t xml:space="preserve">  ·  Count the merged rows</w:t>
             </w:r>
+            <w:r>
+              <w:rPr>
+                <w:rFonts w:ascii="Arial" w:cs="Arial" w:eastAsia="Arial" w:hAnsi="Arial"/>
+                <w:i/>
+                <w:iCs/>
+                <w:color w:val="6B675E"/>
+                <w:sz w:val="18"/>
+                <w:szCs w:val="18"/>
+              </w:rPr>
+              <w:t xml:space="preserve">  ·  a word or number</w:t>
+            </w:r>
           </w:p>
           <w:p>
             <w:pPr>
@@ -12616,6 +13113,17 @@
               </w:rPr>
               <w:t xml:space="preserve">  ·  Predict what validate does</w:t>
             </w:r>
+            <w:r>
+              <w:rPr>
+                <w:rFonts w:ascii="Arial" w:cs="Arial" w:eastAsia="Arial" w:hAnsi="Arial"/>
+                <w:i/>
+                <w:iCs/>
+                <w:color w:val="6B675E"/>
+                <w:sz w:val="18"/>
+                <w:szCs w:val="18"/>
+              </w:rPr>
+              <w:t xml:space="preserve">  ·  one letter</w:t>
+            </w:r>
           </w:p>
           <w:p>
             <w:pPr>
@@ -12824,6 +13332,17 @@
               </w:rPr>
               <w:t xml:space="preserve">  ·  Compare the totals</w:t>
             </w:r>
+            <w:r>
+              <w:rPr>
+                <w:rFonts w:ascii="Arial" w:cs="Arial" w:eastAsia="Arial" w:hAnsi="Arial"/>
+                <w:i/>
+                <w:iCs/>
+                <w:color w:val="6B675E"/>
+                <w:sz w:val="18"/>
+                <w:szCs w:val="18"/>
+              </w:rPr>
+              <w:t xml:space="preserve">  ·  T or F</w:t>
+            </w:r>
           </w:p>
           <w:p>
             <w:pPr>
@@ -12920,6 +13439,17 @@
               </w:rPr>
               <w:t xml:space="preserve">  ·  Place the fix</w:t>
             </w:r>
+            <w:r>
+              <w:rPr>
+                <w:rFonts w:ascii="Arial" w:cs="Arial" w:eastAsia="Arial" w:hAnsi="Arial"/>
+                <w:i/>
+                <w:iCs/>
+                <w:color w:val="6B675E"/>
+                <w:sz w:val="18"/>
+                <w:szCs w:val="18"/>
+              </w:rPr>
+              <w:t xml:space="preserve">  ·  one letter</w:t>
+            </w:r>
           </w:p>
           <w:p>
             <w:pPr>
@@ -13128,6 +13658,17 @@
               </w:rPr>
               <w:t xml:space="preserve">  ·  Size the customer table</w:t>
             </w:r>
+            <w:r>
+              <w:rPr>
+                <w:rFonts w:ascii="Arial" w:cs="Arial" w:eastAsia="Arial" w:hAnsi="Arial"/>
+                <w:i/>
+                <w:iCs/>
+                <w:color w:val="6B675E"/>
+                <w:sz w:val="18"/>
+                <w:szCs w:val="18"/>
+              </w:rPr>
+              <w:t xml:space="preserve">  ·  show the working</w:t>
+            </w:r>
           </w:p>
           <w:p>
             <w:pPr>
@@ -13168,7 +13709,7 @@
             <w:tr>
               <w:trPr>
                 <w:cantSplit/>
-                <w:trHeight w:val="1800" w:hRule="atLeast"/>
+                <w:trHeight w:val="1500" w:hRule="atLeast"/>
               </w:trPr>
               <w:tc>
                 <w:tcPr>
@@ -13199,27 +13740,13 @@
                       <w:sz w:val="15"/>
                       <w:szCs w:val="15"/>
                     </w:rPr>
-                    <w:t xml:space="preserve">Working</w:t>
+                    <w:t xml:space="preserve">Working. The final answer goes on the answer sheet.</w:t>
                   </w:r>
                 </w:p>
               </w:tc>
             </w:tr>
           </w:tbl>
-          <w:p>
-            <w:pPr>
-              <w:keepNext w:val="false"/>
-              <w:spacing w:after="0" w:before="40"/>
-            </w:pPr>
-            <w:r>
-              <w:rPr>
-                <w:rFonts w:ascii="Arial" w:cs="Arial" w:eastAsia="Arial" w:hAnsi="Arial"/>
-                <w:color w:val="6B675E"/>
-                <w:sz w:val="15"/>
-                <w:szCs w:val="15"/>
-              </w:rPr>
-              <w:t xml:space="preserve">Write the final answer on the answer sheet.</w:t>
-            </w:r>
-          </w:p>
+          <w:p/>
         </w:tc>
       </w:tr>
     </w:tbl>
@@ -13300,6 +13827,17 @@
               </w:rPr>
               <w:t xml:space="preserve">  ·  Order the tools</w:t>
             </w:r>
+            <w:r>
+              <w:rPr>
+                <w:rFonts w:ascii="Arial" w:cs="Arial" w:eastAsia="Arial" w:hAnsi="Arial"/>
+                <w:i/>
+                <w:iCs/>
+                <w:color w:val="6B675E"/>
+                <w:sz w:val="18"/>
+                <w:szCs w:val="18"/>
+              </w:rPr>
+              <w:t xml:space="preserve">  ·  letters in order</w:t>
+            </w:r>
           </w:p>
           <w:p>
             <w:pPr>
@@ -13418,12 +13956,6 @@
         </w:tc>
       </w:tr>
     </w:tbl>
-    <w:p>
-      <w:pPr>
-        <w:keepNext w:val="false"/>
-        <w:spacing w:after="120" w:before="0"/>
-      </w:pPr>
-    </w:p>
     <w:p>
       <w:pPr>
         <w:keepNext/>
@@ -13787,6 +14319,17 @@
               </w:rPr>
               <w:t xml:space="preserve">  ·  Predict the result</w:t>
             </w:r>
+            <w:r>
+              <w:rPr>
+                <w:rFonts w:ascii="Arial" w:cs="Arial" w:eastAsia="Arial" w:hAnsi="Arial"/>
+                <w:i/>
+                <w:iCs/>
+                <w:color w:val="6B675E"/>
+                <w:sz w:val="18"/>
+                <w:szCs w:val="18"/>
+              </w:rPr>
+              <w:t xml:space="preserve">  ·  one letter</w:t>
+            </w:r>
           </w:p>
           <w:p>
             <w:pPr>
@@ -14218,6 +14761,17 @@
               </w:rPr>
               <w:t xml:space="preserve">  ·  Run the query by hand</w:t>
             </w:r>
+            <w:r>
+              <w:rPr>
+                <w:rFonts w:ascii="Arial" w:cs="Arial" w:eastAsia="Arial" w:hAnsi="Arial"/>
+                <w:i/>
+                <w:iCs/>
+                <w:color w:val="6B675E"/>
+                <w:sz w:val="18"/>
+                <w:szCs w:val="18"/>
+              </w:rPr>
+              <w:t xml:space="preserve">  ·  one letter</w:t>
+            </w:r>
           </w:p>
           <w:p>
             <w:pPr>
@@ -14670,6 +15224,17 @@
               </w:rPr>
               <w:t xml:space="preserve">  ·  Predict the output</w:t>
             </w:r>
+            <w:r>
+              <w:rPr>
+                <w:rFonts w:ascii="Arial" w:cs="Arial" w:eastAsia="Arial" w:hAnsi="Arial"/>
+                <w:i/>
+                <w:iCs/>
+                <w:color w:val="6B675E"/>
+                <w:sz w:val="18"/>
+                <w:szCs w:val="18"/>
+              </w:rPr>
+              <w:t xml:space="preserve">  ·  one letter</w:t>
+            </w:r>
           </w:p>
           <w:p>
             <w:pPr>
@@ -14878,6 +15443,17 @@
               </w:rPr>
               <w:t xml:space="preserve">  ·  Fix the query</w:t>
             </w:r>
+            <w:r>
+              <w:rPr>
+                <w:rFonts w:ascii="Arial" w:cs="Arial" w:eastAsia="Arial" w:hAnsi="Arial"/>
+                <w:i/>
+                <w:iCs/>
+                <w:color w:val="6B675E"/>
+                <w:sz w:val="18"/>
+                <w:szCs w:val="18"/>
+              </w:rPr>
+              <w:t xml:space="preserve">  ·  one letter</w:t>
+            </w:r>
           </w:p>
           <w:p>
             <w:pPr>
@@ -15009,12 +15585,6 @@
         </w:tc>
       </w:tr>
     </w:tbl>
-    <w:p>
-      <w:pPr>
-        <w:keepNext w:val="false"/>
-        <w:spacing w:after="120" w:before="0"/>
-      </w:pPr>
-    </w:p>
     <w:p>
       <w:pPr>
         <w:pageBreakBefore/>
@@ -16262,12 +16832,6 @@
     </w:tbl>
     <w:p>
       <w:pPr>
-        <w:keepNext w:val="false"/>
-        <w:spacing w:after="140" w:before="0"/>
-      </w:pPr>
-    </w:p>
-    <w:p>
-      <w:pPr>
         <w:pageBreakBefore/>
         <w:spacing w:after="60" w:before="0"/>
       </w:pPr>
@@ -16654,11 +17218,12 @@
         </w:tblBorders>
       </w:tblPr>
       <w:tblGrid>
-        <w:gridCol w:w="7000"/>
-        <w:gridCol w:w="700"/>
-        <w:gridCol w:w="700"/>
-        <w:gridCol w:w="700"/>
-        <w:gridCol w:w="700"/>
+        <w:gridCol w:w="5420"/>
+        <w:gridCol w:w="620"/>
+        <w:gridCol w:w="620"/>
+        <w:gridCol w:w="620"/>
+        <w:gridCol w:w="620"/>
+        <w:gridCol w:w="1900"/>
       </w:tblGrid>
       <w:tr>
         <w:trPr>
@@ -16667,7 +17232,7 @@
         </w:trPr>
         <w:tc>
           <w:tcPr>
-            <w:tcW w:type="dxa" w:w="7000"/>
+            <w:tcW w:type="dxa" w:w="5420"/>
             <w:tcBorders>
               <w:top w:val="single" w:color="D5D0C4" w:sz="4"/>
               <w:left w:val="single" w:color="D5D0C4" w:sz="4"/>
@@ -16703,7 +17268,7 @@
         </w:tc>
         <w:tc>
           <w:tcPr>
-            <w:tcW w:type="dxa" w:w="700"/>
+            <w:tcW w:type="dxa" w:w="620"/>
             <w:tcBorders>
               <w:top w:val="single" w:color="D5D0C4" w:sz="4"/>
               <w:left w:val="single" w:color="D5D0C4" w:sz="4"/>
@@ -16739,7 +17304,7 @@
         </w:tc>
         <w:tc>
           <w:tcPr>
-            <w:tcW w:type="dxa" w:w="700"/>
+            <w:tcW w:type="dxa" w:w="620"/>
             <w:tcBorders>
               <w:top w:val="single" w:color="D5D0C4" w:sz="4"/>
               <w:left w:val="single" w:color="D5D0C4" w:sz="4"/>
@@ -16775,7 +17340,7 @@
         </w:tc>
         <w:tc>
           <w:tcPr>
-            <w:tcW w:type="dxa" w:w="700"/>
+            <w:tcW w:type="dxa" w:w="620"/>
             <w:tcBorders>
               <w:top w:val="single" w:color="D5D0C4" w:sz="4"/>
               <w:left w:val="single" w:color="D5D0C4" w:sz="4"/>
@@ -16811,7 +17376,7 @@
         </w:tc>
         <w:tc>
           <w:tcPr>
-            <w:tcW w:type="dxa" w:w="700"/>
+            <w:tcW w:type="dxa" w:w="620"/>
             <w:tcBorders>
               <w:top w:val="single" w:color="D5D0C4" w:sz="4"/>
               <w:left w:val="single" w:color="D5D0C4" w:sz="4"/>
@@ -16845,6 +17410,42 @@
             </w:r>
           </w:p>
         </w:tc>
+        <w:tc>
+          <w:tcPr>
+            <w:tcW w:type="dxa" w:w="1900"/>
+            <w:tcBorders>
+              <w:top w:val="single" w:color="D5D0C4" w:sz="4"/>
+              <w:left w:val="single" w:color="D5D0C4" w:sz="4"/>
+              <w:bottom w:val="single" w:color="D5D0C4" w:sz="4"/>
+              <w:right w:val="single" w:color="D5D0C4" w:sz="4"/>
+            </w:tcBorders>
+            <w:shd w:fill="F9F8F3" w:color="auto" w:val="clear"/>
+            <w:tcMar>
+              <w:top w:type="dxa" w:w="20"/>
+              <w:left w:type="dxa" w:w="60"/>
+              <w:bottom w:type="dxa" w:w="20"/>
+              <w:right w:type="dxa" w:w="60"/>
+            </w:tcMar>
+            <w:vAlign w:val="center"/>
+          </w:tcPr>
+          <w:p>
+            <w:pPr>
+              <w:spacing w:after="20" w:before="20" w:line="240"/>
+              <w:jc w:val="center"/>
+            </w:pPr>
+            <w:r>
+              <w:rPr>
+                <w:rFonts w:ascii="Arial" w:cs="Arial" w:eastAsia="Arial" w:hAnsi="Arial"/>
+                <w:b/>
+                <w:bCs/>
+                <w:color w:val="1C1B16"/>
+                <w:sz w:val="16"/>
+                <w:szCs w:val="16"/>
+              </w:rPr>
+              <w:t xml:space="preserve">Items right (marker)</w:t>
+            </w:r>
+          </w:p>
+        </w:tc>
       </w:tr>
       <w:tr>
         <w:trPr>
@@ -16853,7 +17454,7 @@
         </w:trPr>
         <w:tc>
           <w:tcPr>
-            <w:tcW w:type="dxa" w:w="7000"/>
+            <w:tcW w:type="dxa" w:w="5420"/>
             <w:tcBorders>
               <w:top w:val="single" w:color="D5D0C4" w:sz="4"/>
               <w:left w:val="single" w:color="D5D0C4" w:sz="4"/>
@@ -16888,7 +17489,7 @@
         </w:tc>
         <w:tc>
           <w:tcPr>
-            <w:tcW w:type="dxa" w:w="700"/>
+            <w:tcW w:type="dxa" w:w="620"/>
             <w:tcBorders>
               <w:top w:val="single" w:color="D5D0C4" w:sz="4"/>
               <w:left w:val="single" w:color="D5D0C4" w:sz="4"/>
@@ -16923,7 +17524,7 @@
         </w:tc>
         <w:tc>
           <w:tcPr>
-            <w:tcW w:type="dxa" w:w="700"/>
+            <w:tcW w:type="dxa" w:w="620"/>
             <w:tcBorders>
               <w:top w:val="single" w:color="D5D0C4" w:sz="4"/>
               <w:left w:val="single" w:color="D5D0C4" w:sz="4"/>
@@ -16958,7 +17559,7 @@
         </w:tc>
         <w:tc>
           <w:tcPr>
-            <w:tcW w:type="dxa" w:w="700"/>
+            <w:tcW w:type="dxa" w:w="620"/>
             <w:tcBorders>
               <w:top w:val="single" w:color="D5D0C4" w:sz="4"/>
               <w:left w:val="single" w:color="D5D0C4" w:sz="4"/>
@@ -16993,7 +17594,7 @@
         </w:tc>
         <w:tc>
           <w:tcPr>
-            <w:tcW w:type="dxa" w:w="700"/>
+            <w:tcW w:type="dxa" w:w="620"/>
             <w:tcBorders>
               <w:top w:val="single" w:color="D5D0C4" w:sz="4"/>
               <w:left w:val="single" w:color="D5D0C4" w:sz="4"/>
@@ -17026,15 +17627,9 @@
             </w:r>
           </w:p>
         </w:tc>
-      </w:tr>
-      <w:tr>
-        <w:trPr>
-          <w:cantSplit/>
-          <w:trHeight w:val="280" w:hRule="atLeast"/>
-        </w:trPr>
         <w:tc>
           <w:tcPr>
-            <w:tcW w:type="dxa" w:w="7000"/>
+            <w:tcW w:type="dxa" w:w="1900"/>
             <w:tcBorders>
               <w:top w:val="single" w:color="D5D0C4" w:sz="4"/>
               <w:left w:val="single" w:color="D5D0C4" w:sz="4"/>
@@ -17052,24 +17647,30 @@
           <w:p>
             <w:pPr>
               <w:spacing w:after="20" w:before="20" w:line="240"/>
-              <w:jc w:val="left"/>
+              <w:jc w:val="center"/>
             </w:pPr>
             <w:r>
               <w:rPr>
                 <w:rFonts w:ascii="Arial" w:cs="Arial" w:eastAsia="Arial" w:hAnsi="Arial"/>
                 <w:b w:val="false"/>
                 <w:bCs w:val="false"/>
-                <w:color w:val="1C1B16"/>
+                <w:color w:val="6B675E"/>
                 <w:sz w:val="16"/>
                 <w:szCs w:val="16"/>
               </w:rPr>
-              <w:t xml:space="preserve">Part 2. Asking the warehouse</w:t>
+              <w:t xml:space="preserve">____ of 11</w:t>
             </w:r>
           </w:p>
         </w:tc>
+      </w:tr>
+      <w:tr>
+        <w:trPr>
+          <w:cantSplit/>
+          <w:trHeight w:val="280" w:hRule="atLeast"/>
+        </w:trPr>
         <w:tc>
           <w:tcPr>
-            <w:tcW w:type="dxa" w:w="700"/>
+            <w:tcW w:type="dxa" w:w="5420"/>
             <w:tcBorders>
               <w:top w:val="single" w:color="D5D0C4" w:sz="4"/>
               <w:left w:val="single" w:color="D5D0C4" w:sz="4"/>
@@ -17087,7 +17688,7 @@
           <w:p>
             <w:pPr>
               <w:spacing w:after="20" w:before="20" w:line="240"/>
-              <w:jc w:val="center"/>
+              <w:jc w:val="left"/>
             </w:pPr>
             <w:r>
               <w:rPr>
@@ -17098,13 +17699,13 @@
                 <w:sz w:val="16"/>
                 <w:szCs w:val="16"/>
               </w:rPr>
-              <w:t xml:space="preserve"/>
+              <w:t xml:space="preserve">Part 2. Asking the warehouse</w:t>
             </w:r>
           </w:p>
         </w:tc>
         <w:tc>
           <w:tcPr>
-            <w:tcW w:type="dxa" w:w="700"/>
+            <w:tcW w:type="dxa" w:w="620"/>
             <w:tcBorders>
               <w:top w:val="single" w:color="D5D0C4" w:sz="4"/>
               <w:left w:val="single" w:color="D5D0C4" w:sz="4"/>
@@ -17139,7 +17740,7 @@
         </w:tc>
         <w:tc>
           <w:tcPr>
-            <w:tcW w:type="dxa" w:w="700"/>
+            <w:tcW w:type="dxa" w:w="620"/>
             <w:tcBorders>
               <w:top w:val="single" w:color="D5D0C4" w:sz="4"/>
               <w:left w:val="single" w:color="D5D0C4" w:sz="4"/>
@@ -17174,7 +17775,7 @@
         </w:tc>
         <w:tc>
           <w:tcPr>
-            <w:tcW w:type="dxa" w:w="700"/>
+            <w:tcW w:type="dxa" w:w="620"/>
             <w:tcBorders>
               <w:top w:val="single" w:color="D5D0C4" w:sz="4"/>
               <w:left w:val="single" w:color="D5D0C4" w:sz="4"/>
@@ -17207,15 +17808,9 @@
             </w:r>
           </w:p>
         </w:tc>
-      </w:tr>
-      <w:tr>
-        <w:trPr>
-          <w:cantSplit/>
-          <w:trHeight w:val="280" w:hRule="atLeast"/>
-        </w:trPr>
         <w:tc>
           <w:tcPr>
-            <w:tcW w:type="dxa" w:w="7000"/>
+            <w:tcW w:type="dxa" w:w="620"/>
             <w:tcBorders>
               <w:top w:val="single" w:color="D5D0C4" w:sz="4"/>
               <w:left w:val="single" w:color="D5D0C4" w:sz="4"/>
@@ -17233,7 +17828,7 @@
           <w:p>
             <w:pPr>
               <w:spacing w:after="20" w:before="20" w:line="240"/>
-              <w:jc w:val="left"/>
+              <w:jc w:val="center"/>
             </w:pPr>
             <w:r>
               <w:rPr>
@@ -17244,13 +17839,13 @@
                 <w:sz w:val="16"/>
                 <w:szCs w:val="16"/>
               </w:rPr>
-              <w:t xml:space="preserve">Part 3. Joins that keep their rows</w:t>
+              <w:t xml:space="preserve"/>
             </w:r>
           </w:p>
         </w:tc>
         <w:tc>
           <w:tcPr>
-            <w:tcW w:type="dxa" w:w="700"/>
+            <w:tcW w:type="dxa" w:w="1900"/>
             <w:tcBorders>
               <w:top w:val="single" w:color="D5D0C4" w:sz="4"/>
               <w:left w:val="single" w:color="D5D0C4" w:sz="4"/>
@@ -17275,17 +17870,23 @@
                 <w:rFonts w:ascii="Arial" w:cs="Arial" w:eastAsia="Arial" w:hAnsi="Arial"/>
                 <w:b w:val="false"/>
                 <w:bCs w:val="false"/>
-                <w:color w:val="1C1B16"/>
+                <w:color w:val="6B675E"/>
                 <w:sz w:val="16"/>
                 <w:szCs w:val="16"/>
               </w:rPr>
-              <w:t xml:space="preserve"/>
+              <w:t xml:space="preserve">____ of 5</w:t>
             </w:r>
           </w:p>
         </w:tc>
+      </w:tr>
+      <w:tr>
+        <w:trPr>
+          <w:cantSplit/>
+          <w:trHeight w:val="280" w:hRule="atLeast"/>
+        </w:trPr>
         <w:tc>
           <w:tcPr>
-            <w:tcW w:type="dxa" w:w="700"/>
+            <w:tcW w:type="dxa" w:w="5420"/>
             <w:tcBorders>
               <w:top w:val="single" w:color="D5D0C4" w:sz="4"/>
               <w:left w:val="single" w:color="D5D0C4" w:sz="4"/>
@@ -17303,7 +17904,7 @@
           <w:p>
             <w:pPr>
               <w:spacing w:after="20" w:before="20" w:line="240"/>
-              <w:jc w:val="center"/>
+              <w:jc w:val="left"/>
             </w:pPr>
             <w:r>
               <w:rPr>
@@ -17314,13 +17915,13 @@
                 <w:sz w:val="16"/>
                 <w:szCs w:val="16"/>
               </w:rPr>
-              <w:t xml:space="preserve"/>
+              <w:t xml:space="preserve">Part 3. Joins that keep their rows</w:t>
             </w:r>
           </w:p>
         </w:tc>
         <w:tc>
           <w:tcPr>
-            <w:tcW w:type="dxa" w:w="700"/>
+            <w:tcW w:type="dxa" w:w="620"/>
             <w:tcBorders>
               <w:top w:val="single" w:color="D5D0C4" w:sz="4"/>
               <w:left w:val="single" w:color="D5D0C4" w:sz="4"/>
@@ -17355,7 +17956,7 @@
         </w:tc>
         <w:tc>
           <w:tcPr>
-            <w:tcW w:type="dxa" w:w="700"/>
+            <w:tcW w:type="dxa" w:w="620"/>
             <w:tcBorders>
               <w:top w:val="single" w:color="D5D0C4" w:sz="4"/>
               <w:left w:val="single" w:color="D5D0C4" w:sz="4"/>
@@ -17388,15 +17989,9 @@
             </w:r>
           </w:p>
         </w:tc>
-      </w:tr>
-      <w:tr>
-        <w:trPr>
-          <w:cantSplit/>
-          <w:trHeight w:val="280" w:hRule="atLeast"/>
-        </w:trPr>
         <w:tc>
           <w:tcPr>
-            <w:tcW w:type="dxa" w:w="7000"/>
+            <w:tcW w:type="dxa" w:w="620"/>
             <w:tcBorders>
               <w:top w:val="single" w:color="D5D0C4" w:sz="4"/>
               <w:left w:val="single" w:color="D5D0C4" w:sz="4"/>
@@ -17414,7 +18009,7 @@
           <w:p>
             <w:pPr>
               <w:spacing w:after="20" w:before="20" w:line="240"/>
-              <w:jc w:val="left"/>
+              <w:jc w:val="center"/>
             </w:pPr>
             <w:r>
               <w:rPr>
@@ -17425,13 +18020,13 @@
                 <w:sz w:val="16"/>
                 <w:szCs w:val="16"/>
               </w:rPr>
-              <w:t xml:space="preserve">Part 4. Windows: rank, lag and running totals</w:t>
+              <w:t xml:space="preserve"/>
             </w:r>
           </w:p>
         </w:tc>
         <w:tc>
           <w:tcPr>
-            <w:tcW w:type="dxa" w:w="700"/>
+            <w:tcW w:type="dxa" w:w="620"/>
             <w:tcBorders>
               <w:top w:val="single" w:color="D5D0C4" w:sz="4"/>
               <w:left w:val="single" w:color="D5D0C4" w:sz="4"/>
@@ -17466,7 +18061,7 @@
         </w:tc>
         <w:tc>
           <w:tcPr>
-            <w:tcW w:type="dxa" w:w="700"/>
+            <w:tcW w:type="dxa" w:w="1900"/>
             <w:tcBorders>
               <w:top w:val="single" w:color="D5D0C4" w:sz="4"/>
               <w:left w:val="single" w:color="D5D0C4" w:sz="4"/>
@@ -17491,17 +18086,23 @@
                 <w:rFonts w:ascii="Arial" w:cs="Arial" w:eastAsia="Arial" w:hAnsi="Arial"/>
                 <w:b w:val="false"/>
                 <w:bCs w:val="false"/>
-                <w:color w:val="1C1B16"/>
+                <w:color w:val="6B675E"/>
                 <w:sz w:val="16"/>
                 <w:szCs w:val="16"/>
               </w:rPr>
-              <w:t xml:space="preserve"/>
+              <w:t xml:space="preserve">____ of 11</w:t>
             </w:r>
           </w:p>
         </w:tc>
+      </w:tr>
+      <w:tr>
+        <w:trPr>
+          <w:cantSplit/>
+          <w:trHeight w:val="280" w:hRule="atLeast"/>
+        </w:trPr>
         <w:tc>
           <w:tcPr>
-            <w:tcW w:type="dxa" w:w="700"/>
+            <w:tcW w:type="dxa" w:w="5420"/>
             <w:tcBorders>
               <w:top w:val="single" w:color="D5D0C4" w:sz="4"/>
               <w:left w:val="single" w:color="D5D0C4" w:sz="4"/>
@@ -17519,7 +18120,7 @@
           <w:p>
             <w:pPr>
               <w:spacing w:after="20" w:before="20" w:line="240"/>
-              <w:jc w:val="center"/>
+              <w:jc w:val="left"/>
             </w:pPr>
             <w:r>
               <w:rPr>
@@ -17530,13 +18131,13 @@
                 <w:sz w:val="16"/>
                 <w:szCs w:val="16"/>
               </w:rPr>
-              <w:t xml:space="preserve"/>
+              <w:t xml:space="preserve">Part 4. Windows: rank, lag and running totals</w:t>
             </w:r>
           </w:p>
         </w:tc>
         <w:tc>
           <w:tcPr>
-            <w:tcW w:type="dxa" w:w="700"/>
+            <w:tcW w:type="dxa" w:w="620"/>
             <w:tcBorders>
               <w:top w:val="single" w:color="D5D0C4" w:sz="4"/>
               <w:left w:val="single" w:color="D5D0C4" w:sz="4"/>
@@ -17569,15 +18170,9 @@
             </w:r>
           </w:p>
         </w:tc>
-      </w:tr>
-      <w:tr>
-        <w:trPr>
-          <w:cantSplit/>
-          <w:trHeight w:val="280" w:hRule="atLeast"/>
-        </w:trPr>
         <w:tc>
           <w:tcPr>
-            <w:tcW w:type="dxa" w:w="7000"/>
+            <w:tcW w:type="dxa" w:w="620"/>
             <w:tcBorders>
               <w:top w:val="single" w:color="D5D0C4" w:sz="4"/>
               <w:left w:val="single" w:color="D5D0C4" w:sz="4"/>
@@ -17595,7 +18190,7 @@
           <w:p>
             <w:pPr>
               <w:spacing w:after="20" w:before="20" w:line="240"/>
-              <w:jc w:val="left"/>
+              <w:jc w:val="center"/>
             </w:pPr>
             <w:r>
               <w:rPr>
@@ -17606,13 +18201,13 @@
                 <w:sz w:val="16"/>
                 <w:szCs w:val="16"/>
               </w:rPr>
-              <w:t xml:space="preserve">Part 5. pandas and the last mile to Excel</w:t>
+              <w:t xml:space="preserve"/>
             </w:r>
           </w:p>
         </w:tc>
         <w:tc>
           <w:tcPr>
-            <w:tcW w:type="dxa" w:w="700"/>
+            <w:tcW w:type="dxa" w:w="620"/>
             <w:tcBorders>
               <w:top w:val="single" w:color="D5D0C4" w:sz="4"/>
               <w:left w:val="single" w:color="D5D0C4" w:sz="4"/>
@@ -17647,7 +18242,7 @@
         </w:tc>
         <w:tc>
           <w:tcPr>
-            <w:tcW w:type="dxa" w:w="700"/>
+            <w:tcW w:type="dxa" w:w="620"/>
             <w:tcBorders>
               <w:top w:val="single" w:color="D5D0C4" w:sz="4"/>
               <w:left w:val="single" w:color="D5D0C4" w:sz="4"/>
@@ -17682,7 +18277,7 @@
         </w:tc>
         <w:tc>
           <w:tcPr>
-            <w:tcW w:type="dxa" w:w="700"/>
+            <w:tcW w:type="dxa" w:w="1900"/>
             <w:tcBorders>
               <w:top w:val="single" w:color="D5D0C4" w:sz="4"/>
               <w:left w:val="single" w:color="D5D0C4" w:sz="4"/>
@@ -17707,17 +18302,23 @@
                 <w:rFonts w:ascii="Arial" w:cs="Arial" w:eastAsia="Arial" w:hAnsi="Arial"/>
                 <w:b w:val="false"/>
                 <w:bCs w:val="false"/>
-                <w:color w:val="1C1B16"/>
+                <w:color w:val="6B675E"/>
                 <w:sz w:val="16"/>
                 <w:szCs w:val="16"/>
               </w:rPr>
-              <w:t xml:space="preserve"/>
+              <w:t xml:space="preserve">____ of 12</w:t>
             </w:r>
           </w:p>
         </w:tc>
+      </w:tr>
+      <w:tr>
+        <w:trPr>
+          <w:cantSplit/>
+          <w:trHeight w:val="280" w:hRule="atLeast"/>
+        </w:trPr>
         <w:tc>
           <w:tcPr>
-            <w:tcW w:type="dxa" w:w="700"/>
+            <w:tcW w:type="dxa" w:w="5420"/>
             <w:tcBorders>
               <w:top w:val="single" w:color="D5D0C4" w:sz="4"/>
               <w:left w:val="single" w:color="D5D0C4" w:sz="4"/>
@@ -17735,7 +18336,7 @@
           <w:p>
             <w:pPr>
               <w:spacing w:after="20" w:before="20" w:line="240"/>
-              <w:jc w:val="center"/>
+              <w:jc w:val="left"/>
             </w:pPr>
             <w:r>
               <w:rPr>
@@ -17746,19 +18347,13 @@
                 <w:sz w:val="16"/>
                 <w:szCs w:val="16"/>
               </w:rPr>
-              <w:t xml:space="preserve"/>
+              <w:t xml:space="preserve">Part 5. pandas and the last mile to Excel</w:t>
             </w:r>
           </w:p>
         </w:tc>
-      </w:tr>
-      <w:tr>
-        <w:trPr>
-          <w:cantSplit/>
-          <w:trHeight w:val="280" w:hRule="atLeast"/>
-        </w:trPr>
         <w:tc>
           <w:tcPr>
-            <w:tcW w:type="dxa" w:w="7000"/>
+            <w:tcW w:type="dxa" w:w="620"/>
             <w:tcBorders>
               <w:top w:val="single" w:color="D5D0C4" w:sz="4"/>
               <w:left w:val="single" w:color="D5D0C4" w:sz="4"/>
@@ -17776,7 +18371,7 @@
           <w:p>
             <w:pPr>
               <w:spacing w:after="20" w:before="20" w:line="240"/>
-              <w:jc w:val="left"/>
+              <w:jc w:val="center"/>
             </w:pPr>
             <w:r>
               <w:rPr>
@@ -17787,13 +18382,13 @@
                 <w:sz w:val="16"/>
                 <w:szCs w:val="16"/>
               </w:rPr>
-              <w:t xml:space="preserve">Part 6. Read the code, read the data</w:t>
+              <w:t xml:space="preserve"/>
             </w:r>
           </w:p>
         </w:tc>
         <w:tc>
           <w:tcPr>
-            <w:tcW w:type="dxa" w:w="700"/>
+            <w:tcW w:type="dxa" w:w="620"/>
             <w:tcBorders>
               <w:top w:val="single" w:color="D5D0C4" w:sz="4"/>
               <w:left w:val="single" w:color="D5D0C4" w:sz="4"/>
@@ -17828,7 +18423,7 @@
         </w:tc>
         <w:tc>
           <w:tcPr>
-            <w:tcW w:type="dxa" w:w="700"/>
+            <w:tcW w:type="dxa" w:w="620"/>
             <w:tcBorders>
               <w:top w:val="single" w:color="D5D0C4" w:sz="4"/>
               <w:left w:val="single" w:color="D5D0C4" w:sz="4"/>
@@ -17863,7 +18458,7 @@
         </w:tc>
         <w:tc>
           <w:tcPr>
-            <w:tcW w:type="dxa" w:w="700"/>
+            <w:tcW w:type="dxa" w:w="620"/>
             <w:tcBorders>
               <w:top w:val="single" w:color="D5D0C4" w:sz="4"/>
               <w:left w:val="single" w:color="D5D0C4" w:sz="4"/>
@@ -17898,7 +18493,7 @@
         </w:tc>
         <w:tc>
           <w:tcPr>
-            <w:tcW w:type="dxa" w:w="700"/>
+            <w:tcW w:type="dxa" w:w="1900"/>
             <w:tcBorders>
               <w:top w:val="single" w:color="D5D0C4" w:sz="4"/>
               <w:left w:val="single" w:color="D5D0C4" w:sz="4"/>
@@ -17923,11 +18518,227 @@
                 <w:rFonts w:ascii="Arial" w:cs="Arial" w:eastAsia="Arial" w:hAnsi="Arial"/>
                 <w:b w:val="false"/>
                 <w:bCs w:val="false"/>
-                <w:color w:val="1C1B16"/>
+                <w:color w:val="6B675E"/>
                 <w:sz w:val="16"/>
                 <w:szCs w:val="16"/>
               </w:rPr>
+              <w:t xml:space="preserve">____ of 12</w:t>
+            </w:r>
+          </w:p>
+        </w:tc>
+      </w:tr>
+      <w:tr>
+        <w:trPr>
+          <w:cantSplit/>
+          <w:trHeight w:val="280" w:hRule="atLeast"/>
+        </w:trPr>
+        <w:tc>
+          <w:tcPr>
+            <w:tcW w:type="dxa" w:w="5420"/>
+            <w:tcBorders>
+              <w:top w:val="single" w:color="D5D0C4" w:sz="4"/>
+              <w:left w:val="single" w:color="D5D0C4" w:sz="4"/>
+              <w:bottom w:val="single" w:color="D5D0C4" w:sz="4"/>
+              <w:right w:val="single" w:color="D5D0C4" w:sz="4"/>
+            </w:tcBorders>
+            <w:tcMar>
+              <w:top w:type="dxa" w:w="20"/>
+              <w:left w:type="dxa" w:w="60"/>
+              <w:bottom w:type="dxa" w:w="20"/>
+              <w:right w:type="dxa" w:w="60"/>
+            </w:tcMar>
+            <w:vAlign w:val="center"/>
+          </w:tcPr>
+          <w:p>
+            <w:pPr>
+              <w:spacing w:after="20" w:before="20" w:line="240"/>
+              <w:jc w:val="left"/>
+            </w:pPr>
+            <w:r>
+              <w:rPr>
+                <w:rFonts w:ascii="Arial" w:cs="Arial" w:eastAsia="Arial" w:hAnsi="Arial"/>
+                <w:b w:val="false"/>
+                <w:bCs w:val="false"/>
+                <w:color w:val="1C1B16"/>
+                <w:sz w:val="16"/>
+                <w:szCs w:val="16"/>
+              </w:rPr>
+              <w:t xml:space="preserve">Part 6. Read the code, read the data</w:t>
+            </w:r>
+          </w:p>
+        </w:tc>
+        <w:tc>
+          <w:tcPr>
+            <w:tcW w:type="dxa" w:w="620"/>
+            <w:tcBorders>
+              <w:top w:val="single" w:color="D5D0C4" w:sz="4"/>
+              <w:left w:val="single" w:color="D5D0C4" w:sz="4"/>
+              <w:bottom w:val="single" w:color="D5D0C4" w:sz="4"/>
+              <w:right w:val="single" w:color="D5D0C4" w:sz="4"/>
+            </w:tcBorders>
+            <w:tcMar>
+              <w:top w:type="dxa" w:w="20"/>
+              <w:left w:type="dxa" w:w="60"/>
+              <w:bottom w:type="dxa" w:w="20"/>
+              <w:right w:type="dxa" w:w="60"/>
+            </w:tcMar>
+            <w:vAlign w:val="center"/>
+          </w:tcPr>
+          <w:p>
+            <w:pPr>
+              <w:spacing w:after="20" w:before="20" w:line="240"/>
+              <w:jc w:val="center"/>
+            </w:pPr>
+            <w:r>
+              <w:rPr>
+                <w:rFonts w:ascii="Arial" w:cs="Arial" w:eastAsia="Arial" w:hAnsi="Arial"/>
+                <w:b w:val="false"/>
+                <w:bCs w:val="false"/>
+                <w:color w:val="1C1B16"/>
+                <w:sz w:val="16"/>
+                <w:szCs w:val="16"/>
+              </w:rPr>
               <w:t xml:space="preserve"/>
+            </w:r>
+          </w:p>
+        </w:tc>
+        <w:tc>
+          <w:tcPr>
+            <w:tcW w:type="dxa" w:w="620"/>
+            <w:tcBorders>
+              <w:top w:val="single" w:color="D5D0C4" w:sz="4"/>
+              <w:left w:val="single" w:color="D5D0C4" w:sz="4"/>
+              <w:bottom w:val="single" w:color="D5D0C4" w:sz="4"/>
+              <w:right w:val="single" w:color="D5D0C4" w:sz="4"/>
+            </w:tcBorders>
+            <w:tcMar>
+              <w:top w:type="dxa" w:w="20"/>
+              <w:left w:type="dxa" w:w="60"/>
+              <w:bottom w:type="dxa" w:w="20"/>
+              <w:right w:type="dxa" w:w="60"/>
+            </w:tcMar>
+            <w:vAlign w:val="center"/>
+          </w:tcPr>
+          <w:p>
+            <w:pPr>
+              <w:spacing w:after="20" w:before="20" w:line="240"/>
+              <w:jc w:val="center"/>
+            </w:pPr>
+            <w:r>
+              <w:rPr>
+                <w:rFonts w:ascii="Arial" w:cs="Arial" w:eastAsia="Arial" w:hAnsi="Arial"/>
+                <w:b w:val="false"/>
+                <w:bCs w:val="false"/>
+                <w:color w:val="1C1B16"/>
+                <w:sz w:val="16"/>
+                <w:szCs w:val="16"/>
+              </w:rPr>
+              <w:t xml:space="preserve"/>
+            </w:r>
+          </w:p>
+        </w:tc>
+        <w:tc>
+          <w:tcPr>
+            <w:tcW w:type="dxa" w:w="620"/>
+            <w:tcBorders>
+              <w:top w:val="single" w:color="D5D0C4" w:sz="4"/>
+              <w:left w:val="single" w:color="D5D0C4" w:sz="4"/>
+              <w:bottom w:val="single" w:color="D5D0C4" w:sz="4"/>
+              <w:right w:val="single" w:color="D5D0C4" w:sz="4"/>
+            </w:tcBorders>
+            <w:tcMar>
+              <w:top w:type="dxa" w:w="20"/>
+              <w:left w:type="dxa" w:w="60"/>
+              <w:bottom w:type="dxa" w:w="20"/>
+              <w:right w:type="dxa" w:w="60"/>
+            </w:tcMar>
+            <w:vAlign w:val="center"/>
+          </w:tcPr>
+          <w:p>
+            <w:pPr>
+              <w:spacing w:after="20" w:before="20" w:line="240"/>
+              <w:jc w:val="center"/>
+            </w:pPr>
+            <w:r>
+              <w:rPr>
+                <w:rFonts w:ascii="Arial" w:cs="Arial" w:eastAsia="Arial" w:hAnsi="Arial"/>
+                <w:b w:val="false"/>
+                <w:bCs w:val="false"/>
+                <w:color w:val="1C1B16"/>
+                <w:sz w:val="16"/>
+                <w:szCs w:val="16"/>
+              </w:rPr>
+              <w:t xml:space="preserve"/>
+            </w:r>
+          </w:p>
+        </w:tc>
+        <w:tc>
+          <w:tcPr>
+            <w:tcW w:type="dxa" w:w="620"/>
+            <w:tcBorders>
+              <w:top w:val="single" w:color="D5D0C4" w:sz="4"/>
+              <w:left w:val="single" w:color="D5D0C4" w:sz="4"/>
+              <w:bottom w:val="single" w:color="D5D0C4" w:sz="4"/>
+              <w:right w:val="single" w:color="D5D0C4" w:sz="4"/>
+            </w:tcBorders>
+            <w:tcMar>
+              <w:top w:type="dxa" w:w="20"/>
+              <w:left w:type="dxa" w:w="60"/>
+              <w:bottom w:type="dxa" w:w="20"/>
+              <w:right w:type="dxa" w:w="60"/>
+            </w:tcMar>
+            <w:vAlign w:val="center"/>
+          </w:tcPr>
+          <w:p>
+            <w:pPr>
+              <w:spacing w:after="20" w:before="20" w:line="240"/>
+              <w:jc w:val="center"/>
+            </w:pPr>
+            <w:r>
+              <w:rPr>
+                <w:rFonts w:ascii="Arial" w:cs="Arial" w:eastAsia="Arial" w:hAnsi="Arial"/>
+                <w:b w:val="false"/>
+                <w:bCs w:val="false"/>
+                <w:color w:val="1C1B16"/>
+                <w:sz w:val="16"/>
+                <w:szCs w:val="16"/>
+              </w:rPr>
+              <w:t xml:space="preserve"/>
+            </w:r>
+          </w:p>
+        </w:tc>
+        <w:tc>
+          <w:tcPr>
+            <w:tcW w:type="dxa" w:w="1900"/>
+            <w:tcBorders>
+              <w:top w:val="single" w:color="D5D0C4" w:sz="4"/>
+              <w:left w:val="single" w:color="D5D0C4" w:sz="4"/>
+              <w:bottom w:val="single" w:color="D5D0C4" w:sz="4"/>
+              <w:right w:val="single" w:color="D5D0C4" w:sz="4"/>
+            </w:tcBorders>
+            <w:tcMar>
+              <w:top w:type="dxa" w:w="20"/>
+              <w:left w:type="dxa" w:w="60"/>
+              <w:bottom w:type="dxa" w:w="20"/>
+              <w:right w:type="dxa" w:w="60"/>
+            </w:tcMar>
+            <w:vAlign w:val="center"/>
+          </w:tcPr>
+          <w:p>
+            <w:pPr>
+              <w:spacing w:after="20" w:before="20" w:line="240"/>
+              <w:jc w:val="center"/>
+            </w:pPr>
+            <w:r>
+              <w:rPr>
+                <w:rFonts w:ascii="Arial" w:cs="Arial" w:eastAsia="Arial" w:hAnsi="Arial"/>
+                <w:b w:val="false"/>
+                <w:bCs w:val="false"/>
+                <w:color w:val="6B675E"/>
+                <w:sz w:val="16"/>
+                <w:szCs w:val="16"/>
+              </w:rPr>
+              <w:t xml:space="preserve">____ of 4</w:t>
             </w:r>
           </w:p>
         </w:tc>

--- a/content/W02/SAT/paper/C2_W02_SAT_recap_paper_STUDENT.docx
+++ b/content/W02/SAT/paper/C2_W02_SAT_recap_paper_STUDENT.docx
@@ -5802,7 +5802,7 @@
                 <w:sz w:val="20"/>
                 <w:szCs w:val="20"/>
               </w:rPr>
-              <w:t xml:space="preserve">HAVING filters groups after aggregation.</w:t>
+              <w:t xml:space="preserve">WHERE can compare COUNT(*) with a number.</w:t>
             </w:r>
           </w:p>
           <w:p>
@@ -5830,7 +5830,7 @@
                 <w:sz w:val="20"/>
                 <w:szCs w:val="20"/>
               </w:rPr>
-              <w:t xml:space="preserve">HAVING can compare COUNT(*) with a number.</w:t>
+              <w:t xml:space="preserve">HAVING filters groups after aggregation.</w:t>
             </w:r>
           </w:p>
           <w:p>
@@ -5858,7 +5858,7 @@
                 <w:sz w:val="20"/>
                 <w:szCs w:val="20"/>
               </w:rPr>
-              <w:t xml:space="preserve">WHERE can compare COUNT(*) with a number.</w:t>
+              <w:t xml:space="preserve">HAVING can compare COUNT(*) with a number.</w:t>
             </w:r>
           </w:p>
         </w:tc>
@@ -7370,7 +7370,7 @@
                 <w:sz w:val="20"/>
                 <w:szCs w:val="20"/>
               </w:rPr>
-              <w:t xml:space="preserve">the row count before and after the join</w:t>
+              <w:t xml:space="preserve">the number of channels before and after the join</w:t>
             </w:r>
           </w:p>
           <w:p>
@@ -7398,7 +7398,7 @@
                 <w:sz w:val="20"/>
                 <w:szCs w:val="20"/>
               </w:rPr>
-              <w:t xml:space="preserve">payments per order, with GROUP BY and HAVING COUNT(*) &gt; 1</w:t>
+              <w:t xml:space="preserve">the row count before and after the join</w:t>
             </w:r>
           </w:p>
           <w:p>
@@ -7426,7 +7426,7 @@
                 <w:sz w:val="20"/>
                 <w:szCs w:val="20"/>
               </w:rPr>
-              <w:t xml:space="preserve">booked revenue before and after the join</w:t>
+              <w:t xml:space="preserve">payments per order, with GROUP BY and HAVING COUNT(*) &gt; 1</w:t>
             </w:r>
           </w:p>
           <w:p>
@@ -7454,7 +7454,7 @@
                 <w:sz w:val="20"/>
                 <w:szCs w:val="20"/>
               </w:rPr>
-              <w:t xml:space="preserve">the number of channels before and after the join</w:t>
+              <w:t xml:space="preserve">booked revenue before and after the join</w:t>
             </w:r>
           </w:p>
         </w:tc>
@@ -7589,7 +7589,7 @@
                 <w:sz w:val="20"/>
                 <w:szCs w:val="20"/>
               </w:rPr>
-              <w:t xml:space="preserve">orders with no payment</w:t>
+              <w:t xml:space="preserve">orders with exactly one payment</w:t>
             </w:r>
           </w:p>
           <w:p>
@@ -7617,7 +7617,7 @@
                 <w:sz w:val="20"/>
                 <w:szCs w:val="20"/>
               </w:rPr>
-              <w:t xml:space="preserve">payments with no order</w:t>
+              <w:t xml:space="preserve">orders with no payment</w:t>
             </w:r>
           </w:p>
           <w:p>
@@ -7645,7 +7645,7 @@
                 <w:sz w:val="20"/>
                 <w:szCs w:val="20"/>
               </w:rPr>
-              <w:t xml:space="preserve">orders with exactly one payment</w:t>
+              <w:t xml:space="preserve">orders with two payments</w:t>
             </w:r>
           </w:p>
           <w:p>
@@ -7673,7 +7673,7 @@
                 <w:sz w:val="20"/>
                 <w:szCs w:val="20"/>
               </w:rPr>
-              <w:t xml:space="preserve">orders with two payments</w:t>
+              <w:t xml:space="preserve">payments with no order</w:t>
             </w:r>
           </w:p>
         </w:tc>

--- a/content/W02/SAT/paper/C2_W02_SAT_recap_paper_STUDENT.docx
+++ b/content/W02/SAT/paper/C2_W02_SAT_recap_paper_STUDENT.docx
@@ -629,7 +629,7 @@
                 <w:sz w:val="18"/>
                 <w:szCs w:val="18"/>
               </w:rPr>
-              <w:t xml:space="preserve">The items are set inside Kalpa Retail, the fictional company of Weeks 1 and 2. Anand Iyer is its finance controller and Kavya Nair its senior analyst, Meera Raghavan's office reads the growth review deck, and the head of Retail-Plus, the marketing lead and the data platform lead are named by role alone. Nothing about the company needs to be known in advance.</w:t>
+              <w:t xml:space="preserve">The items are set inside Kalpa Retail, the fictional company of Weeks 1 and 2. Anand Iyer answers for Finance's books, Kavya Nair is its senior analyst, Meera Raghavan's office reads the growth review deck, and the head of Retail-Plus, the marketing lead and the data platform lead are named by role alone. Nothing about the company needs to be known in advance.</w:t>
             </w:r>
           </w:p>
         </w:tc>

--- a/content/W02/SAT/paper/C2_W02_SAT_recap_paper_STUDENT.docx
+++ b/content/W02/SAT/paper/C2_W02_SAT_recap_paper_STUDENT.docx
@@ -629,7 +629,7 @@
                 <w:sz w:val="18"/>
                 <w:szCs w:val="18"/>
               </w:rPr>
-              <w:t xml:space="preserve">The items are set inside Kalpa Retail, the fictional company of Weeks 1 and 2. Anand Iyer answers for Finance's books, Kavya Nair is its senior analyst, Meera Raghavan's office reads the growth review deck, and the head of Retail-Plus, the marketing lead and the data platform lead are named by role alone. Nothing about the company needs to be known in advance.</w:t>
+              <w:t xml:space="preserve">The items are set inside Kalpa Retail, the fictional company of Weeks 1 and 2. Anand Iyer is its finance controller and Kavya Nair its senior analyst, Meera Raghavan's office reads the growth review deck, and the head of Retail-Plus, the marketing lead and the data platform lead are named by role alone. Nothing about the company needs to be known in advance.</w:t>
             </w:r>
           </w:p>
         </w:tc>

--- a/content/W02/SAT/paper/C2_W02_SAT_recap_paper_STUDENT.docx
+++ b/content/W02/SAT/paper/C2_W02_SAT_recap_paper_STUDENT.docx
@@ -404,7 +404,7 @@
                 <w:sz w:val="18"/>
                 <w:szCs w:val="18"/>
               </w:rPr>
-              <w:t xml:space="preserve">Every answer goes on the answer sheet at the back, which is the page that is marked: one box for a lettered item, every correct box for a starred one, T or F for a statement, and the word, the number or the letters in order in the space. A wrong answer costs nothing, so answer every item.</w:t>
+              <w:t xml:space="preserve">Every answer goes on the answer sheet at the back, which is the page that is marked: one box for a lettered item, every correct box for a starred one, T or F for a statement, and the number or the letters in order in the space. A wrong answer costs nothing, so answer every item.</w:t>
             </w:r>
           </w:p>
         </w:tc>
@@ -26247,7 +26247,7 @@
           <w:sz w:val="22"/>
           <w:szCs w:val="22"/>
         </w:rPr>
-        <w:t xml:space="preserve">Words, numbers and orders: one answer per space</w:t>
+        <w:t xml:space="preserve">Letters, words, numbers and orders: one answer per space</w:t>
       </w:r>
     </w:p>
     <w:tbl>

--- a/content/W02/SAT/paper/C2_W02_SAT_recap_paper_STUDENT.docx
+++ b/content/W02/SAT/paper/C2_W02_SAT_recap_paper_STUDENT.docx
@@ -9623,7 +9623,7 @@
                 <w:sz w:val="20"/>
                 <w:szCs w:val="20"/>
               </w:rPr>
-              <w:t xml:space="preserve">DENSE_RANK: 52 members, since it ranks ties the same and leaves no gaps</w:t>
+              <w:t xml:space="preserve">DENSE_RANK, since it ranks tied members the same and leaves no gaps in the list</w:t>
             </w:r>
           </w:p>
           <w:p>
@@ -9651,7 +9651,7 @@
                 <w:sz w:val="20"/>
                 <w:szCs w:val="20"/>
               </w:rPr>
-              <w:t xml:space="preserve">ROW_NUMBER by member id: 50 members, dropping C-0242 because its id sorts later</w:t>
+              <w:t xml:space="preserve">ROW_NUMBER by member id, dropping C-0242 because its id sorts after C-0185</w:t>
             </w:r>
           </w:p>
           <w:p>
@@ -9679,7 +9679,7 @@
                 <w:sz w:val="20"/>
                 <w:szCs w:val="20"/>
               </w:rPr>
-              <w:t xml:space="preserve">Whole ties only: 49 members, leaving both tied members off the list</w:t>
+              <w:t xml:space="preserve">Whole ties only, leaving both members tied at the line off the list</w:t>
             </w:r>
           </w:p>
           <w:p>
@@ -9707,7 +9707,7 @@
                 <w:sz w:val="20"/>
                 <w:szCs w:val="20"/>
               </w:rPr>
-              <w:t xml:space="preserve">RANK: 51 members, saying that C-0185 and C-0242 tie at fiftieth on Rs 3,350</w:t>
+              <w:t xml:space="preserve">RANK, with a note naming C-0185 and C-0242 as tied at fiftieth on Rs 3,350</w:t>
             </w:r>
           </w:p>
         </w:tc>

--- a/content/W02/SAT/paper/C2_W02_SAT_recap_paper_STUDENT.docx
+++ b/content/W02/SAT/paper/C2_W02_SAT_recap_paper_STUDENT.docx
@@ -68,7 +68,7 @@
           <w:sz w:val="21"/>
           <w:szCs w:val="21"/>
         </w:rPr>
-        <w:t xml:space="preserve">This week you computed Anand's Monday numbers in the warehouse, set booked revenue against the cash actually collected, drew up Marketing's protect list, built the customer table in pandas and carried it to the leadership deck in Excel. This paper finds which of those decisions you can make cold, with no notes and no assistant: sizing a join before it runs, choosing the tie rule the business asked for, placing the check that stops a wrong number, and reading a query or a few lines of pandas before anyone acts on what it returns. Some items take the same traps to public cases and to an AI team's tables. The room's scores by part, set beside the ratings you give in step one, tell Monday's session where to start.</w:t>
+        <w:t xml:space="preserve">This week you computed Anand's Monday numbers in the warehouse, set booked revenue against the cash actually collected, drew up Marketing's protect list, built the customer table in pandas and carried it to the leadership deck in Excel. This paper finds which of those decisions you can make cold, with no notes and no assistant: sizing a join before it runs, choosing the rank the business asked for, deciding what leaves when a check fails, and reading a query or a few lines of pandas before anyone acts on what it returns. Some items come from public cases at well-known organisations, and the last part reads the tables an AI team keeps. The room's scores by part, set beside the ratings you give in step one, tell Monday's session where to start.</w:t>
       </w:r>
     </w:p>
     <w:p>
@@ -629,7 +629,7 @@
                 <w:sz w:val="18"/>
                 <w:szCs w:val="18"/>
               </w:rPr>
-              <w:t xml:space="preserve">Parts 1 to 4 and the workbook in Part 5 are set inside Kalpa Retail, the fictional company of Weeks 1 and 2: Anand Iyer is its finance controller, Kavya Nair its senior analyst and Meera Raghavan its CEO, and the head of Retail-Plus, the data platform lead and Meera's chief of staff are named by role. Six items draw on public cases at Facebook, Public Health England, genomics journals, an economics paper, JPMorgan and Uber, each with its source beside it. Part 6 imagines an AI team at a food-delivery company such as Swiggy or Zomato, and its tables and numbers are illustrative. Every number an item needs is on the page.</w:t>
+              <w:t xml:space="preserve">Parts 1 to 4 and the workbook in Part 5 are set inside Kalpa Retail, the fictional company of Weeks 1 and 2: Anand Iyer is its finance controller, Kavya Nair its senior analyst and Meera Raghavan its CEO, and the head of Retail-Plus, the data platform lead and Meera's chief of staff are named by role. Six items draw on public cases at Facebook, Public Health England, genomics journals, an economics paper, JPMorgan and Uber, each with its source beside it. Part 6 imagines the AI team of a food-delivery company, and its tables and numbers are illustrative. Every number an item needs is on the page.</w:t>
             </w:r>
           </w:p>
         </w:tc>
@@ -1468,7 +1468,7 @@
                 <w:sz w:val="18"/>
                 <w:szCs w:val="18"/>
               </w:rPr>
-              <w:t xml:space="preserve">whether you read a query the way the database runs it, and choose where a number Finance audits is computed</w:t>
+              <w:t xml:space="preserve">whether you read a query the way the database runs it, and place each piece of work where it belongs</w:t>
             </w:r>
           </w:p>
         </w:tc>
@@ -1504,7 +1504,7 @@
                 <w:sz w:val="18"/>
                 <w:szCs w:val="18"/>
               </w:rPr>
-              <w:t xml:space="preserve">17.5</w:t>
+              <w:t xml:space="preserve">16</w:t>
             </w:r>
           </w:p>
         </w:tc>
@@ -1576,7 +1576,7 @@
                 <w:sz w:val="18"/>
                 <w:szCs w:val="18"/>
               </w:rPr>
-              <w:t xml:space="preserve">1</w:t>
+              <w:t xml:space="preserve">2</w:t>
             </w:r>
           </w:p>
         </w:tc>
@@ -1612,7 +1612,7 @@
                 <w:sz w:val="18"/>
                 <w:szCs w:val="18"/>
               </w:rPr>
-              <w:t xml:space="preserve">3</w:t>
+              <w:t xml:space="preserve">2</w:t>
             </w:r>
           </w:p>
         </w:tc>
@@ -2050,7 +2050,7 @@
                 <w:sz w:val="18"/>
                 <w:szCs w:val="18"/>
               </w:rPr>
-              <w:t xml:space="preserve">whether you rank within a segment with the tie rule the business asked for, and read a monthly flag and a run rate before anyone acts</w:t>
+              <w:t xml:space="preserve">whether you rank within a segment by the rule the business set, and read a monthly flag and a plan line before anyone acts</w:t>
             </w:r>
           </w:p>
         </w:tc>
@@ -2086,7 +2086,7 @@
                 <w:sz w:val="18"/>
                 <w:szCs w:val="18"/>
               </w:rPr>
-              <w:t xml:space="preserve">18.5</w:t>
+              <w:t xml:space="preserve">17</w:t>
             </w:r>
           </w:p>
         </w:tc>
@@ -2158,7 +2158,7 @@
                 <w:sz w:val="18"/>
                 <w:szCs w:val="18"/>
               </w:rPr>
-              <w:t xml:space="preserve">1</w:t>
+              <w:t xml:space="preserve">2</w:t>
             </w:r>
           </w:p>
         </w:tc>
@@ -2194,7 +2194,7 @@
                 <w:sz w:val="18"/>
                 <w:szCs w:val="18"/>
               </w:rPr>
-              <w:t xml:space="preserve">4</w:t>
+              <w:t xml:space="preserve">3</w:t>
             </w:r>
           </w:p>
         </w:tc>
@@ -2632,7 +2632,7 @@
                 <w:sz w:val="18"/>
                 <w:szCs w:val="18"/>
               </w:rPr>
-              <w:t xml:space="preserve">whether you match each workbook job to the technique that does it, and name the check that catches a spreadsheet error before the room sees it</w:t>
+              <w:t xml:space="preserve">whether you match each workbook job to the technique that does it, and work a spreadsheet error through before the room sees it</w:t>
             </w:r>
           </w:p>
         </w:tc>
@@ -2668,7 +2668,7 @@
                 <w:sz w:val="18"/>
                 <w:szCs w:val="18"/>
               </w:rPr>
-              <w:t xml:space="preserve">20.5</w:t>
+              <w:t xml:space="preserve">22</w:t>
             </w:r>
           </w:p>
         </w:tc>
@@ -2740,7 +2740,7 @@
                 <w:sz w:val="18"/>
                 <w:szCs w:val="18"/>
               </w:rPr>
-              <w:t xml:space="preserve">5</w:t>
+              <w:t xml:space="preserve">4</w:t>
             </w:r>
           </w:p>
         </w:tc>
@@ -2776,7 +2776,7 @@
                 <w:sz w:val="18"/>
                 <w:szCs w:val="18"/>
               </w:rPr>
-              <w:t xml:space="preserve">2</w:t>
+              <w:t xml:space="preserve">3</w:t>
             </w:r>
           </w:p>
         </w:tc>
@@ -2959,7 +2959,7 @@
                 <w:sz w:val="18"/>
                 <w:szCs w:val="18"/>
               </w:rPr>
-              <w:t xml:space="preserve">21</w:t>
+              <w:t xml:space="preserve">22.5</w:t>
             </w:r>
           </w:p>
         </w:tc>
@@ -3031,7 +3031,7 @@
                 <w:sz w:val="18"/>
                 <w:szCs w:val="18"/>
               </w:rPr>
-              <w:t xml:space="preserve">2</w:t>
+              <w:t xml:space="preserve">1</w:t>
             </w:r>
           </w:p>
         </w:tc>
@@ -3067,7 +3067,7 @@
                 <w:sz w:val="18"/>
                 <w:szCs w:val="18"/>
               </w:rPr>
-              <w:t xml:space="preserve">4</w:t>
+              <w:t xml:space="preserve">5</w:t>
             </w:r>
           </w:p>
         </w:tc>
@@ -3411,12 +3411,12 @@
         </w:tblBorders>
       </w:tblPr>
       <w:tblGrid>
-        <w:gridCol w:w="1466"/>
+        <w:gridCol w:w="1340"/>
         <w:gridCol w:w="1675"/>
-        <w:gridCol w:w="1550"/>
+        <w:gridCol w:w="1424"/>
         <w:gridCol w:w="1633"/>
-        <w:gridCol w:w="1717"/>
-        <w:gridCol w:w="1759"/>
+        <w:gridCol w:w="1843"/>
+        <w:gridCol w:w="1885"/>
       </w:tblGrid>
       <w:tr>
         <w:trPr>
@@ -3425,7 +3425,7 @@
         </w:trPr>
         <w:tc>
           <w:tcPr>
-            <w:tcW w:type="dxa" w:w="1466"/>
+            <w:tcW w:type="dxa" w:w="1340"/>
             <w:tcBorders>
               <w:top w:val="single" w:color="FFFFFF" w:sz="4"/>
               <w:left w:val="single" w:color="FFFFFF" w:sz="4"/>
@@ -3472,7 +3472,7 @@
                 <w:sz w:val="15"/>
                 <w:szCs w:val="15"/>
               </w:rPr>
-              <w:t xml:space="preserve">17.5 min</w:t>
+              <w:t xml:space="preserve">16 min</w:t>
             </w:r>
           </w:p>
         </w:tc>
@@ -3531,7 +3531,7 @@
         </w:tc>
         <w:tc>
           <w:tcPr>
-            <w:tcW w:type="dxa" w:w="1550"/>
+            <w:tcW w:type="dxa" w:w="1424"/>
             <w:tcBorders>
               <w:top w:val="single" w:color="FFFFFF" w:sz="4"/>
               <w:left w:val="single" w:color="FFFFFF" w:sz="4"/>
@@ -3578,7 +3578,7 @@
                 <w:sz w:val="15"/>
                 <w:szCs w:val="15"/>
               </w:rPr>
-              <w:t xml:space="preserve">18.5 min</w:t>
+              <w:t xml:space="preserve">17 min</w:t>
             </w:r>
           </w:p>
         </w:tc>
@@ -3637,7 +3637,7 @@
         </w:tc>
         <w:tc>
           <w:tcPr>
-            <w:tcW w:type="dxa" w:w="1717"/>
+            <w:tcW w:type="dxa" w:w="1843"/>
             <w:tcBorders>
               <w:top w:val="single" w:color="FFFFFF" w:sz="4"/>
               <w:left w:val="single" w:color="FFFFFF" w:sz="4"/>
@@ -3684,13 +3684,13 @@
                 <w:sz w:val="15"/>
                 <w:szCs w:val="15"/>
               </w:rPr>
-              <w:t xml:space="preserve">20.5 min</w:t>
+              <w:t xml:space="preserve">22 min</w:t>
             </w:r>
           </w:p>
         </w:tc>
         <w:tc>
           <w:tcPr>
-            <w:tcW w:type="dxa" w:w="1759"/>
+            <w:tcW w:type="dxa" w:w="1885"/>
             <w:tcBorders>
               <w:top w:val="single" w:color="FFFFFF" w:sz="4"/>
               <w:left w:val="single" w:color="FFFFFF" w:sz="4"/>
@@ -3737,7 +3737,7 @@
                 <w:sz w:val="15"/>
                 <w:szCs w:val="15"/>
               </w:rPr>
-              <w:t xml:space="preserve">21 min</w:t>
+              <w:t xml:space="preserve">22.5 min</w:t>
             </w:r>
           </w:p>
         </w:tc>
@@ -3748,7 +3748,7 @@
         </w:trPr>
         <w:tc>
           <w:tcPr>
-            <w:tcW w:type="dxa" w:w="1466"/>
+            <w:tcW w:type="dxa" w:w="1340"/>
             <w:tcBorders>
               <w:top w:val="none" w:color="FFFFFF" w:sz="0"/>
               <w:left w:val="none" w:color="FFFFFF" w:sz="0"/>
@@ -3808,13 +3808,13 @@
                 <w:sz w:val="15"/>
                 <w:szCs w:val="15"/>
               </w:rPr>
-              <w:t xml:space="preserve">17.5</w:t>
+              <w:t xml:space="preserve">16</w:t>
             </w:r>
           </w:p>
         </w:tc>
         <w:tc>
           <w:tcPr>
-            <w:tcW w:type="dxa" w:w="1550"/>
+            <w:tcW w:type="dxa" w:w="1424"/>
             <w:tcBorders>
               <w:top w:val="none" w:color="FFFFFF" w:sz="0"/>
               <w:left w:val="none" w:color="FFFFFF" w:sz="0"/>
@@ -3841,7 +3841,7 @@
                 <w:sz w:val="15"/>
                 <w:szCs w:val="15"/>
               </w:rPr>
-              <w:t xml:space="preserve">37.5</w:t>
+              <w:t xml:space="preserve">36</w:t>
             </w:r>
           </w:p>
         </w:tc>
@@ -3874,13 +3874,13 @@
                 <w:sz w:val="15"/>
                 <w:szCs w:val="15"/>
               </w:rPr>
-              <w:t xml:space="preserve">56</w:t>
+              <w:t xml:space="preserve">53</w:t>
             </w:r>
           </w:p>
         </w:tc>
         <w:tc>
           <w:tcPr>
-            <w:tcW w:type="dxa" w:w="1717"/>
+            <w:tcW w:type="dxa" w:w="1843"/>
             <w:tcBorders>
               <w:top w:val="none" w:color="FFFFFF" w:sz="0"/>
               <w:left w:val="none" w:color="FFFFFF" w:sz="0"/>
@@ -3907,13 +3907,13 @@
                 <w:sz w:val="15"/>
                 <w:szCs w:val="15"/>
               </w:rPr>
-              <w:t xml:space="preserve">75.5</w:t>
+              <w:t xml:space="preserve">72.5</w:t>
             </w:r>
           </w:p>
         </w:tc>
         <w:tc>
           <w:tcPr>
-            <w:tcW w:type="dxa" w:w="1759"/>
+            <w:tcW w:type="dxa" w:w="1885"/>
             <w:tcBorders>
               <w:top w:val="none" w:color="FFFFFF" w:sz="0"/>
               <w:left w:val="none" w:color="FFFFFF" w:sz="0"/>
@@ -3940,7 +3940,7 @@
                 <w:sz w:val="15"/>
                 <w:szCs w:val="15"/>
               </w:rPr>
-              <w:t xml:space="preserve">96</w:t>
+              <w:t xml:space="preserve">94.5</w:t>
             </w:r>
           </w:p>
         </w:tc>
@@ -3976,7 +3976,7 @@
           <w:sz w:val="19"/>
           <w:szCs w:val="19"/>
         </w:rPr>
-        <w:t xml:space="preserve">6 items, Q1 to Q6, about 17.5 minutes. What it shows: whether you read a query the way the database runs it, and choose where a number Finance audits is computed.</w:t>
+        <w:t xml:space="preserve">6 items, Q1 to Q6, about 16 minutes. What it shows: whether you read a query the way the database runs it, and place each piece of work where it belongs.</w:t>
       </w:r>
     </w:p>
     <w:p>
@@ -3991,7 +3991,7 @@
           <w:sz w:val="21"/>
           <w:szCs w:val="21"/>
         </w:rPr>
-        <w:t xml:space="preserve">Anand Iyer, Kalpa Retail's finance controller, keeps the books every revenue figure has to match. Every Monday he wants revenue, orders and customers for each segment, the groups Kalpa sells to (Business, Retail-Core, Retail-Plus, which is the paid-membership tier, and Student), and for each channel (app, web and store). His words: "Compute them from the warehouse itself. No notebooks, no exports, nothing a person can mistype." The warehouse is the company's central Postgres database, and his analyst will audit every query line by line before a number is used.</w:t>
+        <w:t xml:space="preserve">Anand Iyer, Kalpa Retail's finance controller, keeps the books every revenue figure has to match. Every Monday he wants revenue, orders and customers for each segment, the groups Kalpa sells to (Business, Retail-Core, Retail-Plus, which is the paid-membership tier, and Student), and for each channel (app, web and store). His words: "Compute them from the warehouse itself. No notebooks, no exports, nothing a person can mistype." The warehouse is the company's central Postgres database, and his analyst audits every query line by line. It stores Kalpa's first quarter, April to June, as quarter 'Q1' and its second, July to September, as 'Q2'.</w:t>
       </w:r>
     </w:p>
     <w:tbl>
@@ -4066,7 +4066,7 @@
             <w:r>
               <w:drawing>
                 <wp:inline distT="0" distB="0" distL="0" distR="0">
-                  <wp:extent cx="5591175" cy="1943100"/>
+                  <wp:extent cx="5534025" cy="2447925"/>
                   <wp:effectExtent t="0" r="0" b="0" l="0"/>
                   <wp:docPr id="1" name="" descr="" title=""/>
                   <wp:cNvGraphicFramePr>
@@ -4091,7 +4091,7 @@
                         <pic:spPr bwMode="auto">
                           <a:xfrm>
                             <a:off x="0" y="0"/>
-                            <a:ext cx="5591175" cy="1943100"/>
+                            <a:ext cx="5534025" cy="2447925"/>
                           </a:xfrm>
                           <a:prstGeom prst="rect">
                             <a:avLst/>
@@ -4155,7 +4155,7 @@
                 <w:sz w:val="18"/>
                 <w:szCs w:val="18"/>
               </w:rPr>
-              <w:t xml:space="preserve">  ·  one letter</w:t>
+              <w:t xml:space="preserve">  ·  show the working</w:t>
             </w:r>
           </w:p>
           <w:p>
@@ -4170,121 +4170,71 @@
                 <w:sz w:val="21"/>
                 <w:szCs w:val="21"/>
               </w:rPr>
-              <w:t xml:space="preserve">Anand's analyst fills the missing leaf with SELECT quarter, count(*) / count(DISTINCT customer_id) FROM rp_orders GROUP BY quarter, where rp_orders holds the Retail-Plus orders above. What does the query return, and what should the note to the head of Retail-Plus say?</w:t>
+              <w:t xml:space="preserve">Anand's analyst fills the missing leaf with SELECT quarter, count(*) / count(DISTINCT customer_id) FROM rp_orders GROUP BY quarter, where rp_orders holds the Retail-Plus orders above. What does the query print for each quarter, what are the true figures, and how did orders per member change from the first quarter to the second? Show the working.</w:t>
             </w:r>
           </w:p>
           <w:p>
             <w:pPr>
               <w:keepNext/>
-              <w:keepLines/>
-              <w:spacing w:after="60" w:before="0" w:line="264"/>
-              <w:ind w:left="360" w:hanging="360"/>
-            </w:pPr>
-            <w:r>
-              <w:rPr>
-                <w:rFonts w:ascii="Arial" w:cs="Arial" w:eastAsia="Arial" w:hAnsi="Arial"/>
-                <w:b/>
-                <w:bCs/>
-                <w:color w:val="1C1B16"/>
-                <w:sz w:val="20"/>
-                <w:szCs w:val="20"/>
-              </w:rPr>
-              <w:t xml:space="preserve">A.  </w:t>
-            </w:r>
-            <w:r>
-              <w:rPr>
-                <w:rFonts w:ascii="Arial" w:cs="Arial" w:eastAsia="Arial" w:hAnsi="Arial"/>
-                <w:color w:val="1C1B16"/>
-                <w:sz w:val="20"/>
-                <w:szCs w:val="20"/>
-              </w:rPr>
-              <w:t xml:space="preserve">2.36 and 1.84; dividing two counts keeps the decimals, a fall of 22 percent</w:t>
-            </w:r>
-          </w:p>
-          <w:p>
-            <w:pPr>
-              <w:keepNext/>
-              <w:keepLines/>
-              <w:spacing w:after="60" w:before="0" w:line="264"/>
-              <w:ind w:left="360" w:hanging="360"/>
-            </w:pPr>
-            <w:r>
-              <w:rPr>
-                <w:rFonts w:ascii="Arial" w:cs="Arial" w:eastAsia="Arial" w:hAnsi="Arial"/>
-                <w:b/>
-                <w:bCs/>
-                <w:color w:val="1C1B16"/>
-                <w:sz w:val="20"/>
-                <w:szCs w:val="20"/>
-              </w:rPr>
-              <w:t xml:space="preserve">B.  </w:t>
-            </w:r>
-            <w:r>
-              <w:rPr>
-                <w:rFonts w:ascii="Arial" w:cs="Arial" w:eastAsia="Arial" w:hAnsi="Arial"/>
-                <w:color w:val="1C1B16"/>
-                <w:sz w:val="20"/>
-                <w:szCs w:val="20"/>
-              </w:rPr>
-              <w:t xml:space="preserve">2 and 2; Postgres rounds each ratio to a whole number, so frequency held</w:t>
-            </w:r>
-          </w:p>
-          <w:p>
-            <w:pPr>
-              <w:keepNext/>
-              <w:keepLines/>
-              <w:spacing w:after="60" w:before="0" w:line="264"/>
-              <w:ind w:left="360" w:hanging="360"/>
-            </w:pPr>
-            <w:r>
-              <w:rPr>
-                <w:rFonts w:ascii="Arial" w:cs="Arial" w:eastAsia="Arial" w:hAnsi="Arial"/>
-                <w:b/>
-                <w:bCs/>
-                <w:color w:val="1C1B16"/>
-                <w:sz w:val="20"/>
-                <w:szCs w:val="20"/>
-              </w:rPr>
-              <w:t xml:space="preserve">C.  </w:t>
-            </w:r>
-            <w:r>
-              <w:rPr>
-                <w:rFonts w:ascii="Arial" w:cs="Arial" w:eastAsia="Arial" w:hAnsi="Arial"/>
-                <w:color w:val="1C1B16"/>
-                <w:sz w:val="20"/>
-                <w:szCs w:val="20"/>
-              </w:rPr>
-              <w:t xml:space="preserve">2 and 1; the counts divide as integers, and the true 2.36 and 1.84 fell 22 percent</w:t>
-            </w:r>
-          </w:p>
-          <w:p>
-            <w:pPr>
-              <w:keepNext w:val="false"/>
-              <w:keepLines/>
-              <w:spacing w:after="60" w:before="0" w:line="264"/>
-              <w:ind w:left="360" w:hanging="360"/>
-            </w:pPr>
-            <w:r>
-              <w:rPr>
-                <w:rFonts w:ascii="Arial" w:cs="Arial" w:eastAsia="Arial" w:hAnsi="Arial"/>
-                <w:b/>
-                <w:bCs/>
-                <w:color w:val="1C1B16"/>
-                <w:sz w:val="20"/>
-                <w:szCs w:val="20"/>
-              </w:rPr>
-              <w:t xml:space="preserve">D.  </w:t>
-            </w:r>
-            <w:r>
-              <w:rPr>
-                <w:rFonts w:ascii="Arial" w:cs="Arial" w:eastAsia="Arial" w:hAnsi="Arial"/>
-                <w:color w:val="1C1B16"/>
-                <w:sz w:val="20"/>
-                <w:szCs w:val="20"/>
-              </w:rPr>
-              <w:t xml:space="preserve">2 and 1; orders per member halved, so Retail-Plus needs the retention budget first</w:t>
-            </w:r>
-          </w:p>
+              <w:spacing w:after="60" w:before="0"/>
+            </w:pPr>
+          </w:p>
+          <w:tbl>
+            <w:tblPr>
+              <w:tblW w:type="dxa" w:w="9800"/>
+              <w:tblBorders>
+                <w:top w:val="single" w:color="D5D0C4" w:sz="4"/>
+                <w:left w:val="single" w:color="D5D0C4" w:sz="4"/>
+                <w:bottom w:val="single" w:color="D5D0C4" w:sz="4"/>
+                <w:right w:val="single" w:color="D5D0C4" w:sz="4"/>
+                <w:insideH w:val="single" w:color="D5D0C4" w:sz="4"/>
+                <w:insideV w:val="single" w:color="D5D0C4" w:sz="4"/>
+              </w:tblBorders>
+            </w:tblPr>
+            <w:tblGrid>
+              <w:gridCol w:w="9800"/>
+            </w:tblGrid>
+            <w:tr>
+              <w:trPr>
+                <w:cantSplit/>
+                <w:trHeight w:val="1500" w:hRule="atLeast"/>
+              </w:trPr>
+              <w:tc>
+                <w:tcPr>
+                  <w:tcW w:type="dxa" w:w="9800"/>
+                  <w:tcBorders>
+                    <w:top w:val="single" w:color="D5D0C4" w:sz="4"/>
+                    <w:left w:val="single" w:color="D5D0C4" w:sz="4"/>
+                    <w:bottom w:val="single" w:color="D5D0C4" w:sz="4"/>
+                    <w:right w:val="single" w:color="D5D0C4" w:sz="4"/>
+                  </w:tcBorders>
+                  <w:tcMar>
+                    <w:top w:type="dxa" w:w="60"/>
+                    <w:left w:type="dxa" w:w="120"/>
+                    <w:bottom w:type="dxa" w:w="60"/>
+                    <w:right w:type="dxa" w:w="120"/>
+                  </w:tcMar>
+                  <w:vAlign w:val="top"/>
+                </w:tcPr>
+                <w:p>
+                  <w:pPr>
+                    <w:keepNext w:val="false"/>
+                    <w:spacing w:after="0"/>
+                  </w:pPr>
+                  <w:r>
+                    <w:rPr>
+                      <w:rFonts w:ascii="Arial" w:cs="Arial" w:eastAsia="Arial" w:hAnsi="Arial"/>
+                      <w:color w:val="6B675E"/>
+                      <w:sz w:val="15"/>
+                      <w:szCs w:val="15"/>
+                    </w:rPr>
+                    <w:t xml:space="preserve">Working. The final answer goes on the answer sheet.</w:t>
+                  </w:r>
+                </w:p>
+              </w:tc>
+            </w:tr>
+          </w:tbl>
+          <w:p/>
         </w:tc>
       </w:tr>
     </w:tbl>
@@ -5000,7 +4950,7 @@
                 <w:sz w:val="21"/>
                 <w:szCs w:val="21"/>
               </w:rPr>
-              <w:t xml:space="preserve">Without ORDER BY, LIMIT 5 returns five rows in an order the database does not ____.</w:t>
+              <w:t xml:space="preserve">Without ORDER BY, the database makes no ____ about which five rows LIMIT 5 returns.</w:t>
             </w:r>
           </w:p>
         </w:tc>
@@ -5179,7 +5129,7 @@
                 <w:sz w:val="18"/>
                 <w:szCs w:val="18"/>
               </w:rPr>
-              <w:t xml:space="preserve">   Hard</w:t>
+              <w:t xml:space="preserve">   Medium</w:t>
             </w:r>
             <w:r>
               <w:rPr>
@@ -5188,7 +5138,7 @@
                 <w:sz w:val="18"/>
                 <w:szCs w:val="18"/>
               </w:rPr>
-              <w:t xml:space="preserve">  ·  Name the deciding fact</w:t>
+              <w:t xml:space="preserve">  ·  Place the first look</w:t>
             </w:r>
             <w:r>
               <w:rPr>
@@ -5214,7 +5164,7 @@
                 <w:sz w:val="21"/>
                 <w:szCs w:val="21"/>
               </w:rPr>
-              <w:t xml:space="preserve">The Monday suite runs as saved queries in the warehouse, so each Monday it reruns unchanged on the source, and Anand's analyst can read every step. Which fact, if it became true of one of its numbers, would make an Excel workbook the better home for that number?</w:t>
+              <w:t xml:space="preserve">On Monday afternoon the head of Retail-Plus asks the analyst for a chart of orders per member, week by week across both quarters, to see how the figure moved before anyone decides what to report. With Anand's rule in mind, where should that work happen?</w:t>
             </w:r>
           </w:p>
           <w:p>
@@ -5242,7 +5192,7 @@
                 <w:sz w:val="20"/>
                 <w:szCs w:val="20"/>
               </w:rPr>
-              <w:t xml:space="preserve">Directors will change it in the room as a what-if, and nothing is filed from it</w:t>
+              <w:t xml:space="preserve">In the Monday suite as a saved query, since Anand's rule covers every number anyone looks at</w:t>
             </w:r>
           </w:p>
           <w:p>
@@ -5270,7 +5220,7 @@
                 <w:sz w:val="20"/>
                 <w:szCs w:val="20"/>
               </w:rPr>
-              <w:t xml:space="preserve">It must reach Anand at the start of Monday, before the warehouse finishes loading</w:t>
+              <w:t xml:space="preserve">In a notebook that reads the warehouse, since a first look reports no number to anyone</w:t>
             </w:r>
           </w:p>
           <w:p>
@@ -5298,7 +5248,7 @@
                 <w:sz w:val="20"/>
                 <w:szCs w:val="20"/>
               </w:rPr>
-              <w:t xml:space="preserve">Anand's analyst wants to audit it line by line before it reaches the board</w:t>
+              <w:t xml:space="preserve">In a workbook built from Monday's export, since weekly charts are what Excel does best</w:t>
             </w:r>
           </w:p>
           <w:p>
@@ -5326,7 +5276,7 @@
                 <w:sz w:val="20"/>
                 <w:szCs w:val="20"/>
               </w:rPr>
-              <w:t xml:space="preserve">It is revenue per segment, which a pivot gives in two clicks from an export</w:t>
+              <w:t xml:space="preserve">Nowhere yet, since a chart of a figure Finance has not defined will mislead its readers</w:t>
             </w:r>
           </w:p>
         </w:tc>
@@ -5398,7 +5348,7 @@
                 <w:sz w:val="18"/>
                 <w:szCs w:val="18"/>
               </w:rPr>
-              <w:t xml:space="preserve">   Five illustrative video views; the metric follows the definition Facebook corrected in 2016 (TechCrunch, 2016).</w:t>
+              <w:t xml:space="preserve">   Five illustrative people who played a video and the seconds each watched, with the average Facebook defined and the one it calculated (TechCrunch, 2016).</w:t>
             </w:r>
           </w:p>
           <w:p>
@@ -5419,7 +5369,7 @@
                 <w:sz w:val="18"/>
                 <w:szCs w:val="18"/>
               </w:rPr>
-              <w:t xml:space="preserve">WITH views (view_id, seconds) AS (VALUES</w:t>
+              <w:t xml:space="preserve">WITH viewers (viewer_id, seconds) AS (VALUES</w:t>
             </w:r>
           </w:p>
           <w:p>
@@ -5440,7 +5390,7 @@
                 <w:sz w:val="18"/>
                 <w:szCs w:val="18"/>
               </w:rPr>
-              <w:t xml:space="preserve">    (1, 2), (2, 14), (3, 1), (4, 9), (5, 4))</w:t>
+              <w:t xml:space="preserve">    (1, 2.0), (2, 14.0), (3, 1.0), (4, 9.0), (5, 4.0))</w:t>
             </w:r>
           </w:p>
           <w:p>
@@ -5461,7 +5411,7 @@
                 <w:sz w:val="18"/>
                 <w:szCs w:val="18"/>
               </w:rPr>
-              <w:t xml:space="preserve">SELECT round(sum(seconds)::numeric</w:t>
+              <w:t xml:space="preserve">SELECT round(sum(seconds) / count(CASE WHEN seconds &gt;= 3 THEN 1 END), 1) AS calculated,</w:t>
             </w:r>
           </w:p>
           <w:p>
@@ -5482,7 +5432,7 @@
                 <w:sz w:val="18"/>
                 <w:szCs w:val="18"/>
               </w:rPr>
-              <w:t xml:space="preserve">             / count(CASE WHEN seconds &gt;= 3 THEN 1 END), 1) AS reported,</w:t>
+              <w:t xml:space="preserve">       round(sum(seconds) / count(*), 1)                                AS defined</w:t>
             </w:r>
           </w:p>
           <w:p>
@@ -5503,28 +5453,7 @@
                 <w:sz w:val="18"/>
                 <w:szCs w:val="18"/>
               </w:rPr>
-              <w:t xml:space="preserve">       round(sum(seconds)::numeric / count(*), 1)          AS per_view</w:t>
-            </w:r>
-          </w:p>
-          <w:p>
-            <w:pPr>
-              <w:keepNext/>
-              <w:keepLines/>
-              <w:pBdr>
-                <w:left w:val="single" w:color="B37A33" w:sz="12" w:space="8"/>
-              </w:pBdr>
-              <w:shd w:fill="F3F1EA" w:color="auto" w:val="clear"/>
-              <w:spacing w:after="0" w:before="0" w:line="240"/>
-              <w:ind w:left="240"/>
-            </w:pPr>
-            <w:r>
-              <w:rPr>
-                <w:rFonts w:ascii="Consolas" w:cs="Consolas" w:eastAsia="Consolas" w:hAnsi="Consolas"/>
-                <w:color w:val="1C1B16"/>
-                <w:sz w:val="18"/>
-                <w:szCs w:val="18"/>
-              </w:rPr>
-              <w:t xml:space="preserve">FROM views;</w:t>
+              <w:t xml:space="preserve">FROM viewers;</w:t>
             </w:r>
           </w:p>
           <w:p>
@@ -5593,7 +5522,7 @@
                 <w:sz w:val="21"/>
                 <w:szCs w:val="21"/>
               </w:rPr>
-              <w:t xml:space="preserve">In 2016 Facebook told advertisers that its average duration of video viewed had divided the total time watched by the number of views lasting 3 seconds or more, where it should have divided by every view (TechCrunch, 2016). The query above rebuilds both versions of the metric. What does it return, and by how much does the reported figure overstate the average per view?</w:t>
+              <w:t xml:space="preserve">In 2016 Facebook told advertisers that it had defined the average duration of video viewed as the total time spent watching a video divided by the number of people who played it, and had calculated it by dividing by only the people who watched for three seconds or more (TechCrunch, 2016). The query above rebuilds both on five illustrative viewers. What does it return, and by how much does the calculated average overstate the defined one?</w:t>
             </w:r>
           </w:p>
           <w:p>
@@ -5621,7 +5550,7 @@
                 <w:sz w:val="20"/>
                 <w:szCs w:val="20"/>
               </w:rPr>
-              <w:t xml:space="preserve">10.0 and 6.0; the reported figure is about 40 percent too high</w:t>
+              <w:t xml:space="preserve">It returns 10.0 and 6.0, so the calculated average is about 40 percent too high</w:t>
             </w:r>
           </w:p>
           <w:p>
@@ -5649,7 +5578,7 @@
                 <w:sz w:val="20"/>
                 <w:szCs w:val="20"/>
               </w:rPr>
-              <w:t xml:space="preserve">9.0 and 6.0; the reported figure is 50 percent too high</w:t>
+              <w:t xml:space="preserve">It returns 9.0 and 6.0, so the calculated average is 50 percent too high</w:t>
             </w:r>
           </w:p>
           <w:p>
@@ -5677,7 +5606,7 @@
                 <w:sz w:val="20"/>
                 <w:szCs w:val="20"/>
               </w:rPr>
-              <w:t xml:space="preserve">6.0 and 6.0; count(CASE ...) counts all five views, so both agree</w:t>
+              <w:t xml:space="preserve">It returns 6.0 and 6.0, so the two versions agree on these five viewers</w:t>
             </w:r>
           </w:p>
           <w:p>
@@ -5705,7 +5634,7 @@
                 <w:sz w:val="20"/>
                 <w:szCs w:val="20"/>
               </w:rPr>
-              <w:t xml:space="preserve">10.0 and 6.0; the reported figure is about 67 percent too high</w:t>
+              <w:t xml:space="preserve">It returns 10.0 and 6.0, so the calculated average is about 67 percent too high</w:t>
             </w:r>
           </w:p>
         </w:tc>
@@ -5756,7 +5685,7 @@
           <w:sz w:val="21"/>
           <w:szCs w:val="21"/>
         </w:rPr>
-        <w:t xml:space="preserve">Booked revenue is the value of the orders customers placed; collected revenue is the cash that actually arrived for them. The two differ when an order is never paid, when a large invoice is paid in two instalments (two payments against one order), or when the payment gateway records one payment twice. Anand asks: "Show me, order by order, what we actually collected against what we booked in Q2. If there is a gap, I want to know which orders and which channel." A reconciliation is the written account of every rupee between the two figures, and Anand will not use a collected number that arrives without one.</w:t>
+        <w:t xml:space="preserve">Booked revenue is the value of the orders customers placed; collected revenue is the cash that actually arrived for them. The two differ when an order is never paid, when a large invoice is paid in two instalments (two payments against one order), or when the payment gateway records one payment twice. Anand asks: "Show me, order by order, what we actually collected against what we booked from July to September. If there is a gap, I want to know which orders and which channel." A reconciliation is the written account of every rupee between the two figures.</w:t>
       </w:r>
     </w:p>
     <w:tbl>
@@ -5823,7 +5752,7 @@
                 <w:sz w:val="21"/>
                 <w:szCs w:val="21"/>
               </w:rPr>
-              <w:t xml:space="preserve">Q2 holds 462 orders, booked at Rs 9,84,00,000. In the payments feed, 216 of them have one payment row; 188 have two rows, instalments 1 and 2 of one invoice; 28 have two identical rows, because the gateway posted instalment 1 twice; and 30 delivered orders have no payment row at all. Eight further payment rows carry an order_id that no order has.</w:t>
+              <w:t xml:space="preserve">The quarter from July to September, stored as quarter 'Q2', holds 462 orders booked at Rs 9,84,00,000. In the payments feed, 216 of them have one payment row; 188 have two rows, instalments 1 and 2 of one invoice; 28 have two identical rows, because the gateway posted instalment 1 twice; and 30 delivered orders have no payment row at all. Eight further payment rows carry an order_id that no order has.</w:t>
             </w:r>
           </w:p>
           <w:p>
@@ -5851,7 +5780,7 @@
                 <w:sz w:val="18"/>
                 <w:szCs w:val="18"/>
               </w:rPr>
-              <w:t xml:space="preserve">   Q2's orders by their payment rows, as the situation describes them.</w:t>
+              <w:t xml:space="preserve">   The quarter's orders by their payment rows, as the situation describes them.</w:t>
             </w:r>
           </w:p>
           <w:p>
@@ -5863,7 +5792,7 @@
             <w:r>
               <w:drawing>
                 <wp:inline distT="0" distB="0" distL="0" distR="0">
-                  <wp:extent cx="3886200" cy="2619375"/>
+                  <wp:extent cx="3971925" cy="2619375"/>
                   <wp:effectExtent t="0" r="0" b="0" l="0"/>
                   <wp:docPr id="1" name="" descr="" title=""/>
                   <wp:cNvGraphicFramePr>
@@ -5888,7 +5817,7 @@
                         <pic:spPr bwMode="auto">
                           <a:xfrm>
                             <a:off x="0" y="0"/>
-                            <a:ext cx="3886200" cy="2619375"/>
+                            <a:ext cx="3971925" cy="2619375"/>
                           </a:xfrm>
                           <a:prstGeom prst="rect">
                             <a:avLst/>
@@ -6346,7 +6275,7 @@
                 <w:sz w:val="21"/>
                 <w:szCs w:val="21"/>
               </w:rPr>
-              <w:t xml:space="preserve">Put the steps of Anand's collected-revenue report in the order they must run.</w:t>
+              <w:t xml:space="preserve">Five of these six steps make Anand's collected-revenue report, and one would spoil it. Leave that step out, and write the other five in the order they must run.</w:t>
             </w:r>
           </w:p>
           <w:p>
@@ -6374,7 +6303,7 @@
                 <w:sz w:val="20"/>
                 <w:szCs w:val="20"/>
               </w:rPr>
-              <w:t xml:space="preserve">LEFT JOIN the 462 orders to those per-order payments</w:t>
+              <w:t xml:space="preserve">Send booked, collected and the gap to Anand, channel by channel</w:t>
             </w:r>
           </w:p>
           <w:p>
@@ -6402,7 +6331,7 @@
                 <w:sz w:val="20"/>
                 <w:szCs w:val="20"/>
               </w:rPr>
-              <w:t xml:space="preserve">Send booked, collected and the gap to Anand, by channel</w:t>
+              <w:t xml:space="preserve">LEFT JOIN the quarter's 462 orders to the payments on order_id</w:t>
             </w:r>
           </w:p>
           <w:p>
@@ -6430,7 +6359,7 @@
                 <w:sz w:val="20"/>
                 <w:szCs w:val="20"/>
               </w:rPr>
-              <w:t xml:space="preserve">Keep one row per order and instalment, dropping the gateway's repeats</w:t>
+              <w:t xml:space="preserve">Check that the join returned 462 rows and that the gap equals the unpaid orders' booked value</w:t>
             </w:r>
           </w:p>
           <w:p>
@@ -6458,7 +6387,7 @@
                 <w:sz w:val="20"/>
                 <w:szCs w:val="20"/>
               </w:rPr>
-              <w:t xml:space="preserve">Check for 462 rows out, and a gap equal to the unpaid orders' booked value</w:t>
+              <w:t xml:space="preserve">Drop every order that has two payment rows, since those are the gateway's double posts</w:t>
             </w:r>
           </w:p>
           <w:p>
@@ -6486,7 +6415,35 @@
                 <w:sz w:val="20"/>
                 <w:szCs w:val="20"/>
               </w:rPr>
-              <w:t xml:space="preserve">Sum the remaining payments to one row per order</w:t>
+              <w:t xml:space="preserve">Keep one payment row for each order and instalment number</w:t>
+            </w:r>
+          </w:p>
+          <w:p>
+            <w:pPr>
+              <w:keepNext/>
+              <w:keepLines/>
+              <w:spacing w:after="60" w:before="0" w:line="264"/>
+              <w:ind w:left="360" w:hanging="360"/>
+            </w:pPr>
+            <w:r>
+              <w:rPr>
+                <w:rFonts w:ascii="Arial" w:cs="Arial" w:eastAsia="Arial" w:hAnsi="Arial"/>
+                <w:b/>
+                <w:bCs/>
+                <w:color w:val="1C1B16"/>
+                <w:sz w:val="20"/>
+                <w:szCs w:val="20"/>
+              </w:rPr>
+              <w:t xml:space="preserve">F.  </w:t>
+            </w:r>
+            <w:r>
+              <w:rPr>
+                <w:rFonts w:ascii="Arial" w:cs="Arial" w:eastAsia="Arial" w:hAnsi="Arial"/>
+                <w:color w:val="1C1B16"/>
+                <w:sz w:val="20"/>
+                <w:szCs w:val="20"/>
+              </w:rPr>
+              <w:t xml:space="preserve">Sum the payment rows to one collected figure for each order</w:t>
             </w:r>
           </w:p>
           <w:p>
@@ -6573,7 +6530,7 @@
                 <w:sz w:val="18"/>
                 <w:szCs w:val="18"/>
               </w:rPr>
-              <w:t xml:space="preserve">   The analyst's query, with three Q2 orders and their payment rows written into it.</w:t>
+              <w:t xml:space="preserve">   The analyst's query, with three of the quarter's orders and their payment rows written into it.</w:t>
             </w:r>
           </w:p>
           <w:p>
@@ -6831,7 +6788,7 @@
                 <w:sz w:val="21"/>
                 <w:szCs w:val="21"/>
               </w:rPr>
-              <w:t xml:space="preserve">Anand wants every Q2 order beside what was collected on it within the quarter, so the analyst adds a date filter on the payments. Before the report goes to him, the analyst runs the query above to count its rows and their booked value. What does it return?</w:t>
+              <w:t xml:space="preserve">Anand wants every order of the quarter beside what was collected on it within the quarter, so the analyst adds a date filter on the payments. Before the report goes to him, the analyst runs the query above to count its rows and their booked value. What does it return?</w:t>
             </w:r>
           </w:p>
           <w:p>
@@ -7015,12 +6972,12 @@
                 <w:sz w:val="18"/>
                 <w:szCs w:val="18"/>
               </w:rPr>
-              <w:t xml:space="preserve">   Suppose these are the report's checks at the end of a later reporting day; the figures are illustrative.</w:t>
+              <w:t xml:space="preserve">   Suppose these are the report's figures by channel at the end of a later reporting day; the figures are illustrative. Rows out of the join, 462, and booked, Rs 9,84,00,000, both match their sources.</w:t>
             </w:r>
           </w:p>
           <w:tbl>
             <w:tblPr>
-              <w:tblW w:type="dxa" w:w="9798"/>
+              <w:tblW w:type="dxa" w:w="8480"/>
               <w:tblBorders>
                 <w:top w:val="single" w:color="D5D0C4" w:sz="4"/>
                 <w:left w:val="single" w:color="D5D0C4" w:sz="4"/>
@@ -7031,10 +6988,10 @@
               </w:tblBorders>
             </w:tblPr>
             <w:tblGrid>
-              <w:gridCol w:w="4689"/>
-              <w:gridCol w:w="1573"/>
-              <w:gridCol w:w="1573"/>
-              <w:gridCol w:w="1963"/>
+              <w:gridCol w:w="1100"/>
+              <w:gridCol w:w="1580"/>
+              <w:gridCol w:w="1820"/>
+              <w:gridCol w:w="3980"/>
             </w:tblGrid>
             <w:tr>
               <w:trPr>
@@ -7043,7 +7000,7 @@
               </w:trPr>
               <w:tc>
                 <w:tcPr>
-                  <w:tcW w:type="dxa" w:w="4689"/>
+                  <w:tcW w:type="dxa" w:w="1100"/>
                   <w:tcBorders>
                     <w:top w:val="single" w:color="D5D0C4" w:sz="4"/>
                     <w:left w:val="single" w:color="D5D0C4" w:sz="4"/>
@@ -7074,13 +7031,13 @@
                       <w:sz w:val="18"/>
                       <w:szCs w:val="18"/>
                     </w:rPr>
-                    <w:t xml:space="preserve">Check</w:t>
-                  </w:r>
-                </w:p>
-              </w:tc>
-              <w:tc>
-                <w:tcPr>
-                  <w:tcW w:type="dxa" w:w="1573"/>
+                    <w:t xml:space="preserve">Channel</w:t>
+                  </w:r>
+                </w:p>
+              </w:tc>
+              <w:tc>
+                <w:tcPr>
+                  <w:tcW w:type="dxa" w:w="1580"/>
                   <w:tcBorders>
                     <w:top w:val="single" w:color="D5D0C4" w:sz="4"/>
                     <w:left w:val="single" w:color="D5D0C4" w:sz="4"/>
@@ -7111,13 +7068,13 @@
                       <w:sz w:val="18"/>
                       <w:szCs w:val="18"/>
                     </w:rPr>
-                    <w:t xml:space="preserve">Expected</w:t>
-                  </w:r>
-                </w:p>
-              </w:tc>
-              <w:tc>
-                <w:tcPr>
-                  <w:tcW w:type="dxa" w:w="1573"/>
+                    <w:t xml:space="preserve">Booked, Rs</w:t>
+                  </w:r>
+                </w:p>
+              </w:tc>
+              <w:tc>
+                <w:tcPr>
+                  <w:tcW w:type="dxa" w:w="1820"/>
                   <w:tcBorders>
                     <w:top w:val="single" w:color="D5D0C4" w:sz="4"/>
                     <w:left w:val="single" w:color="D5D0C4" w:sz="4"/>
@@ -7148,13 +7105,13 @@
                       <w:sz w:val="18"/>
                       <w:szCs w:val="18"/>
                     </w:rPr>
-                    <w:t xml:space="preserve">Found</w:t>
-                  </w:r>
-                </w:p>
-              </w:tc>
-              <w:tc>
-                <w:tcPr>
-                  <w:tcW w:type="dxa" w:w="1963"/>
+                    <w:t xml:space="preserve">Collected, Rs</w:t>
+                  </w:r>
+                </w:p>
+              </w:tc>
+              <w:tc>
+                <w:tcPr>
+                  <w:tcW w:type="dxa" w:w="3980"/>
                   <w:tcBorders>
                     <w:top w:val="single" w:color="D5D0C4" w:sz="4"/>
                     <w:left w:val="single" w:color="D5D0C4" w:sz="4"/>
@@ -7185,7 +7142,7 @@
                       <w:sz w:val="18"/>
                       <w:szCs w:val="18"/>
                     </w:rPr>
-                    <w:t xml:space="preserve">Result</w:t>
+                    <w:t xml:space="preserve">Unpaid orders' booked value, Rs</w:t>
                   </w:r>
                 </w:p>
               </w:tc>
@@ -7196,7 +7153,7 @@
               </w:trPr>
               <w:tc>
                 <w:tcPr>
-                  <w:tcW w:type="dxa" w:w="4689"/>
+                  <w:tcW w:type="dxa" w:w="1100"/>
                   <w:tcBorders>
                     <w:top w:val="single" w:color="D5D0C4" w:sz="4"/>
                     <w:left w:val="single" w:color="D5D0C4" w:sz="4"/>
@@ -7224,13 +7181,13 @@
                       <w:sz w:val="18"/>
                       <w:szCs w:val="18"/>
                     </w:rPr>
-                    <w:t xml:space="preserve">Rows out against the orders in</w:t>
-                  </w:r>
-                </w:p>
-              </w:tc>
-              <w:tc>
-                <w:tcPr>
-                  <w:tcW w:type="dxa" w:w="1573"/>
+                    <w:t xml:space="preserve">App</w:t>
+                  </w:r>
+                </w:p>
+              </w:tc>
+              <w:tc>
+                <w:tcPr>
+                  <w:tcW w:type="dxa" w:w="1580"/>
                   <w:tcBorders>
                     <w:top w:val="single" w:color="D5D0C4" w:sz="4"/>
                     <w:left w:val="single" w:color="D5D0C4" w:sz="4"/>
@@ -7260,13 +7217,13 @@
                       <w:sz w:val="18"/>
                       <w:szCs w:val="18"/>
                     </w:rPr>
-                    <w:t xml:space="preserve">462</w:t>
-                  </w:r>
-                </w:p>
-              </w:tc>
-              <w:tc>
-                <w:tcPr>
-                  <w:tcW w:type="dxa" w:w="1573"/>
+                    <w:t xml:space="preserve">4,25,90,270</w:t>
+                  </w:r>
+                </w:p>
+              </w:tc>
+              <w:tc>
+                <w:tcPr>
+                  <w:tcW w:type="dxa" w:w="1820"/>
                   <w:tcBorders>
                     <w:top w:val="single" w:color="D5D0C4" w:sz="4"/>
                     <w:left w:val="single" w:color="D5D0C4" w:sz="4"/>
@@ -7296,13 +7253,13 @@
                       <w:sz w:val="18"/>
                       <w:szCs w:val="18"/>
                     </w:rPr>
-                    <w:t xml:space="preserve">462</w:t>
-                  </w:r>
-                </w:p>
-              </w:tc>
-              <w:tc>
-                <w:tcPr>
-                  <w:tcW w:type="dxa" w:w="1963"/>
+                    <w:t xml:space="preserve">4,25,82,150</w:t>
+                  </w:r>
+                </w:p>
+              </w:tc>
+              <w:tc>
+                <w:tcPr>
+                  <w:tcW w:type="dxa" w:w="3980"/>
                   <w:tcBorders>
                     <w:top w:val="single" w:color="D5D0C4" w:sz="4"/>
                     <w:left w:val="single" w:color="D5D0C4" w:sz="4"/>
@@ -7321,7 +7278,7 @@
                   <w:pPr>
                     <w:keepNext w:val="false"/>
                     <w:spacing w:after="0" w:line="252"/>
-                    <w:jc w:val="left"/>
+                    <w:jc w:val="right"/>
                   </w:pPr>
                   <w:r>
                     <w:rPr>
@@ -7332,7 +7289,7 @@
                       <w:sz w:val="18"/>
                       <w:szCs w:val="18"/>
                     </w:rPr>
-                    <w:t xml:space="preserve">Passes</w:t>
+                    <w:t xml:space="preserve">8,120</w:t>
                   </w:r>
                 </w:p>
               </w:tc>
@@ -7343,7 +7300,7 @@
               </w:trPr>
               <w:tc>
                 <w:tcPr>
-                  <w:tcW w:type="dxa" w:w="4689"/>
+                  <w:tcW w:type="dxa" w:w="1100"/>
                   <w:tcBorders>
                     <w:top w:val="single" w:color="D5D0C4" w:sz="4"/>
                     <w:left w:val="single" w:color="D5D0C4" w:sz="4"/>
@@ -7371,13 +7328,13 @@
                       <w:sz w:val="18"/>
                       <w:szCs w:val="18"/>
                     </w:rPr>
-                    <w:t xml:space="preserve">Booked after the join against Monday's figure</w:t>
-                  </w:r>
-                </w:p>
-              </w:tc>
-              <w:tc>
-                <w:tcPr>
-                  <w:tcW w:type="dxa" w:w="1573"/>
+                    <w:t xml:space="preserve">Store</w:t>
+                  </w:r>
+                </w:p>
+              </w:tc>
+              <w:tc>
+                <w:tcPr>
+                  <w:tcW w:type="dxa" w:w="1580"/>
                   <w:tcBorders>
                     <w:top w:val="single" w:color="D5D0C4" w:sz="4"/>
                     <w:left w:val="single" w:color="D5D0C4" w:sz="4"/>
@@ -7407,13 +7364,13 @@
                       <w:sz w:val="18"/>
                       <w:szCs w:val="18"/>
                     </w:rPr>
-                    <w:t xml:space="preserve">Rs 9,84,00,000</w:t>
-                  </w:r>
-                </w:p>
-              </w:tc>
-              <w:tc>
-                <w:tcPr>
-                  <w:tcW w:type="dxa" w:w="1573"/>
+                    <w:t xml:space="preserve">3,21,48,730</w:t>
+                  </w:r>
+                </w:p>
+              </w:tc>
+              <w:tc>
+                <w:tcPr>
+                  <w:tcW w:type="dxa" w:w="1820"/>
                   <w:tcBorders>
                     <w:top w:val="single" w:color="D5D0C4" w:sz="4"/>
                     <w:left w:val="single" w:color="D5D0C4" w:sz="4"/>
@@ -7443,13 +7400,13 @@
                       <w:sz w:val="18"/>
                       <w:szCs w:val="18"/>
                     </w:rPr>
-                    <w:t xml:space="preserve">Rs 9,84,00,000</w:t>
-                  </w:r>
-                </w:p>
-              </w:tc>
-              <w:tc>
-                <w:tcPr>
-                  <w:tcW w:type="dxa" w:w="1963"/>
+                    <w:t xml:space="preserve">3,11,90,920</w:t>
+                  </w:r>
+                </w:p>
+              </w:tc>
+              <w:tc>
+                <w:tcPr>
+                  <w:tcW w:type="dxa" w:w="3980"/>
                   <w:tcBorders>
                     <w:top w:val="single" w:color="D5D0C4" w:sz="4"/>
                     <w:left w:val="single" w:color="D5D0C4" w:sz="4"/>
@@ -7468,7 +7425,7 @@
                   <w:pPr>
                     <w:keepNext w:val="false"/>
                     <w:spacing w:after="0" w:line="252"/>
-                    <w:jc w:val="left"/>
+                    <w:jc w:val="right"/>
                   </w:pPr>
                   <w:r>
                     <w:rPr>
@@ -7479,7 +7436,7 @@
                       <w:sz w:val="18"/>
                       <w:szCs w:val="18"/>
                     </w:rPr>
-                    <w:t xml:space="preserve">Passes</w:t>
+                    <w:t xml:space="preserve">9,57,810</w:t>
                   </w:r>
                 </w:p>
               </w:tc>
@@ -7490,7 +7447,7 @@
               </w:trPr>
               <w:tc>
                 <w:tcPr>
-                  <w:tcW w:type="dxa" w:w="4689"/>
+                  <w:tcW w:type="dxa" w:w="1100"/>
                   <w:tcBorders>
                     <w:top w:val="single" w:color="D5D0C4" w:sz="4"/>
                     <w:left w:val="single" w:color="D5D0C4" w:sz="4"/>
@@ -7518,13 +7475,13 @@
                       <w:sz w:val="18"/>
                       <w:szCs w:val="18"/>
                     </w:rPr>
-                    <w:t xml:space="preserve">The gap against the unpaid list's booked value</w:t>
-                  </w:r>
-                </w:p>
-              </w:tc>
-              <w:tc>
-                <w:tcPr>
-                  <w:tcW w:type="dxa" w:w="1573"/>
+                    <w:t xml:space="preserve">Web</w:t>
+                  </w:r>
+                </w:p>
+              </w:tc>
+              <w:tc>
+                <w:tcPr>
+                  <w:tcW w:type="dxa" w:w="1580"/>
                   <w:tcBorders>
                     <w:top w:val="single" w:color="D5D0C4" w:sz="4"/>
                     <w:left w:val="single" w:color="D5D0C4" w:sz="4"/>
@@ -7554,13 +7511,13 @@
                       <w:sz w:val="18"/>
                       <w:szCs w:val="18"/>
                     </w:rPr>
-                    <w:t xml:space="preserve">Rs 17,33,180</w:t>
-                  </w:r>
-                </w:p>
-              </w:tc>
-              <w:tc>
-                <w:tcPr>
-                  <w:tcW w:type="dxa" w:w="1573"/>
+                    <w:t xml:space="preserve">2,36,61,000</w:t>
+                  </w:r>
+                </w:p>
+              </w:tc>
+              <w:tc>
+                <w:tcPr>
+                  <w:tcW w:type="dxa" w:w="1820"/>
                   <w:tcBorders>
                     <w:top w:val="single" w:color="D5D0C4" w:sz="4"/>
                     <w:left w:val="single" w:color="D5D0C4" w:sz="4"/>
@@ -7590,13 +7547,13 @@
                       <w:sz w:val="18"/>
                       <w:szCs w:val="18"/>
                     </w:rPr>
-                    <w:t xml:space="preserve">Rs 17,54,930</w:t>
-                  </w:r>
-                </w:p>
-              </w:tc>
-              <w:tc>
-                <w:tcPr>
-                  <w:tcW w:type="dxa" w:w="1963"/>
+                    <w:t xml:space="preserve">2,28,50,250</w:t>
+                  </w:r>
+                </w:p>
+              </w:tc>
+              <w:tc>
+                <w:tcPr>
+                  <w:tcW w:type="dxa" w:w="3980"/>
                   <w:tcBorders>
                     <w:top w:val="single" w:color="D5D0C4" w:sz="4"/>
                     <w:left w:val="single" w:color="D5D0C4" w:sz="4"/>
@@ -7615,7 +7572,7 @@
                   <w:pPr>
                     <w:keepNext w:val="false"/>
                     <w:spacing w:after="0" w:line="252"/>
-                    <w:jc w:val="left"/>
+                    <w:jc w:val="right"/>
                   </w:pPr>
                   <w:r>
                     <w:rPr>
@@ -7626,7 +7583,7 @@
                       <w:sz w:val="18"/>
                       <w:szCs w:val="18"/>
                     </w:rPr>
-                    <w:t xml:space="preserve">Fails by Rs 21,750</w:t>
+                    <w:t xml:space="preserve">7,89,000</w:t>
                   </w:r>
                 </w:p>
               </w:tc>
@@ -7698,7 +7655,7 @@
                 <w:sz w:val="21"/>
                 <w:szCs w:val="21"/>
               </w:rPr>
-              <w:t xml:space="preserve">It is the end of reporting day, and Anand expects the report tonight. Two checks pass, and the third fails by Rs 21,750 that nobody has explained yet. What do you send?</w:t>
+              <w:t xml:space="preserve">It is the end of the reporting day, and Anand expects the report tonight. In each channel the gap, booked less collected, should equal the unpaid orders' booked value. What do you send?</w:t>
             </w:r>
           </w:p>
           <w:p>
@@ -7726,7 +7683,7 @@
                 <w:sz w:val="20"/>
                 <w:szCs w:val="20"/>
               </w:rPr>
-              <w:t xml:space="preserve">Booked and collected, with Rs 21,750 added to the unpaid list so the bridge closes</w:t>
+              <w:t xml:space="preserve">Booked and collected for every channel, with any unexplained gap added to that channel's unpaid list</w:t>
             </w:r>
           </w:p>
           <w:p>
@@ -7754,7 +7711,7 @@
                 <w:sz w:val="20"/>
                 <w:szCs w:val="20"/>
               </w:rPr>
-              <w:t xml:space="preserve">Collected alone, as the figure Anand asked for, with the failed check in a footnote</w:t>
+              <w:t xml:space="preserve">Booked for every channel, collected for app and web, and store's collected held back</w:t>
             </w:r>
           </w:p>
           <w:p>
@@ -7782,7 +7739,7 @@
                 <w:sz w:val="20"/>
                 <w:szCs w:val="20"/>
               </w:rPr>
-              <w:t xml:space="preserve">Booked as it stands, with collected held back and the Rs 21,750 named as an open line</w:t>
+              <w:t xml:space="preserve">Booked for every channel, collected for app and store, and web's collected held back</w:t>
             </w:r>
           </w:p>
           <w:p>
@@ -7810,7 +7767,7 @@
                 <w:sz w:val="20"/>
                 <w:szCs w:val="20"/>
               </w:rPr>
-              <w:t xml:space="preserve">Nothing tonight, since a report with one failed check is trusted in none of its figures</w:t>
+              <w:t xml:space="preserve">Booked for every channel, with all collected held back until every bridge closes</w:t>
             </w:r>
           </w:p>
         </w:tc>
@@ -7882,56 +7839,769 @@
                 <w:sz w:val="18"/>
                 <w:szCs w:val="18"/>
               </w:rPr>
-              <w:t xml:space="preserve">   Public Health England's case data path in autumn 2020, as reported (GOV.UK, 2020; The Register, 2020).</w:t>
-            </w:r>
-          </w:p>
-          <w:p>
-            <w:pPr>
-              <w:keepNext/>
-              <w:spacing w:after="80" w:before="80"/>
-              <w:jc w:val="center"/>
-            </w:pPr>
-            <w:r>
-              <w:drawing>
-                <wp:inline distT="0" distB="0" distL="0" distR="0">
-                  <wp:extent cx="5905500" cy="742950"/>
-                  <wp:effectExtent t="0" r="0" b="0" l="0"/>
-                  <wp:docPr id="1" name="" descr="" title=""/>
-                  <wp:cNvGraphicFramePr>
-                    <a:graphicFrameLocks xmlns:a="http://schemas.openxmlformats.org/drawingml/2006/main" noChangeAspect="1"/>
-                  </wp:cNvGraphicFramePr>
-                  <a:graphic xmlns:a="http://schemas.openxmlformats.org/drawingml/2006/main">
-                    <a:graphicData uri="http://schemas.openxmlformats.org/drawingml/2006/picture">
-                      <pic:pic xmlns:pic="http://schemas.openxmlformats.org/drawingml/2006/picture">
-                        <pic:nvPicPr>
-                          <pic:cNvPr id="0" name="" descr=""/>
-                          <pic:cNvPicPr>
-                            <a:picLocks noChangeAspect="1" noChangeArrowheads="1"/>
-                          </pic:cNvPicPr>
-                        </pic:nvPicPr>
-                        <pic:blipFill>
-                          <a:blip r:embed="rId11" cstate="none"/>
-                          <a:srcRect/>
-                          <a:stretch>
-                            <a:fillRect/>
-                          </a:stretch>
-                        </pic:blipFill>
-                        <pic:spPr bwMode="auto">
-                          <a:xfrm>
-                            <a:off x="0" y="0"/>
-                            <a:ext cx="5905500" cy="742950"/>
-                          </a:xfrm>
-                          <a:prstGeom prst="rect">
-                            <a:avLst/>
-                          </a:prstGeom>
-                        </pic:spPr>
-                      </pic:pic>
-                    </a:graphicData>
-                  </a:graphic>
-                </wp:inline>
-              </w:drawing>
-            </w:r>
-          </w:p>
+              <w:t xml:space="preserve">   Suppose one day's files from three labs looked like this; the counts are illustrative. An .xls sheet holds 65,536 rows, one of them the header.</w:t>
+            </w:r>
+          </w:p>
+          <w:tbl>
+            <w:tblPr>
+              <w:tblW w:type="dxa" w:w="9797"/>
+              <w:tblBorders>
+                <w:top w:val="single" w:color="D5D0C4" w:sz="4"/>
+                <w:left w:val="single" w:color="D5D0C4" w:sz="4"/>
+                <w:bottom w:val="single" w:color="D5D0C4" w:sz="4"/>
+                <w:right w:val="single" w:color="D5D0C4" w:sz="4"/>
+                <w:insideH w:val="single" w:color="D5D0C4" w:sz="4"/>
+                <w:insideV w:val="single" w:color="D5D0C4" w:sz="4"/>
+              </w:tblBorders>
+            </w:tblPr>
+            <w:tblGrid>
+              <w:gridCol w:w="932"/>
+              <w:gridCol w:w="2400"/>
+              <w:gridCol w:w="2675"/>
+              <w:gridCol w:w="1207"/>
+              <w:gridCol w:w="2583"/>
+            </w:tblGrid>
+            <w:tr>
+              <w:trPr>
+                <w:cantSplit/>
+                <w:tblHeader/>
+              </w:trPr>
+              <w:tc>
+                <w:tcPr>
+                  <w:tcW w:type="dxa" w:w="932"/>
+                  <w:tcBorders>
+                    <w:top w:val="single" w:color="D5D0C4" w:sz="4"/>
+                    <w:left w:val="single" w:color="D5D0C4" w:sz="4"/>
+                    <w:bottom w:val="single" w:color="D5D0C4" w:sz="4"/>
+                    <w:right w:val="single" w:color="D5D0C4" w:sz="4"/>
+                  </w:tcBorders>
+                  <w:shd w:fill="F9F8F3" w:color="auto" w:val="clear"/>
+                  <w:tcMar>
+                    <w:top w:type="dxa" w:w="40"/>
+                    <w:left w:type="dxa" w:w="100"/>
+                    <w:bottom w:type="dxa" w:w="40"/>
+                    <w:right w:type="dxa" w:w="100"/>
+                  </w:tcMar>
+                  <w:vAlign w:val="center"/>
+                </w:tcPr>
+                <w:p>
+                  <w:pPr>
+                    <w:keepNext/>
+                    <w:spacing w:after="0" w:line="240"/>
+                    <w:jc w:val="left"/>
+                  </w:pPr>
+                  <w:r>
+                    <w:rPr>
+                      <w:rFonts w:ascii="Arial" w:cs="Arial" w:eastAsia="Arial" w:hAnsi="Arial"/>
+                      <w:b/>
+                      <w:bCs/>
+                      <w:color w:val="1C1B16"/>
+                      <w:sz w:val="18"/>
+                      <w:szCs w:val="18"/>
+                    </w:rPr>
+                    <w:t xml:space="preserve">Lab file</w:t>
+                  </w:r>
+                </w:p>
+              </w:tc>
+              <w:tc>
+                <w:tcPr>
+                  <w:tcW w:type="dxa" w:w="2400"/>
+                  <w:tcBorders>
+                    <w:top w:val="single" w:color="D5D0C4" w:sz="4"/>
+                    <w:left w:val="single" w:color="D5D0C4" w:sz="4"/>
+                    <w:bottom w:val="single" w:color="D5D0C4" w:sz="4"/>
+                    <w:right w:val="single" w:color="D5D0C4" w:sz="4"/>
+                  </w:tcBorders>
+                  <w:shd w:fill="F9F8F3" w:color="auto" w:val="clear"/>
+                  <w:tcMar>
+                    <w:top w:type="dxa" w:w="40"/>
+                    <w:left w:type="dxa" w:w="100"/>
+                    <w:bottom w:type="dxa" w:w="40"/>
+                    <w:right w:type="dxa" w:w="100"/>
+                  </w:tcMar>
+                  <w:vAlign w:val="center"/>
+                </w:tcPr>
+                <w:p>
+                  <w:pPr>
+                    <w:keepNext/>
+                    <w:spacing w:after="0" w:line="240"/>
+                    <w:jc w:val="left"/>
+                  </w:pPr>
+                  <w:r>
+                    <w:rPr>
+                      <w:rFonts w:ascii="Arial" w:cs="Arial" w:eastAsia="Arial" w:hAnsi="Arial"/>
+                      <w:b/>
+                      <w:bCs/>
+                      <w:color w:val="1C1B16"/>
+                      <w:sz w:val="18"/>
+                      <w:szCs w:val="18"/>
+                    </w:rPr>
+                    <w:t xml:space="preserve">Records in the lab's CSV</w:t>
+                  </w:r>
+                </w:p>
+              </w:tc>
+              <w:tc>
+                <w:tcPr>
+                  <w:tcW w:type="dxa" w:w="2675"/>
+                  <w:tcBorders>
+                    <w:top w:val="single" w:color="D5D0C4" w:sz="4"/>
+                    <w:left w:val="single" w:color="D5D0C4" w:sz="4"/>
+                    <w:bottom w:val="single" w:color="D5D0C4" w:sz="4"/>
+                    <w:right w:val="single" w:color="D5D0C4" w:sz="4"/>
+                  </w:tcBorders>
+                  <w:shd w:fill="F9F8F3" w:color="auto" w:val="clear"/>
+                  <w:tcMar>
+                    <w:top w:type="dxa" w:w="40"/>
+                    <w:left w:type="dxa" w:w="100"/>
+                    <w:bottom w:type="dxa" w:w="40"/>
+                    <w:right w:type="dxa" w:w="100"/>
+                  </w:tcMar>
+                  <w:vAlign w:val="center"/>
+                </w:tcPr>
+                <w:p>
+                  <w:pPr>
+                    <w:keepNext/>
+                    <w:spacing w:after="0" w:line="240"/>
+                    <w:jc w:val="left"/>
+                  </w:pPr>
+                  <w:r>
+                    <w:rPr>
+                      <w:rFonts w:ascii="Arial" w:cs="Arial" w:eastAsia="Arial" w:hAnsi="Arial"/>
+                      <w:b/>
+                      <w:bCs/>
+                      <w:color w:val="1C1B16"/>
+                      <w:sz w:val="18"/>
+                      <w:szCs w:val="18"/>
+                    </w:rPr>
+                    <w:t xml:space="preserve">Data rows in the .xls sheet</w:t>
+                  </w:r>
+                </w:p>
+              </w:tc>
+              <w:tc>
+                <w:tcPr>
+                  <w:tcW w:type="dxa" w:w="1207"/>
+                  <w:tcBorders>
+                    <w:top w:val="single" w:color="D5D0C4" w:sz="4"/>
+                    <w:left w:val="single" w:color="D5D0C4" w:sz="4"/>
+                    <w:bottom w:val="single" w:color="D5D0C4" w:sz="4"/>
+                    <w:right w:val="single" w:color="D5D0C4" w:sz="4"/>
+                  </w:tcBorders>
+                  <w:shd w:fill="F9F8F3" w:color="auto" w:val="clear"/>
+                  <w:tcMar>
+                    <w:top w:type="dxa" w:w="40"/>
+                    <w:left w:type="dxa" w:w="100"/>
+                    <w:bottom w:type="dxa" w:w="40"/>
+                    <w:right w:type="dxa" w:w="100"/>
+                  </w:tcMar>
+                  <w:vAlign w:val="center"/>
+                </w:tcPr>
+                <w:p>
+                  <w:pPr>
+                    <w:keepNext/>
+                    <w:spacing w:after="0" w:line="240"/>
+                    <w:jc w:val="left"/>
+                  </w:pPr>
+                  <w:r>
+                    <w:rPr>
+                      <w:rFonts w:ascii="Arial" w:cs="Arial" w:eastAsia="Arial" w:hAnsi="Arial"/>
+                      <w:b/>
+                      <w:bCs/>
+                      <w:color w:val="1C1B16"/>
+                      <w:sz w:val="18"/>
+                      <w:szCs w:val="18"/>
+                    </w:rPr>
+                    <w:t xml:space="preserve">Rows loaded</w:t>
+                  </w:r>
+                </w:p>
+              </w:tc>
+              <w:tc>
+                <w:tcPr>
+                  <w:tcW w:type="dxa" w:w="2583"/>
+                  <w:tcBorders>
+                    <w:top w:val="single" w:color="D5D0C4" w:sz="4"/>
+                    <w:left w:val="single" w:color="D5D0C4" w:sz="4"/>
+                    <w:bottom w:val="single" w:color="D5D0C4" w:sz="4"/>
+                    <w:right w:val="single" w:color="D5D0C4" w:sz="4"/>
+                  </w:tcBorders>
+                  <w:shd w:fill="F9F8F3" w:color="auto" w:val="clear"/>
+                  <w:tcMar>
+                    <w:top w:type="dxa" w:w="40"/>
+                    <w:left w:type="dxa" w:w="100"/>
+                    <w:bottom w:type="dxa" w:w="40"/>
+                    <w:right w:type="dxa" w:w="100"/>
+                  </w:tcMar>
+                  <w:vAlign w:val="center"/>
+                </w:tcPr>
+                <w:p>
+                  <w:pPr>
+                    <w:keepNext/>
+                    <w:spacing w:after="0" w:line="240"/>
+                    <w:jc w:val="left"/>
+                  </w:pPr>
+                  <w:r>
+                    <w:rPr>
+                      <w:rFonts w:ascii="Arial" w:cs="Arial" w:eastAsia="Arial" w:hAnsi="Arial"/>
+                      <w:b/>
+                      <w:bCs/>
+                      <w:color w:val="1C1B16"/>
+                      <w:sz w:val="18"/>
+                      <w:szCs w:val="18"/>
+                    </w:rPr>
+                    <w:t xml:space="preserve">Rows loaded the day before</w:t>
+                  </w:r>
+                </w:p>
+              </w:tc>
+            </w:tr>
+            <w:tr>
+              <w:trPr>
+                <w:cantSplit/>
+              </w:trPr>
+              <w:tc>
+                <w:tcPr>
+                  <w:tcW w:type="dxa" w:w="932"/>
+                  <w:tcBorders>
+                    <w:top w:val="single" w:color="D5D0C4" w:sz="4"/>
+                    <w:left w:val="single" w:color="D5D0C4" w:sz="4"/>
+                    <w:bottom w:val="single" w:color="D5D0C4" w:sz="4"/>
+                    <w:right w:val="single" w:color="D5D0C4" w:sz="4"/>
+                  </w:tcBorders>
+                  <w:tcMar>
+                    <w:top w:type="dxa" w:w="40"/>
+                    <w:left w:type="dxa" w:w="100"/>
+                    <w:bottom w:type="dxa" w:w="40"/>
+                    <w:right w:type="dxa" w:w="100"/>
+                  </w:tcMar>
+                  <w:vAlign w:val="center"/>
+                </w:tcPr>
+                <w:p>
+                  <w:pPr>
+                    <w:keepNext w:val="false"/>
+                    <w:spacing w:after="0" w:line="252"/>
+                    <w:jc w:val="left"/>
+                  </w:pPr>
+                  <w:r>
+                    <w:rPr>
+                      <w:rFonts w:ascii="Arial" w:cs="Arial" w:eastAsia="Arial" w:hAnsi="Arial"/>
+                      <w:color w:val="1C1B16"/>
+                      <w:sz w:val="18"/>
+                      <w:szCs w:val="18"/>
+                    </w:rPr>
+                    <w:t xml:space="preserve">Lab A</w:t>
+                  </w:r>
+                </w:p>
+              </w:tc>
+              <w:tc>
+                <w:tcPr>
+                  <w:tcW w:type="dxa" w:w="2400"/>
+                  <w:tcBorders>
+                    <w:top w:val="single" w:color="D5D0C4" w:sz="4"/>
+                    <w:left w:val="single" w:color="D5D0C4" w:sz="4"/>
+                    <w:bottom w:val="single" w:color="D5D0C4" w:sz="4"/>
+                    <w:right w:val="single" w:color="D5D0C4" w:sz="4"/>
+                  </w:tcBorders>
+                  <w:tcMar>
+                    <w:top w:type="dxa" w:w="40"/>
+                    <w:left w:type="dxa" w:w="100"/>
+                    <w:bottom w:type="dxa" w:w="40"/>
+                    <w:right w:type="dxa" w:w="100"/>
+                  </w:tcMar>
+                  <w:vAlign w:val="center"/>
+                </w:tcPr>
+                <w:p>
+                  <w:pPr>
+                    <w:keepNext w:val="false"/>
+                    <w:spacing w:after="0" w:line="252"/>
+                    <w:jc w:val="right"/>
+                  </w:pPr>
+                  <w:r>
+                    <w:rPr>
+                      <w:rFonts w:ascii="Arial" w:cs="Arial" w:eastAsia="Arial" w:hAnsi="Arial"/>
+                      <w:b w:val="false"/>
+                      <w:bCs w:val="false"/>
+                      <w:color w:val="1C1B16"/>
+                      <w:sz w:val="18"/>
+                      <w:szCs w:val="18"/>
+                    </w:rPr>
+                    <w:t xml:space="preserve">41,200</w:t>
+                  </w:r>
+                </w:p>
+              </w:tc>
+              <w:tc>
+                <w:tcPr>
+                  <w:tcW w:type="dxa" w:w="2675"/>
+                  <w:tcBorders>
+                    <w:top w:val="single" w:color="D5D0C4" w:sz="4"/>
+                    <w:left w:val="single" w:color="D5D0C4" w:sz="4"/>
+                    <w:bottom w:val="single" w:color="D5D0C4" w:sz="4"/>
+                    <w:right w:val="single" w:color="D5D0C4" w:sz="4"/>
+                  </w:tcBorders>
+                  <w:tcMar>
+                    <w:top w:type="dxa" w:w="40"/>
+                    <w:left w:type="dxa" w:w="100"/>
+                    <w:bottom w:type="dxa" w:w="40"/>
+                    <w:right w:type="dxa" w:w="100"/>
+                  </w:tcMar>
+                  <w:vAlign w:val="center"/>
+                </w:tcPr>
+                <w:p>
+                  <w:pPr>
+                    <w:keepNext w:val="false"/>
+                    <w:spacing w:after="0" w:line="252"/>
+                    <w:jc w:val="right"/>
+                  </w:pPr>
+                  <w:r>
+                    <w:rPr>
+                      <w:rFonts w:ascii="Arial" w:cs="Arial" w:eastAsia="Arial" w:hAnsi="Arial"/>
+                      <w:b w:val="false"/>
+                      <w:bCs w:val="false"/>
+                      <w:color w:val="1C1B16"/>
+                      <w:sz w:val="18"/>
+                      <w:szCs w:val="18"/>
+                    </w:rPr>
+                    <w:t xml:space="preserve">41,200</w:t>
+                  </w:r>
+                </w:p>
+              </w:tc>
+              <w:tc>
+                <w:tcPr>
+                  <w:tcW w:type="dxa" w:w="1207"/>
+                  <w:tcBorders>
+                    <w:top w:val="single" w:color="D5D0C4" w:sz="4"/>
+                    <w:left w:val="single" w:color="D5D0C4" w:sz="4"/>
+                    <w:bottom w:val="single" w:color="D5D0C4" w:sz="4"/>
+                    <w:right w:val="single" w:color="D5D0C4" w:sz="4"/>
+                  </w:tcBorders>
+                  <w:tcMar>
+                    <w:top w:type="dxa" w:w="40"/>
+                    <w:left w:type="dxa" w:w="100"/>
+                    <w:bottom w:type="dxa" w:w="40"/>
+                    <w:right w:type="dxa" w:w="100"/>
+                  </w:tcMar>
+                  <w:vAlign w:val="center"/>
+                </w:tcPr>
+                <w:p>
+                  <w:pPr>
+                    <w:keepNext w:val="false"/>
+                    <w:spacing w:after="0" w:line="252"/>
+                    <w:jc w:val="right"/>
+                  </w:pPr>
+                  <w:r>
+                    <w:rPr>
+                      <w:rFonts w:ascii="Arial" w:cs="Arial" w:eastAsia="Arial" w:hAnsi="Arial"/>
+                      <w:b w:val="false"/>
+                      <w:bCs w:val="false"/>
+                      <w:color w:val="1C1B16"/>
+                      <w:sz w:val="18"/>
+                      <w:szCs w:val="18"/>
+                    </w:rPr>
+                    <w:t xml:space="preserve">41,200</w:t>
+                  </w:r>
+                </w:p>
+              </w:tc>
+              <w:tc>
+                <w:tcPr>
+                  <w:tcW w:type="dxa" w:w="2583"/>
+                  <w:tcBorders>
+                    <w:top w:val="single" w:color="D5D0C4" w:sz="4"/>
+                    <w:left w:val="single" w:color="D5D0C4" w:sz="4"/>
+                    <w:bottom w:val="single" w:color="D5D0C4" w:sz="4"/>
+                    <w:right w:val="single" w:color="D5D0C4" w:sz="4"/>
+                  </w:tcBorders>
+                  <w:tcMar>
+                    <w:top w:type="dxa" w:w="40"/>
+                    <w:left w:type="dxa" w:w="100"/>
+                    <w:bottom w:type="dxa" w:w="40"/>
+                    <w:right w:type="dxa" w:w="100"/>
+                  </w:tcMar>
+                  <w:vAlign w:val="center"/>
+                </w:tcPr>
+                <w:p>
+                  <w:pPr>
+                    <w:keepNext w:val="false"/>
+                    <w:spacing w:after="0" w:line="252"/>
+                    <w:jc w:val="right"/>
+                  </w:pPr>
+                  <w:r>
+                    <w:rPr>
+                      <w:rFonts w:ascii="Arial" w:cs="Arial" w:eastAsia="Arial" w:hAnsi="Arial"/>
+                      <w:b w:val="false"/>
+                      <w:bCs w:val="false"/>
+                      <w:color w:val="1C1B16"/>
+                      <w:sz w:val="18"/>
+                      <w:szCs w:val="18"/>
+                    </w:rPr>
+                    <w:t xml:space="preserve">39,850</w:t>
+                  </w:r>
+                </w:p>
+              </w:tc>
+            </w:tr>
+            <w:tr>
+              <w:trPr>
+                <w:cantSplit/>
+              </w:trPr>
+              <w:tc>
+                <w:tcPr>
+                  <w:tcW w:type="dxa" w:w="932"/>
+                  <w:tcBorders>
+                    <w:top w:val="single" w:color="D5D0C4" w:sz="4"/>
+                    <w:left w:val="single" w:color="D5D0C4" w:sz="4"/>
+                    <w:bottom w:val="single" w:color="D5D0C4" w:sz="4"/>
+                    <w:right w:val="single" w:color="D5D0C4" w:sz="4"/>
+                  </w:tcBorders>
+                  <w:tcMar>
+                    <w:top w:type="dxa" w:w="40"/>
+                    <w:left w:type="dxa" w:w="100"/>
+                    <w:bottom w:type="dxa" w:w="40"/>
+                    <w:right w:type="dxa" w:w="100"/>
+                  </w:tcMar>
+                  <w:vAlign w:val="center"/>
+                </w:tcPr>
+                <w:p>
+                  <w:pPr>
+                    <w:keepNext w:val="false"/>
+                    <w:spacing w:after="0" w:line="252"/>
+                    <w:jc w:val="left"/>
+                  </w:pPr>
+                  <w:r>
+                    <w:rPr>
+                      <w:rFonts w:ascii="Arial" w:cs="Arial" w:eastAsia="Arial" w:hAnsi="Arial"/>
+                      <w:color w:val="1C1B16"/>
+                      <w:sz w:val="18"/>
+                      <w:szCs w:val="18"/>
+                    </w:rPr>
+                    <w:t xml:space="preserve">Lab B</w:t>
+                  </w:r>
+                </w:p>
+              </w:tc>
+              <w:tc>
+                <w:tcPr>
+                  <w:tcW w:type="dxa" w:w="2400"/>
+                  <w:tcBorders>
+                    <w:top w:val="single" w:color="D5D0C4" w:sz="4"/>
+                    <w:left w:val="single" w:color="D5D0C4" w:sz="4"/>
+                    <w:bottom w:val="single" w:color="D5D0C4" w:sz="4"/>
+                    <w:right w:val="single" w:color="D5D0C4" w:sz="4"/>
+                  </w:tcBorders>
+                  <w:tcMar>
+                    <w:top w:type="dxa" w:w="40"/>
+                    <w:left w:type="dxa" w:w="100"/>
+                    <w:bottom w:type="dxa" w:w="40"/>
+                    <w:right w:type="dxa" w:w="100"/>
+                  </w:tcMar>
+                  <w:vAlign w:val="center"/>
+                </w:tcPr>
+                <w:p>
+                  <w:pPr>
+                    <w:keepNext w:val="false"/>
+                    <w:spacing w:after="0" w:line="252"/>
+                    <w:jc w:val="right"/>
+                  </w:pPr>
+                  <w:r>
+                    <w:rPr>
+                      <w:rFonts w:ascii="Arial" w:cs="Arial" w:eastAsia="Arial" w:hAnsi="Arial"/>
+                      <w:b w:val="false"/>
+                      <w:bCs w:val="false"/>
+                      <w:color w:val="1C1B16"/>
+                      <w:sz w:val="18"/>
+                      <w:szCs w:val="18"/>
+                    </w:rPr>
+                    <w:t xml:space="preserve">70,900</w:t>
+                  </w:r>
+                </w:p>
+              </w:tc>
+              <w:tc>
+                <w:tcPr>
+                  <w:tcW w:type="dxa" w:w="2675"/>
+                  <w:tcBorders>
+                    <w:top w:val="single" w:color="D5D0C4" w:sz="4"/>
+                    <w:left w:val="single" w:color="D5D0C4" w:sz="4"/>
+                    <w:bottom w:val="single" w:color="D5D0C4" w:sz="4"/>
+                    <w:right w:val="single" w:color="D5D0C4" w:sz="4"/>
+                  </w:tcBorders>
+                  <w:tcMar>
+                    <w:top w:type="dxa" w:w="40"/>
+                    <w:left w:type="dxa" w:w="100"/>
+                    <w:bottom w:type="dxa" w:w="40"/>
+                    <w:right w:type="dxa" w:w="100"/>
+                  </w:tcMar>
+                  <w:vAlign w:val="center"/>
+                </w:tcPr>
+                <w:p>
+                  <w:pPr>
+                    <w:keepNext w:val="false"/>
+                    <w:spacing w:after="0" w:line="252"/>
+                    <w:jc w:val="right"/>
+                  </w:pPr>
+                  <w:r>
+                    <w:rPr>
+                      <w:rFonts w:ascii="Arial" w:cs="Arial" w:eastAsia="Arial" w:hAnsi="Arial"/>
+                      <w:b w:val="false"/>
+                      <w:bCs w:val="false"/>
+                      <w:color w:val="1C1B16"/>
+                      <w:sz w:val="18"/>
+                      <w:szCs w:val="18"/>
+                    </w:rPr>
+                    <w:t xml:space="preserve">65,535</w:t>
+                  </w:r>
+                </w:p>
+              </w:tc>
+              <w:tc>
+                <w:tcPr>
+                  <w:tcW w:type="dxa" w:w="1207"/>
+                  <w:tcBorders>
+                    <w:top w:val="single" w:color="D5D0C4" w:sz="4"/>
+                    <w:left w:val="single" w:color="D5D0C4" w:sz="4"/>
+                    <w:bottom w:val="single" w:color="D5D0C4" w:sz="4"/>
+                    <w:right w:val="single" w:color="D5D0C4" w:sz="4"/>
+                  </w:tcBorders>
+                  <w:tcMar>
+                    <w:top w:type="dxa" w:w="40"/>
+                    <w:left w:type="dxa" w:w="100"/>
+                    <w:bottom w:type="dxa" w:w="40"/>
+                    <w:right w:type="dxa" w:w="100"/>
+                  </w:tcMar>
+                  <w:vAlign w:val="center"/>
+                </w:tcPr>
+                <w:p>
+                  <w:pPr>
+                    <w:keepNext w:val="false"/>
+                    <w:spacing w:after="0" w:line="252"/>
+                    <w:jc w:val="right"/>
+                  </w:pPr>
+                  <w:r>
+                    <w:rPr>
+                      <w:rFonts w:ascii="Arial" w:cs="Arial" w:eastAsia="Arial" w:hAnsi="Arial"/>
+                      <w:b w:val="false"/>
+                      <w:bCs w:val="false"/>
+                      <w:color w:val="1C1B16"/>
+                      <w:sz w:val="18"/>
+                      <w:szCs w:val="18"/>
+                    </w:rPr>
+                    <w:t xml:space="preserve">65,535</w:t>
+                  </w:r>
+                </w:p>
+              </w:tc>
+              <w:tc>
+                <w:tcPr>
+                  <w:tcW w:type="dxa" w:w="2583"/>
+                  <w:tcBorders>
+                    <w:top w:val="single" w:color="D5D0C4" w:sz="4"/>
+                    <w:left w:val="single" w:color="D5D0C4" w:sz="4"/>
+                    <w:bottom w:val="single" w:color="D5D0C4" w:sz="4"/>
+                    <w:right w:val="single" w:color="D5D0C4" w:sz="4"/>
+                  </w:tcBorders>
+                  <w:tcMar>
+                    <w:top w:type="dxa" w:w="40"/>
+                    <w:left w:type="dxa" w:w="100"/>
+                    <w:bottom w:type="dxa" w:w="40"/>
+                    <w:right w:type="dxa" w:w="100"/>
+                  </w:tcMar>
+                  <w:vAlign w:val="center"/>
+                </w:tcPr>
+                <w:p>
+                  <w:pPr>
+                    <w:keepNext w:val="false"/>
+                    <w:spacing w:after="0" w:line="252"/>
+                    <w:jc w:val="right"/>
+                  </w:pPr>
+                  <w:r>
+                    <w:rPr>
+                      <w:rFonts w:ascii="Arial" w:cs="Arial" w:eastAsia="Arial" w:hAnsi="Arial"/>
+                      <w:b w:val="false"/>
+                      <w:bCs w:val="false"/>
+                      <w:color w:val="1C1B16"/>
+                      <w:sz w:val="18"/>
+                      <w:szCs w:val="18"/>
+                    </w:rPr>
+                    <w:t xml:space="preserve">61,020</w:t>
+                  </w:r>
+                </w:p>
+              </w:tc>
+            </w:tr>
+            <w:tr>
+              <w:trPr>
+                <w:cantSplit/>
+              </w:trPr>
+              <w:tc>
+                <w:tcPr>
+                  <w:tcW w:type="dxa" w:w="932"/>
+                  <w:tcBorders>
+                    <w:top w:val="single" w:color="D5D0C4" w:sz="4"/>
+                    <w:left w:val="single" w:color="D5D0C4" w:sz="4"/>
+                    <w:bottom w:val="single" w:color="D5D0C4" w:sz="4"/>
+                    <w:right w:val="single" w:color="D5D0C4" w:sz="4"/>
+                  </w:tcBorders>
+                  <w:tcMar>
+                    <w:top w:type="dxa" w:w="40"/>
+                    <w:left w:type="dxa" w:w="100"/>
+                    <w:bottom w:type="dxa" w:w="40"/>
+                    <w:right w:type="dxa" w:w="100"/>
+                  </w:tcMar>
+                  <w:vAlign w:val="center"/>
+                </w:tcPr>
+                <w:p>
+                  <w:pPr>
+                    <w:keepNext w:val="false"/>
+                    <w:spacing w:after="0" w:line="252"/>
+                    <w:jc w:val="left"/>
+                  </w:pPr>
+                  <w:r>
+                    <w:rPr>
+                      <w:rFonts w:ascii="Arial" w:cs="Arial" w:eastAsia="Arial" w:hAnsi="Arial"/>
+                      <w:color w:val="1C1B16"/>
+                      <w:sz w:val="18"/>
+                      <w:szCs w:val="18"/>
+                    </w:rPr>
+                    <w:t xml:space="preserve">Lab C</w:t>
+                  </w:r>
+                </w:p>
+              </w:tc>
+              <w:tc>
+                <w:tcPr>
+                  <w:tcW w:type="dxa" w:w="2400"/>
+                  <w:tcBorders>
+                    <w:top w:val="single" w:color="D5D0C4" w:sz="4"/>
+                    <w:left w:val="single" w:color="D5D0C4" w:sz="4"/>
+                    <w:bottom w:val="single" w:color="D5D0C4" w:sz="4"/>
+                    <w:right w:val="single" w:color="D5D0C4" w:sz="4"/>
+                  </w:tcBorders>
+                  <w:tcMar>
+                    <w:top w:type="dxa" w:w="40"/>
+                    <w:left w:type="dxa" w:w="100"/>
+                    <w:bottom w:type="dxa" w:w="40"/>
+                    <w:right w:type="dxa" w:w="100"/>
+                  </w:tcMar>
+                  <w:vAlign w:val="center"/>
+                </w:tcPr>
+                <w:p>
+                  <w:pPr>
+                    <w:keepNext w:val="false"/>
+                    <w:spacing w:after="0" w:line="252"/>
+                    <w:jc w:val="right"/>
+                  </w:pPr>
+                  <w:r>
+                    <w:rPr>
+                      <w:rFonts w:ascii="Arial" w:cs="Arial" w:eastAsia="Arial" w:hAnsi="Arial"/>
+                      <w:b w:val="false"/>
+                      <w:bCs w:val="false"/>
+                      <w:color w:val="1C1B16"/>
+                      <w:sz w:val="18"/>
+                      <w:szCs w:val="18"/>
+                    </w:rPr>
+                    <w:t xml:space="preserve">12,480</w:t>
+                  </w:r>
+                </w:p>
+              </w:tc>
+              <w:tc>
+                <w:tcPr>
+                  <w:tcW w:type="dxa" w:w="2675"/>
+                  <w:tcBorders>
+                    <w:top w:val="single" w:color="D5D0C4" w:sz="4"/>
+                    <w:left w:val="single" w:color="D5D0C4" w:sz="4"/>
+                    <w:bottom w:val="single" w:color="D5D0C4" w:sz="4"/>
+                    <w:right w:val="single" w:color="D5D0C4" w:sz="4"/>
+                  </w:tcBorders>
+                  <w:tcMar>
+                    <w:top w:type="dxa" w:w="40"/>
+                    <w:left w:type="dxa" w:w="100"/>
+                    <w:bottom w:type="dxa" w:w="40"/>
+                    <w:right w:type="dxa" w:w="100"/>
+                  </w:tcMar>
+                  <w:vAlign w:val="center"/>
+                </w:tcPr>
+                <w:p>
+                  <w:pPr>
+                    <w:keepNext w:val="false"/>
+                    <w:spacing w:after="0" w:line="252"/>
+                    <w:jc w:val="right"/>
+                  </w:pPr>
+                  <w:r>
+                    <w:rPr>
+                      <w:rFonts w:ascii="Arial" w:cs="Arial" w:eastAsia="Arial" w:hAnsi="Arial"/>
+                      <w:b w:val="false"/>
+                      <w:bCs w:val="false"/>
+                      <w:color w:val="1C1B16"/>
+                      <w:sz w:val="18"/>
+                      <w:szCs w:val="18"/>
+                    </w:rPr>
+                    <w:t xml:space="preserve">12,480</w:t>
+                  </w:r>
+                </w:p>
+              </w:tc>
+              <w:tc>
+                <w:tcPr>
+                  <w:tcW w:type="dxa" w:w="1207"/>
+                  <w:tcBorders>
+                    <w:top w:val="single" w:color="D5D0C4" w:sz="4"/>
+                    <w:left w:val="single" w:color="D5D0C4" w:sz="4"/>
+                    <w:bottom w:val="single" w:color="D5D0C4" w:sz="4"/>
+                    <w:right w:val="single" w:color="D5D0C4" w:sz="4"/>
+                  </w:tcBorders>
+                  <w:tcMar>
+                    <w:top w:type="dxa" w:w="40"/>
+                    <w:left w:type="dxa" w:w="100"/>
+                    <w:bottom w:type="dxa" w:w="40"/>
+                    <w:right w:type="dxa" w:w="100"/>
+                  </w:tcMar>
+                  <w:vAlign w:val="center"/>
+                </w:tcPr>
+                <w:p>
+                  <w:pPr>
+                    <w:keepNext w:val="false"/>
+                    <w:spacing w:after="0" w:line="252"/>
+                    <w:jc w:val="right"/>
+                  </w:pPr>
+                  <w:r>
+                    <w:rPr>
+                      <w:rFonts w:ascii="Arial" w:cs="Arial" w:eastAsia="Arial" w:hAnsi="Arial"/>
+                      <w:b w:val="false"/>
+                      <w:bCs w:val="false"/>
+                      <w:color w:val="1C1B16"/>
+                      <w:sz w:val="18"/>
+                      <w:szCs w:val="18"/>
+                    </w:rPr>
+                    <w:t xml:space="preserve">12,480</w:t>
+                  </w:r>
+                </w:p>
+              </w:tc>
+              <w:tc>
+                <w:tcPr>
+                  <w:tcW w:type="dxa" w:w="2583"/>
+                  <w:tcBorders>
+                    <w:top w:val="single" w:color="D5D0C4" w:sz="4"/>
+                    <w:left w:val="single" w:color="D5D0C4" w:sz="4"/>
+                    <w:bottom w:val="single" w:color="D5D0C4" w:sz="4"/>
+                    <w:right w:val="single" w:color="D5D0C4" w:sz="4"/>
+                  </w:tcBorders>
+                  <w:tcMar>
+                    <w:top w:type="dxa" w:w="40"/>
+                    <w:left w:type="dxa" w:w="100"/>
+                    <w:bottom w:type="dxa" w:w="40"/>
+                    <w:right w:type="dxa" w:w="100"/>
+                  </w:tcMar>
+                  <w:vAlign w:val="center"/>
+                </w:tcPr>
+                <w:p>
+                  <w:pPr>
+                    <w:keepNext w:val="false"/>
+                    <w:spacing w:after="0" w:line="252"/>
+                    <w:jc w:val="right"/>
+                  </w:pPr>
+                  <w:r>
+                    <w:rPr>
+                      <w:rFonts w:ascii="Arial" w:cs="Arial" w:eastAsia="Arial" w:hAnsi="Arial"/>
+                      <w:b w:val="false"/>
+                      <w:bCs w:val="false"/>
+                      <w:color w:val="1C1B16"/>
+                      <w:sz w:val="18"/>
+                      <w:szCs w:val="18"/>
+                    </w:rPr>
+                    <w:t xml:space="preserve">13,110</w:t>
+                  </w:r>
+                </w:p>
+              </w:tc>
+            </w:tr>
+          </w:tbl>
           <w:p>
             <w:pPr>
               <w:keepNext/>
@@ -7998,7 +8668,7 @@
                 <w:sz w:val="21"/>
                 <w:szCs w:val="21"/>
               </w:rPr>
-              <w:t xml:space="preserve">In October 2020 Public Health England found that 15,841 positive COVID-19 cases from 25 September to 2 October had been left out of the daily figures, because some files were larger than the load could take (GOV.UK, 2020); rows past the old format's limit were dropped without a warning (The Register, 2020). Which of these, run on every file, would have told the team that cases were missing on the day they went missing? Mark every correct option.</w:t>
+              <w:t xml:space="preserve">In October 2020 Public Health England found that 15,841 positive COVID-19 cases from 25 September to 2 October had been left out of the daily figures, because some files had exceeded the maximum size the load could take (GOV.UK, 2020). The labs' CSV files had been converted to the older .xls format, and records past its limit were "simply left off and not counted when imported" (The Register, 2020). Which of these checks, run on every file, would have stopped Lab B's file on the day in the table? Mark every correct option.</w:t>
             </w:r>
           </w:p>
           <w:p>
@@ -8026,7 +8696,7 @@
                 <w:sz w:val="20"/>
                 <w:szCs w:val="20"/>
               </w:rPr>
-              <w:t xml:space="preserve">Saving the files in the newer .xlsx format, whose sheets hold about a million rows</w:t>
+              <w:t xml:space="preserve">Compare rows loaded with data rows in the .xls sheet, and stop the file when they differ</w:t>
             </w:r>
           </w:p>
           <w:p>
@@ -8054,7 +8724,7 @@
                 <w:sz w:val="20"/>
                 <w:szCs w:val="20"/>
               </w:rPr>
-              <w:t xml:space="preserve">Counting each file's records against the rows loaded, and stopping when they differ</w:t>
+              <w:t xml:space="preserve">Compare rows loaded with records in the lab's CSV, and stop the file when they differ</w:t>
             </w:r>
           </w:p>
           <w:p>
@@ -8082,7 +8752,7 @@
                 <w:sz w:val="20"/>
                 <w:szCs w:val="20"/>
               </w:rPr>
-              <w:t xml:space="preserve">Removing duplicate rows from each file before it is loaded, so no case counts twice</w:t>
+              <w:t xml:space="preserve">Remove duplicate rows from each file before it is loaded, so that no case counts twice</w:t>
             </w:r>
           </w:p>
           <w:p>
@@ -8110,7 +8780,7 @@
                 <w:sz w:val="20"/>
                 <w:szCs w:val="20"/>
               </w:rPr>
-              <w:t xml:space="preserve">Tying the day's loaded total to the sum of the counts the labs themselves reported</w:t>
+              <w:t xml:space="preserve">Stop any file whose sheet holds exactly 65,535 data rows, the most the format allows</w:t>
             </w:r>
           </w:p>
           <w:p>
@@ -8138,7 +8808,7 @@
                 <w:sz w:val="20"/>
                 <w:szCs w:val="20"/>
               </w:rPr>
-              <w:t xml:space="preserve">Building a pivot of the loaded cases by lab and by day, for the team that runs the dashboard</w:t>
+              <w:t xml:space="preserve">Stop any file whose rows loaded fall below that lab's rows loaded the day before</w:t>
             </w:r>
           </w:p>
         </w:tc>
@@ -8174,7 +8844,7 @@
           <w:sz w:val="19"/>
           <w:szCs w:val="19"/>
         </w:rPr>
-        <w:t xml:space="preserve">5 items, Q12 to Q16, about 18.5 minutes. What it shows: whether you rank within a segment with the tie rule the business asked for, and read a monthly flag and a run rate before anyone acts.</w:t>
+        <w:t xml:space="preserve">5 items, Q12 to Q16, about 17 minutes. What it shows: whether you rank within a segment by the rule the business set, and read a monthly flag and a plan line before anyone acts.</w:t>
       </w:r>
     </w:p>
     <w:p>
@@ -8189,7 +8859,7 @@
           <w:sz w:val="21"/>
           <w:szCs w:val="21"/>
         </w:rPr>
-        <w:t xml:space="preserve">Retail-Plus, Kalpa's paid-membership tier, is where orders per member fell. Marketing will offer a retention benefit to the members it most wants to keep: "Give us the top fifty customers by Q2 revenue in each segment, and flag anyone whose monthly spend has fallen for two months running." That list is the protect list. The head of Retail-Plus adds: "If two members spent the same, I want them ranked the same, and I want to know how many made the top fifty, not forty-nine because of a tie." Meera also wants Q2's revenue to build up week by week against the plan line, the revenue the growth plan expects each week.</w:t>
+        <w:t xml:space="preserve">Retail-Plus is Kalpa's paid-membership tier, and Marketing will offer a retention benefit to the members it most wants to keep: "Give us the top fifty customers in each segment by revenue for July to September, and flag anyone whose monthly spend has fallen for two months running." That list is the protect list. The head of Retail-Plus sets one rule for it: "If two members spent the same, rank them the same. Keep every member who spent at least as much as the fiftieth, and nobody who spent less." Meera also wants the quarter's revenue to build up week by week against the plan line, the revenue the growth plan expects by the end of each week.</w:t>
       </w:r>
     </w:p>
     <w:tbl>
@@ -8256,7 +8926,7 @@
                 <w:sz w:val="21"/>
                 <w:szCs w:val="21"/>
               </w:rPr>
-              <w:t xml:space="preserve">Retail-Plus had 76 members who ordered in Q2. Sorted by Q2 revenue from the highest, the top 45 each spent a different amount, all above Rs 3,600, and rows 46 to 53 are in the table. The protect list keeps the members numbered 50 or better.</w:t>
+              <w:t xml:space="preserve">Retail-Plus had 76 members who ordered from July to September. Sorted by their revenue for the quarter, highest first, the top 45 each spent a different amount, all above Rs 3,600, and rows 46 to 53 are in the table. The protect list keeps the members numbered 50 or better.</w:t>
             </w:r>
           </w:p>
           <w:p>
@@ -8284,12 +8954,12 @@
                 <w:sz w:val="18"/>
                 <w:szCs w:val="18"/>
               </w:rPr>
-              <w:t xml:space="preserve">   Retail-Plus members in rows 46 to 53 when sorted by Q2 revenue, highest first, with tied members in order of their ids.</w:t>
+              <w:t xml:space="preserve">   Retail-Plus members in rows 46 to 53 when sorted by the quarter's revenue, highest first, with tied members in order of their ids.</w:t>
             </w:r>
           </w:p>
           <w:tbl>
             <w:tblPr>
-              <w:tblW w:type="dxa" w:w="6420"/>
+              <w:tblW w:type="dxa" w:w="8340"/>
               <w:tblBorders>
                 <w:top w:val="single" w:color="D5D0C4" w:sz="4"/>
                 <w:left w:val="single" w:color="D5D0C4" w:sz="4"/>
@@ -8302,7 +8972,7 @@
             <w:tblGrid>
               <w:gridCol w:w="3380"/>
               <w:gridCol w:w="1100"/>
-              <w:gridCol w:w="1940"/>
+              <w:gridCol w:w="3860"/>
             </w:tblGrid>
             <w:tr>
               <w:trPr>
@@ -8385,7 +9055,7 @@
               </w:tc>
               <w:tc>
                 <w:tcPr>
-                  <w:tcW w:type="dxa" w:w="1940"/>
+                  <w:tcW w:type="dxa" w:w="3860"/>
                   <w:tcBorders>
                     <w:top w:val="single" w:color="D5D0C4" w:sz="4"/>
                     <w:left w:val="single" w:color="D5D0C4" w:sz="4"/>
@@ -8416,7 +9086,7 @@
                       <w:sz w:val="18"/>
                       <w:szCs w:val="18"/>
                     </w:rPr>
-                    <w:t xml:space="preserve">Q2 revenue, Rs</w:t>
+                    <w:t xml:space="preserve">Revenue, July to September, Rs</w:t>
                   </w:r>
                 </w:p>
               </w:tc>
@@ -8497,7 +9167,7 @@
               </w:tc>
               <w:tc>
                 <w:tcPr>
-                  <w:tcW w:type="dxa" w:w="1940"/>
+                  <w:tcW w:type="dxa" w:w="3860"/>
                   <w:tcBorders>
                     <w:top w:val="single" w:color="D5D0C4" w:sz="4"/>
                     <w:left w:val="single" w:color="D5D0C4" w:sz="4"/>
@@ -8608,7 +9278,7 @@
               </w:tc>
               <w:tc>
                 <w:tcPr>
-                  <w:tcW w:type="dxa" w:w="1940"/>
+                  <w:tcW w:type="dxa" w:w="3860"/>
                   <w:tcBorders>
                     <w:top w:val="single" w:color="D5D0C4" w:sz="4"/>
                     <w:left w:val="single" w:color="D5D0C4" w:sz="4"/>
@@ -8719,7 +9389,7 @@
               </w:tc>
               <w:tc>
                 <w:tcPr>
-                  <w:tcW w:type="dxa" w:w="1940"/>
+                  <w:tcW w:type="dxa" w:w="3860"/>
                   <w:tcBorders>
                     <w:top w:val="single" w:color="D5D0C4" w:sz="4"/>
                     <w:left w:val="single" w:color="D5D0C4" w:sz="4"/>
@@ -8830,7 +9500,7 @@
               </w:tc>
               <w:tc>
                 <w:tcPr>
-                  <w:tcW w:type="dxa" w:w="1940"/>
+                  <w:tcW w:type="dxa" w:w="3860"/>
                   <w:tcBorders>
                     <w:top w:val="single" w:color="D5D0C4" w:sz="4"/>
                     <w:left w:val="single" w:color="D5D0C4" w:sz="4"/>
@@ -8941,7 +9611,7 @@
               </w:tc>
               <w:tc>
                 <w:tcPr>
-                  <w:tcW w:type="dxa" w:w="1940"/>
+                  <w:tcW w:type="dxa" w:w="3860"/>
                   <w:tcBorders>
                     <w:top w:val="single" w:color="D5D0C4" w:sz="4"/>
                     <w:left w:val="single" w:color="D5D0C4" w:sz="4"/>
@@ -9052,7 +9722,7 @@
               </w:tc>
               <w:tc>
                 <w:tcPr>
-                  <w:tcW w:type="dxa" w:w="1940"/>
+                  <w:tcW w:type="dxa" w:w="3860"/>
                   <w:tcBorders>
                     <w:top w:val="single" w:color="D5D0C4" w:sz="4"/>
                     <w:left w:val="single" w:color="D5D0C4" w:sz="4"/>
@@ -9163,7 +9833,7 @@
               </w:tc>
               <w:tc>
                 <w:tcPr>
-                  <w:tcW w:type="dxa" w:w="1940"/>
+                  <w:tcW w:type="dxa" w:w="3860"/>
                   <w:tcBorders>
                     <w:top w:val="single" w:color="D5D0C4" w:sz="4"/>
                     <w:left w:val="single" w:color="D5D0C4" w:sz="4"/>
@@ -9274,7 +9944,7 @@
               </w:tc>
               <w:tc>
                 <w:tcPr>
-                  <w:tcW w:type="dxa" w:w="1940"/>
+                  <w:tcW w:type="dxa" w:w="3860"/>
                   <w:tcBorders>
                     <w:top w:val="single" w:color="D5D0C4" w:sz="4"/>
                     <w:left w:val="single" w:color="D5D0C4" w:sz="4"/>
@@ -9376,7 +10046,7 @@
                 <w:sz w:val="21"/>
                 <w:szCs w:val="21"/>
               </w:rPr>
-              <w:t xml:space="preserve">The analyst computes RANK(), DENSE_RANK() and ROW_NUMBER() over Q2 revenue, highest first, and keeps the members numbered 50 or better under each. How many members does each keep?</w:t>
+              <w:t xml:space="preserve">The analyst computes RANK(), DENSE_RANK() and ROW_NUMBER() over the quarter's revenue, highest first, and keeps the members numbered 50 or better under each. How many members does each keep?</w:t>
             </w:r>
           </w:p>
           <w:p>
@@ -9560,7 +10230,7 @@
                 <w:sz w:val="18"/>
                 <w:szCs w:val="18"/>
               </w:rPr>
-              <w:t xml:space="preserve">   Hard</w:t>
+              <w:t xml:space="preserve">   Medium</w:t>
             </w:r>
             <w:r>
               <w:rPr>
@@ -9569,7 +10239,7 @@
                 <w:sz w:val="18"/>
                 <w:szCs w:val="18"/>
               </w:rPr>
-              <w:t xml:space="preserve">  ·  Make the head's call</w:t>
+              <w:t xml:space="preserve">  ·  Follow the head's rule</w:t>
             </w:r>
             <w:r>
               <w:rPr>
@@ -9595,7 +10265,7 @@
                 <w:sz w:val="21"/>
                 <w:szCs w:val="21"/>
               </w:rPr>
-              <w:t xml:space="preserve">Which list meets the head of Retail-Plus's ask, and what does the note to Marketing say?</w:t>
+              <w:t xml:space="preserve">Which list follows the rule the head of Retail-Plus set?</w:t>
             </w:r>
           </w:p>
           <w:p>
@@ -9623,7 +10293,7 @@
                 <w:sz w:val="20"/>
                 <w:szCs w:val="20"/>
               </w:rPr>
-              <w:t xml:space="preserve">DENSE_RANK, since it ranks tied members the same and leaves no gaps in the list</w:t>
+              <w:t xml:space="preserve">DENSE_RANK, keeping every member ranked 50 or better</w:t>
             </w:r>
           </w:p>
           <w:p>
@@ -9651,7 +10321,7 @@
                 <w:sz w:val="20"/>
                 <w:szCs w:val="20"/>
               </w:rPr>
-              <w:t xml:space="preserve">ROW_NUMBER by member id, dropping C-0242 because its id sorts after C-0185</w:t>
+              <w:t xml:space="preserve">ROW_NUMBER with member id as tiebreaker, keeping rows 1 to 50</w:t>
             </w:r>
           </w:p>
           <w:p>
@@ -9679,7 +10349,7 @@
                 <w:sz w:val="20"/>
                 <w:szCs w:val="20"/>
               </w:rPr>
-              <w:t xml:space="preserve">Whole ties only, leaving both members tied at the line off the list</w:t>
+              <w:t xml:space="preserve">RANK, keeping every member ranked 50 or better</w:t>
             </w:r>
           </w:p>
           <w:p>
@@ -9707,7 +10377,7 @@
                 <w:sz w:val="20"/>
                 <w:szCs w:val="20"/>
               </w:rPr>
-              <w:t xml:space="preserve">RANK, with a note naming C-0185 and C-0242 as tied at fiftieth on Rs 3,350</w:t>
+              <w:t xml:space="preserve">ROW_NUMBER on revenue alone, keeping rows 1 to 50</w:t>
             </w:r>
           </w:p>
         </w:tc>
@@ -9814,7 +10484,7 @@
                 <w:sz w:val="21"/>
                 <w:szCs w:val="21"/>
               </w:rPr>
-              <w:t xml:space="preserve">Marketing's first protect list sorted every member by Q2 revenue and kept the top fifty: 35 Business members, 11 Retail-Plus, 4 Retail-Core and no Student, because one Business order outweighs a year of a retail member's orders. For a pilot, Marketing now wants the top three customers in each segment. Which approach answers it?</w:t>
+              <w:t xml:space="preserve">Marketing's first protect list sorted every customer by revenue for July to September and kept the top fifty: 35 Business customers, 11 Retail-Plus members, 4 Retail-Core customers and no Student, because Business carries 99 percent of the quarter's revenue. For a pilot, Marketing now wants the top three customers in each segment. Which approach answers it?</w:t>
             </w:r>
           </w:p>
           <w:p>
@@ -9842,7 +10512,7 @@
                 <w:sz w:val="20"/>
                 <w:szCs w:val="20"/>
               </w:rPr>
-              <w:t xml:space="preserve">GROUP BY segment with LIMIT 3, because the limit is applied to each group in turn.</w:t>
+              <w:t xml:space="preserve">GROUP BY segment with LIMIT 3, which applies the limit to each group in turn</w:t>
             </w:r>
           </w:p>
           <w:p>
@@ -9870,7 +10540,7 @@
                 <w:sz w:val="20"/>
                 <w:szCs w:val="20"/>
               </w:rPr>
-              <w:t xml:space="preserve">A window function ranked within PARTITION BY segment, filtered in an outer query.</w:t>
+              <w:t xml:space="preserve">A rank within PARTITION BY segment, which an outer query keeps at 3 or better</w:t>
             </w:r>
           </w:p>
           <w:p>
@@ -9898,7 +10568,7 @@
                 <w:sz w:val="20"/>
                 <w:szCs w:val="20"/>
               </w:rPr>
-              <w:t xml:space="preserve">ORDER BY revenue DESC with LIMIT 3, run once, since it returns the top of each segment.</w:t>
+              <w:t xml:space="preserve">ORDER BY revenue DESC with LIMIT 3, which returns the top rows of each segment</w:t>
             </w:r>
           </w:p>
           <w:p>
@@ -9926,7 +10596,7 @@
                 <w:sz w:val="20"/>
                 <w:szCs w:val="20"/>
               </w:rPr>
-              <w:t xml:space="preserve">HAVING COUNT(*) &lt;= 3, because HAVING keeps only the three largest rows in a group.</w:t>
+              <w:t xml:space="preserve">HAVING count(*) &lt;= 3, which keeps the three largest rows inside each group</w:t>
             </w:r>
           </w:p>
         </w:tc>
@@ -9998,7 +10668,7 @@
                 <w:sz w:val="18"/>
                 <w:szCs w:val="18"/>
               </w:rPr>
-              <w:t xml:space="preserve">   Four Retail-Plus members' monthly spend in rupees; a blank month had no order, so the member_month table has no row for it.</w:t>
+              <w:t xml:space="preserve">   Four Retail-Plus members' monthly spend in rupees; a blank month had no order, so member_month has no row for it.</w:t>
             </w:r>
           </w:p>
           <w:tbl>
@@ -11374,7 +12044,7 @@
                 <w:sz w:val="21"/>
                 <w:szCs w:val="21"/>
               </w:rPr>
-              <w:t xml:space="preserve">The falling flag reads member_month, one row per member per month with an order. It takes prev1 = LAG(spend, 1) and prev2 = LAG(spend, 2), each partitioned by member and ordered by month, and flags a member whose September spend is below prev1 while prev1 is below prev2. Which members does it flag, and which of them should Marketing call falling two months running?</w:t>
+              <w:t xml:space="preserve">The falling flag reads member_month, one row per member per month with an order. It takes prev1 = LAG(spend, 1) and prev2 = LAG(spend, 2), each partitioned by member and ordered by month, and flags a member whose September spend is below prev1 while prev1 is below prev2. Marketing will call every member the flag names and say that their spend fell in both August and September. How many calls does Marketing make, and how many of them say something untrue?</w:t>
             </w:r>
           </w:p>
           <w:p>
@@ -11402,7 +12072,7 @@
                 <w:sz w:val="20"/>
                 <w:szCs w:val="20"/>
               </w:rPr>
-              <w:t xml:space="preserve">C-0161 and C-0171 only, since LAG steps back to the previous calendar month</w:t>
+              <w:t xml:space="preserve">2 calls, and both of them true</w:t>
             </w:r>
           </w:p>
           <w:p>
@@ -11430,7 +12100,7 @@
                 <w:sz w:val="20"/>
                 <w:szCs w:val="20"/>
               </w:rPr>
-              <w:t xml:space="preserve">All four, and all four go to Marketing as falling two months running</w:t>
+              <w:t xml:space="preserve">3 calls, and one of them untrue</w:t>
             </w:r>
           </w:p>
           <w:p>
@@ -11458,7 +12128,7 @@
                 <w:sz w:val="20"/>
                 <w:szCs w:val="20"/>
               </w:rPr>
-              <w:t xml:space="preserve">All four; only C-0161 and C-0171 fell in two calendar months running</w:t>
+              <w:t xml:space="preserve">4 calls, and two of them untrue</w:t>
             </w:r>
           </w:p>
           <w:p>
@@ -11486,7 +12156,7 @@
                 <w:sz w:val="20"/>
                 <w:szCs w:val="20"/>
               </w:rPr>
-              <w:t xml:space="preserve">C-0161, C-0171 and C-0185; C-0216 has too few months for LAG(spend, 2)</w:t>
+              <w:t xml:space="preserve">4 calls, and all of them true</w:t>
             </w:r>
           </w:p>
         </w:tc>
@@ -11558,7 +12228,7 @@
                 <w:sz w:val="18"/>
                 <w:szCs w:val="18"/>
               </w:rPr>
-              <w:t xml:space="preserve">   Q2's last seven full weeks: the bars are booked revenue and the line is the plan's Rs 75.69 lakh a week.</w:t>
+              <w:t xml:space="preserve">   Revenue booked so far in the quarter against the plan so far, at the end of every other week: the bars are booked, the line is plan, and the table gives both.</w:t>
             </w:r>
           </w:p>
           <w:p>
@@ -11586,7 +12256,7 @@
                           </pic:cNvPicPr>
                         </pic:nvPicPr>
                         <pic:blipFill>
-                          <a:blip r:embed="rId12" cstate="none"/>
+                          <a:blip r:embed="rId11" cstate="none"/>
                           <a:srcRect/>
                           <a:stretch>
                             <a:fillRect/>
@@ -11608,6 +12278,913 @@
               </w:drawing>
             </w:r>
           </w:p>
+          <w:tbl>
+            <w:tblPr>
+              <w:tblW w:type="dxa" w:w="9520"/>
+              <w:tblBorders>
+                <w:top w:val="single" w:color="D5D0C4" w:sz="4"/>
+                <w:left w:val="single" w:color="D5D0C4" w:sz="4"/>
+                <w:bottom w:val="single" w:color="D5D0C4" w:sz="4"/>
+                <w:right w:val="single" w:color="D5D0C4" w:sz="4"/>
+                <w:insideH w:val="single" w:color="D5D0C4" w:sz="4"/>
+                <w:insideV w:val="single" w:color="D5D0C4" w:sz="4"/>
+              </w:tblBorders>
+            </w:tblPr>
+            <w:tblGrid>
+              <w:gridCol w:w="1820"/>
+              <w:gridCol w:w="1100"/>
+              <w:gridCol w:w="1100"/>
+              <w:gridCol w:w="1100"/>
+              <w:gridCol w:w="1100"/>
+              <w:gridCol w:w="1100"/>
+              <w:gridCol w:w="1100"/>
+              <w:gridCol w:w="1100"/>
+            </w:tblGrid>
+            <w:tr>
+              <w:trPr>
+                <w:cantSplit/>
+                <w:tblHeader/>
+              </w:trPr>
+              <w:tc>
+                <w:tcPr>
+                  <w:tcW w:type="dxa" w:w="1820"/>
+                  <w:tcBorders>
+                    <w:top w:val="single" w:color="D5D0C4" w:sz="4"/>
+                    <w:left w:val="single" w:color="D5D0C4" w:sz="4"/>
+                    <w:bottom w:val="single" w:color="D5D0C4" w:sz="4"/>
+                    <w:right w:val="single" w:color="D5D0C4" w:sz="4"/>
+                  </w:tcBorders>
+                  <w:shd w:fill="F9F8F3" w:color="auto" w:val="clear"/>
+                  <w:tcMar>
+                    <w:top w:type="dxa" w:w="40"/>
+                    <w:left w:type="dxa" w:w="100"/>
+                    <w:bottom w:type="dxa" w:w="40"/>
+                    <w:right w:type="dxa" w:w="100"/>
+                  </w:tcMar>
+                  <w:vAlign w:val="center"/>
+                </w:tcPr>
+                <w:p>
+                  <w:pPr>
+                    <w:keepNext/>
+                    <w:spacing w:after="0" w:line="240"/>
+                    <w:jc w:val="left"/>
+                  </w:pPr>
+                  <w:r>
+                    <w:rPr>
+                      <w:rFonts w:ascii="Arial" w:cs="Arial" w:eastAsia="Arial" w:hAnsi="Arial"/>
+                      <w:b/>
+                      <w:bCs/>
+                      <w:color w:val="1C1B16"/>
+                      <w:sz w:val="18"/>
+                      <w:szCs w:val="18"/>
+                    </w:rPr>
+                    <w:t xml:space="preserve">Week starting</w:t>
+                  </w:r>
+                </w:p>
+              </w:tc>
+              <w:tc>
+                <w:tcPr>
+                  <w:tcW w:type="dxa" w:w="1100"/>
+                  <w:tcBorders>
+                    <w:top w:val="single" w:color="D5D0C4" w:sz="4"/>
+                    <w:left w:val="single" w:color="D5D0C4" w:sz="4"/>
+                    <w:bottom w:val="single" w:color="D5D0C4" w:sz="4"/>
+                    <w:right w:val="single" w:color="D5D0C4" w:sz="4"/>
+                  </w:tcBorders>
+                  <w:shd w:fill="F9F8F3" w:color="auto" w:val="clear"/>
+                  <w:tcMar>
+                    <w:top w:type="dxa" w:w="40"/>
+                    <w:left w:type="dxa" w:w="100"/>
+                    <w:bottom w:type="dxa" w:w="40"/>
+                    <w:right w:type="dxa" w:w="100"/>
+                  </w:tcMar>
+                  <w:vAlign w:val="center"/>
+                </w:tcPr>
+                <w:p>
+                  <w:pPr>
+                    <w:keepNext/>
+                    <w:spacing w:after="0" w:line="240"/>
+                    <w:jc w:val="left"/>
+                  </w:pPr>
+                  <w:r>
+                    <w:rPr>
+                      <w:rFonts w:ascii="Arial" w:cs="Arial" w:eastAsia="Arial" w:hAnsi="Arial"/>
+                      <w:b/>
+                      <w:bCs/>
+                      <w:color w:val="1C1B16"/>
+                      <w:sz w:val="18"/>
+                      <w:szCs w:val="18"/>
+                    </w:rPr>
+                    <w:t xml:space="preserve">6 Jul</w:t>
+                  </w:r>
+                </w:p>
+              </w:tc>
+              <w:tc>
+                <w:tcPr>
+                  <w:tcW w:type="dxa" w:w="1100"/>
+                  <w:tcBorders>
+                    <w:top w:val="single" w:color="D5D0C4" w:sz="4"/>
+                    <w:left w:val="single" w:color="D5D0C4" w:sz="4"/>
+                    <w:bottom w:val="single" w:color="D5D0C4" w:sz="4"/>
+                    <w:right w:val="single" w:color="D5D0C4" w:sz="4"/>
+                  </w:tcBorders>
+                  <w:shd w:fill="F9F8F3" w:color="auto" w:val="clear"/>
+                  <w:tcMar>
+                    <w:top w:type="dxa" w:w="40"/>
+                    <w:left w:type="dxa" w:w="100"/>
+                    <w:bottom w:type="dxa" w:w="40"/>
+                    <w:right w:type="dxa" w:w="100"/>
+                  </w:tcMar>
+                  <w:vAlign w:val="center"/>
+                </w:tcPr>
+                <w:p>
+                  <w:pPr>
+                    <w:keepNext/>
+                    <w:spacing w:after="0" w:line="240"/>
+                    <w:jc w:val="left"/>
+                  </w:pPr>
+                  <w:r>
+                    <w:rPr>
+                      <w:rFonts w:ascii="Arial" w:cs="Arial" w:eastAsia="Arial" w:hAnsi="Arial"/>
+                      <w:b/>
+                      <w:bCs/>
+                      <w:color w:val="1C1B16"/>
+                      <w:sz w:val="18"/>
+                      <w:szCs w:val="18"/>
+                    </w:rPr>
+                    <w:t xml:space="preserve">20 Jul</w:t>
+                  </w:r>
+                </w:p>
+              </w:tc>
+              <w:tc>
+                <w:tcPr>
+                  <w:tcW w:type="dxa" w:w="1100"/>
+                  <w:tcBorders>
+                    <w:top w:val="single" w:color="D5D0C4" w:sz="4"/>
+                    <w:left w:val="single" w:color="D5D0C4" w:sz="4"/>
+                    <w:bottom w:val="single" w:color="D5D0C4" w:sz="4"/>
+                    <w:right w:val="single" w:color="D5D0C4" w:sz="4"/>
+                  </w:tcBorders>
+                  <w:shd w:fill="F9F8F3" w:color="auto" w:val="clear"/>
+                  <w:tcMar>
+                    <w:top w:type="dxa" w:w="40"/>
+                    <w:left w:type="dxa" w:w="100"/>
+                    <w:bottom w:type="dxa" w:w="40"/>
+                    <w:right w:type="dxa" w:w="100"/>
+                  </w:tcMar>
+                  <w:vAlign w:val="center"/>
+                </w:tcPr>
+                <w:p>
+                  <w:pPr>
+                    <w:keepNext/>
+                    <w:spacing w:after="0" w:line="240"/>
+                    <w:jc w:val="left"/>
+                  </w:pPr>
+                  <w:r>
+                    <w:rPr>
+                      <w:rFonts w:ascii="Arial" w:cs="Arial" w:eastAsia="Arial" w:hAnsi="Arial"/>
+                      <w:b/>
+                      <w:bCs/>
+                      <w:color w:val="1C1B16"/>
+                      <w:sz w:val="18"/>
+                      <w:szCs w:val="18"/>
+                    </w:rPr>
+                    <w:t xml:space="preserve">3 Aug</w:t>
+                  </w:r>
+                </w:p>
+              </w:tc>
+              <w:tc>
+                <w:tcPr>
+                  <w:tcW w:type="dxa" w:w="1100"/>
+                  <w:tcBorders>
+                    <w:top w:val="single" w:color="D5D0C4" w:sz="4"/>
+                    <w:left w:val="single" w:color="D5D0C4" w:sz="4"/>
+                    <w:bottom w:val="single" w:color="D5D0C4" w:sz="4"/>
+                    <w:right w:val="single" w:color="D5D0C4" w:sz="4"/>
+                  </w:tcBorders>
+                  <w:shd w:fill="F9F8F3" w:color="auto" w:val="clear"/>
+                  <w:tcMar>
+                    <w:top w:type="dxa" w:w="40"/>
+                    <w:left w:type="dxa" w:w="100"/>
+                    <w:bottom w:type="dxa" w:w="40"/>
+                    <w:right w:type="dxa" w:w="100"/>
+                  </w:tcMar>
+                  <w:vAlign w:val="center"/>
+                </w:tcPr>
+                <w:p>
+                  <w:pPr>
+                    <w:keepNext/>
+                    <w:spacing w:after="0" w:line="240"/>
+                    <w:jc w:val="left"/>
+                  </w:pPr>
+                  <w:r>
+                    <w:rPr>
+                      <w:rFonts w:ascii="Arial" w:cs="Arial" w:eastAsia="Arial" w:hAnsi="Arial"/>
+                      <w:b/>
+                      <w:bCs/>
+                      <w:color w:val="1C1B16"/>
+                      <w:sz w:val="18"/>
+                      <w:szCs w:val="18"/>
+                    </w:rPr>
+                    <w:t xml:space="preserve">17 Aug</w:t>
+                  </w:r>
+                </w:p>
+              </w:tc>
+              <w:tc>
+                <w:tcPr>
+                  <w:tcW w:type="dxa" w:w="1100"/>
+                  <w:tcBorders>
+                    <w:top w:val="single" w:color="D5D0C4" w:sz="4"/>
+                    <w:left w:val="single" w:color="D5D0C4" w:sz="4"/>
+                    <w:bottom w:val="single" w:color="D5D0C4" w:sz="4"/>
+                    <w:right w:val="single" w:color="D5D0C4" w:sz="4"/>
+                  </w:tcBorders>
+                  <w:shd w:fill="F9F8F3" w:color="auto" w:val="clear"/>
+                  <w:tcMar>
+                    <w:top w:type="dxa" w:w="40"/>
+                    <w:left w:type="dxa" w:w="100"/>
+                    <w:bottom w:type="dxa" w:w="40"/>
+                    <w:right w:type="dxa" w:w="100"/>
+                  </w:tcMar>
+                  <w:vAlign w:val="center"/>
+                </w:tcPr>
+                <w:p>
+                  <w:pPr>
+                    <w:keepNext/>
+                    <w:spacing w:after="0" w:line="240"/>
+                    <w:jc w:val="left"/>
+                  </w:pPr>
+                  <w:r>
+                    <w:rPr>
+                      <w:rFonts w:ascii="Arial" w:cs="Arial" w:eastAsia="Arial" w:hAnsi="Arial"/>
+                      <w:b/>
+                      <w:bCs/>
+                      <w:color w:val="1C1B16"/>
+                      <w:sz w:val="18"/>
+                      <w:szCs w:val="18"/>
+                    </w:rPr>
+                    <w:t xml:space="preserve">31 Aug</w:t>
+                  </w:r>
+                </w:p>
+              </w:tc>
+              <w:tc>
+                <w:tcPr>
+                  <w:tcW w:type="dxa" w:w="1100"/>
+                  <w:tcBorders>
+                    <w:top w:val="single" w:color="D5D0C4" w:sz="4"/>
+                    <w:left w:val="single" w:color="D5D0C4" w:sz="4"/>
+                    <w:bottom w:val="single" w:color="D5D0C4" w:sz="4"/>
+                    <w:right w:val="single" w:color="D5D0C4" w:sz="4"/>
+                  </w:tcBorders>
+                  <w:shd w:fill="F9F8F3" w:color="auto" w:val="clear"/>
+                  <w:tcMar>
+                    <w:top w:type="dxa" w:w="40"/>
+                    <w:left w:type="dxa" w:w="100"/>
+                    <w:bottom w:type="dxa" w:w="40"/>
+                    <w:right w:type="dxa" w:w="100"/>
+                  </w:tcMar>
+                  <w:vAlign w:val="center"/>
+                </w:tcPr>
+                <w:p>
+                  <w:pPr>
+                    <w:keepNext/>
+                    <w:spacing w:after="0" w:line="240"/>
+                    <w:jc w:val="left"/>
+                  </w:pPr>
+                  <w:r>
+                    <w:rPr>
+                      <w:rFonts w:ascii="Arial" w:cs="Arial" w:eastAsia="Arial" w:hAnsi="Arial"/>
+                      <w:b/>
+                      <w:bCs/>
+                      <w:color w:val="1C1B16"/>
+                      <w:sz w:val="18"/>
+                      <w:szCs w:val="18"/>
+                    </w:rPr>
+                    <w:t xml:space="preserve">14 Sep</w:t>
+                  </w:r>
+                </w:p>
+              </w:tc>
+              <w:tc>
+                <w:tcPr>
+                  <w:tcW w:type="dxa" w:w="1100"/>
+                  <w:tcBorders>
+                    <w:top w:val="single" w:color="D5D0C4" w:sz="4"/>
+                    <w:left w:val="single" w:color="D5D0C4" w:sz="4"/>
+                    <w:bottom w:val="single" w:color="D5D0C4" w:sz="4"/>
+                    <w:right w:val="single" w:color="D5D0C4" w:sz="4"/>
+                  </w:tcBorders>
+                  <w:shd w:fill="F9F8F3" w:color="auto" w:val="clear"/>
+                  <w:tcMar>
+                    <w:top w:type="dxa" w:w="40"/>
+                    <w:left w:type="dxa" w:w="100"/>
+                    <w:bottom w:type="dxa" w:w="40"/>
+                    <w:right w:type="dxa" w:w="100"/>
+                  </w:tcMar>
+                  <w:vAlign w:val="center"/>
+                </w:tcPr>
+                <w:p>
+                  <w:pPr>
+                    <w:keepNext/>
+                    <w:spacing w:after="0" w:line="240"/>
+                    <w:jc w:val="left"/>
+                  </w:pPr>
+                  <w:r>
+                    <w:rPr>
+                      <w:rFonts w:ascii="Arial" w:cs="Arial" w:eastAsia="Arial" w:hAnsi="Arial"/>
+                      <w:b/>
+                      <w:bCs/>
+                      <w:color w:val="1C1B16"/>
+                      <w:sz w:val="18"/>
+                      <w:szCs w:val="18"/>
+                    </w:rPr>
+                    <w:t xml:space="preserve">28 Sep</w:t>
+                  </w:r>
+                </w:p>
+              </w:tc>
+            </w:tr>
+            <w:tr>
+              <w:trPr>
+                <w:cantSplit/>
+              </w:trPr>
+              <w:tc>
+                <w:tcPr>
+                  <w:tcW w:type="dxa" w:w="1820"/>
+                  <w:tcBorders>
+                    <w:top w:val="single" w:color="D5D0C4" w:sz="4"/>
+                    <w:left w:val="single" w:color="D5D0C4" w:sz="4"/>
+                    <w:bottom w:val="single" w:color="D5D0C4" w:sz="4"/>
+                    <w:right w:val="single" w:color="D5D0C4" w:sz="4"/>
+                  </w:tcBorders>
+                  <w:tcMar>
+                    <w:top w:type="dxa" w:w="40"/>
+                    <w:left w:type="dxa" w:w="100"/>
+                    <w:bottom w:type="dxa" w:w="40"/>
+                    <w:right w:type="dxa" w:w="100"/>
+                  </w:tcMar>
+                  <w:vAlign w:val="center"/>
+                </w:tcPr>
+                <w:p>
+                  <w:pPr>
+                    <w:keepNext w:val="false"/>
+                    <w:spacing w:after="0" w:line="252"/>
+                    <w:jc w:val="left"/>
+                  </w:pPr>
+                  <w:r>
+                    <w:rPr>
+                      <w:rFonts w:ascii="Arial" w:cs="Arial" w:eastAsia="Arial" w:hAnsi="Arial"/>
+                      <w:color w:val="1C1B16"/>
+                      <w:sz w:val="18"/>
+                      <w:szCs w:val="18"/>
+                    </w:rPr>
+                    <w:t xml:space="preserve">Booked so far</w:t>
+                  </w:r>
+                </w:p>
+              </w:tc>
+              <w:tc>
+                <w:tcPr>
+                  <w:tcW w:type="dxa" w:w="1100"/>
+                  <w:tcBorders>
+                    <w:top w:val="single" w:color="D5D0C4" w:sz="4"/>
+                    <w:left w:val="single" w:color="D5D0C4" w:sz="4"/>
+                    <w:bottom w:val="single" w:color="D5D0C4" w:sz="4"/>
+                    <w:right w:val="single" w:color="D5D0C4" w:sz="4"/>
+                  </w:tcBorders>
+                  <w:tcMar>
+                    <w:top w:type="dxa" w:w="40"/>
+                    <w:left w:type="dxa" w:w="100"/>
+                    <w:bottom w:type="dxa" w:w="40"/>
+                    <w:right w:type="dxa" w:w="100"/>
+                  </w:tcMar>
+                  <w:vAlign w:val="center"/>
+                </w:tcPr>
+                <w:p>
+                  <w:pPr>
+                    <w:keepNext w:val="false"/>
+                    <w:spacing w:after="0" w:line="252"/>
+                    <w:jc w:val="right"/>
+                  </w:pPr>
+                  <w:r>
+                    <w:rPr>
+                      <w:rFonts w:ascii="Arial" w:cs="Arial" w:eastAsia="Arial" w:hAnsi="Arial"/>
+                      <w:b w:val="false"/>
+                      <w:bCs w:val="false"/>
+                      <w:color w:val="1C1B16"/>
+                      <w:sz w:val="18"/>
+                      <w:szCs w:val="18"/>
+                    </w:rPr>
+                    <w:t xml:space="preserve">0.51</w:t>
+                  </w:r>
+                </w:p>
+              </w:tc>
+              <w:tc>
+                <w:tcPr>
+                  <w:tcW w:type="dxa" w:w="1100"/>
+                  <w:tcBorders>
+                    <w:top w:val="single" w:color="D5D0C4" w:sz="4"/>
+                    <w:left w:val="single" w:color="D5D0C4" w:sz="4"/>
+                    <w:bottom w:val="single" w:color="D5D0C4" w:sz="4"/>
+                    <w:right w:val="single" w:color="D5D0C4" w:sz="4"/>
+                  </w:tcBorders>
+                  <w:tcMar>
+                    <w:top w:type="dxa" w:w="40"/>
+                    <w:left w:type="dxa" w:w="100"/>
+                    <w:bottom w:type="dxa" w:w="40"/>
+                    <w:right w:type="dxa" w:w="100"/>
+                  </w:tcMar>
+                  <w:vAlign w:val="center"/>
+                </w:tcPr>
+                <w:p>
+                  <w:pPr>
+                    <w:keepNext w:val="false"/>
+                    <w:spacing w:after="0" w:line="252"/>
+                    <w:jc w:val="right"/>
+                  </w:pPr>
+                  <w:r>
+                    <w:rPr>
+                      <w:rFonts w:ascii="Arial" w:cs="Arial" w:eastAsia="Arial" w:hAnsi="Arial"/>
+                      <w:b w:val="false"/>
+                      <w:bCs w:val="false"/>
+                      <w:color w:val="1C1B16"/>
+                      <w:sz w:val="18"/>
+                      <w:szCs w:val="18"/>
+                    </w:rPr>
+                    <w:t xml:space="preserve">4.22</w:t>
+                  </w:r>
+                </w:p>
+              </w:tc>
+              <w:tc>
+                <w:tcPr>
+                  <w:tcW w:type="dxa" w:w="1100"/>
+                  <w:tcBorders>
+                    <w:top w:val="single" w:color="D5D0C4" w:sz="4"/>
+                    <w:left w:val="single" w:color="D5D0C4" w:sz="4"/>
+                    <w:bottom w:val="single" w:color="D5D0C4" w:sz="4"/>
+                    <w:right w:val="single" w:color="D5D0C4" w:sz="4"/>
+                  </w:tcBorders>
+                  <w:tcMar>
+                    <w:top w:type="dxa" w:w="40"/>
+                    <w:left w:type="dxa" w:w="100"/>
+                    <w:bottom w:type="dxa" w:w="40"/>
+                    <w:right w:type="dxa" w:w="100"/>
+                  </w:tcMar>
+                  <w:vAlign w:val="center"/>
+                </w:tcPr>
+                <w:p>
+                  <w:pPr>
+                    <w:keepNext w:val="false"/>
+                    <w:spacing w:after="0" w:line="252"/>
+                    <w:jc w:val="right"/>
+                  </w:pPr>
+                  <w:r>
+                    <w:rPr>
+                      <w:rFonts w:ascii="Arial" w:cs="Arial" w:eastAsia="Arial" w:hAnsi="Arial"/>
+                      <w:b w:val="false"/>
+                      <w:bCs w:val="false"/>
+                      <w:color w:val="1C1B16"/>
+                      <w:sz w:val="18"/>
+                      <w:szCs w:val="18"/>
+                    </w:rPr>
+                    <w:t xml:space="preserve">5.95</w:t>
+                  </w:r>
+                </w:p>
+              </w:tc>
+              <w:tc>
+                <w:tcPr>
+                  <w:tcW w:type="dxa" w:w="1100"/>
+                  <w:tcBorders>
+                    <w:top w:val="single" w:color="D5D0C4" w:sz="4"/>
+                    <w:left w:val="single" w:color="D5D0C4" w:sz="4"/>
+                    <w:bottom w:val="single" w:color="D5D0C4" w:sz="4"/>
+                    <w:right w:val="single" w:color="D5D0C4" w:sz="4"/>
+                  </w:tcBorders>
+                  <w:tcMar>
+                    <w:top w:type="dxa" w:w="40"/>
+                    <w:left w:type="dxa" w:w="100"/>
+                    <w:bottom w:type="dxa" w:w="40"/>
+                    <w:right w:type="dxa" w:w="100"/>
+                  </w:tcMar>
+                  <w:vAlign w:val="center"/>
+                </w:tcPr>
+                <w:p>
+                  <w:pPr>
+                    <w:keepNext w:val="false"/>
+                    <w:spacing w:after="0" w:line="252"/>
+                    <w:jc w:val="right"/>
+                  </w:pPr>
+                  <w:r>
+                    <w:rPr>
+                      <w:rFonts w:ascii="Arial" w:cs="Arial" w:eastAsia="Arial" w:hAnsi="Arial"/>
+                      <w:b w:val="false"/>
+                      <w:bCs w:val="false"/>
+                      <w:color w:val="1C1B16"/>
+                      <w:sz w:val="18"/>
+                      <w:szCs w:val="18"/>
+                    </w:rPr>
+                    <w:t xml:space="preserve">6.87</w:t>
+                  </w:r>
+                </w:p>
+              </w:tc>
+              <w:tc>
+                <w:tcPr>
+                  <w:tcW w:type="dxa" w:w="1100"/>
+                  <w:tcBorders>
+                    <w:top w:val="single" w:color="D5D0C4" w:sz="4"/>
+                    <w:left w:val="single" w:color="D5D0C4" w:sz="4"/>
+                    <w:bottom w:val="single" w:color="D5D0C4" w:sz="4"/>
+                    <w:right w:val="single" w:color="D5D0C4" w:sz="4"/>
+                  </w:tcBorders>
+                  <w:tcMar>
+                    <w:top w:type="dxa" w:w="40"/>
+                    <w:left w:type="dxa" w:w="100"/>
+                    <w:bottom w:type="dxa" w:w="40"/>
+                    <w:right w:type="dxa" w:w="100"/>
+                  </w:tcMar>
+                  <w:vAlign w:val="center"/>
+                </w:tcPr>
+                <w:p>
+                  <w:pPr>
+                    <w:keepNext w:val="false"/>
+                    <w:spacing w:after="0" w:line="252"/>
+                    <w:jc w:val="right"/>
+                  </w:pPr>
+                  <w:r>
+                    <w:rPr>
+                      <w:rFonts w:ascii="Arial" w:cs="Arial" w:eastAsia="Arial" w:hAnsi="Arial"/>
+                      <w:b w:val="false"/>
+                      <w:bCs w:val="false"/>
+                      <w:color w:val="1C1B16"/>
+                      <w:sz w:val="18"/>
+                      <w:szCs w:val="18"/>
+                    </w:rPr>
+                    <w:t xml:space="preserve">7.54</w:t>
+                  </w:r>
+                </w:p>
+              </w:tc>
+              <w:tc>
+                <w:tcPr>
+                  <w:tcW w:type="dxa" w:w="1100"/>
+                  <w:tcBorders>
+                    <w:top w:val="single" w:color="D5D0C4" w:sz="4"/>
+                    <w:left w:val="single" w:color="D5D0C4" w:sz="4"/>
+                    <w:bottom w:val="single" w:color="D5D0C4" w:sz="4"/>
+                    <w:right w:val="single" w:color="D5D0C4" w:sz="4"/>
+                  </w:tcBorders>
+                  <w:tcMar>
+                    <w:top w:type="dxa" w:w="40"/>
+                    <w:left w:type="dxa" w:w="100"/>
+                    <w:bottom w:type="dxa" w:w="40"/>
+                    <w:right w:type="dxa" w:w="100"/>
+                  </w:tcMar>
+                  <w:vAlign w:val="center"/>
+                </w:tcPr>
+                <w:p>
+                  <w:pPr>
+                    <w:keepNext w:val="false"/>
+                    <w:spacing w:after="0" w:line="252"/>
+                    <w:jc w:val="right"/>
+                  </w:pPr>
+                  <w:r>
+                    <w:rPr>
+                      <w:rFonts w:ascii="Arial" w:cs="Arial" w:eastAsia="Arial" w:hAnsi="Arial"/>
+                      <w:b w:val="false"/>
+                      <w:bCs w:val="false"/>
+                      <w:color w:val="1C1B16"/>
+                      <w:sz w:val="18"/>
+                      <w:szCs w:val="18"/>
+                    </w:rPr>
+                    <w:t xml:space="preserve">9.12</w:t>
+                  </w:r>
+                </w:p>
+              </w:tc>
+              <w:tc>
+                <w:tcPr>
+                  <w:tcW w:type="dxa" w:w="1100"/>
+                  <w:tcBorders>
+                    <w:top w:val="single" w:color="D5D0C4" w:sz="4"/>
+                    <w:left w:val="single" w:color="D5D0C4" w:sz="4"/>
+                    <w:bottom w:val="single" w:color="D5D0C4" w:sz="4"/>
+                    <w:right w:val="single" w:color="D5D0C4" w:sz="4"/>
+                  </w:tcBorders>
+                  <w:tcMar>
+                    <w:top w:type="dxa" w:w="40"/>
+                    <w:left w:type="dxa" w:w="100"/>
+                    <w:bottom w:type="dxa" w:w="40"/>
+                    <w:right w:type="dxa" w:w="100"/>
+                  </w:tcMar>
+                  <w:vAlign w:val="center"/>
+                </w:tcPr>
+                <w:p>
+                  <w:pPr>
+                    <w:keepNext w:val="false"/>
+                    <w:spacing w:after="0" w:line="252"/>
+                    <w:jc w:val="right"/>
+                  </w:pPr>
+                  <w:r>
+                    <w:rPr>
+                      <w:rFonts w:ascii="Arial" w:cs="Arial" w:eastAsia="Arial" w:hAnsi="Arial"/>
+                      <w:b w:val="false"/>
+                      <w:bCs w:val="false"/>
+                      <w:color w:val="1C1B16"/>
+                      <w:sz w:val="18"/>
+                      <w:szCs w:val="18"/>
+                    </w:rPr>
+                    <w:t xml:space="preserve">9.84</w:t>
+                  </w:r>
+                </w:p>
+              </w:tc>
+            </w:tr>
+            <w:tr>
+              <w:trPr>
+                <w:cantSplit/>
+              </w:trPr>
+              <w:tc>
+                <w:tcPr>
+                  <w:tcW w:type="dxa" w:w="1820"/>
+                  <w:tcBorders>
+                    <w:top w:val="single" w:color="D5D0C4" w:sz="4"/>
+                    <w:left w:val="single" w:color="D5D0C4" w:sz="4"/>
+                    <w:bottom w:val="single" w:color="D5D0C4" w:sz="4"/>
+                    <w:right w:val="single" w:color="D5D0C4" w:sz="4"/>
+                  </w:tcBorders>
+                  <w:tcMar>
+                    <w:top w:type="dxa" w:w="40"/>
+                    <w:left w:type="dxa" w:w="100"/>
+                    <w:bottom w:type="dxa" w:w="40"/>
+                    <w:right w:type="dxa" w:w="100"/>
+                  </w:tcMar>
+                  <w:vAlign w:val="center"/>
+                </w:tcPr>
+                <w:p>
+                  <w:pPr>
+                    <w:keepNext w:val="false"/>
+                    <w:spacing w:after="0" w:line="252"/>
+                    <w:jc w:val="left"/>
+                  </w:pPr>
+                  <w:r>
+                    <w:rPr>
+                      <w:rFonts w:ascii="Arial" w:cs="Arial" w:eastAsia="Arial" w:hAnsi="Arial"/>
+                      <w:color w:val="1C1B16"/>
+                      <w:sz w:val="18"/>
+                      <w:szCs w:val="18"/>
+                    </w:rPr>
+                    <w:t xml:space="preserve">Plan so far</w:t>
+                  </w:r>
+                </w:p>
+              </w:tc>
+              <w:tc>
+                <w:tcPr>
+                  <w:tcW w:type="dxa" w:w="1100"/>
+                  <w:tcBorders>
+                    <w:top w:val="single" w:color="D5D0C4" w:sz="4"/>
+                    <w:left w:val="single" w:color="D5D0C4" w:sz="4"/>
+                    <w:bottom w:val="single" w:color="D5D0C4" w:sz="4"/>
+                    <w:right w:val="single" w:color="D5D0C4" w:sz="4"/>
+                  </w:tcBorders>
+                  <w:tcMar>
+                    <w:top w:type="dxa" w:w="40"/>
+                    <w:left w:type="dxa" w:w="100"/>
+                    <w:bottom w:type="dxa" w:w="40"/>
+                    <w:right w:type="dxa" w:w="100"/>
+                  </w:tcMar>
+                  <w:vAlign w:val="center"/>
+                </w:tcPr>
+                <w:p>
+                  <w:pPr>
+                    <w:keepNext w:val="false"/>
+                    <w:spacing w:after="0" w:line="252"/>
+                    <w:jc w:val="right"/>
+                  </w:pPr>
+                  <w:r>
+                    <w:rPr>
+                      <w:rFonts w:ascii="Arial" w:cs="Arial" w:eastAsia="Arial" w:hAnsi="Arial"/>
+                      <w:b w:val="false"/>
+                      <w:bCs w:val="false"/>
+                      <w:color w:val="1C1B16"/>
+                      <w:sz w:val="18"/>
+                      <w:szCs w:val="18"/>
+                    </w:rPr>
+                    <w:t xml:space="preserve">0.76</w:t>
+                  </w:r>
+                </w:p>
+              </w:tc>
+              <w:tc>
+                <w:tcPr>
+                  <w:tcW w:type="dxa" w:w="1100"/>
+                  <w:tcBorders>
+                    <w:top w:val="single" w:color="D5D0C4" w:sz="4"/>
+                    <w:left w:val="single" w:color="D5D0C4" w:sz="4"/>
+                    <w:bottom w:val="single" w:color="D5D0C4" w:sz="4"/>
+                    <w:right w:val="single" w:color="D5D0C4" w:sz="4"/>
+                  </w:tcBorders>
+                  <w:tcMar>
+                    <w:top w:type="dxa" w:w="40"/>
+                    <w:left w:type="dxa" w:w="100"/>
+                    <w:bottom w:type="dxa" w:w="40"/>
+                    <w:right w:type="dxa" w:w="100"/>
+                  </w:tcMar>
+                  <w:vAlign w:val="center"/>
+                </w:tcPr>
+                <w:p>
+                  <w:pPr>
+                    <w:keepNext w:val="false"/>
+                    <w:spacing w:after="0" w:line="252"/>
+                    <w:jc w:val="right"/>
+                  </w:pPr>
+                  <w:r>
+                    <w:rPr>
+                      <w:rFonts w:ascii="Arial" w:cs="Arial" w:eastAsia="Arial" w:hAnsi="Arial"/>
+                      <w:b w:val="false"/>
+                      <w:bCs w:val="false"/>
+                      <w:color w:val="1C1B16"/>
+                      <w:sz w:val="18"/>
+                      <w:szCs w:val="18"/>
+                    </w:rPr>
+                    <w:t xml:space="preserve">2.27</w:t>
+                  </w:r>
+                </w:p>
+              </w:tc>
+              <w:tc>
+                <w:tcPr>
+                  <w:tcW w:type="dxa" w:w="1100"/>
+                  <w:tcBorders>
+                    <w:top w:val="single" w:color="D5D0C4" w:sz="4"/>
+                    <w:left w:val="single" w:color="D5D0C4" w:sz="4"/>
+                    <w:bottom w:val="single" w:color="D5D0C4" w:sz="4"/>
+                    <w:right w:val="single" w:color="D5D0C4" w:sz="4"/>
+                  </w:tcBorders>
+                  <w:tcMar>
+                    <w:top w:type="dxa" w:w="40"/>
+                    <w:left w:type="dxa" w:w="100"/>
+                    <w:bottom w:type="dxa" w:w="40"/>
+                    <w:right w:type="dxa" w:w="100"/>
+                  </w:tcMar>
+                  <w:vAlign w:val="center"/>
+                </w:tcPr>
+                <w:p>
+                  <w:pPr>
+                    <w:keepNext w:val="false"/>
+                    <w:spacing w:after="0" w:line="252"/>
+                    <w:jc w:val="right"/>
+                  </w:pPr>
+                  <w:r>
+                    <w:rPr>
+                      <w:rFonts w:ascii="Arial" w:cs="Arial" w:eastAsia="Arial" w:hAnsi="Arial"/>
+                      <w:b w:val="false"/>
+                      <w:bCs w:val="false"/>
+                      <w:color w:val="1C1B16"/>
+                      <w:sz w:val="18"/>
+                      <w:szCs w:val="18"/>
+                    </w:rPr>
+                    <w:t xml:space="preserve">3.78</w:t>
+                  </w:r>
+                </w:p>
+              </w:tc>
+              <w:tc>
+                <w:tcPr>
+                  <w:tcW w:type="dxa" w:w="1100"/>
+                  <w:tcBorders>
+                    <w:top w:val="single" w:color="D5D0C4" w:sz="4"/>
+                    <w:left w:val="single" w:color="D5D0C4" w:sz="4"/>
+                    <w:bottom w:val="single" w:color="D5D0C4" w:sz="4"/>
+                    <w:right w:val="single" w:color="D5D0C4" w:sz="4"/>
+                  </w:tcBorders>
+                  <w:tcMar>
+                    <w:top w:type="dxa" w:w="40"/>
+                    <w:left w:type="dxa" w:w="100"/>
+                    <w:bottom w:type="dxa" w:w="40"/>
+                    <w:right w:type="dxa" w:w="100"/>
+                  </w:tcMar>
+                  <w:vAlign w:val="center"/>
+                </w:tcPr>
+                <w:p>
+                  <w:pPr>
+                    <w:keepNext w:val="false"/>
+                    <w:spacing w:after="0" w:line="252"/>
+                    <w:jc w:val="right"/>
+                  </w:pPr>
+                  <w:r>
+                    <w:rPr>
+                      <w:rFonts w:ascii="Arial" w:cs="Arial" w:eastAsia="Arial" w:hAnsi="Arial"/>
+                      <w:b w:val="false"/>
+                      <w:bCs w:val="false"/>
+                      <w:color w:val="1C1B16"/>
+                      <w:sz w:val="18"/>
+                      <w:szCs w:val="18"/>
+                    </w:rPr>
+                    <w:t xml:space="preserve">5.30</w:t>
+                  </w:r>
+                </w:p>
+              </w:tc>
+              <w:tc>
+                <w:tcPr>
+                  <w:tcW w:type="dxa" w:w="1100"/>
+                  <w:tcBorders>
+                    <w:top w:val="single" w:color="D5D0C4" w:sz="4"/>
+                    <w:left w:val="single" w:color="D5D0C4" w:sz="4"/>
+                    <w:bottom w:val="single" w:color="D5D0C4" w:sz="4"/>
+                    <w:right w:val="single" w:color="D5D0C4" w:sz="4"/>
+                  </w:tcBorders>
+                  <w:tcMar>
+                    <w:top w:type="dxa" w:w="40"/>
+                    <w:left w:type="dxa" w:w="100"/>
+                    <w:bottom w:type="dxa" w:w="40"/>
+                    <w:right w:type="dxa" w:w="100"/>
+                  </w:tcMar>
+                  <w:vAlign w:val="center"/>
+                </w:tcPr>
+                <w:p>
+                  <w:pPr>
+                    <w:keepNext w:val="false"/>
+                    <w:spacing w:after="0" w:line="252"/>
+                    <w:jc w:val="right"/>
+                  </w:pPr>
+                  <w:r>
+                    <w:rPr>
+                      <w:rFonts w:ascii="Arial" w:cs="Arial" w:eastAsia="Arial" w:hAnsi="Arial"/>
+                      <w:b w:val="false"/>
+                      <w:bCs w:val="false"/>
+                      <w:color w:val="1C1B16"/>
+                      <w:sz w:val="18"/>
+                      <w:szCs w:val="18"/>
+                    </w:rPr>
+                    <w:t xml:space="preserve">6.81</w:t>
+                  </w:r>
+                </w:p>
+              </w:tc>
+              <w:tc>
+                <w:tcPr>
+                  <w:tcW w:type="dxa" w:w="1100"/>
+                  <w:tcBorders>
+                    <w:top w:val="single" w:color="D5D0C4" w:sz="4"/>
+                    <w:left w:val="single" w:color="D5D0C4" w:sz="4"/>
+                    <w:bottom w:val="single" w:color="D5D0C4" w:sz="4"/>
+                    <w:right w:val="single" w:color="D5D0C4" w:sz="4"/>
+                  </w:tcBorders>
+                  <w:tcMar>
+                    <w:top w:type="dxa" w:w="40"/>
+                    <w:left w:type="dxa" w:w="100"/>
+                    <w:bottom w:type="dxa" w:w="40"/>
+                    <w:right w:type="dxa" w:w="100"/>
+                  </w:tcMar>
+                  <w:vAlign w:val="center"/>
+                </w:tcPr>
+                <w:p>
+                  <w:pPr>
+                    <w:keepNext w:val="false"/>
+                    <w:spacing w:after="0" w:line="252"/>
+                    <w:jc w:val="right"/>
+                  </w:pPr>
+                  <w:r>
+                    <w:rPr>
+                      <w:rFonts w:ascii="Arial" w:cs="Arial" w:eastAsia="Arial" w:hAnsi="Arial"/>
+                      <w:b w:val="false"/>
+                      <w:bCs w:val="false"/>
+                      <w:color w:val="1C1B16"/>
+                      <w:sz w:val="18"/>
+                      <w:szCs w:val="18"/>
+                    </w:rPr>
+                    <w:t xml:space="preserve">8.33</w:t>
+                  </w:r>
+                </w:p>
+              </w:tc>
+              <w:tc>
+                <w:tcPr>
+                  <w:tcW w:type="dxa" w:w="1100"/>
+                  <w:tcBorders>
+                    <w:top w:val="single" w:color="D5D0C4" w:sz="4"/>
+                    <w:left w:val="single" w:color="D5D0C4" w:sz="4"/>
+                    <w:bottom w:val="single" w:color="D5D0C4" w:sz="4"/>
+                    <w:right w:val="single" w:color="D5D0C4" w:sz="4"/>
+                  </w:tcBorders>
+                  <w:tcMar>
+                    <w:top w:type="dxa" w:w="40"/>
+                    <w:left w:type="dxa" w:w="100"/>
+                    <w:bottom w:type="dxa" w:w="40"/>
+                    <w:right w:type="dxa" w:w="100"/>
+                  </w:tcMar>
+                  <w:vAlign w:val="center"/>
+                </w:tcPr>
+                <w:p>
+                  <w:pPr>
+                    <w:keepNext w:val="false"/>
+                    <w:spacing w:after="0" w:line="252"/>
+                    <w:jc w:val="right"/>
+                  </w:pPr>
+                  <w:r>
+                    <w:rPr>
+                      <w:rFonts w:ascii="Arial" w:cs="Arial" w:eastAsia="Arial" w:hAnsi="Arial"/>
+                      <w:b w:val="false"/>
+                      <w:bCs w:val="false"/>
+                      <w:color w:val="1C1B16"/>
+                      <w:sz w:val="18"/>
+                      <w:szCs w:val="18"/>
+                    </w:rPr>
+                    <w:t xml:space="preserve">9.84</w:t>
+                  </w:r>
+                </w:p>
+              </w:tc>
+            </w:tr>
+          </w:tbl>
           <w:p>
             <w:pPr>
               <w:keepNext/>
@@ -11648,7 +13225,7 @@
                 <w:sz w:val="18"/>
                 <w:szCs w:val="18"/>
               </w:rPr>
-              <w:t xml:space="preserve">  ·  Read the run rate</w:t>
+              <w:t xml:space="preserve">  ·  Read the plan line</w:t>
             </w:r>
             <w:r>
               <w:rPr>
@@ -11674,7 +13251,7 @@
                 <w:sz w:val="21"/>
                 <w:szCs w:val="21"/>
               </w:rPr>
-              <w:t xml:space="preserve">Q2 closed at Rs 9,84,00,000 against a plan of Rs 9,83,99,990 for the quarter. At mid-quarter the running total had been Rs 1.58 crore ahead of plan, almost all of it from one week in July. Meera's chief of staff wants one line about the plan for Monday's front page. Which do you send?</w:t>
+              <w:t xml:space="preserve">Meera's chief of staff wants one line about the plan for Monday's front page, and the figures above are all there is. Which line do they support?</w:t>
             </w:r>
           </w:p>
           <w:p>
@@ -11702,7 +13279,7 @@
                 <w:sz w:val="20"/>
                 <w:szCs w:val="20"/>
               </w:rPr>
-              <w:t xml:space="preserve">Q2 closed on plan, but six of its last seven full weeks booked below the weekly plan</w:t>
+              <w:t xml:space="preserve">Level with plan at the close, having given back the lead it built in July</w:t>
             </w:r>
           </w:p>
           <w:p>
@@ -11730,7 +13307,7 @@
                 <w:sz w:val="20"/>
                 <w:szCs w:val="20"/>
               </w:rPr>
-              <w:t xml:space="preserve">Q2 closed on plan, and its run rate is on plan, since the total matched it to the rupee</w:t>
+              <w:t xml:space="preserve">Well ahead of plan at the close, keeping most of the lead it built in July</w:t>
             </w:r>
           </w:p>
           <w:p>
@@ -11758,7 +13335,7 @@
                 <w:sz w:val="20"/>
                 <w:szCs w:val="20"/>
               </w:rPr>
-              <w:t xml:space="preserve">Q2 fell below plan in six of its last seven weeks, so the quarter closed below plan</w:t>
+              <w:t xml:space="preserve">Behind plan from mid-August on, after a strong start in the first weeks of July</w:t>
             </w:r>
           </w:p>
           <w:p>
@@ -11786,7 +13363,7 @@
                 <w:sz w:val="20"/>
                 <w:szCs w:val="20"/>
               </w:rPr>
-              <w:t xml:space="preserve">Q2 beat plan by Rs 1.58 crore, the lead the running total showed at mid-quarter</w:t>
+              <w:t xml:space="preserve">Within a few lakh of plan all quarter, with no lead or shortfall worth a line</w:t>
             </w:r>
           </w:p>
         </w:tc>
@@ -11904,7 +13481,7 @@
                 <w:sz w:val="21"/>
                 <w:szCs w:val="21"/>
               </w:rPr>
-              <w:t xml:space="preserve">The customer table has 340 rows, one per customer, and its spend column adds up to the book's Rs 19,84,00,000. The monsoon sale's exposure feed, which lists the customers the sale reached, holds 136 rows for 130 customers, because six customers were sent a second time on 11 August. The analyst merges the feed onto the table with how='left' and sends the result to Excel, where a pivot sums spend.</w:t>
+              <w:t xml:space="preserve">The customer table has 340 rows, one per customer, and its spend column adds up to the book's Rs 19,84,00,000 for both quarters. The monsoon sale's exposure feed, which lists the customers the sale reached, holds 136 rows for 130 customers, because six customers were sent a second time on 11 August. The analyst merges the feed onto the table with how='left' and sends the result to Excel, where a pivot sums spend.</w:t>
             </w:r>
           </w:p>
           <w:p>
@@ -11960,7 +13537,7 @@
                           </pic:cNvPicPr>
                         </pic:nvPicPr>
                         <pic:blipFill>
-                          <a:blip r:embed="rId13" cstate="none"/>
+                          <a:blip r:embed="rId12" cstate="none"/>
                           <a:srcRect/>
                           <a:stretch>
                             <a:fillRect/>
@@ -12564,6 +14141,730 @@
           <w:p>
             <w:pPr>
               <w:keepNext/>
+              <w:spacing w:after="80" w:before="80"/>
+            </w:pPr>
+            <w:r>
+              <w:rPr>
+                <w:rFonts w:ascii="Arial" w:cs="Arial" w:eastAsia="Arial" w:hAnsi="Arial"/>
+                <w:b/>
+                <w:bCs/>
+                <w:color w:val="B37A33"/>
+                <w:sz w:val="19"/>
+                <w:szCs w:val="19"/>
+              </w:rPr>
+              <w:t xml:space="preserve">Exhibit 4B</w:t>
+            </w:r>
+            <w:r>
+              <w:rPr>
+                <w:rFonts w:ascii="Arial" w:cs="Arial" w:eastAsia="Arial" w:hAnsi="Arial"/>
+                <w:i/>
+                <w:iCs/>
+                <w:color w:val="6B675E"/>
+                <w:sz w:val="18"/>
+                <w:szCs w:val="18"/>
+              </w:rPr>
+              <w:t xml:space="preserve">   Suppose next Monday the campaign tool sends the same feed newest first; these are its rows for three customers, in the feed's three columns and in the order it sends them.</w:t>
+            </w:r>
+          </w:p>
+          <w:tbl>
+            <w:tblPr>
+              <w:tblW w:type="dxa" w:w="5220"/>
+              <w:tblBorders>
+                <w:top w:val="single" w:color="D5D0C4" w:sz="4"/>
+                <w:left w:val="single" w:color="D5D0C4" w:sz="4"/>
+                <w:bottom w:val="single" w:color="D5D0C4" w:sz="4"/>
+                <w:right w:val="single" w:color="D5D0C4" w:sz="4"/>
+                <w:insideH w:val="single" w:color="D5D0C4" w:sz="4"/>
+                <w:insideV w:val="single" w:color="D5D0C4" w:sz="4"/>
+              </w:tblBorders>
+            </w:tblPr>
+            <w:tblGrid>
+              <w:gridCol w:w="1580"/>
+              <w:gridCol w:w="1940"/>
+              <w:gridCol w:w="1700"/>
+            </w:tblGrid>
+            <w:tr>
+              <w:trPr>
+                <w:cantSplit/>
+                <w:tblHeader/>
+              </w:trPr>
+              <w:tc>
+                <w:tcPr>
+                  <w:tcW w:type="dxa" w:w="1580"/>
+                  <w:tcBorders>
+                    <w:top w:val="single" w:color="D5D0C4" w:sz="4"/>
+                    <w:left w:val="single" w:color="D5D0C4" w:sz="4"/>
+                    <w:bottom w:val="single" w:color="D5D0C4" w:sz="4"/>
+                    <w:right w:val="single" w:color="D5D0C4" w:sz="4"/>
+                  </w:tcBorders>
+                  <w:shd w:fill="F9F8F3" w:color="auto" w:val="clear"/>
+                  <w:tcMar>
+                    <w:top w:type="dxa" w:w="40"/>
+                    <w:left w:type="dxa" w:w="100"/>
+                    <w:bottom w:type="dxa" w:w="40"/>
+                    <w:right w:type="dxa" w:w="100"/>
+                  </w:tcMar>
+                  <w:vAlign w:val="center"/>
+                </w:tcPr>
+                <w:p>
+                  <w:pPr>
+                    <w:keepNext/>
+                    <w:spacing w:after="0" w:line="240"/>
+                    <w:jc w:val="left"/>
+                  </w:pPr>
+                  <w:r>
+                    <w:rPr>
+                      <w:rFonts w:ascii="Arial" w:cs="Arial" w:eastAsia="Arial" w:hAnsi="Arial"/>
+                      <w:b/>
+                      <w:bCs/>
+                      <w:color w:val="1C1B16"/>
+                      <w:sz w:val="18"/>
+                      <w:szCs w:val="18"/>
+                    </w:rPr>
+                    <w:t xml:space="preserve">customer_id</w:t>
+                  </w:r>
+                </w:p>
+              </w:tc>
+              <w:tc>
+                <w:tcPr>
+                  <w:tcW w:type="dxa" w:w="1940"/>
+                  <w:tcBorders>
+                    <w:top w:val="single" w:color="D5D0C4" w:sz="4"/>
+                    <w:left w:val="single" w:color="D5D0C4" w:sz="4"/>
+                    <w:bottom w:val="single" w:color="D5D0C4" w:sz="4"/>
+                    <w:right w:val="single" w:color="D5D0C4" w:sz="4"/>
+                  </w:tcBorders>
+                  <w:shd w:fill="F9F8F3" w:color="auto" w:val="clear"/>
+                  <w:tcMar>
+                    <w:top w:type="dxa" w:w="40"/>
+                    <w:left w:type="dxa" w:w="100"/>
+                    <w:bottom w:type="dxa" w:w="40"/>
+                    <w:right w:type="dxa" w:w="100"/>
+                  </w:tcMar>
+                  <w:vAlign w:val="center"/>
+                </w:tcPr>
+                <w:p>
+                  <w:pPr>
+                    <w:keepNext/>
+                    <w:spacing w:after="0" w:line="240"/>
+                    <w:jc w:val="left"/>
+                  </w:pPr>
+                  <w:r>
+                    <w:rPr>
+                      <w:rFonts w:ascii="Arial" w:cs="Arial" w:eastAsia="Arial" w:hAnsi="Arial"/>
+                      <w:b/>
+                      <w:bCs/>
+                      <w:color w:val="1C1B16"/>
+                      <w:sz w:val="18"/>
+                      <w:szCs w:val="18"/>
+                    </w:rPr>
+                    <w:t xml:space="preserve">campaign_id</w:t>
+                  </w:r>
+                </w:p>
+              </w:tc>
+              <w:tc>
+                <w:tcPr>
+                  <w:tcW w:type="dxa" w:w="1700"/>
+                  <w:tcBorders>
+                    <w:top w:val="single" w:color="D5D0C4" w:sz="4"/>
+                    <w:left w:val="single" w:color="D5D0C4" w:sz="4"/>
+                    <w:bottom w:val="single" w:color="D5D0C4" w:sz="4"/>
+                    <w:right w:val="single" w:color="D5D0C4" w:sz="4"/>
+                  </w:tcBorders>
+                  <w:shd w:fill="F9F8F3" w:color="auto" w:val="clear"/>
+                  <w:tcMar>
+                    <w:top w:type="dxa" w:w="40"/>
+                    <w:left w:type="dxa" w:w="100"/>
+                    <w:bottom w:type="dxa" w:w="40"/>
+                    <w:right w:type="dxa" w:w="100"/>
+                  </w:tcMar>
+                  <w:vAlign w:val="center"/>
+                </w:tcPr>
+                <w:p>
+                  <w:pPr>
+                    <w:keepNext/>
+                    <w:spacing w:after="0" w:line="240"/>
+                    <w:jc w:val="left"/>
+                  </w:pPr>
+                  <w:r>
+                    <w:rPr>
+                      <w:rFonts w:ascii="Arial" w:cs="Arial" w:eastAsia="Arial" w:hAnsi="Arial"/>
+                      <w:b/>
+                      <w:bCs/>
+                      <w:color w:val="1C1B16"/>
+                      <w:sz w:val="18"/>
+                      <w:szCs w:val="18"/>
+                    </w:rPr>
+                    <w:t xml:space="preserve">exposed_date</w:t>
+                  </w:r>
+                </w:p>
+              </w:tc>
+            </w:tr>
+            <w:tr>
+              <w:trPr>
+                <w:cantSplit/>
+              </w:trPr>
+              <w:tc>
+                <w:tcPr>
+                  <w:tcW w:type="dxa" w:w="1580"/>
+                  <w:tcBorders>
+                    <w:top w:val="single" w:color="D5D0C4" w:sz="4"/>
+                    <w:left w:val="single" w:color="D5D0C4" w:sz="4"/>
+                    <w:bottom w:val="single" w:color="D5D0C4" w:sz="4"/>
+                    <w:right w:val="single" w:color="D5D0C4" w:sz="4"/>
+                  </w:tcBorders>
+                  <w:tcMar>
+                    <w:top w:type="dxa" w:w="40"/>
+                    <w:left w:type="dxa" w:w="100"/>
+                    <w:bottom w:type="dxa" w:w="40"/>
+                    <w:right w:type="dxa" w:w="100"/>
+                  </w:tcMar>
+                  <w:vAlign w:val="center"/>
+                </w:tcPr>
+                <w:p>
+                  <w:pPr>
+                    <w:keepNext w:val="false"/>
+                    <w:spacing w:after="0" w:line="252"/>
+                    <w:jc w:val="left"/>
+                  </w:pPr>
+                  <w:r>
+                    <w:rPr>
+                      <w:rFonts w:ascii="Arial" w:cs="Arial" w:eastAsia="Arial" w:hAnsi="Arial"/>
+                      <w:color w:val="1C1B16"/>
+                      <w:sz w:val="18"/>
+                      <w:szCs w:val="18"/>
+                    </w:rPr>
+                    <w:t xml:space="preserve">C-0001</w:t>
+                  </w:r>
+                </w:p>
+              </w:tc>
+              <w:tc>
+                <w:tcPr>
+                  <w:tcW w:type="dxa" w:w="1940"/>
+                  <w:tcBorders>
+                    <w:top w:val="single" w:color="D5D0C4" w:sz="4"/>
+                    <w:left w:val="single" w:color="D5D0C4" w:sz="4"/>
+                    <w:bottom w:val="single" w:color="D5D0C4" w:sz="4"/>
+                    <w:right w:val="single" w:color="D5D0C4" w:sz="4"/>
+                  </w:tcBorders>
+                  <w:tcMar>
+                    <w:top w:type="dxa" w:w="40"/>
+                    <w:left w:type="dxa" w:w="100"/>
+                    <w:bottom w:type="dxa" w:w="40"/>
+                    <w:right w:type="dxa" w:w="100"/>
+                  </w:tcMar>
+                  <w:vAlign w:val="center"/>
+                </w:tcPr>
+                <w:p>
+                  <w:pPr>
+                    <w:keepNext w:val="false"/>
+                    <w:spacing w:after="0" w:line="252"/>
+                    <w:jc w:val="left"/>
+                  </w:pPr>
+                  <w:r>
+                    <w:rPr>
+                      <w:rFonts w:ascii="Arial" w:cs="Arial" w:eastAsia="Arial" w:hAnsi="Arial"/>
+                      <w:b w:val="false"/>
+                      <w:bCs w:val="false"/>
+                      <w:color w:val="1C1B16"/>
+                      <w:sz w:val="18"/>
+                      <w:szCs w:val="18"/>
+                    </w:rPr>
+                    <w:t xml:space="preserve">CMP-MONSOON-26</w:t>
+                  </w:r>
+                </w:p>
+              </w:tc>
+              <w:tc>
+                <w:tcPr>
+                  <w:tcW w:type="dxa" w:w="1700"/>
+                  <w:tcBorders>
+                    <w:top w:val="single" w:color="D5D0C4" w:sz="4"/>
+                    <w:left w:val="single" w:color="D5D0C4" w:sz="4"/>
+                    <w:bottom w:val="single" w:color="D5D0C4" w:sz="4"/>
+                    <w:right w:val="single" w:color="D5D0C4" w:sz="4"/>
+                  </w:tcBorders>
+                  <w:tcMar>
+                    <w:top w:type="dxa" w:w="40"/>
+                    <w:left w:type="dxa" w:w="100"/>
+                    <w:bottom w:type="dxa" w:w="40"/>
+                    <w:right w:type="dxa" w:w="100"/>
+                  </w:tcMar>
+                  <w:vAlign w:val="center"/>
+                </w:tcPr>
+                <w:p>
+                  <w:pPr>
+                    <w:keepNext w:val="false"/>
+                    <w:spacing w:after="0" w:line="252"/>
+                    <w:jc w:val="left"/>
+                  </w:pPr>
+                  <w:r>
+                    <w:rPr>
+                      <w:rFonts w:ascii="Arial" w:cs="Arial" w:eastAsia="Arial" w:hAnsi="Arial"/>
+                      <w:b w:val="false"/>
+                      <w:bCs w:val="false"/>
+                      <w:color w:val="1C1B16"/>
+                      <w:sz w:val="18"/>
+                      <w:szCs w:val="18"/>
+                    </w:rPr>
+                    <w:t xml:space="preserve">2026-08-11</w:t>
+                  </w:r>
+                </w:p>
+              </w:tc>
+            </w:tr>
+            <w:tr>
+              <w:trPr>
+                <w:cantSplit/>
+              </w:trPr>
+              <w:tc>
+                <w:tcPr>
+                  <w:tcW w:type="dxa" w:w="1580"/>
+                  <w:tcBorders>
+                    <w:top w:val="single" w:color="D5D0C4" w:sz="4"/>
+                    <w:left w:val="single" w:color="D5D0C4" w:sz="4"/>
+                    <w:bottom w:val="single" w:color="D5D0C4" w:sz="4"/>
+                    <w:right w:val="single" w:color="D5D0C4" w:sz="4"/>
+                  </w:tcBorders>
+                  <w:tcMar>
+                    <w:top w:type="dxa" w:w="40"/>
+                    <w:left w:type="dxa" w:w="100"/>
+                    <w:bottom w:type="dxa" w:w="40"/>
+                    <w:right w:type="dxa" w:w="100"/>
+                  </w:tcMar>
+                  <w:vAlign w:val="center"/>
+                </w:tcPr>
+                <w:p>
+                  <w:pPr>
+                    <w:keepNext w:val="false"/>
+                    <w:spacing w:after="0" w:line="252"/>
+                    <w:jc w:val="left"/>
+                  </w:pPr>
+                  <w:r>
+                    <w:rPr>
+                      <w:rFonts w:ascii="Arial" w:cs="Arial" w:eastAsia="Arial" w:hAnsi="Arial"/>
+                      <w:color w:val="1C1B16"/>
+                      <w:sz w:val="18"/>
+                      <w:szCs w:val="18"/>
+                    </w:rPr>
+                    <w:t xml:space="preserve">C-0002</w:t>
+                  </w:r>
+                </w:p>
+              </w:tc>
+              <w:tc>
+                <w:tcPr>
+                  <w:tcW w:type="dxa" w:w="1940"/>
+                  <w:tcBorders>
+                    <w:top w:val="single" w:color="D5D0C4" w:sz="4"/>
+                    <w:left w:val="single" w:color="D5D0C4" w:sz="4"/>
+                    <w:bottom w:val="single" w:color="D5D0C4" w:sz="4"/>
+                    <w:right w:val="single" w:color="D5D0C4" w:sz="4"/>
+                  </w:tcBorders>
+                  <w:tcMar>
+                    <w:top w:type="dxa" w:w="40"/>
+                    <w:left w:type="dxa" w:w="100"/>
+                    <w:bottom w:type="dxa" w:w="40"/>
+                    <w:right w:type="dxa" w:w="100"/>
+                  </w:tcMar>
+                  <w:vAlign w:val="center"/>
+                </w:tcPr>
+                <w:p>
+                  <w:pPr>
+                    <w:keepNext w:val="false"/>
+                    <w:spacing w:after="0" w:line="252"/>
+                    <w:jc w:val="left"/>
+                  </w:pPr>
+                  <w:r>
+                    <w:rPr>
+                      <w:rFonts w:ascii="Arial" w:cs="Arial" w:eastAsia="Arial" w:hAnsi="Arial"/>
+                      <w:b w:val="false"/>
+                      <w:bCs w:val="false"/>
+                      <w:color w:val="1C1B16"/>
+                      <w:sz w:val="18"/>
+                      <w:szCs w:val="18"/>
+                    </w:rPr>
+                    <w:t xml:space="preserve">CMP-MONSOON-26</w:t>
+                  </w:r>
+                </w:p>
+              </w:tc>
+              <w:tc>
+                <w:tcPr>
+                  <w:tcW w:type="dxa" w:w="1700"/>
+                  <w:tcBorders>
+                    <w:top w:val="single" w:color="D5D0C4" w:sz="4"/>
+                    <w:left w:val="single" w:color="D5D0C4" w:sz="4"/>
+                    <w:bottom w:val="single" w:color="D5D0C4" w:sz="4"/>
+                    <w:right w:val="single" w:color="D5D0C4" w:sz="4"/>
+                  </w:tcBorders>
+                  <w:tcMar>
+                    <w:top w:type="dxa" w:w="40"/>
+                    <w:left w:type="dxa" w:w="100"/>
+                    <w:bottom w:type="dxa" w:w="40"/>
+                    <w:right w:type="dxa" w:w="100"/>
+                  </w:tcMar>
+                  <w:vAlign w:val="center"/>
+                </w:tcPr>
+                <w:p>
+                  <w:pPr>
+                    <w:keepNext w:val="false"/>
+                    <w:spacing w:after="0" w:line="252"/>
+                    <w:jc w:val="left"/>
+                  </w:pPr>
+                  <w:r>
+                    <w:rPr>
+                      <w:rFonts w:ascii="Arial" w:cs="Arial" w:eastAsia="Arial" w:hAnsi="Arial"/>
+                      <w:b w:val="false"/>
+                      <w:bCs w:val="false"/>
+                      <w:color w:val="1C1B16"/>
+                      <w:sz w:val="18"/>
+                      <w:szCs w:val="18"/>
+                    </w:rPr>
+                    <w:t xml:space="preserve">2026-08-11</w:t>
+                  </w:r>
+                </w:p>
+              </w:tc>
+            </w:tr>
+            <w:tr>
+              <w:trPr>
+                <w:cantSplit/>
+              </w:trPr>
+              <w:tc>
+                <w:tcPr>
+                  <w:tcW w:type="dxa" w:w="1580"/>
+                  <w:tcBorders>
+                    <w:top w:val="single" w:color="D5D0C4" w:sz="4"/>
+                    <w:left w:val="single" w:color="D5D0C4" w:sz="4"/>
+                    <w:bottom w:val="single" w:color="D5D0C4" w:sz="4"/>
+                    <w:right w:val="single" w:color="D5D0C4" w:sz="4"/>
+                  </w:tcBorders>
+                  <w:tcMar>
+                    <w:top w:type="dxa" w:w="40"/>
+                    <w:left w:type="dxa" w:w="100"/>
+                    <w:bottom w:type="dxa" w:w="40"/>
+                    <w:right w:type="dxa" w:w="100"/>
+                  </w:tcMar>
+                  <w:vAlign w:val="center"/>
+                </w:tcPr>
+                <w:p>
+                  <w:pPr>
+                    <w:keepNext w:val="false"/>
+                    <w:spacing w:after="0" w:line="252"/>
+                    <w:jc w:val="left"/>
+                  </w:pPr>
+                  <w:r>
+                    <w:rPr>
+                      <w:rFonts w:ascii="Arial" w:cs="Arial" w:eastAsia="Arial" w:hAnsi="Arial"/>
+                      <w:color w:val="1C1B16"/>
+                      <w:sz w:val="18"/>
+                      <w:szCs w:val="18"/>
+                    </w:rPr>
+                    <w:t xml:space="preserve">C-0001</w:t>
+                  </w:r>
+                </w:p>
+              </w:tc>
+              <w:tc>
+                <w:tcPr>
+                  <w:tcW w:type="dxa" w:w="1940"/>
+                  <w:tcBorders>
+                    <w:top w:val="single" w:color="D5D0C4" w:sz="4"/>
+                    <w:left w:val="single" w:color="D5D0C4" w:sz="4"/>
+                    <w:bottom w:val="single" w:color="D5D0C4" w:sz="4"/>
+                    <w:right w:val="single" w:color="D5D0C4" w:sz="4"/>
+                  </w:tcBorders>
+                  <w:tcMar>
+                    <w:top w:type="dxa" w:w="40"/>
+                    <w:left w:type="dxa" w:w="100"/>
+                    <w:bottom w:type="dxa" w:w="40"/>
+                    <w:right w:type="dxa" w:w="100"/>
+                  </w:tcMar>
+                  <w:vAlign w:val="center"/>
+                </w:tcPr>
+                <w:p>
+                  <w:pPr>
+                    <w:keepNext w:val="false"/>
+                    <w:spacing w:after="0" w:line="252"/>
+                    <w:jc w:val="left"/>
+                  </w:pPr>
+                  <w:r>
+                    <w:rPr>
+                      <w:rFonts w:ascii="Arial" w:cs="Arial" w:eastAsia="Arial" w:hAnsi="Arial"/>
+                      <w:b w:val="false"/>
+                      <w:bCs w:val="false"/>
+                      <w:color w:val="1C1B16"/>
+                      <w:sz w:val="18"/>
+                      <w:szCs w:val="18"/>
+                    </w:rPr>
+                    <w:t xml:space="preserve">CMP-MONSOON-26</w:t>
+                  </w:r>
+                </w:p>
+              </w:tc>
+              <w:tc>
+                <w:tcPr>
+                  <w:tcW w:type="dxa" w:w="1700"/>
+                  <w:tcBorders>
+                    <w:top w:val="single" w:color="D5D0C4" w:sz="4"/>
+                    <w:left w:val="single" w:color="D5D0C4" w:sz="4"/>
+                    <w:bottom w:val="single" w:color="D5D0C4" w:sz="4"/>
+                    <w:right w:val="single" w:color="D5D0C4" w:sz="4"/>
+                  </w:tcBorders>
+                  <w:tcMar>
+                    <w:top w:type="dxa" w:w="40"/>
+                    <w:left w:type="dxa" w:w="100"/>
+                    <w:bottom w:type="dxa" w:w="40"/>
+                    <w:right w:type="dxa" w:w="100"/>
+                  </w:tcMar>
+                  <w:vAlign w:val="center"/>
+                </w:tcPr>
+                <w:p>
+                  <w:pPr>
+                    <w:keepNext w:val="false"/>
+                    <w:spacing w:after="0" w:line="252"/>
+                    <w:jc w:val="left"/>
+                  </w:pPr>
+                  <w:r>
+                    <w:rPr>
+                      <w:rFonts w:ascii="Arial" w:cs="Arial" w:eastAsia="Arial" w:hAnsi="Arial"/>
+                      <w:b w:val="false"/>
+                      <w:bCs w:val="false"/>
+                      <w:color w:val="1C1B16"/>
+                      <w:sz w:val="18"/>
+                      <w:szCs w:val="18"/>
+                    </w:rPr>
+                    <w:t xml:space="preserve">2026-08-03</w:t>
+                  </w:r>
+                </w:p>
+              </w:tc>
+            </w:tr>
+            <w:tr>
+              <w:trPr>
+                <w:cantSplit/>
+              </w:trPr>
+              <w:tc>
+                <w:tcPr>
+                  <w:tcW w:type="dxa" w:w="1580"/>
+                  <w:tcBorders>
+                    <w:top w:val="single" w:color="D5D0C4" w:sz="4"/>
+                    <w:left w:val="single" w:color="D5D0C4" w:sz="4"/>
+                    <w:bottom w:val="single" w:color="D5D0C4" w:sz="4"/>
+                    <w:right w:val="single" w:color="D5D0C4" w:sz="4"/>
+                  </w:tcBorders>
+                  <w:tcMar>
+                    <w:top w:type="dxa" w:w="40"/>
+                    <w:left w:type="dxa" w:w="100"/>
+                    <w:bottom w:type="dxa" w:w="40"/>
+                    <w:right w:type="dxa" w:w="100"/>
+                  </w:tcMar>
+                  <w:vAlign w:val="center"/>
+                </w:tcPr>
+                <w:p>
+                  <w:pPr>
+                    <w:keepNext w:val="false"/>
+                    <w:spacing w:after="0" w:line="252"/>
+                    <w:jc w:val="left"/>
+                  </w:pPr>
+                  <w:r>
+                    <w:rPr>
+                      <w:rFonts w:ascii="Arial" w:cs="Arial" w:eastAsia="Arial" w:hAnsi="Arial"/>
+                      <w:color w:val="1C1B16"/>
+                      <w:sz w:val="18"/>
+                      <w:szCs w:val="18"/>
+                    </w:rPr>
+                    <w:t xml:space="preserve">C-0002</w:t>
+                  </w:r>
+                </w:p>
+              </w:tc>
+              <w:tc>
+                <w:tcPr>
+                  <w:tcW w:type="dxa" w:w="1940"/>
+                  <w:tcBorders>
+                    <w:top w:val="single" w:color="D5D0C4" w:sz="4"/>
+                    <w:left w:val="single" w:color="D5D0C4" w:sz="4"/>
+                    <w:bottom w:val="single" w:color="D5D0C4" w:sz="4"/>
+                    <w:right w:val="single" w:color="D5D0C4" w:sz="4"/>
+                  </w:tcBorders>
+                  <w:tcMar>
+                    <w:top w:type="dxa" w:w="40"/>
+                    <w:left w:type="dxa" w:w="100"/>
+                    <w:bottom w:type="dxa" w:w="40"/>
+                    <w:right w:type="dxa" w:w="100"/>
+                  </w:tcMar>
+                  <w:vAlign w:val="center"/>
+                </w:tcPr>
+                <w:p>
+                  <w:pPr>
+                    <w:keepNext w:val="false"/>
+                    <w:spacing w:after="0" w:line="252"/>
+                    <w:jc w:val="left"/>
+                  </w:pPr>
+                  <w:r>
+                    <w:rPr>
+                      <w:rFonts w:ascii="Arial" w:cs="Arial" w:eastAsia="Arial" w:hAnsi="Arial"/>
+                      <w:b w:val="false"/>
+                      <w:bCs w:val="false"/>
+                      <w:color w:val="1C1B16"/>
+                      <w:sz w:val="18"/>
+                      <w:szCs w:val="18"/>
+                    </w:rPr>
+                    <w:t xml:space="preserve">CMP-MONSOON-26</w:t>
+                  </w:r>
+                </w:p>
+              </w:tc>
+              <w:tc>
+                <w:tcPr>
+                  <w:tcW w:type="dxa" w:w="1700"/>
+                  <w:tcBorders>
+                    <w:top w:val="single" w:color="D5D0C4" w:sz="4"/>
+                    <w:left w:val="single" w:color="D5D0C4" w:sz="4"/>
+                    <w:bottom w:val="single" w:color="D5D0C4" w:sz="4"/>
+                    <w:right w:val="single" w:color="D5D0C4" w:sz="4"/>
+                  </w:tcBorders>
+                  <w:tcMar>
+                    <w:top w:type="dxa" w:w="40"/>
+                    <w:left w:type="dxa" w:w="100"/>
+                    <w:bottom w:type="dxa" w:w="40"/>
+                    <w:right w:type="dxa" w:w="100"/>
+                  </w:tcMar>
+                  <w:vAlign w:val="center"/>
+                </w:tcPr>
+                <w:p>
+                  <w:pPr>
+                    <w:keepNext w:val="false"/>
+                    <w:spacing w:after="0" w:line="252"/>
+                    <w:jc w:val="left"/>
+                  </w:pPr>
+                  <w:r>
+                    <w:rPr>
+                      <w:rFonts w:ascii="Arial" w:cs="Arial" w:eastAsia="Arial" w:hAnsi="Arial"/>
+                      <w:b w:val="false"/>
+                      <w:bCs w:val="false"/>
+                      <w:color w:val="1C1B16"/>
+                      <w:sz w:val="18"/>
+                      <w:szCs w:val="18"/>
+                    </w:rPr>
+                    <w:t xml:space="preserve">2026-08-03</w:t>
+                  </w:r>
+                </w:p>
+              </w:tc>
+            </w:tr>
+            <w:tr>
+              <w:trPr>
+                <w:cantSplit/>
+              </w:trPr>
+              <w:tc>
+                <w:tcPr>
+                  <w:tcW w:type="dxa" w:w="1580"/>
+                  <w:tcBorders>
+                    <w:top w:val="single" w:color="D5D0C4" w:sz="4"/>
+                    <w:left w:val="single" w:color="D5D0C4" w:sz="4"/>
+                    <w:bottom w:val="single" w:color="D5D0C4" w:sz="4"/>
+                    <w:right w:val="single" w:color="D5D0C4" w:sz="4"/>
+                  </w:tcBorders>
+                  <w:tcMar>
+                    <w:top w:type="dxa" w:w="40"/>
+                    <w:left w:type="dxa" w:w="100"/>
+                    <w:bottom w:type="dxa" w:w="40"/>
+                    <w:right w:type="dxa" w:w="100"/>
+                  </w:tcMar>
+                  <w:vAlign w:val="center"/>
+                </w:tcPr>
+                <w:p>
+                  <w:pPr>
+                    <w:keepNext w:val="false"/>
+                    <w:spacing w:after="0" w:line="252"/>
+                    <w:jc w:val="left"/>
+                  </w:pPr>
+                  <w:r>
+                    <w:rPr>
+                      <w:rFonts w:ascii="Arial" w:cs="Arial" w:eastAsia="Arial" w:hAnsi="Arial"/>
+                      <w:color w:val="1C1B16"/>
+                      <w:sz w:val="18"/>
+                      <w:szCs w:val="18"/>
+                    </w:rPr>
+                    <w:t xml:space="preserve">C-0012</w:t>
+                  </w:r>
+                </w:p>
+              </w:tc>
+              <w:tc>
+                <w:tcPr>
+                  <w:tcW w:type="dxa" w:w="1940"/>
+                  <w:tcBorders>
+                    <w:top w:val="single" w:color="D5D0C4" w:sz="4"/>
+                    <w:left w:val="single" w:color="D5D0C4" w:sz="4"/>
+                    <w:bottom w:val="single" w:color="D5D0C4" w:sz="4"/>
+                    <w:right w:val="single" w:color="D5D0C4" w:sz="4"/>
+                  </w:tcBorders>
+                  <w:tcMar>
+                    <w:top w:type="dxa" w:w="40"/>
+                    <w:left w:type="dxa" w:w="100"/>
+                    <w:bottom w:type="dxa" w:w="40"/>
+                    <w:right w:type="dxa" w:w="100"/>
+                  </w:tcMar>
+                  <w:vAlign w:val="center"/>
+                </w:tcPr>
+                <w:p>
+                  <w:pPr>
+                    <w:keepNext w:val="false"/>
+                    <w:spacing w:after="0" w:line="252"/>
+                    <w:jc w:val="left"/>
+                  </w:pPr>
+                  <w:r>
+                    <w:rPr>
+                      <w:rFonts w:ascii="Arial" w:cs="Arial" w:eastAsia="Arial" w:hAnsi="Arial"/>
+                      <w:b w:val="false"/>
+                      <w:bCs w:val="false"/>
+                      <w:color w:val="1C1B16"/>
+                      <w:sz w:val="18"/>
+                      <w:szCs w:val="18"/>
+                    </w:rPr>
+                    <w:t xml:space="preserve">CMP-MONSOON-26</w:t>
+                  </w:r>
+                </w:p>
+              </w:tc>
+              <w:tc>
+                <w:tcPr>
+                  <w:tcW w:type="dxa" w:w="1700"/>
+                  <w:tcBorders>
+                    <w:top w:val="single" w:color="D5D0C4" w:sz="4"/>
+                    <w:left w:val="single" w:color="D5D0C4" w:sz="4"/>
+                    <w:bottom w:val="single" w:color="D5D0C4" w:sz="4"/>
+                    <w:right w:val="single" w:color="D5D0C4" w:sz="4"/>
+                  </w:tcBorders>
+                  <w:tcMar>
+                    <w:top w:type="dxa" w:w="40"/>
+                    <w:left w:type="dxa" w:w="100"/>
+                    <w:bottom w:type="dxa" w:w="40"/>
+                    <w:right w:type="dxa" w:w="100"/>
+                  </w:tcMar>
+                  <w:vAlign w:val="center"/>
+                </w:tcPr>
+                <w:p>
+                  <w:pPr>
+                    <w:keepNext w:val="false"/>
+                    <w:spacing w:after="0" w:line="252"/>
+                    <w:jc w:val="left"/>
+                  </w:pPr>
+                  <w:r>
+                    <w:rPr>
+                      <w:rFonts w:ascii="Arial" w:cs="Arial" w:eastAsia="Arial" w:hAnsi="Arial"/>
+                      <w:b w:val="false"/>
+                      <w:bCs w:val="false"/>
+                      <w:color w:val="1C1B16"/>
+                      <w:sz w:val="18"/>
+                      <w:szCs w:val="18"/>
+                    </w:rPr>
+                    <w:t xml:space="preserve">2026-08-03</w:t>
+                  </w:r>
+                </w:p>
+              </w:tc>
+            </w:tr>
+          </w:tbl>
+          <w:p>
+            <w:pPr>
+              <w:keepNext/>
+              <w:spacing w:after="140" w:before="0"/>
+            </w:pPr>
+          </w:p>
+          <w:p>
+            <w:pPr>
+              <w:keepNext/>
               <w:spacing w:after="60" w:before="60" w:line="276"/>
             </w:pPr>
             <w:r>
@@ -12595,7 +14896,7 @@
                 <w:sz w:val="18"/>
                 <w:szCs w:val="18"/>
               </w:rPr>
-              <w:t xml:space="preserve">  ·  Place the fix</w:t>
+              <w:t xml:space="preserve">  ·  Apply the rule</w:t>
             </w:r>
             <w:r>
               <w:rPr>
@@ -12621,7 +14922,7 @@
                 <w:sz w:val="21"/>
                 <w:szCs w:val="21"/>
               </w:rPr>
-              <w:t xml:space="preserve">Next Monday's feed may repeat customers again. Where does the fix belong, so the refresh runs clean without anyone editing its output?</w:t>
+              <w:t xml:space="preserve">Marketing's rule is one exposure per customer, the first by date. Which step applies it, so that the table sent to Excel has one row per customer carrying each customer's first exposure?</w:t>
             </w:r>
           </w:p>
           <w:p>
@@ -12649,7 +14950,7 @@
                 <w:sz w:val="20"/>
                 <w:szCs w:val="20"/>
               </w:rPr>
-              <w:t xml:space="preserve">In the pivot: type the book's total over the pivot's own total before it is shared</w:t>
+              <w:t xml:space="preserve">Drop the rows that repeat in every column, which removes each customer's second send</w:t>
             </w:r>
           </w:p>
           <w:p>
@@ -12677,7 +14978,7 @@
                 <w:sz w:val="20"/>
                 <w:szCs w:val="20"/>
               </w:rPr>
-              <w:t xml:space="preserve">In the merged table: run drop_duplicates() on every column before it goes to Excel</w:t>
+              <w:t xml:space="preserve">Keep each customer's first row as the file lists it, which is that customer's first send</w:t>
             </w:r>
           </w:p>
           <w:p>
@@ -12705,7 +15006,7 @@
                 <w:sz w:val="20"/>
                 <w:szCs w:val="20"/>
               </w:rPr>
-              <w:t xml:space="preserve">In the feed: keep each customer's first exposure, then merge with validate still on</w:t>
+              <w:t xml:space="preserve">Merge first, then drop merged rows whose customer_id repeats, keeping the first of each</w:t>
             </w:r>
           </w:p>
           <w:p>
@@ -12733,7 +15034,7 @@
                 <w:sz w:val="20"/>
                 <w:szCs w:val="20"/>
               </w:rPr>
-              <w:t xml:space="preserve">In the chart: show spend per reached customer, which the repeated rows cannot change</w:t>
+              <w:t xml:space="preserve">Sort by exposed_date from the earliest, then keep each customer's first row</w:t>
             </w:r>
           </w:p>
         </w:tc>
@@ -12794,7 +15095,7 @@
                 <w:sz w:val="19"/>
                 <w:szCs w:val="19"/>
               </w:rPr>
-              <w:t xml:space="preserve">Exhibit 4B</w:t>
+              <w:t xml:space="preserve">Exhibit 4C</w:t>
             </w:r>
             <w:r>
               <w:rPr>
@@ -13215,7 +15516,7 @@
                 <w:sz w:val="19"/>
                 <w:szCs w:val="19"/>
               </w:rPr>
-              <w:t xml:space="preserve">Exhibit 4C</w:t>
+              <w:t xml:space="preserve">Exhibit 4D</w:t>
             </w:r>
             <w:r>
               <w:rPr>
@@ -13373,7 +15674,7 @@
                 <w:sz w:val="18"/>
                 <w:szCs w:val="18"/>
               </w:rPr>
-              <w:t xml:space="preserve">print(len(m), (m["_merge"] == "both").sum())</w:t>
+              <w:t xml:space="preserve">print(len(m), (m["_merge"] == "left_only").sum())</w:t>
             </w:r>
           </w:p>
           <w:p>
@@ -13442,7 +15743,7 @@
                 <w:sz w:val="21"/>
                 <w:szCs w:val="21"/>
               </w:rPr>
-              <w:t xml:space="preserve">A gene symbol is the short name a gene is known by, such as SEPT2 or MARCH1. Ziemann and colleagues found that Excel's default settings turn such symbols into dates, SEPT2 into 2-Sep and MARCH1 into 1-Mar, and that about a fifth of genomics papers with Excel gene lists carried such errors (Genome Biology, 2016). An analyst merges a lab's list onto a reference table. What does the code above print, and what should the analyst do?</w:t>
+              <w:t xml:space="preserve">Gene symbols are the short names genes go by in papers and databases, and before 2020 two of them were SEPT2 and MARCH1. Ziemann and colleagues found that Excel's default settings turned such symbols into dates, SEPT2 into 2-Sep and MARCH1 into 1-Mar, and that about a fifth of genomics papers with Excel gene lists carried such errors (Genome Biology, 2016). In 2020 the body that names human genes renamed the genes Excel turned into dates, so that MARCH1 became MARCHF1 and SEPT1 became SEPTIN1 (Nature Genetics, 2020). The code above merges a lab's list onto a reference table from before the renaming. What does it print, and what should the analyst do?</w:t>
             </w:r>
           </w:p>
           <w:p>
@@ -13470,7 +15771,7 @@
                 <w:sz w:val="20"/>
                 <w:szCs w:val="20"/>
               </w:rPr>
-              <w:t xml:space="preserve">4 2; two genes lose their annotation with no error, so go back to the lab</w:t>
+              <w:t xml:space="preserve">4 2: two genes lost their annotation, so the list goes back to the lab</w:t>
             </w:r>
           </w:p>
           <w:p>
@@ -13498,7 +15799,7 @@
                 <w:sz w:val="20"/>
                 <w:szCs w:val="20"/>
               </w:rPr>
-              <w:t xml:space="preserve">4 4; pandas parses 2-Sep back to SEPT2, so every gene finds its row</w:t>
+              <w:t xml:space="preserve">4 0: pandas reads 2-Sep and 1-Mar back as symbols, so the analysis goes ahead</w:t>
             </w:r>
           </w:p>
           <w:p>
@@ -13526,7 +15827,7 @@
                 <w:sz w:val="20"/>
                 <w:szCs w:val="20"/>
               </w:rPr>
-              <w:t xml:space="preserve">5 2; the left merge also brings in EGFR, the reference row nothing matched</w:t>
+              <w:t xml:space="preserve">5 2: the merge brought in EGFR unmatched, so the analyst drops that extra row</w:t>
             </w:r>
           </w:p>
           <w:p>
@@ -13554,7 +15855,7 @@
                 <w:sz w:val="20"/>
                 <w:szCs w:val="20"/>
               </w:rPr>
-              <w:t xml:space="preserve">2 2; a left merge keeps only the genes that found a match in the reference</w:t>
+              <w:t xml:space="preserve">2 0: the merge kept only the matched genes, so the analyst adds the two back</w:t>
             </w:r>
           </w:p>
         </w:tc>
@@ -13590,7 +15891,7 @@
           <w:sz w:val="19"/>
           <w:szCs w:val="19"/>
         </w:rPr>
-        <w:t xml:space="preserve">7 items, Q23 to Q29, about 20.5 minutes. What it shows: whether you match each workbook job to the technique that does it, and name the check that catches a spreadsheet error before the room sees it.</w:t>
+        <w:t xml:space="preserve">7 items, Q23 to Q29, about 22 minutes. What it shows: whether you match each workbook job to the technique that does it, and work a spreadsheet error through before the room sees it.</w:t>
       </w:r>
     </w:p>
     <w:p>
@@ -13605,7 +15906,7 @@
           <w:sz w:val="21"/>
           <w:szCs w:val="21"/>
         </w:rPr>
-        <w:t xml:space="preserve">Meera's chief of staff builds the deck for Monday's growth review and works only in Excel: "The revenue tree by segment for both quarters, the top-fifty protect list with a lookup so I can find any member by id, and one number on the front page with its trend. If a director changes an assumption in the room, the sheet must recalculate in front of them." Excel is where analysis meets its audience, so an error made here reaches the room directly, as it has at larger organisations than Kalpa.</w:t>
+        <w:t xml:space="preserve">Meera's chief of staff builds the deck for Monday's growth review and works only in Excel: "The revenue tree by segment for both quarters, the top-fifty protect list with a lookup so I can find any member by member code, and one number on the front page with its trend. If a director changes an assumption in the room, the sheet must recalculate in front of them." Excel is where analysis meets its audience, so an error made here reaches the room directly, as it has at larger organisations than Kalpa.</w:t>
       </w:r>
     </w:p>
     <w:tbl>
@@ -13668,7 +15969,7 @@
                 <w:sz w:val="18"/>
                 <w:szCs w:val="18"/>
               </w:rPr>
-              <w:t xml:space="preserve">   The chief of staff's workbook for Monday's review.</w:t>
+              <w:t xml:space="preserve">   The chief of staff's workbook for Monday's review, and two rows of Friday's export: one row per payment, with the order's booked amount, order_amount, repeated on each.</w:t>
             </w:r>
           </w:p>
           <w:p>
@@ -13680,7 +15981,7 @@
             <w:r>
               <w:drawing>
                 <wp:inline distT="0" distB="0" distL="0" distR="0">
-                  <wp:extent cx="3590925" cy="2038350"/>
+                  <wp:extent cx="5676900" cy="1943100"/>
                   <wp:effectExtent t="0" r="0" b="0" l="0"/>
                   <wp:docPr id="1" name="" descr="" title=""/>
                   <wp:cNvGraphicFramePr>
@@ -13696,7 +15997,7 @@
                           </pic:cNvPicPr>
                         </pic:nvPicPr>
                         <pic:blipFill>
-                          <a:blip r:embed="rId14" cstate="none"/>
+                          <a:blip r:embed="rId13" cstate="none"/>
                           <a:srcRect/>
                           <a:stretch>
                             <a:fillRect/>
@@ -13705,7 +16006,7 @@
                         <pic:spPr bwMode="auto">
                           <a:xfrm>
                             <a:off x="0" y="0"/>
-                            <a:ext cx="3590925" cy="2038350"/>
+                            <a:ext cx="5676900" cy="1943100"/>
                           </a:xfrm>
                           <a:prstGeom prst="rect">
                             <a:avLst/>
@@ -13718,6 +16019,473 @@
               </w:drawing>
             </w:r>
           </w:p>
+          <w:tbl>
+            <w:tblPr>
+              <w:tblW w:type="dxa" w:w="5720"/>
+              <w:tblBorders>
+                <w:top w:val="single" w:color="D5D0C4" w:sz="4"/>
+                <w:left w:val="single" w:color="D5D0C4" w:sz="4"/>
+                <w:bottom w:val="single" w:color="D5D0C4" w:sz="4"/>
+                <w:right w:val="single" w:color="D5D0C4" w:sz="4"/>
+                <w:insideH w:val="single" w:color="D5D0C4" w:sz="4"/>
+                <w:insideV w:val="single" w:color="D5D0C4" w:sz="4"/>
+              </w:tblBorders>
+            </w:tblPr>
+            <w:tblGrid>
+              <w:gridCol w:w="1220"/>
+              <w:gridCol w:w="1220"/>
+              <w:gridCol w:w="1700"/>
+              <w:gridCol w:w="1580"/>
+            </w:tblGrid>
+            <w:tr>
+              <w:trPr>
+                <w:cantSplit/>
+                <w:tblHeader/>
+              </w:trPr>
+              <w:tc>
+                <w:tcPr>
+                  <w:tcW w:type="dxa" w:w="1220"/>
+                  <w:tcBorders>
+                    <w:top w:val="single" w:color="D5D0C4" w:sz="4"/>
+                    <w:left w:val="single" w:color="D5D0C4" w:sz="4"/>
+                    <w:bottom w:val="single" w:color="D5D0C4" w:sz="4"/>
+                    <w:right w:val="single" w:color="D5D0C4" w:sz="4"/>
+                  </w:tcBorders>
+                  <w:shd w:fill="F9F8F3" w:color="auto" w:val="clear"/>
+                  <w:tcMar>
+                    <w:top w:type="dxa" w:w="40"/>
+                    <w:left w:type="dxa" w:w="100"/>
+                    <w:bottom w:type="dxa" w:w="40"/>
+                    <w:right w:type="dxa" w:w="100"/>
+                  </w:tcMar>
+                  <w:vAlign w:val="center"/>
+                </w:tcPr>
+                <w:p>
+                  <w:pPr>
+                    <w:keepNext/>
+                    <w:spacing w:after="0" w:line="240"/>
+                    <w:jc w:val="left"/>
+                  </w:pPr>
+                  <w:r>
+                    <w:rPr>
+                      <w:rFonts w:ascii="Arial" w:cs="Arial" w:eastAsia="Arial" w:hAnsi="Arial"/>
+                      <w:b/>
+                      <w:bCs/>
+                      <w:color w:val="1C1B16"/>
+                      <w:sz w:val="18"/>
+                      <w:szCs w:val="18"/>
+                    </w:rPr>
+                    <w:t xml:space="preserve">order_id</w:t>
+                  </w:r>
+                </w:p>
+              </w:tc>
+              <w:tc>
+                <w:tcPr>
+                  <w:tcW w:type="dxa" w:w="1220"/>
+                  <w:tcBorders>
+                    <w:top w:val="single" w:color="D5D0C4" w:sz="4"/>
+                    <w:left w:val="single" w:color="D5D0C4" w:sz="4"/>
+                    <w:bottom w:val="single" w:color="D5D0C4" w:sz="4"/>
+                    <w:right w:val="single" w:color="D5D0C4" w:sz="4"/>
+                  </w:tcBorders>
+                  <w:shd w:fill="F9F8F3" w:color="auto" w:val="clear"/>
+                  <w:tcMar>
+                    <w:top w:type="dxa" w:w="40"/>
+                    <w:left w:type="dxa" w:w="100"/>
+                    <w:bottom w:type="dxa" w:w="40"/>
+                    <w:right w:type="dxa" w:w="100"/>
+                  </w:tcMar>
+                  <w:vAlign w:val="center"/>
+                </w:tcPr>
+                <w:p>
+                  <w:pPr>
+                    <w:keepNext/>
+                    <w:spacing w:after="0" w:line="240"/>
+                    <w:jc w:val="left"/>
+                  </w:pPr>
+                  <w:r>
+                    <w:rPr>
+                      <w:rFonts w:ascii="Arial" w:cs="Arial" w:eastAsia="Arial" w:hAnsi="Arial"/>
+                      <w:b/>
+                      <w:bCs/>
+                      <w:color w:val="1C1B16"/>
+                      <w:sz w:val="18"/>
+                      <w:szCs w:val="18"/>
+                    </w:rPr>
+                    <w:t xml:space="preserve">segment</w:t>
+                  </w:r>
+                </w:p>
+              </w:tc>
+              <w:tc>
+                <w:tcPr>
+                  <w:tcW w:type="dxa" w:w="1700"/>
+                  <w:tcBorders>
+                    <w:top w:val="single" w:color="D5D0C4" w:sz="4"/>
+                    <w:left w:val="single" w:color="D5D0C4" w:sz="4"/>
+                    <w:bottom w:val="single" w:color="D5D0C4" w:sz="4"/>
+                    <w:right w:val="single" w:color="D5D0C4" w:sz="4"/>
+                  </w:tcBorders>
+                  <w:shd w:fill="F9F8F3" w:color="auto" w:val="clear"/>
+                  <w:tcMar>
+                    <w:top w:type="dxa" w:w="40"/>
+                    <w:left w:type="dxa" w:w="100"/>
+                    <w:bottom w:type="dxa" w:w="40"/>
+                    <w:right w:type="dxa" w:w="100"/>
+                  </w:tcMar>
+                  <w:vAlign w:val="center"/>
+                </w:tcPr>
+                <w:p>
+                  <w:pPr>
+                    <w:keepNext/>
+                    <w:spacing w:after="0" w:line="240"/>
+                    <w:jc w:val="left"/>
+                  </w:pPr>
+                  <w:r>
+                    <w:rPr>
+                      <w:rFonts w:ascii="Arial" w:cs="Arial" w:eastAsia="Arial" w:hAnsi="Arial"/>
+                      <w:b/>
+                      <w:bCs/>
+                      <w:color w:val="1C1B16"/>
+                      <w:sz w:val="18"/>
+                      <w:szCs w:val="18"/>
+                    </w:rPr>
+                    <w:t xml:space="preserve">order_amount</w:t>
+                  </w:r>
+                </w:p>
+              </w:tc>
+              <w:tc>
+                <w:tcPr>
+                  <w:tcW w:type="dxa" w:w="1580"/>
+                  <w:tcBorders>
+                    <w:top w:val="single" w:color="D5D0C4" w:sz="4"/>
+                    <w:left w:val="single" w:color="D5D0C4" w:sz="4"/>
+                    <w:bottom w:val="single" w:color="D5D0C4" w:sz="4"/>
+                    <w:right w:val="single" w:color="D5D0C4" w:sz="4"/>
+                  </w:tcBorders>
+                  <w:shd w:fill="F9F8F3" w:color="auto" w:val="clear"/>
+                  <w:tcMar>
+                    <w:top w:type="dxa" w:w="40"/>
+                    <w:left w:type="dxa" w:w="100"/>
+                    <w:bottom w:type="dxa" w:w="40"/>
+                    <w:right w:type="dxa" w:w="100"/>
+                  </w:tcMar>
+                  <w:vAlign w:val="center"/>
+                </w:tcPr>
+                <w:p>
+                  <w:pPr>
+                    <w:keepNext/>
+                    <w:spacing w:after="0" w:line="240"/>
+                    <w:jc w:val="left"/>
+                  </w:pPr>
+                  <w:r>
+                    <w:rPr>
+                      <w:rFonts w:ascii="Arial" w:cs="Arial" w:eastAsia="Arial" w:hAnsi="Arial"/>
+                      <w:b/>
+                      <w:bCs/>
+                      <w:color w:val="1C1B16"/>
+                      <w:sz w:val="18"/>
+                      <w:szCs w:val="18"/>
+                    </w:rPr>
+                    <w:t xml:space="preserve">paid_amount</w:t>
+                  </w:r>
+                </w:p>
+              </w:tc>
+            </w:tr>
+            <w:tr>
+              <w:trPr>
+                <w:cantSplit/>
+              </w:trPr>
+              <w:tc>
+                <w:tcPr>
+                  <w:tcW w:type="dxa" w:w="1220"/>
+                  <w:tcBorders>
+                    <w:top w:val="single" w:color="D5D0C4" w:sz="4"/>
+                    <w:left w:val="single" w:color="D5D0C4" w:sz="4"/>
+                    <w:bottom w:val="single" w:color="D5D0C4" w:sz="4"/>
+                    <w:right w:val="single" w:color="D5D0C4" w:sz="4"/>
+                  </w:tcBorders>
+                  <w:tcMar>
+                    <w:top w:type="dxa" w:w="40"/>
+                    <w:left w:type="dxa" w:w="100"/>
+                    <w:bottom w:type="dxa" w:w="40"/>
+                    <w:right w:type="dxa" w:w="100"/>
+                  </w:tcMar>
+                  <w:vAlign w:val="center"/>
+                </w:tcPr>
+                <w:p>
+                  <w:pPr>
+                    <w:keepNext w:val="false"/>
+                    <w:spacing w:after="0" w:line="252"/>
+                    <w:jc w:val="left"/>
+                  </w:pPr>
+                  <w:r>
+                    <w:rPr>
+                      <w:rFonts w:ascii="Arial" w:cs="Arial" w:eastAsia="Arial" w:hAnsi="Arial"/>
+                      <w:color w:val="1C1B16"/>
+                      <w:sz w:val="18"/>
+                      <w:szCs w:val="18"/>
+                    </w:rPr>
+                    <w:t xml:space="preserve">KR-00028</w:t>
+                  </w:r>
+                </w:p>
+              </w:tc>
+              <w:tc>
+                <w:tcPr>
+                  <w:tcW w:type="dxa" w:w="1220"/>
+                  <w:tcBorders>
+                    <w:top w:val="single" w:color="D5D0C4" w:sz="4"/>
+                    <w:left w:val="single" w:color="D5D0C4" w:sz="4"/>
+                    <w:bottom w:val="single" w:color="D5D0C4" w:sz="4"/>
+                    <w:right w:val="single" w:color="D5D0C4" w:sz="4"/>
+                  </w:tcBorders>
+                  <w:tcMar>
+                    <w:top w:type="dxa" w:w="40"/>
+                    <w:left w:type="dxa" w:w="100"/>
+                    <w:bottom w:type="dxa" w:w="40"/>
+                    <w:right w:type="dxa" w:w="100"/>
+                  </w:tcMar>
+                  <w:vAlign w:val="center"/>
+                </w:tcPr>
+                <w:p>
+                  <w:pPr>
+                    <w:keepNext w:val="false"/>
+                    <w:spacing w:after="0" w:line="252"/>
+                    <w:jc w:val="left"/>
+                  </w:pPr>
+                  <w:r>
+                    <w:rPr>
+                      <w:rFonts w:ascii="Arial" w:cs="Arial" w:eastAsia="Arial" w:hAnsi="Arial"/>
+                      <w:b w:val="false"/>
+                      <w:bCs w:val="false"/>
+                      <w:color w:val="1C1B16"/>
+                      <w:sz w:val="18"/>
+                      <w:szCs w:val="18"/>
+                    </w:rPr>
+                    <w:t xml:space="preserve">Business</w:t>
+                  </w:r>
+                </w:p>
+              </w:tc>
+              <w:tc>
+                <w:tcPr>
+                  <w:tcW w:type="dxa" w:w="1700"/>
+                  <w:tcBorders>
+                    <w:top w:val="single" w:color="D5D0C4" w:sz="4"/>
+                    <w:left w:val="single" w:color="D5D0C4" w:sz="4"/>
+                    <w:bottom w:val="single" w:color="D5D0C4" w:sz="4"/>
+                    <w:right w:val="single" w:color="D5D0C4" w:sz="4"/>
+                  </w:tcBorders>
+                  <w:tcMar>
+                    <w:top w:type="dxa" w:w="40"/>
+                    <w:left w:type="dxa" w:w="100"/>
+                    <w:bottom w:type="dxa" w:w="40"/>
+                    <w:right w:type="dxa" w:w="100"/>
+                  </w:tcMar>
+                  <w:vAlign w:val="center"/>
+                </w:tcPr>
+                <w:p>
+                  <w:pPr>
+                    <w:keepNext w:val="false"/>
+                    <w:spacing w:after="0" w:line="252"/>
+                    <w:jc w:val="right"/>
+                  </w:pPr>
+                  <w:r>
+                    <w:rPr>
+                      <w:rFonts w:ascii="Arial" w:cs="Arial" w:eastAsia="Arial" w:hAnsi="Arial"/>
+                      <w:b w:val="false"/>
+                      <w:bCs w:val="false"/>
+                      <w:color w:val="1C1B16"/>
+                      <w:sz w:val="18"/>
+                      <w:szCs w:val="18"/>
+                    </w:rPr>
+                    <w:t xml:space="preserve">6,35,000</w:t>
+                  </w:r>
+                </w:p>
+              </w:tc>
+              <w:tc>
+                <w:tcPr>
+                  <w:tcW w:type="dxa" w:w="1580"/>
+                  <w:tcBorders>
+                    <w:top w:val="single" w:color="D5D0C4" w:sz="4"/>
+                    <w:left w:val="single" w:color="D5D0C4" w:sz="4"/>
+                    <w:bottom w:val="single" w:color="D5D0C4" w:sz="4"/>
+                    <w:right w:val="single" w:color="D5D0C4" w:sz="4"/>
+                  </w:tcBorders>
+                  <w:tcMar>
+                    <w:top w:type="dxa" w:w="40"/>
+                    <w:left w:type="dxa" w:w="100"/>
+                    <w:bottom w:type="dxa" w:w="40"/>
+                    <w:right w:type="dxa" w:w="100"/>
+                  </w:tcMar>
+                  <w:vAlign w:val="center"/>
+                </w:tcPr>
+                <w:p>
+                  <w:pPr>
+                    <w:keepNext w:val="false"/>
+                    <w:spacing w:after="0" w:line="252"/>
+                    <w:jc w:val="right"/>
+                  </w:pPr>
+                  <w:r>
+                    <w:rPr>
+                      <w:rFonts w:ascii="Arial" w:cs="Arial" w:eastAsia="Arial" w:hAnsi="Arial"/>
+                      <w:b w:val="false"/>
+                      <w:bCs w:val="false"/>
+                      <w:color w:val="1C1B16"/>
+                      <w:sz w:val="18"/>
+                      <w:szCs w:val="18"/>
+                    </w:rPr>
+                    <w:t xml:space="preserve">3,81,000</w:t>
+                  </w:r>
+                </w:p>
+              </w:tc>
+            </w:tr>
+            <w:tr>
+              <w:trPr>
+                <w:cantSplit/>
+              </w:trPr>
+              <w:tc>
+                <w:tcPr>
+                  <w:tcW w:type="dxa" w:w="1220"/>
+                  <w:tcBorders>
+                    <w:top w:val="single" w:color="D5D0C4" w:sz="4"/>
+                    <w:left w:val="single" w:color="D5D0C4" w:sz="4"/>
+                    <w:bottom w:val="single" w:color="D5D0C4" w:sz="4"/>
+                    <w:right w:val="single" w:color="D5D0C4" w:sz="4"/>
+                  </w:tcBorders>
+                  <w:tcMar>
+                    <w:top w:type="dxa" w:w="40"/>
+                    <w:left w:type="dxa" w:w="100"/>
+                    <w:bottom w:type="dxa" w:w="40"/>
+                    <w:right w:type="dxa" w:w="100"/>
+                  </w:tcMar>
+                  <w:vAlign w:val="center"/>
+                </w:tcPr>
+                <w:p>
+                  <w:pPr>
+                    <w:keepNext w:val="false"/>
+                    <w:spacing w:after="0" w:line="252"/>
+                    <w:jc w:val="left"/>
+                  </w:pPr>
+                  <w:r>
+                    <w:rPr>
+                      <w:rFonts w:ascii="Arial" w:cs="Arial" w:eastAsia="Arial" w:hAnsi="Arial"/>
+                      <w:color w:val="1C1B16"/>
+                      <w:sz w:val="18"/>
+                      <w:szCs w:val="18"/>
+                    </w:rPr>
+                    <w:t xml:space="preserve">KR-00028</w:t>
+                  </w:r>
+                </w:p>
+              </w:tc>
+              <w:tc>
+                <w:tcPr>
+                  <w:tcW w:type="dxa" w:w="1220"/>
+                  <w:tcBorders>
+                    <w:top w:val="single" w:color="D5D0C4" w:sz="4"/>
+                    <w:left w:val="single" w:color="D5D0C4" w:sz="4"/>
+                    <w:bottom w:val="single" w:color="D5D0C4" w:sz="4"/>
+                    <w:right w:val="single" w:color="D5D0C4" w:sz="4"/>
+                  </w:tcBorders>
+                  <w:tcMar>
+                    <w:top w:type="dxa" w:w="40"/>
+                    <w:left w:type="dxa" w:w="100"/>
+                    <w:bottom w:type="dxa" w:w="40"/>
+                    <w:right w:type="dxa" w:w="100"/>
+                  </w:tcMar>
+                  <w:vAlign w:val="center"/>
+                </w:tcPr>
+                <w:p>
+                  <w:pPr>
+                    <w:keepNext w:val="false"/>
+                    <w:spacing w:after="0" w:line="252"/>
+                    <w:jc w:val="left"/>
+                  </w:pPr>
+                  <w:r>
+                    <w:rPr>
+                      <w:rFonts w:ascii="Arial" w:cs="Arial" w:eastAsia="Arial" w:hAnsi="Arial"/>
+                      <w:b w:val="false"/>
+                      <w:bCs w:val="false"/>
+                      <w:color w:val="1C1B16"/>
+                      <w:sz w:val="18"/>
+                      <w:szCs w:val="18"/>
+                    </w:rPr>
+                    <w:t xml:space="preserve">Business</w:t>
+                  </w:r>
+                </w:p>
+              </w:tc>
+              <w:tc>
+                <w:tcPr>
+                  <w:tcW w:type="dxa" w:w="1700"/>
+                  <w:tcBorders>
+                    <w:top w:val="single" w:color="D5D0C4" w:sz="4"/>
+                    <w:left w:val="single" w:color="D5D0C4" w:sz="4"/>
+                    <w:bottom w:val="single" w:color="D5D0C4" w:sz="4"/>
+                    <w:right w:val="single" w:color="D5D0C4" w:sz="4"/>
+                  </w:tcBorders>
+                  <w:tcMar>
+                    <w:top w:type="dxa" w:w="40"/>
+                    <w:left w:type="dxa" w:w="100"/>
+                    <w:bottom w:type="dxa" w:w="40"/>
+                    <w:right w:type="dxa" w:w="100"/>
+                  </w:tcMar>
+                  <w:vAlign w:val="center"/>
+                </w:tcPr>
+                <w:p>
+                  <w:pPr>
+                    <w:keepNext w:val="false"/>
+                    <w:spacing w:after="0" w:line="252"/>
+                    <w:jc w:val="right"/>
+                  </w:pPr>
+                  <w:r>
+                    <w:rPr>
+                      <w:rFonts w:ascii="Arial" w:cs="Arial" w:eastAsia="Arial" w:hAnsi="Arial"/>
+                      <w:b w:val="false"/>
+                      <w:bCs w:val="false"/>
+                      <w:color w:val="1C1B16"/>
+                      <w:sz w:val="18"/>
+                      <w:szCs w:val="18"/>
+                    </w:rPr>
+                    <w:t xml:space="preserve">6,35,000</w:t>
+                  </w:r>
+                </w:p>
+              </w:tc>
+              <w:tc>
+                <w:tcPr>
+                  <w:tcW w:type="dxa" w:w="1580"/>
+                  <w:tcBorders>
+                    <w:top w:val="single" w:color="D5D0C4" w:sz="4"/>
+                    <w:left w:val="single" w:color="D5D0C4" w:sz="4"/>
+                    <w:bottom w:val="single" w:color="D5D0C4" w:sz="4"/>
+                    <w:right w:val="single" w:color="D5D0C4" w:sz="4"/>
+                  </w:tcBorders>
+                  <w:tcMar>
+                    <w:top w:type="dxa" w:w="40"/>
+                    <w:left w:type="dxa" w:w="100"/>
+                    <w:bottom w:type="dxa" w:w="40"/>
+                    <w:right w:type="dxa" w:w="100"/>
+                  </w:tcMar>
+                  <w:vAlign w:val="center"/>
+                </w:tcPr>
+                <w:p>
+                  <w:pPr>
+                    <w:keepNext w:val="false"/>
+                    <w:spacing w:after="0" w:line="252"/>
+                    <w:jc w:val="right"/>
+                  </w:pPr>
+                  <w:r>
+                    <w:rPr>
+                      <w:rFonts w:ascii="Arial" w:cs="Arial" w:eastAsia="Arial" w:hAnsi="Arial"/>
+                      <w:b w:val="false"/>
+                      <w:bCs w:val="false"/>
+                      <w:color w:val="1C1B16"/>
+                      <w:sz w:val="18"/>
+                      <w:szCs w:val="18"/>
+                    </w:rPr>
+                    <w:t xml:space="preserve">2,54,000</w:t>
+                  </w:r>
+                </w:p>
+              </w:tc>
+            </w:tr>
+          </w:tbl>
           <w:p>
             <w:pPr>
               <w:keepNext/>
@@ -13965,7 +16733,7 @@
                       <w:sz w:val="20"/>
                       <w:szCs w:val="20"/>
                     </w:rPr>
-                    <w:t xml:space="preserve">Find any member by id, and say so plainly when the id is not in the list</w:t>
+                    <w:t xml:space="preserve">Find any member by member code, and print a plain message for an unknown code</w:t>
                   </w:r>
                 </w:p>
               </w:tc>
@@ -14067,7 +16835,7 @@
                       <w:sz w:val="20"/>
                       <w:szCs w:val="20"/>
                     </w:rPr>
-                    <w:t xml:space="preserve">SUBTOTAL(109, ...) at the foot of the list</w:t>
+                    <w:t xml:space="preserve">SUBTOTAL with function number 109</w:t>
                   </w:r>
                 </w:p>
               </w:tc>
@@ -14155,7 +16923,7 @@
                       <w:sz w:val="20"/>
                       <w:szCs w:val="20"/>
                     </w:rPr>
-                    <w:t xml:space="preserve">A total at the foot of the protect list that follows the filter to one city</w:t>
+                    <w:t xml:space="preserve">A figure under the protect list that adds only the members a filter to Mumbai leaves on screen</w:t>
                   </w:r>
                 </w:p>
               </w:tc>
@@ -14345,7 +17113,7 @@
                       <w:sz w:val="20"/>
                       <w:szCs w:val="20"/>
                     </w:rPr>
-                    <w:t xml:space="preserve">Revenue by segment from an export with one row per payment, so an order paid in two instalments appears twice</w:t>
+                    <w:t xml:space="preserve">Revenue by segment from Friday's export, in which an invoice paid in two instalments appears twice</w:t>
                   </w:r>
                 </w:p>
               </w:tc>
@@ -14447,7 +17215,7 @@
                       <w:sz w:val="20"/>
                       <w:szCs w:val="20"/>
                     </w:rPr>
-                    <w:t xml:space="preserve">a labelled input cell beside the actual figure</w:t>
+                    <w:t xml:space="preserve">a labelled input cell feeding a scenario line</w:t>
                   </w:r>
                 </w:p>
               </w:tc>
@@ -14535,7 +17303,7 @@
                       <w:sz w:val="20"/>
                       <w:szCs w:val="20"/>
                     </w:rPr>
-                    <w:t xml:space="preserve">Let a director try Rs 5,00,000 for Retail-Plus in Q2 without touching the source figures</w:t>
+                    <w:t xml:space="preserve">Let a director try Rs 5,00,000 for Retail-Plus in July to September, with the warehouse's figures untouched</w:t>
                   </w:r>
                 </w:p>
               </w:tc>
@@ -14637,7 +17405,7 @@
                       <w:sz w:val="20"/>
                       <w:szCs w:val="20"/>
                     </w:rPr>
-                    <w:t xml:space="preserve">XLOOKUP with a message for a missing id</w:t>
+                    <w:t xml:space="preserve">XLOOKUP with its if_not_found argument set</w:t>
                   </w:r>
                 </w:p>
               </w:tc>
@@ -14810,7 +17578,7 @@
                       <w:sz w:val="20"/>
                       <w:szCs w:val="20"/>
                     </w:rPr>
-                    <w:t xml:space="preserve">Remove Duplicates on the whole export</w:t>
+                    <w:t xml:space="preserve">Remove Duplicates across every column</w:t>
                   </w:r>
                 </w:p>
               </w:tc>
@@ -14983,7 +17751,7 @@
                       <w:sz w:val="20"/>
                       <w:szCs w:val="20"/>
                     </w:rPr>
-                    <w:t xml:space="preserve">a first-row flag per order, summed with SUMIFS</w:t>
+                    <w:t xml:space="preserve">a first-row flag per order, then SUMIFS</w:t>
                   </w:r>
                 </w:p>
               </w:tc>
@@ -15051,6 +17819,952 @@
           <w:p>
             <w:pPr>
               <w:keepNext/>
+              <w:spacing w:after="80" w:before="80"/>
+            </w:pPr>
+            <w:r>
+              <w:rPr>
+                <w:rFonts w:ascii="Arial" w:cs="Arial" w:eastAsia="Arial" w:hAnsi="Arial"/>
+                <w:b/>
+                <w:bCs/>
+                <w:color w:val="B37A33"/>
+                <w:sz w:val="19"/>
+                <w:szCs w:val="19"/>
+              </w:rPr>
+              <w:t xml:space="preserve">Exhibit 5B</w:t>
+            </w:r>
+            <w:r>
+              <w:rPr>
+                <w:rFonts w:ascii="Arial" w:cs="Arial" w:eastAsia="Arial" w:hAnsi="Arial"/>
+                <w:i/>
+                <w:iCs/>
+                <w:color w:val="6B675E"/>
+                <w:sz w:val="18"/>
+                <w:szCs w:val="18"/>
+              </w:rPr>
+              <w:t xml:space="preserve">   An illustrative sheet with the same kind of error; column B is each country's average growth, in percent, in one debt group.</w:t>
+            </w:r>
+          </w:p>
+          <w:tbl>
+            <w:tblPr>
+              <w:tblW w:type="dxa" w:w="4980"/>
+              <w:tblBorders>
+                <w:top w:val="single" w:color="D5D0C4" w:sz="4"/>
+                <w:left w:val="single" w:color="D5D0C4" w:sz="4"/>
+                <w:bottom w:val="single" w:color="D5D0C4" w:sz="4"/>
+                <w:right w:val="single" w:color="D5D0C4" w:sz="4"/>
+                <w:insideH w:val="single" w:color="D5D0C4" w:sz="4"/>
+                <w:insideV w:val="single" w:color="D5D0C4" w:sz="4"/>
+              </w:tblBorders>
+            </w:tblPr>
+            <w:tblGrid>
+              <w:gridCol w:w="1100"/>
+              <w:gridCol w:w="1460"/>
+              <w:gridCol w:w="2420"/>
+            </w:tblGrid>
+            <w:tr>
+              <w:trPr>
+                <w:cantSplit/>
+                <w:tblHeader/>
+              </w:trPr>
+              <w:tc>
+                <w:tcPr>
+                  <w:tcW w:type="dxa" w:w="1100"/>
+                  <w:tcBorders>
+                    <w:top w:val="single" w:color="D5D0C4" w:sz="4"/>
+                    <w:left w:val="single" w:color="D5D0C4" w:sz="4"/>
+                    <w:bottom w:val="single" w:color="D5D0C4" w:sz="4"/>
+                    <w:right w:val="single" w:color="D5D0C4" w:sz="4"/>
+                  </w:tcBorders>
+                  <w:shd w:fill="F9F8F3" w:color="auto" w:val="clear"/>
+                  <w:tcMar>
+                    <w:top w:type="dxa" w:w="40"/>
+                    <w:left w:type="dxa" w:w="100"/>
+                    <w:bottom w:type="dxa" w:w="40"/>
+                    <w:right w:type="dxa" w:w="100"/>
+                  </w:tcMar>
+                  <w:vAlign w:val="center"/>
+                </w:tcPr>
+                <w:p>
+                  <w:pPr>
+                    <w:keepNext/>
+                    <w:spacing w:after="0" w:line="240"/>
+                    <w:jc w:val="left"/>
+                  </w:pPr>
+                  <w:r>
+                    <w:rPr>
+                      <w:rFonts w:ascii="Arial" w:cs="Arial" w:eastAsia="Arial" w:hAnsi="Arial"/>
+                      <w:b/>
+                      <w:bCs/>
+                      <w:color w:val="1C1B16"/>
+                      <w:sz w:val="18"/>
+                      <w:szCs w:val="18"/>
+                    </w:rPr>
+                    <w:t xml:space="preserve">Row</w:t>
+                  </w:r>
+                </w:p>
+              </w:tc>
+              <w:tc>
+                <w:tcPr>
+                  <w:tcW w:type="dxa" w:w="1460"/>
+                  <w:tcBorders>
+                    <w:top w:val="single" w:color="D5D0C4" w:sz="4"/>
+                    <w:left w:val="single" w:color="D5D0C4" w:sz="4"/>
+                    <w:bottom w:val="single" w:color="D5D0C4" w:sz="4"/>
+                    <w:right w:val="single" w:color="D5D0C4" w:sz="4"/>
+                  </w:tcBorders>
+                  <w:shd w:fill="F9F8F3" w:color="auto" w:val="clear"/>
+                  <w:tcMar>
+                    <w:top w:type="dxa" w:w="40"/>
+                    <w:left w:type="dxa" w:w="100"/>
+                    <w:bottom w:type="dxa" w:w="40"/>
+                    <w:right w:type="dxa" w:w="100"/>
+                  </w:tcMar>
+                  <w:vAlign w:val="center"/>
+                </w:tcPr>
+                <w:p>
+                  <w:pPr>
+                    <w:keepNext/>
+                    <w:spacing w:after="0" w:line="240"/>
+                    <w:jc w:val="left"/>
+                  </w:pPr>
+                  <w:r>
+                    <w:rPr>
+                      <w:rFonts w:ascii="Arial" w:cs="Arial" w:eastAsia="Arial" w:hAnsi="Arial"/>
+                      <w:b/>
+                      <w:bCs/>
+                      <w:color w:val="1C1B16"/>
+                      <w:sz w:val="18"/>
+                      <w:szCs w:val="18"/>
+                    </w:rPr>
+                    <w:t xml:space="preserve">A: Country</w:t>
+                  </w:r>
+                </w:p>
+              </w:tc>
+              <w:tc>
+                <w:tcPr>
+                  <w:tcW w:type="dxa" w:w="2420"/>
+                  <w:tcBorders>
+                    <w:top w:val="single" w:color="D5D0C4" w:sz="4"/>
+                    <w:left w:val="single" w:color="D5D0C4" w:sz="4"/>
+                    <w:bottom w:val="single" w:color="D5D0C4" w:sz="4"/>
+                    <w:right w:val="single" w:color="D5D0C4" w:sz="4"/>
+                  </w:tcBorders>
+                  <w:shd w:fill="F9F8F3" w:color="auto" w:val="clear"/>
+                  <w:tcMar>
+                    <w:top w:type="dxa" w:w="40"/>
+                    <w:left w:type="dxa" w:w="100"/>
+                    <w:bottom w:type="dxa" w:w="40"/>
+                    <w:right w:type="dxa" w:w="100"/>
+                  </w:tcMar>
+                  <w:vAlign w:val="center"/>
+                </w:tcPr>
+                <w:p>
+                  <w:pPr>
+                    <w:keepNext/>
+                    <w:spacing w:after="0" w:line="240"/>
+                    <w:jc w:val="left"/>
+                  </w:pPr>
+                  <w:r>
+                    <w:rPr>
+                      <w:rFonts w:ascii="Arial" w:cs="Arial" w:eastAsia="Arial" w:hAnsi="Arial"/>
+                      <w:b/>
+                      <w:bCs/>
+                      <w:color w:val="1C1B16"/>
+                      <w:sz w:val="18"/>
+                      <w:szCs w:val="18"/>
+                    </w:rPr>
+                    <w:t xml:space="preserve">B: Growth, percent</w:t>
+                  </w:r>
+                </w:p>
+              </w:tc>
+            </w:tr>
+            <w:tr>
+              <w:trPr>
+                <w:cantSplit/>
+              </w:trPr>
+              <w:tc>
+                <w:tcPr>
+                  <w:tcW w:type="dxa" w:w="1100"/>
+                  <w:tcBorders>
+                    <w:top w:val="single" w:color="D5D0C4" w:sz="4"/>
+                    <w:left w:val="single" w:color="D5D0C4" w:sz="4"/>
+                    <w:bottom w:val="single" w:color="D5D0C4" w:sz="4"/>
+                    <w:right w:val="single" w:color="D5D0C4" w:sz="4"/>
+                  </w:tcBorders>
+                  <w:tcMar>
+                    <w:top w:type="dxa" w:w="40"/>
+                    <w:left w:type="dxa" w:w="100"/>
+                    <w:bottom w:type="dxa" w:w="40"/>
+                    <w:right w:type="dxa" w:w="100"/>
+                  </w:tcMar>
+                  <w:vAlign w:val="center"/>
+                </w:tcPr>
+                <w:p>
+                  <w:pPr>
+                    <w:keepNext w:val="false"/>
+                    <w:spacing w:after="0" w:line="252"/>
+                    <w:jc w:val="left"/>
+                  </w:pPr>
+                  <w:r>
+                    <w:rPr>
+                      <w:rFonts w:ascii="Arial" w:cs="Arial" w:eastAsia="Arial" w:hAnsi="Arial"/>
+                      <w:color w:val="1C1B16"/>
+                      <w:sz w:val="18"/>
+                      <w:szCs w:val="18"/>
+                    </w:rPr>
+                    <w:t xml:space="preserve">2</w:t>
+                  </w:r>
+                </w:p>
+              </w:tc>
+              <w:tc>
+                <w:tcPr>
+                  <w:tcW w:type="dxa" w:w="1460"/>
+                  <w:tcBorders>
+                    <w:top w:val="single" w:color="D5D0C4" w:sz="4"/>
+                    <w:left w:val="single" w:color="D5D0C4" w:sz="4"/>
+                    <w:bottom w:val="single" w:color="D5D0C4" w:sz="4"/>
+                    <w:right w:val="single" w:color="D5D0C4" w:sz="4"/>
+                  </w:tcBorders>
+                  <w:tcMar>
+                    <w:top w:type="dxa" w:w="40"/>
+                    <w:left w:type="dxa" w:w="100"/>
+                    <w:bottom w:type="dxa" w:w="40"/>
+                    <w:right w:type="dxa" w:w="100"/>
+                  </w:tcMar>
+                  <w:vAlign w:val="center"/>
+                </w:tcPr>
+                <w:p>
+                  <w:pPr>
+                    <w:keepNext w:val="false"/>
+                    <w:spacing w:after="0" w:line="252"/>
+                    <w:jc w:val="left"/>
+                  </w:pPr>
+                  <w:r>
+                    <w:rPr>
+                      <w:rFonts w:ascii="Arial" w:cs="Arial" w:eastAsia="Arial" w:hAnsi="Arial"/>
+                      <w:b w:val="false"/>
+                      <w:bCs w:val="false"/>
+                      <w:color w:val="1C1B16"/>
+                      <w:sz w:val="18"/>
+                      <w:szCs w:val="18"/>
+                    </w:rPr>
+                    <w:t xml:space="preserve">Country 1</w:t>
+                  </w:r>
+                </w:p>
+              </w:tc>
+              <w:tc>
+                <w:tcPr>
+                  <w:tcW w:type="dxa" w:w="2420"/>
+                  <w:tcBorders>
+                    <w:top w:val="single" w:color="D5D0C4" w:sz="4"/>
+                    <w:left w:val="single" w:color="D5D0C4" w:sz="4"/>
+                    <w:bottom w:val="single" w:color="D5D0C4" w:sz="4"/>
+                    <w:right w:val="single" w:color="D5D0C4" w:sz="4"/>
+                  </w:tcBorders>
+                  <w:tcMar>
+                    <w:top w:type="dxa" w:w="40"/>
+                    <w:left w:type="dxa" w:w="100"/>
+                    <w:bottom w:type="dxa" w:w="40"/>
+                    <w:right w:type="dxa" w:w="100"/>
+                  </w:tcMar>
+                  <w:vAlign w:val="center"/>
+                </w:tcPr>
+                <w:p>
+                  <w:pPr>
+                    <w:keepNext w:val="false"/>
+                    <w:spacing w:after="0" w:line="252"/>
+                    <w:jc w:val="right"/>
+                  </w:pPr>
+                  <w:r>
+                    <w:rPr>
+                      <w:rFonts w:ascii="Arial" w:cs="Arial" w:eastAsia="Arial" w:hAnsi="Arial"/>
+                      <w:b w:val="false"/>
+                      <w:bCs w:val="false"/>
+                      <w:color w:val="1C1B16"/>
+                      <w:sz w:val="18"/>
+                      <w:szCs w:val="18"/>
+                    </w:rPr>
+                    <w:t xml:space="preserve">-1.0</w:t>
+                  </w:r>
+                </w:p>
+              </w:tc>
+            </w:tr>
+            <w:tr>
+              <w:trPr>
+                <w:cantSplit/>
+              </w:trPr>
+              <w:tc>
+                <w:tcPr>
+                  <w:tcW w:type="dxa" w:w="1100"/>
+                  <w:tcBorders>
+                    <w:top w:val="single" w:color="D5D0C4" w:sz="4"/>
+                    <w:left w:val="single" w:color="D5D0C4" w:sz="4"/>
+                    <w:bottom w:val="single" w:color="D5D0C4" w:sz="4"/>
+                    <w:right w:val="single" w:color="D5D0C4" w:sz="4"/>
+                  </w:tcBorders>
+                  <w:tcMar>
+                    <w:top w:type="dxa" w:w="40"/>
+                    <w:left w:type="dxa" w:w="100"/>
+                    <w:bottom w:type="dxa" w:w="40"/>
+                    <w:right w:type="dxa" w:w="100"/>
+                  </w:tcMar>
+                  <w:vAlign w:val="center"/>
+                </w:tcPr>
+                <w:p>
+                  <w:pPr>
+                    <w:keepNext w:val="false"/>
+                    <w:spacing w:after="0" w:line="252"/>
+                    <w:jc w:val="left"/>
+                  </w:pPr>
+                  <w:r>
+                    <w:rPr>
+                      <w:rFonts w:ascii="Arial" w:cs="Arial" w:eastAsia="Arial" w:hAnsi="Arial"/>
+                      <w:color w:val="1C1B16"/>
+                      <w:sz w:val="18"/>
+                      <w:szCs w:val="18"/>
+                    </w:rPr>
+                    <w:t xml:space="preserve">3</w:t>
+                  </w:r>
+                </w:p>
+              </w:tc>
+              <w:tc>
+                <w:tcPr>
+                  <w:tcW w:type="dxa" w:w="1460"/>
+                  <w:tcBorders>
+                    <w:top w:val="single" w:color="D5D0C4" w:sz="4"/>
+                    <w:left w:val="single" w:color="D5D0C4" w:sz="4"/>
+                    <w:bottom w:val="single" w:color="D5D0C4" w:sz="4"/>
+                    <w:right w:val="single" w:color="D5D0C4" w:sz="4"/>
+                  </w:tcBorders>
+                  <w:tcMar>
+                    <w:top w:type="dxa" w:w="40"/>
+                    <w:left w:type="dxa" w:w="100"/>
+                    <w:bottom w:type="dxa" w:w="40"/>
+                    <w:right w:type="dxa" w:w="100"/>
+                  </w:tcMar>
+                  <w:vAlign w:val="center"/>
+                </w:tcPr>
+                <w:p>
+                  <w:pPr>
+                    <w:keepNext w:val="false"/>
+                    <w:spacing w:after="0" w:line="252"/>
+                    <w:jc w:val="left"/>
+                  </w:pPr>
+                  <w:r>
+                    <w:rPr>
+                      <w:rFonts w:ascii="Arial" w:cs="Arial" w:eastAsia="Arial" w:hAnsi="Arial"/>
+                      <w:b w:val="false"/>
+                      <w:bCs w:val="false"/>
+                      <w:color w:val="1C1B16"/>
+                      <w:sz w:val="18"/>
+                      <w:szCs w:val="18"/>
+                    </w:rPr>
+                    <w:t xml:space="preserve">Country 2</w:t>
+                  </w:r>
+                </w:p>
+              </w:tc>
+              <w:tc>
+                <w:tcPr>
+                  <w:tcW w:type="dxa" w:w="2420"/>
+                  <w:tcBorders>
+                    <w:top w:val="single" w:color="D5D0C4" w:sz="4"/>
+                    <w:left w:val="single" w:color="D5D0C4" w:sz="4"/>
+                    <w:bottom w:val="single" w:color="D5D0C4" w:sz="4"/>
+                    <w:right w:val="single" w:color="D5D0C4" w:sz="4"/>
+                  </w:tcBorders>
+                  <w:tcMar>
+                    <w:top w:type="dxa" w:w="40"/>
+                    <w:left w:type="dxa" w:w="100"/>
+                    <w:bottom w:type="dxa" w:w="40"/>
+                    <w:right w:type="dxa" w:w="100"/>
+                  </w:tcMar>
+                  <w:vAlign w:val="center"/>
+                </w:tcPr>
+                <w:p>
+                  <w:pPr>
+                    <w:keepNext w:val="false"/>
+                    <w:spacing w:after="0" w:line="252"/>
+                    <w:jc w:val="right"/>
+                  </w:pPr>
+                  <w:r>
+                    <w:rPr>
+                      <w:rFonts w:ascii="Arial" w:cs="Arial" w:eastAsia="Arial" w:hAnsi="Arial"/>
+                      <w:b w:val="false"/>
+                      <w:bCs w:val="false"/>
+                      <w:color w:val="1C1B16"/>
+                      <w:sz w:val="18"/>
+                      <w:szCs w:val="18"/>
+                    </w:rPr>
+                    <w:t xml:space="preserve">1.0</w:t>
+                  </w:r>
+                </w:p>
+              </w:tc>
+            </w:tr>
+            <w:tr>
+              <w:trPr>
+                <w:cantSplit/>
+              </w:trPr>
+              <w:tc>
+                <w:tcPr>
+                  <w:tcW w:type="dxa" w:w="1100"/>
+                  <w:tcBorders>
+                    <w:top w:val="single" w:color="D5D0C4" w:sz="4"/>
+                    <w:left w:val="single" w:color="D5D0C4" w:sz="4"/>
+                    <w:bottom w:val="single" w:color="D5D0C4" w:sz="4"/>
+                    <w:right w:val="single" w:color="D5D0C4" w:sz="4"/>
+                  </w:tcBorders>
+                  <w:tcMar>
+                    <w:top w:type="dxa" w:w="40"/>
+                    <w:left w:type="dxa" w:w="100"/>
+                    <w:bottom w:type="dxa" w:w="40"/>
+                    <w:right w:type="dxa" w:w="100"/>
+                  </w:tcMar>
+                  <w:vAlign w:val="center"/>
+                </w:tcPr>
+                <w:p>
+                  <w:pPr>
+                    <w:keepNext w:val="false"/>
+                    <w:spacing w:after="0" w:line="252"/>
+                    <w:jc w:val="left"/>
+                  </w:pPr>
+                  <w:r>
+                    <w:rPr>
+                      <w:rFonts w:ascii="Arial" w:cs="Arial" w:eastAsia="Arial" w:hAnsi="Arial"/>
+                      <w:color w:val="1C1B16"/>
+                      <w:sz w:val="18"/>
+                      <w:szCs w:val="18"/>
+                    </w:rPr>
+                    <w:t xml:space="preserve">4</w:t>
+                  </w:r>
+                </w:p>
+              </w:tc>
+              <w:tc>
+                <w:tcPr>
+                  <w:tcW w:type="dxa" w:w="1460"/>
+                  <w:tcBorders>
+                    <w:top w:val="single" w:color="D5D0C4" w:sz="4"/>
+                    <w:left w:val="single" w:color="D5D0C4" w:sz="4"/>
+                    <w:bottom w:val="single" w:color="D5D0C4" w:sz="4"/>
+                    <w:right w:val="single" w:color="D5D0C4" w:sz="4"/>
+                  </w:tcBorders>
+                  <w:tcMar>
+                    <w:top w:type="dxa" w:w="40"/>
+                    <w:left w:type="dxa" w:w="100"/>
+                    <w:bottom w:type="dxa" w:w="40"/>
+                    <w:right w:type="dxa" w:w="100"/>
+                  </w:tcMar>
+                  <w:vAlign w:val="center"/>
+                </w:tcPr>
+                <w:p>
+                  <w:pPr>
+                    <w:keepNext w:val="false"/>
+                    <w:spacing w:after="0" w:line="252"/>
+                    <w:jc w:val="left"/>
+                  </w:pPr>
+                  <w:r>
+                    <w:rPr>
+                      <w:rFonts w:ascii="Arial" w:cs="Arial" w:eastAsia="Arial" w:hAnsi="Arial"/>
+                      <w:b w:val="false"/>
+                      <w:bCs w:val="false"/>
+                      <w:color w:val="1C1B16"/>
+                      <w:sz w:val="18"/>
+                      <w:szCs w:val="18"/>
+                    </w:rPr>
+                    <w:t xml:space="preserve">Country 3</w:t>
+                  </w:r>
+                </w:p>
+              </w:tc>
+              <w:tc>
+                <w:tcPr>
+                  <w:tcW w:type="dxa" w:w="2420"/>
+                  <w:tcBorders>
+                    <w:top w:val="single" w:color="D5D0C4" w:sz="4"/>
+                    <w:left w:val="single" w:color="D5D0C4" w:sz="4"/>
+                    <w:bottom w:val="single" w:color="D5D0C4" w:sz="4"/>
+                    <w:right w:val="single" w:color="D5D0C4" w:sz="4"/>
+                  </w:tcBorders>
+                  <w:tcMar>
+                    <w:top w:type="dxa" w:w="40"/>
+                    <w:left w:type="dxa" w:w="100"/>
+                    <w:bottom w:type="dxa" w:w="40"/>
+                    <w:right w:type="dxa" w:w="100"/>
+                  </w:tcMar>
+                  <w:vAlign w:val="center"/>
+                </w:tcPr>
+                <w:p>
+                  <w:pPr>
+                    <w:keepNext w:val="false"/>
+                    <w:spacing w:after="0" w:line="252"/>
+                    <w:jc w:val="right"/>
+                  </w:pPr>
+                  <w:r>
+                    <w:rPr>
+                      <w:rFonts w:ascii="Arial" w:cs="Arial" w:eastAsia="Arial" w:hAnsi="Arial"/>
+                      <w:b w:val="false"/>
+                      <w:bCs w:val="false"/>
+                      <w:color w:val="1C1B16"/>
+                      <w:sz w:val="18"/>
+                      <w:szCs w:val="18"/>
+                    </w:rPr>
+                    <w:t xml:space="preserve">-3.0</w:t>
+                  </w:r>
+                </w:p>
+              </w:tc>
+            </w:tr>
+            <w:tr>
+              <w:trPr>
+                <w:cantSplit/>
+              </w:trPr>
+              <w:tc>
+                <w:tcPr>
+                  <w:tcW w:type="dxa" w:w="1100"/>
+                  <w:tcBorders>
+                    <w:top w:val="single" w:color="D5D0C4" w:sz="4"/>
+                    <w:left w:val="single" w:color="D5D0C4" w:sz="4"/>
+                    <w:bottom w:val="single" w:color="D5D0C4" w:sz="4"/>
+                    <w:right w:val="single" w:color="D5D0C4" w:sz="4"/>
+                  </w:tcBorders>
+                  <w:tcMar>
+                    <w:top w:type="dxa" w:w="40"/>
+                    <w:left w:type="dxa" w:w="100"/>
+                    <w:bottom w:type="dxa" w:w="40"/>
+                    <w:right w:type="dxa" w:w="100"/>
+                  </w:tcMar>
+                  <w:vAlign w:val="center"/>
+                </w:tcPr>
+                <w:p>
+                  <w:pPr>
+                    <w:keepNext w:val="false"/>
+                    <w:spacing w:after="0" w:line="252"/>
+                    <w:jc w:val="left"/>
+                  </w:pPr>
+                  <w:r>
+                    <w:rPr>
+                      <w:rFonts w:ascii="Arial" w:cs="Arial" w:eastAsia="Arial" w:hAnsi="Arial"/>
+                      <w:color w:val="1C1B16"/>
+                      <w:sz w:val="18"/>
+                      <w:szCs w:val="18"/>
+                    </w:rPr>
+                    <w:t xml:space="preserve">5</w:t>
+                  </w:r>
+                </w:p>
+              </w:tc>
+              <w:tc>
+                <w:tcPr>
+                  <w:tcW w:type="dxa" w:w="1460"/>
+                  <w:tcBorders>
+                    <w:top w:val="single" w:color="D5D0C4" w:sz="4"/>
+                    <w:left w:val="single" w:color="D5D0C4" w:sz="4"/>
+                    <w:bottom w:val="single" w:color="D5D0C4" w:sz="4"/>
+                    <w:right w:val="single" w:color="D5D0C4" w:sz="4"/>
+                  </w:tcBorders>
+                  <w:tcMar>
+                    <w:top w:type="dxa" w:w="40"/>
+                    <w:left w:type="dxa" w:w="100"/>
+                    <w:bottom w:type="dxa" w:w="40"/>
+                    <w:right w:type="dxa" w:w="100"/>
+                  </w:tcMar>
+                  <w:vAlign w:val="center"/>
+                </w:tcPr>
+                <w:p>
+                  <w:pPr>
+                    <w:keepNext w:val="false"/>
+                    <w:spacing w:after="0" w:line="252"/>
+                    <w:jc w:val="left"/>
+                  </w:pPr>
+                  <w:r>
+                    <w:rPr>
+                      <w:rFonts w:ascii="Arial" w:cs="Arial" w:eastAsia="Arial" w:hAnsi="Arial"/>
+                      <w:b w:val="false"/>
+                      <w:bCs w:val="false"/>
+                      <w:color w:val="1C1B16"/>
+                      <w:sz w:val="18"/>
+                      <w:szCs w:val="18"/>
+                    </w:rPr>
+                    <w:t xml:space="preserve">Country 4</w:t>
+                  </w:r>
+                </w:p>
+              </w:tc>
+              <w:tc>
+                <w:tcPr>
+                  <w:tcW w:type="dxa" w:w="2420"/>
+                  <w:tcBorders>
+                    <w:top w:val="single" w:color="D5D0C4" w:sz="4"/>
+                    <w:left w:val="single" w:color="D5D0C4" w:sz="4"/>
+                    <w:bottom w:val="single" w:color="D5D0C4" w:sz="4"/>
+                    <w:right w:val="single" w:color="D5D0C4" w:sz="4"/>
+                  </w:tcBorders>
+                  <w:tcMar>
+                    <w:top w:type="dxa" w:w="40"/>
+                    <w:left w:type="dxa" w:w="100"/>
+                    <w:bottom w:type="dxa" w:w="40"/>
+                    <w:right w:type="dxa" w:w="100"/>
+                  </w:tcMar>
+                  <w:vAlign w:val="center"/>
+                </w:tcPr>
+                <w:p>
+                  <w:pPr>
+                    <w:keepNext w:val="false"/>
+                    <w:spacing w:after="0" w:line="252"/>
+                    <w:jc w:val="right"/>
+                  </w:pPr>
+                  <w:r>
+                    <w:rPr>
+                      <w:rFonts w:ascii="Arial" w:cs="Arial" w:eastAsia="Arial" w:hAnsi="Arial"/>
+                      <w:b w:val="false"/>
+                      <w:bCs w:val="false"/>
+                      <w:color w:val="1C1B16"/>
+                      <w:sz w:val="18"/>
+                      <w:szCs w:val="18"/>
+                    </w:rPr>
+                    <w:t xml:space="preserve">1.0</w:t>
+                  </w:r>
+                </w:p>
+              </w:tc>
+            </w:tr>
+            <w:tr>
+              <w:trPr>
+                <w:cantSplit/>
+              </w:trPr>
+              <w:tc>
+                <w:tcPr>
+                  <w:tcW w:type="dxa" w:w="1100"/>
+                  <w:tcBorders>
+                    <w:top w:val="single" w:color="D5D0C4" w:sz="4"/>
+                    <w:left w:val="single" w:color="D5D0C4" w:sz="4"/>
+                    <w:bottom w:val="single" w:color="D5D0C4" w:sz="4"/>
+                    <w:right w:val="single" w:color="D5D0C4" w:sz="4"/>
+                  </w:tcBorders>
+                  <w:tcMar>
+                    <w:top w:type="dxa" w:w="40"/>
+                    <w:left w:type="dxa" w:w="100"/>
+                    <w:bottom w:type="dxa" w:w="40"/>
+                    <w:right w:type="dxa" w:w="100"/>
+                  </w:tcMar>
+                  <w:vAlign w:val="center"/>
+                </w:tcPr>
+                <w:p>
+                  <w:pPr>
+                    <w:keepNext w:val="false"/>
+                    <w:spacing w:after="0" w:line="252"/>
+                    <w:jc w:val="left"/>
+                  </w:pPr>
+                  <w:r>
+                    <w:rPr>
+                      <w:rFonts w:ascii="Arial" w:cs="Arial" w:eastAsia="Arial" w:hAnsi="Arial"/>
+                      <w:color w:val="1C1B16"/>
+                      <w:sz w:val="18"/>
+                      <w:szCs w:val="18"/>
+                    </w:rPr>
+                    <w:t xml:space="preserve">6</w:t>
+                  </w:r>
+                </w:p>
+              </w:tc>
+              <w:tc>
+                <w:tcPr>
+                  <w:tcW w:type="dxa" w:w="1460"/>
+                  <w:tcBorders>
+                    <w:top w:val="single" w:color="D5D0C4" w:sz="4"/>
+                    <w:left w:val="single" w:color="D5D0C4" w:sz="4"/>
+                    <w:bottom w:val="single" w:color="D5D0C4" w:sz="4"/>
+                    <w:right w:val="single" w:color="D5D0C4" w:sz="4"/>
+                  </w:tcBorders>
+                  <w:tcMar>
+                    <w:top w:type="dxa" w:w="40"/>
+                    <w:left w:type="dxa" w:w="100"/>
+                    <w:bottom w:type="dxa" w:w="40"/>
+                    <w:right w:type="dxa" w:w="100"/>
+                  </w:tcMar>
+                  <w:vAlign w:val="center"/>
+                </w:tcPr>
+                <w:p>
+                  <w:pPr>
+                    <w:keepNext w:val="false"/>
+                    <w:spacing w:after="0" w:line="252"/>
+                    <w:jc w:val="left"/>
+                  </w:pPr>
+                  <w:r>
+                    <w:rPr>
+                      <w:rFonts w:ascii="Arial" w:cs="Arial" w:eastAsia="Arial" w:hAnsi="Arial"/>
+                      <w:b w:val="false"/>
+                      <w:bCs w:val="false"/>
+                      <w:color w:val="1C1B16"/>
+                      <w:sz w:val="18"/>
+                      <w:szCs w:val="18"/>
+                    </w:rPr>
+                    <w:t xml:space="preserve">Country 5</w:t>
+                  </w:r>
+                </w:p>
+              </w:tc>
+              <w:tc>
+                <w:tcPr>
+                  <w:tcW w:type="dxa" w:w="2420"/>
+                  <w:tcBorders>
+                    <w:top w:val="single" w:color="D5D0C4" w:sz="4"/>
+                    <w:left w:val="single" w:color="D5D0C4" w:sz="4"/>
+                    <w:bottom w:val="single" w:color="D5D0C4" w:sz="4"/>
+                    <w:right w:val="single" w:color="D5D0C4" w:sz="4"/>
+                  </w:tcBorders>
+                  <w:tcMar>
+                    <w:top w:type="dxa" w:w="40"/>
+                    <w:left w:type="dxa" w:w="100"/>
+                    <w:bottom w:type="dxa" w:w="40"/>
+                    <w:right w:type="dxa" w:w="100"/>
+                  </w:tcMar>
+                  <w:vAlign w:val="center"/>
+                </w:tcPr>
+                <w:p>
+                  <w:pPr>
+                    <w:keepNext w:val="false"/>
+                    <w:spacing w:after="0" w:line="252"/>
+                    <w:jc w:val="right"/>
+                  </w:pPr>
+                  <w:r>
+                    <w:rPr>
+                      <w:rFonts w:ascii="Arial" w:cs="Arial" w:eastAsia="Arial" w:hAnsi="Arial"/>
+                      <w:b w:val="false"/>
+                      <w:bCs w:val="false"/>
+                      <w:color w:val="1C1B16"/>
+                      <w:sz w:val="18"/>
+                      <w:szCs w:val="18"/>
+                    </w:rPr>
+                    <w:t xml:space="preserve">5.0</w:t>
+                  </w:r>
+                </w:p>
+              </w:tc>
+            </w:tr>
+            <w:tr>
+              <w:trPr>
+                <w:cantSplit/>
+              </w:trPr>
+              <w:tc>
+                <w:tcPr>
+                  <w:tcW w:type="dxa" w:w="1100"/>
+                  <w:tcBorders>
+                    <w:top w:val="single" w:color="D5D0C4" w:sz="4"/>
+                    <w:left w:val="single" w:color="D5D0C4" w:sz="4"/>
+                    <w:bottom w:val="single" w:color="D5D0C4" w:sz="4"/>
+                    <w:right w:val="single" w:color="D5D0C4" w:sz="4"/>
+                  </w:tcBorders>
+                  <w:tcMar>
+                    <w:top w:type="dxa" w:w="40"/>
+                    <w:left w:type="dxa" w:w="100"/>
+                    <w:bottom w:type="dxa" w:w="40"/>
+                    <w:right w:type="dxa" w:w="100"/>
+                  </w:tcMar>
+                  <w:vAlign w:val="center"/>
+                </w:tcPr>
+                <w:p>
+                  <w:pPr>
+                    <w:keepNext w:val="false"/>
+                    <w:spacing w:after="0" w:line="252"/>
+                    <w:jc w:val="left"/>
+                  </w:pPr>
+                  <w:r>
+                    <w:rPr>
+                      <w:rFonts w:ascii="Arial" w:cs="Arial" w:eastAsia="Arial" w:hAnsi="Arial"/>
+                      <w:color w:val="1C1B16"/>
+                      <w:sz w:val="18"/>
+                      <w:szCs w:val="18"/>
+                    </w:rPr>
+                    <w:t xml:space="preserve">7</w:t>
+                  </w:r>
+                </w:p>
+              </w:tc>
+              <w:tc>
+                <w:tcPr>
+                  <w:tcW w:type="dxa" w:w="1460"/>
+                  <w:tcBorders>
+                    <w:top w:val="single" w:color="D5D0C4" w:sz="4"/>
+                    <w:left w:val="single" w:color="D5D0C4" w:sz="4"/>
+                    <w:bottom w:val="single" w:color="D5D0C4" w:sz="4"/>
+                    <w:right w:val="single" w:color="D5D0C4" w:sz="4"/>
+                  </w:tcBorders>
+                  <w:tcMar>
+                    <w:top w:type="dxa" w:w="40"/>
+                    <w:left w:type="dxa" w:w="100"/>
+                    <w:bottom w:type="dxa" w:w="40"/>
+                    <w:right w:type="dxa" w:w="100"/>
+                  </w:tcMar>
+                  <w:vAlign w:val="center"/>
+                </w:tcPr>
+                <w:p>
+                  <w:pPr>
+                    <w:keepNext w:val="false"/>
+                    <w:spacing w:after="0" w:line="252"/>
+                    <w:jc w:val="left"/>
+                  </w:pPr>
+                  <w:r>
+                    <w:rPr>
+                      <w:rFonts w:ascii="Arial" w:cs="Arial" w:eastAsia="Arial" w:hAnsi="Arial"/>
+                      <w:b w:val="false"/>
+                      <w:bCs w:val="false"/>
+                      <w:color w:val="1C1B16"/>
+                      <w:sz w:val="18"/>
+                      <w:szCs w:val="18"/>
+                    </w:rPr>
+                    <w:t xml:space="preserve">Country 6</w:t>
+                  </w:r>
+                </w:p>
+              </w:tc>
+              <w:tc>
+                <w:tcPr>
+                  <w:tcW w:type="dxa" w:w="2420"/>
+                  <w:tcBorders>
+                    <w:top w:val="single" w:color="D5D0C4" w:sz="4"/>
+                    <w:left w:val="single" w:color="D5D0C4" w:sz="4"/>
+                    <w:bottom w:val="single" w:color="D5D0C4" w:sz="4"/>
+                    <w:right w:val="single" w:color="D5D0C4" w:sz="4"/>
+                  </w:tcBorders>
+                  <w:tcMar>
+                    <w:top w:type="dxa" w:w="40"/>
+                    <w:left w:type="dxa" w:w="100"/>
+                    <w:bottom w:type="dxa" w:w="40"/>
+                    <w:right w:type="dxa" w:w="100"/>
+                  </w:tcMar>
+                  <w:vAlign w:val="center"/>
+                </w:tcPr>
+                <w:p>
+                  <w:pPr>
+                    <w:keepNext w:val="false"/>
+                    <w:spacing w:after="0" w:line="252"/>
+                    <w:jc w:val="right"/>
+                  </w:pPr>
+                  <w:r>
+                    <w:rPr>
+                      <w:rFonts w:ascii="Arial" w:cs="Arial" w:eastAsia="Arial" w:hAnsi="Arial"/>
+                      <w:b w:val="false"/>
+                      <w:bCs w:val="false"/>
+                      <w:color w:val="1C1B16"/>
+                      <w:sz w:val="18"/>
+                      <w:szCs w:val="18"/>
+                    </w:rPr>
+                    <w:t xml:space="preserve">3.0</w:t>
+                  </w:r>
+                </w:p>
+              </w:tc>
+            </w:tr>
+            <w:tr>
+              <w:trPr>
+                <w:cantSplit/>
+              </w:trPr>
+              <w:tc>
+                <w:tcPr>
+                  <w:tcW w:type="dxa" w:w="1100"/>
+                  <w:tcBorders>
+                    <w:top w:val="single" w:color="D5D0C4" w:sz="4"/>
+                    <w:left w:val="single" w:color="D5D0C4" w:sz="4"/>
+                    <w:bottom w:val="single" w:color="D5D0C4" w:sz="4"/>
+                    <w:right w:val="single" w:color="D5D0C4" w:sz="4"/>
+                  </w:tcBorders>
+                  <w:tcMar>
+                    <w:top w:type="dxa" w:w="40"/>
+                    <w:left w:type="dxa" w:w="100"/>
+                    <w:bottom w:type="dxa" w:w="40"/>
+                    <w:right w:type="dxa" w:w="100"/>
+                  </w:tcMar>
+                  <w:vAlign w:val="center"/>
+                </w:tcPr>
+                <w:p>
+                  <w:pPr>
+                    <w:keepNext w:val="false"/>
+                    <w:spacing w:after="0" w:line="252"/>
+                    <w:jc w:val="left"/>
+                  </w:pPr>
+                  <w:r>
+                    <w:rPr>
+                      <w:rFonts w:ascii="Arial" w:cs="Arial" w:eastAsia="Arial" w:hAnsi="Arial"/>
+                      <w:color w:val="1C1B16"/>
+                      <w:sz w:val="18"/>
+                      <w:szCs w:val="18"/>
+                    </w:rPr>
+                    <w:t xml:space="preserve">8</w:t>
+                  </w:r>
+                </w:p>
+              </w:tc>
+              <w:tc>
+                <w:tcPr>
+                  <w:tcW w:type="dxa" w:w="1460"/>
+                  <w:tcBorders>
+                    <w:top w:val="single" w:color="D5D0C4" w:sz="4"/>
+                    <w:left w:val="single" w:color="D5D0C4" w:sz="4"/>
+                    <w:bottom w:val="single" w:color="D5D0C4" w:sz="4"/>
+                    <w:right w:val="single" w:color="D5D0C4" w:sz="4"/>
+                  </w:tcBorders>
+                  <w:tcMar>
+                    <w:top w:type="dxa" w:w="40"/>
+                    <w:left w:type="dxa" w:w="100"/>
+                    <w:bottom w:type="dxa" w:w="40"/>
+                    <w:right w:type="dxa" w:w="100"/>
+                  </w:tcMar>
+                  <w:vAlign w:val="center"/>
+                </w:tcPr>
+                <w:p>
+                  <w:pPr>
+                    <w:keepNext w:val="false"/>
+                    <w:spacing w:after="0" w:line="252"/>
+                    <w:jc w:val="left"/>
+                  </w:pPr>
+                  <w:r>
+                    <w:rPr>
+                      <w:rFonts w:ascii="Arial" w:cs="Arial" w:eastAsia="Arial" w:hAnsi="Arial"/>
+                      <w:b w:val="false"/>
+                      <w:bCs w:val="false"/>
+                      <w:color w:val="1C1B16"/>
+                      <w:sz w:val="18"/>
+                      <w:szCs w:val="18"/>
+                    </w:rPr>
+                    <w:t xml:space="preserve">Average</w:t>
+                  </w:r>
+                </w:p>
+              </w:tc>
+              <w:tc>
+                <w:tcPr>
+                  <w:tcW w:type="dxa" w:w="2420"/>
+                  <w:tcBorders>
+                    <w:top w:val="single" w:color="D5D0C4" w:sz="4"/>
+                    <w:left w:val="single" w:color="D5D0C4" w:sz="4"/>
+                    <w:bottom w:val="single" w:color="D5D0C4" w:sz="4"/>
+                    <w:right w:val="single" w:color="D5D0C4" w:sz="4"/>
+                  </w:tcBorders>
+                  <w:tcMar>
+                    <w:top w:type="dxa" w:w="40"/>
+                    <w:left w:type="dxa" w:w="100"/>
+                    <w:bottom w:type="dxa" w:w="40"/>
+                    <w:right w:type="dxa" w:w="100"/>
+                  </w:tcMar>
+                  <w:vAlign w:val="center"/>
+                </w:tcPr>
+                <w:p>
+                  <w:pPr>
+                    <w:keepNext w:val="false"/>
+                    <w:spacing w:after="0" w:line="252"/>
+                    <w:jc w:val="left"/>
+                  </w:pPr>
+                  <w:r>
+                    <w:rPr>
+                      <w:rFonts w:ascii="Arial" w:cs="Arial" w:eastAsia="Arial" w:hAnsi="Arial"/>
+                      <w:b w:val="false"/>
+                      <w:bCs w:val="false"/>
+                      <w:color w:val="1C1B16"/>
+                      <w:sz w:val="18"/>
+                      <w:szCs w:val="18"/>
+                    </w:rPr>
+                    <w:t xml:space="preserve">=AVERAGE(B2:B5)</w:t>
+                  </w:r>
+                </w:p>
+              </w:tc>
+            </w:tr>
+          </w:tbl>
+          <w:p>
+            <w:pPr>
+              <w:keepNext/>
+              <w:spacing w:after="140" w:before="0"/>
+            </w:pPr>
+          </w:p>
+          <w:p>
+            <w:pPr>
+              <w:keepNext/>
               <w:spacing w:after="60" w:before="60" w:line="276"/>
             </w:pPr>
             <w:r>
@@ -15082,7 +18796,7 @@
                 <w:sz w:val="18"/>
                 <w:szCs w:val="18"/>
               </w:rPr>
-              <w:t xml:space="preserve">  ·  Name the check</w:t>
+              <w:t xml:space="preserve">  ·  Reproduce the average</w:t>
             </w:r>
             <w:r>
               <w:rPr>
@@ -15093,7 +18807,7 @@
                 <w:sz w:val="18"/>
                 <w:szCs w:val="18"/>
               </w:rPr>
-              <w:t xml:space="preserve">  ·  one letter</w:t>
+              <w:t xml:space="preserve">  ·  show the working</w:t>
             </w:r>
           </w:p>
           <w:p>
@@ -15108,121 +18822,71 @@
                 <w:sz w:val="21"/>
                 <w:szCs w:val="21"/>
               </w:rPr>
-              <w:t xml:space="preserve">In 2013 Herndon, Ash and Pollin tried to reproduce an influential 2010 paper by Reinhart and Rogoff from its own spreadsheet, and found an average whose range stopped short of the data, leaving Australia, Austria, Belgium, Canada and Denmark out of one group (PERI working paper 322, 2013). The chief of staff's workbook carries the same risk: next Monday's export holds 311 customers where Friday's held 300, and the Protect tab's formulas end at row 301. Which check, run on every refresh, catches both?</w:t>
+              <w:t xml:space="preserve">In 2013 Herndon, Ash and Pollin rebuilt an influential 2010 paper by Reinhart and Rogoff from the authors' own working spreadsheet. They reported that a coding error "entirely excludes five countries, Australia, Austria, Belgium, Canada, and Denmark, from the analysis", because the averages covered lines 30 to 44 of the sheet instead of lines 30 to 49 (PERI working paper 322, 2013). The sheet above makes the same kind of error. What does B8 return, what should it return, and what does the error do to the reading of growth? Show the working.</w:t>
             </w:r>
           </w:p>
           <w:p>
             <w:pPr>
               <w:keepNext/>
-              <w:keepLines/>
-              <w:spacing w:after="60" w:before="0" w:line="264"/>
-              <w:ind w:left="360" w:hanging="360"/>
-            </w:pPr>
-            <w:r>
-              <w:rPr>
-                <w:rFonts w:ascii="Arial" w:cs="Arial" w:eastAsia="Arial" w:hAnsi="Arial"/>
-                <w:b/>
-                <w:bCs/>
-                <w:color w:val="1C1B16"/>
-                <w:sz w:val="20"/>
-                <w:szCs w:val="20"/>
-              </w:rPr>
-              <w:t xml:space="preserve">A.  </w:t>
-            </w:r>
-            <w:r>
-              <w:rPr>
-                <w:rFonts w:ascii="Arial" w:cs="Arial" w:eastAsia="Arial" w:hAnsi="Arial"/>
-                <w:color w:val="1C1B16"/>
-                <w:sz w:val="20"/>
-                <w:szCs w:val="20"/>
-              </w:rPr>
-              <w:t xml:space="preserve">Protect the sheet, so that nobody can edit or extend any formula once it is checked</w:t>
-            </w:r>
-          </w:p>
-          <w:p>
-            <w:pPr>
-              <w:keepNext/>
-              <w:keepLines/>
-              <w:spacing w:after="60" w:before="0" w:line="264"/>
-              <w:ind w:left="360" w:hanging="360"/>
-            </w:pPr>
-            <w:r>
-              <w:rPr>
-                <w:rFonts w:ascii="Arial" w:cs="Arial" w:eastAsia="Arial" w:hAnsi="Arial"/>
-                <w:b/>
-                <w:bCs/>
-                <w:color w:val="1C1B16"/>
-                <w:sz w:val="20"/>
-                <w:szCs w:val="20"/>
-              </w:rPr>
-              <w:t xml:space="preserve">B.  </w:t>
-            </w:r>
-            <w:r>
-              <w:rPr>
-                <w:rFonts w:ascii="Arial" w:cs="Arial" w:eastAsia="Arial" w:hAnsi="Arial"/>
-                <w:color w:val="1C1B16"/>
-                <w:sz w:val="20"/>
-                <w:szCs w:val="20"/>
-              </w:rPr>
-              <w:t xml:space="preserve">Refresh every pivot and recalculate the workbook before it is shared</w:t>
-            </w:r>
-          </w:p>
-          <w:p>
-            <w:pPr>
-              <w:keepNext/>
-              <w:keepLines/>
-              <w:spacing w:after="60" w:before="0" w:line="264"/>
-              <w:ind w:left="360" w:hanging="360"/>
-            </w:pPr>
-            <w:r>
-              <w:rPr>
-                <w:rFonts w:ascii="Arial" w:cs="Arial" w:eastAsia="Arial" w:hAnsi="Arial"/>
-                <w:b/>
-                <w:bCs/>
-                <w:color w:val="1C1B16"/>
-                <w:sz w:val="20"/>
-                <w:szCs w:val="20"/>
-              </w:rPr>
-              <w:t xml:space="preserve">C.  </w:t>
-            </w:r>
-            <w:r>
-              <w:rPr>
-                <w:rFonts w:ascii="Arial" w:cs="Arial" w:eastAsia="Arial" w:hAnsi="Arial"/>
-                <w:color w:val="1C1B16"/>
-                <w:sz w:val="20"/>
-                <w:szCs w:val="20"/>
-              </w:rPr>
-              <w:t xml:space="preserve">Recompute each average by hand on its first five rows and compare the two</w:t>
-            </w:r>
-          </w:p>
-          <w:p>
-            <w:pPr>
-              <w:keepNext w:val="false"/>
-              <w:keepLines/>
-              <w:spacing w:after="60" w:before="0" w:line="264"/>
-              <w:ind w:left="360" w:hanging="360"/>
-            </w:pPr>
-            <w:r>
-              <w:rPr>
-                <w:rFonts w:ascii="Arial" w:cs="Arial" w:eastAsia="Arial" w:hAnsi="Arial"/>
-                <w:b/>
-                <w:bCs/>
-                <w:color w:val="1C1B16"/>
-                <w:sz w:val="20"/>
-                <w:szCs w:val="20"/>
-              </w:rPr>
-              <w:t xml:space="preserve">D.  </w:t>
-            </w:r>
-            <w:r>
-              <w:rPr>
-                <w:rFonts w:ascii="Arial" w:cs="Arial" w:eastAsia="Arial" w:hAnsi="Arial"/>
-                <w:color w:val="1C1B16"/>
-                <w:sz w:val="20"/>
-                <w:szCs w:val="20"/>
-              </w:rPr>
-              <w:t xml:space="preserve">Tie each total to the source's control total, and count the rows each range covers</w:t>
-            </w:r>
-          </w:p>
+              <w:spacing w:after="60" w:before="0"/>
+            </w:pPr>
+          </w:p>
+          <w:tbl>
+            <w:tblPr>
+              <w:tblW w:type="dxa" w:w="9800"/>
+              <w:tblBorders>
+                <w:top w:val="single" w:color="D5D0C4" w:sz="4"/>
+                <w:left w:val="single" w:color="D5D0C4" w:sz="4"/>
+                <w:bottom w:val="single" w:color="D5D0C4" w:sz="4"/>
+                <w:right w:val="single" w:color="D5D0C4" w:sz="4"/>
+                <w:insideH w:val="single" w:color="D5D0C4" w:sz="4"/>
+                <w:insideV w:val="single" w:color="D5D0C4" w:sz="4"/>
+              </w:tblBorders>
+            </w:tblPr>
+            <w:tblGrid>
+              <w:gridCol w:w="9800"/>
+            </w:tblGrid>
+            <w:tr>
+              <w:trPr>
+                <w:cantSplit/>
+                <w:trHeight w:val="1500" w:hRule="atLeast"/>
+              </w:trPr>
+              <w:tc>
+                <w:tcPr>
+                  <w:tcW w:type="dxa" w:w="9800"/>
+                  <w:tcBorders>
+                    <w:top w:val="single" w:color="D5D0C4" w:sz="4"/>
+                    <w:left w:val="single" w:color="D5D0C4" w:sz="4"/>
+                    <w:bottom w:val="single" w:color="D5D0C4" w:sz="4"/>
+                    <w:right w:val="single" w:color="D5D0C4" w:sz="4"/>
+                  </w:tcBorders>
+                  <w:tcMar>
+                    <w:top w:type="dxa" w:w="60"/>
+                    <w:left w:type="dxa" w:w="120"/>
+                    <w:bottom w:type="dxa" w:w="60"/>
+                    <w:right w:type="dxa" w:w="120"/>
+                  </w:tcMar>
+                  <w:vAlign w:val="top"/>
+                </w:tcPr>
+                <w:p>
+                  <w:pPr>
+                    <w:keepNext w:val="false"/>
+                    <w:spacing w:after="0"/>
+                  </w:pPr>
+                  <w:r>
+                    <w:rPr>
+                      <w:rFonts w:ascii="Arial" w:cs="Arial" w:eastAsia="Arial" w:hAnsi="Arial"/>
+                      <w:color w:val="6B675E"/>
+                      <w:sz w:val="15"/>
+                      <w:szCs w:val="15"/>
+                    </w:rPr>
+                    <w:t xml:space="preserve">Working. The final answer goes on the answer sheet.</w:t>
+                  </w:r>
+                </w:p>
+              </w:tc>
+            </w:tr>
+          </w:tbl>
+          <w:p/>
         </w:tc>
       </w:tr>
     </w:tbl>
@@ -15281,7 +18945,7 @@
                 <w:sz w:val="19"/>
                 <w:szCs w:val="19"/>
               </w:rPr>
-              <w:t xml:space="preserve">Exhibit 5B</w:t>
+              <w:t xml:space="preserve">Exhibit 5C</w:t>
             </w:r>
             <w:r>
               <w:rPr>
@@ -15614,6 +19278,300 @@
                 </w:p>
               </w:tc>
             </w:tr>
+            <w:tr>
+              <w:trPr>
+                <w:cantSplit/>
+              </w:trPr>
+              <w:tc>
+                <w:tcPr>
+                  <w:tcW w:type="dxa" w:w="1100"/>
+                  <w:tcBorders>
+                    <w:top w:val="single" w:color="D5D0C4" w:sz="4"/>
+                    <w:left w:val="single" w:color="D5D0C4" w:sz="4"/>
+                    <w:bottom w:val="single" w:color="D5D0C4" w:sz="4"/>
+                    <w:right w:val="single" w:color="D5D0C4" w:sz="4"/>
+                  </w:tcBorders>
+                  <w:tcMar>
+                    <w:top w:type="dxa" w:w="40"/>
+                    <w:left w:type="dxa" w:w="100"/>
+                    <w:bottom w:type="dxa" w:w="40"/>
+                    <w:right w:type="dxa" w:w="100"/>
+                  </w:tcMar>
+                  <w:vAlign w:val="center"/>
+                </w:tcPr>
+                <w:p>
+                  <w:pPr>
+                    <w:keepNext w:val="false"/>
+                    <w:spacing w:after="0" w:line="252"/>
+                    <w:jc w:val="left"/>
+                  </w:pPr>
+                  <w:r>
+                    <w:rPr>
+                      <w:rFonts w:ascii="Arial" w:cs="Arial" w:eastAsia="Arial" w:hAnsi="Arial"/>
+                      <w:color w:val="1C1B16"/>
+                      <w:sz w:val="18"/>
+                      <w:szCs w:val="18"/>
+                    </w:rPr>
+                    <w:t xml:space="preserve">3</w:t>
+                  </w:r>
+                </w:p>
+              </w:tc>
+              <w:tc>
+                <w:tcPr>
+                  <w:tcW w:type="dxa" w:w="2420"/>
+                  <w:tcBorders>
+                    <w:top w:val="single" w:color="D5D0C4" w:sz="4"/>
+                    <w:left w:val="single" w:color="D5D0C4" w:sz="4"/>
+                    <w:bottom w:val="single" w:color="D5D0C4" w:sz="4"/>
+                    <w:right w:val="single" w:color="D5D0C4" w:sz="4"/>
+                  </w:tcBorders>
+                  <w:tcMar>
+                    <w:top w:type="dxa" w:w="40"/>
+                    <w:left w:type="dxa" w:w="100"/>
+                    <w:bottom w:type="dxa" w:w="40"/>
+                    <w:right w:type="dxa" w:w="100"/>
+                  </w:tcMar>
+                  <w:vAlign w:val="center"/>
+                </w:tcPr>
+                <w:p>
+                  <w:pPr>
+                    <w:keepNext w:val="false"/>
+                    <w:spacing w:after="0" w:line="252"/>
+                    <w:jc w:val="right"/>
+                  </w:pPr>
+                  <w:r>
+                    <w:rPr>
+                      <w:rFonts w:ascii="Arial" w:cs="Arial" w:eastAsia="Arial" w:hAnsi="Arial"/>
+                      <w:b w:val="false"/>
+                      <w:bCs w:val="false"/>
+                      <w:color w:val="1C1B16"/>
+                      <w:sz w:val="18"/>
+                      <w:szCs w:val="18"/>
+                    </w:rPr>
+                    <w:t xml:space="preserve">3.00</w:t>
+                  </w:r>
+                </w:p>
+              </w:tc>
+              <w:tc>
+                <w:tcPr>
+                  <w:tcW w:type="dxa" w:w="2420"/>
+                  <w:tcBorders>
+                    <w:top w:val="single" w:color="D5D0C4" w:sz="4"/>
+                    <w:left w:val="single" w:color="D5D0C4" w:sz="4"/>
+                    <w:bottom w:val="single" w:color="D5D0C4" w:sz="4"/>
+                    <w:right w:val="single" w:color="D5D0C4" w:sz="4"/>
+                  </w:tcBorders>
+                  <w:tcMar>
+                    <w:top w:type="dxa" w:w="40"/>
+                    <w:left w:type="dxa" w:w="100"/>
+                    <w:bottom w:type="dxa" w:w="40"/>
+                    <w:right w:type="dxa" w:w="100"/>
+                  </w:tcMar>
+                  <w:vAlign w:val="center"/>
+                </w:tcPr>
+                <w:p>
+                  <w:pPr>
+                    <w:keepNext w:val="false"/>
+                    <w:spacing w:after="0" w:line="252"/>
+                    <w:jc w:val="right"/>
+                  </w:pPr>
+                  <w:r>
+                    <w:rPr>
+                      <w:rFonts w:ascii="Arial" w:cs="Arial" w:eastAsia="Arial" w:hAnsi="Arial"/>
+                      <w:b w:val="false"/>
+                      <w:bCs w:val="false"/>
+                      <w:color w:val="1C1B16"/>
+                      <w:sz w:val="18"/>
+                      <w:szCs w:val="18"/>
+                    </w:rPr>
+                    <w:t xml:space="preserve">2.40</w:t>
+                  </w:r>
+                </w:p>
+              </w:tc>
+              <w:tc>
+                <w:tcPr>
+                  <w:tcW w:type="dxa" w:w="3620"/>
+                  <w:tcBorders>
+                    <w:top w:val="single" w:color="D5D0C4" w:sz="4"/>
+                    <w:left w:val="single" w:color="D5D0C4" w:sz="4"/>
+                    <w:bottom w:val="single" w:color="D5D0C4" w:sz="4"/>
+                    <w:right w:val="single" w:color="D5D0C4" w:sz="4"/>
+                  </w:tcBorders>
+                  <w:tcMar>
+                    <w:top w:type="dxa" w:w="40"/>
+                    <w:left w:type="dxa" w:w="100"/>
+                    <w:bottom w:type="dxa" w:w="40"/>
+                    <w:right w:type="dxa" w:w="100"/>
+                  </w:tcMar>
+                  <w:vAlign w:val="center"/>
+                </w:tcPr>
+                <w:p>
+                  <w:pPr>
+                    <w:keepNext w:val="false"/>
+                    <w:spacing w:after="0" w:line="252"/>
+                    <w:jc w:val="left"/>
+                  </w:pPr>
+                  <w:r>
+                    <w:rPr>
+                      <w:rFonts w:ascii="Arial" w:cs="Arial" w:eastAsia="Arial" w:hAnsi="Arial"/>
+                      <w:b w:val="false"/>
+                      <w:bCs w:val="false"/>
+                      <w:color w:val="1C1B16"/>
+                      <w:sz w:val="18"/>
+                      <w:szCs w:val="18"/>
+                    </w:rPr>
+                    <w:t xml:space="preserve">=(C3-B3)/(B3+C3)</w:t>
+                  </w:r>
+                </w:p>
+              </w:tc>
+            </w:tr>
+            <w:tr>
+              <w:trPr>
+                <w:cantSplit/>
+              </w:trPr>
+              <w:tc>
+                <w:tcPr>
+                  <w:tcW w:type="dxa" w:w="1100"/>
+                  <w:tcBorders>
+                    <w:top w:val="single" w:color="D5D0C4" w:sz="4"/>
+                    <w:left w:val="single" w:color="D5D0C4" w:sz="4"/>
+                    <w:bottom w:val="single" w:color="D5D0C4" w:sz="4"/>
+                    <w:right w:val="single" w:color="D5D0C4" w:sz="4"/>
+                  </w:tcBorders>
+                  <w:tcMar>
+                    <w:top w:type="dxa" w:w="40"/>
+                    <w:left w:type="dxa" w:w="100"/>
+                    <w:bottom w:type="dxa" w:w="40"/>
+                    <w:right w:type="dxa" w:w="100"/>
+                  </w:tcMar>
+                  <w:vAlign w:val="center"/>
+                </w:tcPr>
+                <w:p>
+                  <w:pPr>
+                    <w:keepNext w:val="false"/>
+                    <w:spacing w:after="0" w:line="252"/>
+                    <w:jc w:val="left"/>
+                  </w:pPr>
+                  <w:r>
+                    <w:rPr>
+                      <w:rFonts w:ascii="Arial" w:cs="Arial" w:eastAsia="Arial" w:hAnsi="Arial"/>
+                      <w:color w:val="1C1B16"/>
+                      <w:sz w:val="18"/>
+                      <w:szCs w:val="18"/>
+                    </w:rPr>
+                    <w:t xml:space="preserve">4</w:t>
+                  </w:r>
+                </w:p>
+              </w:tc>
+              <w:tc>
+                <w:tcPr>
+                  <w:tcW w:type="dxa" w:w="2420"/>
+                  <w:tcBorders>
+                    <w:top w:val="single" w:color="D5D0C4" w:sz="4"/>
+                    <w:left w:val="single" w:color="D5D0C4" w:sz="4"/>
+                    <w:bottom w:val="single" w:color="D5D0C4" w:sz="4"/>
+                    <w:right w:val="single" w:color="D5D0C4" w:sz="4"/>
+                  </w:tcBorders>
+                  <w:tcMar>
+                    <w:top w:type="dxa" w:w="40"/>
+                    <w:left w:type="dxa" w:w="100"/>
+                    <w:bottom w:type="dxa" w:w="40"/>
+                    <w:right w:type="dxa" w:w="100"/>
+                  </w:tcMar>
+                  <w:vAlign w:val="center"/>
+                </w:tcPr>
+                <w:p>
+                  <w:pPr>
+                    <w:keepNext w:val="false"/>
+                    <w:spacing w:after="0" w:line="252"/>
+                    <w:jc w:val="right"/>
+                  </w:pPr>
+                  <w:r>
+                    <w:rPr>
+                      <w:rFonts w:ascii="Arial" w:cs="Arial" w:eastAsia="Arial" w:hAnsi="Arial"/>
+                      <w:b w:val="false"/>
+                      <w:bCs w:val="false"/>
+                      <w:color w:val="1C1B16"/>
+                      <w:sz w:val="18"/>
+                      <w:szCs w:val="18"/>
+                    </w:rPr>
+                    <w:t xml:space="preserve">1.50</w:t>
+                  </w:r>
+                </w:p>
+              </w:tc>
+              <w:tc>
+                <w:tcPr>
+                  <w:tcW w:type="dxa" w:w="2420"/>
+                  <w:tcBorders>
+                    <w:top w:val="single" w:color="D5D0C4" w:sz="4"/>
+                    <w:left w:val="single" w:color="D5D0C4" w:sz="4"/>
+                    <w:bottom w:val="single" w:color="D5D0C4" w:sz="4"/>
+                    <w:right w:val="single" w:color="D5D0C4" w:sz="4"/>
+                  </w:tcBorders>
+                  <w:tcMar>
+                    <w:top w:type="dxa" w:w="40"/>
+                    <w:left w:type="dxa" w:w="100"/>
+                    <w:bottom w:type="dxa" w:w="40"/>
+                    <w:right w:type="dxa" w:w="100"/>
+                  </w:tcMar>
+                  <w:vAlign w:val="center"/>
+                </w:tcPr>
+                <w:p>
+                  <w:pPr>
+                    <w:keepNext w:val="false"/>
+                    <w:spacing w:after="0" w:line="252"/>
+                    <w:jc w:val="right"/>
+                  </w:pPr>
+                  <w:r>
+                    <w:rPr>
+                      <w:rFonts w:ascii="Arial" w:cs="Arial" w:eastAsia="Arial" w:hAnsi="Arial"/>
+                      <w:b w:val="false"/>
+                      <w:bCs w:val="false"/>
+                      <w:color w:val="1C1B16"/>
+                      <w:sz w:val="18"/>
+                      <w:szCs w:val="18"/>
+                    </w:rPr>
+                    <w:t xml:space="preserve">1.80</w:t>
+                  </w:r>
+                </w:p>
+              </w:tc>
+              <w:tc>
+                <w:tcPr>
+                  <w:tcW w:type="dxa" w:w="3620"/>
+                  <w:tcBorders>
+                    <w:top w:val="single" w:color="D5D0C4" w:sz="4"/>
+                    <w:left w:val="single" w:color="D5D0C4" w:sz="4"/>
+                    <w:bottom w:val="single" w:color="D5D0C4" w:sz="4"/>
+                    <w:right w:val="single" w:color="D5D0C4" w:sz="4"/>
+                  </w:tcBorders>
+                  <w:tcMar>
+                    <w:top w:type="dxa" w:w="40"/>
+                    <w:left w:type="dxa" w:w="100"/>
+                    <w:bottom w:type="dxa" w:w="40"/>
+                    <w:right w:type="dxa" w:w="100"/>
+                  </w:tcMar>
+                  <w:vAlign w:val="center"/>
+                </w:tcPr>
+                <w:p>
+                  <w:pPr>
+                    <w:keepNext w:val="false"/>
+                    <w:spacing w:after="0" w:line="252"/>
+                    <w:jc w:val="left"/>
+                  </w:pPr>
+                  <w:r>
+                    <w:rPr>
+                      <w:rFonts w:ascii="Arial" w:cs="Arial" w:eastAsia="Arial" w:hAnsi="Arial"/>
+                      <w:b w:val="false"/>
+                      <w:bCs w:val="false"/>
+                      <w:color w:val="1C1B16"/>
+                      <w:sz w:val="18"/>
+                      <w:szCs w:val="18"/>
+                    </w:rPr>
+                    <w:t xml:space="preserve">=(C4-B4)/(B4+C4)</w:t>
+                  </w:r>
+                </w:p>
+              </w:tc>
+            </w:tr>
           </w:tbl>
           <w:p>
             <w:pPr>
@@ -15681,7 +19639,7 @@
                 <w:sz w:val="21"/>
                 <w:szCs w:val="21"/>
               </w:rPr>
-              <w:t xml:space="preserve">JPMorgan's task force on the 2012 losses in its Chief Investment Office reported that a value-at-risk model, an estimate of how much a trading book can lose on a bad day, ran through Excel spreadsheets filled by copying and pasting, and that one step divided a change in rates by the sum of the old and new rates where the modeller meant their average (JPMorgan Chase, 2013). What does the sheet return for the row above, and which check catches the error?</w:t>
+              <w:t xml:space="preserve">JPMorgan's task force on the 2012 losses in its Chief Investment Office reported that a value-at-risk model, an estimate of how much a trading book can lose on a bad day, ran through Excel spreadsheets filled by copying and pasting, and that one step divided a change in rates by the sum of the old and new rates where the modeller meant their average (JPMorgan Chase, 2013). Work out column D for the three rows and the change the modeller meant. What does the sheet do to the model's picture of risk?</w:t>
             </w:r>
           </w:p>
           <w:p>
@@ -15709,7 +19667,7 @@
                 <w:sz w:val="20"/>
                 <w:szCs w:val="20"/>
               </w:rPr>
-              <w:t xml:space="preserve">0.130, half the intended 0.261; recompute one row a second way</w:t>
+              <w:t xml:space="preserve">Every change comes out twice its size, so the model braces for moves that never come</w:t>
             </w:r>
           </w:p>
           <w:p>
@@ -15737,7 +19695,7 @@
                 <w:sz w:val="20"/>
                 <w:szCs w:val="20"/>
               </w:rPr>
-              <w:t xml:space="preserve">0.261, as intended; only the copying between the sheets needs a check</w:t>
+              <w:t xml:space="preserve">Every change comes out at half its size, so the model understates how far rates move</w:t>
             </w:r>
           </w:p>
           <w:p>
@@ -15765,7 +19723,7 @@
                 <w:sz w:val="20"/>
                 <w:szCs w:val="20"/>
               </w:rPr>
-              <w:t xml:space="preserve">0.130, the right relative change; the formula needs no second calculation</w:t>
+              <w:t xml:space="preserve">Only the falling rate in row 3 comes out wrong, because the formula assumes a rise</w:t>
             </w:r>
           </w:p>
           <w:p>
@@ -15793,7 +19751,7 @@
                 <w:sz w:val="20"/>
                 <w:szCs w:val="20"/>
               </w:rPr>
-              <w:t xml:space="preserve">0.300, the change over the old rate; a pivot of the changes would show it</w:t>
+              <w:t xml:space="preserve">No change comes out wrong, because dividing by the sum is an accepted way to scale</w:t>
             </w:r>
           </w:p>
         </w:tc>
@@ -15843,6 +19801,654 @@
           <w:p>
             <w:pPr>
               <w:keepNext/>
+              <w:spacing w:after="80" w:before="80"/>
+            </w:pPr>
+            <w:r>
+              <w:rPr>
+                <w:rFonts w:ascii="Arial" w:cs="Arial" w:eastAsia="Arial" w:hAnsi="Arial"/>
+                <w:b/>
+                <w:bCs/>
+                <w:color w:val="B37A33"/>
+                <w:sz w:val="19"/>
+                <w:szCs w:val="19"/>
+              </w:rPr>
+              <w:t xml:space="preserve">Exhibit 5D</w:t>
+            </w:r>
+            <w:r>
+              <w:rPr>
+                <w:rFonts w:ascii="Arial" w:cs="Arial" w:eastAsia="Arial" w:hAnsi="Arial"/>
+                <w:i/>
+                <w:iCs/>
+                <w:color w:val="6B675E"/>
+                <w:sz w:val="18"/>
+                <w:szCs w:val="18"/>
+              </w:rPr>
+              <w:t xml:space="preserve">   Three illustrative trips and the commission charged on each at 25 percent of the gross fare (CBS News, 2017).</w:t>
+            </w:r>
+          </w:p>
+          <w:tbl>
+            <w:tblPr>
+              <w:tblW w:type="dxa" w:w="9798"/>
+              <w:tblBorders>
+                <w:top w:val="single" w:color="D5D0C4" w:sz="4"/>
+                <w:left w:val="single" w:color="D5D0C4" w:sz="4"/>
+                <w:bottom w:val="single" w:color="D5D0C4" w:sz="4"/>
+                <w:right w:val="single" w:color="D5D0C4" w:sz="4"/>
+                <w:insideH w:val="single" w:color="D5D0C4" w:sz="4"/>
+                <w:insideV w:val="single" w:color="D5D0C4" w:sz="4"/>
+              </w:tblBorders>
+            </w:tblPr>
+            <w:tblGrid>
+              <w:gridCol w:w="1013"/>
+              <w:gridCol w:w="2339"/>
+              <w:gridCol w:w="3223"/>
+              <w:gridCol w:w="3223"/>
+            </w:tblGrid>
+            <w:tr>
+              <w:trPr>
+                <w:cantSplit/>
+                <w:tblHeader/>
+              </w:trPr>
+              <w:tc>
+                <w:tcPr>
+                  <w:tcW w:type="dxa" w:w="1013"/>
+                  <w:tcBorders>
+                    <w:top w:val="single" w:color="D5D0C4" w:sz="4"/>
+                    <w:left w:val="single" w:color="D5D0C4" w:sz="4"/>
+                    <w:bottom w:val="single" w:color="D5D0C4" w:sz="4"/>
+                    <w:right w:val="single" w:color="D5D0C4" w:sz="4"/>
+                  </w:tcBorders>
+                  <w:shd w:fill="F9F8F3" w:color="auto" w:val="clear"/>
+                  <w:tcMar>
+                    <w:top w:type="dxa" w:w="40"/>
+                    <w:left w:type="dxa" w:w="100"/>
+                    <w:bottom w:type="dxa" w:w="40"/>
+                    <w:right w:type="dxa" w:w="100"/>
+                  </w:tcMar>
+                  <w:vAlign w:val="center"/>
+                </w:tcPr>
+                <w:p>
+                  <w:pPr>
+                    <w:keepNext/>
+                    <w:spacing w:after="0" w:line="240"/>
+                    <w:jc w:val="left"/>
+                  </w:pPr>
+                  <w:r>
+                    <w:rPr>
+                      <w:rFonts w:ascii="Arial" w:cs="Arial" w:eastAsia="Arial" w:hAnsi="Arial"/>
+                      <w:b/>
+                      <w:bCs/>
+                      <w:color w:val="1C1B16"/>
+                      <w:sz w:val="18"/>
+                      <w:szCs w:val="18"/>
+                    </w:rPr>
+                    <w:t xml:space="preserve">Trip</w:t>
+                  </w:r>
+                </w:p>
+              </w:tc>
+              <w:tc>
+                <w:tcPr>
+                  <w:tcW w:type="dxa" w:w="2339"/>
+                  <w:tcBorders>
+                    <w:top w:val="single" w:color="D5D0C4" w:sz="4"/>
+                    <w:left w:val="single" w:color="D5D0C4" w:sz="4"/>
+                    <w:bottom w:val="single" w:color="D5D0C4" w:sz="4"/>
+                    <w:right w:val="single" w:color="D5D0C4" w:sz="4"/>
+                  </w:tcBorders>
+                  <w:shd w:fill="F9F8F3" w:color="auto" w:val="clear"/>
+                  <w:tcMar>
+                    <w:top w:type="dxa" w:w="40"/>
+                    <w:left w:type="dxa" w:w="100"/>
+                    <w:bottom w:type="dxa" w:w="40"/>
+                    <w:right w:type="dxa" w:w="100"/>
+                  </w:tcMar>
+                  <w:vAlign w:val="center"/>
+                </w:tcPr>
+                <w:p>
+                  <w:pPr>
+                    <w:keepNext/>
+                    <w:spacing w:after="0" w:line="240"/>
+                    <w:jc w:val="left"/>
+                  </w:pPr>
+                  <w:r>
+                    <w:rPr>
+                      <w:rFonts w:ascii="Arial" w:cs="Arial" w:eastAsia="Arial" w:hAnsi="Arial"/>
+                      <w:b/>
+                      <w:bCs/>
+                      <w:color w:val="1C1B16"/>
+                      <w:sz w:val="18"/>
+                      <w:szCs w:val="18"/>
+                    </w:rPr>
+                    <w:t xml:space="preserve">Gross fare, dollars</w:t>
+                  </w:r>
+                </w:p>
+              </w:tc>
+              <w:tc>
+                <w:tcPr>
+                  <w:tcW w:type="dxa" w:w="3223"/>
+                  <w:tcBorders>
+                    <w:top w:val="single" w:color="D5D0C4" w:sz="4"/>
+                    <w:left w:val="single" w:color="D5D0C4" w:sz="4"/>
+                    <w:bottom w:val="single" w:color="D5D0C4" w:sz="4"/>
+                    <w:right w:val="single" w:color="D5D0C4" w:sz="4"/>
+                  </w:tcBorders>
+                  <w:shd w:fill="F9F8F3" w:color="auto" w:val="clear"/>
+                  <w:tcMar>
+                    <w:top w:type="dxa" w:w="40"/>
+                    <w:left w:type="dxa" w:w="100"/>
+                    <w:bottom w:type="dxa" w:w="40"/>
+                    <w:right w:type="dxa" w:w="100"/>
+                  </w:tcMar>
+                  <w:vAlign w:val="center"/>
+                </w:tcPr>
+                <w:p>
+                  <w:pPr>
+                    <w:keepNext/>
+                    <w:spacing w:after="0" w:line="240"/>
+                    <w:jc w:val="left"/>
+                  </w:pPr>
+                  <w:r>
+                    <w:rPr>
+                      <w:rFonts w:ascii="Arial" w:cs="Arial" w:eastAsia="Arial" w:hAnsi="Arial"/>
+                      <w:b/>
+                      <w:bCs/>
+                      <w:color w:val="1C1B16"/>
+                      <w:sz w:val="18"/>
+                      <w:szCs w:val="18"/>
+                    </w:rPr>
+                    <w:t xml:space="preserve">Sales tax and fees, dollars</w:t>
+                  </w:r>
+                </w:p>
+              </w:tc>
+              <w:tc>
+                <w:tcPr>
+                  <w:tcW w:type="dxa" w:w="3223"/>
+                  <w:tcBorders>
+                    <w:top w:val="single" w:color="D5D0C4" w:sz="4"/>
+                    <w:left w:val="single" w:color="D5D0C4" w:sz="4"/>
+                    <w:bottom w:val="single" w:color="D5D0C4" w:sz="4"/>
+                    <w:right w:val="single" w:color="D5D0C4" w:sz="4"/>
+                  </w:tcBorders>
+                  <w:shd w:fill="F9F8F3" w:color="auto" w:val="clear"/>
+                  <w:tcMar>
+                    <w:top w:type="dxa" w:w="40"/>
+                    <w:left w:type="dxa" w:w="100"/>
+                    <w:bottom w:type="dxa" w:w="40"/>
+                    <w:right w:type="dxa" w:w="100"/>
+                  </w:tcMar>
+                  <w:vAlign w:val="center"/>
+                </w:tcPr>
+                <w:p>
+                  <w:pPr>
+                    <w:keepNext/>
+                    <w:spacing w:after="0" w:line="240"/>
+                    <w:jc w:val="left"/>
+                  </w:pPr>
+                  <w:r>
+                    <w:rPr>
+                      <w:rFonts w:ascii="Arial" w:cs="Arial" w:eastAsia="Arial" w:hAnsi="Arial"/>
+                      <w:b/>
+                      <w:bCs/>
+                      <w:color w:val="1C1B16"/>
+                      <w:sz w:val="18"/>
+                      <w:szCs w:val="18"/>
+                    </w:rPr>
+                    <w:t xml:space="preserve">Commission charged, dollars</w:t>
+                  </w:r>
+                </w:p>
+              </w:tc>
+            </w:tr>
+            <w:tr>
+              <w:trPr>
+                <w:cantSplit/>
+              </w:trPr>
+              <w:tc>
+                <w:tcPr>
+                  <w:tcW w:type="dxa" w:w="1013"/>
+                  <w:tcBorders>
+                    <w:top w:val="single" w:color="D5D0C4" w:sz="4"/>
+                    <w:left w:val="single" w:color="D5D0C4" w:sz="4"/>
+                    <w:bottom w:val="single" w:color="D5D0C4" w:sz="4"/>
+                    <w:right w:val="single" w:color="D5D0C4" w:sz="4"/>
+                  </w:tcBorders>
+                  <w:tcMar>
+                    <w:top w:type="dxa" w:w="40"/>
+                    <w:left w:type="dxa" w:w="100"/>
+                    <w:bottom w:type="dxa" w:w="40"/>
+                    <w:right w:type="dxa" w:w="100"/>
+                  </w:tcMar>
+                  <w:vAlign w:val="center"/>
+                </w:tcPr>
+                <w:p>
+                  <w:pPr>
+                    <w:keepNext w:val="false"/>
+                    <w:spacing w:after="0" w:line="252"/>
+                    <w:jc w:val="left"/>
+                  </w:pPr>
+                  <w:r>
+                    <w:rPr>
+                      <w:rFonts w:ascii="Arial" w:cs="Arial" w:eastAsia="Arial" w:hAnsi="Arial"/>
+                      <w:color w:val="1C1B16"/>
+                      <w:sz w:val="18"/>
+                      <w:szCs w:val="18"/>
+                    </w:rPr>
+                    <w:t xml:space="preserve">1</w:t>
+                  </w:r>
+                </w:p>
+              </w:tc>
+              <w:tc>
+                <w:tcPr>
+                  <w:tcW w:type="dxa" w:w="2339"/>
+                  <w:tcBorders>
+                    <w:top w:val="single" w:color="D5D0C4" w:sz="4"/>
+                    <w:left w:val="single" w:color="D5D0C4" w:sz="4"/>
+                    <w:bottom w:val="single" w:color="D5D0C4" w:sz="4"/>
+                    <w:right w:val="single" w:color="D5D0C4" w:sz="4"/>
+                  </w:tcBorders>
+                  <w:tcMar>
+                    <w:top w:type="dxa" w:w="40"/>
+                    <w:left w:type="dxa" w:w="100"/>
+                    <w:bottom w:type="dxa" w:w="40"/>
+                    <w:right w:type="dxa" w:w="100"/>
+                  </w:tcMar>
+                  <w:vAlign w:val="center"/>
+                </w:tcPr>
+                <w:p>
+                  <w:pPr>
+                    <w:keepNext w:val="false"/>
+                    <w:spacing w:after="0" w:line="252"/>
+                    <w:jc w:val="right"/>
+                  </w:pPr>
+                  <w:r>
+                    <w:rPr>
+                      <w:rFonts w:ascii="Arial" w:cs="Arial" w:eastAsia="Arial" w:hAnsi="Arial"/>
+                      <w:b w:val="false"/>
+                      <w:bCs w:val="false"/>
+                      <w:color w:val="1C1B16"/>
+                      <w:sz w:val="18"/>
+                      <w:szCs w:val="18"/>
+                    </w:rPr>
+                    <w:t xml:space="preserve">30.00</w:t>
+                  </w:r>
+                </w:p>
+              </w:tc>
+              <w:tc>
+                <w:tcPr>
+                  <w:tcW w:type="dxa" w:w="3223"/>
+                  <w:tcBorders>
+                    <w:top w:val="single" w:color="D5D0C4" w:sz="4"/>
+                    <w:left w:val="single" w:color="D5D0C4" w:sz="4"/>
+                    <w:bottom w:val="single" w:color="D5D0C4" w:sz="4"/>
+                    <w:right w:val="single" w:color="D5D0C4" w:sz="4"/>
+                  </w:tcBorders>
+                  <w:tcMar>
+                    <w:top w:type="dxa" w:w="40"/>
+                    <w:left w:type="dxa" w:w="100"/>
+                    <w:bottom w:type="dxa" w:w="40"/>
+                    <w:right w:type="dxa" w:w="100"/>
+                  </w:tcMar>
+                  <w:vAlign w:val="center"/>
+                </w:tcPr>
+                <w:p>
+                  <w:pPr>
+                    <w:keepNext w:val="false"/>
+                    <w:spacing w:after="0" w:line="252"/>
+                    <w:jc w:val="right"/>
+                  </w:pPr>
+                  <w:r>
+                    <w:rPr>
+                      <w:rFonts w:ascii="Arial" w:cs="Arial" w:eastAsia="Arial" w:hAnsi="Arial"/>
+                      <w:b w:val="false"/>
+                      <w:bCs w:val="false"/>
+                      <w:color w:val="1C1B16"/>
+                      <w:sz w:val="18"/>
+                      <w:szCs w:val="18"/>
+                    </w:rPr>
+                    <w:t xml:space="preserve">2.40</w:t>
+                  </w:r>
+                </w:p>
+              </w:tc>
+              <w:tc>
+                <w:tcPr>
+                  <w:tcW w:type="dxa" w:w="3223"/>
+                  <w:tcBorders>
+                    <w:top w:val="single" w:color="D5D0C4" w:sz="4"/>
+                    <w:left w:val="single" w:color="D5D0C4" w:sz="4"/>
+                    <w:bottom w:val="single" w:color="D5D0C4" w:sz="4"/>
+                    <w:right w:val="single" w:color="D5D0C4" w:sz="4"/>
+                  </w:tcBorders>
+                  <w:tcMar>
+                    <w:top w:type="dxa" w:w="40"/>
+                    <w:left w:type="dxa" w:w="100"/>
+                    <w:bottom w:type="dxa" w:w="40"/>
+                    <w:right w:type="dxa" w:w="100"/>
+                  </w:tcMar>
+                  <w:vAlign w:val="center"/>
+                </w:tcPr>
+                <w:p>
+                  <w:pPr>
+                    <w:keepNext w:val="false"/>
+                    <w:spacing w:after="0" w:line="252"/>
+                    <w:jc w:val="right"/>
+                  </w:pPr>
+                  <w:r>
+                    <w:rPr>
+                      <w:rFonts w:ascii="Arial" w:cs="Arial" w:eastAsia="Arial" w:hAnsi="Arial"/>
+                      <w:b w:val="false"/>
+                      <w:bCs w:val="false"/>
+                      <w:color w:val="1C1B16"/>
+                      <w:sz w:val="18"/>
+                      <w:szCs w:val="18"/>
+                    </w:rPr>
+                    <w:t xml:space="preserve">7.50</w:t>
+                  </w:r>
+                </w:p>
+              </w:tc>
+            </w:tr>
+            <w:tr>
+              <w:trPr>
+                <w:cantSplit/>
+              </w:trPr>
+              <w:tc>
+                <w:tcPr>
+                  <w:tcW w:type="dxa" w:w="1013"/>
+                  <w:tcBorders>
+                    <w:top w:val="single" w:color="D5D0C4" w:sz="4"/>
+                    <w:left w:val="single" w:color="D5D0C4" w:sz="4"/>
+                    <w:bottom w:val="single" w:color="D5D0C4" w:sz="4"/>
+                    <w:right w:val="single" w:color="D5D0C4" w:sz="4"/>
+                  </w:tcBorders>
+                  <w:tcMar>
+                    <w:top w:type="dxa" w:w="40"/>
+                    <w:left w:type="dxa" w:w="100"/>
+                    <w:bottom w:type="dxa" w:w="40"/>
+                    <w:right w:type="dxa" w:w="100"/>
+                  </w:tcMar>
+                  <w:vAlign w:val="center"/>
+                </w:tcPr>
+                <w:p>
+                  <w:pPr>
+                    <w:keepNext w:val="false"/>
+                    <w:spacing w:after="0" w:line="252"/>
+                    <w:jc w:val="left"/>
+                  </w:pPr>
+                  <w:r>
+                    <w:rPr>
+                      <w:rFonts w:ascii="Arial" w:cs="Arial" w:eastAsia="Arial" w:hAnsi="Arial"/>
+                      <w:color w:val="1C1B16"/>
+                      <w:sz w:val="18"/>
+                      <w:szCs w:val="18"/>
+                    </w:rPr>
+                    <w:t xml:space="preserve">2</w:t>
+                  </w:r>
+                </w:p>
+              </w:tc>
+              <w:tc>
+                <w:tcPr>
+                  <w:tcW w:type="dxa" w:w="2339"/>
+                  <w:tcBorders>
+                    <w:top w:val="single" w:color="D5D0C4" w:sz="4"/>
+                    <w:left w:val="single" w:color="D5D0C4" w:sz="4"/>
+                    <w:bottom w:val="single" w:color="D5D0C4" w:sz="4"/>
+                    <w:right w:val="single" w:color="D5D0C4" w:sz="4"/>
+                  </w:tcBorders>
+                  <w:tcMar>
+                    <w:top w:type="dxa" w:w="40"/>
+                    <w:left w:type="dxa" w:w="100"/>
+                    <w:bottom w:type="dxa" w:w="40"/>
+                    <w:right w:type="dxa" w:w="100"/>
+                  </w:tcMar>
+                  <w:vAlign w:val="center"/>
+                </w:tcPr>
+                <w:p>
+                  <w:pPr>
+                    <w:keepNext w:val="false"/>
+                    <w:spacing w:after="0" w:line="252"/>
+                    <w:jc w:val="right"/>
+                  </w:pPr>
+                  <w:r>
+                    <w:rPr>
+                      <w:rFonts w:ascii="Arial" w:cs="Arial" w:eastAsia="Arial" w:hAnsi="Arial"/>
+                      <w:b w:val="false"/>
+                      <w:bCs w:val="false"/>
+                      <w:color w:val="1C1B16"/>
+                      <w:sz w:val="18"/>
+                      <w:szCs w:val="18"/>
+                    </w:rPr>
+                    <w:t xml:space="preserve">20.00</w:t>
+                  </w:r>
+                </w:p>
+              </w:tc>
+              <w:tc>
+                <w:tcPr>
+                  <w:tcW w:type="dxa" w:w="3223"/>
+                  <w:tcBorders>
+                    <w:top w:val="single" w:color="D5D0C4" w:sz="4"/>
+                    <w:left w:val="single" w:color="D5D0C4" w:sz="4"/>
+                    <w:bottom w:val="single" w:color="D5D0C4" w:sz="4"/>
+                    <w:right w:val="single" w:color="D5D0C4" w:sz="4"/>
+                  </w:tcBorders>
+                  <w:tcMar>
+                    <w:top w:type="dxa" w:w="40"/>
+                    <w:left w:type="dxa" w:w="100"/>
+                    <w:bottom w:type="dxa" w:w="40"/>
+                    <w:right w:type="dxa" w:w="100"/>
+                  </w:tcMar>
+                  <w:vAlign w:val="center"/>
+                </w:tcPr>
+                <w:p>
+                  <w:pPr>
+                    <w:keepNext w:val="false"/>
+                    <w:spacing w:after="0" w:line="252"/>
+                    <w:jc w:val="right"/>
+                  </w:pPr>
+                  <w:r>
+                    <w:rPr>
+                      <w:rFonts w:ascii="Arial" w:cs="Arial" w:eastAsia="Arial" w:hAnsi="Arial"/>
+                      <w:b w:val="false"/>
+                      <w:bCs w:val="false"/>
+                      <w:color w:val="1C1B16"/>
+                      <w:sz w:val="18"/>
+                      <w:szCs w:val="18"/>
+                    </w:rPr>
+                    <w:t xml:space="preserve">1.60</w:t>
+                  </w:r>
+                </w:p>
+              </w:tc>
+              <w:tc>
+                <w:tcPr>
+                  <w:tcW w:type="dxa" w:w="3223"/>
+                  <w:tcBorders>
+                    <w:top w:val="single" w:color="D5D0C4" w:sz="4"/>
+                    <w:left w:val="single" w:color="D5D0C4" w:sz="4"/>
+                    <w:bottom w:val="single" w:color="D5D0C4" w:sz="4"/>
+                    <w:right w:val="single" w:color="D5D0C4" w:sz="4"/>
+                  </w:tcBorders>
+                  <w:tcMar>
+                    <w:top w:type="dxa" w:w="40"/>
+                    <w:left w:type="dxa" w:w="100"/>
+                    <w:bottom w:type="dxa" w:w="40"/>
+                    <w:right w:type="dxa" w:w="100"/>
+                  </w:tcMar>
+                  <w:vAlign w:val="center"/>
+                </w:tcPr>
+                <w:p>
+                  <w:pPr>
+                    <w:keepNext w:val="false"/>
+                    <w:spacing w:after="0" w:line="252"/>
+                    <w:jc w:val="right"/>
+                  </w:pPr>
+                  <w:r>
+                    <w:rPr>
+                      <w:rFonts w:ascii="Arial" w:cs="Arial" w:eastAsia="Arial" w:hAnsi="Arial"/>
+                      <w:b w:val="false"/>
+                      <w:bCs w:val="false"/>
+                      <w:color w:val="1C1B16"/>
+                      <w:sz w:val="18"/>
+                      <w:szCs w:val="18"/>
+                    </w:rPr>
+                    <w:t xml:space="preserve">5.00</w:t>
+                  </w:r>
+                </w:p>
+              </w:tc>
+            </w:tr>
+            <w:tr>
+              <w:trPr>
+                <w:cantSplit/>
+              </w:trPr>
+              <w:tc>
+                <w:tcPr>
+                  <w:tcW w:type="dxa" w:w="1013"/>
+                  <w:tcBorders>
+                    <w:top w:val="single" w:color="D5D0C4" w:sz="4"/>
+                    <w:left w:val="single" w:color="D5D0C4" w:sz="4"/>
+                    <w:bottom w:val="single" w:color="D5D0C4" w:sz="4"/>
+                    <w:right w:val="single" w:color="D5D0C4" w:sz="4"/>
+                  </w:tcBorders>
+                  <w:tcMar>
+                    <w:top w:type="dxa" w:w="40"/>
+                    <w:left w:type="dxa" w:w="100"/>
+                    <w:bottom w:type="dxa" w:w="40"/>
+                    <w:right w:type="dxa" w:w="100"/>
+                  </w:tcMar>
+                  <w:vAlign w:val="center"/>
+                </w:tcPr>
+                <w:p>
+                  <w:pPr>
+                    <w:keepNext w:val="false"/>
+                    <w:spacing w:after="0" w:line="252"/>
+                    <w:jc w:val="left"/>
+                  </w:pPr>
+                  <w:r>
+                    <w:rPr>
+                      <w:rFonts w:ascii="Arial" w:cs="Arial" w:eastAsia="Arial" w:hAnsi="Arial"/>
+                      <w:color w:val="1C1B16"/>
+                      <w:sz w:val="18"/>
+                      <w:szCs w:val="18"/>
+                    </w:rPr>
+                    <w:t xml:space="preserve">3</w:t>
+                  </w:r>
+                </w:p>
+              </w:tc>
+              <w:tc>
+                <w:tcPr>
+                  <w:tcW w:type="dxa" w:w="2339"/>
+                  <w:tcBorders>
+                    <w:top w:val="single" w:color="D5D0C4" w:sz="4"/>
+                    <w:left w:val="single" w:color="D5D0C4" w:sz="4"/>
+                    <w:bottom w:val="single" w:color="D5D0C4" w:sz="4"/>
+                    <w:right w:val="single" w:color="D5D0C4" w:sz="4"/>
+                  </w:tcBorders>
+                  <w:tcMar>
+                    <w:top w:type="dxa" w:w="40"/>
+                    <w:left w:type="dxa" w:w="100"/>
+                    <w:bottom w:type="dxa" w:w="40"/>
+                    <w:right w:type="dxa" w:w="100"/>
+                  </w:tcMar>
+                  <w:vAlign w:val="center"/>
+                </w:tcPr>
+                <w:p>
+                  <w:pPr>
+                    <w:keepNext w:val="false"/>
+                    <w:spacing w:after="0" w:line="252"/>
+                    <w:jc w:val="right"/>
+                  </w:pPr>
+                  <w:r>
+                    <w:rPr>
+                      <w:rFonts w:ascii="Arial" w:cs="Arial" w:eastAsia="Arial" w:hAnsi="Arial"/>
+                      <w:b w:val="false"/>
+                      <w:bCs w:val="false"/>
+                      <w:color w:val="1C1B16"/>
+                      <w:sz w:val="18"/>
+                      <w:szCs w:val="18"/>
+                    </w:rPr>
+                    <w:t xml:space="preserve">44.00</w:t>
+                  </w:r>
+                </w:p>
+              </w:tc>
+              <w:tc>
+                <w:tcPr>
+                  <w:tcW w:type="dxa" w:w="3223"/>
+                  <w:tcBorders>
+                    <w:top w:val="single" w:color="D5D0C4" w:sz="4"/>
+                    <w:left w:val="single" w:color="D5D0C4" w:sz="4"/>
+                    <w:bottom w:val="single" w:color="D5D0C4" w:sz="4"/>
+                    <w:right w:val="single" w:color="D5D0C4" w:sz="4"/>
+                  </w:tcBorders>
+                  <w:tcMar>
+                    <w:top w:type="dxa" w:w="40"/>
+                    <w:left w:type="dxa" w:w="100"/>
+                    <w:bottom w:type="dxa" w:w="40"/>
+                    <w:right w:type="dxa" w:w="100"/>
+                  </w:tcMar>
+                  <w:vAlign w:val="center"/>
+                </w:tcPr>
+                <w:p>
+                  <w:pPr>
+                    <w:keepNext w:val="false"/>
+                    <w:spacing w:after="0" w:line="252"/>
+                    <w:jc w:val="right"/>
+                  </w:pPr>
+                  <w:r>
+                    <w:rPr>
+                      <w:rFonts w:ascii="Arial" w:cs="Arial" w:eastAsia="Arial" w:hAnsi="Arial"/>
+                      <w:b w:val="false"/>
+                      <w:bCs w:val="false"/>
+                      <w:color w:val="1C1B16"/>
+                      <w:sz w:val="18"/>
+                      <w:szCs w:val="18"/>
+                    </w:rPr>
+                    <w:t xml:space="preserve">4.00</w:t>
+                  </w:r>
+                </w:p>
+              </w:tc>
+              <w:tc>
+                <w:tcPr>
+                  <w:tcW w:type="dxa" w:w="3223"/>
+                  <w:tcBorders>
+                    <w:top w:val="single" w:color="D5D0C4" w:sz="4"/>
+                    <w:left w:val="single" w:color="D5D0C4" w:sz="4"/>
+                    <w:bottom w:val="single" w:color="D5D0C4" w:sz="4"/>
+                    <w:right w:val="single" w:color="D5D0C4" w:sz="4"/>
+                  </w:tcBorders>
+                  <w:tcMar>
+                    <w:top w:type="dxa" w:w="40"/>
+                    <w:left w:type="dxa" w:w="100"/>
+                    <w:bottom w:type="dxa" w:w="40"/>
+                    <w:right w:type="dxa" w:w="100"/>
+                  </w:tcMar>
+                  <w:vAlign w:val="center"/>
+                </w:tcPr>
+                <w:p>
+                  <w:pPr>
+                    <w:keepNext w:val="false"/>
+                    <w:spacing w:after="0" w:line="252"/>
+                    <w:jc w:val="right"/>
+                  </w:pPr>
+                  <w:r>
+                    <w:rPr>
+                      <w:rFonts w:ascii="Arial" w:cs="Arial" w:eastAsia="Arial" w:hAnsi="Arial"/>
+                      <w:b w:val="false"/>
+                      <w:bCs w:val="false"/>
+                      <w:color w:val="1C1B16"/>
+                      <w:sz w:val="18"/>
+                      <w:szCs w:val="18"/>
+                    </w:rPr>
+                    <w:t xml:space="preserve">11.00</w:t>
+                  </w:r>
+                </w:p>
+              </w:tc>
+            </w:tr>
+          </w:tbl>
+          <w:p>
+            <w:pPr>
+              <w:keepNext/>
+              <w:spacing w:after="140" w:before="0"/>
+            </w:pPr>
+          </w:p>
+          <w:p>
+            <w:pPr>
+              <w:keepNext/>
               <w:spacing w:after="60" w:before="60" w:line="276"/>
             </w:pPr>
             <w:r>
@@ -15865,7 +20471,7 @@
                 <w:sz w:val="18"/>
                 <w:szCs w:val="18"/>
               </w:rPr>
-              <w:t xml:space="preserve">   Medium</w:t>
+              <w:t xml:space="preserve">   Hard</w:t>
             </w:r>
             <w:r>
               <w:rPr>
@@ -15900,7 +20506,7 @@
                 <w:sz w:val="21"/>
                 <w:szCs w:val="21"/>
               </w:rPr>
-              <w:t xml:space="preserve">In 2017 Uber said it had been taking its commission from New York City drivers on the gross fare, before sales tax and other fees were deducted, where it should have used the fare after them, and that it would repay affected drivers about 900 dollars each on average (CBS News, 2017). Suppose a trip's gross fare is 30.00 dollars, of which 2.40 dollars is tax and fees, and the commission is 25 percent. How much more commission did the gross-fare calculation take on this trip?</w:t>
+              <w:t xml:space="preserve">In 2017 Uber said it had been taking its commission from New York City drivers on the gross fare, before sales tax and other fees were deducted, where it should have used the fare after them, and that it would repay affected drivers about 900 dollars each on average (CBS News, 2017). The commission rate on these trips is 25 percent. How much commission did the three trips overcharge the driver, and what share of the commission charged is that? Show the working.</w:t>
             </w:r>
           </w:p>
           <w:p>
@@ -15998,7 +20604,7 @@
           <w:sz w:val="19"/>
           <w:szCs w:val="19"/>
         </w:rPr>
-        <w:t xml:space="preserve">6 items, Q30 to Q35, about 21 minutes. What it shows: whether you catch the week's traps in the tables an AI team keeps, from evaluation runs to an assistant's logs.</w:t>
+        <w:t xml:space="preserve">6 items, Q30 to Q35, about 22.5 minutes. What it shows: whether you catch the week's traps in the tables an AI team keeps, from evaluation runs to an assistant's logs.</w:t>
       </w:r>
     </w:p>
     <w:p>
@@ -16013,7 +20619,7 @@
           <w:sz w:val="21"/>
           <w:szCs w:val="21"/>
         </w:rPr>
-        <w:t xml:space="preserve">Kavya Nair: "AI teams interview on the same traps, on their own tables." Suppose a food-delivery company such as Swiggy or Zomato runs a support assistant, a chatbot that answers customers and hands hard cases to a person. The team scores each model version on a fixed set of test tickets, which is an evaluation run; it collects customers' ratings of the replies; and it logs every conversation and every handoff to a person. The tables and every number below are illustrative.</w:t>
+        <w:t xml:space="preserve">The same mistakes turn up well beyond retail. Suppose a food-delivery company runs a support assistant, a chatbot that answers customers and hands hard cases to a person. Its AI team scores each model version on a fixed set of test tickets, which is an evaluation run; it collects customers' ratings of the replies; and it logs every conversation, every handoff to a person and every visit. The tables and every number below are illustrative.</w:t>
       </w:r>
     </w:p>
     <w:tbl>
@@ -16092,9 +20698,9 @@
               </w:tblBorders>
             </w:tblPr>
             <w:tblGrid>
-              <w:gridCol w:w="1698"/>
-              <w:gridCol w:w="3826"/>
-              <w:gridCol w:w="4274"/>
+              <w:gridCol w:w="1589"/>
+              <w:gridCol w:w="4209"/>
+              <w:gridCol w:w="4000"/>
             </w:tblGrid>
             <w:tr>
               <w:trPr>
@@ -16103,7 +20709,7 @@
               </w:trPr>
               <w:tc>
                 <w:tcPr>
-                  <w:tcW w:type="dxa" w:w="1698"/>
+                  <w:tcW w:type="dxa" w:w="1589"/>
                   <w:tcBorders>
                     <w:top w:val="single" w:color="D5D0C4" w:sz="4"/>
                     <w:left w:val="single" w:color="D5D0C4" w:sz="4"/>
@@ -16140,7 +20746,7 @@
               </w:tc>
               <w:tc>
                 <w:tcPr>
-                  <w:tcW w:type="dxa" w:w="3826"/>
+                  <w:tcW w:type="dxa" w:w="4209"/>
                   <w:tcBorders>
                     <w:top w:val="single" w:color="D5D0C4" w:sz="4"/>
                     <w:left w:val="single" w:color="D5D0C4" w:sz="4"/>
@@ -16177,7 +20783,7 @@
               </w:tc>
               <w:tc>
                 <w:tcPr>
-                  <w:tcW w:type="dxa" w:w="4274"/>
+                  <w:tcW w:type="dxa" w:w="4000"/>
                   <w:tcBorders>
                     <w:top w:val="single" w:color="D5D0C4" w:sz="4"/>
                     <w:left w:val="single" w:color="D5D0C4" w:sz="4"/>
@@ -16219,7 +20825,7 @@
               </w:trPr>
               <w:tc>
                 <w:tcPr>
-                  <w:tcW w:type="dxa" w:w="1698"/>
+                  <w:tcW w:type="dxa" w:w="1589"/>
                   <w:tcBorders>
                     <w:top w:val="single" w:color="D5D0C4" w:sz="4"/>
                     <w:left w:val="single" w:color="D5D0C4" w:sz="4"/>
@@ -16253,7 +20859,7 @@
               </w:tc>
               <w:tc>
                 <w:tcPr>
-                  <w:tcW w:type="dxa" w:w="3826"/>
+                  <w:tcW w:type="dxa" w:w="4209"/>
                   <w:tcBorders>
                     <w:top w:val="single" w:color="D5D0C4" w:sz="4"/>
                     <w:left w:val="single" w:color="D5D0C4" w:sz="4"/>
@@ -16289,7 +20895,7 @@
               </w:tc>
               <w:tc>
                 <w:tcPr>
-                  <w:tcW w:type="dxa" w:w="4274"/>
+                  <w:tcW w:type="dxa" w:w="4000"/>
                   <w:tcBorders>
                     <w:top w:val="single" w:color="D5D0C4" w:sz="4"/>
                     <w:left w:val="single" w:color="D5D0C4" w:sz="4"/>
@@ -16330,7 +20936,7 @@
               </w:trPr>
               <w:tc>
                 <w:tcPr>
-                  <w:tcW w:type="dxa" w:w="1698"/>
+                  <w:tcW w:type="dxa" w:w="1589"/>
                   <w:tcBorders>
                     <w:top w:val="single" w:color="D5D0C4" w:sz="4"/>
                     <w:left w:val="single" w:color="D5D0C4" w:sz="4"/>
@@ -16364,7 +20970,7 @@
               </w:tc>
               <w:tc>
                 <w:tcPr>
-                  <w:tcW w:type="dxa" w:w="3826"/>
+                  <w:tcW w:type="dxa" w:w="4209"/>
                   <w:tcBorders>
                     <w:top w:val="single" w:color="D5D0C4" w:sz="4"/>
                     <w:left w:val="single" w:color="D5D0C4" w:sz="4"/>
@@ -16400,7 +21006,7 @@
               </w:tc>
               <w:tc>
                 <w:tcPr>
-                  <w:tcW w:type="dxa" w:w="4274"/>
+                  <w:tcW w:type="dxa" w:w="4000"/>
                   <w:tcBorders>
                     <w:top w:val="single" w:color="D5D0C4" w:sz="4"/>
                     <w:left w:val="single" w:color="D5D0C4" w:sz="4"/>
@@ -16441,7 +21047,7 @@
               </w:trPr>
               <w:tc>
                 <w:tcPr>
-                  <w:tcW w:type="dxa" w:w="1698"/>
+                  <w:tcW w:type="dxa" w:w="1589"/>
                   <w:tcBorders>
                     <w:top w:val="single" w:color="D5D0C4" w:sz="4"/>
                     <w:left w:val="single" w:color="D5D0C4" w:sz="4"/>
@@ -16475,7 +21081,7 @@
               </w:tc>
               <w:tc>
                 <w:tcPr>
-                  <w:tcW w:type="dxa" w:w="3826"/>
+                  <w:tcW w:type="dxa" w:w="4209"/>
                   <w:tcBorders>
                     <w:top w:val="single" w:color="D5D0C4" w:sz="4"/>
                     <w:left w:val="single" w:color="D5D0C4" w:sz="4"/>
@@ -16511,7 +21117,7 @@
               </w:tc>
               <w:tc>
                 <w:tcPr>
-                  <w:tcW w:type="dxa" w:w="4274"/>
+                  <w:tcW w:type="dxa" w:w="4000"/>
                   <w:tcBorders>
                     <w:top w:val="single" w:color="D5D0C4" w:sz="4"/>
                     <w:left w:val="single" w:color="D5D0C4" w:sz="4"/>
@@ -16552,7 +21158,7 @@
               </w:trPr>
               <w:tc>
                 <w:tcPr>
-                  <w:tcW w:type="dxa" w:w="1698"/>
+                  <w:tcW w:type="dxa" w:w="1589"/>
                   <w:tcBorders>
                     <w:top w:val="single" w:color="D5D0C4" w:sz="4"/>
                     <w:left w:val="single" w:color="D5D0C4" w:sz="4"/>
@@ -16586,7 +21192,7 @@
               </w:tc>
               <w:tc>
                 <w:tcPr>
-                  <w:tcW w:type="dxa" w:w="3826"/>
+                  <w:tcW w:type="dxa" w:w="4209"/>
                   <w:tcBorders>
                     <w:top w:val="single" w:color="D5D0C4" w:sz="4"/>
                     <w:left w:val="single" w:color="D5D0C4" w:sz="4"/>
@@ -16622,7 +21228,7 @@
               </w:tc>
               <w:tc>
                 <w:tcPr>
-                  <w:tcW w:type="dxa" w:w="4274"/>
+                  <w:tcW w:type="dxa" w:w="4000"/>
                   <w:tcBorders>
                     <w:top w:val="single" w:color="D5D0C4" w:sz="4"/>
                     <w:left w:val="single" w:color="D5D0C4" w:sz="4"/>
@@ -16663,7 +21269,7 @@
               </w:trPr>
               <w:tc>
                 <w:tcPr>
-                  <w:tcW w:type="dxa" w:w="1698"/>
+                  <w:tcW w:type="dxa" w:w="1589"/>
                   <w:tcBorders>
                     <w:top w:val="single" w:color="D5D0C4" w:sz="4"/>
                     <w:left w:val="single" w:color="D5D0C4" w:sz="4"/>
@@ -16697,7 +21303,7 @@
               </w:tc>
               <w:tc>
                 <w:tcPr>
-                  <w:tcW w:type="dxa" w:w="3826"/>
+                  <w:tcW w:type="dxa" w:w="4209"/>
                   <w:tcBorders>
                     <w:top w:val="single" w:color="D5D0C4" w:sz="4"/>
                     <w:left w:val="single" w:color="D5D0C4" w:sz="4"/>
@@ -16733,7 +21339,7 @@
               </w:tc>
               <w:tc>
                 <w:tcPr>
-                  <w:tcW w:type="dxa" w:w="4274"/>
+                  <w:tcW w:type="dxa" w:w="4000"/>
                   <w:tcBorders>
                     <w:top w:val="single" w:color="D5D0C4" w:sz="4"/>
                     <w:left w:val="single" w:color="D5D0C4" w:sz="4"/>
@@ -16774,7 +21380,7 @@
               </w:trPr>
               <w:tc>
                 <w:tcPr>
-                  <w:tcW w:type="dxa" w:w="1698"/>
+                  <w:tcW w:type="dxa" w:w="1589"/>
                   <w:tcBorders>
                     <w:top w:val="single" w:color="D5D0C4" w:sz="4"/>
                     <w:left w:val="single" w:color="D5D0C4" w:sz="4"/>
@@ -16808,7 +21414,7 @@
               </w:tc>
               <w:tc>
                 <w:tcPr>
-                  <w:tcW w:type="dxa" w:w="3826"/>
+                  <w:tcW w:type="dxa" w:w="4209"/>
                   <w:tcBorders>
                     <w:top w:val="single" w:color="D5D0C4" w:sz="4"/>
                     <w:left w:val="single" w:color="D5D0C4" w:sz="4"/>
@@ -16844,7 +21450,7 @@
               </w:tc>
               <w:tc>
                 <w:tcPr>
-                  <w:tcW w:type="dxa" w:w="4274"/>
+                  <w:tcW w:type="dxa" w:w="4000"/>
                   <w:tcBorders>
                     <w:top w:val="single" w:color="D5D0C4" w:sz="4"/>
                     <w:left w:val="single" w:color="D5D0C4" w:sz="4"/>
@@ -16885,7 +21491,7 @@
               </w:trPr>
               <w:tc>
                 <w:tcPr>
-                  <w:tcW w:type="dxa" w:w="1698"/>
+                  <w:tcW w:type="dxa" w:w="1589"/>
                   <w:tcBorders>
                     <w:top w:val="single" w:color="D5D0C4" w:sz="4"/>
                     <w:left w:val="single" w:color="D5D0C4" w:sz="4"/>
@@ -16919,7 +21525,7 @@
               </w:tc>
               <w:tc>
                 <w:tcPr>
-                  <w:tcW w:type="dxa" w:w="3826"/>
+                  <w:tcW w:type="dxa" w:w="4209"/>
                   <w:tcBorders>
                     <w:top w:val="single" w:color="D5D0C4" w:sz="4"/>
                     <w:left w:val="single" w:color="D5D0C4" w:sz="4"/>
@@ -16955,7 +21561,7 @@
               </w:tc>
               <w:tc>
                 <w:tcPr>
-                  <w:tcW w:type="dxa" w:w="4274"/>
+                  <w:tcW w:type="dxa" w:w="4000"/>
                   <w:tcBorders>
                     <w:top w:val="single" w:color="D5D0C4" w:sz="4"/>
                     <w:left w:val="single" w:color="D5D0C4" w:sz="4"/>
@@ -16986,6 +21592,117 @@
                       <w:szCs w:val="18"/>
                     </w:rPr>
                     <w:t xml:space="preserve">call_id, day, tokens</w:t>
+                  </w:r>
+                </w:p>
+              </w:tc>
+            </w:tr>
+            <w:tr>
+              <w:trPr>
+                <w:cantSplit/>
+              </w:trPr>
+              <w:tc>
+                <w:tcPr>
+                  <w:tcW w:type="dxa" w:w="1589"/>
+                  <w:tcBorders>
+                    <w:top w:val="single" w:color="D5D0C4" w:sz="4"/>
+                    <w:left w:val="single" w:color="D5D0C4" w:sz="4"/>
+                    <w:bottom w:val="single" w:color="D5D0C4" w:sz="4"/>
+                    <w:right w:val="single" w:color="D5D0C4" w:sz="4"/>
+                  </w:tcBorders>
+                  <w:tcMar>
+                    <w:top w:type="dxa" w:w="40"/>
+                    <w:left w:type="dxa" w:w="100"/>
+                    <w:bottom w:type="dxa" w:w="40"/>
+                    <w:right w:type="dxa" w:w="100"/>
+                  </w:tcMar>
+                  <w:vAlign w:val="center"/>
+                </w:tcPr>
+                <w:p>
+                  <w:pPr>
+                    <w:keepNext w:val="false"/>
+                    <w:spacing w:after="0" w:line="252"/>
+                    <w:jc w:val="left"/>
+                  </w:pPr>
+                  <w:r>
+                    <w:rPr>
+                      <w:rFonts w:ascii="Arial" w:cs="Arial" w:eastAsia="Arial" w:hAnsi="Arial"/>
+                      <w:color w:val="1C1B16"/>
+                      <w:sz w:val="18"/>
+                      <w:szCs w:val="18"/>
+                    </w:rPr>
+                    <w:t xml:space="preserve">visits</w:t>
+                  </w:r>
+                </w:p>
+              </w:tc>
+              <w:tc>
+                <w:tcPr>
+                  <w:tcW w:type="dxa" w:w="4209"/>
+                  <w:tcBorders>
+                    <w:top w:val="single" w:color="D5D0C4" w:sz="4"/>
+                    <w:left w:val="single" w:color="D5D0C4" w:sz="4"/>
+                    <w:bottom w:val="single" w:color="D5D0C4" w:sz="4"/>
+                    <w:right w:val="single" w:color="D5D0C4" w:sz="4"/>
+                  </w:tcBorders>
+                  <w:tcMar>
+                    <w:top w:type="dxa" w:w="40"/>
+                    <w:left w:type="dxa" w:w="100"/>
+                    <w:bottom w:type="dxa" w:w="40"/>
+                    <w:right w:type="dxa" w:w="100"/>
+                  </w:tcMar>
+                  <w:vAlign w:val="center"/>
+                </w:tcPr>
+                <w:p>
+                  <w:pPr>
+                    <w:keepNext w:val="false"/>
+                    <w:spacing w:after="0" w:line="252"/>
+                    <w:jc w:val="left"/>
+                  </w:pPr>
+                  <w:r>
+                    <w:rPr>
+                      <w:rFonts w:ascii="Arial" w:cs="Arial" w:eastAsia="Arial" w:hAnsi="Arial"/>
+                      <w:b w:val="false"/>
+                      <w:bCs w:val="false"/>
+                      <w:color w:val="1C1B16"/>
+                      <w:sz w:val="18"/>
+                      <w:szCs w:val="18"/>
+                    </w:rPr>
+                    <w:t xml:space="preserve">a user's use of the assistant on a day</w:t>
+                  </w:r>
+                </w:p>
+              </w:tc>
+              <w:tc>
+                <w:tcPr>
+                  <w:tcW w:type="dxa" w:w="4000"/>
+                  <w:tcBorders>
+                    <w:top w:val="single" w:color="D5D0C4" w:sz="4"/>
+                    <w:left w:val="single" w:color="D5D0C4" w:sz="4"/>
+                    <w:bottom w:val="single" w:color="D5D0C4" w:sz="4"/>
+                    <w:right w:val="single" w:color="D5D0C4" w:sz="4"/>
+                  </w:tcBorders>
+                  <w:tcMar>
+                    <w:top w:type="dxa" w:w="40"/>
+                    <w:left w:type="dxa" w:w="100"/>
+                    <w:bottom w:type="dxa" w:w="40"/>
+                    <w:right w:type="dxa" w:w="100"/>
+                  </w:tcMar>
+                  <w:vAlign w:val="center"/>
+                </w:tcPr>
+                <w:p>
+                  <w:pPr>
+                    <w:keepNext w:val="false"/>
+                    <w:spacing w:after="0" w:line="252"/>
+                    <w:jc w:val="left"/>
+                  </w:pPr>
+                  <w:r>
+                    <w:rPr>
+                      <w:rFonts w:ascii="Arial" w:cs="Arial" w:eastAsia="Arial" w:hAnsi="Arial"/>
+                      <w:b w:val="false"/>
+                      <w:bCs w:val="false"/>
+                      <w:color w:val="1C1B16"/>
+                      <w:sz w:val="18"/>
+                      <w:szCs w:val="18"/>
+                    </w:rPr>
+                    <w:t xml:space="preserve">day, user_id</w:t>
                   </w:r>
                 </w:p>
               </w:tc>
@@ -17259,7 +21976,7 @@
                 <w:sz w:val="21"/>
                 <w:szCs w:val="21"/>
               </w:rPr>
-              <w:t xml:space="preserve">The team scores a model that sorts support tickets into refund, late and other, against labels from an annotation vendor. The vendor re-sent a batch, so two tickets carry their label twice. What does the code above print, and what is the model's accuracy on the five tickets?</w:t>
+              <w:t xml:space="preserve">The team scores a model that sorts support tickets into refund, late and other against labels from an annotation vendor, and ships a model only if it scores 0.5 or better. The vendor re-sent a batch, so two tickets carry their label twice. What does the code above print?</w:t>
             </w:r>
           </w:p>
           <w:p>
@@ -17287,7 +22004,7 @@
                 <w:sz w:val="20"/>
                 <w:szCs w:val="20"/>
               </w:rPr>
-              <w:t xml:space="preserve">5 0.6; the merge keeps one row per ticket, and 0.6 is the accuracy</w:t>
+              <w:t xml:space="preserve">5 0.6</w:t>
             </w:r>
           </w:p>
           <w:p>
@@ -17315,7 +22032,7 @@
                 <w:sz w:val="20"/>
                 <w:szCs w:val="20"/>
               </w:rPr>
-              <w:t xml:space="preserve">7 0.6; the re-sent labels match their tickets, so the score holds</w:t>
+              <w:t xml:space="preserve">7 0.6</w:t>
             </w:r>
           </w:p>
           <w:p>
@@ -17343,7 +22060,7 @@
                 <w:sz w:val="20"/>
                 <w:szCs w:val="20"/>
               </w:rPr>
-              <w:t xml:space="preserve">7 0.43; the model's two misses now count twice, against a true 0.6</w:t>
+              <w:t xml:space="preserve">7 0.43</w:t>
             </w:r>
           </w:p>
           <w:p>
@@ -17371,7 +22088,7 @@
                 <w:sz w:val="20"/>
                 <w:szCs w:val="20"/>
               </w:rPr>
-              <w:t xml:space="preserve">7 0.71; the re-sent rows add correct answers, against a true 0.6</w:t>
+              <w:t xml:space="preserve">7 0.71</w:t>
             </w:r>
           </w:p>
         </w:tc>
@@ -17443,7 +22160,7 @@
                 <w:sz w:val="18"/>
                 <w:szCs w:val="18"/>
               </w:rPr>
-              <w:t xml:space="preserve">   The table eval_runs: the team's evaluation runs, illustrative.</w:t>
+              <w:t xml:space="preserve">   The table eval_runs: the team's evaluation runs, illustrative. Run ids are issued in the order runs start.</w:t>
             </w:r>
           </w:p>
           <w:tbl>
@@ -18420,7 +23137,7 @@
                 <w:sz w:val="21"/>
                 <w:szCs w:val="21"/>
               </w:rPr>
-              <w:t xml:space="preserve">The leaderboard must show each model's latest run and its accuracy, and show the same thing every morning. bot-b finished two runs on 9 September. Which approach does that?</w:t>
+              <w:t xml:space="preserve">The leaderboard must show one row per model, its latest run and that run's accuracy, and must show the same row every morning. Two of bot-b's runs finished on 9 September. Which query does that?</w:t>
             </w:r>
           </w:p>
           <w:p>
@@ -18448,7 +23165,7 @@
                 <w:sz w:val="20"/>
                 <w:szCs w:val="20"/>
               </w:rPr>
-              <w:t xml:space="preserve">GROUP BY model, keeping max(finished_on) beside max(accuracy) from the same group</w:t>
+              <w:t xml:space="preserve">GROUP BY model, keeping max(finished_on) beside max(accuracy), each taken over all of that model's runs</w:t>
             </w:r>
           </w:p>
           <w:p>
@@ -18476,7 +23193,7 @@
                 <w:sz w:val="20"/>
                 <w:szCs w:val="20"/>
               </w:rPr>
-              <w:t xml:space="preserve">ROW_NUMBER over each model's runs, newest date first, and keep row 1</w:t>
+              <w:t xml:space="preserve">ROW_NUMBER partitioned by model and ordered by finished_on descending, keeping row 1 for each model</w:t>
             </w:r>
           </w:p>
           <w:p>
@@ -18504,7 +23221,7 @@
                 <w:sz w:val="20"/>
                 <w:szCs w:val="20"/>
               </w:rPr>
-              <w:t xml:space="preserve">RANK over each model's runs, newest date first, and keep every rank 1</w:t>
+              <w:t xml:space="preserve">RANK partitioned by model and ordered by finished_on descending, keeping every row that ranks 1 for its model</w:t>
             </w:r>
           </w:p>
           <w:p>
@@ -18532,7 +23249,7 @@
                 <w:sz w:val="20"/>
                 <w:szCs w:val="20"/>
               </w:rPr>
-              <w:t xml:space="preserve">ROW_NUMBER over each model's runs, newest date then run_id first, keep row 1</w:t>
+              <w:t xml:space="preserve">ROW_NUMBER partitioned by model, ordered by finished_on descending, then run_id descending, keeping row 1</w:t>
             </w:r>
           </w:p>
         </w:tc>
@@ -18604,7 +23321,7 @@
                 <w:sz w:val="18"/>
                 <w:szCs w:val="18"/>
               </w:rPr>
-              <w:t xml:space="preserve">   Seven replies and the ratings customers gave them, illustrative.</w:t>
+              <w:t xml:space="preserve">   Nine replies, the ratings customers gave them and the analyst's query, illustrative.</w:t>
             </w:r>
           </w:p>
           <w:p>
@@ -18646,7 +23363,7 @@
                 <w:sz w:val="18"/>
                 <w:szCs w:val="18"/>
               </w:rPr>
-              <w:t xml:space="preserve">    (1, 'bot-a', 1), (2, 'bot-a', 4), (3, 'bot-a', 2),</w:t>
+              <w:t xml:space="preserve">    (1, 'bot-a', 1), (2, 'bot-a', 4), (3, 'bot-a', 2), (4, 'bot-a', 2),</w:t>
             </w:r>
           </w:p>
           <w:p>
@@ -18667,7 +23384,7 @@
                 <w:sz w:val="18"/>
                 <w:szCs w:val="18"/>
               </w:rPr>
-              <w:t xml:space="preserve">    (4, 'bot-b', 2), (5, 'bot-b', 5),</w:t>
+              <w:t xml:space="preserve">    (5, 'bot-b', 2), (6, 'bot-b', 5), (7, 'bot-b', 4),</w:t>
             </w:r>
           </w:p>
           <w:p>
@@ -18688,7 +23405,7 @@
                 <w:sz w:val="18"/>
                 <w:szCs w:val="18"/>
               </w:rPr>
-              <w:t xml:space="preserve">    (6, 'bot-c', 5), (7, 'bot-c', 4))</w:t>
+              <w:t xml:space="preserve">    (8, 'bot-c', 5), (9, 'bot-c', 1))</w:t>
             </w:r>
           </w:p>
           <w:p>
@@ -18793,7 +23510,7 @@
                 <w:sz w:val="18"/>
                 <w:szCs w:val="18"/>
               </w:rPr>
-              <w:t xml:space="preserve">HAVING count(*) &gt;= 2;</w:t>
+              <w:t xml:space="preserve">HAVING count(*) &gt;= 3;</w:t>
             </w:r>
           </w:p>
           <w:p>
@@ -18862,7 +23579,7 @@
                 <w:sz w:val="21"/>
                 <w:szCs w:val="21"/>
               </w:rPr>
-              <w:t xml:space="preserve">Customers rate each reply from 1 to 5. The team lead asks which models had at least two replies rated 2 or below this week. What does the query above return?</w:t>
+              <w:t xml:space="preserve">Customers rate each reply from 1 to 5. The team lead asks for every model with at least three replies this week, beside how many of its replies were rated 2 or below. What does the query above return?</w:t>
             </w:r>
           </w:p>
           <w:p>
@@ -18890,7 +23607,7 @@
                 <w:sz w:val="20"/>
                 <w:szCs w:val="20"/>
               </w:rPr>
-              <w:t xml:space="preserve">bot-a 2 and bot-b 1</w:t>
+              <w:t xml:space="preserve">bot-a 3 alone, which misses bot-b and its three replies</w:t>
             </w:r>
           </w:p>
           <w:p>
@@ -18918,7 +23635,7 @@
                 <w:sz w:val="20"/>
                 <w:szCs w:val="20"/>
               </w:rPr>
-              <w:t xml:space="preserve">bot-a 2 alone</w:t>
+              <w:t xml:space="preserve">bot-a 3 and bot-b 1, the two models the lead asked about</w:t>
             </w:r>
           </w:p>
           <w:p>
@@ -18946,7 +23663,7 @@
                 <w:sz w:val="20"/>
                 <w:szCs w:val="20"/>
               </w:rPr>
-              <w:t xml:space="preserve">bot-a 2, bot-b 1 and bot-c 0</w:t>
+              <w:t xml:space="preserve">bot-a 4 and bot-b 3, the replies each model had in total</w:t>
             </w:r>
           </w:p>
           <w:p>
@@ -18974,7 +23691,7 @@
                 <w:sz w:val="20"/>
                 <w:szCs w:val="20"/>
               </w:rPr>
-              <w:t xml:space="preserve">bot-a 3, bot-b 2 and bot-c 2</w:t>
+              <w:t xml:space="preserve">bot-a 3, bot-b 1 and bot-c 1, a row for every model</w:t>
             </w:r>
           </w:p>
         </w:tc>
@@ -19248,7 +23965,7 @@
                 <w:sz w:val="20"/>
                 <w:szCs w:val="20"/>
               </w:rPr>
-              <w:t xml:space="preserve">2, c1 and c3; the review sees the assistant resolving half the conversations</w:t>
+              <w:t xml:space="preserve">2, counting c1 and c3, so the review sees half the conversations resolved</w:t>
             </w:r>
           </w:p>
           <w:p>
@@ -19276,7 +23993,7 @@
                 <w:sz w:val="20"/>
                 <w:szCs w:val="20"/>
               </w:rPr>
-              <w:t xml:space="preserve">3; the NULL row counts as one more conversation nobody handed off</w:t>
+              <w:t xml:space="preserve">3, counting the NULL row as one more, so the review sees three of four resolved</w:t>
             </w:r>
           </w:p>
           <w:p>
@@ -19304,7 +24021,7 @@
                 <w:sz w:val="20"/>
                 <w:szCs w:val="20"/>
               </w:rPr>
-              <w:t xml:space="preserve">0; the review concludes the assistant resolved nothing without a person</w:t>
+              <w:t xml:space="preserve">0, so the review concludes the assistant resolved nothing on its own</w:t>
             </w:r>
           </w:p>
           <w:p>
@@ -19332,7 +24049,7 @@
                 <w:sz w:val="20"/>
                 <w:szCs w:val="20"/>
               </w:rPr>
-              <w:t xml:space="preserve">An error; NOT IN cannot compare a conversation_id with a NULL</w:t>
+              <w:t xml:space="preserve">An error, so the review gets no figure until someone removes the NULL row</w:t>
             </w:r>
           </w:p>
         </w:tc>
@@ -19564,7 +24281,7 @@
                 <w:sz w:val="18"/>
                 <w:szCs w:val="18"/>
               </w:rPr>
-              <w:t xml:space="preserve">   Medium</w:t>
+              <w:t xml:space="preserve">   Hard</w:t>
             </w:r>
             <w:r>
               <w:rPr>
@@ -19783,56 +24500,625 @@
                 <w:sz w:val="18"/>
                 <w:szCs w:val="18"/>
               </w:rPr>
-              <w:t xml:space="preserve">   Distinct users of the assistant on each day of one week, illustrative.</w:t>
-            </w:r>
-          </w:p>
-          <w:p>
-            <w:pPr>
-              <w:keepNext/>
-              <w:spacing w:after="80" w:before="80"/>
-              <w:jc w:val="center"/>
-            </w:pPr>
-            <w:r>
-              <w:drawing>
-                <wp:inline distT="0" distB="0" distL="0" distR="0">
-                  <wp:extent cx="5905500" cy="2771775"/>
-                  <wp:effectExtent t="0" r="0" b="0" l="0"/>
-                  <wp:docPr id="1" name="" descr="" title=""/>
-                  <wp:cNvGraphicFramePr>
-                    <a:graphicFrameLocks xmlns:a="http://schemas.openxmlformats.org/drawingml/2006/main" noChangeAspect="1"/>
-                  </wp:cNvGraphicFramePr>
-                  <a:graphic xmlns:a="http://schemas.openxmlformats.org/drawingml/2006/main">
-                    <a:graphicData uri="http://schemas.openxmlformats.org/drawingml/2006/picture">
-                      <pic:pic xmlns:pic="http://schemas.openxmlformats.org/drawingml/2006/picture">
-                        <pic:nvPicPr>
-                          <pic:cNvPr id="0" name="" descr=""/>
-                          <pic:cNvPicPr>
-                            <a:picLocks noChangeAspect="1" noChangeArrowheads="1"/>
-                          </pic:cNvPicPr>
-                        </pic:nvPicPr>
-                        <pic:blipFill>
-                          <a:blip r:embed="rId15" cstate="none"/>
-                          <a:srcRect/>
-                          <a:stretch>
-                            <a:fillRect/>
-                          </a:stretch>
-                        </pic:blipFill>
-                        <pic:spPr bwMode="auto">
-                          <a:xfrm>
-                            <a:off x="0" y="0"/>
-                            <a:ext cx="5905500" cy="2771775"/>
-                          </a:xfrm>
-                          <a:prstGeom prst="rect">
-                            <a:avLst/>
-                          </a:prstGeom>
-                        </pic:spPr>
-                      </pic:pic>
-                    </a:graphicData>
-                  </a:graphic>
-                </wp:inline>
-              </w:drawing>
-            </w:r>
-          </w:p>
+              <w:t xml:space="preserve">   One week of the visits log, illustrative: the users who opened the assistant on each day.</w:t>
+            </w:r>
+          </w:p>
+          <w:tbl>
+            <w:tblPr>
+              <w:tblW w:type="dxa" w:w="9799"/>
+              <w:tblBorders>
+                <w:top w:val="single" w:color="D5D0C4" w:sz="4"/>
+                <w:left w:val="single" w:color="D5D0C4" w:sz="4"/>
+                <w:bottom w:val="single" w:color="D5D0C4" w:sz="4"/>
+                <w:right w:val="single" w:color="D5D0C4" w:sz="4"/>
+                <w:insideH w:val="single" w:color="D5D0C4" w:sz="4"/>
+                <w:insideV w:val="single" w:color="D5D0C4" w:sz="4"/>
+              </w:tblBorders>
+            </w:tblPr>
+            <w:tblGrid>
+              <w:gridCol w:w="1091"/>
+              <w:gridCol w:w="1448"/>
+              <w:gridCol w:w="1091"/>
+              <w:gridCol w:w="1448"/>
+              <w:gridCol w:w="1091"/>
+              <w:gridCol w:w="1448"/>
+              <w:gridCol w:w="1091"/>
+              <w:gridCol w:w="1091"/>
+            </w:tblGrid>
+            <w:tr>
+              <w:trPr>
+                <w:cantSplit/>
+                <w:tblHeader/>
+              </w:trPr>
+              <w:tc>
+                <w:tcPr>
+                  <w:tcW w:type="dxa" w:w="1091"/>
+                  <w:tcBorders>
+                    <w:top w:val="single" w:color="D5D0C4" w:sz="4"/>
+                    <w:left w:val="single" w:color="D5D0C4" w:sz="4"/>
+                    <w:bottom w:val="single" w:color="D5D0C4" w:sz="4"/>
+                    <w:right w:val="single" w:color="D5D0C4" w:sz="4"/>
+                  </w:tcBorders>
+                  <w:shd w:fill="F9F8F3" w:color="auto" w:val="clear"/>
+                  <w:tcMar>
+                    <w:top w:type="dxa" w:w="40"/>
+                    <w:left w:type="dxa" w:w="100"/>
+                    <w:bottom w:type="dxa" w:w="40"/>
+                    <w:right w:type="dxa" w:w="100"/>
+                  </w:tcMar>
+                  <w:vAlign w:val="center"/>
+                </w:tcPr>
+                <w:p>
+                  <w:pPr>
+                    <w:keepNext/>
+                    <w:spacing w:after="0" w:line="240"/>
+                    <w:jc w:val="left"/>
+                  </w:pPr>
+                  <w:r>
+                    <w:rPr>
+                      <w:rFonts w:ascii="Arial" w:cs="Arial" w:eastAsia="Arial" w:hAnsi="Arial"/>
+                      <w:b/>
+                      <w:bCs/>
+                      <w:color w:val="1C1B16"/>
+                      <w:sz w:val="18"/>
+                      <w:szCs w:val="18"/>
+                    </w:rPr>
+                    <w:t xml:space="preserve">Day</w:t>
+                  </w:r>
+                </w:p>
+              </w:tc>
+              <w:tc>
+                <w:tcPr>
+                  <w:tcW w:type="dxa" w:w="1448"/>
+                  <w:tcBorders>
+                    <w:top w:val="single" w:color="D5D0C4" w:sz="4"/>
+                    <w:left w:val="single" w:color="D5D0C4" w:sz="4"/>
+                    <w:bottom w:val="single" w:color="D5D0C4" w:sz="4"/>
+                    <w:right w:val="single" w:color="D5D0C4" w:sz="4"/>
+                  </w:tcBorders>
+                  <w:shd w:fill="F9F8F3" w:color="auto" w:val="clear"/>
+                  <w:tcMar>
+                    <w:top w:type="dxa" w:w="40"/>
+                    <w:left w:type="dxa" w:w="100"/>
+                    <w:bottom w:type="dxa" w:w="40"/>
+                    <w:right w:type="dxa" w:w="100"/>
+                  </w:tcMar>
+                  <w:vAlign w:val="center"/>
+                </w:tcPr>
+                <w:p>
+                  <w:pPr>
+                    <w:keepNext/>
+                    <w:spacing w:after="0" w:line="240"/>
+                    <w:jc w:val="left"/>
+                  </w:pPr>
+                  <w:r>
+                    <w:rPr>
+                      <w:rFonts w:ascii="Arial" w:cs="Arial" w:eastAsia="Arial" w:hAnsi="Arial"/>
+                      <w:b/>
+                      <w:bCs/>
+                      <w:color w:val="1C1B16"/>
+                      <w:sz w:val="18"/>
+                      <w:szCs w:val="18"/>
+                    </w:rPr>
+                    <w:t xml:space="preserve">Mon</w:t>
+                  </w:r>
+                </w:p>
+              </w:tc>
+              <w:tc>
+                <w:tcPr>
+                  <w:tcW w:type="dxa" w:w="1091"/>
+                  <w:tcBorders>
+                    <w:top w:val="single" w:color="D5D0C4" w:sz="4"/>
+                    <w:left w:val="single" w:color="D5D0C4" w:sz="4"/>
+                    <w:bottom w:val="single" w:color="D5D0C4" w:sz="4"/>
+                    <w:right w:val="single" w:color="D5D0C4" w:sz="4"/>
+                  </w:tcBorders>
+                  <w:shd w:fill="F9F8F3" w:color="auto" w:val="clear"/>
+                  <w:tcMar>
+                    <w:top w:type="dxa" w:w="40"/>
+                    <w:left w:type="dxa" w:w="100"/>
+                    <w:bottom w:type="dxa" w:w="40"/>
+                    <w:right w:type="dxa" w:w="100"/>
+                  </w:tcMar>
+                  <w:vAlign w:val="center"/>
+                </w:tcPr>
+                <w:p>
+                  <w:pPr>
+                    <w:keepNext/>
+                    <w:spacing w:after="0" w:line="240"/>
+                    <w:jc w:val="left"/>
+                  </w:pPr>
+                  <w:r>
+                    <w:rPr>
+                      <w:rFonts w:ascii="Arial" w:cs="Arial" w:eastAsia="Arial" w:hAnsi="Arial"/>
+                      <w:b/>
+                      <w:bCs/>
+                      <w:color w:val="1C1B16"/>
+                      <w:sz w:val="18"/>
+                      <w:szCs w:val="18"/>
+                    </w:rPr>
+                    <w:t xml:space="preserve">Tue</w:t>
+                  </w:r>
+                </w:p>
+              </w:tc>
+              <w:tc>
+                <w:tcPr>
+                  <w:tcW w:type="dxa" w:w="1448"/>
+                  <w:tcBorders>
+                    <w:top w:val="single" w:color="D5D0C4" w:sz="4"/>
+                    <w:left w:val="single" w:color="D5D0C4" w:sz="4"/>
+                    <w:bottom w:val="single" w:color="D5D0C4" w:sz="4"/>
+                    <w:right w:val="single" w:color="D5D0C4" w:sz="4"/>
+                  </w:tcBorders>
+                  <w:shd w:fill="F9F8F3" w:color="auto" w:val="clear"/>
+                  <w:tcMar>
+                    <w:top w:type="dxa" w:w="40"/>
+                    <w:left w:type="dxa" w:w="100"/>
+                    <w:bottom w:type="dxa" w:w="40"/>
+                    <w:right w:type="dxa" w:w="100"/>
+                  </w:tcMar>
+                  <w:vAlign w:val="center"/>
+                </w:tcPr>
+                <w:p>
+                  <w:pPr>
+                    <w:keepNext/>
+                    <w:spacing w:after="0" w:line="240"/>
+                    <w:jc w:val="left"/>
+                  </w:pPr>
+                  <w:r>
+                    <w:rPr>
+                      <w:rFonts w:ascii="Arial" w:cs="Arial" w:eastAsia="Arial" w:hAnsi="Arial"/>
+                      <w:b/>
+                      <w:bCs/>
+                      <w:color w:val="1C1B16"/>
+                      <w:sz w:val="18"/>
+                      <w:szCs w:val="18"/>
+                    </w:rPr>
+                    <w:t xml:space="preserve">Wed</w:t>
+                  </w:r>
+                </w:p>
+              </w:tc>
+              <w:tc>
+                <w:tcPr>
+                  <w:tcW w:type="dxa" w:w="1091"/>
+                  <w:tcBorders>
+                    <w:top w:val="single" w:color="D5D0C4" w:sz="4"/>
+                    <w:left w:val="single" w:color="D5D0C4" w:sz="4"/>
+                    <w:bottom w:val="single" w:color="D5D0C4" w:sz="4"/>
+                    <w:right w:val="single" w:color="D5D0C4" w:sz="4"/>
+                  </w:tcBorders>
+                  <w:shd w:fill="F9F8F3" w:color="auto" w:val="clear"/>
+                  <w:tcMar>
+                    <w:top w:type="dxa" w:w="40"/>
+                    <w:left w:type="dxa" w:w="100"/>
+                    <w:bottom w:type="dxa" w:w="40"/>
+                    <w:right w:type="dxa" w:w="100"/>
+                  </w:tcMar>
+                  <w:vAlign w:val="center"/>
+                </w:tcPr>
+                <w:p>
+                  <w:pPr>
+                    <w:keepNext/>
+                    <w:spacing w:after="0" w:line="240"/>
+                    <w:jc w:val="left"/>
+                  </w:pPr>
+                  <w:r>
+                    <w:rPr>
+                      <w:rFonts w:ascii="Arial" w:cs="Arial" w:eastAsia="Arial" w:hAnsi="Arial"/>
+                      <w:b/>
+                      <w:bCs/>
+                      <w:color w:val="1C1B16"/>
+                      <w:sz w:val="18"/>
+                      <w:szCs w:val="18"/>
+                    </w:rPr>
+                    <w:t xml:space="preserve">Thu</w:t>
+                  </w:r>
+                </w:p>
+              </w:tc>
+              <w:tc>
+                <w:tcPr>
+                  <w:tcW w:type="dxa" w:w="1448"/>
+                  <w:tcBorders>
+                    <w:top w:val="single" w:color="D5D0C4" w:sz="4"/>
+                    <w:left w:val="single" w:color="D5D0C4" w:sz="4"/>
+                    <w:bottom w:val="single" w:color="D5D0C4" w:sz="4"/>
+                    <w:right w:val="single" w:color="D5D0C4" w:sz="4"/>
+                  </w:tcBorders>
+                  <w:shd w:fill="F9F8F3" w:color="auto" w:val="clear"/>
+                  <w:tcMar>
+                    <w:top w:type="dxa" w:w="40"/>
+                    <w:left w:type="dxa" w:w="100"/>
+                    <w:bottom w:type="dxa" w:w="40"/>
+                    <w:right w:type="dxa" w:w="100"/>
+                  </w:tcMar>
+                  <w:vAlign w:val="center"/>
+                </w:tcPr>
+                <w:p>
+                  <w:pPr>
+                    <w:keepNext/>
+                    <w:spacing w:after="0" w:line="240"/>
+                    <w:jc w:val="left"/>
+                  </w:pPr>
+                  <w:r>
+                    <w:rPr>
+                      <w:rFonts w:ascii="Arial" w:cs="Arial" w:eastAsia="Arial" w:hAnsi="Arial"/>
+                      <w:b/>
+                      <w:bCs/>
+                      <w:color w:val="1C1B16"/>
+                      <w:sz w:val="18"/>
+                      <w:szCs w:val="18"/>
+                    </w:rPr>
+                    <w:t xml:space="preserve">Fri</w:t>
+                  </w:r>
+                </w:p>
+              </w:tc>
+              <w:tc>
+                <w:tcPr>
+                  <w:tcW w:type="dxa" w:w="1091"/>
+                  <w:tcBorders>
+                    <w:top w:val="single" w:color="D5D0C4" w:sz="4"/>
+                    <w:left w:val="single" w:color="D5D0C4" w:sz="4"/>
+                    <w:bottom w:val="single" w:color="D5D0C4" w:sz="4"/>
+                    <w:right w:val="single" w:color="D5D0C4" w:sz="4"/>
+                  </w:tcBorders>
+                  <w:shd w:fill="F9F8F3" w:color="auto" w:val="clear"/>
+                  <w:tcMar>
+                    <w:top w:type="dxa" w:w="40"/>
+                    <w:left w:type="dxa" w:w="100"/>
+                    <w:bottom w:type="dxa" w:w="40"/>
+                    <w:right w:type="dxa" w:w="100"/>
+                  </w:tcMar>
+                  <w:vAlign w:val="center"/>
+                </w:tcPr>
+                <w:p>
+                  <w:pPr>
+                    <w:keepNext/>
+                    <w:spacing w:after="0" w:line="240"/>
+                    <w:jc w:val="left"/>
+                  </w:pPr>
+                  <w:r>
+                    <w:rPr>
+                      <w:rFonts w:ascii="Arial" w:cs="Arial" w:eastAsia="Arial" w:hAnsi="Arial"/>
+                      <w:b/>
+                      <w:bCs/>
+                      <w:color w:val="1C1B16"/>
+                      <w:sz w:val="18"/>
+                      <w:szCs w:val="18"/>
+                    </w:rPr>
+                    <w:t xml:space="preserve">Sat</w:t>
+                  </w:r>
+                </w:p>
+              </w:tc>
+              <w:tc>
+                <w:tcPr>
+                  <w:tcW w:type="dxa" w:w="1091"/>
+                  <w:tcBorders>
+                    <w:top w:val="single" w:color="D5D0C4" w:sz="4"/>
+                    <w:left w:val="single" w:color="D5D0C4" w:sz="4"/>
+                    <w:bottom w:val="single" w:color="D5D0C4" w:sz="4"/>
+                    <w:right w:val="single" w:color="D5D0C4" w:sz="4"/>
+                  </w:tcBorders>
+                  <w:shd w:fill="F9F8F3" w:color="auto" w:val="clear"/>
+                  <w:tcMar>
+                    <w:top w:type="dxa" w:w="40"/>
+                    <w:left w:type="dxa" w:w="100"/>
+                    <w:bottom w:type="dxa" w:w="40"/>
+                    <w:right w:type="dxa" w:w="100"/>
+                  </w:tcMar>
+                  <w:vAlign w:val="center"/>
+                </w:tcPr>
+                <w:p>
+                  <w:pPr>
+                    <w:keepNext/>
+                    <w:spacing w:after="0" w:line="240"/>
+                    <w:jc w:val="left"/>
+                  </w:pPr>
+                  <w:r>
+                    <w:rPr>
+                      <w:rFonts w:ascii="Arial" w:cs="Arial" w:eastAsia="Arial" w:hAnsi="Arial"/>
+                      <w:b/>
+                      <w:bCs/>
+                      <w:color w:val="1C1B16"/>
+                      <w:sz w:val="18"/>
+                      <w:szCs w:val="18"/>
+                    </w:rPr>
+                    <w:t xml:space="preserve">Sun</w:t>
+                  </w:r>
+                </w:p>
+              </w:tc>
+            </w:tr>
+            <w:tr>
+              <w:trPr>
+                <w:cantSplit/>
+              </w:trPr>
+              <w:tc>
+                <w:tcPr>
+                  <w:tcW w:type="dxa" w:w="1091"/>
+                  <w:tcBorders>
+                    <w:top w:val="single" w:color="D5D0C4" w:sz="4"/>
+                    <w:left w:val="single" w:color="D5D0C4" w:sz="4"/>
+                    <w:bottom w:val="single" w:color="D5D0C4" w:sz="4"/>
+                    <w:right w:val="single" w:color="D5D0C4" w:sz="4"/>
+                  </w:tcBorders>
+                  <w:tcMar>
+                    <w:top w:type="dxa" w:w="40"/>
+                    <w:left w:type="dxa" w:w="100"/>
+                    <w:bottom w:type="dxa" w:w="40"/>
+                    <w:right w:type="dxa" w:w="100"/>
+                  </w:tcMar>
+                  <w:vAlign w:val="center"/>
+                </w:tcPr>
+                <w:p>
+                  <w:pPr>
+                    <w:keepNext w:val="false"/>
+                    <w:spacing w:after="0" w:line="252"/>
+                    <w:jc w:val="left"/>
+                  </w:pPr>
+                  <w:r>
+                    <w:rPr>
+                      <w:rFonts w:ascii="Arial" w:cs="Arial" w:eastAsia="Arial" w:hAnsi="Arial"/>
+                      <w:color w:val="1C1B16"/>
+                      <w:sz w:val="18"/>
+                      <w:szCs w:val="18"/>
+                    </w:rPr>
+                    <w:t xml:space="preserve">Users</w:t>
+                  </w:r>
+                </w:p>
+              </w:tc>
+              <w:tc>
+                <w:tcPr>
+                  <w:tcW w:type="dxa" w:w="1448"/>
+                  <w:tcBorders>
+                    <w:top w:val="single" w:color="D5D0C4" w:sz="4"/>
+                    <w:left w:val="single" w:color="D5D0C4" w:sz="4"/>
+                    <w:bottom w:val="single" w:color="D5D0C4" w:sz="4"/>
+                    <w:right w:val="single" w:color="D5D0C4" w:sz="4"/>
+                  </w:tcBorders>
+                  <w:tcMar>
+                    <w:top w:type="dxa" w:w="40"/>
+                    <w:left w:type="dxa" w:w="100"/>
+                    <w:bottom w:type="dxa" w:w="40"/>
+                    <w:right w:type="dxa" w:w="100"/>
+                  </w:tcMar>
+                  <w:vAlign w:val="center"/>
+                </w:tcPr>
+                <w:p>
+                  <w:pPr>
+                    <w:keepNext w:val="false"/>
+                    <w:spacing w:after="0" w:line="252"/>
+                    <w:jc w:val="left"/>
+                  </w:pPr>
+                  <w:r>
+                    <w:rPr>
+                      <w:rFonts w:ascii="Arial" w:cs="Arial" w:eastAsia="Arial" w:hAnsi="Arial"/>
+                      <w:b w:val="false"/>
+                      <w:bCs w:val="false"/>
+                      <w:color w:val="1C1B16"/>
+                      <w:sz w:val="18"/>
+                      <w:szCs w:val="18"/>
+                    </w:rPr>
+                    <w:t xml:space="preserve">U1, U2, U3</w:t>
+                  </w:r>
+                </w:p>
+              </w:tc>
+              <w:tc>
+                <w:tcPr>
+                  <w:tcW w:type="dxa" w:w="1091"/>
+                  <w:tcBorders>
+                    <w:top w:val="single" w:color="D5D0C4" w:sz="4"/>
+                    <w:left w:val="single" w:color="D5D0C4" w:sz="4"/>
+                    <w:bottom w:val="single" w:color="D5D0C4" w:sz="4"/>
+                    <w:right w:val="single" w:color="D5D0C4" w:sz="4"/>
+                  </w:tcBorders>
+                  <w:tcMar>
+                    <w:top w:type="dxa" w:w="40"/>
+                    <w:left w:type="dxa" w:w="100"/>
+                    <w:bottom w:type="dxa" w:w="40"/>
+                    <w:right w:type="dxa" w:w="100"/>
+                  </w:tcMar>
+                  <w:vAlign w:val="center"/>
+                </w:tcPr>
+                <w:p>
+                  <w:pPr>
+                    <w:keepNext w:val="false"/>
+                    <w:spacing w:after="0" w:line="252"/>
+                    <w:jc w:val="left"/>
+                  </w:pPr>
+                  <w:r>
+                    <w:rPr>
+                      <w:rFonts w:ascii="Arial" w:cs="Arial" w:eastAsia="Arial" w:hAnsi="Arial"/>
+                      <w:b w:val="false"/>
+                      <w:bCs w:val="false"/>
+                      <w:color w:val="1C1B16"/>
+                      <w:sz w:val="18"/>
+                      <w:szCs w:val="18"/>
+                    </w:rPr>
+                    <w:t xml:space="preserve">U1, U4</w:t>
+                  </w:r>
+                </w:p>
+              </w:tc>
+              <w:tc>
+                <w:tcPr>
+                  <w:tcW w:type="dxa" w:w="1448"/>
+                  <w:tcBorders>
+                    <w:top w:val="single" w:color="D5D0C4" w:sz="4"/>
+                    <w:left w:val="single" w:color="D5D0C4" w:sz="4"/>
+                    <w:bottom w:val="single" w:color="D5D0C4" w:sz="4"/>
+                    <w:right w:val="single" w:color="D5D0C4" w:sz="4"/>
+                  </w:tcBorders>
+                  <w:tcMar>
+                    <w:top w:type="dxa" w:w="40"/>
+                    <w:left w:type="dxa" w:w="100"/>
+                    <w:bottom w:type="dxa" w:w="40"/>
+                    <w:right w:type="dxa" w:w="100"/>
+                  </w:tcMar>
+                  <w:vAlign w:val="center"/>
+                </w:tcPr>
+                <w:p>
+                  <w:pPr>
+                    <w:keepNext w:val="false"/>
+                    <w:spacing w:after="0" w:line="252"/>
+                    <w:jc w:val="left"/>
+                  </w:pPr>
+                  <w:r>
+                    <w:rPr>
+                      <w:rFonts w:ascii="Arial" w:cs="Arial" w:eastAsia="Arial" w:hAnsi="Arial"/>
+                      <w:b w:val="false"/>
+                      <w:bCs w:val="false"/>
+                      <w:color w:val="1C1B16"/>
+                      <w:sz w:val="18"/>
+                      <w:szCs w:val="18"/>
+                    </w:rPr>
+                    <w:t xml:space="preserve">U2, U3, U5</w:t>
+                  </w:r>
+                </w:p>
+              </w:tc>
+              <w:tc>
+                <w:tcPr>
+                  <w:tcW w:type="dxa" w:w="1091"/>
+                  <w:tcBorders>
+                    <w:top w:val="single" w:color="D5D0C4" w:sz="4"/>
+                    <w:left w:val="single" w:color="D5D0C4" w:sz="4"/>
+                    <w:bottom w:val="single" w:color="D5D0C4" w:sz="4"/>
+                    <w:right w:val="single" w:color="D5D0C4" w:sz="4"/>
+                  </w:tcBorders>
+                  <w:tcMar>
+                    <w:top w:type="dxa" w:w="40"/>
+                    <w:left w:type="dxa" w:w="100"/>
+                    <w:bottom w:type="dxa" w:w="40"/>
+                    <w:right w:type="dxa" w:w="100"/>
+                  </w:tcMar>
+                  <w:vAlign w:val="center"/>
+                </w:tcPr>
+                <w:p>
+                  <w:pPr>
+                    <w:keepNext w:val="false"/>
+                    <w:spacing w:after="0" w:line="252"/>
+                    <w:jc w:val="left"/>
+                  </w:pPr>
+                  <w:r>
+                    <w:rPr>
+                      <w:rFonts w:ascii="Arial" w:cs="Arial" w:eastAsia="Arial" w:hAnsi="Arial"/>
+                      <w:b w:val="false"/>
+                      <w:bCs w:val="false"/>
+                      <w:color w:val="1C1B16"/>
+                      <w:sz w:val="18"/>
+                      <w:szCs w:val="18"/>
+                    </w:rPr>
+                    <w:t xml:space="preserve">U1, U2</w:t>
+                  </w:r>
+                </w:p>
+              </w:tc>
+              <w:tc>
+                <w:tcPr>
+                  <w:tcW w:type="dxa" w:w="1448"/>
+                  <w:tcBorders>
+                    <w:top w:val="single" w:color="D5D0C4" w:sz="4"/>
+                    <w:left w:val="single" w:color="D5D0C4" w:sz="4"/>
+                    <w:bottom w:val="single" w:color="D5D0C4" w:sz="4"/>
+                    <w:right w:val="single" w:color="D5D0C4" w:sz="4"/>
+                  </w:tcBorders>
+                  <w:tcMar>
+                    <w:top w:type="dxa" w:w="40"/>
+                    <w:left w:type="dxa" w:w="100"/>
+                    <w:bottom w:type="dxa" w:w="40"/>
+                    <w:right w:type="dxa" w:w="100"/>
+                  </w:tcMar>
+                  <w:vAlign w:val="center"/>
+                </w:tcPr>
+                <w:p>
+                  <w:pPr>
+                    <w:keepNext w:val="false"/>
+                    <w:spacing w:after="0" w:line="252"/>
+                    <w:jc w:val="left"/>
+                  </w:pPr>
+                  <w:r>
+                    <w:rPr>
+                      <w:rFonts w:ascii="Arial" w:cs="Arial" w:eastAsia="Arial" w:hAnsi="Arial"/>
+                      <w:b w:val="false"/>
+                      <w:bCs w:val="false"/>
+                      <w:color w:val="1C1B16"/>
+                      <w:sz w:val="18"/>
+                      <w:szCs w:val="18"/>
+                    </w:rPr>
+                    <w:t xml:space="preserve">U3, U4, U6</w:t>
+                  </w:r>
+                </w:p>
+              </w:tc>
+              <w:tc>
+                <w:tcPr>
+                  <w:tcW w:type="dxa" w:w="1091"/>
+                  <w:tcBorders>
+                    <w:top w:val="single" w:color="D5D0C4" w:sz="4"/>
+                    <w:left w:val="single" w:color="D5D0C4" w:sz="4"/>
+                    <w:bottom w:val="single" w:color="D5D0C4" w:sz="4"/>
+                    <w:right w:val="single" w:color="D5D0C4" w:sz="4"/>
+                  </w:tcBorders>
+                  <w:tcMar>
+                    <w:top w:type="dxa" w:w="40"/>
+                    <w:left w:type="dxa" w:w="100"/>
+                    <w:bottom w:type="dxa" w:w="40"/>
+                    <w:right w:type="dxa" w:w="100"/>
+                  </w:tcMar>
+                  <w:vAlign w:val="center"/>
+                </w:tcPr>
+                <w:p>
+                  <w:pPr>
+                    <w:keepNext w:val="false"/>
+                    <w:spacing w:after="0" w:line="252"/>
+                    <w:jc w:val="left"/>
+                  </w:pPr>
+                  <w:r>
+                    <w:rPr>
+                      <w:rFonts w:ascii="Arial" w:cs="Arial" w:eastAsia="Arial" w:hAnsi="Arial"/>
+                      <w:b w:val="false"/>
+                      <w:bCs w:val="false"/>
+                      <w:color w:val="1C1B16"/>
+                      <w:sz w:val="18"/>
+                      <w:szCs w:val="18"/>
+                    </w:rPr>
+                    <w:t xml:space="preserve">U1</w:t>
+                  </w:r>
+                </w:p>
+              </w:tc>
+              <w:tc>
+                <w:tcPr>
+                  <w:tcW w:type="dxa" w:w="1091"/>
+                  <w:tcBorders>
+                    <w:top w:val="single" w:color="D5D0C4" w:sz="4"/>
+                    <w:left w:val="single" w:color="D5D0C4" w:sz="4"/>
+                    <w:bottom w:val="single" w:color="D5D0C4" w:sz="4"/>
+                    <w:right w:val="single" w:color="D5D0C4" w:sz="4"/>
+                  </w:tcBorders>
+                  <w:tcMar>
+                    <w:top w:type="dxa" w:w="40"/>
+                    <w:left w:type="dxa" w:w="100"/>
+                    <w:bottom w:type="dxa" w:w="40"/>
+                    <w:right w:type="dxa" w:w="100"/>
+                  </w:tcMar>
+                  <w:vAlign w:val="center"/>
+                </w:tcPr>
+                <w:p>
+                  <w:pPr>
+                    <w:keepNext w:val="false"/>
+                    <w:spacing w:after="0" w:line="252"/>
+                    <w:jc w:val="left"/>
+                  </w:pPr>
+                  <w:r>
+                    <w:rPr>
+                      <w:rFonts w:ascii="Arial" w:cs="Arial" w:eastAsia="Arial" w:hAnsi="Arial"/>
+                      <w:b w:val="false"/>
+                      <w:bCs w:val="false"/>
+                      <w:color w:val="1C1B16"/>
+                      <w:sz w:val="18"/>
+                      <w:szCs w:val="18"/>
+                    </w:rPr>
+                    <w:t xml:space="preserve">U2, U6</w:t>
+                  </w:r>
+                </w:p>
+              </w:tc>
+            </w:tr>
+          </w:tbl>
           <w:p>
             <w:pPr>
               <w:keepNext/>
@@ -19873,7 +25159,7 @@
                 <w:sz w:val="18"/>
                 <w:szCs w:val="18"/>
               </w:rPr>
-              <w:t xml:space="preserve">  ·  Read the chart</w:t>
+              <w:t xml:space="preserve">  ·  Count the week's users</w:t>
             </w:r>
             <w:r>
               <w:rPr>
@@ -19899,7 +25185,7 @@
                 <w:sz w:val="21"/>
                 <w:szCs w:val="21"/>
               </w:rPr>
-              <w:t xml:space="preserve">The seven daily counts in the chart above add up to 5,200. Counted once each, 2,100 different people used the assistant during the week. The product manager wants the week's active users for the deck. Which number do you give, and why?</w:t>
+              <w:t xml:space="preserve">The product manager wants the week's active users for the deck. Which number goes on the slide?</w:t>
             </w:r>
           </w:p>
           <w:p>
@@ -19927,7 +25213,7 @@
                 <w:sz w:val="20"/>
                 <w:szCs w:val="20"/>
               </w:rPr>
-              <w:t xml:space="preserve">5,200, since each day's count is already a count of distinct users</w:t>
+              <w:t xml:space="preserve">16</w:t>
             </w:r>
           </w:p>
           <w:p>
@@ -19955,7 +25241,7 @@
                 <w:sz w:val="20"/>
                 <w:szCs w:val="20"/>
               </w:rPr>
-              <w:t xml:space="preserve">743, the daily average, since it smooths out the busy Friday</w:t>
+              <w:t xml:space="preserve">2.3</w:t>
             </w:r>
           </w:p>
           <w:p>
@@ -19983,7 +25269,7 @@
                 <w:sz w:val="20"/>
                 <w:szCs w:val="20"/>
               </w:rPr>
-              <w:t xml:space="preserve">810, the busiest day, since the deck should show peak demand</w:t>
+              <w:t xml:space="preserve">3</w:t>
             </w:r>
           </w:p>
           <w:p>
@@ -20011,7 +25297,7 @@
                 <w:sz w:val="20"/>
                 <w:szCs w:val="20"/>
               </w:rPr>
-              <w:t xml:space="preserve">2,100, since someone active on several days counts once</w:t>
+              <w:t xml:space="preserve">6</w:t>
             </w:r>
           </w:p>
         </w:tc>
@@ -20123,7 +25409,7 @@
                 <w:sz w:val="21"/>
                 <w:szCs w:val="21"/>
               </w:rPr>
-              <w:t xml:space="preserve">Your report drops the gateway's repeats by order and instalment. Anand's analyst asks what you would do if a repeat ever arrived a day after the payment it copies. What makes a row a repeat, and what would you add to the check?</w:t>
+              <w:t xml:space="preserve">Anand now wants collected revenue week by week instead of for the whole quarter. Which date decides the week a rupee is collected in, and what happens to an order paid in two instalments?</w:t>
             </w:r>
           </w:p>
           <w:tbl>
@@ -20264,7 +25550,7 @@
                 <w:sz w:val="21"/>
                 <w:szCs w:val="21"/>
               </w:rPr>
-              <w:t xml:space="preserve">Next Monday three Retail-Plus members tie on the same Q2 revenue in rows 49, 50 and 51. What does RANK ship, and what does the note to the head of Retail-Plus say?</w:t>
+              <w:t xml:space="preserve">Marketing wants each Retail-Plus member's share of the tier's revenue beside the member's own revenue, in one query and without a join. What would you write, and how would you check it?</w:t>
             </w:r>
           </w:p>
           <w:tbl>
@@ -22869,223 +28155,6 @@
                       <w:sz w:val="16"/>
                       <w:szCs w:val="16"/>
                     </w:rPr>
-                    <w:t xml:space="preserve">Q1</w:t>
-                  </w:r>
-                </w:p>
-              </w:tc>
-              <w:tc>
-                <w:tcPr>
-                  <w:tcW w:type="dxa" w:w="420"/>
-                  <w:tcBorders>
-                    <w:top w:val="single" w:color="D5D0C4" w:sz="4"/>
-                    <w:left w:val="single" w:color="D5D0C4" w:sz="4"/>
-                    <w:bottom w:val="single" w:color="D5D0C4" w:sz="4"/>
-                    <w:right w:val="single" w:color="D5D0C4" w:sz="4"/>
-                  </w:tcBorders>
-                  <w:tcMar>
-                    <w:top w:type="dxa" w:w="20"/>
-                    <w:left w:type="dxa" w:w="60"/>
-                    <w:bottom w:type="dxa" w:w="20"/>
-                    <w:right w:type="dxa" w:w="60"/>
-                  </w:tcMar>
-                  <w:vAlign w:val="center"/>
-                </w:tcPr>
-                <w:p>
-                  <w:pPr>
-                    <w:spacing w:after="20" w:before="20" w:line="240"/>
-                    <w:jc w:val="center"/>
-                  </w:pPr>
-                  <w:r>
-                    <w:rPr>
-                      <w:rFonts w:ascii="Arial" w:cs="Arial" w:eastAsia="Arial" w:hAnsi="Arial"/>
-                      <w:b/>
-                      <w:bCs/>
-                      <w:color w:val="B37A33"/>
-                      <w:sz w:val="16"/>
-                      <w:szCs w:val="16"/>
-                    </w:rPr>
-                    <w:t xml:space="preserve"/>
-                  </w:r>
-                </w:p>
-              </w:tc>
-              <w:tc>
-                <w:tcPr>
-                  <w:tcW w:type="dxa" w:w="420"/>
-                  <w:tcBorders>
-                    <w:top w:val="single" w:color="D5D0C4" w:sz="4"/>
-                    <w:left w:val="single" w:color="D5D0C4" w:sz="4"/>
-                    <w:bottom w:val="single" w:color="D5D0C4" w:sz="4"/>
-                    <w:right w:val="single" w:color="D5D0C4" w:sz="4"/>
-                  </w:tcBorders>
-                  <w:tcMar>
-                    <w:top w:type="dxa" w:w="20"/>
-                    <w:left w:type="dxa" w:w="60"/>
-                    <w:bottom w:type="dxa" w:w="20"/>
-                    <w:right w:type="dxa" w:w="60"/>
-                  </w:tcMar>
-                  <w:vAlign w:val="center"/>
-                </w:tcPr>
-                <w:p>
-                  <w:pPr>
-                    <w:spacing w:after="20" w:before="20" w:line="240"/>
-                    <w:jc w:val="center"/>
-                  </w:pPr>
-                  <w:r>
-                    <w:rPr>
-                      <w:rFonts w:ascii="Arial" w:cs="Arial" w:eastAsia="Arial" w:hAnsi="Arial"/>
-                      <w:b/>
-                      <w:bCs/>
-                      <w:color w:val="B37A33"/>
-                      <w:sz w:val="16"/>
-                      <w:szCs w:val="16"/>
-                    </w:rPr>
-                    <w:t xml:space="preserve"/>
-                  </w:r>
-                </w:p>
-              </w:tc>
-              <w:tc>
-                <w:tcPr>
-                  <w:tcW w:type="dxa" w:w="420"/>
-                  <w:tcBorders>
-                    <w:top w:val="single" w:color="D5D0C4" w:sz="4"/>
-                    <w:left w:val="single" w:color="D5D0C4" w:sz="4"/>
-                    <w:bottom w:val="single" w:color="D5D0C4" w:sz="4"/>
-                    <w:right w:val="single" w:color="D5D0C4" w:sz="4"/>
-                  </w:tcBorders>
-                  <w:tcMar>
-                    <w:top w:type="dxa" w:w="20"/>
-                    <w:left w:type="dxa" w:w="60"/>
-                    <w:bottom w:type="dxa" w:w="20"/>
-                    <w:right w:type="dxa" w:w="60"/>
-                  </w:tcMar>
-                  <w:vAlign w:val="center"/>
-                </w:tcPr>
-                <w:p>
-                  <w:pPr>
-                    <w:spacing w:after="20" w:before="20" w:line="240"/>
-                    <w:jc w:val="center"/>
-                  </w:pPr>
-                  <w:r>
-                    <w:rPr>
-                      <w:rFonts w:ascii="Arial" w:cs="Arial" w:eastAsia="Arial" w:hAnsi="Arial"/>
-                      <w:b/>
-                      <w:bCs/>
-                      <w:color w:val="B37A33"/>
-                      <w:sz w:val="16"/>
-                      <w:szCs w:val="16"/>
-                    </w:rPr>
-                    <w:t xml:space="preserve"/>
-                  </w:r>
-                </w:p>
-              </w:tc>
-              <w:tc>
-                <w:tcPr>
-                  <w:tcW w:type="dxa" w:w="420"/>
-                  <w:tcBorders>
-                    <w:top w:val="single" w:color="D5D0C4" w:sz="4"/>
-                    <w:left w:val="single" w:color="D5D0C4" w:sz="4"/>
-                    <w:bottom w:val="single" w:color="D5D0C4" w:sz="4"/>
-                    <w:right w:val="single" w:color="D5D0C4" w:sz="4"/>
-                  </w:tcBorders>
-                  <w:tcMar>
-                    <w:top w:type="dxa" w:w="20"/>
-                    <w:left w:type="dxa" w:w="60"/>
-                    <w:bottom w:type="dxa" w:w="20"/>
-                    <w:right w:type="dxa" w:w="60"/>
-                  </w:tcMar>
-                  <w:vAlign w:val="center"/>
-                </w:tcPr>
-                <w:p>
-                  <w:pPr>
-                    <w:spacing w:after="20" w:before="20" w:line="240"/>
-                    <w:jc w:val="center"/>
-                  </w:pPr>
-                  <w:r>
-                    <w:rPr>
-                      <w:rFonts w:ascii="Arial" w:cs="Arial" w:eastAsia="Arial" w:hAnsi="Arial"/>
-                      <w:b/>
-                      <w:bCs/>
-                      <w:color w:val="B37A33"/>
-                      <w:sz w:val="16"/>
-                      <w:szCs w:val="16"/>
-                    </w:rPr>
-                    <w:t xml:space="preserve"/>
-                  </w:r>
-                </w:p>
-              </w:tc>
-              <w:tc>
-                <w:tcPr>
-                  <w:tcW w:type="dxa" w:w="420"/>
-                  <w:tcBorders>
-                    <w:top w:val="single" w:color="D5D0C4" w:sz="4"/>
-                    <w:left w:val="single" w:color="D5D0C4" w:sz="4"/>
-                    <w:bottom w:val="single" w:color="D5D0C4" w:sz="4"/>
-                    <w:right w:val="single" w:color="D5D0C4" w:sz="4"/>
-                  </w:tcBorders>
-                  <w:shd w:fill="D5D0C4" w:color="auto" w:val="clear"/>
-                  <w:tcMar>
-                    <w:top w:type="dxa" w:w="20"/>
-                    <w:left w:type="dxa" w:w="60"/>
-                    <w:bottom w:type="dxa" w:w="20"/>
-                    <w:right w:type="dxa" w:w="60"/>
-                  </w:tcMar>
-                  <w:vAlign w:val="center"/>
-                </w:tcPr>
-                <w:p>
-                  <w:pPr>
-                    <w:spacing w:after="20" w:before="20" w:line="240"/>
-                    <w:jc w:val="center"/>
-                  </w:pPr>
-                  <w:r>
-                    <w:rPr>
-                      <w:rFonts w:ascii="Arial" w:cs="Arial" w:eastAsia="Arial" w:hAnsi="Arial"/>
-                      <w:b/>
-                      <w:bCs/>
-                      <w:color w:val="B37A33"/>
-                      <w:sz w:val="16"/>
-                      <w:szCs w:val="16"/>
-                    </w:rPr>
-                    <w:t xml:space="preserve"/>
-                  </w:r>
-                </w:p>
-              </w:tc>
-            </w:tr>
-            <w:tr>
-              <w:trPr>
-                <w:cantSplit/>
-                <w:trHeight w:val="280" w:hRule="atLeast"/>
-              </w:trPr>
-              <w:tc>
-                <w:tcPr>
-                  <w:tcW w:type="dxa" w:w="640"/>
-                  <w:tcBorders>
-                    <w:top w:val="single" w:color="D5D0C4" w:sz="4"/>
-                    <w:left w:val="single" w:color="D5D0C4" w:sz="4"/>
-                    <w:bottom w:val="single" w:color="D5D0C4" w:sz="4"/>
-                    <w:right w:val="single" w:color="D5D0C4" w:sz="4"/>
-                  </w:tcBorders>
-                  <w:tcMar>
-                    <w:top w:type="dxa" w:w="20"/>
-                    <w:left w:type="dxa" w:w="60"/>
-                    <w:bottom w:type="dxa" w:w="20"/>
-                    <w:right w:type="dxa" w:w="60"/>
-                  </w:tcMar>
-                  <w:vAlign w:val="center"/>
-                </w:tcPr>
-                <w:p>
-                  <w:pPr>
-                    <w:spacing w:after="20" w:before="20" w:line="240"/>
-                    <w:jc w:val="center"/>
-                  </w:pPr>
-                  <w:r>
-                    <w:rPr>
-                      <w:rFonts w:ascii="Arial" w:cs="Arial" w:eastAsia="Arial" w:hAnsi="Arial"/>
-                      <w:b w:val="false"/>
-                      <w:bCs w:val="false"/>
-                      <w:color w:val="1C1B16"/>
-                      <w:sz w:val="16"/>
-                      <w:szCs w:val="16"/>
-                    </w:rPr>
                     <w:t xml:space="preserve">Q5</w:t>
                   </w:r>
                 </w:p>
@@ -26618,223 +31687,6 @@
                       <w:szCs w:val="16"/>
                     </w:rPr>
                     <w:t xml:space="preserve">Q22</w:t>
-                  </w:r>
-                </w:p>
-              </w:tc>
-              <w:tc>
-                <w:tcPr>
-                  <w:tcW w:type="dxa" w:w="420"/>
-                  <w:tcBorders>
-                    <w:top w:val="single" w:color="D5D0C4" w:sz="4"/>
-                    <w:left w:val="single" w:color="D5D0C4" w:sz="4"/>
-                    <w:bottom w:val="single" w:color="D5D0C4" w:sz="4"/>
-                    <w:right w:val="single" w:color="D5D0C4" w:sz="4"/>
-                  </w:tcBorders>
-                  <w:tcMar>
-                    <w:top w:type="dxa" w:w="20"/>
-                    <w:left w:type="dxa" w:w="60"/>
-                    <w:bottom w:type="dxa" w:w="20"/>
-                    <w:right w:type="dxa" w:w="60"/>
-                  </w:tcMar>
-                  <w:vAlign w:val="center"/>
-                </w:tcPr>
-                <w:p>
-                  <w:pPr>
-                    <w:spacing w:after="20" w:before="20" w:line="240"/>
-                    <w:jc w:val="center"/>
-                  </w:pPr>
-                  <w:r>
-                    <w:rPr>
-                      <w:rFonts w:ascii="Arial" w:cs="Arial" w:eastAsia="Arial" w:hAnsi="Arial"/>
-                      <w:b/>
-                      <w:bCs/>
-                      <w:color w:val="B37A33"/>
-                      <w:sz w:val="16"/>
-                      <w:szCs w:val="16"/>
-                    </w:rPr>
-                    <w:t xml:space="preserve"/>
-                  </w:r>
-                </w:p>
-              </w:tc>
-              <w:tc>
-                <w:tcPr>
-                  <w:tcW w:type="dxa" w:w="420"/>
-                  <w:tcBorders>
-                    <w:top w:val="single" w:color="D5D0C4" w:sz="4"/>
-                    <w:left w:val="single" w:color="D5D0C4" w:sz="4"/>
-                    <w:bottom w:val="single" w:color="D5D0C4" w:sz="4"/>
-                    <w:right w:val="single" w:color="D5D0C4" w:sz="4"/>
-                  </w:tcBorders>
-                  <w:tcMar>
-                    <w:top w:type="dxa" w:w="20"/>
-                    <w:left w:type="dxa" w:w="60"/>
-                    <w:bottom w:type="dxa" w:w="20"/>
-                    <w:right w:type="dxa" w:w="60"/>
-                  </w:tcMar>
-                  <w:vAlign w:val="center"/>
-                </w:tcPr>
-                <w:p>
-                  <w:pPr>
-                    <w:spacing w:after="20" w:before="20" w:line="240"/>
-                    <w:jc w:val="center"/>
-                  </w:pPr>
-                  <w:r>
-                    <w:rPr>
-                      <w:rFonts w:ascii="Arial" w:cs="Arial" w:eastAsia="Arial" w:hAnsi="Arial"/>
-                      <w:b/>
-                      <w:bCs/>
-                      <w:color w:val="B37A33"/>
-                      <w:sz w:val="16"/>
-                      <w:szCs w:val="16"/>
-                    </w:rPr>
-                    <w:t xml:space="preserve"/>
-                  </w:r>
-                </w:p>
-              </w:tc>
-              <w:tc>
-                <w:tcPr>
-                  <w:tcW w:type="dxa" w:w="420"/>
-                  <w:tcBorders>
-                    <w:top w:val="single" w:color="D5D0C4" w:sz="4"/>
-                    <w:left w:val="single" w:color="D5D0C4" w:sz="4"/>
-                    <w:bottom w:val="single" w:color="D5D0C4" w:sz="4"/>
-                    <w:right w:val="single" w:color="D5D0C4" w:sz="4"/>
-                  </w:tcBorders>
-                  <w:tcMar>
-                    <w:top w:type="dxa" w:w="20"/>
-                    <w:left w:type="dxa" w:w="60"/>
-                    <w:bottom w:type="dxa" w:w="20"/>
-                    <w:right w:type="dxa" w:w="60"/>
-                  </w:tcMar>
-                  <w:vAlign w:val="center"/>
-                </w:tcPr>
-                <w:p>
-                  <w:pPr>
-                    <w:spacing w:after="20" w:before="20" w:line="240"/>
-                    <w:jc w:val="center"/>
-                  </w:pPr>
-                  <w:r>
-                    <w:rPr>
-                      <w:rFonts w:ascii="Arial" w:cs="Arial" w:eastAsia="Arial" w:hAnsi="Arial"/>
-                      <w:b/>
-                      <w:bCs/>
-                      <w:color w:val="B37A33"/>
-                      <w:sz w:val="16"/>
-                      <w:szCs w:val="16"/>
-                    </w:rPr>
-                    <w:t xml:space="preserve"/>
-                  </w:r>
-                </w:p>
-              </w:tc>
-              <w:tc>
-                <w:tcPr>
-                  <w:tcW w:type="dxa" w:w="420"/>
-                  <w:tcBorders>
-                    <w:top w:val="single" w:color="D5D0C4" w:sz="4"/>
-                    <w:left w:val="single" w:color="D5D0C4" w:sz="4"/>
-                    <w:bottom w:val="single" w:color="D5D0C4" w:sz="4"/>
-                    <w:right w:val="single" w:color="D5D0C4" w:sz="4"/>
-                  </w:tcBorders>
-                  <w:tcMar>
-                    <w:top w:type="dxa" w:w="20"/>
-                    <w:left w:type="dxa" w:w="60"/>
-                    <w:bottom w:type="dxa" w:w="20"/>
-                    <w:right w:type="dxa" w:w="60"/>
-                  </w:tcMar>
-                  <w:vAlign w:val="center"/>
-                </w:tcPr>
-                <w:p>
-                  <w:pPr>
-                    <w:spacing w:after="20" w:before="20" w:line="240"/>
-                    <w:jc w:val="center"/>
-                  </w:pPr>
-                  <w:r>
-                    <w:rPr>
-                      <w:rFonts w:ascii="Arial" w:cs="Arial" w:eastAsia="Arial" w:hAnsi="Arial"/>
-                      <w:b/>
-                      <w:bCs/>
-                      <w:color w:val="B37A33"/>
-                      <w:sz w:val="16"/>
-                      <w:szCs w:val="16"/>
-                    </w:rPr>
-                    <w:t xml:space="preserve"/>
-                  </w:r>
-                </w:p>
-              </w:tc>
-              <w:tc>
-                <w:tcPr>
-                  <w:tcW w:type="dxa" w:w="420"/>
-                  <w:tcBorders>
-                    <w:top w:val="single" w:color="D5D0C4" w:sz="4"/>
-                    <w:left w:val="single" w:color="D5D0C4" w:sz="4"/>
-                    <w:bottom w:val="single" w:color="D5D0C4" w:sz="4"/>
-                    <w:right w:val="single" w:color="D5D0C4" w:sz="4"/>
-                  </w:tcBorders>
-                  <w:shd w:fill="D5D0C4" w:color="auto" w:val="clear"/>
-                  <w:tcMar>
-                    <w:top w:type="dxa" w:w="20"/>
-                    <w:left w:type="dxa" w:w="60"/>
-                    <w:bottom w:type="dxa" w:w="20"/>
-                    <w:right w:type="dxa" w:w="60"/>
-                  </w:tcMar>
-                  <w:vAlign w:val="center"/>
-                </w:tcPr>
-                <w:p>
-                  <w:pPr>
-                    <w:spacing w:after="20" w:before="20" w:line="240"/>
-                    <w:jc w:val="center"/>
-                  </w:pPr>
-                  <w:r>
-                    <w:rPr>
-                      <w:rFonts w:ascii="Arial" w:cs="Arial" w:eastAsia="Arial" w:hAnsi="Arial"/>
-                      <w:b/>
-                      <w:bCs/>
-                      <w:color w:val="B37A33"/>
-                      <w:sz w:val="16"/>
-                      <w:szCs w:val="16"/>
-                    </w:rPr>
-                    <w:t xml:space="preserve"/>
-                  </w:r>
-                </w:p>
-              </w:tc>
-            </w:tr>
-            <w:tr>
-              <w:trPr>
-                <w:cantSplit/>
-                <w:trHeight w:val="280" w:hRule="atLeast"/>
-              </w:trPr>
-              <w:tc>
-                <w:tcPr>
-                  <w:tcW w:type="dxa" w:w="640"/>
-                  <w:tcBorders>
-                    <w:top w:val="single" w:color="D5D0C4" w:sz="4"/>
-                    <w:left w:val="single" w:color="D5D0C4" w:sz="4"/>
-                    <w:bottom w:val="single" w:color="D5D0C4" w:sz="4"/>
-                    <w:right w:val="single" w:color="D5D0C4" w:sz="4"/>
-                  </w:tcBorders>
-                  <w:tcMar>
-                    <w:top w:type="dxa" w:w="20"/>
-                    <w:left w:type="dxa" w:w="60"/>
-                    <w:bottom w:type="dxa" w:w="20"/>
-                    <w:right w:type="dxa" w:w="60"/>
-                  </w:tcMar>
-                  <w:vAlign w:val="center"/>
-                </w:tcPr>
-                <w:p>
-                  <w:pPr>
-                    <w:spacing w:after="20" w:before="20" w:line="240"/>
-                    <w:jc w:val="center"/>
-                  </w:pPr>
-                  <w:r>
-                    <w:rPr>
-                      <w:rFonts w:ascii="Arial" w:cs="Arial" w:eastAsia="Arial" w:hAnsi="Arial"/>
-                      <w:b w:val="false"/>
-                      <w:bCs w:val="false"/>
-                      <w:color w:val="1C1B16"/>
-                      <w:sz w:val="16"/>
-                      <w:szCs w:val="16"/>
-                    </w:rPr>
-                    <w:t xml:space="preserve">Q27</w:t>
                   </w:r>
                 </w:p>
               </w:tc>
@@ -29015,6 +33867,117 @@
                       <w:szCs w:val="16"/>
                     </w:rPr>
                     <w:t xml:space="preserve">Write it here</w:t>
+                  </w:r>
+                </w:p>
+              </w:tc>
+            </w:tr>
+            <w:tr>
+              <w:trPr>
+                <w:cantSplit/>
+                <w:trHeight w:val="380" w:hRule="atLeast"/>
+              </w:trPr>
+              <w:tc>
+                <w:tcPr>
+                  <w:tcW w:type="dxa" w:w="640"/>
+                  <w:tcBorders>
+                    <w:top w:val="single" w:color="D5D0C4" w:sz="4"/>
+                    <w:left w:val="single" w:color="D5D0C4" w:sz="4"/>
+                    <w:bottom w:val="single" w:color="D5D0C4" w:sz="4"/>
+                    <w:right w:val="single" w:color="D5D0C4" w:sz="4"/>
+                  </w:tcBorders>
+                  <w:tcMar>
+                    <w:top w:type="dxa" w:w="20"/>
+                    <w:left w:type="dxa" w:w="60"/>
+                    <w:bottom w:type="dxa" w:w="20"/>
+                    <w:right w:type="dxa" w:w="60"/>
+                  </w:tcMar>
+                  <w:vAlign w:val="center"/>
+                </w:tcPr>
+                <w:p>
+                  <w:pPr>
+                    <w:spacing w:after="20" w:before="20" w:line="240"/>
+                    <w:jc w:val="center"/>
+                  </w:pPr>
+                  <w:r>
+                    <w:rPr>
+                      <w:rFonts w:ascii="Arial" w:cs="Arial" w:eastAsia="Arial" w:hAnsi="Arial"/>
+                      <w:b w:val="false"/>
+                      <w:bCs w:val="false"/>
+                      <w:color w:val="1C1B16"/>
+                      <w:sz w:val="16"/>
+                      <w:szCs w:val="16"/>
+                    </w:rPr>
+                    <w:t xml:space="preserve">Q1</w:t>
+                  </w:r>
+                </w:p>
+              </w:tc>
+              <w:tc>
+                <w:tcPr>
+                  <w:tcW w:type="dxa" w:w="1250"/>
+                  <w:tcBorders>
+                    <w:top w:val="single" w:color="D5D0C4" w:sz="4"/>
+                    <w:left w:val="single" w:color="D5D0C4" w:sz="4"/>
+                    <w:bottom w:val="single" w:color="D5D0C4" w:sz="4"/>
+                    <w:right w:val="single" w:color="D5D0C4" w:sz="4"/>
+                  </w:tcBorders>
+                  <w:tcMar>
+                    <w:top w:type="dxa" w:w="20"/>
+                    <w:left w:type="dxa" w:w="60"/>
+                    <w:bottom w:type="dxa" w:w="20"/>
+                    <w:right w:type="dxa" w:w="60"/>
+                  </w:tcMar>
+                  <w:vAlign w:val="center"/>
+                </w:tcPr>
+                <w:p>
+                  <w:pPr>
+                    <w:spacing w:after="20" w:before="20" w:line="240"/>
+                    <w:jc w:val="center"/>
+                  </w:pPr>
+                  <w:r>
+                    <w:rPr>
+                      <w:rFonts w:ascii="Arial" w:cs="Arial" w:eastAsia="Arial" w:hAnsi="Arial"/>
+                      <w:b w:val="false"/>
+                      <w:bCs w:val="false"/>
+                      <w:color w:val="6B675E"/>
+                      <w:sz w:val="14"/>
+                      <w:szCs w:val="14"/>
+                    </w:rPr>
+                    <w:t xml:space="preserve">Final answer</w:t>
+                  </w:r>
+                </w:p>
+              </w:tc>
+              <w:tc>
+                <w:tcPr>
+                  <w:tcW w:type="dxa" w:w="2860"/>
+                  <w:tcBorders>
+                    <w:top w:val="single" w:color="D5D0C4" w:sz="4"/>
+                    <w:left w:val="single" w:color="D5D0C4" w:sz="4"/>
+                    <w:bottom w:val="single" w:color="D5D0C4" w:sz="4"/>
+                    <w:right w:val="single" w:color="D5D0C4" w:sz="4"/>
+                  </w:tcBorders>
+                  <w:tcMar>
+                    <w:top w:type="dxa" w:w="20"/>
+                    <w:left w:type="dxa" w:w="60"/>
+                    <w:bottom w:type="dxa" w:w="20"/>
+                    <w:right w:type="dxa" w:w="60"/>
+                  </w:tcMar>
+                  <w:vAlign w:val="center"/>
+                </w:tcPr>
+                <w:p>
+                  <w:pPr>
+                    <w:spacing w:after="20" w:before="20" w:line="240"/>
+                    <w:jc w:val="left"/>
+                  </w:pPr>
+                  <w:r>
+                    <w:rPr>
+                      <w:rFonts w:ascii="Arial" w:cs="Arial" w:eastAsia="Arial" w:hAnsi="Arial"/>
+                      <w:b w:val="false"/>
+                      <w:bCs w:val="false"/>
+                      <w:color w:val="1C1B16"/>
+                      <w:sz w:val="16"/>
+                      <w:szCs w:val="16"/>
+                    </w:rPr>
+                    <w:t xml:space="preserve"/>
                   </w:r>
                 </w:p>
               </w:tc>
@@ -29650,7 +34613,7 @@
                 </w:tcPr>
                 <w:tbl>
                   <w:tblPr>
-                    <w:tblW w:type="dxa" w:w="2720"/>
+                    <w:tblW w:type="dxa" w:w="2718"/>
                     <w:tblBorders>
                       <w:top w:val="single" w:color="D5D0C4" w:sz="4"/>
                       <w:left w:val="single" w:color="D5D0C4" w:sz="4"/>
@@ -29661,11 +34624,12 @@
                     </w:tblBorders>
                   </w:tblPr>
                   <w:tblGrid>
-                    <w:gridCol w:w="544"/>
-                    <w:gridCol w:w="544"/>
-                    <w:gridCol w:w="544"/>
-                    <w:gridCol w:w="544"/>
-                    <w:gridCol w:w="544"/>
+                    <w:gridCol w:w="453"/>
+                    <w:gridCol w:w="453"/>
+                    <w:gridCol w:w="453"/>
+                    <w:gridCol w:w="453"/>
+                    <w:gridCol w:w="453"/>
+                    <w:gridCol w:w="453"/>
                   </w:tblGrid>
                   <w:tr>
                     <w:trPr>
@@ -29673,7 +34637,7 @@
                     </w:trPr>
                     <w:tc>
                       <w:tcPr>
-                        <w:tcW w:type="dxa" w:w="544"/>
+                        <w:tcW w:type="dxa" w:w="453"/>
                         <w:tcBorders>
                           <w:top w:val="single" w:color="D5D0C4" w:sz="4"/>
                           <w:left w:val="single" w:color="D5D0C4" w:sz="4"/>
@@ -29705,7 +34669,7 @@
                     </w:tc>
                     <w:tc>
                       <w:tcPr>
-                        <w:tcW w:type="dxa" w:w="544"/>
+                        <w:tcW w:type="dxa" w:w="453"/>
                         <w:tcBorders>
                           <w:top w:val="single" w:color="D5D0C4" w:sz="4"/>
                           <w:left w:val="single" w:color="D5D0C4" w:sz="4"/>
@@ -29737,7 +34701,7 @@
                     </w:tc>
                     <w:tc>
                       <w:tcPr>
-                        <w:tcW w:type="dxa" w:w="544"/>
+                        <w:tcW w:type="dxa" w:w="453"/>
                         <w:tcBorders>
                           <w:top w:val="single" w:color="D5D0C4" w:sz="4"/>
                           <w:left w:val="single" w:color="D5D0C4" w:sz="4"/>
@@ -29769,7 +34733,7 @@
                     </w:tc>
                     <w:tc>
                       <w:tcPr>
-                        <w:tcW w:type="dxa" w:w="544"/>
+                        <w:tcW w:type="dxa" w:w="453"/>
                         <w:tcBorders>
                           <w:top w:val="single" w:color="D5D0C4" w:sz="4"/>
                           <w:left w:val="single" w:color="D5D0C4" w:sz="4"/>
@@ -29801,7 +34765,7 @@
                     </w:tc>
                     <w:tc>
                       <w:tcPr>
-                        <w:tcW w:type="dxa" w:w="544"/>
+                        <w:tcW w:type="dxa" w:w="453"/>
                         <w:tcBorders>
                           <w:top w:val="single" w:color="D5D0C4" w:sz="4"/>
                           <w:left w:val="single" w:color="D5D0C4" w:sz="4"/>
@@ -29828,6 +34792,38 @@
                             <w:szCs w:val="12"/>
                           </w:rPr>
                           <w:t xml:space="preserve">5</w:t>
+                        </w:r>
+                      </w:p>
+                    </w:tc>
+                    <w:tc>
+                      <w:tcPr>
+                        <w:tcW w:type="dxa" w:w="453"/>
+                        <w:tcBorders>
+                          <w:top w:val="single" w:color="D5D0C4" w:sz="4"/>
+                          <w:left w:val="single" w:color="D5D0C4" w:sz="4"/>
+                          <w:bottom w:val="single" w:color="D5D0C4" w:sz="4"/>
+                          <w:right w:val="single" w:color="D5D0C4" w:sz="4"/>
+                        </w:tcBorders>
+                        <w:tcMar>
+                          <w:top w:type="dxa" w:w="10"/>
+                          <w:left w:type="dxa" w:w="40"/>
+                          <w:bottom w:type="dxa" w:w="10"/>
+                          <w:right w:type="dxa" w:w="40"/>
+                        </w:tcMar>
+                        <w:vAlign w:val="top"/>
+                      </w:tcPr>
+                      <w:p>
+                        <w:pPr>
+                          <w:spacing w:after="0" w:before="0"/>
+                        </w:pPr>
+                        <w:r>
+                          <w:rPr>
+                            <w:rFonts w:ascii="Arial" w:cs="Arial" w:eastAsia="Arial" w:hAnsi="Arial"/>
+                            <w:color w:val="6B675E"/>
+                            <w:sz w:val="12"/>
+                            <w:szCs w:val="12"/>
+                          </w:rPr>
+                          <w:t xml:space="preserve">6</w:t>
                         </w:r>
                       </w:p>
                     </w:tc>
@@ -30523,6 +35519,117 @@
                       <w:szCs w:val="14"/>
                     </w:rPr>
                     <w:t xml:space="preserve">Letter</w:t>
+                  </w:r>
+                </w:p>
+              </w:tc>
+              <w:tc>
+                <w:tcPr>
+                  <w:tcW w:type="dxa" w:w="2860"/>
+                  <w:tcBorders>
+                    <w:top w:val="single" w:color="D5D0C4" w:sz="4"/>
+                    <w:left w:val="single" w:color="D5D0C4" w:sz="4"/>
+                    <w:bottom w:val="single" w:color="D5D0C4" w:sz="4"/>
+                    <w:right w:val="single" w:color="D5D0C4" w:sz="4"/>
+                  </w:tcBorders>
+                  <w:tcMar>
+                    <w:top w:type="dxa" w:w="20"/>
+                    <w:left w:type="dxa" w:w="60"/>
+                    <w:bottom w:type="dxa" w:w="20"/>
+                    <w:right w:type="dxa" w:w="60"/>
+                  </w:tcMar>
+                  <w:vAlign w:val="center"/>
+                </w:tcPr>
+                <w:p>
+                  <w:pPr>
+                    <w:spacing w:after="20" w:before="20" w:line="240"/>
+                    <w:jc w:val="left"/>
+                  </w:pPr>
+                  <w:r>
+                    <w:rPr>
+                      <w:rFonts w:ascii="Arial" w:cs="Arial" w:eastAsia="Arial" w:hAnsi="Arial"/>
+                      <w:b w:val="false"/>
+                      <w:bCs w:val="false"/>
+                      <w:color w:val="1C1B16"/>
+                      <w:sz w:val="16"/>
+                      <w:szCs w:val="16"/>
+                    </w:rPr>
+                    <w:t xml:space="preserve"/>
+                  </w:r>
+                </w:p>
+              </w:tc>
+            </w:tr>
+            <w:tr>
+              <w:trPr>
+                <w:cantSplit/>
+                <w:trHeight w:val="380" w:hRule="atLeast"/>
+              </w:trPr>
+              <w:tc>
+                <w:tcPr>
+                  <w:tcW w:type="dxa" w:w="640"/>
+                  <w:tcBorders>
+                    <w:top w:val="single" w:color="D5D0C4" w:sz="4"/>
+                    <w:left w:val="single" w:color="D5D0C4" w:sz="4"/>
+                    <w:bottom w:val="single" w:color="D5D0C4" w:sz="4"/>
+                    <w:right w:val="single" w:color="D5D0C4" w:sz="4"/>
+                  </w:tcBorders>
+                  <w:tcMar>
+                    <w:top w:type="dxa" w:w="20"/>
+                    <w:left w:type="dxa" w:w="60"/>
+                    <w:bottom w:type="dxa" w:w="20"/>
+                    <w:right w:type="dxa" w:w="60"/>
+                  </w:tcMar>
+                  <w:vAlign w:val="center"/>
+                </w:tcPr>
+                <w:p>
+                  <w:pPr>
+                    <w:spacing w:after="20" w:before="20" w:line="240"/>
+                    <w:jc w:val="center"/>
+                  </w:pPr>
+                  <w:r>
+                    <w:rPr>
+                      <w:rFonts w:ascii="Arial" w:cs="Arial" w:eastAsia="Arial" w:hAnsi="Arial"/>
+                      <w:b w:val="false"/>
+                      <w:bCs w:val="false"/>
+                      <w:color w:val="1C1B16"/>
+                      <w:sz w:val="16"/>
+                      <w:szCs w:val="16"/>
+                    </w:rPr>
+                    <w:t xml:space="preserve">Q27</w:t>
+                  </w:r>
+                </w:p>
+              </w:tc>
+              <w:tc>
+                <w:tcPr>
+                  <w:tcW w:type="dxa" w:w="1250"/>
+                  <w:tcBorders>
+                    <w:top w:val="single" w:color="D5D0C4" w:sz="4"/>
+                    <w:left w:val="single" w:color="D5D0C4" w:sz="4"/>
+                    <w:bottom w:val="single" w:color="D5D0C4" w:sz="4"/>
+                    <w:right w:val="single" w:color="D5D0C4" w:sz="4"/>
+                  </w:tcBorders>
+                  <w:tcMar>
+                    <w:top w:type="dxa" w:w="20"/>
+                    <w:left w:type="dxa" w:w="60"/>
+                    <w:bottom w:type="dxa" w:w="20"/>
+                    <w:right w:type="dxa" w:w="60"/>
+                  </w:tcMar>
+                  <w:vAlign w:val="center"/>
+                </w:tcPr>
+                <w:p>
+                  <w:pPr>
+                    <w:spacing w:after="20" w:before="20" w:line="240"/>
+                    <w:jc w:val="center"/>
+                  </w:pPr>
+                  <w:r>
+                    <w:rPr>
+                      <w:rFonts w:ascii="Arial" w:cs="Arial" w:eastAsia="Arial" w:hAnsi="Arial"/>
+                      <w:b w:val="false"/>
+                      <w:bCs w:val="false"/>
+                      <w:color w:val="6B675E"/>
+                      <w:sz w:val="14"/>
+                      <w:szCs w:val="14"/>
+                    </w:rPr>
+                    <w:t xml:space="preserve">Final answer</w:t>
                   </w:r>
                 </w:p>
               </w:tc>

--- a/content/W02/SAT/paper/C2_W02_SAT_recap_paper_STUDENT.docx
+++ b/content/W02/SAT/paper/C2_W02_SAT_recap_paper_STUDENT.docx
@@ -404,7 +404,7 @@
                 <w:sz w:val="18"/>
                 <w:szCs w:val="18"/>
               </w:rPr>
-              <w:t xml:space="preserve">Every answer goes on the answer sheet at the back, which is the page that is marked: one box for a lettered item, every correct box for a starred one, T or F for a statement, the letter for a word-bank or match item, and the number or the letters in order in the space. A wrong answer costs nothing, so answer every item.</w:t>
+              <w:t xml:space="preserve">Every answer goes on the answer sheet at the back, which is the page that is marked: one box for a lettered item, every correct box for a starred one, the letter for a word-bank or match item, and the number or the letters in order in the space. A wrong answer costs nothing, so answer every item.</w:t>
             </w:r>
           </w:p>
         </w:tc>

--- a/content/W02/SAT/paper/C2_W02_SAT_recap_paper_STUDENT.docx
+++ b/content/W02/SAT/paper/C2_W02_SAT_recap_paper_STUDENT.docx
@@ -68,7 +68,7 @@
           <w:sz w:val="21"/>
           <w:szCs w:val="21"/>
         </w:rPr>
-        <w:t xml:space="preserve">This week you computed Anand's Monday numbers in the warehouse, set booked revenue against the cash actually collected, drew up Marketing's protect list, built the customer table in pandas and carried it to the leadership deck in Excel. This paper finds which of those decisions you can make cold, with no notes and no assistant, on the week's own tables, on public cases from well-known organisations and on the tables an AI team keeps. The room's scores by part, set beside the ratings you give in step one, tell Monday's session where to start.</w:t>
+        <w:t xml:space="preserve">This week you computed Anand's Monday numbers in the warehouse, set what Kalpa collected against what it booked, drew up Marketing's protect list with its flag on falling spend, built the growth team's table of customers in pandas, and carried the numbers to Monday's growth review in Excel. This paper puts those decisions to you again with no notes and no assistant, on the week's own tables, on six public cases and on the tables an AI team keeps. The room's score in each part, set beside the rating you give that part in step one, tells Monday's session where to start.</w:t>
       </w:r>
     </w:p>
     <w:p>
@@ -629,7 +629,7 @@
                 <w:sz w:val="18"/>
                 <w:szCs w:val="18"/>
               </w:rPr>
-              <w:t xml:space="preserve">Parts 1 to 4 and the workbook in Part 5 are set inside Kalpa Retail, the fictional company of Weeks 1 and 2: Anand Iyer is its finance controller, Kavya Nair its senior analyst and Meera Raghavan its CEO, and the head of Retail-Plus, the data platform lead and Meera's chief of staff are named by role. Six items draw on public cases at Facebook, Public Health England, genomics journals, an economics paper, JPMorgan and Uber, each with its source beside it. Part 6 imagines the AI team of a food-delivery company, and its tables and numbers are illustrative. Every number an item needs is on the page.</w:t>
+              <w:t xml:space="preserve">Parts 1 to 4 and the workbook in Part 5 are set inside Kalpa Retail, where you work as a trainee engineer in the data and AI team of its Global Capability Centre, the in-house centre that builds Kalpa's data and AI systems. Anand Iyer is Kalpa Retail's finance controller, Kavya Nair the senior analyst on your team and Meera Raghavan the CEO; the head of Retail-Plus, the marketing lead, the growth team, the data platform lead and Meera's chief of staff are named by role. Six items draw on public cases at Facebook, Public Health England, genomics journals, an economics paper, JPMorgan and Uber, each with its source beside it. Part 6 imagines the AI team of a food-delivery company, and its tables and numbers are illustrative. Every number an item needs is on the page.</w:t>
             </w:r>
           </w:p>
         </w:tc>
@@ -1396,7 +1396,7 @@
                 <w:sz w:val="18"/>
                 <w:szCs w:val="18"/>
               </w:rPr>
-              <w:t xml:space="preserve">Anand's Monday numbers</w:t>
+              <w:t xml:space="preserve">Can the warehouse give Anand Monday numbers that his analyst can audit line by line?</w:t>
             </w:r>
           </w:p>
         </w:tc>
@@ -1468,7 +1468,7 @@
                 <w:sz w:val="18"/>
                 <w:szCs w:val="18"/>
               </w:rPr>
-              <w:t xml:space="preserve">how you work with the numbers Anand's Monday sheet reports</w:t>
+              <w:t xml:space="preserve">whether you can write the Monday queries so every ratio, average and sample counts what it says</w:t>
             </w:r>
           </w:p>
         </w:tc>
@@ -1687,7 +1687,7 @@
                 <w:sz w:val="18"/>
                 <w:szCs w:val="18"/>
               </w:rPr>
-              <w:t xml:space="preserve">Booked against collected</w:t>
+              <w:t xml:space="preserve">Can Anand sign what Kalpa collected against what it booked, with nothing lost or counted twice?</w:t>
             </w:r>
           </w:p>
         </w:tc>
@@ -1759,7 +1759,7 @@
                 <w:sz w:val="18"/>
                 <w:szCs w:val="18"/>
               </w:rPr>
-              <w:t xml:space="preserve">how you set the cash collected against the revenue booked</w:t>
+              <w:t xml:space="preserve">whether you can join payments to orders without losing or repeating one, and hold what fails a check</w:t>
             </w:r>
           </w:p>
         </w:tc>
@@ -1978,7 +1978,7 @@
                 <w:sz w:val="18"/>
                 <w:szCs w:val="18"/>
               </w:rPr>
-              <w:t xml:space="preserve">The protect list and the plan line</w:t>
+              <w:t xml:space="preserve">Which members should Marketing protect and call, and did July to September keep pace with the plan?</w:t>
             </w:r>
           </w:p>
         </w:tc>
@@ -2050,7 +2050,7 @@
                 <w:sz w:val="18"/>
                 <w:szCs w:val="18"/>
               </w:rPr>
-              <w:t xml:space="preserve">how you build Marketing's protect list and read the quarter against its plan</w:t>
+              <w:t xml:space="preserve">whether you can rank and flag members inside each segment and read a running total against its plan</w:t>
             </w:r>
           </w:p>
         </w:tc>
@@ -2269,7 +2269,7 @@
                 <w:sz w:val="18"/>
                 <w:szCs w:val="18"/>
               </w:rPr>
-              <w:t xml:space="preserve">One row per customer</w:t>
+              <w:t xml:space="preserve">Can the growth team act on Monday's table of 340 customers without checking it first?</w:t>
             </w:r>
           </w:p>
         </w:tc>
@@ -2341,7 +2341,7 @@
                 <w:sz w:val="18"/>
                 <w:szCs w:val="18"/>
               </w:rPr>
-              <w:t xml:space="preserve">how you build Marketing's customer table in pandas</w:t>
+              <w:t xml:space="preserve">whether you can build and check a table of one row per customer through merges and pivots in pandas</w:t>
             </w:r>
           </w:p>
         </w:tc>
@@ -2560,7 +2560,7 @@
                 <w:sz w:val="18"/>
                 <w:szCs w:val="18"/>
               </w:rPr>
-              <w:t xml:space="preserve">The last mile, and spreadsheets in public</w:t>
+              <w:t xml:space="preserve">Which spreadsheet numbers can a director trust, in Monday's workbook and in three public cases?</w:t>
             </w:r>
           </w:p>
         </w:tc>
@@ -2632,7 +2632,7 @@
                 <w:sz w:val="18"/>
                 <w:szCs w:val="18"/>
               </w:rPr>
-              <w:t xml:space="preserve">how you build the workbook for Monday's review, and read spreadsheets from public cases</w:t>
+              <w:t xml:space="preserve">whether you can build the workbook a director changes in the room and catch a spreadsheet's silent errors</w:t>
             </w:r>
           </w:p>
         </w:tc>
@@ -2851,7 +2851,7 @@
                 <w:sz w:val="18"/>
                 <w:szCs w:val="18"/>
               </w:rPr>
-              <w:t xml:space="preserve">Read the code, read the data: an AI team's tables</w:t>
+              <w:t xml:space="preserve">Can a food-delivery company's AI team trust the numbers behind its model and budget decisions?</w:t>
             </w:r>
           </w:p>
         </w:tc>
@@ -2923,7 +2923,7 @@
                 <w:sz w:val="18"/>
                 <w:szCs w:val="18"/>
               </w:rPr>
-              <w:t xml:space="preserve">how you read the tables an AI team keeps, and the numbers it acts on</w:t>
+              <w:t xml:space="preserve">whether you can read an AI team's tables and code and say which decision a wrong number would change</w:t>
             </w:r>
           </w:p>
         </w:tc>
@@ -3961,7 +3961,7 @@
           <w:sz w:val="30"/>
           <w:szCs w:val="30"/>
         </w:rPr>
-        <w:t xml:space="preserve">Part 1. Anand's Monday numbers</w:t>
+        <w:t xml:space="preserve">Part 1. Can the warehouse give Anand Monday numbers that his analyst can audit line by line?</w:t>
       </w:r>
     </w:p>
     <w:p>
@@ -3976,7 +3976,7 @@
           <w:sz w:val="19"/>
           <w:szCs w:val="19"/>
         </w:rPr>
-        <w:t xml:space="preserve">6 items, Q1 to Q6, about 16 minutes. What it shows: how you work with the numbers Anand's Monday sheet reports.</w:t>
+        <w:t xml:space="preserve">6 items, Q1 to Q6, about 16 minutes. What it shows: whether you can write the Monday queries so every ratio, average and sample counts what it says.</w:t>
       </w:r>
     </w:p>
     <w:p>
@@ -3991,7 +3991,7 @@
           <w:sz w:val="21"/>
           <w:szCs w:val="21"/>
         </w:rPr>
-        <w:t xml:space="preserve">Anand Iyer, Kalpa Retail's finance controller, keeps the books every revenue figure has to match. Every Monday he wants revenue, orders and customers for each segment, the groups Kalpa sells to (Business, Retail-Core, Retail-Plus, which is the paid-membership tier, and Student), and for each channel (app, web and store). His words: "Compute them from the warehouse itself. No notebooks, no exports, nothing a person can mistype." The warehouse is the company's central Postgres database, and his analyst audits every query line by line. It stores Kalpa's first quarter, April to June, as quarter 'Q1' and its second, July to September, as 'Q2'.</w:t>
+        <w:t xml:space="preserve">Anand Iyer, Kalpa Retail's finance controller, keeps the books every revenue figure has to match, and he asked the team for the same numbers every week: "I want these numbers every Monday, for every segment and channel, computed from the warehouse itself. No notebooks, no exports, nothing a person can mistype." The numbers are revenue, orders and customers for each segment, the groups Kalpa sells to (Business, its corporate buyers; Retail-Core, its everyday shoppers; Retail-Plus, the paid membership tier; and Student), and for each channel (app, web and store), and revenue means booked revenue, every order at its amount, whatever its status. The warehouse is Kalpa's Postgres database, and its two quarters of orders, called the book, are the one copy everybody reads; it stores April to June as quarter 'Q1' and July to September as 'Q2'. The saved queries that produce the numbers are the Monday suite. Anand signs the Monday sheet after his analyst has audited every query in the suite line by line, and the head of Retail-Plus reads the tier's line to decide which members the team works to keep, so a ratio or an average that counts the wrong people sends the tier's retention budget the wrong way.</w:t>
       </w:r>
     </w:p>
     <w:tbl>
@@ -4054,7 +4054,7 @@
                 <w:sz w:val="18"/>
                 <w:szCs w:val="18"/>
               </w:rPr>
-              <w:t xml:space="preserve">   The Retail-Plus branch of Anand's revenue tree, as the warehouse holds it: revenue is members who ordered, times orders per member, times revenue per order.</w:t>
+              <w:t xml:space="preserve">   The Retail-Plus branch of Anand's revenue tree, as the warehouse holds it: revenue is the product of the tree's three leaves, members who ordered, orders per member and revenue per order.</w:t>
             </w:r>
           </w:p>
           <w:p>
@@ -5097,7 +5097,7 @@
                 <w:sz w:val="21"/>
                 <w:szCs w:val="21"/>
               </w:rPr>
-              <w:t xml:space="preserve">Retail-Plus has 120 members on its books, and from July to September 76 of them ordered, spending Rs 4,13,380 between them. The head of Retail-Plus asks for the average spend per member on the books, and the analyst runs the query above. What does it print?</w:t>
+              <w:t xml:space="preserve">Retail-Plus has 120 members on its books, and from July to September 76 of them ordered, spending Rs 4,13,380 between them. The head of Retail-Plus asks for the average spend across all 120 members on the books, whether they ordered or not, and the analyst runs the query above. What does it print?</w:t>
             </w:r>
           </w:p>
           <w:p>
@@ -5807,7 +5807,7 @@
           <w:sz w:val="30"/>
           <w:szCs w:val="30"/>
         </w:rPr>
-        <w:t xml:space="preserve">Part 2. Booked against collected</w:t>
+        <w:t xml:space="preserve">Part 2. Can Anand sign what Kalpa collected against what it booked, with nothing lost or counted twice?</w:t>
       </w:r>
     </w:p>
     <w:p>
@@ -5822,7 +5822,7 @@
           <w:sz w:val="19"/>
           <w:szCs w:val="19"/>
         </w:rPr>
-        <w:t xml:space="preserve">5 items, Q7 to Q11, about 19.5 minutes. What it shows: how you set the cash collected against the revenue booked.</w:t>
+        <w:t xml:space="preserve">5 items, Q7 to Q11, about 19.5 minutes. What it shows: whether you can join payments to orders without losing or repeating one, and hold what fails a check.</w:t>
       </w:r>
     </w:p>
     <w:p>
@@ -5837,7 +5837,7 @@
           <w:sz w:val="21"/>
           <w:szCs w:val="21"/>
         </w:rPr>
-        <w:t xml:space="preserve">Booked revenue is the value of the orders customers placed; collected revenue is the cash that actually arrived for them. Anand asks: "Show me, order by order, what we actually collected against what we booked from July to September. If there is a gap, I want to know which orders and which channel." A reconciliation is the written account of every rupee between the two figures.</w:t>
+        <w:t xml:space="preserve">Anand replied to the Monday numbers: "Booked revenue is not collected revenue. Some orders are paid in two instalments, some are refunded, some were never paid at all. Show me, order by order, what we actually collected against what we booked in Q2. If there is a gap, I want to know which orders and which channel." Collected is the cash that arrived for the booked orders, each payment counted once. The data platform lead added that "the payments feed sometimes double-posts when the gateway retries": in a gateway retry, the payment service posts the same instalment of the same order twice. Anand signs the collected figure for the CEO's Monday page, and his collections team rings every customer on the unpaid list, so an order the report drops goes unchased and a payment counted twice shows cash Kalpa never received. The bridge walks from booked to collected in named moves, each with its list of orders: booked, less the orders never paid, less any paid short, is collected.</w:t>
       </w:r>
     </w:p>
     <w:tbl>
@@ -5904,7 +5904,7 @@
                 <w:sz w:val="21"/>
                 <w:szCs w:val="21"/>
               </w:rPr>
-              <w:t xml:space="preserve">The quarter from July to September, stored as quarter 'Q2', holds 462 orders booked at Rs 9,84,00,000. In the payments feed, 216 of them have one payment row; 188 have two rows, instalments 1 and 2 of one invoice; 28 have two identical rows, because the gateway posted instalment 1 twice; and 30 delivered orders have no payment row at all. Eight further payment rows carry an order_id that no order has.</w:t>
+              <w:t xml:space="preserve">The quarter from July to September, stored as quarter 'Q2', holds 462 orders booked at Rs 9,84,00,000. In the payments feed, 216 of them have one payment row; 188 have two rows, instalments 1 and 2 of one invoice; 28 have two rows that differ only in payment_id, because the gateway retried and posted instalment 1 twice; and 30 delivered orders have no payment row at all. Eight further payment rows carry an order_id that no order has.</w:t>
             </w:r>
           </w:p>
           <w:p>
@@ -5944,9 +5944,9 @@
             <w:r>
               <w:drawing>
                 <wp:inline distT="0" distB="0" distL="0" distR="0">
-                  <wp:extent cx="3971925" cy="2619375"/>
+                  <wp:extent cx="3705225" cy="2619375"/>
                   <wp:effectExtent t="0" r="0" b="0" l="0"/>
-                  <wp:docPr id="1" name="" descr="" title=""/>
+                  <wp:docPr id="2" name="" descr="" title=""/>
                   <wp:cNvGraphicFramePr>
                     <a:graphicFrameLocks xmlns:a="http://schemas.openxmlformats.org/drawingml/2006/main" noChangeAspect="1"/>
                   </wp:cNvGraphicFramePr>
@@ -5969,7 +5969,7 @@
                         <pic:spPr bwMode="auto">
                           <a:xfrm>
                             <a:off x="0" y="0"/>
-                            <a:ext cx="3971925" cy="2619375"/>
+                            <a:ext cx="3705225" cy="2619375"/>
                           </a:xfrm>
                           <a:prstGeom prst="rect">
                             <a:avLst/>
@@ -7786,7 +7786,7 @@
                 <w:sz w:val="21"/>
                 <w:szCs w:val="21"/>
               </w:rPr>
-              <w:t xml:space="preserve">It is the end of the reporting day, and Anand expects the report tonight. His rule for a late failure is to send what reconciles and hold what does not, and in each channel the gap, booked less collected, should equal the unpaid orders' booked value. What do you send?</w:t>
+              <w:t xml:space="preserve">It is the end of the reporting day, and Anand expects the report tonight. His rule for a check that fails this late: booked always leaves, because it ties to the orders table alone; a collected figure that does not reconcile never leaves, and an open line goes with the report, naming the failed check, what it means and when it will close. On this report a channel's collected reconciles when its gap, booked less collected, equals its unpaid orders' booked value. What do you send?</w:t>
             </w:r>
           </w:p>
           <w:p>
@@ -7986,11 +7986,11 @@
               </w:tblBorders>
             </w:tblPr>
             <w:tblGrid>
-              <w:gridCol w:w="932"/>
-              <w:gridCol w:w="2400"/>
-              <w:gridCol w:w="2675"/>
-              <w:gridCol w:w="1207"/>
-              <w:gridCol w:w="2583"/>
+              <w:gridCol w:w="959"/>
+              <w:gridCol w:w="2186"/>
+              <w:gridCol w:w="2752"/>
+              <w:gridCol w:w="1242"/>
+              <w:gridCol w:w="2658"/>
             </w:tblGrid>
             <w:tr>
               <w:trPr>
@@ -7999,7 +7999,7 @@
               </w:trPr>
               <w:tc>
                 <w:tcPr>
-                  <w:tcW w:type="dxa" w:w="932"/>
+                  <w:tcW w:type="dxa" w:w="959"/>
                   <w:tcBorders>
                     <w:top w:val="single" w:color="D5D0C4" w:sz="4"/>
                     <w:left w:val="single" w:color="D5D0C4" w:sz="4"/>
@@ -8036,7 +8036,7 @@
               </w:tc>
               <w:tc>
                 <w:tcPr>
-                  <w:tcW w:type="dxa" w:w="2400"/>
+                  <w:tcW w:type="dxa" w:w="2186"/>
                   <w:tcBorders>
                     <w:top w:val="single" w:color="D5D0C4" w:sz="4"/>
                     <w:left w:val="single" w:color="D5D0C4" w:sz="4"/>
@@ -8067,13 +8067,13 @@
                       <w:sz w:val="18"/>
                       <w:szCs w:val="18"/>
                     </w:rPr>
-                    <w:t xml:space="preserve">Records in the lab's CSV</w:t>
-                  </w:r>
-                </w:p>
-              </w:tc>
-              <w:tc>
-                <w:tcPr>
-                  <w:tcW w:type="dxa" w:w="2675"/>
+                    <w:t xml:space="preserve">Rows in the lab's CSV</w:t>
+                  </w:r>
+                </w:p>
+              </w:tc>
+              <w:tc>
+                <w:tcPr>
+                  <w:tcW w:type="dxa" w:w="2752"/>
                   <w:tcBorders>
                     <w:top w:val="single" w:color="D5D0C4" w:sz="4"/>
                     <w:left w:val="single" w:color="D5D0C4" w:sz="4"/>
@@ -8110,7 +8110,7 @@
               </w:tc>
               <w:tc>
                 <w:tcPr>
-                  <w:tcW w:type="dxa" w:w="1207"/>
+                  <w:tcW w:type="dxa" w:w="1242"/>
                   <w:tcBorders>
                     <w:top w:val="single" w:color="D5D0C4" w:sz="4"/>
                     <w:left w:val="single" w:color="D5D0C4" w:sz="4"/>
@@ -8147,7 +8147,7 @@
               </w:tc>
               <w:tc>
                 <w:tcPr>
-                  <w:tcW w:type="dxa" w:w="2583"/>
+                  <w:tcW w:type="dxa" w:w="2658"/>
                   <w:tcBorders>
                     <w:top w:val="single" w:color="D5D0C4" w:sz="4"/>
                     <w:left w:val="single" w:color="D5D0C4" w:sz="4"/>
@@ -8189,7 +8189,7 @@
               </w:trPr>
               <w:tc>
                 <w:tcPr>
-                  <w:tcW w:type="dxa" w:w="932"/>
+                  <w:tcW w:type="dxa" w:w="959"/>
                   <w:tcBorders>
                     <w:top w:val="single" w:color="D5D0C4" w:sz="4"/>
                     <w:left w:val="single" w:color="D5D0C4" w:sz="4"/>
@@ -8223,7 +8223,7 @@
               </w:tc>
               <w:tc>
                 <w:tcPr>
-                  <w:tcW w:type="dxa" w:w="2400"/>
+                  <w:tcW w:type="dxa" w:w="2186"/>
                   <w:tcBorders>
                     <w:top w:val="single" w:color="D5D0C4" w:sz="4"/>
                     <w:left w:val="single" w:color="D5D0C4" w:sz="4"/>
@@ -8259,7 +8259,7 @@
               </w:tc>
               <w:tc>
                 <w:tcPr>
-                  <w:tcW w:type="dxa" w:w="2675"/>
+                  <w:tcW w:type="dxa" w:w="2752"/>
                   <w:tcBorders>
                     <w:top w:val="single" w:color="D5D0C4" w:sz="4"/>
                     <w:left w:val="single" w:color="D5D0C4" w:sz="4"/>
@@ -8295,7 +8295,7 @@
               </w:tc>
               <w:tc>
                 <w:tcPr>
-                  <w:tcW w:type="dxa" w:w="1207"/>
+                  <w:tcW w:type="dxa" w:w="1242"/>
                   <w:tcBorders>
                     <w:top w:val="single" w:color="D5D0C4" w:sz="4"/>
                     <w:left w:val="single" w:color="D5D0C4" w:sz="4"/>
@@ -8331,7 +8331,7 @@
               </w:tc>
               <w:tc>
                 <w:tcPr>
-                  <w:tcW w:type="dxa" w:w="2583"/>
+                  <w:tcW w:type="dxa" w:w="2658"/>
                   <w:tcBorders>
                     <w:top w:val="single" w:color="D5D0C4" w:sz="4"/>
                     <w:left w:val="single" w:color="D5D0C4" w:sz="4"/>
@@ -8372,7 +8372,7 @@
               </w:trPr>
               <w:tc>
                 <w:tcPr>
-                  <w:tcW w:type="dxa" w:w="932"/>
+                  <w:tcW w:type="dxa" w:w="959"/>
                   <w:tcBorders>
                     <w:top w:val="single" w:color="D5D0C4" w:sz="4"/>
                     <w:left w:val="single" w:color="D5D0C4" w:sz="4"/>
@@ -8406,7 +8406,7 @@
               </w:tc>
               <w:tc>
                 <w:tcPr>
-                  <w:tcW w:type="dxa" w:w="2400"/>
+                  <w:tcW w:type="dxa" w:w="2186"/>
                   <w:tcBorders>
                     <w:top w:val="single" w:color="D5D0C4" w:sz="4"/>
                     <w:left w:val="single" w:color="D5D0C4" w:sz="4"/>
@@ -8442,7 +8442,7 @@
               </w:tc>
               <w:tc>
                 <w:tcPr>
-                  <w:tcW w:type="dxa" w:w="2675"/>
+                  <w:tcW w:type="dxa" w:w="2752"/>
                   <w:tcBorders>
                     <w:top w:val="single" w:color="D5D0C4" w:sz="4"/>
                     <w:left w:val="single" w:color="D5D0C4" w:sz="4"/>
@@ -8478,7 +8478,7 @@
               </w:tc>
               <w:tc>
                 <w:tcPr>
-                  <w:tcW w:type="dxa" w:w="1207"/>
+                  <w:tcW w:type="dxa" w:w="1242"/>
                   <w:tcBorders>
                     <w:top w:val="single" w:color="D5D0C4" w:sz="4"/>
                     <w:left w:val="single" w:color="D5D0C4" w:sz="4"/>
@@ -8514,7 +8514,7 @@
               </w:tc>
               <w:tc>
                 <w:tcPr>
-                  <w:tcW w:type="dxa" w:w="2583"/>
+                  <w:tcW w:type="dxa" w:w="2658"/>
                   <w:tcBorders>
                     <w:top w:val="single" w:color="D5D0C4" w:sz="4"/>
                     <w:left w:val="single" w:color="D5D0C4" w:sz="4"/>
@@ -8555,7 +8555,7 @@
               </w:trPr>
               <w:tc>
                 <w:tcPr>
-                  <w:tcW w:type="dxa" w:w="932"/>
+                  <w:tcW w:type="dxa" w:w="959"/>
                   <w:tcBorders>
                     <w:top w:val="single" w:color="D5D0C4" w:sz="4"/>
                     <w:left w:val="single" w:color="D5D0C4" w:sz="4"/>
@@ -8589,7 +8589,7 @@
               </w:tc>
               <w:tc>
                 <w:tcPr>
-                  <w:tcW w:type="dxa" w:w="2400"/>
+                  <w:tcW w:type="dxa" w:w="2186"/>
                   <w:tcBorders>
                     <w:top w:val="single" w:color="D5D0C4" w:sz="4"/>
                     <w:left w:val="single" w:color="D5D0C4" w:sz="4"/>
@@ -8625,7 +8625,7 @@
               </w:tc>
               <w:tc>
                 <w:tcPr>
-                  <w:tcW w:type="dxa" w:w="2675"/>
+                  <w:tcW w:type="dxa" w:w="2752"/>
                   <w:tcBorders>
                     <w:top w:val="single" w:color="D5D0C4" w:sz="4"/>
                     <w:left w:val="single" w:color="D5D0C4" w:sz="4"/>
@@ -8661,7 +8661,7 @@
               </w:tc>
               <w:tc>
                 <w:tcPr>
-                  <w:tcW w:type="dxa" w:w="1207"/>
+                  <w:tcW w:type="dxa" w:w="1242"/>
                   <w:tcBorders>
                     <w:top w:val="single" w:color="D5D0C4" w:sz="4"/>
                     <w:left w:val="single" w:color="D5D0C4" w:sz="4"/>
@@ -8697,7 +8697,7 @@
               </w:tc>
               <w:tc>
                 <w:tcPr>
-                  <w:tcW w:type="dxa" w:w="2583"/>
+                  <w:tcW w:type="dxa" w:w="2658"/>
                   <w:tcBorders>
                     <w:top w:val="single" w:color="D5D0C4" w:sz="4"/>
                     <w:left w:val="single" w:color="D5D0C4" w:sz="4"/>
@@ -8883,7 +8883,7 @@
                 <w:sz w:val="20"/>
                 <w:szCs w:val="20"/>
               </w:rPr>
-              <w:t xml:space="preserve">Compare rows loaded with records in the lab's CSV, and stop the file when they differ</w:t>
+              <w:t xml:space="preserve">Compare rows loaded with rows in the lab's CSV, and stop the file when they differ</w:t>
             </w:r>
           </w:p>
           <w:p>
@@ -8960,7 +8960,7 @@
           <w:sz w:val="30"/>
           <w:szCs w:val="30"/>
         </w:rPr>
-        <w:t xml:space="preserve">Part 3. The protect list and the plan line</w:t>
+        <w:t xml:space="preserve">Part 3. Which members should Marketing protect and call, and did July to September keep pace with the plan?</w:t>
       </w:r>
     </w:p>
     <w:p>
@@ -8975,7 +8975,7 @@
           <w:sz w:val="19"/>
           <w:szCs w:val="19"/>
         </w:rPr>
-        <w:t xml:space="preserve">5 items, Q12 to Q16, about 17 minutes. What it shows: how you build Marketing's protect list and read the quarter against its plan.</w:t>
+        <w:t xml:space="preserve">5 items, Q12 to Q16, about 17 minutes. What it shows: whether you can rank and flag members inside each segment and read a running total against its plan.</w:t>
       </w:r>
     </w:p>
     <w:p>
@@ -8990,7 +8990,7 @@
           <w:sz w:val="21"/>
           <w:szCs w:val="21"/>
         </w:rPr>
-        <w:t xml:space="preserve">Retail-Plus is Kalpa's paid-membership tier, and Marketing will offer a retention benefit to the members it most wants to keep: "Give us the top fifty customers in each segment by revenue for July to September, and flag anyone whose monthly spend has fallen for two months running." That list is the protect list. Meera also wants to see the quarter's revenue build up week by week against the plan line, the revenue the growth plan expects by the end of each week.</w:t>
+        <w:t xml:space="preserve">The marketing lead wrote to the team: "Retail-Plus frequency is the problem, so we want to protect our best members before they drift. Give us the top fifty customers by Q2 revenue in each segment, and flag anyone whose monthly spend has fallen for two months running. And Meera wants to see revenue accumulate week by week against the plan line, so we know by mid-quarter whether we are on track." Each segment's top fifty make its protect list, and Marketing spends its retention budget, a call and a renewal offer, on the members the lists name, so a list cut by the wrong rule, or a flag that misreads a member, rings the wrong people. Meera Raghavan, the CEO, decides at mid-quarter whether to hold the plan, push a campaign or move budget. The plan line sets Rs 75,69,230 of revenue for each of the quarter's 13 plan weeks, which start on Mondays from 6 July; plan to date adds up the plan weeks to the end of the one being read, and booked to date does the same for the orders.</w:t>
       </w:r>
     </w:p>
     <w:tbl>
@@ -9053,12 +9053,12 @@
                 <w:sz w:val="18"/>
                 <w:szCs w:val="18"/>
               </w:rPr>
-              <w:t xml:space="preserve">   Retail-Plus members in rows 46 to 53 when sorted by the quarter's revenue, highest first, with tied members in order of their ids.</w:t>
+              <w:t xml:space="preserve">   Retail-Plus members at places 46 to 53 when sorted by revenue for July to September, highest first, with tied members in order of their ids.</w:t>
             </w:r>
           </w:p>
           <w:tbl>
             <w:tblPr>
-              <w:tblW w:type="dxa" w:w="8340"/>
+              <w:tblW w:type="dxa" w:w="8580"/>
               <w:tblBorders>
                 <w:top w:val="single" w:color="D5D0C4" w:sz="4"/>
                 <w:left w:val="single" w:color="D5D0C4" w:sz="4"/>
@@ -9069,7 +9069,7 @@
               </w:tblBorders>
             </w:tblPr>
             <w:tblGrid>
-              <w:gridCol w:w="3380"/>
+              <w:gridCol w:w="3620"/>
               <w:gridCol w:w="1100"/>
               <w:gridCol w:w="3860"/>
             </w:tblGrid>
@@ -9080,7 +9080,7 @@
               </w:trPr>
               <w:tc>
                 <w:tcPr>
-                  <w:tcW w:type="dxa" w:w="3380"/>
+                  <w:tcW w:type="dxa" w:w="3620"/>
                   <w:tcBorders>
                     <w:top w:val="single" w:color="D5D0C4" w:sz="4"/>
                     <w:left w:val="single" w:color="D5D0C4" w:sz="4"/>
@@ -9111,7 +9111,7 @@
                       <w:sz w:val="18"/>
                       <w:szCs w:val="18"/>
                     </w:rPr>
-                    <w:t xml:space="preserve">Row, highest revenue first</w:t>
+                    <w:t xml:space="preserve">Place, highest revenue first</w:t>
                   </w:r>
                 </w:p>
               </w:tc>
@@ -9196,7 +9196,7 @@
               </w:trPr>
               <w:tc>
                 <w:tcPr>
-                  <w:tcW w:type="dxa" w:w="3380"/>
+                  <w:tcW w:type="dxa" w:w="3620"/>
                   <w:tcBorders>
                     <w:top w:val="single" w:color="D5D0C4" w:sz="4"/>
                     <w:left w:val="single" w:color="D5D0C4" w:sz="4"/>
@@ -9307,7 +9307,7 @@
               </w:trPr>
               <w:tc>
                 <w:tcPr>
-                  <w:tcW w:type="dxa" w:w="3380"/>
+                  <w:tcW w:type="dxa" w:w="3620"/>
                   <w:tcBorders>
                     <w:top w:val="single" w:color="D5D0C4" w:sz="4"/>
                     <w:left w:val="single" w:color="D5D0C4" w:sz="4"/>
@@ -9418,7 +9418,7 @@
               </w:trPr>
               <w:tc>
                 <w:tcPr>
-                  <w:tcW w:type="dxa" w:w="3380"/>
+                  <w:tcW w:type="dxa" w:w="3620"/>
                   <w:tcBorders>
                     <w:top w:val="single" w:color="D5D0C4" w:sz="4"/>
                     <w:left w:val="single" w:color="D5D0C4" w:sz="4"/>
@@ -9529,7 +9529,7 @@
               </w:trPr>
               <w:tc>
                 <w:tcPr>
-                  <w:tcW w:type="dxa" w:w="3380"/>
+                  <w:tcW w:type="dxa" w:w="3620"/>
                   <w:tcBorders>
                     <w:top w:val="single" w:color="D5D0C4" w:sz="4"/>
                     <w:left w:val="single" w:color="D5D0C4" w:sz="4"/>
@@ -9640,7 +9640,7 @@
               </w:trPr>
               <w:tc>
                 <w:tcPr>
-                  <w:tcW w:type="dxa" w:w="3380"/>
+                  <w:tcW w:type="dxa" w:w="3620"/>
                   <w:tcBorders>
                     <w:top w:val="single" w:color="D5D0C4" w:sz="4"/>
                     <w:left w:val="single" w:color="D5D0C4" w:sz="4"/>
@@ -9751,7 +9751,7 @@
               </w:trPr>
               <w:tc>
                 <w:tcPr>
-                  <w:tcW w:type="dxa" w:w="3380"/>
+                  <w:tcW w:type="dxa" w:w="3620"/>
                   <w:tcBorders>
                     <w:top w:val="single" w:color="D5D0C4" w:sz="4"/>
                     <w:left w:val="single" w:color="D5D0C4" w:sz="4"/>
@@ -9862,7 +9862,7 @@
               </w:trPr>
               <w:tc>
                 <w:tcPr>
-                  <w:tcW w:type="dxa" w:w="3380"/>
+                  <w:tcW w:type="dxa" w:w="3620"/>
                   <w:tcBorders>
                     <w:top w:val="single" w:color="D5D0C4" w:sz="4"/>
                     <w:left w:val="single" w:color="D5D0C4" w:sz="4"/>
@@ -9973,7 +9973,7 @@
               </w:trPr>
               <w:tc>
                 <w:tcPr>
-                  <w:tcW w:type="dxa" w:w="3380"/>
+                  <w:tcW w:type="dxa" w:w="3620"/>
                   <w:tcBorders>
                     <w:top w:val="single" w:color="D5D0C4" w:sz="4"/>
                     <w:left w:val="single" w:color="D5D0C4" w:sz="4"/>
@@ -10145,7 +10145,7 @@
                 <w:sz w:val="21"/>
                 <w:szCs w:val="21"/>
               </w:rPr>
-              <w:t xml:space="preserve">Retail-Plus had 76 members who ordered from July to September. Sorted by their revenue for the quarter, highest first, the top 45 each spent a different amount, all above Rs 3,600, and rows 46 to 53 are in the table. The head of Retail-Plus sets the rule for the protect list: "If two members spent the same, rank them the same. Keep every member who spent at least as much as the fiftieth, and nobody who spent less." Which ranking gives that list, and how many members does it keep?</w:t>
+              <w:t xml:space="preserve">Retail-Plus had 76 members who ordered from July to September. Sorted by their revenue for the quarter, highest first, the top 45 each spent a different amount, all above Rs 3,600, and places 46 to 53 are in the table. The head of Retail-Plus set the rule for the protect list: "Ties matter. If two members spent the same, I want them ranked the same, and I want to know how many made the top fifty, not forty-nine because of a tie." The list keeps every member who spent at least as much as the fiftieth member in the table's order, and nobody who spent less. Which ranking gives that list, and how many members does it keep?</w:t>
             </w:r>
           </w:p>
           <w:p>
@@ -10201,7 +10201,7 @@
                 <w:sz w:val="20"/>
                 <w:szCs w:val="20"/>
               </w:rPr>
-              <w:t xml:space="preserve">ROW_NUMBER with member id as tiebreaker, keeping rows 1 to 50: 50 members</w:t>
+              <w:t xml:space="preserve">ROW_NUMBER with member id as tiebreaker, keeping places 1 to 50: 50 members</w:t>
             </w:r>
           </w:p>
           <w:p>
@@ -12327,7 +12327,7 @@
                 <w:sz w:val="18"/>
                 <w:szCs w:val="18"/>
               </w:rPr>
-              <w:t xml:space="preserve">   Revenue booked so far in the quarter against the plan so far, at the end of every other week and at the close: the bars are booked, the line is plan, and the table gives both.</w:t>
+              <w:t xml:space="preserve">   Booked to date against plan to date, read at the end of every other plan week and at the close. Each plan week is named by the Monday it starts on, and the first also carries the orders of 1 to 5 July, before the plan's first Monday. The bars are booked, the line is plan, and the table gives both.</w:t>
             </w:r>
           </w:p>
           <w:p>
@@ -12341,7 +12341,7 @@
                 <wp:inline distT="0" distB="0" distL="0" distR="0">
                   <wp:extent cx="5905500" cy="2771775"/>
                   <wp:effectExtent t="0" r="0" b="0" l="0"/>
-                  <wp:docPr id="1" name="" descr="" title=""/>
+                  <wp:docPr id="3" name="" descr="" title=""/>
                   <wp:cNvGraphicFramePr>
                     <a:graphicFrameLocks xmlns:a="http://schemas.openxmlformats.org/drawingml/2006/main" noChangeAspect="1"/>
                   </wp:cNvGraphicFramePr>
@@ -12379,7 +12379,7 @@
           </w:p>
           <w:tbl>
             <w:tblPr>
-              <w:tblW w:type="dxa" w:w="9794"/>
+              <w:tblW w:type="dxa" w:w="9796"/>
               <w:tblBorders>
                 <w:top w:val="single" w:color="D5D0C4" w:sz="4"/>
                 <w:left w:val="single" w:color="D5D0C4" w:sz="4"/>
@@ -12390,14 +12390,14 @@
               </w:tblBorders>
             </w:tblPr>
             <w:tblGrid>
-              <w:gridCol w:w="1741"/>
-              <w:gridCol w:w="1052"/>
-              <w:gridCol w:w="1052"/>
-              <w:gridCol w:w="1052"/>
-              <w:gridCol w:w="1052"/>
-              <w:gridCol w:w="1052"/>
-              <w:gridCol w:w="1052"/>
-              <w:gridCol w:w="1741"/>
+              <w:gridCol w:w="1753"/>
+              <w:gridCol w:w="994"/>
+              <w:gridCol w:w="994"/>
+              <w:gridCol w:w="994"/>
+              <w:gridCol w:w="994"/>
+              <w:gridCol w:w="994"/>
+              <w:gridCol w:w="994"/>
+              <w:gridCol w:w="2079"/>
             </w:tblGrid>
             <w:tr>
               <w:trPr>
@@ -12406,7 +12406,7 @@
               </w:trPr>
               <w:tc>
                 <w:tcPr>
-                  <w:tcW w:type="dxa" w:w="1741"/>
+                  <w:tcW w:type="dxa" w:w="1753"/>
                   <w:tcBorders>
                     <w:top w:val="single" w:color="D5D0C4" w:sz="4"/>
                     <w:left w:val="single" w:color="D5D0C4" w:sz="4"/>
@@ -12437,13 +12437,13 @@
                       <w:sz w:val="18"/>
                       <w:szCs w:val="18"/>
                     </w:rPr>
-                    <w:t xml:space="preserve">Up to</w:t>
-                  </w:r>
-                </w:p>
-              </w:tc>
-              <w:tc>
-                <w:tcPr>
-                  <w:tcW w:type="dxa" w:w="1052"/>
+                    <w:t xml:space="preserve">Plan week of</w:t>
+                  </w:r>
+                </w:p>
+              </w:tc>
+              <w:tc>
+                <w:tcPr>
+                  <w:tcW w:type="dxa" w:w="994"/>
                   <w:tcBorders>
                     <w:top w:val="single" w:color="D5D0C4" w:sz="4"/>
                     <w:left w:val="single" w:color="D5D0C4" w:sz="4"/>
@@ -12474,13 +12474,13 @@
                       <w:sz w:val="18"/>
                       <w:szCs w:val="18"/>
                     </w:rPr>
-                    <w:t xml:space="preserve">12 Jul</w:t>
-                  </w:r>
-                </w:p>
-              </w:tc>
-              <w:tc>
-                <w:tcPr>
-                  <w:tcW w:type="dxa" w:w="1052"/>
+                    <w:t xml:space="preserve">6 Jul</w:t>
+                  </w:r>
+                </w:p>
+              </w:tc>
+              <w:tc>
+                <w:tcPr>
+                  <w:tcW w:type="dxa" w:w="994"/>
                   <w:tcBorders>
                     <w:top w:val="single" w:color="D5D0C4" w:sz="4"/>
                     <w:left w:val="single" w:color="D5D0C4" w:sz="4"/>
@@ -12511,13 +12511,13 @@
                       <w:sz w:val="18"/>
                       <w:szCs w:val="18"/>
                     </w:rPr>
-                    <w:t xml:space="preserve">26 Jul</w:t>
-                  </w:r>
-                </w:p>
-              </w:tc>
-              <w:tc>
-                <w:tcPr>
-                  <w:tcW w:type="dxa" w:w="1052"/>
+                    <w:t xml:space="preserve">20 Jul</w:t>
+                  </w:r>
+                </w:p>
+              </w:tc>
+              <w:tc>
+                <w:tcPr>
+                  <w:tcW w:type="dxa" w:w="994"/>
                   <w:tcBorders>
                     <w:top w:val="single" w:color="D5D0C4" w:sz="4"/>
                     <w:left w:val="single" w:color="D5D0C4" w:sz="4"/>
@@ -12548,13 +12548,13 @@
                       <w:sz w:val="18"/>
                       <w:szCs w:val="18"/>
                     </w:rPr>
-                    <w:t xml:space="preserve">9 Aug</w:t>
-                  </w:r>
-                </w:p>
-              </w:tc>
-              <w:tc>
-                <w:tcPr>
-                  <w:tcW w:type="dxa" w:w="1052"/>
+                    <w:t xml:space="preserve">3 Aug</w:t>
+                  </w:r>
+                </w:p>
+              </w:tc>
+              <w:tc>
+                <w:tcPr>
+                  <w:tcW w:type="dxa" w:w="994"/>
                   <w:tcBorders>
                     <w:top w:val="single" w:color="D5D0C4" w:sz="4"/>
                     <w:left w:val="single" w:color="D5D0C4" w:sz="4"/>
@@ -12585,13 +12585,13 @@
                       <w:sz w:val="18"/>
                       <w:szCs w:val="18"/>
                     </w:rPr>
-                    <w:t xml:space="preserve">23 Aug</w:t>
-                  </w:r>
-                </w:p>
-              </w:tc>
-              <w:tc>
-                <w:tcPr>
-                  <w:tcW w:type="dxa" w:w="1052"/>
+                    <w:t xml:space="preserve">17 Aug</w:t>
+                  </w:r>
+                </w:p>
+              </w:tc>
+              <w:tc>
+                <w:tcPr>
+                  <w:tcW w:type="dxa" w:w="994"/>
                   <w:tcBorders>
                     <w:top w:val="single" w:color="D5D0C4" w:sz="4"/>
                     <w:left w:val="single" w:color="D5D0C4" w:sz="4"/>
@@ -12622,13 +12622,13 @@
                       <w:sz w:val="18"/>
                       <w:szCs w:val="18"/>
                     </w:rPr>
-                    <w:t xml:space="preserve">6 Sep</w:t>
-                  </w:r>
-                </w:p>
-              </w:tc>
-              <w:tc>
-                <w:tcPr>
-                  <w:tcW w:type="dxa" w:w="1052"/>
+                    <w:t xml:space="preserve">31 Aug</w:t>
+                  </w:r>
+                </w:p>
+              </w:tc>
+              <w:tc>
+                <w:tcPr>
+                  <w:tcW w:type="dxa" w:w="994"/>
                   <w:tcBorders>
                     <w:top w:val="single" w:color="D5D0C4" w:sz="4"/>
                     <w:left w:val="single" w:color="D5D0C4" w:sz="4"/>
@@ -12659,13 +12659,13 @@
                       <w:sz w:val="18"/>
                       <w:szCs w:val="18"/>
                     </w:rPr>
-                    <w:t xml:space="preserve">20 Sep</w:t>
-                  </w:r>
-                </w:p>
-              </w:tc>
-              <w:tc>
-                <w:tcPr>
-                  <w:tcW w:type="dxa" w:w="1741"/>
+                    <w:t xml:space="preserve">14 Sep</w:t>
+                  </w:r>
+                </w:p>
+              </w:tc>
+              <w:tc>
+                <w:tcPr>
+                  <w:tcW w:type="dxa" w:w="2079"/>
                   <w:tcBorders>
                     <w:top w:val="single" w:color="D5D0C4" w:sz="4"/>
                     <w:left w:val="single" w:color="D5D0C4" w:sz="4"/>
@@ -12696,7 +12696,7 @@
                       <w:sz w:val="18"/>
                       <w:szCs w:val="18"/>
                     </w:rPr>
-                    <w:t xml:space="preserve">Close, 30 Sep</w:t>
+                    <w:t xml:space="preserve">28 Sep, the close</w:t>
                   </w:r>
                 </w:p>
               </w:tc>
@@ -12707,7 +12707,7 @@
               </w:trPr>
               <w:tc>
                 <w:tcPr>
-                  <w:tcW w:type="dxa" w:w="1741"/>
+                  <w:tcW w:type="dxa" w:w="1753"/>
                   <w:tcBorders>
                     <w:top w:val="single" w:color="D5D0C4" w:sz="4"/>
                     <w:left w:val="single" w:color="D5D0C4" w:sz="4"/>
@@ -12735,13 +12735,13 @@
                       <w:sz w:val="18"/>
                       <w:szCs w:val="18"/>
                     </w:rPr>
-                    <w:t xml:space="preserve">Booked so far</w:t>
-                  </w:r>
-                </w:p>
-              </w:tc>
-              <w:tc>
-                <w:tcPr>
-                  <w:tcW w:type="dxa" w:w="1052"/>
+                    <w:t xml:space="preserve">Booked to date</w:t>
+                  </w:r>
+                </w:p>
+              </w:tc>
+              <w:tc>
+                <w:tcPr>
+                  <w:tcW w:type="dxa" w:w="994"/>
                   <w:tcBorders>
                     <w:top w:val="single" w:color="D5D0C4" w:sz="4"/>
                     <w:left w:val="single" w:color="D5D0C4" w:sz="4"/>
@@ -12777,7 +12777,7 @@
               </w:tc>
               <w:tc>
                 <w:tcPr>
-                  <w:tcW w:type="dxa" w:w="1052"/>
+                  <w:tcW w:type="dxa" w:w="994"/>
                   <w:tcBorders>
                     <w:top w:val="single" w:color="D5D0C4" w:sz="4"/>
                     <w:left w:val="single" w:color="D5D0C4" w:sz="4"/>
@@ -12813,7 +12813,7 @@
               </w:tc>
               <w:tc>
                 <w:tcPr>
-                  <w:tcW w:type="dxa" w:w="1052"/>
+                  <w:tcW w:type="dxa" w:w="994"/>
                   <w:tcBorders>
                     <w:top w:val="single" w:color="D5D0C4" w:sz="4"/>
                     <w:left w:val="single" w:color="D5D0C4" w:sz="4"/>
@@ -12849,7 +12849,7 @@
               </w:tc>
               <w:tc>
                 <w:tcPr>
-                  <w:tcW w:type="dxa" w:w="1052"/>
+                  <w:tcW w:type="dxa" w:w="994"/>
                   <w:tcBorders>
                     <w:top w:val="single" w:color="D5D0C4" w:sz="4"/>
                     <w:left w:val="single" w:color="D5D0C4" w:sz="4"/>
@@ -12885,7 +12885,7 @@
               </w:tc>
               <w:tc>
                 <w:tcPr>
-                  <w:tcW w:type="dxa" w:w="1052"/>
+                  <w:tcW w:type="dxa" w:w="994"/>
                   <w:tcBorders>
                     <w:top w:val="single" w:color="D5D0C4" w:sz="4"/>
                     <w:left w:val="single" w:color="D5D0C4" w:sz="4"/>
@@ -12921,7 +12921,7 @@
               </w:tc>
               <w:tc>
                 <w:tcPr>
-                  <w:tcW w:type="dxa" w:w="1052"/>
+                  <w:tcW w:type="dxa" w:w="994"/>
                   <w:tcBorders>
                     <w:top w:val="single" w:color="D5D0C4" w:sz="4"/>
                     <w:left w:val="single" w:color="D5D0C4" w:sz="4"/>
@@ -12957,7 +12957,7 @@
               </w:tc>
               <w:tc>
                 <w:tcPr>
-                  <w:tcW w:type="dxa" w:w="1741"/>
+                  <w:tcW w:type="dxa" w:w="2079"/>
                   <w:tcBorders>
                     <w:top w:val="single" w:color="D5D0C4" w:sz="4"/>
                     <w:left w:val="single" w:color="D5D0C4" w:sz="4"/>
@@ -12998,7 +12998,7 @@
               </w:trPr>
               <w:tc>
                 <w:tcPr>
-                  <w:tcW w:type="dxa" w:w="1741"/>
+                  <w:tcW w:type="dxa" w:w="1753"/>
                   <w:tcBorders>
                     <w:top w:val="single" w:color="D5D0C4" w:sz="4"/>
                     <w:left w:val="single" w:color="D5D0C4" w:sz="4"/>
@@ -13026,13 +13026,13 @@
                       <w:sz w:val="18"/>
                       <w:szCs w:val="18"/>
                     </w:rPr>
-                    <w:t xml:space="preserve">Plan so far</w:t>
-                  </w:r>
-                </w:p>
-              </w:tc>
-              <w:tc>
-                <w:tcPr>
-                  <w:tcW w:type="dxa" w:w="1052"/>
+                    <w:t xml:space="preserve">Plan to date</w:t>
+                  </w:r>
+                </w:p>
+              </w:tc>
+              <w:tc>
+                <w:tcPr>
+                  <w:tcW w:type="dxa" w:w="994"/>
                   <w:tcBorders>
                     <w:top w:val="single" w:color="D5D0C4" w:sz="4"/>
                     <w:left w:val="single" w:color="D5D0C4" w:sz="4"/>
@@ -13068,7 +13068,7 @@
               </w:tc>
               <w:tc>
                 <w:tcPr>
-                  <w:tcW w:type="dxa" w:w="1052"/>
+                  <w:tcW w:type="dxa" w:w="994"/>
                   <w:tcBorders>
                     <w:top w:val="single" w:color="D5D0C4" w:sz="4"/>
                     <w:left w:val="single" w:color="D5D0C4" w:sz="4"/>
@@ -13104,7 +13104,7 @@
               </w:tc>
               <w:tc>
                 <w:tcPr>
-                  <w:tcW w:type="dxa" w:w="1052"/>
+                  <w:tcW w:type="dxa" w:w="994"/>
                   <w:tcBorders>
                     <w:top w:val="single" w:color="D5D0C4" w:sz="4"/>
                     <w:left w:val="single" w:color="D5D0C4" w:sz="4"/>
@@ -13140,7 +13140,7 @@
               </w:tc>
               <w:tc>
                 <w:tcPr>
-                  <w:tcW w:type="dxa" w:w="1052"/>
+                  <w:tcW w:type="dxa" w:w="994"/>
                   <w:tcBorders>
                     <w:top w:val="single" w:color="D5D0C4" w:sz="4"/>
                     <w:left w:val="single" w:color="D5D0C4" w:sz="4"/>
@@ -13176,7 +13176,7 @@
               </w:tc>
               <w:tc>
                 <w:tcPr>
-                  <w:tcW w:type="dxa" w:w="1052"/>
+                  <w:tcW w:type="dxa" w:w="994"/>
                   <w:tcBorders>
                     <w:top w:val="single" w:color="D5D0C4" w:sz="4"/>
                     <w:left w:val="single" w:color="D5D0C4" w:sz="4"/>
@@ -13212,7 +13212,7 @@
               </w:tc>
               <w:tc>
                 <w:tcPr>
-                  <w:tcW w:type="dxa" w:w="1052"/>
+                  <w:tcW w:type="dxa" w:w="994"/>
                   <w:tcBorders>
                     <w:top w:val="single" w:color="D5D0C4" w:sz="4"/>
                     <w:left w:val="single" w:color="D5D0C4" w:sz="4"/>
@@ -13248,7 +13248,7 @@
               </w:tc>
               <w:tc>
                 <w:tcPr>
-                  <w:tcW w:type="dxa" w:w="1741"/>
+                  <w:tcW w:type="dxa" w:w="2079"/>
                   <w:tcBorders>
                     <w:top w:val="single" w:color="D5D0C4" w:sz="4"/>
                     <w:left w:val="single" w:color="D5D0C4" w:sz="4"/>
@@ -13350,7 +13350,7 @@
                 <w:sz w:val="21"/>
                 <w:szCs w:val="21"/>
               </w:rPr>
-              <w:t xml:space="preserve">The quarter closed at Rs 9,84,00,000 against a plan of Rs 9,83,99,990. Meera's chief of staff wants one line for Monday's front page on how it got there, and the figures above are all there is. Which line do they support?</w:t>
+              <w:t xml:space="preserve">The quarter closed at Rs 9,84,00,000 against a plan of Rs 9,83,99,990. Meera's chief of staff wants one sentence for Monday's front page on how it got there, and the figures above are all there is. Which sentence do they support?</w:t>
             </w:r>
           </w:p>
           <w:p>
@@ -13378,7 +13378,7 @@
                 <w:sz w:val="20"/>
                 <w:szCs w:val="20"/>
               </w:rPr>
-              <w:t xml:space="preserve">Furthest ahead by 26 July, by about Rs 2.0 crore, and back to level with the plan by 6 September</w:t>
+              <w:t xml:space="preserve">Furthest ahead in the week of 20 July, by about Rs 2.0 crore, and back level with the plan by the week of 31 August</w:t>
             </w:r>
           </w:p>
           <w:p>
@@ -13434,7 +13434,7 @@
                 <w:sz w:val="20"/>
                 <w:szCs w:val="20"/>
               </w:rPr>
-              <w:t xml:space="preserve">Furthest ahead by 9 August, by about Rs 2.2 crore, and about Rs 0.8 crore ahead on 20 September</w:t>
+              <w:t xml:space="preserve">Furthest ahead in the week of 3 August, by about Rs 2.2 crore, and about Rs 0.8 crore ahead in the week of 14 September</w:t>
             </w:r>
           </w:p>
           <w:p>
@@ -13462,7 +13462,7 @@
                 <w:sz w:val="20"/>
                 <w:szCs w:val="20"/>
               </w:rPr>
-              <w:t xml:space="preserve">Further ahead at every point until 20 September, and level with plan only at the close</w:t>
+              <w:t xml:space="preserve">Further ahead at every reading from the week of 20 July to the week of 14 September, and level with the plan only at the close</w:t>
             </w:r>
           </w:p>
         </w:tc>
@@ -13483,7 +13483,7 @@
           <w:sz w:val="30"/>
           <w:szCs w:val="30"/>
         </w:rPr>
-        <w:t xml:space="preserve">Part 4. One row per customer</w:t>
+        <w:t xml:space="preserve">Part 4. Can the growth team act on Monday's table of 340 customers without checking it first?</w:t>
       </w:r>
     </w:p>
     <w:p>
@@ -13498,7 +13498,7 @@
           <w:sz w:val="19"/>
           <w:szCs w:val="19"/>
         </w:rPr>
-        <w:t xml:space="preserve">4 items, Q17 to Q20, about 16 minutes. What it shows: how you build Marketing's customer table in pandas.</w:t>
+        <w:t xml:space="preserve">4 items, Q17 to Q20, about 16 minutes. What it shows: whether you can build and check a table of one row per customer through merges and pivots in pandas.</w:t>
       </w:r>
     </w:p>
     <w:p>
@@ -13513,7 +13513,7 @@
           <w:sz w:val="21"/>
           <w:szCs w:val="21"/>
         </w:rPr>
-        <w:t xml:space="preserve">Marketing chooses who gets which offer from one table with one row per customer: recency (days since the last order), frequency (orders placed) and monetary value (rupees spent), with the customer's segment and whether the monsoon sale reached them. The data platform lead: "The warehouse queries are fine for Finance, but Marketing's analysts live in Python. Build them the table in pandas, from the warehouse, and make it refreshable in one run." It is rebuilt every Monday, and Kavya Nair, the senior analyst, reviews it before it leaves the team.</w:t>
+        <w:t xml:space="preserve">Kalpa Retail's growth team, with the data platform lead, asked for one thing it would use every week: "One table, one row per customer, refreshed every Monday: how recently each customer bought, how often, how much, their segment, whether the monsoon sale reached them, and the flags we act on. Marketing's analysts live in Python, so build it in pandas, from the warehouse, and make it refresh in one run." The three numbers are recency, the days from a customer's last order to the data's last date, 28 September 2026; frequency, the orders placed; and spend, the rupees those orders booked. The monsoon sale was a campaign Kalpa ran in August 2026. Every Monday the growth team sends a win-back code to customers who have gone quiet and a first-order nudge to those who never ordered, straight from the table and with no analyst watching, so a customer missing from it gets no offer and a customer counted twice inflates every total built on it. Kavya Nair, the senior analyst, reviews the table before it leaves the team.</w:t>
       </w:r>
     </w:p>
     <w:tbl>
@@ -13622,7 +13622,7 @@
                 <wp:inline distT="0" distB="0" distL="0" distR="0">
                   <wp:extent cx="5229225" cy="1276350"/>
                   <wp:effectExtent t="0" r="0" b="0" l="0"/>
-                  <wp:docPr id="1" name="" descr="" title=""/>
+                  <wp:docPr id="4" name="" descr="" title=""/>
                   <wp:cNvGraphicFramePr>
                     <a:graphicFrameLocks xmlns:a="http://schemas.openxmlformats.org/drawingml/2006/main" noChangeAspect="1"/>
                   </wp:cNvGraphicFramePr>
@@ -14688,7 +14688,7 @@
                 <w:sz w:val="21"/>
                 <w:szCs w:val="21"/>
               </w:rPr>
-              <w:t xml:space="preserve">Marketing's rule is one exposure per customer, the first by date, and the sale's report credits the sale with every order a customer places from that exposure on. Which exposure does the step above keep for C-0001, and what does the report make of C-0001's orders?</w:t>
+              <w:t xml:space="preserve">The growth team's rule is one exposure per customer, the first by date, and the sale's report credits the sale with every order a customer places from that exposure on. Which exposure does the step above keep for C-0001, and what does the report make of C-0001's orders?</w:t>
             </w:r>
           </w:p>
           <w:p>
@@ -15509,7 +15509,7 @@
                 <w:sz w:val="21"/>
                 <w:szCs w:val="21"/>
               </w:rPr>
-              <w:t xml:space="preserve">Gene symbols are the short names genes go by in papers and databases. Ziemann and colleagues found that Excel's default settings turn some symbols into dates, and that about a fifth of genomics papers with Excel gene lists carried such errors (Genome Biology, 2016). The code above merges a lab's list, after a trip through Excel, onto the lab's reference table of panels. What does it print?</w:t>
+              <w:t xml:space="preserve">Gene symbols are the short names genes go by in papers and databases. Ziemann and colleagues found that Excel's default settings turn some symbols into dates, and that about a fifth of genomics papers with Excel gene lists carried such errors (Genome Biology, 2016). The code above merges a lab's list, after a trip through Excel, onto the lab's reference table of panels, the sets of genes it tests together. What does it print?</w:t>
             </w:r>
           </w:p>
           <w:p>
@@ -15642,7 +15642,7 @@
           <w:sz w:val="30"/>
           <w:szCs w:val="30"/>
         </w:rPr>
-        <w:t xml:space="preserve">Part 5. The last mile, and spreadsheets in public</w:t>
+        <w:t xml:space="preserve">Part 5. Which spreadsheet numbers can a director trust, in Monday's workbook and in three public cases?</w:t>
       </w:r>
     </w:p>
     <w:p>
@@ -15657,7 +15657,7 @@
           <w:sz w:val="19"/>
           <w:szCs w:val="19"/>
         </w:rPr>
-        <w:t xml:space="preserve">7 items, Q21 to Q27, about 22 minutes. What it shows: how you build the workbook for Monday's review, and read spreadsheets from public cases.</w:t>
+        <w:t xml:space="preserve">7 items, Q21 to Q27, about 22 minutes. What it shows: whether you can build the workbook a director changes in the room and catch a spreadsheet's silent errors.</w:t>
       </w:r>
     </w:p>
     <w:p>
@@ -15672,7 +15672,7 @@
           <w:sz w:val="21"/>
           <w:szCs w:val="21"/>
         </w:rPr>
-        <w:t xml:space="preserve">Meera's chief of staff builds the deck for Monday's growth review and works only in Excel: "The revenue tree by segment for both quarters, the top-fifty protect list with a lookup so I can find any member by member code, and one number on the front page with its trend. If a director changes an assumption in the room, the sheet must recalculate in front of them." Excel is where the week's analysis meets its audience.</w:t>
+        <w:t xml:space="preserve">Meera's chief of staff builds the deck for Monday's growth review and works only in Excel: "Monday's growth review deck needs three things I can open on my laptop without a login: the revenue tree by segment for both quarters, the top-fifty protect list with a lookup so I can find any member by id, and one number on the front page with its trend. Nothing that needs Python. If a director changes an assumption in the room, the sheet must recalculate in front of them." The directors read the front page first and may read nothing else, and the head of Retail-Plus sizes each city's retention budget from the protect list in the room, so a sheet that shows a wrong number with nothing red beside it misleads both. The three public cases after the workbook are spreadsheets whose numbers people relied on.</w:t>
       </w:r>
     </w:p>
     <w:tbl>
@@ -15749,7 +15749,7 @@
                 <wp:inline distT="0" distB="0" distL="0" distR="0">
                   <wp:extent cx="5676900" cy="1943100"/>
                   <wp:effectExtent t="0" r="0" b="0" l="0"/>
-                  <wp:docPr id="1" name="" descr="" title=""/>
+                  <wp:docPr id="5" name="" descr="" title=""/>
                   <wp:cNvGraphicFramePr>
                     <a:graphicFrameLocks xmlns:a="http://schemas.openxmlformats.org/drawingml/2006/main" noChangeAspect="1"/>
                   </wp:cNvGraphicFramePr>
@@ -16499,7 +16499,7 @@
                       <w:sz w:val="20"/>
                       <w:szCs w:val="20"/>
                     </w:rPr>
-                    <w:t xml:space="preserve">Find any member by member code, and print a plain message for an unknown code</w:t>
+                    <w:t xml:space="preserve">Find any member by id, and print a plain message for an unknown id</w:t>
                   </w:r>
                 </w:p>
               </w:tc>
@@ -18878,7 +18878,7 @@
                 <w:sz w:val="21"/>
                 <w:szCs w:val="21"/>
               </w:rPr>
-              <w:t xml:space="preserve">In 2013 Herndon, Ash and Pollin rebuilt an influential 2010 paper by Reinhart and Rogoff from the authors' own working spreadsheet, and found that the paper's average growth for countries with public debt over 90 percent of GDP, published as -0.1 percent, was 2.2 percent when properly calculated (PERI working paper 322, 2013). The illustrative sheet above goes to a review today. What does it report for the two columns, what do the six countries' figures give, and does its comparison hold? Show the working.</w:t>
+              <w:t xml:space="preserve">In 2013 Herndon, Ash and Pollin rebuilt an influential 2010 paper by Reinhart and Rogoff from the authors' own working spreadsheet, and found that the paper's average growth for countries with public debt over 90 percent of GDP, the value of everything a country produces in a year, published as -0.1 percent, was 2.2 percent when properly calculated (PERI working paper 322, 2013). The illustrative sheet above goes to a review today. What does it report for the two columns, what do the six countries' figures give, and does its comparison hold? Show the working.</w:t>
             </w:r>
           </w:p>
           <w:p>
@@ -20595,7 +20595,7 @@
           <w:sz w:val="30"/>
           <w:szCs w:val="30"/>
         </w:rPr>
-        <w:t xml:space="preserve">Part 6. Read the code, read the data: an AI team's tables</w:t>
+        <w:t xml:space="preserve">Part 6. Can a food-delivery company's AI team trust the numbers behind its model and budget decisions?</w:t>
       </w:r>
     </w:p>
     <w:p>
@@ -20610,7 +20610,7 @@
           <w:sz w:val="19"/>
           <w:szCs w:val="19"/>
         </w:rPr>
-        <w:t xml:space="preserve">6 items, Q28 to Q33, about 22.5 minutes. What it shows: how you read the tables an AI team keeps, and the numbers it acts on.</w:t>
+        <w:t xml:space="preserve">6 items, Q28 to Q33, about 22.5 minutes. What it shows: whether you can read an AI team's tables and code and say which decision a wrong number would change.</w:t>
       </w:r>
     </w:p>
     <w:p>
@@ -20625,7 +20625,7 @@
           <w:sz w:val="21"/>
           <w:szCs w:val="21"/>
         </w:rPr>
-        <w:t xml:space="preserve">Suppose a food-delivery company runs a support assistant, a chatbot that answers customers and hands hard cases to a person. Its AI team scores each model version on a fixed set of test tickets, which is an evaluation run; it collects customers' ratings of the replies; and it logs every conversation, every handoff to a person, every call to the model and every visit. The tables and every number below are illustrative.</w:t>
+        <w:t xml:space="preserve">Suppose a food-delivery company runs a support assistant, a chatbot that answers customers and hands hard cases to a person. Its AI team scores each model version on a fixed set of test tickets, which is an evaluation run; it collects customers' ratings of the replies; and it logs every conversation, every handoff to a person, every call to the model and every visit. The team lead decides which model ships and which is retrained, the product lead sets the assistant's budget, and the finance partner pays the model's bill, which is charged by the token, a unit of text the model reads or writes. Each of them acts on one number from these tables, so a wrong number changes which model ships, which is retrained, what the assistant may spend or when its calls move to a cheaper model. The company, its tables and every number below are illustrative.</w:t>
       </w:r>
     </w:p>
     <w:tbl>
@@ -23697,7 +23697,7 @@
                 <w:sz w:val="20"/>
                 <w:szCs w:val="20"/>
               </w:rPr>
-              <w:t xml:space="preserve">bot-a alone, beside its 3 low ratings, so the lead retrains bot-a</w:t>
+              <w:t xml:space="preserve">bot-a alone, beside its count of 3 low ratings, so the lead retrains bot-a</w:t>
             </w:r>
           </w:p>
         </w:tc>
@@ -25191,7 +25191,7 @@
                 <w:sz w:val="21"/>
                 <w:szCs w:val="21"/>
               </w:rPr>
-              <w:t xml:space="preserve">The product manager wants the week's active users for the deck. Which number goes on the slide?</w:t>
+              <w:t xml:space="preserve">The product lead wants the week's active users for the deck. Which number goes on the slide?</w:t>
             </w:r>
           </w:p>
           <w:p>
@@ -26553,7 +26553,7 @@
                 <w:sz w:val="16"/>
                 <w:szCs w:val="16"/>
               </w:rPr>
-              <w:t xml:space="preserve">Part 1. Anand's Monday numbers</w:t>
+              <w:t xml:space="preserve">Part 1. Can the warehouse give Anand Monday numbers that his analyst can audit line by line?</w:t>
             </w:r>
           </w:p>
         </w:tc>
@@ -26769,7 +26769,7 @@
                 <w:sz w:val="16"/>
                 <w:szCs w:val="16"/>
               </w:rPr>
-              <w:t xml:space="preserve">Part 2. Booked against collected</w:t>
+              <w:t xml:space="preserve">Part 2. Can Anand sign what Kalpa collected against what it booked, with nothing lost or counted twice?</w:t>
             </w:r>
           </w:p>
         </w:tc>
@@ -26985,7 +26985,7 @@
                 <w:sz w:val="16"/>
                 <w:szCs w:val="16"/>
               </w:rPr>
-              <w:t xml:space="preserve">Part 3. The protect list and the plan line</w:t>
+              <w:t xml:space="preserve">Part 3. Which members should Marketing protect and call, and did July to September keep pace with the plan?</w:t>
             </w:r>
           </w:p>
         </w:tc>
@@ -27201,7 +27201,7 @@
                 <w:sz w:val="16"/>
                 <w:szCs w:val="16"/>
               </w:rPr>
-              <w:t xml:space="preserve">Part 4. One row per customer</w:t>
+              <w:t xml:space="preserve">Part 4. Can the growth team act on Monday's table of 340 customers without checking it first?</w:t>
             </w:r>
           </w:p>
         </w:tc>
@@ -27417,7 +27417,7 @@
                 <w:sz w:val="16"/>
                 <w:szCs w:val="16"/>
               </w:rPr>
-              <w:t xml:space="preserve">Part 5. The last mile, and spreadsheets in public</w:t>
+              <w:t xml:space="preserve">Part 5. Which spreadsheet numbers can a director trust, in Monday's workbook and in three public cases?</w:t>
             </w:r>
           </w:p>
         </w:tc>
@@ -27633,7 +27633,7 @@
                 <w:sz w:val="16"/>
                 <w:szCs w:val="16"/>
               </w:rPr>
-              <w:t xml:space="preserve">Part 6. Read the code, read the data: an AI team's tables</w:t>
+              <w:t xml:space="preserve">Part 6. Can a food-delivery company's AI team trust the numbers behind its model and budget decisions?</w:t>
             </w:r>
           </w:p>
         </w:tc>
@@ -35264,8 +35264,8 @@
       </w:tr>
     </w:tbl>
     <w:sectPr>
-      <w:headerReference w:type="default" r:id="rId7"/>
-      <w:footerReference w:type="default" r:id="rId8"/>
+      <w:headerReference w:type="default" r:id="rId6"/>
+      <w:footerReference w:type="default" r:id="rId7"/>
       <w:pgSz w:w="11906" w:h="16838" w:orient="portrait"/>
       <w:pgMar w:top="900" w:right="1053" w:bottom="900" w:left="1053" w:header="500" w:footer="500" w:gutter="0"/>
       <w:pgNumType/>
@@ -35273,10 +35273,6 @@
     </w:sectPr>
   </w:body>
 </w:document>
-</file>
-
-<file path=word/comments.xml><?xml version="1.0" encoding="utf-8"?>
-<w:comments xmlns:cx="http://schemas.microsoft.com/office/drawing/2014/chartex" xmlns:cx1="http://schemas.microsoft.com/office/drawing/2015/9/8/chartex" xmlns:cx2="http://schemas.microsoft.com/office/drawing/2015/10/21/chartex" xmlns:cx3="http://schemas.microsoft.com/office/drawing/2016/5/9/chartex" xmlns:cx4="http://schemas.microsoft.com/office/drawing/2016/5/10/chartex" xmlns:cx5="http://schemas.microsoft.com/office/drawing/2016/5/11/chartex" xmlns:cx6="http://schemas.microsoft.com/office/drawing/2016/5/12/chartex" xmlns:cx7="http://schemas.microsoft.com/office/drawing/2016/5/13/chartex" xmlns:cx8="http://schemas.microsoft.com/office/drawing/2016/5/14/chartex" xmlns:mc="http://schemas.openxmlformats.org/markup-compatibility/2006" xmlns:aink="http://schemas.microsoft.com/office/drawing/2016/ink" xmlns:am3d="http://schemas.microsoft.com/office/drawing/2017/model3d" xmlns:o="urn:schemas-microsoft-com:office:office" xmlns:r="http://schemas.openxmlformats.org/officeDocument/2006/relationships" xmlns:m="http://schemas.openxmlformats.org/officeDocument/2006/math" xmlns:v="urn:schemas-microsoft-com:vml" xmlns:wp14="http://schemas.microsoft.com/office/word/2010/wordprocessingDrawing" xmlns:wp="http://schemas.openxmlformats.org/drawingml/2006/wordprocessingDrawing" xmlns:w10="urn:schemas-microsoft-com:office:word" xmlns:w="http://schemas.openxmlformats.org/wordprocessingml/2006/main" xmlns:w14="http://schemas.microsoft.com/office/word/2010/wordml" xmlns:w15="http://schemas.microsoft.com/office/word/2012/wordml" xmlns:w16cex="http://schemas.microsoft.com/office/word/2018/wordml/cex" xmlns:w16cid="http://schemas.microsoft.com/office/word/2016/wordml/cid" xmlns:w16="http://schemas.microsoft.com/office/word/2018/wordml" xmlns:w16sdtdh="http://schemas.microsoft.com/office/word/2020/wordml/sdtdatahash" xmlns:w16se="http://schemas.microsoft.com/office/word/2015/wordml/symex" xmlns:wpg="http://schemas.microsoft.com/office/word/2010/wordprocessingGroup" xmlns:wpi="http://schemas.microsoft.com/office/word/2010/wordprocessingInk" xmlns:wne="http://schemas.microsoft.com/office/word/2006/wordml" xmlns:wps="http://schemas.microsoft.com/office/word/2010/wordprocessingShape"/>
 </file>
 
 <file path=word/endnotes.xml><?xml version="1.0" encoding="utf-8"?>
@@ -35431,7 +35427,7 @@
 <w:numbering xmlns:wpc="http://schemas.microsoft.com/office/word/2010/wordprocessingCanvas" xmlns:mc="http://schemas.openxmlformats.org/markup-compatibility/2006" xmlns:o="urn:schemas-microsoft-com:office:office" xmlns:r="http://schemas.openxmlformats.org/officeDocument/2006/relationships" xmlns:m="http://schemas.openxmlformats.org/officeDocument/2006/math" xmlns:v="urn:schemas-microsoft-com:vml" xmlns:wp14="http://schemas.microsoft.com/office/word/2010/wordprocessingDrawing" xmlns:wp="http://schemas.openxmlformats.org/drawingml/2006/wordprocessingDrawing" xmlns:w10="urn:schemas-microsoft-com:office:word" xmlns:w="http://schemas.openxmlformats.org/wordprocessingml/2006/main" xmlns:w14="http://schemas.microsoft.com/office/word/2010/wordml" xmlns:w15="http://schemas.microsoft.com/office/word/2012/wordml" xmlns:wpg="http://schemas.microsoft.com/office/word/2010/wordprocessingGroup" xmlns:wpi="http://schemas.microsoft.com/office/word/2010/wordprocessingInk" xmlns:wne="http://schemas.microsoft.com/office/word/2006/wordml" xmlns:wps="http://schemas.microsoft.com/office/word/2010/wordprocessingShape" mc:Ignorable="w14 w15 wp14">
   <w:abstractNum w:abstractNumId="1" w15:restartNumberingAfterBreak="0">
     <w:multiLevelType w:val="hybridMultilevel"/>
-    <w:lvl w:ilvl="0" w15:tentative="1">
+    <w:lvl w:ilvl="0" w:tentative="1">
       <w:start w:val="1"/>
       <w:numFmt w:val="bullet"/>
       <w:lvlText w:val="●"/>
@@ -35440,7 +35436,7 @@
         <w:ind w:left="720" w:hanging="360"/>
       </w:pPr>
     </w:lvl>
-    <w:lvl w:ilvl="1" w15:tentative="1">
+    <w:lvl w:ilvl="1" w:tentative="1">
       <w:start w:val="1"/>
       <w:numFmt w:val="bullet"/>
       <w:lvlText w:val="○"/>
@@ -35449,7 +35445,7 @@
         <w:ind w:left="1440" w:hanging="360"/>
       </w:pPr>
     </w:lvl>
-    <w:lvl w:ilvl="2" w15:tentative="1">
+    <w:lvl w:ilvl="2" w:tentative="1">
       <w:start w:val="1"/>
       <w:numFmt w:val="bullet"/>
       <w:lvlText w:val="■"/>
@@ -35458,7 +35454,7 @@
         <w:ind w:left="2160" w:hanging="360"/>
       </w:pPr>
     </w:lvl>
-    <w:lvl w:ilvl="3" w15:tentative="1">
+    <w:lvl w:ilvl="3" w:tentative="1">
       <w:start w:val="1"/>
       <w:numFmt w:val="bullet"/>
       <w:lvlText w:val="●"/>
@@ -35467,7 +35463,7 @@
         <w:ind w:left="2880" w:hanging="360"/>
       </w:pPr>
     </w:lvl>
-    <w:lvl w:ilvl="4" w15:tentative="1">
+    <w:lvl w:ilvl="4" w:tentative="1">
       <w:start w:val="1"/>
       <w:numFmt w:val="bullet"/>
       <w:lvlText w:val="○"/>
@@ -35476,7 +35472,7 @@
         <w:ind w:left="3600" w:hanging="360"/>
       </w:pPr>
     </w:lvl>
-    <w:lvl w:ilvl="5" w15:tentative="1">
+    <w:lvl w:ilvl="5" w:tentative="1">
       <w:start w:val="1"/>
       <w:numFmt w:val="bullet"/>
       <w:lvlText w:val="■"/>
@@ -35485,7 +35481,7 @@
         <w:ind w:left="4320" w:hanging="360"/>
       </w:pPr>
     </w:lvl>
-    <w:lvl w:ilvl="6" w15:tentative="1">
+    <w:lvl w:ilvl="6" w:tentative="1">
       <w:start w:val="1"/>
       <w:numFmt w:val="bullet"/>
       <w:lvlText w:val="●"/>
@@ -35494,7 +35490,7 @@
         <w:ind w:left="5040" w:hanging="360"/>
       </w:pPr>
     </w:lvl>
-    <w:lvl w:ilvl="7" w15:tentative="1">
+    <w:lvl w:ilvl="7" w:tentative="1">
       <w:start w:val="1"/>
       <w:numFmt w:val="bullet"/>
       <w:lvlText w:val="●"/>
@@ -35503,7 +35499,7 @@
         <w:ind w:left="5760" w:hanging="360"/>
       </w:pPr>
     </w:lvl>
-    <w:lvl w:ilvl="8" w15:tentative="1">
+    <w:lvl w:ilvl="8" w:tentative="1">
       <w:start w:val="1"/>
       <w:numFmt w:val="bullet"/>
       <w:lvlText w:val="●"/>
@@ -35515,11 +35511,11 @@
   </w:abstractNum>
   <w:abstractNum w:abstractNumId="2" w15:restartNumberingAfterBreak="0">
     <w:multiLevelType w:val="hybridMultilevel"/>
-    <w:lvl w:ilvl="0" w15:tentative="1">
+    <w:lvl w:ilvl="0" w:tentative="1">
       <w:start w:val="1"/>
       <w:numFmt w:val="decimal"/>
       <w:lvlText w:val="%1."/>
-      <w:lvlJc w:val="start"/>
+      <w:lvlJc w:val="left"/>
       <w:pPr>
         <w:ind w:left="400" w:hanging="300"/>
       </w:pPr>
@@ -35527,11 +35523,11 @@
   </w:abstractNum>
   <w:abstractNum w:abstractNumId="3" w15:restartNumberingAfterBreak="0">
     <w:multiLevelType w:val="hybridMultilevel"/>
-    <w:lvl w:ilvl="0" w15:tentative="1">
+    <w:lvl w:ilvl="0" w:tentative="1">
       <w:start w:val="1"/>
       <w:numFmt w:val="bullet"/>
       <w:lvlText w:val="•"/>
-      <w:lvlJc w:val="start"/>
+      <w:lvlJc w:val="left"/>
       <w:pPr>
         <w:ind w:left="400" w:hanging="300"/>
       </w:pPr>
@@ -35559,6 +35555,10 @@
     </w:rPrDefault>
     <w:pPrDefault/>
   </w:docDefaults>
+  <w:style w:type="paragraph" w:styleId="Normal" w:default="1">
+    <w:name w:val="Normal"/>
+    <w:qFormat/>
+  </w:style>
   <w:style w:type="paragraph" w:styleId="Title">
     <w:name w:val="Title"/>
     <w:basedOn w:val="Normal"/>
@@ -35731,4 +35731,294 @@
     </w:rPr>
   </w:style>
 </w:styles>
+</file>
+
+<file path=word/theme/theme1.xml><?xml version="1.0" encoding="utf-8"?>
+<a:theme xmlns:a="http://schemas.openxmlformats.org/drawingml/2006/main" name="Office Theme">
+  <a:themeElements>
+    <a:clrScheme name="Office">
+      <a:dk1>
+        <a:sysClr val="windowText" lastClr="000000"/>
+      </a:dk1>
+      <a:lt1>
+        <a:sysClr val="window" lastClr="FFFFFF"/>
+      </a:lt1>
+      <a:dk2>
+        <a:srgbClr val="44546A"/>
+      </a:dk2>
+      <a:lt2>
+        <a:srgbClr val="E7E6E6"/>
+      </a:lt2>
+      <a:accent1>
+        <a:srgbClr val="4472C4"/>
+      </a:accent1>
+      <a:accent2>
+        <a:srgbClr val="ED7D31"/>
+      </a:accent2>
+      <a:accent3>
+        <a:srgbClr val="A5A5A5"/>
+      </a:accent3>
+      <a:accent4>
+        <a:srgbClr val="FFC000"/>
+      </a:accent4>
+      <a:accent5>
+        <a:srgbClr val="5B9BD5"/>
+      </a:accent5>
+      <a:accent6>
+        <a:srgbClr val="70AD47"/>
+      </a:accent6>
+      <a:hlink>
+        <a:srgbClr val="0563C1"/>
+      </a:hlink>
+      <a:folHlink>
+        <a:srgbClr val="954F72"/>
+      </a:folHlink>
+    </a:clrScheme>
+    <a:fontScheme name="Office">
+      <a:majorFont>
+        <a:latin typeface="Calibri Light" panose="020F0302020204030204"/>
+        <a:ea typeface=""/>
+        <a:cs typeface=""/>
+        <a:font script="Jpan" typeface="游ゴシック Light"/>
+        <a:font script="Hang" typeface="맑은 고딕"/>
+        <a:font script="Hans" typeface="等线 Light"/>
+        <a:font script="Hant" typeface="新細明體"/>
+        <a:font script="Arab" typeface="Times New Roman"/>
+        <a:font script="Hebr" typeface="Times New Roman"/>
+        <a:font script="Thai" typeface="Angsana New"/>
+        <a:font script="Ethi" typeface="Nyala"/>
+        <a:font script="Beng" typeface="Vrinda"/>
+        <a:font script="Gujr" typeface="Shruti"/>
+        <a:font script="Khmr" typeface="MoolBoran"/>
+        <a:font script="Knda" typeface="Tunga"/>
+        <a:font script="Guru" typeface="Raavi"/>
+        <a:font script="Cans" typeface="Euphemia"/>
+        <a:font script="Cher" typeface="Plantagenet Cherokee"/>
+        <a:font script="Yiii" typeface="Microsoft Yi Baiti"/>
+        <a:font script="Tibt" typeface="Microsoft Himalaya"/>
+        <a:font script="Thaa" typeface="MV Boli"/>
+        <a:font script="Deva" typeface="Mangal"/>
+        <a:font script="Telu" typeface="Gautami"/>
+        <a:font script="Taml" typeface="Latha"/>
+        <a:font script="Syrc" typeface="Estrangelo Edessa"/>
+        <a:font script="Orya" typeface="Kalinga"/>
+        <a:font script="Mlym" typeface="Kartika"/>
+        <a:font script="Laoo" typeface="DokChampa"/>
+        <a:font script="Sinh" typeface="Iskoola Pota"/>
+        <a:font script="Mong" typeface="Mongolian Baiti"/>
+        <a:font script="Viet" typeface="Times New Roman"/>
+        <a:font script="Uigh" typeface="Microsoft Uighur"/>
+        <a:font script="Geor" typeface="Sylfaen"/>
+        <a:font script="Armn" typeface="Arial"/>
+        <a:font script="Bugi" typeface="Leelawadee UI"/>
+        <a:font script="Bopo" typeface="Microsoft JhengHei"/>
+        <a:font script="Java" typeface="Javanese Text"/>
+        <a:font script="Lisu" typeface="Segoe UI"/>
+        <a:font script="Mymr" typeface="Myanmar Text"/>
+        <a:font script="Nkoo" typeface="Ebrima"/>
+        <a:font script="Olck" typeface="Nirmala UI"/>
+        <a:font script="Osma" typeface="Ebrima"/>
+        <a:font script="Phag" typeface="Phagspa"/>
+        <a:font script="Syrn" typeface="Estrangelo Edessa"/>
+        <a:font script="Syrj" typeface="Estrangelo Edessa"/>
+        <a:font script="Syre" typeface="Estrangelo Edessa"/>
+        <a:font script="Sora" typeface="Nirmala UI"/>
+        <a:font script="Tale" typeface="Microsoft Tai Le"/>
+        <a:font script="Talu" typeface="Microsoft New Tai Lue"/>
+        <a:font script="Tfng" typeface="Ebrima"/>
+      </a:majorFont>
+      <a:minorFont>
+        <a:latin typeface="Calibri" panose="020F0502020204030204"/>
+        <a:ea typeface=""/>
+        <a:cs typeface=""/>
+        <a:font script="Jpan" typeface="游明朝"/>
+        <a:font script="Hang" typeface="맑은 고딕"/>
+        <a:font script="Hans" typeface="等线"/>
+        <a:font script="Hant" typeface="新細明體"/>
+        <a:font script="Arab" typeface="Arial"/>
+        <a:font script="Hebr" typeface="Arial"/>
+        <a:font script="Thai" typeface="Cordia New"/>
+        <a:font script="Ethi" typeface="Nyala"/>
+        <a:font script="Beng" typeface="Vrinda"/>
+        <a:font script="Gujr" typeface="Shruti"/>
+        <a:font script="Khmr" typeface="DaunPenh"/>
+        <a:font script="Knda" typeface="Tunga"/>
+        <a:font script="Guru" typeface="Raavi"/>
+        <a:font script="Cans" typeface="Euphemia"/>
+        <a:font script="Cher" typeface="Plantagenet Cherokee"/>
+        <a:font script="Yiii" typeface="Microsoft Yi Baiti"/>
+        <a:font script="Tibt" typeface="Microsoft Himalaya"/>
+        <a:font script="Thaa" typeface="MV Boli"/>
+        <a:font script="Deva" typeface="Mangal"/>
+        <a:font script="Telu" typeface="Gautami"/>
+        <a:font script="Taml" typeface="Latha"/>
+        <a:font script="Syrc" typeface="Estrangelo Edessa"/>
+        <a:font script="Orya" typeface="Kalinga"/>
+        <a:font script="Mlym" typeface="Kartika"/>
+        <a:font script="Laoo" typeface="DokChampa"/>
+        <a:font script="Sinh" typeface="Iskoola Pota"/>
+        <a:font script="Mong" typeface="Mongolian Baiti"/>
+        <a:font script="Viet" typeface="Arial"/>
+        <a:font script="Uigh" typeface="Microsoft Uighur"/>
+        <a:font script="Geor" typeface="Sylfaen"/>
+        <a:font script="Armn" typeface="Arial"/>
+        <a:font script="Bugi" typeface="Leelawadee UI"/>
+        <a:font script="Bopo" typeface="Microsoft JhengHei"/>
+        <a:font script="Java" typeface="Javanese Text"/>
+        <a:font script="Lisu" typeface="Segoe UI"/>
+        <a:font script="Mymr" typeface="Myanmar Text"/>
+        <a:font script="Nkoo" typeface="Ebrima"/>
+        <a:font script="Olck" typeface="Nirmala UI"/>
+        <a:font script="Osma" typeface="Ebrima"/>
+        <a:font script="Phag" typeface="Phagspa"/>
+        <a:font script="Syrn" typeface="Estrangelo Edessa"/>
+        <a:font script="Syrj" typeface="Estrangelo Edessa"/>
+        <a:font script="Syre" typeface="Estrangelo Edessa"/>
+        <a:font script="Sora" typeface="Nirmala UI"/>
+        <a:font script="Tale" typeface="Microsoft Tai Le"/>
+        <a:font script="Talu" typeface="Microsoft New Tai Lue"/>
+        <a:font script="Tfng" typeface="Ebrima"/>
+      </a:minorFont>
+    </a:fontScheme>
+    <a:fmtScheme name="Office">
+      <a:fillStyleLst>
+        <a:solidFill>
+          <a:schemeClr val="phClr"/>
+        </a:solidFill>
+        <a:gradFill rotWithShape="true">
+          <a:gsLst>
+            <a:gs pos="0">
+              <a:schemeClr val="phClr">
+                <a:lumMod val="110000"/>
+                <a:satMod val="105000"/>
+                <a:tint val="67000"/>
+              </a:schemeClr>
+            </a:gs>
+            <a:gs pos="50000">
+              <a:schemeClr val="phClr">
+                <a:lumMod val="105000"/>
+                <a:satMod val="103000"/>
+                <a:tint val="73000"/>
+              </a:schemeClr>
+            </a:gs>
+            <a:gs pos="100000">
+              <a:schemeClr val="phClr">
+                <a:lumMod val="105000"/>
+                <a:satMod val="109000"/>
+                <a:tint val="81000"/>
+              </a:schemeClr>
+            </a:gs>
+          </a:gsLst>
+          <a:lin ang="5400000" scaled="false"/>
+        </a:gradFill>
+        <a:gradFill rotWithShape="true">
+          <a:gsLst>
+            <a:gs pos="0">
+              <a:schemeClr val="phClr">
+                <a:satMod val="103000"/>
+                <a:lumMod val="102000"/>
+                <a:tint val="94000"/>
+              </a:schemeClr>
+            </a:gs>
+            <a:gs pos="50000">
+              <a:schemeClr val="phClr">
+                <a:satMod val="110000"/>
+                <a:lumMod val="100000"/>
+                <a:shade val="100000"/>
+              </a:schemeClr>
+            </a:gs>
+            <a:gs pos="100000">
+              <a:schemeClr val="phClr">
+                <a:lumMod val="99000"/>
+                <a:satMod val="120000"/>
+                <a:shade val="78000"/>
+              </a:schemeClr>
+            </a:gs>
+          </a:gsLst>
+          <a:lin ang="5400000" scaled="false"/>
+        </a:gradFill>
+      </a:fillStyleLst>
+      <a:lnStyleLst>
+        <a:ln w="6350" cap="flat" cmpd="sng" algn="ctr">
+          <a:solidFill>
+            <a:schemeClr val="phClr"/>
+          </a:solidFill>
+          <a:prstDash val="solid"/>
+          <a:miter lim="800000"/>
+        </a:ln>
+        <a:ln w="12700" cap="flat" cmpd="sng" algn="ctr">
+          <a:solidFill>
+            <a:schemeClr val="phClr"/>
+          </a:solidFill>
+          <a:prstDash val="solid"/>
+          <a:miter lim="800000"/>
+        </a:ln>
+        <a:ln w="19050" cap="flat" cmpd="sng" algn="ctr">
+          <a:solidFill>
+            <a:schemeClr val="phClr"/>
+          </a:solidFill>
+          <a:prstDash val="solid"/>
+          <a:miter lim="800000"/>
+        </a:ln>
+      </a:lnStyleLst>
+      <a:effectStyleLst>
+        <a:effectStyle>
+          <a:effectLst/>
+        </a:effectStyle>
+        <a:effectStyle>
+          <a:effectLst/>
+        </a:effectStyle>
+        <a:effectStyle>
+          <a:effectLst>
+            <a:outerShdw blurRad="57150" dist="19050" dir="5400000" algn="ctr" rotWithShape="false">
+              <a:srgbClr val="000000">
+                <a:alpha val="63000"/>
+              </a:srgbClr>
+            </a:outerShdw>
+          </a:effectLst>
+        </a:effectStyle>
+      </a:effectStyleLst>
+      <a:bgFillStyleLst>
+        <a:solidFill>
+          <a:schemeClr val="phClr"/>
+        </a:solidFill>
+        <a:solidFill>
+          <a:schemeClr val="phClr">
+            <a:tint val="95000"/>
+            <a:satMod val="170000"/>
+          </a:schemeClr>
+        </a:solidFill>
+        <a:gradFill rotWithShape="true">
+          <a:gsLst>
+            <a:gs pos="0">
+              <a:schemeClr val="phClr">
+                <a:tint val="93000"/>
+                <a:satMod val="150000"/>
+                <a:shade val="98000"/>
+                <a:lumMod val="102000"/>
+              </a:schemeClr>
+            </a:gs>
+            <a:gs pos="50000">
+              <a:schemeClr val="phClr">
+                <a:tint val="98000"/>
+                <a:satMod val="130000"/>
+                <a:shade val="90000"/>
+                <a:lumMod val="103000"/>
+              </a:schemeClr>
+            </a:gs>
+            <a:gs pos="100000">
+              <a:schemeClr val="phClr">
+                <a:shade val="63000"/>
+                <a:satMod val="120000"/>
+              </a:schemeClr>
+            </a:gs>
+          </a:gsLst>
+          <a:lin ang="5400000" scaled="false"/>
+        </a:gradFill>
+      </a:bgFillStyleLst>
+    </a:fmtScheme>
+  </a:themeElements>
+  <a:objectDefaults/>
+  <a:extraClrSchemeLst/>
+</a:theme>
 </file>
--- a/content/W02/SAT/paper/C2_W02_SAT_recap_paper_STUDENT.docx
+++ b/content/W02/SAT/paper/C2_W02_SAT_recap_paper_STUDENT.docx
@@ -68,7 +68,7 @@
           <w:sz w:val="21"/>
           <w:szCs w:val="21"/>
         </w:rPr>
-        <w:t xml:space="preserve">This week you computed Anand's Monday numbers in the warehouse, set what Kalpa collected against what it booked, drew up Marketing's protect list with its flag on falling spend, built the growth team's table of customers in pandas, and carried the numbers to Monday's growth review in Excel. This paper puts those decisions to you again with no notes and no assistant, on the week's own tables, on six public cases and on the tables an AI team keeps. The room's score in each part, set beside the rating you give that part in step one, tells Monday's session where to start.</w:t>
+        <w:t xml:space="preserve">This week you computed Anand's Monday numbers in the warehouse, set what Kalpa collected against what it booked, drew up Marketing's protect list with its flag on falling spend, built the growth team's table of customers in pandas, and carried the numbers to Monday's growth review in Excel. This paper puts those decisions to you again, on the week's own tables, on six public cases and on the tables an AI team keeps. The room's score in each part, set beside the rating you give that part in step one, tells Monday's session where to start.</w:t>
       </w:r>
     </w:p>
     <w:p>
@@ -629,7 +629,7 @@
                 <w:sz w:val="18"/>
                 <w:szCs w:val="18"/>
               </w:rPr>
-              <w:t xml:space="preserve">Parts 1 to 4 and the workbook in Part 5 are set inside Kalpa Retail, where you work as a trainee engineer in the data and AI team of its Global Capability Centre, the in-house centre that builds Kalpa's data and AI systems. Anand Iyer is Kalpa Retail's finance controller, Kavya Nair the senior analyst on your team and Meera Raghavan the CEO; the head of Retail-Plus, the marketing lead, the growth team, the data platform lead and Meera's chief of staff are named by role. Six items draw on public cases at Facebook, Public Health England, genomics journals, an economics paper, JPMorgan and Uber, each with its source beside it. Part 6 imagines the AI team of a food-delivery company, and its tables and numbers are illustrative. Every number an item needs is on the page.</w:t>
+              <w:t xml:space="preserve">Parts 1 to 4 and the workbook in Part 5 are set inside Kalpa Retail, where you work as a trainee engineer in the data and AI team of its Global Capability Centre, the in-house centre that builds Kalpa's data and AI systems. Anand Iyer is Kalpa Retail's finance controller, Kavya Nair the senior analyst on your team and Meera Raghavan the CEO; the head of Retail-Plus, the marketing lead, the growth team, the data platform lead and Meera's chief of staff are named by role. Six items draw on public cases (Facebook, Public Health England, genomics journals, an economics paper, JPMorgan and Uber), each with its source beside it. Part 6 imagines the AI team of a food-delivery company, and its tables and numbers are illustrative. Every number an item needs is on the page.</w:t>
             </w:r>
           </w:p>
         </w:tc>
@@ -2269,7 +2269,7 @@
                 <w:sz w:val="18"/>
                 <w:szCs w:val="18"/>
               </w:rPr>
-              <w:t xml:space="preserve">Can the growth team act on Monday's table of 340 customers without checking it first?</w:t>
+              <w:t xml:space="preserve">What must Monday's customer table check before the growth team acts on it?</w:t>
             </w:r>
           </w:p>
         </w:tc>
@@ -2560,7 +2560,7 @@
                 <w:sz w:val="18"/>
                 <w:szCs w:val="18"/>
               </w:rPr>
-              <w:t xml:space="preserve">Which spreadsheet numbers can a director trust, in Monday's workbook and in three public cases?</w:t>
+              <w:t xml:space="preserve">Which numbers in Monday's workbook can a director trust, and where did three public cases go wrong?</w:t>
             </w:r>
           </w:p>
         </w:tc>
@@ -2632,7 +2632,7 @@
                 <w:sz w:val="18"/>
                 <w:szCs w:val="18"/>
               </w:rPr>
-              <w:t xml:space="preserve">whether you can build the workbook a director changes in the room and catch a spreadsheet's silent errors</w:t>
+              <w:t xml:space="preserve">whether you can build the workbook a director changes in the room and catch a wrong range, formula or base in a number</w:t>
             </w:r>
           </w:p>
         </w:tc>
@@ -3991,7 +3991,7 @@
           <w:sz w:val="21"/>
           <w:szCs w:val="21"/>
         </w:rPr>
-        <w:t xml:space="preserve">Anand Iyer, Kalpa Retail's finance controller, keeps the books every revenue figure has to match, and he asked the team for the same numbers every week: "I want these numbers every Monday, for every segment and channel, computed from the warehouse itself. No notebooks, no exports, nothing a person can mistype." The numbers are revenue, orders and customers for each segment, the groups Kalpa sells to (Business, its corporate buyers; Retail-Core, its everyday shoppers; Retail-Plus, the paid membership tier; and Student), and for each channel (app, web and store), and revenue means booked revenue, every order at its amount, whatever its status. The warehouse is Kalpa's Postgres database, and its two quarters of orders, called the book, are the one copy everybody reads; it stores April to June as quarter 'Q1' and July to September as 'Q2'. The saved queries that produce the numbers are the Monday suite. Anand signs the Monday sheet after his analyst has audited every query in the suite line by line, and the head of Retail-Plus reads the tier's line to decide which members the team works to keep, so a ratio or an average that counts the wrong people sends the tier's retention budget the wrong way.</w:t>
+        <w:t xml:space="preserve">Anand Iyer, Kalpa Retail's finance controller, keeps the books every revenue figure has to match, and he asked the team for the same numbers every week: "I want these numbers every Monday, for every segment and channel, computed from the warehouse itself. No notebooks, no exports, nothing a person can mistype." The numbers are revenue, orders and customers for each segment, the groups Kalpa sells to (Business, its corporate buyers; Retail-Core, its everyday shoppers; Retail-Plus, the paid membership tier; and Student), and for each channel (app, web and store). Revenue means booked revenue: every order at its amount, whatever its status. The warehouse is Kalpa's Postgres database, and its two quarters of orders, called the book, are the one copy everybody reads; it stores April to June as quarter 'Q1' and July to September as 'Q2'. The saved queries that produce the numbers are the Monday suite. Anand signs the Monday sheet after his analyst has audited every query in the suite line by line, and the head of Retail-Plus reads the tier's line to decide which members the team works to keep, so a ratio or an average that counts the wrong people sends the tier's retention budget the wrong way.</w:t>
       </w:r>
     </w:p>
     <w:tbl>
@@ -5181,7 +5181,7 @@
                 <w:sz w:val="20"/>
                 <w:szCs w:val="20"/>
               </w:rPr>
-              <w:t xml:space="preserve">5439, the average over the 76 members who ordered</w:t>
+              <w:t xml:space="preserve">5439, the average over the 76 members who placed an order</w:t>
             </w:r>
           </w:p>
           <w:p>
@@ -5904,7 +5904,7 @@
                 <w:sz w:val="21"/>
                 <w:szCs w:val="21"/>
               </w:rPr>
-              <w:t xml:space="preserve">The quarter from July to September, stored as quarter 'Q2', holds 462 orders booked at Rs 9,84,00,000. In the payments feed, 216 of them have one payment row; 188 have two rows, instalments 1 and 2 of one invoice; 28 have two rows that differ only in payment_id, because the gateway retried and posted instalment 1 twice; and 30 delivered orders have no payment row at all. Eight further payment rows carry an order_id that no order has.</w:t>
+              <w:t xml:space="preserve">The quarter from July to September, stored as quarter 'Q2', holds 462 orders booked at Rs 9,84,00,000. In the payments feed, 216 of them have one payment row; 188 have two rows, instalments 1 and 2 of one invoice; 28 have two rows that differ only in payment_id, because the gateway retried and posted instalment 1 twice; and 30 delivered orders have no payment row at all. Every order with a payment row was paid in full. Eight further payment rows carry an order_id that no order has.</w:t>
             </w:r>
           </w:p>
           <w:p>
@@ -6661,7 +6661,7 @@
                 <w:sz w:val="18"/>
                 <w:szCs w:val="18"/>
               </w:rPr>
-              <w:t xml:space="preserve">   The analyst's query, with three of the quarter's orders and their payment rows written into it.</w:t>
+              <w:t xml:space="preserve">   The analyst's query, with three illustrative orders and their payment rows written into it.</w:t>
             </w:r>
           </w:p>
           <w:p>
@@ -7786,7 +7786,7 @@
                 <w:sz w:val="21"/>
                 <w:szCs w:val="21"/>
               </w:rPr>
-              <w:t xml:space="preserve">It is the end of the reporting day, and Anand expects the report tonight. His rule for a check that fails this late: booked always leaves, because it ties to the orders table alone; a collected figure that does not reconcile never leaves, and an open line goes with the report, naming the failed check, what it means and when it will close. On this report a channel's collected reconciles when its gap, booked less collected, equals its unpaid orders' booked value. What do you send?</w:t>
+              <w:t xml:space="preserve">It is the end of the reporting day, and Anand expects the report tonight. His rule for a check that fails this late: booked always leaves, because it ties to the orders table alone; a collected figure that does not reconcile never leaves, and an open line goes with the report, naming the failed check, what it means and when it will close. No order on this report was paid short, so a channel's collected reconciles when its gap, booked less collected, equals its unpaid orders' booked value. What do you send?</w:t>
             </w:r>
           </w:p>
           <w:p>
@@ -8990,7 +8990,7 @@
           <w:sz w:val="21"/>
           <w:szCs w:val="21"/>
         </w:rPr>
-        <w:t xml:space="preserve">The marketing lead wrote to the team: "Retail-Plus frequency is the problem, so we want to protect our best members before they drift. Give us the top fifty customers by Q2 revenue in each segment, and flag anyone whose monthly spend has fallen for two months running. And Meera wants to see revenue accumulate week by week against the plan line, so we know by mid-quarter whether we are on track." Each segment's top fifty make its protect list, and Marketing spends its retention budget, a call and a renewal offer, on the members the lists name, so a list cut by the wrong rule, or a flag that misreads a member, rings the wrong people. Meera Raghavan, the CEO, decides at mid-quarter whether to hold the plan, push a campaign or move budget. The plan line sets Rs 75,69,230 of revenue for each of the quarter's 13 plan weeks, which start on Mondays from 6 July; plan to date adds up the plan weeks to the end of the one being read, and booked to date does the same for the orders.</w:t>
+        <w:t xml:space="preserve">The marketing lead wrote to the team: "Retail-Plus frequency is the problem, so we want to protect our best members before they drift. Give us the top fifty customers by Q2 revenue in each segment, and flag anyone whose monthly spend has fallen for two months running. And Meera wants to see revenue accumulate week by week against the plan line, so we know by mid-quarter whether we are on track." Each segment's top fifty make its protect list, and Marketing spends its retention budget, a call and a renewal offer, on the members the lists name, so a list cut by the wrong rule, or a flag that misreads a member, rings the wrong people. Meera Raghavan, the CEO, decides at mid-quarter whether to hold the plan, push a campaign or move budget, and a false gap against the plan sends Marketing after it with discounts. The plan line sets Rs 75,69,230 of revenue for each of the quarter's 13 plan weeks, which start on Mondays from 6 July; plan to date adds up the plan weeks to the end of the one being read, and booked to date does the same for the orders.</w:t>
       </w:r>
     </w:p>
     <w:tbl>
@@ -10173,7 +10173,7 @@
                 <w:sz w:val="20"/>
                 <w:szCs w:val="20"/>
               </w:rPr>
-              <w:t xml:space="preserve">DENSE_RANK, keeping every member ranked 50 or better: 52 members</w:t>
+              <w:t xml:space="preserve">DENSE_RANK, keeping every member ranked 50 or better: 51 members</w:t>
             </w:r>
           </w:p>
           <w:p>
@@ -10257,7 +10257,7 @@
                 <w:sz w:val="20"/>
                 <w:szCs w:val="20"/>
               </w:rPr>
-              <w:t xml:space="preserve">RANK, keeping every member ranked 50 or better: 51 members</w:t>
+              <w:t xml:space="preserve">RANK, keeping every member whose rank is 50 or better: 51 members</w:t>
             </w:r>
           </w:p>
         </w:tc>
@@ -10695,7 +10695,7 @@
                 <w:sz w:val="20"/>
                 <w:szCs w:val="20"/>
               </w:rPr>
-              <w:t xml:space="preserve">SELECT customer_id, spend, spend / sum(spend) OVER (PARTITION BY customer_id) FROM member_step</w:t>
+              <w:t xml:space="preserve">SELECT customer_id, spend, spend / avg(spend) OVER () FROM member_step</w:t>
             </w:r>
           </w:p>
         </w:tc>
@@ -13462,7 +13462,7 @@
                 <w:sz w:val="20"/>
                 <w:szCs w:val="20"/>
               </w:rPr>
-              <w:t xml:space="preserve">Further ahead at every reading from the week of 20 July to the week of 14 September, and level with the plan only at the close</w:t>
+              <w:t xml:space="preserve">The lead grew at every reading from the week of 20 July to the week of 14 September, and the quarter closed level with the plan</w:t>
             </w:r>
           </w:p>
         </w:tc>
@@ -13483,7 +13483,7 @@
           <w:sz w:val="30"/>
           <w:szCs w:val="30"/>
         </w:rPr>
-        <w:t xml:space="preserve">Part 4. Can the growth team act on Monday's table of 340 customers without checking it first?</w:t>
+        <w:t xml:space="preserve">Part 4. What must Monday's customer table check before the growth team acts on it?</w:t>
       </w:r>
     </w:p>
     <w:p>
@@ -13513,7 +13513,7 @@
           <w:sz w:val="21"/>
           <w:szCs w:val="21"/>
         </w:rPr>
-        <w:t xml:space="preserve">Kalpa Retail's growth team, with the data platform lead, asked for one thing it would use every week: "One table, one row per customer, refreshed every Monday: how recently each customer bought, how often, how much, their segment, whether the monsoon sale reached them, and the flags we act on. Marketing's analysts live in Python, so build it in pandas, from the warehouse, and make it refresh in one run." The three numbers are recency, the days from a customer's last order to the data's last date, 28 September 2026; frequency, the orders placed; and spend, the rupees those orders booked. The monsoon sale was a campaign Kalpa ran in August 2026. Every Monday the growth team sends a win-back code to customers who have gone quiet and a first-order nudge to those who never ordered, straight from the table and with no analyst watching, so a customer missing from it gets no offer and a customer counted twice inflates every total built on it. Kavya Nair, the senior analyst, reviews the table before it leaves the team.</w:t>
+        <w:t xml:space="preserve">Kalpa Retail's growth team, with the data platform lead, asked for one thing it would use every week: "One table, one row per customer, refreshed every Monday: how recently each customer bought, how often, how much, their segment, whether the monsoon sale reached them, and the flags we act on. Marketing's analysts live in Python, so build it in pandas, from the warehouse, and make it refresh in one run." The three numbers are recency, the days from a customer's last order to the data's last date, 28 September 2026; frequency, the orders placed; and spend, the rupees those orders booked. The monsoon sale was a campaign Kalpa ran in August 2026. Every Monday the growth team sends a win-back code to customers who have gone quiet and a first-order nudge to those who never ordered, straight from the table and with no analyst watching, so a customer missing from it gets no offer and a customer counted twice inflates every total built on it. Kavya Nair, the senior analyst, reviews the table before it leaves the team. The last two items take the same checks to a months view for the head of Retail-Plus and to a genomics lab's gene list.</w:t>
       </w:r>
     </w:p>
     <w:tbl>
@@ -13908,7 +13908,7 @@
                 <w:sz w:val="18"/>
                 <w:szCs w:val="18"/>
               </w:rPr>
-              <w:t xml:space="preserve">   Next Monday's feed from the campaign tool, its rows for three customers in the order it sends them, and the step the refresh now runs on the feed before the merge.</w:t>
+              <w:t xml:space="preserve">   Next Monday's feed from the campaign tool, its rows for three customers, and the step the refresh now runs on the feed before the merge.</w:t>
             </w:r>
           </w:p>
           <w:tbl>
@@ -15642,7 +15642,7 @@
           <w:sz w:val="30"/>
           <w:szCs w:val="30"/>
         </w:rPr>
-        <w:t xml:space="preserve">Part 5. Which spreadsheet numbers can a director trust, in Monday's workbook and in three public cases?</w:t>
+        <w:t xml:space="preserve">Part 5. Which numbers in Monday's workbook can a director trust, and where did three public cases go wrong?</w:t>
       </w:r>
     </w:p>
     <w:p>
@@ -15657,7 +15657,7 @@
           <w:sz w:val="19"/>
           <w:szCs w:val="19"/>
         </w:rPr>
-        <w:t xml:space="preserve">7 items, Q21 to Q27, about 22 minutes. What it shows: whether you can build the workbook a director changes in the room and catch a spreadsheet's silent errors.</w:t>
+        <w:t xml:space="preserve">7 items, Q21 to Q27, about 22 minutes. What it shows: whether you can build the workbook a director changes in the room and catch a wrong range, formula or base in a number.</w:t>
       </w:r>
     </w:p>
     <w:p>
@@ -15672,7 +15672,7 @@
           <w:sz w:val="21"/>
           <w:szCs w:val="21"/>
         </w:rPr>
-        <w:t xml:space="preserve">Meera's chief of staff builds the deck for Monday's growth review and works only in Excel: "Monday's growth review deck needs three things I can open on my laptop without a login: the revenue tree by segment for both quarters, the top-fifty protect list with a lookup so I can find any member by id, and one number on the front page with its trend. Nothing that needs Python. If a director changes an assumption in the room, the sheet must recalculate in front of them." The directors read the front page first and may read nothing else, and the head of Retail-Plus sizes each city's retention budget from the protect list in the room, so a sheet that shows a wrong number with nothing red beside it misleads both. The three public cases after the workbook are spreadsheets whose numbers people relied on.</w:t>
+        <w:t xml:space="preserve">Meera's chief of staff builds the deck for Monday's growth review and works only in Excel: "Monday's growth review deck needs three things I can open on my laptop without a login: the revenue tree by segment for both quarters, the top-fifty protect list with a lookup so I can find any member by id, and one number on the front page with its trend. Nothing that needs Python. If a director changes an assumption in the room, the sheet must recalculate in front of them." The directors read the front page first and may read nothing else, and the head of Retail-Plus sizes each city's retention budget from the protect list in the room, so a wrong total with nothing red beside it becomes a director's decision or a city's budget before any analyst sees it. The protect list in the workbook is Friday's: the fifty Retail-Plus members with the highest revenue across both quarters. The three public cases after the workbook are numbers people relied on: an economics paper's average, a bank's risk figure and a ride-hailing company's commission.</w:t>
       </w:r>
     </w:p>
     <w:tbl>
@@ -16689,7 +16689,7 @@
                       <w:sz w:val="20"/>
                       <w:szCs w:val="20"/>
                     </w:rPr>
-                    <w:t xml:space="preserve">A figure under the protect list that adds only the members a filter to Mumbai leaves on screen</w:t>
+                    <w:t xml:space="preserve">A figure under the protect list that adds the spend of only the members a filter to Mumbai leaves on screen</w:t>
                   </w:r>
                 </w:p>
               </w:tc>
@@ -18878,7 +18878,7 @@
                 <w:sz w:val="21"/>
                 <w:szCs w:val="21"/>
               </w:rPr>
-              <w:t xml:space="preserve">In 2013 Herndon, Ash and Pollin rebuilt an influential 2010 paper by Reinhart and Rogoff from the authors' own working spreadsheet, and found that the paper's average growth for countries with public debt over 90 percent of GDP, the value of everything a country produces in a year, published as -0.1 percent, was 2.2 percent when properly calculated (PERI working paper 322, 2013). The illustrative sheet above goes to a review today. What does it report for the two columns, what do the six countries' figures give, and does its comparison hold? Show the working.</w:t>
+              <w:t xml:space="preserve">In 2013 Herndon, Ash and Pollin rebuilt an influential 2010 paper by Reinhart and Rogoff from the authors' own working spreadsheet, and found that the paper's average growth for countries with public debt over 90 percent of GDP, the value of everything a country produces in a year, published as -0.1 percent, was 2.2 percent once a coding error in the spreadsheet, the exclusion of some available data and an unusual weighting of the averages were corrected (PERI working paper 322, 2013). The illustrative sheet above goes to a review today. What does it report for the two columns, what do the six countries' figures give, and does its comparison hold? Show the working.</w:t>
             </w:r>
           </w:p>
           <w:p>
@@ -19695,7 +19695,7 @@
                 <w:sz w:val="21"/>
                 <w:szCs w:val="21"/>
               </w:rPr>
-              <w:t xml:space="preserve">JPMorgan's task force on the 2012 losses in its Chief Investment Office reported on a value-at-risk model, an estimate of how much a trading book can lose on a bad day, that ran through Excel spreadsheets filled by copying and pasting (JPMorgan Chase, 2013). Suppose the model's documentation defines a day's change as the difference between the new and old rates divided by their average, and that its value at risk moves in step with the size of those changes. The sheet above reports a value at risk of 70 million dollars against the desk's limit of 120 million dollars; both figures are illustrative. What value at risk should the sheet have reported, and is the desk inside its limit? Show the working.</w:t>
+              <w:t xml:space="preserve">JPMorgan's task force on the 2012 losses in its Chief Investment Office reported on a value-at-risk model, an estimate of how much a trading book can lose on a bad day, that ran through Excel spreadsheets filled by copying and pasting (JPMorgan Chase, 2013). Suppose the model's documentation defines a day's change as the difference between the new and old rates divided by their average, and that its value at risk moves in proportion to the size of those changes. The sheet above reports a value at risk of 70 million dollars against the desk's limit of 120 million dollars; both figures are illustrative. What value at risk should the sheet have reported, and is the desk inside its limit? Show the working.</w:t>
             </w:r>
           </w:p>
           <w:p>
@@ -20625,7 +20625,7 @@
           <w:sz w:val="21"/>
           <w:szCs w:val="21"/>
         </w:rPr>
-        <w:t xml:space="preserve">Suppose a food-delivery company runs a support assistant, a chatbot that answers customers and hands hard cases to a person. Its AI team scores each model version on a fixed set of test tickets, which is an evaluation run; it collects customers' ratings of the replies; and it logs every conversation, every handoff to a person, every call to the model and every visit. The team lead decides which model ships and which is retrained, the product lead sets the assistant's budget, and the finance partner pays the model's bill, which is charged by the token, a unit of text the model reads or writes. Each of them acts on one number from these tables, so a wrong number changes which model ships, which is retrained, what the assistant may spend or when its calls move to a cheaper model. The company, its tables and every number below are illustrative.</w:t>
+        <w:t xml:space="preserve">Suppose a food-delivery company runs a support assistant, a chatbot that answers customers and hands hard cases to a person. Its AI team scores each model version on a fixed set of test tickets, which is an evaluation run, collects customers' ratings of the replies, and logs every conversation, every handoff to a person, every call to the model and every visit. The team lead decides which model ships and which is retrained, the product lead sets the assistant's budget, and the finance partner pays the model's bill, which is charged by the token, a unit of text the model reads or writes. A wrong number in these tables changes one of those decisions. The company, its tables and every number below are illustrative.</w:t>
       </w:r>
     </w:p>
     <w:tbl>
@@ -20688,7 +20688,54 @@
                 <w:sz w:val="18"/>
                 <w:szCs w:val="18"/>
               </w:rPr>
-              <w:t xml:space="preserve">   The assistant team's tables, as this part imagines them.</w:t>
+              <w:t xml:space="preserve">   Who acts on which of the assistant team's tables, and the tables as this part imagines them.</w:t>
+            </w:r>
+          </w:p>
+          <w:p>
+            <w:pPr>
+              <w:keepNext/>
+              <w:spacing w:after="80" w:before="80"/>
+              <w:jc w:val="center"/>
+            </w:pPr>
+            <w:r>
+              <w:drawing>
+                <wp:inline distT="0" distB="0" distL="0" distR="0">
+                  <wp:extent cx="5905500" cy="1257300"/>
+                  <wp:effectExtent t="0" r="0" b="0" l="0"/>
+                  <wp:docPr id="6" name="" descr="" title=""/>
+                  <wp:cNvGraphicFramePr>
+                    <a:graphicFrameLocks xmlns:a="http://schemas.openxmlformats.org/drawingml/2006/main" noChangeAspect="1"/>
+                  </wp:cNvGraphicFramePr>
+                  <a:graphic xmlns:a="http://schemas.openxmlformats.org/drawingml/2006/main">
+                    <a:graphicData uri="http://schemas.openxmlformats.org/drawingml/2006/picture">
+                      <pic:pic xmlns:pic="http://schemas.openxmlformats.org/drawingml/2006/picture">
+                        <pic:nvPicPr>
+                          <pic:cNvPr id="0" name="" descr=""/>
+                          <pic:cNvPicPr>
+                            <a:picLocks noChangeAspect="1" noChangeArrowheads="1"/>
+                          </pic:cNvPicPr>
+                        </pic:nvPicPr>
+                        <pic:blipFill>
+                          <a:blip r:embed="rId14" cstate="none"/>
+                          <a:srcRect/>
+                          <a:stretch>
+                            <a:fillRect/>
+                          </a:stretch>
+                        </pic:blipFill>
+                        <pic:spPr bwMode="auto">
+                          <a:xfrm>
+                            <a:off x="0" y="0"/>
+                            <a:ext cx="5905500" cy="1257300"/>
+                          </a:xfrm>
+                          <a:prstGeom prst="rect">
+                            <a:avLst/>
+                          </a:prstGeom>
+                        </pic:spPr>
+                      </pic:pic>
+                    </a:graphicData>
+                  </a:graphic>
+                </wp:inline>
+              </w:drawing>
             </w:r>
           </w:p>
           <w:tbl>
@@ -21006,7 +21053,7 @@
                       <w:sz w:val="18"/>
                       <w:szCs w:val="18"/>
                     </w:rPr>
-                    <w:t xml:space="preserve">label from the annotation vendor</w:t>
+                    <w:t xml:space="preserve">label, set by hand at an outside firm</w:t>
                   </w:r>
                 </w:p>
               </w:tc>
@@ -21982,7 +22029,7 @@
                 <w:sz w:val="21"/>
                 <w:szCs w:val="21"/>
               </w:rPr>
-              <w:t xml:space="preserve">The team scores a model that sorts support tickets into refund, late and other against labels from an annotation vendor, and ships a model only if it scores 0.5 or better. What does the code above print, and what happens to the model?</w:t>
+              <w:t xml:space="preserve">The team scores a model that sorts support tickets into refund, late and other against labels that an outside firm set by hand, and ships a model only if it scores 0.5 or better. What does the code above print, and what happens to the model?</w:t>
             </w:r>
           </w:p>
           <w:p>
@@ -22094,7 +22141,7 @@
                 <w:sz w:val="20"/>
                 <w:szCs w:val="20"/>
               </w:rPr>
-              <w:t xml:space="preserve">A MergeError, since two tickets repeat in the labels, so the model waits</w:t>
+              <w:t xml:space="preserve">A MergeError, since the two frames differ in length, so the model waits</w:t>
             </w:r>
           </w:p>
         </w:tc>
@@ -23613,7 +23660,7 @@
                 <w:sz w:val="20"/>
                 <w:szCs w:val="20"/>
               </w:rPr>
-              <w:t xml:space="preserve">bot-a and bot-b, each beside its count of low ratings, so the lead retrains both</w:t>
+              <w:t xml:space="preserve">bot-a and bot-b, each beside its low ratings, so the lead retrains both</w:t>
             </w:r>
           </w:p>
           <w:p>
@@ -24322,7 +24369,7 @@
                 <w:sz w:val="21"/>
                 <w:szCs w:val="21"/>
               </w:rPr>
-              <w:t xml:space="preserve">The model's bill is charged per token, so the finance partner routes every call to a cheaper model once tokens_so_far, read from the query above, passes 1,000. Which call is the first one routed to the cheaper model?</w:t>
+              <w:t xml:space="preserve">The model's bill is charged per token, so the finance partner routes to the cheaper model every call whose tokens_so_far, read from the query above, is over 1,000. Which is the first call routed?</w:t>
             </w:r>
           </w:p>
           <w:p>
@@ -27201,7 +27248,7 @@
                 <w:sz w:val="16"/>
                 <w:szCs w:val="16"/>
               </w:rPr>
-              <w:t xml:space="preserve">Part 4. Can the growth team act on Monday's table of 340 customers without checking it first?</w:t>
+              <w:t xml:space="preserve">Part 4. What must Monday's customer table check before the growth team acts on it?</w:t>
             </w:r>
           </w:p>
         </w:tc>
@@ -27417,7 +27464,7 @@
                 <w:sz w:val="16"/>
                 <w:szCs w:val="16"/>
               </w:rPr>
-              <w:t xml:space="preserve">Part 5. Which spreadsheet numbers can a director trust, in Monday's workbook and in three public cases?</w:t>
+              <w:t xml:space="preserve">Part 5. Which numbers in Monday's workbook can a director trust, and where did three public cases go wrong?</w:t>
             </w:r>
           </w:p>
         </w:tc>

--- a/content/W02/SAT/paper/C2_W02_SAT_recap_paper_STUDENT.docx
+++ b/content/W02/SAT/paper/C2_W02_SAT_recap_paper_STUDENT.docx
@@ -5946,7 +5946,7 @@
                 <wp:inline distT="0" distB="0" distL="0" distR="0">
                   <wp:extent cx="3705225" cy="2619375"/>
                   <wp:effectExtent t="0" r="0" b="0" l="0"/>
-                  <wp:docPr id="2" name="" descr="" title=""/>
+                  <wp:docPr id="1" name="" descr="" title=""/>
                   <wp:cNvGraphicFramePr>
                     <a:graphicFrameLocks xmlns:a="http://schemas.openxmlformats.org/drawingml/2006/main" noChangeAspect="1"/>
                   </wp:cNvGraphicFramePr>
@@ -10364,7 +10364,7 @@
                 <w:sz w:val="21"/>
                 <w:szCs w:val="21"/>
               </w:rPr>
-              <w:t xml:space="preserve">Marketing's first protect list sorted every customer by revenue for July to September and kept the top fifty: all 35 Business customers who ordered, because the smallest of their spends is ten times the largest retail spend, then 11 Retail-Plus members and 4 Retail-Core customers, and no Student. For a pilot, Marketing now wants the top three customers in each segment. Which approach answers it?</w:t>
+              <w:t xml:space="preserve">Marketing's first protect list sorted every customer by revenue for July to September and kept the top fifty: all 35 Business customers who ordered, because the smallest of their spends is more than ten times the largest retail spend, then 11 Retail-Plus members and 4 Retail-Core customers, and no Student. For a pilot, Marketing now wants the top three customers in each segment. Which approach answers it?</w:t>
             </w:r>
           </w:p>
           <w:p>
@@ -12341,7 +12341,7 @@
                 <wp:inline distT="0" distB="0" distL="0" distR="0">
                   <wp:extent cx="5905500" cy="2771775"/>
                   <wp:effectExtent t="0" r="0" b="0" l="0"/>
-                  <wp:docPr id="3" name="" descr="" title=""/>
+                  <wp:docPr id="1" name="" descr="" title=""/>
                   <wp:cNvGraphicFramePr>
                     <a:graphicFrameLocks xmlns:a="http://schemas.openxmlformats.org/drawingml/2006/main" noChangeAspect="1"/>
                   </wp:cNvGraphicFramePr>
@@ -13622,7 +13622,7 @@
                 <wp:inline distT="0" distB="0" distL="0" distR="0">
                   <wp:extent cx="5229225" cy="1276350"/>
                   <wp:effectExtent t="0" r="0" b="0" l="0"/>
-                  <wp:docPr id="4" name="" descr="" title=""/>
+                  <wp:docPr id="1" name="" descr="" title=""/>
                   <wp:cNvGraphicFramePr>
                     <a:graphicFrameLocks xmlns:a="http://schemas.openxmlformats.org/drawingml/2006/main" noChangeAspect="1"/>
                   </wp:cNvGraphicFramePr>
@@ -15749,7 +15749,7 @@
                 <wp:inline distT="0" distB="0" distL="0" distR="0">
                   <wp:extent cx="5676900" cy="1943100"/>
                   <wp:effectExtent t="0" r="0" b="0" l="0"/>
-                  <wp:docPr id="5" name="" descr="" title=""/>
+                  <wp:docPr id="1" name="" descr="" title=""/>
                   <wp:cNvGraphicFramePr>
                     <a:graphicFrameLocks xmlns:a="http://schemas.openxmlformats.org/drawingml/2006/main" noChangeAspect="1"/>
                   </wp:cNvGraphicFramePr>
@@ -20702,7 +20702,7 @@
                 <wp:inline distT="0" distB="0" distL="0" distR="0">
                   <wp:extent cx="5905500" cy="1257300"/>
                   <wp:effectExtent t="0" r="0" b="0" l="0"/>
-                  <wp:docPr id="6" name="" descr="" title=""/>
+                  <wp:docPr id="1" name="" descr="" title=""/>
                   <wp:cNvGraphicFramePr>
                     <a:graphicFrameLocks xmlns:a="http://schemas.openxmlformats.org/drawingml/2006/main" noChangeAspect="1"/>
                   </wp:cNvGraphicFramePr>
@@ -35311,8 +35311,8 @@
       </w:tr>
     </w:tbl>
     <w:sectPr>
-      <w:headerReference w:type="default" r:id="rId6"/>
-      <w:footerReference w:type="default" r:id="rId7"/>
+      <w:headerReference w:type="default" r:id="rId7"/>
+      <w:footerReference w:type="default" r:id="rId8"/>
       <w:pgSz w:w="11906" w:h="16838" w:orient="portrait"/>
       <w:pgMar w:top="900" w:right="1053" w:bottom="900" w:left="1053" w:header="500" w:footer="500" w:gutter="0"/>
       <w:pgNumType/>
@@ -35320,6 +35320,10 @@
     </w:sectPr>
   </w:body>
 </w:document>
+</file>
+
+<file path=word/comments.xml><?xml version="1.0" encoding="utf-8"?>
+<w:comments xmlns:cx="http://schemas.microsoft.com/office/drawing/2014/chartex" xmlns:cx1="http://schemas.microsoft.com/office/drawing/2015/9/8/chartex" xmlns:cx2="http://schemas.microsoft.com/office/drawing/2015/10/21/chartex" xmlns:cx3="http://schemas.microsoft.com/office/drawing/2016/5/9/chartex" xmlns:cx4="http://schemas.microsoft.com/office/drawing/2016/5/10/chartex" xmlns:cx5="http://schemas.microsoft.com/office/drawing/2016/5/11/chartex" xmlns:cx6="http://schemas.microsoft.com/office/drawing/2016/5/12/chartex" xmlns:cx7="http://schemas.microsoft.com/office/drawing/2016/5/13/chartex" xmlns:cx8="http://schemas.microsoft.com/office/drawing/2016/5/14/chartex" xmlns:mc="http://schemas.openxmlformats.org/markup-compatibility/2006" xmlns:aink="http://schemas.microsoft.com/office/drawing/2016/ink" xmlns:am3d="http://schemas.microsoft.com/office/drawing/2017/model3d" xmlns:o="urn:schemas-microsoft-com:office:office" xmlns:r="http://schemas.openxmlformats.org/officeDocument/2006/relationships" xmlns:m="http://schemas.openxmlformats.org/officeDocument/2006/math" xmlns:v="urn:schemas-microsoft-com:vml" xmlns:wp14="http://schemas.microsoft.com/office/word/2010/wordprocessingDrawing" xmlns:wp="http://schemas.openxmlformats.org/drawingml/2006/wordprocessingDrawing" xmlns:w10="urn:schemas-microsoft-com:office:word" xmlns:w="http://schemas.openxmlformats.org/wordprocessingml/2006/main" xmlns:w14="http://schemas.microsoft.com/office/word/2010/wordml" xmlns:w15="http://schemas.microsoft.com/office/word/2012/wordml" xmlns:w16cex="http://schemas.microsoft.com/office/word/2018/wordml/cex" xmlns:w16cid="http://schemas.microsoft.com/office/word/2016/wordml/cid" xmlns:w16="http://schemas.microsoft.com/office/word/2018/wordml" xmlns:w16sdtdh="http://schemas.microsoft.com/office/word/2020/wordml/sdtdatahash" xmlns:w16se="http://schemas.microsoft.com/office/word/2015/wordml/symex" xmlns:wpg="http://schemas.microsoft.com/office/word/2010/wordprocessingGroup" xmlns:wpi="http://schemas.microsoft.com/office/word/2010/wordprocessingInk" xmlns:wne="http://schemas.microsoft.com/office/word/2006/wordml" xmlns:wps="http://schemas.microsoft.com/office/word/2010/wordprocessingShape"/>
 </file>
 
 <file path=word/endnotes.xml><?xml version="1.0" encoding="utf-8"?>
@@ -35474,7 +35478,7 @@
 <w:numbering xmlns:wpc="http://schemas.microsoft.com/office/word/2010/wordprocessingCanvas" xmlns:mc="http://schemas.openxmlformats.org/markup-compatibility/2006" xmlns:o="urn:schemas-microsoft-com:office:office" xmlns:r="http://schemas.openxmlformats.org/officeDocument/2006/relationships" xmlns:m="http://schemas.openxmlformats.org/officeDocument/2006/math" xmlns:v="urn:schemas-microsoft-com:vml" xmlns:wp14="http://schemas.microsoft.com/office/word/2010/wordprocessingDrawing" xmlns:wp="http://schemas.openxmlformats.org/drawingml/2006/wordprocessingDrawing" xmlns:w10="urn:schemas-microsoft-com:office:word" xmlns:w="http://schemas.openxmlformats.org/wordprocessingml/2006/main" xmlns:w14="http://schemas.microsoft.com/office/word/2010/wordml" xmlns:w15="http://schemas.microsoft.com/office/word/2012/wordml" xmlns:wpg="http://schemas.microsoft.com/office/word/2010/wordprocessingGroup" xmlns:wpi="http://schemas.microsoft.com/office/word/2010/wordprocessingInk" xmlns:wne="http://schemas.microsoft.com/office/word/2006/wordml" xmlns:wps="http://schemas.microsoft.com/office/word/2010/wordprocessingShape" mc:Ignorable="w14 w15 wp14">
   <w:abstractNum w:abstractNumId="1" w15:restartNumberingAfterBreak="0">
     <w:multiLevelType w:val="hybridMultilevel"/>
-    <w:lvl w:ilvl="0" w:tentative="1">
+    <w:lvl w:ilvl="0" w15:tentative="1">
       <w:start w:val="1"/>
       <w:numFmt w:val="bullet"/>
       <w:lvlText w:val="●"/>
@@ -35483,7 +35487,7 @@
         <w:ind w:left="720" w:hanging="360"/>
       </w:pPr>
     </w:lvl>
-    <w:lvl w:ilvl="1" w:tentative="1">
+    <w:lvl w:ilvl="1" w15:tentative="1">
       <w:start w:val="1"/>
       <w:numFmt w:val="bullet"/>
       <w:lvlText w:val="○"/>
@@ -35492,7 +35496,7 @@
         <w:ind w:left="1440" w:hanging="360"/>
       </w:pPr>
     </w:lvl>
-    <w:lvl w:ilvl="2" w:tentative="1">
+    <w:lvl w:ilvl="2" w15:tentative="1">
       <w:start w:val="1"/>
       <w:numFmt w:val="bullet"/>
       <w:lvlText w:val="■"/>
@@ -35501,7 +35505,7 @@
         <w:ind w:left="2160" w:hanging="360"/>
       </w:pPr>
     </w:lvl>
-    <w:lvl w:ilvl="3" w:tentative="1">
+    <w:lvl w:ilvl="3" w15:tentative="1">
       <w:start w:val="1"/>
       <w:numFmt w:val="bullet"/>
       <w:lvlText w:val="●"/>
@@ -35510,7 +35514,7 @@
         <w:ind w:left="2880" w:hanging="360"/>
       </w:pPr>
     </w:lvl>
-    <w:lvl w:ilvl="4" w:tentative="1">
+    <w:lvl w:ilvl="4" w15:tentative="1">
       <w:start w:val="1"/>
       <w:numFmt w:val="bullet"/>
       <w:lvlText w:val="○"/>
@@ -35519,7 +35523,7 @@
         <w:ind w:left="3600" w:hanging="360"/>
       </w:pPr>
     </w:lvl>
-    <w:lvl w:ilvl="5" w:tentative="1">
+    <w:lvl w:ilvl="5" w15:tentative="1">
       <w:start w:val="1"/>
       <w:numFmt w:val="bullet"/>
       <w:lvlText w:val="■"/>
@@ -35528,7 +35532,7 @@
         <w:ind w:left="4320" w:hanging="360"/>
       </w:pPr>
     </w:lvl>
-    <w:lvl w:ilvl="6" w:tentative="1">
+    <w:lvl w:ilvl="6" w15:tentative="1">
       <w:start w:val="1"/>
       <w:numFmt w:val="bullet"/>
       <w:lvlText w:val="●"/>
@@ -35537,7 +35541,7 @@
         <w:ind w:left="5040" w:hanging="360"/>
       </w:pPr>
     </w:lvl>
-    <w:lvl w:ilvl="7" w:tentative="1">
+    <w:lvl w:ilvl="7" w15:tentative="1">
       <w:start w:val="1"/>
       <w:numFmt w:val="bullet"/>
       <w:lvlText w:val="●"/>
@@ -35546,7 +35550,7 @@
         <w:ind w:left="5760" w:hanging="360"/>
       </w:pPr>
     </w:lvl>
-    <w:lvl w:ilvl="8" w:tentative="1">
+    <w:lvl w:ilvl="8" w15:tentative="1">
       <w:start w:val="1"/>
       <w:numFmt w:val="bullet"/>
       <w:lvlText w:val="●"/>
@@ -35558,11 +35562,11 @@
   </w:abstractNum>
   <w:abstractNum w:abstractNumId="2" w15:restartNumberingAfterBreak="0">
     <w:multiLevelType w:val="hybridMultilevel"/>
-    <w:lvl w:ilvl="0" w:tentative="1">
+    <w:lvl w:ilvl="0" w15:tentative="1">
       <w:start w:val="1"/>
       <w:numFmt w:val="decimal"/>
       <w:lvlText w:val="%1."/>
-      <w:lvlJc w:val="left"/>
+      <w:lvlJc w:val="start"/>
       <w:pPr>
         <w:ind w:left="400" w:hanging="300"/>
       </w:pPr>
@@ -35570,11 +35574,11 @@
   </w:abstractNum>
   <w:abstractNum w:abstractNumId="3" w15:restartNumberingAfterBreak="0">
     <w:multiLevelType w:val="hybridMultilevel"/>
-    <w:lvl w:ilvl="0" w:tentative="1">
+    <w:lvl w:ilvl="0" w15:tentative="1">
       <w:start w:val="1"/>
       <w:numFmt w:val="bullet"/>
       <w:lvlText w:val="•"/>
-      <w:lvlJc w:val="left"/>
+      <w:lvlJc w:val="start"/>
       <w:pPr>
         <w:ind w:left="400" w:hanging="300"/>
       </w:pPr>
@@ -35602,10 +35606,6 @@
     </w:rPrDefault>
     <w:pPrDefault/>
   </w:docDefaults>
-  <w:style w:type="paragraph" w:styleId="Normal" w:default="1">
-    <w:name w:val="Normal"/>
-    <w:qFormat/>
-  </w:style>
   <w:style w:type="paragraph" w:styleId="Title">
     <w:name w:val="Title"/>
     <w:basedOn w:val="Normal"/>
@@ -35778,294 +35778,4 @@
     </w:rPr>
   </w:style>
 </w:styles>
-</file>
-
-<file path=word/theme/theme1.xml><?xml version="1.0" encoding="utf-8"?>
-<a:theme xmlns:a="http://schemas.openxmlformats.org/drawingml/2006/main" name="Office Theme">
-  <a:themeElements>
-    <a:clrScheme name="Office">
-      <a:dk1>
-        <a:sysClr val="windowText" lastClr="000000"/>
-      </a:dk1>
-      <a:lt1>
-        <a:sysClr val="window" lastClr="FFFFFF"/>
-      </a:lt1>
-      <a:dk2>
-        <a:srgbClr val="44546A"/>
-      </a:dk2>
-      <a:lt2>
-        <a:srgbClr val="E7E6E6"/>
-      </a:lt2>
-      <a:accent1>
-        <a:srgbClr val="4472C4"/>
-      </a:accent1>
-      <a:accent2>
-        <a:srgbClr val="ED7D31"/>
-      </a:accent2>
-      <a:accent3>
-        <a:srgbClr val="A5A5A5"/>
-      </a:accent3>
-      <a:accent4>
-        <a:srgbClr val="FFC000"/>
-      </a:accent4>
-      <a:accent5>
-        <a:srgbClr val="5B9BD5"/>
-      </a:accent5>
-      <a:accent6>
-        <a:srgbClr val="70AD47"/>
-      </a:accent6>
-      <a:hlink>
-        <a:srgbClr val="0563C1"/>
-      </a:hlink>
-      <a:folHlink>
-        <a:srgbClr val="954F72"/>
-      </a:folHlink>
-    </a:clrScheme>
-    <a:fontScheme name="Office">
-      <a:majorFont>
-        <a:latin typeface="Calibri Light" panose="020F0302020204030204"/>
-        <a:ea typeface=""/>
-        <a:cs typeface=""/>
-        <a:font script="Jpan" typeface="游ゴシック Light"/>
-        <a:font script="Hang" typeface="맑은 고딕"/>
-        <a:font script="Hans" typeface="等线 Light"/>
-        <a:font script="Hant" typeface="新細明體"/>
-        <a:font script="Arab" typeface="Times New Roman"/>
-        <a:font script="Hebr" typeface="Times New Roman"/>
-        <a:font script="Thai" typeface="Angsana New"/>
-        <a:font script="Ethi" typeface="Nyala"/>
-        <a:font script="Beng" typeface="Vrinda"/>
-        <a:font script="Gujr" typeface="Shruti"/>
-        <a:font script="Khmr" typeface="MoolBoran"/>
-        <a:font script="Knda" typeface="Tunga"/>
-        <a:font script="Guru" typeface="Raavi"/>
-        <a:font script="Cans" typeface="Euphemia"/>
-        <a:font script="Cher" typeface="Plantagenet Cherokee"/>
-        <a:font script="Yiii" typeface="Microsoft Yi Baiti"/>
-        <a:font script="Tibt" typeface="Microsoft Himalaya"/>
-        <a:font script="Thaa" typeface="MV Boli"/>
-        <a:font script="Deva" typeface="Mangal"/>
-        <a:font script="Telu" typeface="Gautami"/>
-        <a:font script="Taml" typeface="Latha"/>
-        <a:font script="Syrc" typeface="Estrangelo Edessa"/>
-        <a:font script="Orya" typeface="Kalinga"/>
-        <a:font script="Mlym" typeface="Kartika"/>
-        <a:font script="Laoo" typeface="DokChampa"/>
-        <a:font script="Sinh" typeface="Iskoola Pota"/>
-        <a:font script="Mong" typeface="Mongolian Baiti"/>
-        <a:font script="Viet" typeface="Times New Roman"/>
-        <a:font script="Uigh" typeface="Microsoft Uighur"/>
-        <a:font script="Geor" typeface="Sylfaen"/>
-        <a:font script="Armn" typeface="Arial"/>
-        <a:font script="Bugi" typeface="Leelawadee UI"/>
-        <a:font script="Bopo" typeface="Microsoft JhengHei"/>
-        <a:font script="Java" typeface="Javanese Text"/>
-        <a:font script="Lisu" typeface="Segoe UI"/>
-        <a:font script="Mymr" typeface="Myanmar Text"/>
-        <a:font script="Nkoo" typeface="Ebrima"/>
-        <a:font script="Olck" typeface="Nirmala UI"/>
-        <a:font script="Osma" typeface="Ebrima"/>
-        <a:font script="Phag" typeface="Phagspa"/>
-        <a:font script="Syrn" typeface="Estrangelo Edessa"/>
-        <a:font script="Syrj" typeface="Estrangelo Edessa"/>
-        <a:font script="Syre" typeface="Estrangelo Edessa"/>
-        <a:font script="Sora" typeface="Nirmala UI"/>
-        <a:font script="Tale" typeface="Microsoft Tai Le"/>
-        <a:font script="Talu" typeface="Microsoft New Tai Lue"/>
-        <a:font script="Tfng" typeface="Ebrima"/>
-      </a:majorFont>
-      <a:minorFont>
-        <a:latin typeface="Calibri" panose="020F0502020204030204"/>
-        <a:ea typeface=""/>
-        <a:cs typeface=""/>
-        <a:font script="Jpan" typeface="游明朝"/>
-        <a:font script="Hang" typeface="맑은 고딕"/>
-        <a:font script="Hans" typeface="等线"/>
-        <a:font script="Hant" typeface="新細明體"/>
-        <a:font script="Arab" typeface="Arial"/>
-        <a:font script="Hebr" typeface="Arial"/>
-        <a:font script="Thai" typeface="Cordia New"/>
-        <a:font script="Ethi" typeface="Nyala"/>
-        <a:font script="Beng" typeface="Vrinda"/>
-        <a:font script="Gujr" typeface="Shruti"/>
-        <a:font script="Khmr" typeface="DaunPenh"/>
-        <a:font script="Knda" typeface="Tunga"/>
-        <a:font script="Guru" typeface="Raavi"/>
-        <a:font script="Cans" typeface="Euphemia"/>
-        <a:font script="Cher" typeface="Plantagenet Cherokee"/>
-        <a:font script="Yiii" typeface="Microsoft Yi Baiti"/>
-        <a:font script="Tibt" typeface="Microsoft Himalaya"/>
-        <a:font script="Thaa" typeface="MV Boli"/>
-        <a:font script="Deva" typeface="Mangal"/>
-        <a:font script="Telu" typeface="Gautami"/>
-        <a:font script="Taml" typeface="Latha"/>
-        <a:font script="Syrc" typeface="Estrangelo Edessa"/>
-        <a:font script="Orya" typeface="Kalinga"/>
-        <a:font script="Mlym" typeface="Kartika"/>
-        <a:font script="Laoo" typeface="DokChampa"/>
-        <a:font script="Sinh" typeface="Iskoola Pota"/>
-        <a:font script="Mong" typeface="Mongolian Baiti"/>
-        <a:font script="Viet" typeface="Arial"/>
-        <a:font script="Uigh" typeface="Microsoft Uighur"/>
-        <a:font script="Geor" typeface="Sylfaen"/>
-        <a:font script="Armn" typeface="Arial"/>
-        <a:font script="Bugi" typeface="Leelawadee UI"/>
-        <a:font script="Bopo" typeface="Microsoft JhengHei"/>
-        <a:font script="Java" typeface="Javanese Text"/>
-        <a:font script="Lisu" typeface="Segoe UI"/>
-        <a:font script="Mymr" typeface="Myanmar Text"/>
-        <a:font script="Nkoo" typeface="Ebrima"/>
-        <a:font script="Olck" typeface="Nirmala UI"/>
-        <a:font script="Osma" typeface="Ebrima"/>
-        <a:font script="Phag" typeface="Phagspa"/>
-        <a:font script="Syrn" typeface="Estrangelo Edessa"/>
-        <a:font script="Syrj" typeface="Estrangelo Edessa"/>
-        <a:font script="Syre" typeface="Estrangelo Edessa"/>
-        <a:font script="Sora" typeface="Nirmala UI"/>
-        <a:font script="Tale" typeface="Microsoft Tai Le"/>
-        <a:font script="Talu" typeface="Microsoft New Tai Lue"/>
-        <a:font script="Tfng" typeface="Ebrima"/>
-      </a:minorFont>
-    </a:fontScheme>
-    <a:fmtScheme name="Office">
-      <a:fillStyleLst>
-        <a:solidFill>
-          <a:schemeClr val="phClr"/>
-        </a:solidFill>
-        <a:gradFill rotWithShape="true">
-          <a:gsLst>
-            <a:gs pos="0">
-              <a:schemeClr val="phClr">
-                <a:lumMod val="110000"/>
-                <a:satMod val="105000"/>
-                <a:tint val="67000"/>
-              </a:schemeClr>
-            </a:gs>
-            <a:gs pos="50000">
-              <a:schemeClr val="phClr">
-                <a:lumMod val="105000"/>
-                <a:satMod val="103000"/>
-                <a:tint val="73000"/>
-              </a:schemeClr>
-            </a:gs>
-            <a:gs pos="100000">
-              <a:schemeClr val="phClr">
-                <a:lumMod val="105000"/>
-                <a:satMod val="109000"/>
-                <a:tint val="81000"/>
-              </a:schemeClr>
-            </a:gs>
-          </a:gsLst>
-          <a:lin ang="5400000" scaled="false"/>
-        </a:gradFill>
-        <a:gradFill rotWithShape="true">
-          <a:gsLst>
-            <a:gs pos="0">
-              <a:schemeClr val="phClr">
-                <a:satMod val="103000"/>
-                <a:lumMod val="102000"/>
-                <a:tint val="94000"/>
-              </a:schemeClr>
-            </a:gs>
-            <a:gs pos="50000">
-              <a:schemeClr val="phClr">
-                <a:satMod val="110000"/>
-                <a:lumMod val="100000"/>
-                <a:shade val="100000"/>
-              </a:schemeClr>
-            </a:gs>
-            <a:gs pos="100000">
-              <a:schemeClr val="phClr">
-                <a:lumMod val="99000"/>
-                <a:satMod val="120000"/>
-                <a:shade val="78000"/>
-              </a:schemeClr>
-            </a:gs>
-          </a:gsLst>
-          <a:lin ang="5400000" scaled="false"/>
-        </a:gradFill>
-      </a:fillStyleLst>
-      <a:lnStyleLst>
-        <a:ln w="6350" cap="flat" cmpd="sng" algn="ctr">
-          <a:solidFill>
-            <a:schemeClr val="phClr"/>
-          </a:solidFill>
-          <a:prstDash val="solid"/>
-          <a:miter lim="800000"/>
-        </a:ln>
-        <a:ln w="12700" cap="flat" cmpd="sng" algn="ctr">
-          <a:solidFill>
-            <a:schemeClr val="phClr"/>
-          </a:solidFill>
-          <a:prstDash val="solid"/>
-          <a:miter lim="800000"/>
-        </a:ln>
-        <a:ln w="19050" cap="flat" cmpd="sng" algn="ctr">
-          <a:solidFill>
-            <a:schemeClr val="phClr"/>
-          </a:solidFill>
-          <a:prstDash val="solid"/>
-          <a:miter lim="800000"/>
-        </a:ln>
-      </a:lnStyleLst>
-      <a:effectStyleLst>
-        <a:effectStyle>
-          <a:effectLst/>
-        </a:effectStyle>
-        <a:effectStyle>
-          <a:effectLst/>
-        </a:effectStyle>
-        <a:effectStyle>
-          <a:effectLst>
-            <a:outerShdw blurRad="57150" dist="19050" dir="5400000" algn="ctr" rotWithShape="false">
-              <a:srgbClr val="000000">
-                <a:alpha val="63000"/>
-              </a:srgbClr>
-            </a:outerShdw>
-          </a:effectLst>
-        </a:effectStyle>
-      </a:effectStyleLst>
-      <a:bgFillStyleLst>
-        <a:solidFill>
-          <a:schemeClr val="phClr"/>
-        </a:solidFill>
-        <a:solidFill>
-          <a:schemeClr val="phClr">
-            <a:tint val="95000"/>
-            <a:satMod val="170000"/>
-          </a:schemeClr>
-        </a:solidFill>
-        <a:gradFill rotWithShape="true">
-          <a:gsLst>
-            <a:gs pos="0">
-              <a:schemeClr val="phClr">
-                <a:tint val="93000"/>
-                <a:satMod val="150000"/>
-                <a:shade val="98000"/>
-                <a:lumMod val="102000"/>
-              </a:schemeClr>
-            </a:gs>
-            <a:gs pos="50000">
-              <a:schemeClr val="phClr">
-                <a:tint val="98000"/>
-                <a:satMod val="130000"/>
-                <a:shade val="90000"/>
-                <a:lumMod val="103000"/>
-              </a:schemeClr>
-            </a:gs>
-            <a:gs pos="100000">
-              <a:schemeClr val="phClr">
-                <a:shade val="63000"/>
-                <a:satMod val="120000"/>
-              </a:schemeClr>
-            </a:gs>
-          </a:gsLst>
-          <a:lin ang="5400000" scaled="false"/>
-        </a:gradFill>
-      </a:bgFillStyleLst>
-    </a:fmtScheme>
-  </a:themeElements>
-  <a:objectDefaults/>
-  <a:extraClrSchemeLst/>
-</a:theme>
 </file>